--- a/Docs/00_CanJFS/R1_18062026/R1_ResponseToReviewers.docx
+++ b/Docs/00_CanJFS/R1_18062026/R1_ResponseToReviewers.docx
@@ -57,7 +57,7 @@
     <w:p>
       <w:pPr>
         <w:rPr>
-          <w:rFonts w:ascii="Garamond" w:hAnsi="Garamond"/>
+          <w:rFonts w:ascii="Times New Roman" w:hAnsi="Times New Roman" w:cs="Times New Roman"/>
           <w:b/>
           <w:bCs/>
           <w:sz w:val="22"/>
@@ -66,7 +66,7 @@
       </w:pPr>
       <w:r>
         <w:rPr>
-          <w:rFonts w:ascii="Garamond" w:hAnsi="Garamond"/>
+          <w:rFonts w:ascii="Times New Roman" w:hAnsi="Times New Roman" w:cs="Times New Roman"/>
           <w:b/>
           <w:bCs/>
           <w:sz w:val="22"/>
@@ -77,7 +77,7 @@
       <w:proofErr w:type="gramStart"/>
       <w:r>
         <w:rPr>
-          <w:rFonts w:ascii="Garamond" w:hAnsi="Garamond"/>
+          <w:rFonts w:ascii="Times New Roman" w:hAnsi="Times New Roman" w:cs="Times New Roman"/>
           <w:b/>
           <w:bCs/>
           <w:sz w:val="22"/>
@@ -88,7 +88,7 @@
       <w:proofErr w:type="gramEnd"/>
       <w:r>
         <w:rPr>
-          <w:rFonts w:ascii="Garamond" w:hAnsi="Garamond"/>
+          <w:rFonts w:ascii="Times New Roman" w:hAnsi="Times New Roman" w:cs="Times New Roman"/>
           <w:b/>
           <w:bCs/>
           <w:sz w:val="22"/>
@@ -99,7 +99,7 @@
       <w:proofErr w:type="gramStart"/>
       <w:r>
         <w:rPr>
-          <w:rFonts w:ascii="Garamond" w:hAnsi="Garamond"/>
+          <w:rFonts w:ascii="Times New Roman" w:hAnsi="Times New Roman" w:cs="Times New Roman"/>
           <w:b/>
           <w:bCs/>
           <w:sz w:val="22"/>
@@ -110,7 +110,7 @@
       <w:proofErr w:type="gramEnd"/>
       <w:r>
         <w:rPr>
-          <w:rFonts w:ascii="Garamond" w:hAnsi="Garamond"/>
+          <w:rFonts w:ascii="Times New Roman" w:hAnsi="Times New Roman" w:cs="Times New Roman"/>
           <w:b/>
           <w:bCs/>
           <w:sz w:val="22"/>
@@ -123,14 +123,14 @@
       <w:pPr>
         <w:ind w:left="720"/>
         <w:rPr>
-          <w:rFonts w:ascii="Garamond" w:hAnsi="Garamond"/>
+          <w:rFonts w:ascii="Times New Roman" w:hAnsi="Times New Roman" w:cs="Times New Roman"/>
           <w:sz w:val="22"/>
           <w:szCs w:val="22"/>
         </w:rPr>
       </w:pPr>
       <w:r>
         <w:rPr>
-          <w:rFonts w:ascii="Garamond" w:hAnsi="Garamond"/>
+          <w:rFonts w:ascii="Times New Roman" w:hAnsi="Times New Roman" w:cs="Times New Roman"/>
           <w:sz w:val="22"/>
           <w:szCs w:val="22"/>
         </w:rPr>
@@ -139,7 +139,7 @@
       <w:proofErr w:type="gramStart"/>
       <w:r>
         <w:rPr>
-          <w:rFonts w:ascii="Garamond" w:hAnsi="Garamond"/>
+          <w:rFonts w:ascii="Times New Roman" w:hAnsi="Times New Roman" w:cs="Times New Roman"/>
           <w:sz w:val="22"/>
           <w:szCs w:val="22"/>
         </w:rPr>
@@ -148,7 +148,7 @@
       <w:proofErr w:type="gramEnd"/>
       <w:r>
         <w:rPr>
-          <w:rFonts w:ascii="Garamond" w:hAnsi="Garamond"/>
+          <w:rFonts w:ascii="Times New Roman" w:hAnsi="Times New Roman" w:cs="Times New Roman"/>
           <w:sz w:val="22"/>
           <w:szCs w:val="22"/>
         </w:rPr>
@@ -158,14 +158,14 @@
     <w:p>
       <w:pPr>
         <w:rPr>
-          <w:rFonts w:ascii="Garamond" w:hAnsi="Garamond"/>
+          <w:rFonts w:ascii="Times New Roman" w:hAnsi="Times New Roman" w:cs="Times New Roman"/>
           <w:sz w:val="22"/>
           <w:szCs w:val="22"/>
         </w:rPr>
       </w:pPr>
       <w:r>
         <w:rPr>
-          <w:rFonts w:ascii="Garamond" w:hAnsi="Garamond"/>
+          <w:rFonts w:ascii="Times New Roman" w:hAnsi="Times New Roman" w:cs="Times New Roman"/>
           <w:sz w:val="22"/>
           <w:szCs w:val="22"/>
           <w:highlight w:val="yellow"/>
@@ -174,7 +174,7 @@
       </w:r>
       <w:r>
         <w:rPr>
-          <w:rFonts w:ascii="Garamond" w:hAnsi="Garamond"/>
+          <w:rFonts w:ascii="Times New Roman" w:hAnsi="Times New Roman" w:cs="Times New Roman"/>
           <w:sz w:val="22"/>
           <w:szCs w:val="22"/>
         </w:rPr>
@@ -184,94 +184,114 @@
     <w:p>
       <w:pPr>
         <w:rPr>
-          <w:rFonts w:ascii="Garamond" w:hAnsi="Garamond"/>
-          <w:b/>
-          <w:bCs/>
-        </w:rPr>
-      </w:pPr>
-      <w:r>
-        <w:br/>
-      </w:r>
-      <w:r>
-        <w:br/>
-      </w:r>
-      <w:proofErr w:type="gramStart"/>
-      <w:r>
-        <w:rPr>
-          <w:rFonts w:ascii="Garamond" w:hAnsi="Garamond"/>
-          <w:b/>
-          <w:bCs/>
+          <w:rFonts w:ascii="Times New Roman" w:hAnsi="Times New Roman" w:cs="Times New Roman"/>
+          <w:b/>
+          <w:bCs/>
+          <w:sz w:val="22"/>
+          <w:szCs w:val="22"/>
+        </w:rPr>
+      </w:pPr>
+      <w:r>
+        <w:br/>
+      </w:r>
+      <w:r>
+        <w:br/>
+      </w:r>
+      <w:proofErr w:type="gramStart"/>
+      <w:r>
+        <w:rPr>
+          <w:rFonts w:ascii="Times New Roman" w:hAnsi="Times New Roman" w:cs="Times New Roman"/>
+          <w:b/>
+          <w:bCs/>
+          <w:sz w:val="22"/>
+          <w:szCs w:val="22"/>
         </w:rPr>
         <w:t>Similarly</w:t>
       </w:r>
       <w:proofErr w:type="gramEnd"/>
       <w:r>
         <w:rPr>
-          <w:rFonts w:ascii="Garamond" w:hAnsi="Garamond"/>
-          <w:b/>
-          <w:bCs/>
+          <w:rFonts w:ascii="Times New Roman" w:hAnsi="Times New Roman" w:cs="Times New Roman"/>
+          <w:b/>
+          <w:bCs/>
+          <w:sz w:val="22"/>
+          <w:szCs w:val="22"/>
         </w:rPr>
         <w:t xml:space="preserve"> a large portion of the methods </w:t>
       </w:r>
       <w:proofErr w:type="gramStart"/>
       <w:r>
         <w:rPr>
-          <w:rFonts w:ascii="Garamond" w:hAnsi="Garamond"/>
-          <w:b/>
-          <w:bCs/>
+          <w:rFonts w:ascii="Times New Roman" w:hAnsi="Times New Roman" w:cs="Times New Roman"/>
+          <w:b/>
+          <w:bCs/>
+          <w:sz w:val="22"/>
+          <w:szCs w:val="22"/>
         </w:rPr>
         <w:t>focuses</w:t>
       </w:r>
       <w:proofErr w:type="gramEnd"/>
       <w:r>
         <w:rPr>
-          <w:rFonts w:ascii="Garamond" w:hAnsi="Garamond"/>
-          <w:b/>
-          <w:bCs/>
+          <w:rFonts w:ascii="Times New Roman" w:hAnsi="Times New Roman" w:cs="Times New Roman"/>
+          <w:b/>
+          <w:bCs/>
+          <w:sz w:val="22"/>
+          <w:szCs w:val="22"/>
         </w:rPr>
         <w:t xml:space="preserve"> on assigning samples to isotopic groupings. I feel that some of this material would be better placed in the results, which would facilitate a more detailed presentation of variability in isotopic signatures among the groups and individual-level assignment probability. While I trust the authors’ analysis, right now it is not possible to evaluate how cleanly natal origin could be assigned. </w:t>
       </w:r>
       <w:proofErr w:type="gramStart"/>
       <w:r>
         <w:rPr>
-          <w:rFonts w:ascii="Garamond" w:hAnsi="Garamond"/>
-          <w:b/>
-          <w:bCs/>
+          <w:rFonts w:ascii="Times New Roman" w:hAnsi="Times New Roman" w:cs="Times New Roman"/>
+          <w:b/>
+          <w:bCs/>
+          <w:sz w:val="22"/>
+          <w:szCs w:val="22"/>
         </w:rPr>
         <w:t>Similarly</w:t>
       </w:r>
       <w:proofErr w:type="gramEnd"/>
       <w:r>
         <w:rPr>
-          <w:rFonts w:ascii="Garamond" w:hAnsi="Garamond"/>
-          <w:b/>
-          <w:bCs/>
+          <w:rFonts w:ascii="Times New Roman" w:hAnsi="Times New Roman" w:cs="Times New Roman"/>
+          <w:b/>
+          <w:bCs/>
+          <w:sz w:val="22"/>
+          <w:szCs w:val="22"/>
         </w:rPr>
         <w:t xml:space="preserve"> I think some material in the discussion about how well the regional groupings conform to </w:t>
       </w:r>
       <w:proofErr w:type="gramStart"/>
       <w:r>
         <w:rPr>
-          <w:rFonts w:ascii="Garamond" w:hAnsi="Garamond"/>
-          <w:b/>
-          <w:bCs/>
+          <w:rFonts w:ascii="Times New Roman" w:hAnsi="Times New Roman" w:cs="Times New Roman"/>
+          <w:b/>
+          <w:bCs/>
+          <w:sz w:val="22"/>
+          <w:szCs w:val="22"/>
         </w:rPr>
         <w:t>any a</w:t>
       </w:r>
       <w:proofErr w:type="gramEnd"/>
       <w:r>
         <w:rPr>
-          <w:rFonts w:ascii="Garamond" w:hAnsi="Garamond"/>
-          <w:b/>
-          <w:bCs/>
+          <w:rFonts w:ascii="Times New Roman" w:hAnsi="Times New Roman" w:cs="Times New Roman"/>
+          <w:b/>
+          <w:bCs/>
+          <w:sz w:val="22"/>
+          <w:szCs w:val="22"/>
         </w:rPr>
         <w:t xml:space="preserve"> priori predictions about population structure that were derived from traditional ecological knowledge would be of interest to readers.</w:t>
       </w:r>
       <w:r>
         <w:rPr>
-          <w:rFonts w:ascii="Garamond" w:hAnsi="Garamond"/>
-          <w:b/>
-          <w:bCs/>
+          <w:rFonts w:ascii="Times New Roman" w:hAnsi="Times New Roman" w:cs="Times New Roman"/>
+          <w:b/>
+          <w:bCs/>
+          <w:sz w:val="22"/>
+          <w:szCs w:val="22"/>
         </w:rPr>
         <w:br/>
       </w:r>
@@ -480,6 +500,309 @@
         </w:rPr>
         <w:t xml:space="preserve"> presumably is driving the effects seen in Fig 5 and strongly constrains the performance of a harvest control rule based on a fixed temporal window.</w:t>
       </w:r>
+    </w:p>
+    <w:p>
+      <w:pPr>
+        <w:rPr>
+          <w:rFonts w:ascii="Garamond" w:hAnsi="Garamond"/>
+          <w:b/>
+          <w:bCs/>
+        </w:rPr>
+      </w:pPr>
+    </w:p>
+    <w:p>
+      <w:pPr>
+        <w:rPr>
+          <w:rFonts w:ascii="Garamond" w:hAnsi="Garamond"/>
+          <w:b/>
+          <w:bCs/>
+        </w:rPr>
+      </w:pPr>
+      <w:r>
+        <w:rPr>
+          <w:rFonts w:ascii="Garamond" w:hAnsi="Garamond"/>
+          <w:b/>
+          <w:bCs/>
+        </w:rPr>
+        <w:t xml:space="preserve">Editorial comments </w:t>
+      </w:r>
+    </w:p>
+    <w:p>
+      <w:r>
+        <w:t xml:space="preserve">Lines 12-14: I think spatiotemporal dynamics of migrating Chinook are relatively well understood in some systems (e.g. Fraser, Columbia, Central Valley), especially compared to most other commercially exploited species. Perhaps </w:t>
+      </w:r>
+      <w:proofErr w:type="gramStart"/>
+      <w:r>
+        <w:t>best</w:t>
+      </w:r>
+      <w:proofErr w:type="gramEnd"/>
+      <w:r>
+        <w:t xml:space="preserve"> to qualify?</w:t>
+      </w:r>
+    </w:p>
+    <w:p>
+      <w:r>
+        <w:lastRenderedPageBreak/>
+        <w:t>Line 45-47: May also be worth highlighting that interior populations are often more likely to at low abundance (e.g. Atlas et al. 2023)</w:t>
+      </w:r>
+    </w:p>
+    <w:p>
+      <w:r>
+        <w:br/>
+        <w:t xml:space="preserve">Line 47-49: This sentence is unclear to me. Is the point simply that because downstream fisheries harvest upstream components their performance is linked to upstream dynamics? This seems </w:t>
+      </w:r>
+      <w:proofErr w:type="spellStart"/>
+      <w:proofErr w:type="gramStart"/>
+      <w:r>
+        <w:t>self evident</w:t>
+      </w:r>
+      <w:proofErr w:type="spellEnd"/>
+      <w:proofErr w:type="gramEnd"/>
+      <w:r>
+        <w:t>. I think it might be better to emphasize that because these fisheries are often mixed stock, there are socioeconomic benefits associated with maintaining diversity (</w:t>
+      </w:r>
+      <w:proofErr w:type="gramStart"/>
+      <w:r>
+        <w:t>most commonly reduced</w:t>
+      </w:r>
+      <w:proofErr w:type="gramEnd"/>
+      <w:r>
+        <w:t xml:space="preserve"> interannual variability in catch).</w:t>
+      </w:r>
+    </w:p>
+    <w:p>
+      <w:r>
+        <w:br/>
+        <w:t xml:space="preserve">Lines 77-81: This para quickly pivots to upstream Kuskokwim, which implies to me these stocks are more imperiled. </w:t>
+      </w:r>
+      <w:proofErr w:type="gramStart"/>
+      <w:r>
+        <w:t>However</w:t>
+      </w:r>
+      <w:proofErr w:type="gramEnd"/>
+      <w:r>
+        <w:t xml:space="preserve"> the previous para didn’t really suggest within basin variability in status. These lines instead suggest the goal is to shift harvest dynamics from more to less mixed stock to allow better control and ensure equitable access. I would move this sentence earlier in paragraph to justify the focus on upstream populations as early as possible.</w:t>
+      </w:r>
+    </w:p>
+    <w:p>
+      <w:r>
+        <w:br/>
+        <w:t>Line 82-84: I think this could be simplified by removing “the interaction between population-specific migration patterns and”</w:t>
+      </w:r>
+    </w:p>
+    <w:p>
+      <w:r>
+        <w:br/>
+        <w:t>Line 85: Recommend adding a paragraph about stock ID and its limitations in this context with bridge to novel approach of using isotope markers to identify spawning locations</w:t>
+      </w:r>
+    </w:p>
+    <w:p>
+      <w:r>
+        <w:br/>
+        <w:t>Lines 87-89: Is it a lack of genetic structure or a lack of a comprehensive genetic baseline? If the former, then this would suggest that there is significant straying or the populations have recolonized so recently that there has not been sufficient time for drift to occur, correct? I ask because generally Chinook salmon show significant structure in large river basins (though I’m also not a geneticist…)</w:t>
+      </w:r>
+    </w:p>
+    <w:p/>
+    <w:p>
+      <w:r>
+        <w:t xml:space="preserve">Lines 100-101: Nitpicky, but how can we be sure it’s a representative sample if stock resolution is unknown? Does this simply mean that the gear is selective for all size classes, which might vary among populations? Might also be worth stating explicitly that test fishery operations do, or are assumed to, capture the full migration window (or not if that’s the case). On that note I assumed this was a gillnet </w:t>
+      </w:r>
+      <w:proofErr w:type="gramStart"/>
+      <w:r>
+        <w:t>fishery, but</w:t>
+      </w:r>
+      <w:proofErr w:type="gramEnd"/>
+      <w:r>
+        <w:t xml:space="preserve"> might be worth specifying the gear type.</w:t>
+      </w:r>
+    </w:p>
+    <w:p>
+      <w:r>
+        <w:lastRenderedPageBreak/>
+        <w:t>Line 105: Presumably 250 per year?</w:t>
+      </w:r>
+      <w:r>
+        <w:br/>
+        <w:t>Line 127-131: This is a little unclear to me, does it mean that fish could only be assigned to river portions with uncertainty values greater than 0.0006?</w:t>
+      </w:r>
+      <w:r>
+        <w:br/>
+        <w:t xml:space="preserve">Line 135: Analytical (presumably measurement error?) and </w:t>
+      </w:r>
+      <w:proofErr w:type="spellStart"/>
+      <w:r>
+        <w:t>isoscape</w:t>
+      </w:r>
+      <w:proofErr w:type="spellEnd"/>
+      <w:r>
+        <w:t xml:space="preserve"> prediction errors are fairly intuitive, but what does the within-population variance estimate represent and where does it originate from? Might be helpful to add a few sentences defining each of these in the context of the Brennan et al. analysis.</w:t>
+      </w:r>
+      <w:r>
+        <w:br/>
+        <w:t>Line 157-159: elegant approach</w:t>
+      </w:r>
+      <w:r>
+        <w:br/>
+        <w:t xml:space="preserve">Line 160: does subset refer to </w:t>
+      </w:r>
+      <w:proofErr w:type="spellStart"/>
+      <w:r>
+        <w:t>substocks</w:t>
+      </w:r>
+      <w:proofErr w:type="spellEnd"/>
+      <w:r>
+        <w:t>, temporal quartiles, sampling events, or something else?</w:t>
+      </w:r>
+      <w:r>
+        <w:br/>
+        <w:t xml:space="preserve">Line 161-163: So this results in each individual being assigned to a single regional group with 100% certainty? This seems like an important assumption. Why couldn’t the entire assignment probability vector for </w:t>
+      </w:r>
+      <w:proofErr w:type="gramStart"/>
+      <w:r>
+        <w:t>each individual</w:t>
+      </w:r>
+      <w:proofErr w:type="gramEnd"/>
+      <w:r>
+        <w:t xml:space="preserve"> be incorporated into the analysis, propagating this uncertainty to summary statistics presented in Fig 3-5? If it is, it would be helpful for the authors to articulate what the result is (e.g., if the assignments in the bottom 70% highly implausible because they predict extremely variable locations or they represent a diffuse, but not substantially different distribution) and what the downstream implications are</w:t>
+      </w:r>
+      <w:r>
+        <w:br/>
+        <w:t>Lines 170-186: This seems better suited to the results than the methods, but I defer to the authors and editorial team. It would also be beneficial to summarize how these groups cross walk to management objectives. For example, does group 1 represent “the furthest upstream region of the Kuskokwim River” or is this group 1, 2 and 3? Basically I’m wondering how these groups relate to upstream communities that seem to be most at-risk of compromised food security.</w:t>
+      </w:r>
+      <w:r>
+        <w:br/>
+        <w:t>Line 184-186: does this mean that there’s a risk that fish with that isotopic signature will be misassigned to lower watershed?</w:t>
+      </w:r>
+      <w:r>
+        <w:br/>
+        <w:t>Line 194-196: Is this based on the sum of daily CPUE data or something more nuanced?</w:t>
+      </w:r>
+    </w:p>
+    <w:p>
+      <w:r>
+        <w:t xml:space="preserve">Lines 216-255: In my opinion it’s tough to resolve the claim from lines 216-218 using Figure 3 due to strong differences among stocks in the proportional contribution, which minimizes contrast among the quartiles. Would it be better to </w:t>
+      </w:r>
+      <w:proofErr w:type="gramStart"/>
+      <w:r>
+        <w:t>facet by</w:t>
+      </w:r>
+      <w:proofErr w:type="gramEnd"/>
+      <w:r>
+        <w:t xml:space="preserve"> group with the x axis representing seasonal quartiles and free y axes? That would presumably better illustrate temporal trends within a stock and still be useful for the text in Lines 219-225, though these are to some extent captured by Figure 4. I think a separate figure (e.g. stacked bar chart), perhaps integrating over all quartiles, would be better for showing the relative contribution of each stock. Ultimately it may be beneficial to present multiple figures for this section of the results.</w:t>
+      </w:r>
+      <w:r>
+        <w:br/>
+      </w:r>
+      <w:proofErr w:type="spellStart"/>
+      <w:r>
+        <w:t>LIne</w:t>
+      </w:r>
+      <w:proofErr w:type="spellEnd"/>
+      <w:r>
+        <w:t xml:space="preserve"> 230: Suggest specifying interannual variation</w:t>
+      </w:r>
+      <w:r>
+        <w:br/>
+      </w:r>
+      <w:r>
+        <w:lastRenderedPageBreak/>
+        <w:t xml:space="preserve">Lines 233-234: Might be worth defining parenthetically which </w:t>
+      </w:r>
+      <w:proofErr w:type="spellStart"/>
+      <w:r>
+        <w:t>numerics</w:t>
+      </w:r>
+      <w:proofErr w:type="spellEnd"/>
+      <w:r>
+        <w:t xml:space="preserve"> represent middle/lower (i.e. is it 1-5, 2-4?)</w:t>
+      </w:r>
+      <w:r>
+        <w:br/>
+        <w:t xml:space="preserve">Line 239: There also seems to be much greater variability among groups 1 and 2 in their timing relative to the closure which has downstream impacts on interannual variation in the proportion of the group that is protected (Figure 5). Tough to determine based on visuals alone, but a simple calculation of the among year variation in timing (e.g. date at which 50% of the run occurs) for each group may be informative for understanding variability in migratory </w:t>
+      </w:r>
+      <w:proofErr w:type="spellStart"/>
+      <w:r>
+        <w:t>behaviour</w:t>
+      </w:r>
+      <w:proofErr w:type="spellEnd"/>
+      <w:r>
+        <w:t xml:space="preserve"> among groups.</w:t>
+      </w:r>
+      <w:r>
+        <w:br/>
+        <w:t>Line 261: By minimum protection values I’m assuming the authors are referring to the year with the observed lowest proportion protected?</w:t>
+      </w:r>
+      <w:r>
+        <w:br/>
+        <w:t xml:space="preserve">Line 266-268: This is a really important component of the work and I’m glad it was included. Did the authors consider inverting the x-axis </w:t>
+      </w:r>
+      <w:proofErr w:type="gramStart"/>
+      <w:r>
+        <w:t>on</w:t>
+      </w:r>
+      <w:proofErr w:type="gramEnd"/>
+      <w:r>
+        <w:t xml:space="preserve"> Figure 6? I was thinking of this in terms of more traditional trade off plots where the goal is to maximize conservation and catch outcomes simultaneously. In that case you commonly want to be in the top right panel, whereas here, because large x axis values are “bad”, you want to be in the top left. Minor point but perhaps it would be more intuitive for a fisheries audience if large values on both axes were the goal?</w:t>
+      </w:r>
+      <w:r>
+        <w:br/>
+      </w:r>
+      <w:r>
+        <w:br/>
+        <w:t>Discussion</w:t>
+      </w:r>
+      <w:r>
+        <w:br/>
+        <w:t>Line 277-279: Nitpicky but this sentence refers to multiple smaller upstream watersheds but then uses “watershed” to also refer to the entire basin.</w:t>
+      </w:r>
+      <w:r>
+        <w:br/>
+        <w:t>Lines 279-281: Wording’s a little clunky.</w:t>
+      </w:r>
+      <w:r>
+        <w:br/>
+        <w:t>Line 282: Here would be a good place to insert a paragraph describing how regional stock groupings correspond, or not, to a priori assumptions about stock structure, as well as summarizing any existing knowledge on ecological differences (besides migration timing) between upper/middle/lower populations. Then pivot to management implications and efficacy.</w:t>
+      </w:r>
+      <w:r>
+        <w:br/>
+        <w:t>Line 298: Is proportional protection driven by relative abundance or variability in timing?</w:t>
+      </w:r>
+      <w:r>
+        <w:br/>
+        <w:t xml:space="preserve">Lines 303-310: The authors explicitly state that this is a function of the timing and duration of the overall migration, but I think this is where a discussion on differences in the degree of variability among regional groups could be interesting. Fundamentally it’s easier to design static closures for stocks with more consistent timing than for those with variable timing. </w:t>
+      </w:r>
+      <w:proofErr w:type="gramStart"/>
+      <w:r>
+        <w:t>Unfortunately</w:t>
+      </w:r>
+      <w:proofErr w:type="gramEnd"/>
+      <w:r>
+        <w:t xml:space="preserve"> the upper Kuskokwim populations seem to fall in the latter category.</w:t>
+      </w:r>
+      <w:r>
+        <w:br/>
+        <w:t>Lines 307-308: Can the authors comment on how representative the study years were in times of the timing and duration of the migration? Is there evidence that migration timing is shifting with this stock? If so, could that exacerbate challenges associated with a fixed window?</w:t>
+      </w:r>
+      <w:r>
+        <w:br/>
+        <w:t xml:space="preserve">Lines 347-348: Somewhat vague. See previous comment requesting additional detail on </w:t>
+      </w:r>
+      <w:r>
+        <w:lastRenderedPageBreak/>
+        <w:t>information on within basin dynamics.</w:t>
+      </w:r>
+      <w:r>
+        <w:br/>
+      </w:r>
+    </w:p>
+    <w:p>
+      <w:pPr>
+        <w:rPr>
+          <w:rFonts w:ascii="Garamond" w:hAnsi="Garamond"/>
+          <w:b/>
+          <w:bCs/>
+        </w:rPr>
+      </w:pPr>
       <w:r>
         <w:rPr>
           <w:rFonts w:ascii="Garamond" w:hAnsi="Garamond"/>
@@ -496,6 +819,30 @@
           <w:rFonts w:ascii="Garamond" w:hAnsi="Garamond"/>
         </w:rPr>
       </w:pPr>
+    </w:p>
+    <w:p>
+      <w:pPr>
+        <w:pStyle w:val="Title"/>
+        <w:rPr>
+          <w:rFonts w:ascii="Garamond" w:hAnsi="Garamond"/>
+        </w:rPr>
+      </w:pPr>
+    </w:p>
+    <w:p>
+      <w:pPr>
+        <w:pStyle w:val="Title"/>
+        <w:rPr>
+          <w:rFonts w:ascii="Garamond" w:hAnsi="Garamond"/>
+        </w:rPr>
+      </w:pPr>
+    </w:p>
+    <w:p>
+      <w:pPr>
+        <w:pStyle w:val="Title"/>
+        <w:rPr>
+          <w:rFonts w:ascii="Garamond" w:hAnsi="Garamond"/>
+        </w:rPr>
+      </w:pPr>
       <w:r>
         <w:rPr>
           <w:rFonts w:ascii="Garamond" w:hAnsi="Garamond"/>
@@ -534,7 +881,6 @@
           <w:b/>
           <w:bCs/>
         </w:rPr>
-        <w:lastRenderedPageBreak/>
         <w:t>From the title I didn’t think “multi-year otolith isotope study”. I am also not sure “balance” is the right word and a more pointed title about the upper-watershed fish may be more appropriate.</w:t>
       </w:r>
     </w:p>
@@ -842,7 +1188,6 @@
         <w:rPr>
           <w:rFonts w:ascii="Garamond" w:hAnsi="Garamond"/>
         </w:rPr>
-        <w:lastRenderedPageBreak/>
         <w:t xml:space="preserve">We added a clearer introduction of the Kuskokwim as a salmon producing river in western Alaska. </w:t>
       </w:r>
     </w:p>
@@ -968,6 +1313,7 @@
           <w:b/>
           <w:bCs/>
         </w:rPr>
+        <w:lastRenderedPageBreak/>
         <w:t xml:space="preserve">Line 77. If available add a reference for the local/tribal knowledge. </w:t>
       </w:r>
       <w:proofErr w:type="spellStart"/>
@@ -1040,7 +1386,6 @@
           <w:b/>
           <w:bCs/>
         </w:rPr>
-        <w:lastRenderedPageBreak/>
         <w:t>Line 111. Provide a supplement table with the laser and MC-ICP-MS parameters (gas flows, types of cones used) and any data reduction steps and reference materials run. I agree that level of detail doesn’t need to be in the main text here but is required to evaluate the quality of the data.</w:t>
       </w:r>
     </w:p>
@@ -1106,15 +1451,910 @@
     <w:p/>
     <w:p>
       <w:r>
-        <w:br/>
-      </w:r>
-    </w:p>
-    <w:p>
-      <w:pPr>
-        <w:rPr>
-          <w:rFonts w:ascii="Garamond" w:hAnsi="Garamond"/>
-        </w:rPr>
-      </w:pPr>
+        <w:lastRenderedPageBreak/>
+        <w:br/>
+      </w:r>
+      <w:r>
+        <w:t>Line 129. Is that histogram shown somewhere?</w:t>
+      </w:r>
+    </w:p>
+    <w:p>
+      <w:r>
+        <w:tab/>
+        <w:t xml:space="preserve">Add histogram (better yet, boxplot) </w:t>
+      </w:r>
+    </w:p>
+    <w:p/>
+    <w:p>
+      <w:pPr>
+        <w:rPr>
+          <w:b/>
+          <w:bCs/>
+        </w:rPr>
+      </w:pPr>
+      <w:r>
+        <w:rPr>
+          <w:b/>
+          <w:bCs/>
+        </w:rPr>
+        <w:t xml:space="preserve">Line 163-169. </w:t>
+      </w:r>
+      <w:proofErr w:type="gramStart"/>
+      <w:r>
+        <w:rPr>
+          <w:b/>
+          <w:bCs/>
+        </w:rPr>
+        <w:t>So</w:t>
+      </w:r>
+      <w:proofErr w:type="gramEnd"/>
+      <w:r>
+        <w:rPr>
+          <w:b/>
+          <w:bCs/>
+        </w:rPr>
+        <w:t xml:space="preserve"> </w:t>
+      </w:r>
+      <w:proofErr w:type="gramStart"/>
+      <w:r>
+        <w:rPr>
+          <w:b/>
+          <w:bCs/>
+        </w:rPr>
+        <w:t>is</w:t>
+      </w:r>
+      <w:proofErr w:type="gramEnd"/>
+      <w:r>
+        <w:rPr>
+          <w:b/>
+          <w:bCs/>
+        </w:rPr>
+        <w:t xml:space="preserve"> </w:t>
+      </w:r>
+      <w:proofErr w:type="gramStart"/>
+      <w:r>
+        <w:rPr>
+          <w:b/>
+          <w:bCs/>
+        </w:rPr>
+        <w:t>it</w:t>
+      </w:r>
+      <w:proofErr w:type="gramEnd"/>
+      <w:r>
+        <w:rPr>
+          <w:b/>
+          <w:bCs/>
+        </w:rPr>
+        <w:t xml:space="preserve"> quartiles or </w:t>
+      </w:r>
+      <w:proofErr w:type="gramStart"/>
+      <w:r>
+        <w:rPr>
+          <w:b/>
+          <w:bCs/>
+        </w:rPr>
+        <w:t>is</w:t>
+      </w:r>
+      <w:proofErr w:type="gramEnd"/>
+      <w:r>
+        <w:rPr>
+          <w:b/>
+          <w:bCs/>
+        </w:rPr>
+        <w:t xml:space="preserve"> </w:t>
+      </w:r>
+      <w:proofErr w:type="gramStart"/>
+      <w:r>
+        <w:rPr>
+          <w:b/>
+          <w:bCs/>
+        </w:rPr>
+        <w:t>it</w:t>
+      </w:r>
+      <w:proofErr w:type="gramEnd"/>
+      <w:r>
+        <w:rPr>
+          <w:b/>
+          <w:bCs/>
+        </w:rPr>
+        <w:t xml:space="preserve"> predefined ranges? I assume start and end of run vary among years?</w:t>
+      </w:r>
+    </w:p>
+    <w:p>
+      <w:pPr>
+        <w:ind w:left="720"/>
+      </w:pPr>
+      <w:r>
+        <w:t xml:space="preserve">These are predefined ranges that are meant to represent a close representation of even quartiles through the run among all years. The start and end </w:t>
+      </w:r>
+      <w:proofErr w:type="gramStart"/>
+      <w:r>
+        <w:t>date</w:t>
+      </w:r>
+      <w:proofErr w:type="gramEnd"/>
+      <w:r>
+        <w:t xml:space="preserve"> do vary, so they are not even. We mention this later in the </w:t>
+      </w:r>
+      <w:proofErr w:type="gramStart"/>
+      <w:r>
+        <w:t>manuscript</w:t>
+      </w:r>
+      <w:proofErr w:type="gramEnd"/>
+      <w:r>
+        <w:t xml:space="preserve"> but we added brief language in this section to clarify this point. </w:t>
+      </w:r>
+    </w:p>
+    <w:p>
+      <w:pPr>
+        <w:ind w:left="720"/>
+      </w:pPr>
+      <w:proofErr w:type="gramStart"/>
+      <w:r>
+        <w:t xml:space="preserve">“ </w:t>
+      </w:r>
+      <w:r>
+        <w:rPr>
+          <w:rFonts w:ascii="Garamond" w:hAnsi="Garamond" w:cs="Times New Roman"/>
+        </w:rPr>
+        <w:t>These</w:t>
+      </w:r>
+      <w:proofErr w:type="gramEnd"/>
+      <w:r>
+        <w:rPr>
+          <w:rFonts w:ascii="Garamond" w:hAnsi="Garamond" w:cs="Times New Roman"/>
+        </w:rPr>
+        <w:t xml:space="preserve"> dates were chosen to roughly split the full run evenly into equal </w:t>
+      </w:r>
+      <w:proofErr w:type="spellStart"/>
+      <w:r>
+        <w:rPr>
+          <w:rFonts w:ascii="Garamond" w:hAnsi="Garamond" w:cs="Times New Roman"/>
+        </w:rPr>
+        <w:t>quartileswhile</w:t>
+      </w:r>
+      <w:proofErr w:type="spellEnd"/>
+      <w:r>
+        <w:rPr>
+          <w:rFonts w:ascii="Garamond" w:hAnsi="Garamond" w:cs="Times New Roman"/>
+        </w:rPr>
+        <w:t xml:space="preserve"> allowing for direct comparison among years. However, because the start and end date of the return migration varied among years, the duration of Q1 and Q4 varied.</w:t>
+      </w:r>
+      <w:r>
+        <w:rPr>
+          <w:rFonts w:ascii="Garamond" w:hAnsi="Garamond" w:cs="Times New Roman"/>
+        </w:rPr>
+        <w:t>”</w:t>
+      </w:r>
+    </w:p>
+    <w:p>
+      <w:pPr>
+        <w:rPr>
+          <w:rFonts w:ascii="Garamond" w:hAnsi="Garamond"/>
+        </w:rPr>
+      </w:pPr>
+    </w:p>
+    <w:p>
+      <w:pPr>
+        <w:rPr>
+          <w:rFonts w:ascii="Garamond" w:hAnsi="Garamond"/>
+          <w:b/>
+          <w:bCs/>
+        </w:rPr>
+      </w:pPr>
+      <w:r>
+        <w:rPr>
+          <w:rFonts w:ascii="Garamond" w:hAnsi="Garamond"/>
+          <w:b/>
+          <w:bCs/>
+        </w:rPr>
+        <w:t>Line 170. What do you mean by “identified”?</w:t>
+      </w:r>
+    </w:p>
+    <w:p>
+      <w:pPr>
+        <w:ind w:left="720"/>
+        <w:rPr>
+          <w:rFonts w:ascii="Garamond" w:hAnsi="Garamond"/>
+        </w:rPr>
+      </w:pPr>
+      <w:r>
+        <w:rPr>
+          <w:rFonts w:ascii="Garamond" w:hAnsi="Garamond"/>
+        </w:rPr>
+        <w:t xml:space="preserve">These tributaries were identified as relevant to management based on a combination of expert knowledge and conversation with regional collaborators. I </w:t>
+      </w:r>
+      <w:proofErr w:type="gramStart"/>
+      <w:r>
+        <w:rPr>
+          <w:rFonts w:ascii="Garamond" w:hAnsi="Garamond"/>
+        </w:rPr>
+        <w:t>added to</w:t>
+      </w:r>
+      <w:proofErr w:type="gramEnd"/>
+      <w:r>
+        <w:rPr>
+          <w:rFonts w:ascii="Garamond" w:hAnsi="Garamond"/>
+        </w:rPr>
+        <w:t xml:space="preserve"> this sentence to clarify this point </w:t>
+      </w:r>
+    </w:p>
+    <w:p>
+      <w:pPr>
+        <w:ind w:left="720"/>
+        <w:rPr>
+          <w:rFonts w:ascii="Garamond" w:hAnsi="Garamond"/>
+        </w:rPr>
+      </w:pPr>
+      <w:proofErr w:type="gramStart"/>
+      <w:r>
+        <w:rPr>
+          <w:rFonts w:ascii="Garamond" w:hAnsi="Garamond"/>
+        </w:rPr>
+        <w:t xml:space="preserve">“ </w:t>
+      </w:r>
+      <w:r>
+        <w:rPr>
+          <w:rFonts w:ascii="Garamond" w:hAnsi="Garamond" w:cs="Times New Roman"/>
+        </w:rPr>
+        <w:t>Several</w:t>
+      </w:r>
+      <w:proofErr w:type="gramEnd"/>
+      <w:r>
+        <w:rPr>
+          <w:rFonts w:ascii="Garamond" w:hAnsi="Garamond" w:cs="Times New Roman"/>
+        </w:rPr>
+        <w:t xml:space="preserve"> major tributaries were identified as focal management areas or important Chinook salmon-producing systems within the Kuskokwim River basin based on expert knowledge and consultation with regional collaborators.</w:t>
+      </w:r>
+      <w:r>
+        <w:rPr>
+          <w:rFonts w:ascii="Garamond" w:hAnsi="Garamond" w:cs="Times New Roman"/>
+        </w:rPr>
+        <w:t xml:space="preserve">” </w:t>
+      </w:r>
+      <w:r>
+        <w:rPr>
+          <w:rFonts w:ascii="Garamond" w:hAnsi="Garamond"/>
+        </w:rPr>
+        <w:t xml:space="preserve"> </w:t>
+      </w:r>
+    </w:p>
+    <w:p>
+      <w:pPr>
+        <w:rPr>
+          <w:rFonts w:ascii="Garamond" w:hAnsi="Garamond"/>
+        </w:rPr>
+      </w:pPr>
+    </w:p>
+    <w:p>
+      <w:r>
+        <w:t xml:space="preserve">Line 178. </w:t>
+      </w:r>
+      <w:proofErr w:type="gramStart"/>
+      <w:r>
+        <w:t>So</w:t>
+      </w:r>
+      <w:proofErr w:type="gramEnd"/>
+      <w:r>
+        <w:t xml:space="preserve"> you tested 2-6 and then chose 6. Did you check if higher numbers of k would have produced better silhouette results?</w:t>
+      </w:r>
+    </w:p>
+    <w:p>
+      <w:r>
+        <w:rPr>
+          <w:rFonts w:ascii="Garamond" w:hAnsi="Garamond" w:cs="Times New Roman"/>
+        </w:rPr>
+        <w:t>We briefly assessed a more refined clustering (higher k</w:t>
+      </w:r>
+      <w:proofErr w:type="gramStart"/>
+      <w:r>
+        <w:rPr>
+          <w:rFonts w:ascii="Garamond" w:hAnsi="Garamond" w:cs="Times New Roman"/>
+        </w:rPr>
+        <w:t>), but</w:t>
+      </w:r>
+      <w:proofErr w:type="gramEnd"/>
+      <w:r>
+        <w:rPr>
+          <w:rFonts w:ascii="Garamond" w:hAnsi="Garamond" w:cs="Times New Roman"/>
+        </w:rPr>
+        <w:t xml:space="preserve"> saw a notable increase in the amount of overlap among groups in the histogram/boxplot distribution of isotope values per cluster as well as a decrease in the silhouette score &gt;6.</w:t>
+      </w:r>
+    </w:p>
+    <w:p/>
+    <w:p>
+      <w:pPr>
+        <w:rPr>
+          <w:rFonts w:ascii="Garamond" w:hAnsi="Garamond"/>
+          <w:b/>
+          <w:bCs/>
+        </w:rPr>
+      </w:pPr>
+      <w:r>
+        <w:t xml:space="preserve"> </w:t>
+      </w:r>
+      <w:r>
+        <w:rPr>
+          <w:rFonts w:ascii="Garamond" w:hAnsi="Garamond"/>
+          <w:b/>
+          <w:bCs/>
+        </w:rPr>
+        <w:t xml:space="preserve">The clustering approach seems a bit at odds with the Bayesian assignment carried out before (and a bit awkward since you then </w:t>
+      </w:r>
+      <w:proofErr w:type="gramStart"/>
+      <w:r>
+        <w:rPr>
+          <w:rFonts w:ascii="Garamond" w:hAnsi="Garamond"/>
+          <w:b/>
+          <w:bCs/>
+        </w:rPr>
+        <w:t>have to</w:t>
+      </w:r>
+      <w:proofErr w:type="gramEnd"/>
+      <w:r>
+        <w:rPr>
+          <w:rFonts w:ascii="Garamond" w:hAnsi="Garamond"/>
+          <w:b/>
+          <w:bCs/>
+        </w:rPr>
+        <w:t xml:space="preserve"> manually move one of the tributaries at which </w:t>
+      </w:r>
+      <w:proofErr w:type="gramStart"/>
+      <w:r>
+        <w:rPr>
+          <w:rFonts w:ascii="Garamond" w:hAnsi="Garamond"/>
+          <w:b/>
+          <w:bCs/>
+        </w:rPr>
+        <w:t>point</w:t>
+      </w:r>
+      <w:proofErr w:type="gramEnd"/>
+      <w:r>
+        <w:rPr>
+          <w:rFonts w:ascii="Garamond" w:hAnsi="Garamond"/>
+          <w:b/>
+          <w:bCs/>
+        </w:rPr>
+        <w:t xml:space="preserve"> why not just make groups based on your expert knowledge). How closely do these clusters align with management units or other groupings people commonly </w:t>
+      </w:r>
+      <w:proofErr w:type="spellStart"/>
+      <w:r>
+        <w:rPr>
+          <w:rFonts w:ascii="Garamond" w:hAnsi="Garamond"/>
+          <w:b/>
+          <w:bCs/>
+        </w:rPr>
+        <w:t>use</w:t>
+      </w:r>
+      <w:proofErr w:type="spellEnd"/>
+      <w:r>
+        <w:rPr>
+          <w:rFonts w:ascii="Garamond" w:hAnsi="Garamond"/>
+          <w:b/>
+          <w:bCs/>
+        </w:rPr>
+        <w:t xml:space="preserve"> for this watershed? If k means clustering is really the best </w:t>
+      </w:r>
+      <w:proofErr w:type="gramStart"/>
+      <w:r>
+        <w:rPr>
+          <w:rFonts w:ascii="Garamond" w:hAnsi="Garamond"/>
+          <w:b/>
+          <w:bCs/>
+        </w:rPr>
+        <w:t>approach</w:t>
+      </w:r>
+      <w:proofErr w:type="gramEnd"/>
+      <w:r>
+        <w:rPr>
+          <w:rFonts w:ascii="Garamond" w:hAnsi="Garamond"/>
+          <w:b/>
+          <w:bCs/>
+        </w:rPr>
+        <w:t xml:space="preserve"> explain that a bit more here </w:t>
+      </w:r>
+      <w:r>
+        <w:rPr>
+          <w:rFonts w:ascii="Garamond" w:hAnsi="Garamond"/>
+          <w:b/>
+          <w:bCs/>
+        </w:rPr>
+        <w:lastRenderedPageBreak/>
+        <w:t>in the methods (why not just use the tributary level for your analysis or if grouping is needed maybe tree-based approaches can separate out groups more consistently).</w:t>
+      </w:r>
+    </w:p>
+    <w:p>
+      <w:pPr>
+        <w:rPr>
+          <w:rFonts w:ascii="Garamond" w:hAnsi="Garamond" w:cs="Times New Roman"/>
+        </w:rPr>
+      </w:pPr>
+    </w:p>
+    <w:p>
+      <w:pPr>
+        <w:ind w:left="720"/>
+        <w:rPr>
+          <w:rFonts w:ascii="Garamond" w:hAnsi="Garamond" w:cs="Times New Roman"/>
+        </w:rPr>
+      </w:pPr>
+      <w:r>
+        <w:rPr>
+          <w:rFonts w:ascii="Garamond" w:hAnsi="Garamond" w:cs="Times New Roman"/>
+        </w:rPr>
+        <w:t xml:space="preserve">The purpose of the clustering is to identify which of the tributaries and regions previously flagged as relevant in the basin can be reliably distinguished using isotope values. Relying on tributary-level assignments alone would instead force comparisons among tributaries that cannot </w:t>
+      </w:r>
+      <w:proofErr w:type="gramStart"/>
+      <w:r>
+        <w:rPr>
+          <w:rFonts w:ascii="Garamond" w:hAnsi="Garamond" w:cs="Times New Roman"/>
+        </w:rPr>
+        <w:t>actually be</w:t>
+      </w:r>
+      <w:proofErr w:type="gramEnd"/>
+      <w:r>
+        <w:rPr>
+          <w:rFonts w:ascii="Garamond" w:hAnsi="Garamond" w:cs="Times New Roman"/>
+        </w:rPr>
+        <w:t xml:space="preserve"> told apart. Because we retained only the</w:t>
+      </w:r>
+      <w:r>
+        <w:rPr>
+          <w:rFonts w:ascii="Garamond" w:hAnsi="Garamond" w:cs="Times New Roman"/>
+        </w:rPr>
+        <w:t xml:space="preserve"> highest posterior values, we believe this method </w:t>
+      </w:r>
+      <w:r>
+        <w:rPr>
+          <w:rFonts w:ascii="Garamond" w:hAnsi="Garamond" w:cs="Times New Roman"/>
+        </w:rPr>
+        <w:t>leverage</w:t>
+      </w:r>
+      <w:r>
+        <w:rPr>
+          <w:rFonts w:ascii="Garamond" w:hAnsi="Garamond" w:cs="Times New Roman"/>
+        </w:rPr>
+        <w:t>d</w:t>
+      </w:r>
+      <w:r>
+        <w:rPr>
+          <w:rFonts w:ascii="Garamond" w:hAnsi="Garamond" w:cs="Times New Roman"/>
+        </w:rPr>
+        <w:t xml:space="preserve"> the probabilistic Bayesian assignment</w:t>
+      </w:r>
+      <w:r>
+        <w:rPr>
+          <w:rFonts w:ascii="Garamond" w:hAnsi="Garamond" w:cs="Times New Roman"/>
+        </w:rPr>
+        <w:t xml:space="preserve"> for the initial assignment </w:t>
+      </w:r>
+      <w:r>
+        <w:rPr>
+          <w:rFonts w:ascii="Garamond" w:hAnsi="Garamond" w:cs="Times New Roman"/>
+        </w:rPr>
+        <w:t xml:space="preserve"> while restricting </w:t>
+      </w:r>
+      <w:r>
+        <w:rPr>
+          <w:rFonts w:ascii="Garamond" w:hAnsi="Garamond" w:cs="Times New Roman"/>
+        </w:rPr>
+        <w:t xml:space="preserve">results </w:t>
+      </w:r>
+      <w:r>
+        <w:rPr>
+          <w:rFonts w:ascii="Garamond" w:hAnsi="Garamond" w:cs="Times New Roman"/>
+        </w:rPr>
+        <w:t xml:space="preserve">comparisons to groups that can actually be </w:t>
+      </w:r>
+      <w:proofErr w:type="spellStart"/>
+      <w:r>
+        <w:rPr>
+          <w:rFonts w:ascii="Garamond" w:hAnsi="Garamond" w:cs="Times New Roman"/>
+        </w:rPr>
+        <w:t>distinguished.Clustering</w:t>
+      </w:r>
+      <w:proofErr w:type="spellEnd"/>
+      <w:r>
+        <w:rPr>
+          <w:rFonts w:ascii="Garamond" w:hAnsi="Garamond" w:cs="Times New Roman"/>
+        </w:rPr>
+        <w:t xml:space="preserve"> these pre-defined tributaries, rather than applying unsupervised clustering across all tributaries in the basin, comes at the cost of some overlap among groups, but it allows the results to be interpreted within management-relevant spatial extents. We believe this approach is appropriate for identifying meaningful groups, though we did not attempt a tree-based method.</w:t>
+      </w:r>
+    </w:p>
+    <w:p>
+      <w:pPr>
+        <w:rPr>
+          <w:rFonts w:ascii="Garamond" w:hAnsi="Garamond" w:cs="Times New Roman"/>
+        </w:rPr>
+      </w:pPr>
+    </w:p>
+    <w:p>
+      <w:pPr>
+        <w:rPr>
+          <w:rFonts w:ascii="Garamond" w:hAnsi="Garamond" w:cs="Times New Roman"/>
+          <w:b/>
+          <w:bCs/>
+        </w:rPr>
+      </w:pPr>
+      <w:r>
+        <w:rPr>
+          <w:rFonts w:ascii="Garamond" w:hAnsi="Garamond"/>
+          <w:b/>
+          <w:bCs/>
+        </w:rPr>
+        <w:t>Line 206-209. Why are the simulated time frames constrained to a shift of only a few days.</w:t>
+      </w:r>
+      <w:r>
+        <w:rPr>
+          <w:rFonts w:ascii="Garamond" w:hAnsi="Garamond"/>
+          <w:b/>
+          <w:bCs/>
+        </w:rPr>
+        <w:br/>
+      </w:r>
+    </w:p>
+    <w:p>
+      <w:pPr>
+        <w:ind w:left="720"/>
+        <w:rPr>
+          <w:rFonts w:ascii="Garamond" w:hAnsi="Garamond" w:cs="Times New Roman"/>
+        </w:rPr>
+      </w:pPr>
+      <w:r>
+        <w:rPr>
+          <w:rFonts w:ascii="Garamond" w:hAnsi="Garamond" w:cs="Times New Roman"/>
+        </w:rPr>
+        <w:t xml:space="preserve">Given the short total return migration timing, a shift in the closure end date by only a few days represents a significant change to the closure duration, and a six-day closure extension would be extremely significant.  We chose these values to represent relatively realistic scenarios to simulate. </w:t>
+      </w:r>
+    </w:p>
+    <w:p>
+      <w:pPr>
+        <w:rPr>
+          <w:rFonts w:ascii="Garamond" w:hAnsi="Garamond" w:cs="Times New Roman"/>
+        </w:rPr>
+      </w:pPr>
+      <w:r>
+        <w:rPr>
+          <w:rFonts w:ascii="Garamond" w:hAnsi="Garamond" w:cs="Times New Roman"/>
+        </w:rPr>
+        <w:t xml:space="preserve"> </w:t>
+      </w:r>
+    </w:p>
+    <w:p>
+      <w:pPr>
+        <w:rPr>
+          <w:rFonts w:ascii="Garamond" w:hAnsi="Garamond"/>
+          <w:b/>
+          <w:bCs/>
+        </w:rPr>
+      </w:pPr>
+      <w:r>
+        <w:rPr>
+          <w:rFonts w:ascii="Garamond" w:hAnsi="Garamond"/>
+          <w:b/>
+          <w:bCs/>
+        </w:rPr>
+        <w:t xml:space="preserve">Line 216-218. This shift in seasonal contribution from upstream to downstream is very hard to see given how Fig. 3 is organized. Have you tried what this looks like when </w:t>
+      </w:r>
+      <w:proofErr w:type="gramStart"/>
+      <w:r>
+        <w:rPr>
+          <w:rFonts w:ascii="Garamond" w:hAnsi="Garamond"/>
+          <w:b/>
+          <w:bCs/>
+        </w:rPr>
+        <w:t>facetted</w:t>
+      </w:r>
+      <w:proofErr w:type="gramEnd"/>
+      <w:r>
+        <w:rPr>
+          <w:rFonts w:ascii="Garamond" w:hAnsi="Garamond"/>
+          <w:b/>
+          <w:bCs/>
+        </w:rPr>
+        <w:t xml:space="preserve"> by group and with Quantile as x axis and % contribution as y?</w:t>
+      </w:r>
+    </w:p>
+    <w:p>
+      <w:r>
+        <w:rPr>
+          <w:highlight w:val="yellow"/>
+        </w:rPr>
+        <w:t>** Re do the figure this way **</w:t>
+      </w:r>
+      <w:r>
+        <w:t xml:space="preserve"> </w:t>
+      </w:r>
+    </w:p>
+    <w:p/>
+    <w:p>
+      <w:pPr>
+        <w:rPr>
+          <w:rFonts w:ascii="Garamond" w:hAnsi="Garamond"/>
+          <w:b/>
+          <w:bCs/>
+        </w:rPr>
+      </w:pPr>
+      <w:r>
+        <w:rPr>
+          <w:rFonts w:ascii="Garamond" w:hAnsi="Garamond"/>
+          <w:b/>
+          <w:bCs/>
+        </w:rPr>
+        <w:t>Since this is a study about return timing and spatial patterns within a large watershed the discussion could have been broader and incorporated findings from other Chinook salmon watersheds (e.g. Central Valley where lots of otolith work about tributary specific use of runs has been carried out).</w:t>
+      </w:r>
+    </w:p>
+    <w:p>
+      <w:r>
+        <w:t xml:space="preserve"> </w:t>
+      </w:r>
+      <w:r>
+        <w:rPr>
+          <w:highlight w:val="yellow"/>
+        </w:rPr>
+        <w:t>** Add a mention of other cases**</w:t>
+      </w:r>
+      <w:r>
+        <w:t xml:space="preserve"> </w:t>
+      </w:r>
+    </w:p>
+    <w:p/>
+    <w:p>
+      <w:r>
+        <w:lastRenderedPageBreak/>
+        <w:t xml:space="preserve">The tradeoff between protection and harvest is well illustrated but could be expanded further by exploring the effects of protecting species across multiple years. </w:t>
+      </w:r>
+      <w:proofErr w:type="gramStart"/>
+      <w:r>
+        <w:t>So</w:t>
+      </w:r>
+      <w:proofErr w:type="gramEnd"/>
+      <w:r>
+        <w:t xml:space="preserve"> by increasing protection in yr1 how much more harvest could be expected in the next return year (3 years later?). Over what time frame do </w:t>
+      </w:r>
+      <w:proofErr w:type="gramStart"/>
+      <w:r>
+        <w:t>these local harvest</w:t>
+      </w:r>
+      <w:proofErr w:type="gramEnd"/>
+      <w:r>
+        <w:t xml:space="preserve"> fisheries operate (could they </w:t>
+      </w:r>
+      <w:proofErr w:type="gramStart"/>
+      <w:r>
+        <w:t>compensate</w:t>
+      </w:r>
+      <w:proofErr w:type="gramEnd"/>
+      <w:r>
+        <w:t xml:space="preserve"> reduced harvest in a year with potentially higher harvest several years later). Lots of assumptions and beyond the scope of the study but it would be interesting to have a few sentences here that show that the tradeoff between protection and harvest doesn’t need to be so clear cut.</w:t>
+      </w:r>
+    </w:p>
+    <w:p>
+      <w:r>
+        <w:rPr>
+          <w:highlight w:val="yellow"/>
+        </w:rPr>
+        <w:t xml:space="preserve">** This assessment is likely much more complicated and not quantifiable using </w:t>
+      </w:r>
+      <w:proofErr w:type="gramStart"/>
+      <w:r>
+        <w:rPr>
+          <w:highlight w:val="yellow"/>
+        </w:rPr>
+        <w:t>these</w:t>
+      </w:r>
+      <w:proofErr w:type="gramEnd"/>
+      <w:r>
+        <w:rPr>
+          <w:highlight w:val="yellow"/>
+        </w:rPr>
+        <w:t xml:space="preserve"> data.**</w:t>
+      </w:r>
+    </w:p>
+    <w:p/>
+    <w:p>
+      <w:pPr>
+        <w:rPr>
+          <w:rFonts w:ascii="Garamond" w:hAnsi="Garamond"/>
+          <w:b/>
+          <w:bCs/>
+        </w:rPr>
+      </w:pPr>
+      <w:r>
+        <w:rPr>
+          <w:rFonts w:ascii="Garamond" w:hAnsi="Garamond"/>
+          <w:b/>
+          <w:bCs/>
+        </w:rPr>
+        <w:t xml:space="preserve">Line 301-303. </w:t>
+      </w:r>
+      <w:proofErr w:type="gramStart"/>
+      <w:r>
+        <w:rPr>
+          <w:rFonts w:ascii="Garamond" w:hAnsi="Garamond"/>
+          <w:b/>
+          <w:bCs/>
+        </w:rPr>
+        <w:t>Yes</w:t>
+      </w:r>
+      <w:proofErr w:type="gramEnd"/>
+      <w:r>
+        <w:rPr>
+          <w:rFonts w:ascii="Garamond" w:hAnsi="Garamond"/>
+          <w:b/>
+          <w:bCs/>
+        </w:rPr>
+        <w:t xml:space="preserve"> I was wondering about this the entire time reading the manuscript. Given the run timing changes each year why is a fixed calendar cut-off used? I am assuming because it can </w:t>
+      </w:r>
+      <w:proofErr w:type="gramStart"/>
+      <w:r>
+        <w:rPr>
+          <w:rFonts w:ascii="Garamond" w:hAnsi="Garamond"/>
+          <w:b/>
+          <w:bCs/>
+        </w:rPr>
+        <w:t>actually be</w:t>
+      </w:r>
+      <w:proofErr w:type="gramEnd"/>
+      <w:r>
+        <w:rPr>
+          <w:rFonts w:ascii="Garamond" w:hAnsi="Garamond"/>
+          <w:b/>
+          <w:bCs/>
+        </w:rPr>
+        <w:t xml:space="preserve"> implemented and provides some type of certainty for the harvest fisheries. Any other reasons why a </w:t>
+      </w:r>
+      <w:proofErr w:type="gramStart"/>
+      <w:r>
+        <w:rPr>
+          <w:rFonts w:ascii="Garamond" w:hAnsi="Garamond"/>
+          <w:b/>
+          <w:bCs/>
+        </w:rPr>
+        <w:t>fixed-cutoff</w:t>
+      </w:r>
+      <w:proofErr w:type="gramEnd"/>
+      <w:r>
+        <w:rPr>
+          <w:rFonts w:ascii="Garamond" w:hAnsi="Garamond"/>
+          <w:b/>
+          <w:bCs/>
+        </w:rPr>
+        <w:t xml:space="preserve"> would be beneficial? Or in other </w:t>
+      </w:r>
+      <w:proofErr w:type="gramStart"/>
+      <w:r>
+        <w:rPr>
+          <w:rFonts w:ascii="Garamond" w:hAnsi="Garamond"/>
+          <w:b/>
+          <w:bCs/>
+        </w:rPr>
+        <w:t>words</w:t>
+      </w:r>
+      <w:proofErr w:type="gramEnd"/>
+      <w:r>
+        <w:rPr>
+          <w:rFonts w:ascii="Garamond" w:hAnsi="Garamond"/>
+          <w:b/>
+          <w:bCs/>
+        </w:rPr>
+        <w:t xml:space="preserve"> given how difficult a dynamic cut-off window might </w:t>
+      </w:r>
+      <w:proofErr w:type="gramStart"/>
+      <w:r>
+        <w:rPr>
+          <w:rFonts w:ascii="Garamond" w:hAnsi="Garamond"/>
+          <w:b/>
+          <w:bCs/>
+        </w:rPr>
+        <w:t>be</w:t>
+      </w:r>
+      <w:proofErr w:type="gramEnd"/>
+      <w:r>
+        <w:rPr>
+          <w:rFonts w:ascii="Garamond" w:hAnsi="Garamond"/>
+          <w:b/>
+          <w:bCs/>
+        </w:rPr>
+        <w:t xml:space="preserve"> what type of increased protection would warrant going down that road?</w:t>
+      </w:r>
+    </w:p>
+    <w:p>
+      <w:pPr>
+        <w:rPr>
+          <w:rFonts w:ascii="Garamond" w:hAnsi="Garamond"/>
+        </w:rPr>
+      </w:pPr>
+      <w:r>
+        <w:rPr>
+          <w:rFonts w:ascii="Garamond" w:hAnsi="Garamond"/>
+        </w:rPr>
+        <w:t xml:space="preserve">** Add description of why a fixed-date management is used** </w:t>
+      </w:r>
+    </w:p>
+    <w:p>
+      <w:pPr>
+        <w:rPr>
+          <w:rFonts w:ascii="Garamond" w:hAnsi="Garamond"/>
+          <w:b/>
+          <w:bCs/>
+        </w:rPr>
+      </w:pPr>
+    </w:p>
+    <w:p>
+      <w:pPr>
+        <w:rPr>
+          <w:rFonts w:ascii="Garamond" w:hAnsi="Garamond"/>
+          <w:b/>
+          <w:bCs/>
+        </w:rPr>
+      </w:pPr>
+      <w:r>
+        <w:rPr>
+          <w:rFonts w:ascii="Garamond" w:hAnsi="Garamond"/>
+          <w:b/>
+          <w:bCs/>
+        </w:rPr>
+        <w:t xml:space="preserve">Figure 3. Add more descriptive headings and text directly to the figure (so A-D are Quantiles and you can even give the date </w:t>
+      </w:r>
+      <w:proofErr w:type="gramStart"/>
+      <w:r>
+        <w:rPr>
+          <w:rFonts w:ascii="Garamond" w:hAnsi="Garamond"/>
+          <w:b/>
+          <w:bCs/>
+        </w:rPr>
+        <w:t>ranges</w:t>
+      </w:r>
+      <w:proofErr w:type="gramEnd"/>
+      <w:r>
+        <w:rPr>
+          <w:rFonts w:ascii="Garamond" w:hAnsi="Garamond"/>
+          <w:b/>
+          <w:bCs/>
+        </w:rPr>
+        <w:t xml:space="preserve">). Group1-Group6 </w:t>
+      </w:r>
+      <w:proofErr w:type="gramStart"/>
+      <w:r>
+        <w:rPr>
+          <w:rFonts w:ascii="Garamond" w:hAnsi="Garamond"/>
+          <w:b/>
+          <w:bCs/>
+        </w:rPr>
+        <w:t>goes</w:t>
+      </w:r>
+      <w:proofErr w:type="gramEnd"/>
+      <w:r>
+        <w:rPr>
+          <w:rFonts w:ascii="Garamond" w:hAnsi="Garamond"/>
+          <w:b/>
+          <w:bCs/>
+        </w:rPr>
+        <w:t xml:space="preserve"> upstream to downstream. Add sample n and add maybe light grey datapoints.</w:t>
+      </w:r>
+    </w:p>
+    <w:p/>
+    <w:p>
+      <w:pPr>
+        <w:rPr>
+          <w:rFonts w:ascii="Garamond" w:hAnsi="Garamond" w:cs="Times New Roman"/>
+          <w:b/>
+          <w:bCs/>
+        </w:rPr>
+      </w:pPr>
+      <w:r>
+        <w:t xml:space="preserve">** Re do figure 3 as previously suggested. Add </w:t>
+      </w:r>
+      <w:proofErr w:type="gramStart"/>
+      <w:r>
+        <w:t>n?</w:t>
+      </w:r>
+      <w:r>
+        <w:t>,</w:t>
+      </w:r>
+      <w:proofErr w:type="gramEnd"/>
+      <w:r>
+        <w:t xml:space="preserve"> Change order of Group 1-6 in Figure 4. </w:t>
+      </w:r>
     </w:p>
     <w:sectPr>
       <w:pgSz w:w="12240" w:h="15840"/>
@@ -1241,8 +2481,124 @@
       </w:rPr>
     </w:lvl>
   </w:abstractNum>
+  <w:abstractNum w:abstractNumId="1" w15:restartNumberingAfterBreak="0">
+    <w:nsid w:val="3C682C0D"/>
+    <w:multiLevelType w:val="hybridMultilevel"/>
+    <w:tmpl w:val="DF30F96E"/>
+    <w:lvl w:ilvl="0" w:tplc="70F01618">
+      <w:start w:val="18"/>
+      <w:numFmt w:val="bullet"/>
+      <w:lvlText w:val=""/>
+      <w:lvlJc w:val="left"/>
+      <w:pPr>
+        <w:ind w:left="720" w:hanging="360"/>
+      </w:pPr>
+      <w:rPr>
+        <w:rFonts w:ascii="Symbol" w:eastAsiaTheme="minorHAnsi" w:hAnsi="Symbol" w:cstheme="minorBidi" w:hint="default"/>
+      </w:rPr>
+    </w:lvl>
+    <w:lvl w:ilvl="1" w:tplc="04090003" w:tentative="1">
+      <w:start w:val="1"/>
+      <w:numFmt w:val="bullet"/>
+      <w:lvlText w:val="o"/>
+      <w:lvlJc w:val="left"/>
+      <w:pPr>
+        <w:ind w:left="1440" w:hanging="360"/>
+      </w:pPr>
+      <w:rPr>
+        <w:rFonts w:ascii="Courier New" w:hAnsi="Courier New" w:cs="Courier New" w:hint="default"/>
+      </w:rPr>
+    </w:lvl>
+    <w:lvl w:ilvl="2" w:tplc="04090005" w:tentative="1">
+      <w:start w:val="1"/>
+      <w:numFmt w:val="bullet"/>
+      <w:lvlText w:val=""/>
+      <w:lvlJc w:val="left"/>
+      <w:pPr>
+        <w:ind w:left="2160" w:hanging="360"/>
+      </w:pPr>
+      <w:rPr>
+        <w:rFonts w:ascii="Wingdings" w:hAnsi="Wingdings" w:hint="default"/>
+      </w:rPr>
+    </w:lvl>
+    <w:lvl w:ilvl="3" w:tplc="04090001" w:tentative="1">
+      <w:start w:val="1"/>
+      <w:numFmt w:val="bullet"/>
+      <w:lvlText w:val=""/>
+      <w:lvlJc w:val="left"/>
+      <w:pPr>
+        <w:ind w:left="2880" w:hanging="360"/>
+      </w:pPr>
+      <w:rPr>
+        <w:rFonts w:ascii="Symbol" w:hAnsi="Symbol" w:hint="default"/>
+      </w:rPr>
+    </w:lvl>
+    <w:lvl w:ilvl="4" w:tplc="04090003" w:tentative="1">
+      <w:start w:val="1"/>
+      <w:numFmt w:val="bullet"/>
+      <w:lvlText w:val="o"/>
+      <w:lvlJc w:val="left"/>
+      <w:pPr>
+        <w:ind w:left="3600" w:hanging="360"/>
+      </w:pPr>
+      <w:rPr>
+        <w:rFonts w:ascii="Courier New" w:hAnsi="Courier New" w:cs="Courier New" w:hint="default"/>
+      </w:rPr>
+    </w:lvl>
+    <w:lvl w:ilvl="5" w:tplc="04090005" w:tentative="1">
+      <w:start w:val="1"/>
+      <w:numFmt w:val="bullet"/>
+      <w:lvlText w:val=""/>
+      <w:lvlJc w:val="left"/>
+      <w:pPr>
+        <w:ind w:left="4320" w:hanging="360"/>
+      </w:pPr>
+      <w:rPr>
+        <w:rFonts w:ascii="Wingdings" w:hAnsi="Wingdings" w:hint="default"/>
+      </w:rPr>
+    </w:lvl>
+    <w:lvl w:ilvl="6" w:tplc="04090001" w:tentative="1">
+      <w:start w:val="1"/>
+      <w:numFmt w:val="bullet"/>
+      <w:lvlText w:val=""/>
+      <w:lvlJc w:val="left"/>
+      <w:pPr>
+        <w:ind w:left="5040" w:hanging="360"/>
+      </w:pPr>
+      <w:rPr>
+        <w:rFonts w:ascii="Symbol" w:hAnsi="Symbol" w:hint="default"/>
+      </w:rPr>
+    </w:lvl>
+    <w:lvl w:ilvl="7" w:tplc="04090003" w:tentative="1">
+      <w:start w:val="1"/>
+      <w:numFmt w:val="bullet"/>
+      <w:lvlText w:val="o"/>
+      <w:lvlJc w:val="left"/>
+      <w:pPr>
+        <w:ind w:left="5760" w:hanging="360"/>
+      </w:pPr>
+      <w:rPr>
+        <w:rFonts w:ascii="Courier New" w:hAnsi="Courier New" w:cs="Courier New" w:hint="default"/>
+      </w:rPr>
+    </w:lvl>
+    <w:lvl w:ilvl="8" w:tplc="04090005" w:tentative="1">
+      <w:start w:val="1"/>
+      <w:numFmt w:val="bullet"/>
+      <w:lvlText w:val=""/>
+      <w:lvlJc w:val="left"/>
+      <w:pPr>
+        <w:ind w:left="6480" w:hanging="360"/>
+      </w:pPr>
+      <w:rPr>
+        <w:rFonts w:ascii="Wingdings" w:hAnsi="Wingdings" w:hint="default"/>
+      </w:rPr>
+    </w:lvl>
+  </w:abstractNum>
   <w:num w:numId="1" w16cid:durableId="1639870649">
     <w:abstractNumId w:val="0"/>
+  </w:num>
+  <w:num w:numId="2" w16cid:durableId="1828788233">
+    <w:abstractNumId w:val="1"/>
   </w:num>
 </w:numbering>
 </file>
@@ -1850,7 +3206,6 @@
   <w:style w:type="character" w:default="1" w:styleId="DefaultParagraphFont">
     <w:name w:val="Default Paragraph Font"/>
     <w:uiPriority w:val="1"/>
-    <w:semiHidden/>
     <w:unhideWhenUsed/>
   </w:style>
   <w:style w:type="table" w:default="1" w:styleId="TableNormal">

--- a/Docs/00_CanJFS/R1_18062026/R1_ResponseToReviewers.docx
+++ b/Docs/00_CanJFS/R1_18062026/R1_ResponseToReviewers.docx
@@ -524,107 +524,839 @@
           <w:b/>
           <w:bCs/>
         </w:rPr>
-        <w:t xml:space="preserve">Editorial comments </w:t>
-      </w:r>
-    </w:p>
-    <w:p>
-      <w:r>
         <w:t xml:space="preserve">Lines 12-14: I think spatiotemporal dynamics of migrating Chinook are relatively well understood in some systems (e.g. Fraser, Columbia, Central Valley), especially compared to most other commercially exploited species. Perhaps </w:t>
       </w:r>
       <w:proofErr w:type="gramStart"/>
       <w:r>
+        <w:rPr>
+          <w:rFonts w:ascii="Garamond" w:hAnsi="Garamond"/>
+          <w:b/>
+          <w:bCs/>
+        </w:rPr>
         <w:t>best</w:t>
       </w:r>
       <w:proofErr w:type="gramEnd"/>
       <w:r>
+        <w:rPr>
+          <w:rFonts w:ascii="Garamond" w:hAnsi="Garamond"/>
+          <w:b/>
+          <w:bCs/>
+        </w:rPr>
         <w:t xml:space="preserve"> to qualify?</w:t>
       </w:r>
     </w:p>
     <w:p>
-      <w:r>
+      <w:pPr>
+        <w:rPr>
+          <w:rFonts w:ascii="Garamond" w:hAnsi="Garamond"/>
+          <w:sz w:val="22"/>
+          <w:szCs w:val="22"/>
+        </w:rPr>
+      </w:pPr>
+      <w:r>
+        <w:tab/>
+      </w:r>
+      <w:r>
+        <w:rPr>
+          <w:rFonts w:ascii="Garamond" w:hAnsi="Garamond"/>
+          <w:sz w:val="22"/>
+          <w:szCs w:val="22"/>
+        </w:rPr>
+        <w:t xml:space="preserve">We added to this sentence to clarify that this is only true in some larger watersheds. </w:t>
+      </w:r>
+    </w:p>
+    <w:p>
+      <w:pPr>
+        <w:ind w:left="720"/>
+        <w:rPr>
+          <w:rFonts w:ascii="Garamond" w:hAnsi="Garamond"/>
+          <w:sz w:val="22"/>
+          <w:szCs w:val="22"/>
+        </w:rPr>
+      </w:pPr>
+      <w:r>
+        <w:rPr>
+          <w:rFonts w:ascii="Garamond" w:hAnsi="Garamond"/>
+          <w:sz w:val="22"/>
+          <w:szCs w:val="22"/>
+        </w:rPr>
         <w:lastRenderedPageBreak/>
+        <w:t xml:space="preserve">“ </w:t>
+      </w:r>
+      <w:r>
+        <w:rPr>
+          <w:rFonts w:ascii="Garamond" w:hAnsi="Garamond"/>
+          <w:sz w:val="22"/>
+          <w:szCs w:val="22"/>
+        </w:rPr>
+        <w:t>. In Pacific salmon, biodiversity among populations contributes to basin-wide resilience, yet spatiotemporal dynamics of adult migrating Chinook salmon remain poorly understood in many large salmon producing watersheds, creating uncertainty about management impacts.</w:t>
+      </w:r>
+      <w:r>
+        <w:rPr>
+          <w:rFonts w:ascii="Garamond" w:hAnsi="Garamond"/>
+          <w:sz w:val="22"/>
+          <w:szCs w:val="22"/>
+        </w:rPr>
+        <w:t>”</w:t>
+      </w:r>
+    </w:p>
+    <w:p>
+      <w:pPr>
+        <w:ind w:left="720"/>
+        <w:rPr>
+          <w:rFonts w:ascii="Garamond" w:hAnsi="Garamond"/>
+          <w:sz w:val="22"/>
+          <w:szCs w:val="22"/>
+        </w:rPr>
+      </w:pPr>
+    </w:p>
+    <w:p>
+      <w:pPr>
+        <w:rPr>
+          <w:rFonts w:ascii="Garamond" w:hAnsi="Garamond"/>
+          <w:b/>
+          <w:bCs/>
+        </w:rPr>
+      </w:pPr>
+      <w:r>
+        <w:rPr>
+          <w:rFonts w:ascii="Garamond" w:hAnsi="Garamond"/>
+          <w:b/>
+          <w:bCs/>
+        </w:rPr>
         <w:t>Line 45-47: May also be worth highlighting that interior populations are often more likely to at low abundance (e.g. Atlas et al. 2023)</w:t>
       </w:r>
     </w:p>
     <w:p>
+      <w:pPr>
+        <w:rPr>
+          <w:rFonts w:ascii="Garamond" w:hAnsi="Garamond"/>
+        </w:rPr>
+      </w:pPr>
+      <w:r>
+        <w:rPr>
+          <w:rFonts w:ascii="Garamond" w:hAnsi="Garamond"/>
+        </w:rPr>
+        <w:tab/>
+        <w:t xml:space="preserve">** consider adding interior populations are more likely to be at low abundance** </w:t>
+      </w:r>
+    </w:p>
+    <w:p/>
+    <w:p>
+      <w:pPr>
+        <w:rPr>
+          <w:rFonts w:ascii="Garamond" w:hAnsi="Garamond"/>
+          <w:b/>
+          <w:bCs/>
+        </w:rPr>
+      </w:pPr>
       <w:r>
         <w:br/>
+      </w:r>
+      <w:r>
+        <w:rPr>
+          <w:rFonts w:ascii="Garamond" w:hAnsi="Garamond"/>
+          <w:b/>
+          <w:bCs/>
+        </w:rPr>
         <w:t xml:space="preserve">Line 47-49: This sentence is unclear to me. Is the point simply that because downstream fisheries harvest upstream components their performance is linked to upstream dynamics? This seems </w:t>
       </w:r>
       <w:proofErr w:type="spellStart"/>
       <w:proofErr w:type="gramStart"/>
       <w:r>
+        <w:rPr>
+          <w:rFonts w:ascii="Garamond" w:hAnsi="Garamond"/>
+          <w:b/>
+          <w:bCs/>
+        </w:rPr>
         <w:t>self evident</w:t>
       </w:r>
       <w:proofErr w:type="spellEnd"/>
       <w:proofErr w:type="gramEnd"/>
       <w:r>
+        <w:rPr>
+          <w:rFonts w:ascii="Garamond" w:hAnsi="Garamond"/>
+          <w:b/>
+          <w:bCs/>
+        </w:rPr>
         <w:t>. I think it might be better to emphasize that because these fisheries are often mixed stock, there are socioeconomic benefits associated with maintaining diversity (</w:t>
       </w:r>
       <w:proofErr w:type="gramStart"/>
       <w:r>
+        <w:rPr>
+          <w:rFonts w:ascii="Garamond" w:hAnsi="Garamond"/>
+          <w:b/>
+          <w:bCs/>
+        </w:rPr>
         <w:t>most commonly reduced</w:t>
       </w:r>
       <w:proofErr w:type="gramEnd"/>
       <w:r>
+        <w:rPr>
+          <w:rFonts w:ascii="Garamond" w:hAnsi="Garamond"/>
+          <w:b/>
+          <w:bCs/>
+        </w:rPr>
         <w:t xml:space="preserve"> interannual variability in catch).</w:t>
       </w:r>
     </w:p>
     <w:p>
+      <w:pPr>
+        <w:ind w:left="720"/>
+        <w:rPr>
+          <w:rFonts w:ascii="Garamond" w:hAnsi="Garamond"/>
+        </w:rPr>
+      </w:pPr>
+      <w:r>
+        <w:rPr>
+          <w:rFonts w:ascii="Garamond" w:hAnsi="Garamond"/>
+        </w:rPr>
+        <w:t xml:space="preserve">This statement is meant to highlight that the characteristics of the downstream fishery are the combined characteristics of individuals subpopulations from upstream components. For example, variable run timing among subpopulations results in a longer duration of harvest opportunity for downstream fisheries. To clarify this point we added this </w:t>
+      </w:r>
+      <w:proofErr w:type="gramStart"/>
+      <w:r>
+        <w:rPr>
+          <w:rFonts w:ascii="Garamond" w:hAnsi="Garamond"/>
+        </w:rPr>
+        <w:t>example, and</w:t>
+      </w:r>
+      <w:proofErr w:type="gramEnd"/>
+      <w:r>
+        <w:rPr>
+          <w:rFonts w:ascii="Garamond" w:hAnsi="Garamond"/>
+        </w:rPr>
+        <w:t xml:space="preserve"> also highlighted the reduced interannual variability in catch</w:t>
+      </w:r>
+      <w:r>
+        <w:rPr>
+          <w:rFonts w:ascii="Garamond" w:hAnsi="Garamond"/>
+        </w:rPr>
+        <w:t xml:space="preserve"> per the suggestion. </w:t>
+      </w:r>
+    </w:p>
+    <w:p>
+      <w:pPr>
+        <w:ind w:left="720"/>
+        <w:rPr>
+          <w:rFonts w:ascii="Garamond" w:hAnsi="Garamond"/>
+        </w:rPr>
+      </w:pPr>
+      <w:r>
+        <w:rPr>
+          <w:rFonts w:ascii="Garamond" w:hAnsi="Garamond"/>
+        </w:rPr>
+        <w:t xml:space="preserve">“ </w:t>
+      </w:r>
+      <w:r>
+        <w:rPr>
+          <w:rFonts w:ascii="Garamond" w:hAnsi="Garamond" w:cs="Times New Roman"/>
+        </w:rPr>
+        <w:t xml:space="preserve">However, the timing, yield, and duration of downstream fisheries are shaped by the combined dynamics of the multiple upstream </w:t>
+      </w:r>
+      <w:r>
+        <w:rPr>
+          <w:rFonts w:ascii="Garamond" w:hAnsi="Garamond" w:cs="Times New Roman"/>
+        </w:rPr>
+        <w:t>sub-</w:t>
+      </w:r>
+      <w:r>
+        <w:rPr>
+          <w:rFonts w:ascii="Garamond" w:hAnsi="Garamond" w:cs="Times New Roman"/>
+        </w:rPr>
+        <w:t>populations that contribute fish to those fisheries</w:t>
+      </w:r>
+      <w:r>
+        <w:rPr>
+          <w:rFonts w:ascii="Garamond" w:hAnsi="Garamond" w:cs="Times New Roman"/>
+        </w:rPr>
+        <w:t xml:space="preserve">. </w:t>
+      </w:r>
+      <w:r>
+        <w:rPr>
+          <w:rFonts w:ascii="Garamond" w:hAnsi="Garamond" w:cs="Times New Roman"/>
+        </w:rPr>
+        <w:fldChar w:fldCharType="begin"/>
+      </w:r>
+      <w:r>
+        <w:rPr>
+          <w:rFonts w:ascii="Garamond" w:hAnsi="Garamond" w:cs="Times New Roman"/>
+        </w:rPr>
+        <w:instrText xml:space="preserve"> ADDIN ZOTERO_ITEM CSL_CITATION {"citationID":"8jsHSzDF","properties":{"formattedCitation":"(Nesbitt &amp; Moore, 2016)","plainCitation":"(Nesbitt &amp; Moore, 2016)","noteIndex":0},"citationItems":[{"id":3361,"uris":["http://zotero.org/users/8421274/items/U6M4JZTI"],"itemData":{"id":3361,"type":"article-journal","abstract":"Indigenous people are considered to be among the most vulnerable to food insecurity and biodiversity loss. Biodiversity is cited as a key component of indigenous food security; however, quantitative examples of this linkage are limited. We examined how species and population diversity influence the food security of indigenous fisheries for Pacific salmon (Oncorhynchus species). We compared two dimensions of food security – catch stability (interannual variability) and access (season length) – across a salmon diversity gradient for 21 fisheries on the Fraser River, Canada, over 30 years, using linear regression models. We used population diversity proxies derived from a range of existing measures because population-specific data were unavailable. While both population and species diversity were generally associated with higher catch stability and temporal access, population diversity had a stronger signal. Fisheries with access to high species diversity had up to 1·4 times more stable catch than predicted by the portfolio effect and up to 1·2 times longer fishing seasons than fisheries with access to fewer species. Fisheries with access to high population diversity had up to 3·8 times more stable catch and three times longer seasons than fisheries with access to fewer populations. Catch stability of Chinook Oncorhynchus tshawytscha and sockeye Oncorhynchus nerka fisheries was best explained by the number of populations and conservation units, respectively, that migrate past a fishery en route to spawning grounds. Similar population diversity metrics were important explanatory variables for season length of sockeye, pink Oncorhynchus gorbuscha, coho Oncorhynchus kisutch and chum Oncorhynchus keta fisheries. Synthesis and applications. We show an empirical example of how multiple scales of biodiversity support food security across a large watershed and suggest that protecting fine-scale salmon diversity will help promote food security for indigenous people. The scales of environmental assessments need to match the scales of the socio-ecological processes that will be affected by development. We illustrate that upstream projects that damage salmon habitat could degrade the food security of downstream indigenous fisheries, with implications to Canadian indigenous people and to watersheds around the world where migratory fishes support local fisheries.","container-title":"Journal of Applied Ecology","DOI":"10.1111/1365-2664.12717","ISSN":"1365-2664","issue":"5","language":"en","note":"_eprint: https://onlinelibrary.wiley.com/doi/pdf/10.1111/1365-2664.12717","page":"1489-1499","source":"Wiley Online Library","title":"Species and population diversity in Pacific salmon fisheries underpin indigenous food security","volume":"53","author":[{"family":"Nesbitt","given":"Holly K."},{"family":"Moore","given":"Jonathan W."}],"issued":{"date-parts":[["2016"]]}}}],"schema":"https://github.com/citation-style-language/schema/raw/master/csl-citation.json"} </w:instrText>
+      </w:r>
+      <w:r>
+        <w:rPr>
+          <w:rFonts w:ascii="Garamond" w:hAnsi="Garamond" w:cs="Times New Roman"/>
+        </w:rPr>
+        <w:fldChar w:fldCharType="separate"/>
+      </w:r>
+      <w:r>
+        <w:rPr>
+          <w:rFonts w:ascii="Garamond" w:hAnsi="Garamond" w:cs="Times New Roman"/>
+          <w:noProof/>
+        </w:rPr>
+        <w:t>(Nesbitt &amp; Moore, 2016)</w:t>
+      </w:r>
+      <w:r>
+        <w:rPr>
+          <w:rFonts w:ascii="Garamond" w:hAnsi="Garamond" w:cs="Times New Roman"/>
+        </w:rPr>
+        <w:fldChar w:fldCharType="end"/>
+      </w:r>
+      <w:r>
+        <w:rPr>
+          <w:rFonts w:ascii="Garamond" w:hAnsi="Garamond" w:cs="Times New Roman"/>
+        </w:rPr>
+        <w:t xml:space="preserve">. </w:t>
+      </w:r>
+      <w:r>
+        <w:rPr>
+          <w:rFonts w:ascii="Garamond" w:hAnsi="Garamond" w:cs="Times New Roman"/>
+        </w:rPr>
+        <w:t>For example, diversity in return timing among upstream populations may extend the duration of downstream fishing opportunities relative to a more homogenized stock complex in which fish return simultaneously.</w:t>
+      </w:r>
+      <w:r>
+        <w:rPr>
+          <w:rFonts w:ascii="Garamond" w:hAnsi="Garamond" w:cs="Times New Roman"/>
+        </w:rPr>
+        <w:t xml:space="preserve"> </w:t>
+      </w:r>
+      <w:r>
+        <w:rPr>
+          <w:rFonts w:ascii="Garamond" w:hAnsi="Garamond" w:cs="Times New Roman"/>
+        </w:rPr>
+        <w:t>Further, maintaining life-history diversity across the full stock complex enhances ecosystem resilience by spreading risk across space and time. This</w:t>
+      </w:r>
+      <w:r>
+        <w:rPr>
+          <w:rFonts w:ascii="Garamond" w:hAnsi="Garamond" w:cs="Times New Roman"/>
+        </w:rPr>
+        <w:t>, in turn,</w:t>
+      </w:r>
+      <w:r>
+        <w:rPr>
+          <w:rFonts w:ascii="Garamond" w:hAnsi="Garamond" w:cs="Times New Roman"/>
+        </w:rPr>
+        <w:t xml:space="preserve"> result</w:t>
+      </w:r>
+      <w:r>
+        <w:rPr>
+          <w:rFonts w:ascii="Garamond" w:hAnsi="Garamond" w:cs="Times New Roman"/>
+        </w:rPr>
+        <w:t>s</w:t>
+      </w:r>
+      <w:r>
+        <w:rPr>
+          <w:rFonts w:ascii="Garamond" w:hAnsi="Garamond" w:cs="Times New Roman"/>
+        </w:rPr>
+        <w:t xml:space="preserve"> in more reliable delivery of ecosystem services by reducing interannual variability in the abundance of returning fish at the watershed scale</w:t>
+      </w:r>
+      <w:r>
+        <w:rPr>
+          <w:rFonts w:ascii="Garamond" w:hAnsi="Garamond" w:cs="Times New Roman"/>
+        </w:rPr>
+        <w:t xml:space="preserve"> </w:t>
+      </w:r>
+      <w:r>
+        <w:rPr>
+          <w:rFonts w:ascii="Garamond" w:hAnsi="Garamond" w:cs="Times New Roman"/>
+        </w:rPr>
+        <w:fldChar w:fldCharType="begin"/>
+      </w:r>
+      <w:r>
+        <w:rPr>
+          <w:rFonts w:ascii="Garamond" w:hAnsi="Garamond" w:cs="Times New Roman"/>
+        </w:rPr>
+        <w:instrText xml:space="preserve"> ADDIN ZOTERO_ITEM CSL_CITATION {"citationID":"5lxSSTQb","properties":{"formattedCitation":"(Schindler et al., 2010)","plainCitation":"(Schindler et al., 2010)","noteIndex":0},"citationItems":[{"id":272,"uris":["http://zotero.org/users/8421274/items/24NDGS7V"],"itemData":{"id":272,"type":"article-journal","abstract":"One of the most pervasive themes in ecology is that biological diversity stabilizes ecosystem processes and the services they provide to society, a concept that has become a common argument for biodiversity conservation. Species-rich communities are thought to produce more temporally stable ecosystem services because of the complementary or independent dynamics among species that perform similar ecosystem functions. Such variance dampening within communities is referred to as a portfolio effect and is analogous to the effects of asset diversity on the stability of financial portfolios. In ecology, these arguments have focused on the effects of species diversity on ecosystem stability but have not considered the importance of biologically relevant diversity within individual species. Current rates of population extirpation are probably at least three orders of magnitude higher than species extinction rates, so there is a pressing need to clarify how population and life history diversity affect the performance of individual species in providing important ecosystem services. Here we use five decades of data from Oncorhynchus nerka (sockeye salmon) in Bristol Bay, Alaska, to provide the first quantification of portfolio effects that derive from population and life history diversity in an important and heavily exploited species. Variability in annual Bristol Bay salmon returns is 2.2 times lower than it would be if the system consisted of a single homogenous population rather than the several hundred discrete populations it currently consists of. Furthermore, if it were a single homogeneous population, such increased variability would lead to ten times more frequent fisheries closures. Portfolio effects are also evident in watershed food webs, where they stabilize and extend predator access to salmon resources. Our results demonstrate the critical importance of maintaining population diversity for stabilizing ecosystem services and securing the economies and livelihoods that depend on them. The reliability of ecosystem services will erode faster than indicated by species loss alone. [PUBLICATION ABSTRACT]","container-title":"Nature","DOI":"https://doi-org.prox.lib.ncsu.edu/10.1038/nature09060","ISSN":"00280836","issue":"7298","language":"English","license":"Copyright Nature Publishing Group Jun 3, 2010","note":"number-of-pages: 5\npublisher-place: London, United States","publisher":"Nature Publishing Group","section":"LETTERS","source":"ProQuest","title":"Population diversity and the portfolio effect in an exploited species","URL":"http://www.proquest.com/docview/375318240/abstract/317AC81E34EB4163PQ/1","volume":"465","author":[{"family":"Schindler","given":"Daniel E."},{"family":"Hilborn","given":"Ray"},{"family":"Chasco","given":"Brandon"},{"family":"Boatright","given":"Christopher P."},{"family":"Quinn","given":"Thomas P."},{"family":"Rogers","given":"Lauren A."},{"family":"Webster","given":"Michael S."}],"accessed":{"date-parts":[["2022",5,12]]},"issued":{"date-parts":[["2010",6,3]]}}}],"schema":"https://github.com/citation-style-language/schema/raw/master/csl-citation.json"} </w:instrText>
+      </w:r>
+      <w:r>
+        <w:rPr>
+          <w:rFonts w:ascii="Garamond" w:hAnsi="Garamond" w:cs="Times New Roman"/>
+        </w:rPr>
+        <w:fldChar w:fldCharType="separate"/>
+      </w:r>
+      <w:r>
+        <w:rPr>
+          <w:rFonts w:ascii="Garamond" w:hAnsi="Garamond" w:cs="Times New Roman"/>
+          <w:noProof/>
+        </w:rPr>
+        <w:t>(Schindler et al., 2010)</w:t>
+      </w:r>
+      <w:r>
+        <w:rPr>
+          <w:rFonts w:ascii="Garamond" w:hAnsi="Garamond" w:cs="Times New Roman"/>
+        </w:rPr>
+        <w:fldChar w:fldCharType="end"/>
+      </w:r>
+      <w:r>
+        <w:rPr>
+          <w:rFonts w:ascii="Garamond" w:hAnsi="Garamond" w:cs="Times New Roman"/>
+        </w:rPr>
+        <w:t>. Designing strategies which explicitly consider and protect this biodiversity, including vulnerable upstream populations, therefore contributes to stabilizing downstream fishery resources both within and among years.</w:t>
+      </w:r>
+      <w:r>
+        <w:rPr>
+          <w:rFonts w:ascii="Garamond" w:hAnsi="Garamond" w:cs="Times New Roman"/>
+        </w:rPr>
+        <w:t>”</w:t>
+      </w:r>
+    </w:p>
+    <w:p>
+      <w:pPr>
+        <w:rPr>
+          <w:rFonts w:ascii="Garamond" w:hAnsi="Garamond"/>
+          <w:b/>
+          <w:bCs/>
+        </w:rPr>
+      </w:pPr>
       <w:r>
         <w:br/>
+      </w:r>
+      <w:r>
+        <w:rPr>
+          <w:rFonts w:ascii="Garamond" w:hAnsi="Garamond"/>
+          <w:b/>
+          <w:bCs/>
+        </w:rPr>
         <w:t xml:space="preserve">Lines 77-81: This para quickly pivots to upstream Kuskokwim, which implies to me these stocks are more imperiled. </w:t>
       </w:r>
       <w:proofErr w:type="gramStart"/>
       <w:r>
+        <w:rPr>
+          <w:rFonts w:ascii="Garamond" w:hAnsi="Garamond"/>
+          <w:b/>
+          <w:bCs/>
+        </w:rPr>
         <w:t>However</w:t>
       </w:r>
       <w:proofErr w:type="gramEnd"/>
       <w:r>
+        <w:rPr>
+          <w:rFonts w:ascii="Garamond" w:hAnsi="Garamond"/>
+          <w:b/>
+          <w:bCs/>
+        </w:rPr>
         <w:t xml:space="preserve"> the previous para didn’t really suggest within basin variability in status. These lines instead suggest the goal is to shift harvest dynamics from more to less mixed stock to allow better control and ensure equitable access. I would move this sentence earlier in paragraph to justify the focus on upstream populations as early as possible.</w:t>
       </w:r>
     </w:p>
     <w:p>
+      <w:pPr>
+        <w:ind w:left="720"/>
+        <w:rPr>
+          <w:rFonts w:ascii="Garamond" w:hAnsi="Garamond"/>
+        </w:rPr>
+      </w:pPr>
+      <w:r>
+        <w:rPr>
+          <w:rFonts w:ascii="Garamond" w:hAnsi="Garamond"/>
+        </w:rPr>
+        <w:lastRenderedPageBreak/>
+        <w:t xml:space="preserve">We moved the sentence motivating the additional attention for upper watershed stocks to earlier in the paragraph immediately following the introduction of the front-end closure. Although there is conservation concern for some upper watershed stocks, the main motivation is to preeminently protect them from overharvest due to their additional exposure and the need to provide equitable harvest opportunities for upstream communities. </w:t>
+      </w:r>
+    </w:p>
+    <w:p>
+      <w:pPr>
+        <w:rPr>
+          <w:b/>
+          <w:bCs/>
+        </w:rPr>
+      </w:pPr>
       <w:r>
         <w:br/>
+      </w:r>
+      <w:r>
+        <w:rPr>
+          <w:b/>
+          <w:bCs/>
+        </w:rPr>
         <w:t>Line 82-84: I think this could be simplified by removing “the interaction between population-specific migration patterns and”</w:t>
       </w:r>
     </w:p>
     <w:p>
       <w:r>
+        <w:tab/>
+        <w:t xml:space="preserve">We agree that this </w:t>
+      </w:r>
+      <w:proofErr w:type="gramStart"/>
+      <w:r>
+        <w:t>edit</w:t>
+      </w:r>
+      <w:proofErr w:type="gramEnd"/>
+      <w:r>
+        <w:t xml:space="preserve"> improved readability significantly and removed the section</w:t>
+      </w:r>
+    </w:p>
+    <w:p>
+      <w:pPr>
+        <w:rPr>
+          <w:b/>
+          <w:bCs/>
+        </w:rPr>
+      </w:pPr>
+      <w:r>
         <w:br/>
+      </w:r>
+    </w:p>
+    <w:p>
+      <w:pPr>
+        <w:rPr>
+          <w:b/>
+          <w:bCs/>
+        </w:rPr>
+      </w:pPr>
+      <w:r>
+        <w:rPr>
+          <w:b/>
+          <w:bCs/>
+        </w:rPr>
         <w:t>Line 85: Recommend adding a paragraph about stock ID and its limitations in this context with bridge to novel approach of using isotope markers to identify spawning locations</w:t>
       </w:r>
     </w:p>
     <w:p>
+      <w:pPr>
+        <w:ind w:left="720"/>
+      </w:pPr>
+      <w:r>
+        <w:t xml:space="preserve">We added to the final paragraph to include mention of the limitations of genetics for reconstructing spatial ecology as well as the unique benefits of isotopes for this approach. </w:t>
+      </w:r>
+    </w:p>
+    <w:p>
+      <w:pPr>
+        <w:ind w:left="720"/>
+      </w:pPr>
+      <w:r>
+        <w:t xml:space="preserve">“ </w:t>
+      </w:r>
+      <w:r>
+        <w:rPr>
+          <w:rFonts w:ascii="Garamond" w:hAnsi="Garamond" w:cs="Times New Roman"/>
+        </w:rPr>
+        <w:t>Genetic approaches, which have been widely used to investigate population structure and provenance in other Pacific salmon species, cannot be used to estimate provenance in the Kuskokwim because Chinook salmon exhibit low genetic differentiation across the basin, while ongoing telemetry studies are logistically constrained in their ability to characterize migration dynamics across such a large and remote watershed.</w:t>
+      </w:r>
+      <w:r>
+        <w:rPr>
+          <w:rFonts w:ascii="Garamond" w:hAnsi="Garamond" w:cs="Times New Roman"/>
+        </w:rPr>
+        <w:t xml:space="preserve"> </w:t>
+      </w:r>
+      <w:r>
+        <w:rPr>
+          <w:rFonts w:ascii="Garamond" w:hAnsi="Garamond" w:cs="Times New Roman"/>
+        </w:rPr>
+        <w:t xml:space="preserve">Otolith microchemical approaches have emerged as an alternative tool capable of estimating sub-watershed provenance without the need for extensive field-based monitoring. </w:t>
+      </w:r>
+      <w:r>
+        <w:rPr>
+          <w:rFonts w:ascii="Garamond" w:hAnsi="Garamond"/>
+        </w:rPr>
+        <w:t>Otolith microchemical approaches have emerged as an alternative tool for reconstructing spatial patterns of salmon movement and provenance.</w:t>
+      </w:r>
+      <w:r>
+        <w:rPr>
+          <w:rFonts w:ascii="Garamond" w:hAnsi="Garamond"/>
+        </w:rPr>
+        <w:t xml:space="preserve"> </w:t>
+      </w:r>
+      <w:r>
+        <w:rPr>
+          <w:rFonts w:ascii="Garamond" w:hAnsi="Garamond"/>
+        </w:rPr>
+        <w:t>By leveraging predictable relationships between chemical signatures recorded in</w:t>
+      </w:r>
+      <w:r>
+        <w:rPr>
+          <w:rFonts w:ascii="Garamond" w:hAnsi="Garamond"/>
+        </w:rPr>
+        <w:t xml:space="preserve"> the</w:t>
+      </w:r>
+      <w:r>
+        <w:rPr>
+          <w:rFonts w:ascii="Garamond" w:hAnsi="Garamond"/>
+        </w:rPr>
+        <w:t xml:space="preserve"> otolith and those measured or modeled across the landscape, </w:t>
+      </w:r>
+      <w:r>
+        <w:rPr>
+          <w:rFonts w:ascii="Garamond" w:hAnsi="Garamond"/>
+        </w:rPr>
+        <w:t>otolith-based</w:t>
+      </w:r>
+      <w:r>
+        <w:rPr>
+          <w:rFonts w:ascii="Garamond" w:hAnsi="Garamond"/>
+        </w:rPr>
+        <w:t xml:space="preserve"> approaches enable </w:t>
+      </w:r>
+      <w:r>
+        <w:rPr>
+          <w:rFonts w:ascii="Garamond" w:hAnsi="Garamond"/>
+        </w:rPr>
+        <w:t xml:space="preserve">the </w:t>
+      </w:r>
+      <w:r>
+        <w:rPr>
+          <w:rFonts w:ascii="Garamond" w:hAnsi="Garamond"/>
+        </w:rPr>
+        <w:t xml:space="preserve">reconstruction of </w:t>
+      </w:r>
+      <w:r>
+        <w:rPr>
+          <w:rFonts w:ascii="Garamond" w:hAnsi="Garamond"/>
+        </w:rPr>
+        <w:t xml:space="preserve">life history characteristics throughout the lifetime of the individual inferred from samples easily collected from adult fish. </w:t>
+      </w:r>
+      <w:r>
+        <w:rPr>
+          <w:rFonts w:ascii="Garamond" w:hAnsi="Garamond"/>
+        </w:rPr>
+        <w:t>As such, these methods provide an approach for estimating fine-scale patterns in salmon spatial ecology across entire watersheds without requiring extensive manual monitoring.</w:t>
+      </w:r>
+      <w:r>
+        <w:rPr>
+          <w:rFonts w:ascii="Garamond" w:hAnsi="Garamond"/>
+        </w:rPr>
+        <w:t>”</w:t>
+      </w:r>
+    </w:p>
+    <w:p>
+      <w:pPr>
+        <w:rPr>
+          <w:b/>
+          <w:bCs/>
+        </w:rPr>
+      </w:pPr>
       <w:r>
         <w:br/>
-        <w:t>Lines 87-89: Is it a lack of genetic structure or a lack of a comprehensive genetic baseline? If the former, then this would suggest that there is significant straying or the populations have recolonized so recently that there has not been sufficient time for drift to occur, correct? I ask because generally Chinook salmon show significant structure in large river basins (though I’m also not a geneticist…)</w:t>
+      </w:r>
+      <w:r>
+        <w:rPr>
+          <w:b/>
+          <w:bCs/>
+        </w:rPr>
+        <w:t xml:space="preserve">Lines 87-89: Is it a lack of genetic structure or a lack of a comprehensive genetic baseline? If the former, then this would suggest that there is significant straying or the populations have recolonized so recently that there has not been sufficient time for </w:t>
+      </w:r>
+      <w:r>
+        <w:rPr>
+          <w:b/>
+          <w:bCs/>
+        </w:rPr>
+        <w:lastRenderedPageBreak/>
+        <w:t>drift to occur, correct? I ask because generally Chinook salmon show significant structure in large river basins (though I’m also not a geneticist…)</w:t>
+      </w:r>
+    </w:p>
+    <w:p>
+      <w:r>
+        <w:tab/>
+        <w:t xml:space="preserve">From my understanding (I am also not a geneticist), there is a lack of genetic structure in the population. There have been several ongoing efforts to produce more refined baselines but there has not been any significant progress on breaking up the coastal western Alaska genetic reporting group which includes nearly the entire Kuskokwim. </w:t>
       </w:r>
     </w:p>
     <w:p/>
     <w:p>
-      <w:r>
+      <w:pPr>
+        <w:rPr>
+          <w:rFonts w:ascii="Garamond" w:hAnsi="Garamond"/>
+          <w:b/>
+          <w:bCs/>
+        </w:rPr>
+      </w:pPr>
+      <w:r>
+        <w:rPr>
+          <w:rFonts w:ascii="Garamond" w:hAnsi="Garamond"/>
+          <w:b/>
+          <w:bCs/>
+        </w:rPr>
         <w:t xml:space="preserve">Lines 100-101: Nitpicky, but how can we be sure it’s a representative sample if stock resolution is unknown? Does this simply mean that the gear is selective for all size classes, which might vary among populations? Might also be worth stating explicitly that test fishery operations do, or are assumed to, capture the full migration window (or not if that’s the case). On that note I assumed this was a gillnet </w:t>
       </w:r>
       <w:proofErr w:type="gramStart"/>
       <w:r>
+        <w:rPr>
+          <w:rFonts w:ascii="Garamond" w:hAnsi="Garamond"/>
+          <w:b/>
+          <w:bCs/>
+        </w:rPr>
         <w:t>fishery, but</w:t>
       </w:r>
       <w:proofErr w:type="gramEnd"/>
       <w:r>
+        <w:rPr>
+          <w:rFonts w:ascii="Garamond" w:hAnsi="Garamond"/>
+          <w:b/>
+          <w:bCs/>
+        </w:rPr>
         <w:t xml:space="preserve"> might be worth specifying the gear type.</w:t>
       </w:r>
     </w:p>
     <w:p>
+      <w:pPr>
+        <w:ind w:left="720"/>
+        <w:rPr>
+          <w:rFonts w:ascii="Garamond" w:hAnsi="Garamond"/>
+        </w:rPr>
+      </w:pPr>
+      <w:r>
+        <w:rPr>
+          <w:rFonts w:ascii="Garamond" w:hAnsi="Garamond"/>
+        </w:rPr>
+        <w:t xml:space="preserve">By "representative sample," we intended to refer to the test fishery's sampling design rather than verified stock composition. The test fishery operates continuously throughout the migration period and is therefore assumed to sample fish from all populations as they enter the river. In addition, sampling effort is adjusted according to overall CPUE, resulting in greater sampling intensity during periods of higher fish abundance. We agree that representativeness of stock composition cannot be directly evaluated without </w:t>
+      </w:r>
+      <w:proofErr w:type="gramStart"/>
+      <w:r>
+        <w:rPr>
+          <w:rFonts w:ascii="Garamond" w:hAnsi="Garamond"/>
+        </w:rPr>
+        <w:t>stock</w:t>
+      </w:r>
+      <w:r>
+        <w:rPr>
+          <w:rFonts w:ascii="Garamond" w:hAnsi="Garamond"/>
+        </w:rPr>
+        <w:t>, and</w:t>
+      </w:r>
+      <w:proofErr w:type="gramEnd"/>
+      <w:r>
+        <w:rPr>
+          <w:rFonts w:ascii="Garamond" w:hAnsi="Garamond"/>
+        </w:rPr>
+        <w:t xml:space="preserve"> changed the language slightly to indicate that this is an assumption. </w:t>
+      </w:r>
+    </w:p>
+    <w:p>
+      <w:pPr>
+        <w:ind w:left="720"/>
+        <w:rPr>
+          <w:rFonts w:ascii="Garamond" w:hAnsi="Garamond"/>
+        </w:rPr>
+      </w:pPr>
+      <w:r>
+        <w:rPr>
+          <w:rFonts w:ascii="Garamond" w:hAnsi="Garamond" w:cs="Times New Roman"/>
+        </w:rPr>
+        <w:t xml:space="preserve">Fish are sampled throughout the full return migration window, and are assumed to be a representative sample of returning stocks throughout the basin above the test fishery location </w:t>
+      </w:r>
+      <w:r>
+        <w:rPr>
+          <w:rFonts w:ascii="Garamond" w:eastAsia="Times New Roman" w:hAnsi="Garamond" w:cs="Times New Roman"/>
+          <w:kern w:val="0"/>
+          <w14:ligatures w14:val="none"/>
+        </w:rPr>
+        <w:fldChar w:fldCharType="begin"/>
+      </w:r>
+      <w:r>
+        <w:rPr>
+          <w:rFonts w:ascii="Garamond" w:eastAsia="Times New Roman" w:hAnsi="Garamond" w:cs="Times New Roman"/>
+          <w:kern w:val="0"/>
+          <w14:ligatures w14:val="none"/>
+        </w:rPr>
+        <w:instrText xml:space="preserve"> ADDIN ZOTERO_ITEM CSL_CITATION {"citationID":"oT8qdcVg","properties":{"formattedCitation":"(Lipka &amp; Elison, 2015)","plainCitation":"(Lipka &amp; Elison, 2015)","noteIndex":0},"citationItems":[{"id":5567,"uris":["http://zotero.org/users/8421274/items/PMPCYQ6E"],"itemData":{"id":5567,"type":"report","abstract":"OBJECTIVES................................................................................................................................................................ 3 Tasks .............................................................................................................................................................................. 4\nMETHODS .................................................................................................................................................................... 4 Field Operations ............................................................................................................................................................ 4 Test Fishing Index .........................................................................................................................................................5 Age, Sex and Length Composition ................................................................................................................................6 Climatological and Stream Observations ......................................................................................................................7\nRESULTS ...................................................................................................................................................................... 7 Operations...................................................................................................................................................................... 7 Abundance Indices and Run Timing .............................................................................................................................8 Chinook Salmon .......................................................................................................................................................8 Sockeye Salmon........................................................................................................................................................8 Chum Salmon ...........................................................................................................................................................9 Coho Salmon ............................................................................................................................................................9 Climatological and Stream Observations .................................................................................................................... 10 DISCUSSION.............................................................................................................................................................. 10 Abundance Index ......................................................................................................................................................... 10 Chinook Salmon ..................................................................................................................................................... 10 Sockeye Salmon...................................................................................................................................................... 11 Chum Salmon ......................................................................................................................................................... 11 Coho Salmon .......................................................................................................................................................... 11\nCONCLUSION ........................................................................................................................................................... 11 ACKNOWLEDGEMENTS......................................................................................................................................... 12 REFERENCES CITED ............................................................................................................................................... 13 TABLES AND FIGURES ........................................................................................................................................... 15 APPENDIX A: BETHEL TEST FISHERY DRIFT SCHEDUALE ........................................................................... 37 APPENDIX B: HISTORICAL CHINOOK SALMON DATA ................................................................................... 39 APPENDIX C: HISTORICAL SOCKEYE SALMON DATA ................................................................................... 43 APPENDIX D: HISTORICAL CHUM SALMON DATA ......................................................................................... 51 APPENDIX E: HISTORICAL COHO SALMON DATA .......................................................................................... 57 APPENDIX F: HISTORICAL CLIMATOLOGICAL DATA .................................................................................... 63","collection-title":"Fishery Data Series No. 16-06 Anchorage","language":"en","publisher":"Alaska Department of Fish and Game","source":"Zotero","title":"Characterization of the 2012 and 2013 salmon runs in the Kuskokwim River based on the test fishery at Bethel.","author":[{"family":"Lipka","given":"C"},{"family":"Elison","given":"T"}],"issued":{"date-parts":[["2015"]]}}}],"schema":"https://github.com/citation-style-language/schema/raw/master/csl-citation.json"} </w:instrText>
+      </w:r>
+      <w:r>
+        <w:rPr>
+          <w:rFonts w:ascii="Garamond" w:eastAsia="Times New Roman" w:hAnsi="Garamond" w:cs="Times New Roman"/>
+          <w:kern w:val="0"/>
+          <w14:ligatures w14:val="none"/>
+        </w:rPr>
+        <w:fldChar w:fldCharType="separate"/>
+      </w:r>
+      <w:r>
+        <w:rPr>
+          <w:rFonts w:ascii="Garamond" w:eastAsia="Times New Roman" w:hAnsi="Garamond" w:cs="Times New Roman"/>
+          <w:noProof/>
+          <w:kern w:val="0"/>
+          <w14:ligatures w14:val="none"/>
+        </w:rPr>
+        <w:t>(Lipka &amp; Elison, 2015)</w:t>
+      </w:r>
+      <w:r>
+        <w:rPr>
+          <w:rFonts w:ascii="Garamond" w:eastAsia="Times New Roman" w:hAnsi="Garamond" w:cs="Times New Roman"/>
+          <w:kern w:val="0"/>
+          <w14:ligatures w14:val="none"/>
+        </w:rPr>
+        <w:fldChar w:fldCharType="end"/>
+      </w:r>
+      <w:r>
+        <w:rPr>
+          <w:rFonts w:ascii="Garamond" w:eastAsia="Times New Roman" w:hAnsi="Garamond" w:cs="Times New Roman"/>
+          <w:kern w:val="0"/>
+          <w14:ligatures w14:val="none"/>
+        </w:rPr>
+        <w:t>.</w:t>
+      </w:r>
+    </w:p>
+    <w:p>
+      <w:pPr>
+        <w:ind w:left="720"/>
+        <w:rPr>
+          <w:rFonts w:ascii="Garamond" w:hAnsi="Garamond"/>
+        </w:rPr>
+      </w:pPr>
+    </w:p>
+    <w:p>
+      <w:r>
+        <w:t>Line 105: Presumably 250 per year?</w:t>
+      </w:r>
+    </w:p>
+    <w:p>
+      <w:pPr>
+        <w:ind w:firstLine="720"/>
+      </w:pPr>
+      <w:r>
+        <w:t xml:space="preserve">Yes, clarified by adding “per year” </w:t>
+      </w:r>
+    </w:p>
+    <w:p>
+      <w:pPr>
+        <w:ind w:firstLine="720"/>
+        <w:rPr>
+          <w:b/>
+          <w:bCs/>
+        </w:rPr>
+      </w:pPr>
+      <w:r>
+        <w:br/>
+      </w:r>
+      <w:r>
+        <w:rPr>
+          <w:b/>
+          <w:bCs/>
+        </w:rPr>
+        <w:t>Line 127-131: This is a little unclear to me, does it mean that fish could only be assigned to river portions with uncertainty values greater than 0.0006?</w:t>
+      </w:r>
+    </w:p>
+    <w:p>
+      <w:pPr>
+        <w:ind w:left="720"/>
+      </w:pPr>
+      <w:r>
+        <w:t xml:space="preserve">No, this means that for the sites with exceedingly low </w:t>
+      </w:r>
+      <w:proofErr w:type="spellStart"/>
+      <w:r>
+        <w:t>isoscape</w:t>
+      </w:r>
+      <w:proofErr w:type="spellEnd"/>
+      <w:r>
+        <w:t xml:space="preserve"> prediction error (i.e. sites with lots of </w:t>
+      </w:r>
+      <w:proofErr w:type="gramStart"/>
+      <w:r>
+        <w:t>sampling )</w:t>
+      </w:r>
+      <w:proofErr w:type="gramEnd"/>
+      <w:r>
+        <w:t xml:space="preserve"> , we artificially increased the error value to be 0.0006. This was done because these few, exceedingly low error sites resulted in a </w:t>
+      </w:r>
       <w:r>
         <w:lastRenderedPageBreak/>
-        <w:t>Line 105: Presumably 250 per year?</w:t>
+        <w:t xml:space="preserve">disproportionate amount of posterior assignment value due to this low value. </w:t>
       </w:r>
       <w:r>
         <w:br/>
-        <w:t>Line 127-131: This is a little unclear to me, does it mean that fish could only be assigned to river portions with uncertainty values greater than 0.0006?</w:t>
-      </w:r>
+      </w:r>
+    </w:p>
+    <w:p>
+      <w:pPr>
+        <w:ind w:firstLine="720"/>
+      </w:pPr>
       <w:r>
         <w:br/>
         <w:t xml:space="preserve">Line 135: Analytical (presumably measurement error?) and </w:t>
@@ -635,12 +1367,30 @@
       </w:r>
       <w:proofErr w:type="spellEnd"/>
       <w:r>
-        <w:t xml:space="preserve"> prediction errors are fairly intuitive, but what does the within-population variance estimate represent and where does it originate from? Might be helpful to add a few sentences defining each of these in the context of the Brennan et al. analysis.</w:t>
-      </w:r>
+        <w:t xml:space="preserve"> prediction errors are </w:t>
+      </w:r>
+      <w:proofErr w:type="gramStart"/>
+      <w:r>
+        <w:t>fairly intuitive</w:t>
+      </w:r>
+      <w:proofErr w:type="gramEnd"/>
+      <w:r>
+        <w:t>, but what does the within-population variance estimate represent and where does it originate from? Might be helpful to add a few sentences defining each of these in the context of the Brennan et al. analysis.</w:t>
+      </w:r>
+    </w:p>
+    <w:p>
+      <w:pPr>
+        <w:ind w:firstLine="720"/>
+      </w:pPr>
       <w:r>
         <w:br/>
         <w:t>Line 157-159: elegant approach</w:t>
       </w:r>
+    </w:p>
+    <w:p>
+      <w:pPr>
+        <w:ind w:firstLine="720"/>
+      </w:pPr>
       <w:r>
         <w:br/>
         <w:t xml:space="preserve">Line 160: does subset refer to </w:t>
@@ -653,9 +1403,22 @@
       <w:r>
         <w:t>, temporal quartiles, sampling events, or something else?</w:t>
       </w:r>
+    </w:p>
+    <w:p>
+      <w:pPr>
+        <w:ind w:firstLine="720"/>
+      </w:pPr>
       <w:r>
         <w:br/>
-        <w:t xml:space="preserve">Line 161-163: So this results in each individual being assigned to a single regional group with 100% certainty? This seems like an important assumption. Why couldn’t the entire assignment probability vector for </w:t>
+        <w:t xml:space="preserve">Line 161-163: </w:t>
+      </w:r>
+      <w:proofErr w:type="gramStart"/>
+      <w:r>
+        <w:t>So</w:t>
+      </w:r>
+      <w:proofErr w:type="gramEnd"/>
+      <w:r>
+        <w:t xml:space="preserve"> this results in </w:t>
       </w:r>
       <w:proofErr w:type="gramStart"/>
       <w:r>
@@ -663,16 +1426,55 @@
       </w:r>
       <w:proofErr w:type="gramEnd"/>
       <w:r>
+        <w:t xml:space="preserve"> being assigned to a single regional group with 100% certainty? This seems like an important assumption. Why couldn’t the entire assignment probability vector for </w:t>
+      </w:r>
+      <w:proofErr w:type="gramStart"/>
+      <w:r>
+        <w:t>each individual</w:t>
+      </w:r>
+      <w:proofErr w:type="gramEnd"/>
+      <w:r>
         <w:t xml:space="preserve"> be incorporated into the analysis, propagating this uncertainty to summary statistics presented in Fig 3-5? If it is, it would be helpful for the authors to articulate what the result is (e.g., if the assignments in the bottom 70% highly implausible because they predict extremely variable locations or they represent a diffuse, but not substantially different distribution) and what the downstream implications are</w:t>
       </w:r>
+    </w:p>
+    <w:p>
+      <w:pPr>
+        <w:ind w:firstLine="720"/>
+      </w:pPr>
       <w:r>
         <w:br/>
-        <w:t>Lines 170-186: This seems better suited to the results than the methods, but I defer to the authors and editorial team. It would also be beneficial to summarize how these groups cross walk to management objectives. For example, does group 1 represent “the furthest upstream region of the Kuskokwim River” or is this group 1, 2 and 3? Basically I’m wondering how these groups relate to upstream communities that seem to be most at-risk of compromised food security.</w:t>
-      </w:r>
+        <w:t xml:space="preserve">Lines 170-186: This seems better suited to the results than the methods, but I </w:t>
+      </w:r>
+      <w:proofErr w:type="gramStart"/>
+      <w:r>
+        <w:t>defer to</w:t>
+      </w:r>
+      <w:proofErr w:type="gramEnd"/>
+      <w:r>
+        <w:t xml:space="preserve"> the authors and editorial team. It would also be beneficial to summarize how these groups cross walk to management objectives. For example, does group 1 represent “the furthest upstream region of the Kuskokwim River” or is this group 1, 2 and 3? </w:t>
+      </w:r>
+      <w:proofErr w:type="gramStart"/>
+      <w:r>
+        <w:t>Basically</w:t>
+      </w:r>
+      <w:proofErr w:type="gramEnd"/>
+      <w:r>
+        <w:t xml:space="preserve"> I’m wondering how these groups relate to upstream communities that seem to be most at-risk of compromised food security.</w:t>
+      </w:r>
+    </w:p>
+    <w:p>
+      <w:pPr>
+        <w:ind w:firstLine="720"/>
+      </w:pPr>
       <w:r>
         <w:br/>
         <w:t>Line 184-186: does this mean that there’s a risk that fish with that isotopic signature will be misassigned to lower watershed?</w:t>
       </w:r>
+    </w:p>
+    <w:p>
+      <w:pPr>
+        <w:ind w:firstLine="720"/>
+      </w:pPr>
       <w:r>
         <w:br/>
         <w:t>Line 194-196: Is this based on the sum of daily CPUE data or something more nuanced?</w:t>
@@ -680,6 +1482,7 @@
     </w:p>
     <w:p>
       <w:r>
+        <w:lastRenderedPageBreak/>
         <w:t xml:space="preserve">Lines 216-255: In my opinion it’s tough to resolve the claim from lines 216-218 using Figure 3 due to strong differences among stocks in the proportional contribution, which minimizes contrast among the quartiles. Would it be better to </w:t>
       </w:r>
       <w:proofErr w:type="gramStart"/>
@@ -690,6 +1493,8 @@
       <w:r>
         <w:t xml:space="preserve"> group with the x axis representing seasonal quartiles and free y axes? That would presumably better illustrate temporal trends within a stock and still be useful for the text in Lines 219-225, though these are to some extent captured by Figure 4. I think a separate figure (e.g. stacked bar chart), perhaps integrating over all quartiles, would be better for showing the relative contribution of each stock. Ultimately it may be beneficial to present multiple figures for this section of the results.</w:t>
       </w:r>
+    </w:p>
+    <w:p>
       <w:r>
         <w:br/>
       </w:r>
@@ -701,11 +1506,10 @@
       <w:r>
         <w:t xml:space="preserve"> 230: Suggest specifying interannual variation</w:t>
       </w:r>
+    </w:p>
+    <w:p>
       <w:r>
         <w:br/>
-      </w:r>
-      <w:r>
-        <w:lastRenderedPageBreak/>
         <w:t xml:space="preserve">Lines 233-234: Might be worth defining parenthetically which </w:t>
       </w:r>
       <w:proofErr w:type="spellStart"/>
@@ -716,6 +1520,8 @@
       <w:r>
         <w:t xml:space="preserve"> represent middle/lower (i.e. is it 1-5, 2-4?)</w:t>
       </w:r>
+    </w:p>
+    <w:p>
       <w:r>
         <w:br/>
         <w:t xml:space="preserve">Line 239: There also seems to be much greater variability among groups 1 and 2 in their timing relative to the closure which has downstream impacts on interannual variation in the proportion of the group that is protected (Figure 5). Tough to determine based on visuals alone, but a simple calculation of the among year variation in timing (e.g. date at which 50% of the run occurs) for each group may be informative for understanding variability in migratory </w:t>
@@ -728,10 +1534,14 @@
       <w:r>
         <w:t xml:space="preserve"> among groups.</w:t>
       </w:r>
+    </w:p>
+    <w:p>
       <w:r>
         <w:br/>
         <w:t>Line 261: By minimum protection values I’m assuming the authors are referring to the year with the observed lowest proportion protected?</w:t>
       </w:r>
+    </w:p>
+    <w:p>
       <w:r>
         <w:br/>
         <w:t xml:space="preserve">Line 266-268: This is a really important component of the work and I’m glad it was included. Did the authors consider inverting the x-axis </w:t>
@@ -749,26 +1559,42 @@
       </w:r>
       <w:r>
         <w:br/>
-        <w:t>Discussion</w:t>
-      </w:r>
-      <w:r>
-        <w:br/>
-        <w:t>Line 277-279: Nitpicky but this sentence refers to multiple smaller upstream watersheds but then uses “watershed” to also refer to the entire basin.</w:t>
+        <w:t xml:space="preserve">Line 277-279: Nitpicky but this sentence refers to multiple smaller upstream watersheds </w:t>
+      </w:r>
+      <w:r>
+        <w:lastRenderedPageBreak/>
+        <w:t>but then uses “watershed” to also refer to the entire basin.</w:t>
       </w:r>
       <w:r>
         <w:br/>
         <w:t>Lines 279-281: Wording’s a little clunky.</w:t>
       </w:r>
+    </w:p>
+    <w:p>
       <w:r>
         <w:br/>
-        <w:t>Line 282: Here would be a good place to insert a paragraph describing how regional stock groupings correspond, or not, to a priori assumptions about stock structure, as well as summarizing any existing knowledge on ecological differences (besides migration timing) between upper/middle/lower populations. Then pivot to management implications and efficacy.</w:t>
-      </w:r>
+        <w:t xml:space="preserve">Line 282: Here would be a good place to insert a paragraph describing how regional stock groupings correspond, or not, to a priori </w:t>
+      </w:r>
+      <w:proofErr w:type="gramStart"/>
+      <w:r>
+        <w:t>assumptions</w:t>
+      </w:r>
+      <w:proofErr w:type="gramEnd"/>
+      <w:r>
+        <w:t xml:space="preserve"> about stock structure, as well as summarizing any existing knowledge on ecological differences (besides migration timing) between upper/middle/lower populations. Then pivot to management implications and efficacy.</w:t>
+      </w:r>
+    </w:p>
+    <w:p>
       <w:r>
         <w:br/>
         <w:t>Line 298: Is proportional protection driven by relative abundance or variability in timing?</w:t>
       </w:r>
       <w:r>
         <w:br/>
+      </w:r>
+    </w:p>
+    <w:p>
+      <w:r>
         <w:t xml:space="preserve">Lines 303-310: The authors explicitly state that this is a function of the timing and duration of the overall migration, but I think this is where a discussion on differences in the degree of variability among regional groups could be interesting. Fundamentally it’s easier to design static closures for stocks with more consistent timing than for those with variable timing. </w:t>
       </w:r>
       <w:proofErr w:type="gramStart"/>
@@ -781,178 +1607,155 @@
       </w:r>
       <w:r>
         <w:br/>
+      </w:r>
+    </w:p>
+    <w:p>
+      <w:r>
         <w:t>Lines 307-308: Can the authors comment on how representative the study years were in times of the timing and duration of the migration? Is there evidence that migration timing is shifting with this stock? If so, could that exacerbate challenges associated with a fixed window?</w:t>
       </w:r>
       <w:r>
         <w:br/>
-        <w:t xml:space="preserve">Lines 347-348: Somewhat vague. See previous comment requesting additional detail on </w:t>
-      </w:r>
-      <w:r>
-        <w:lastRenderedPageBreak/>
-        <w:t>information on within basin dynamics.</w:t>
+      </w:r>
+    </w:p>
+    <w:p>
+      <w:r>
+        <w:t>Lines 347-348: Somewhat vague. See previous comment requesting additional detail on information on within basin dynamics.</w:t>
       </w:r>
       <w:r>
         <w:br/>
-      </w:r>
-    </w:p>
-    <w:p>
-      <w:pPr>
-        <w:rPr>
-          <w:rFonts w:ascii="Garamond" w:hAnsi="Garamond"/>
-          <w:b/>
-          <w:bCs/>
-        </w:rPr>
-      </w:pPr>
-      <w:r>
-        <w:rPr>
-          <w:rFonts w:ascii="Garamond" w:hAnsi="Garamond"/>
-          <w:b/>
-          <w:bCs/>
-        </w:rPr>
-        <w:br/>
-      </w:r>
-    </w:p>
-    <w:p>
-      <w:pPr>
-        <w:pStyle w:val="Title"/>
-        <w:rPr>
-          <w:rFonts w:ascii="Garamond" w:hAnsi="Garamond"/>
-        </w:rPr>
-      </w:pPr>
-    </w:p>
-    <w:p>
-      <w:pPr>
-        <w:pStyle w:val="Title"/>
-        <w:rPr>
-          <w:rFonts w:ascii="Garamond" w:hAnsi="Garamond"/>
-        </w:rPr>
-      </w:pPr>
-    </w:p>
-    <w:p>
-      <w:pPr>
-        <w:pStyle w:val="Title"/>
-        <w:rPr>
-          <w:rFonts w:ascii="Garamond" w:hAnsi="Garamond"/>
-        </w:rPr>
-      </w:pPr>
-    </w:p>
-    <w:p>
-      <w:pPr>
-        <w:pStyle w:val="Title"/>
-        <w:rPr>
-          <w:rFonts w:ascii="Garamond" w:hAnsi="Garamond"/>
-        </w:rPr>
-      </w:pPr>
-      <w:r>
-        <w:rPr>
-          <w:rFonts w:ascii="Garamond" w:hAnsi="Garamond"/>
-        </w:rPr>
-        <w:t xml:space="preserve">Reviewer </w:t>
-      </w:r>
-      <w:r>
-        <w:rPr>
-          <w:rFonts w:ascii="Garamond" w:hAnsi="Garamond"/>
-        </w:rPr>
-        <w:t>2</w:t>
-      </w:r>
-      <w:r>
-        <w:rPr>
-          <w:rFonts w:ascii="Garamond" w:hAnsi="Garamond"/>
-        </w:rPr>
-        <w:t xml:space="preserve">: </w:t>
-      </w:r>
-    </w:p>
-    <w:p>
-      <w:r>
-        <w:t xml:space="preserve">General Comments </w:t>
-      </w:r>
-    </w:p>
-    <w:p>
-      <w:pPr>
-        <w:rPr>
-          <w:rFonts w:ascii="Garamond" w:hAnsi="Garamond"/>
-          <w:b/>
-          <w:bCs/>
-        </w:rPr>
-      </w:pPr>
-      <w:r>
-        <w:rPr>
-          <w:rFonts w:ascii="Garamond" w:hAnsi="Garamond"/>
-          <w:b/>
-          <w:bCs/>
-        </w:rPr>
-        <w:t>From the title I didn’t think “multi-year otolith isotope study”. I am also not sure “balance” is the right word and a more pointed title about the upper-watershed fish may be more appropriate.</w:t>
-      </w:r>
-    </w:p>
-    <w:p>
-      <w:pPr>
-        <w:ind w:left="720"/>
-        <w:rPr>
-          <w:rFonts w:ascii="Garamond" w:hAnsi="Garamond"/>
-        </w:rPr>
-      </w:pPr>
-      <w:r>
-        <w:rPr>
-          <w:rFonts w:ascii="Garamond" w:hAnsi="Garamond"/>
-        </w:rPr>
-        <w:t xml:space="preserve">Although we agree that the title does not lead the reader to the conclusion that this is an otolith-based study, we believe that the key take home message here is assessing how the strategic closure can balance the dual goals of opportunity and stock diversity when provided with sufficient spatial resolution (achieved via the otolith chemistry). For this </w:t>
-      </w:r>
-      <w:proofErr w:type="gramStart"/>
-      <w:r>
-        <w:rPr>
-          <w:rFonts w:ascii="Garamond" w:hAnsi="Garamond"/>
-        </w:rPr>
-        <w:t>reason</w:t>
-      </w:r>
-      <w:proofErr w:type="gramEnd"/>
-      <w:r>
-        <w:rPr>
-          <w:rFonts w:ascii="Garamond" w:hAnsi="Garamond"/>
-        </w:rPr>
-        <w:t xml:space="preserve"> we have opted to keep the title the same. </w:t>
-      </w:r>
-    </w:p>
-    <w:p/>
-    <w:p>
-      <w:pPr>
-        <w:rPr>
-          <w:b/>
-          <w:bCs/>
-        </w:rPr>
-      </w:pPr>
-      <w:r>
-        <w:rPr>
-          <w:b/>
-          <w:bCs/>
-        </w:rPr>
-        <w:t>Throughout the entire manuscript text and figures change Sr87/Sr86 to 87Sr/86Sr.</w:t>
-      </w:r>
-    </w:p>
-    <w:p>
-      <w:pPr>
-        <w:rPr>
-          <w:b/>
-          <w:bCs/>
-        </w:rPr>
-      </w:pPr>
-      <w:r>
-        <w:rPr>
-          <w:b/>
-          <w:bCs/>
-          <w:highlight w:val="yellow"/>
-        </w:rPr>
-        <w:t>** Change throughout **</w:t>
-      </w:r>
-      <w:r>
-        <w:rPr>
-          <w:b/>
-          <w:bCs/>
-        </w:rPr>
-        <w:t xml:space="preserve"> </w:t>
       </w:r>
     </w:p>
     <w:p/>
     <w:p/>
+    <w:p/>
+    <w:p/>
+    <w:p/>
+    <w:p>
+      <w:pPr>
+        <w:pStyle w:val="Title"/>
+        <w:rPr>
+          <w:rFonts w:ascii="Garamond" w:hAnsi="Garamond"/>
+        </w:rPr>
+      </w:pPr>
+    </w:p>
+    <w:p>
+      <w:pPr>
+        <w:pStyle w:val="Title"/>
+        <w:rPr>
+          <w:rFonts w:ascii="Garamond" w:hAnsi="Garamond"/>
+        </w:rPr>
+      </w:pPr>
+      <w:r>
+        <w:rPr>
+          <w:rFonts w:ascii="Garamond" w:hAnsi="Garamond"/>
+        </w:rPr>
+        <w:lastRenderedPageBreak/>
+        <w:t xml:space="preserve">Reviewer </w:t>
+      </w:r>
+      <w:r>
+        <w:rPr>
+          <w:rFonts w:ascii="Garamond" w:hAnsi="Garamond"/>
+        </w:rPr>
+        <w:t>2</w:t>
+      </w:r>
+      <w:r>
+        <w:rPr>
+          <w:rFonts w:ascii="Garamond" w:hAnsi="Garamond"/>
+        </w:rPr>
+        <w:t xml:space="preserve">: </w:t>
+      </w:r>
+    </w:p>
+    <w:p>
+      <w:r>
+        <w:t xml:space="preserve">General Comments </w:t>
+      </w:r>
+    </w:p>
+    <w:p>
+      <w:pPr>
+        <w:rPr>
+          <w:rFonts w:ascii="Garamond" w:hAnsi="Garamond"/>
+          <w:b/>
+          <w:bCs/>
+        </w:rPr>
+      </w:pPr>
+      <w:r>
+        <w:rPr>
+          <w:rFonts w:ascii="Garamond" w:hAnsi="Garamond"/>
+          <w:b/>
+          <w:bCs/>
+        </w:rPr>
+        <w:t>From the title I didn’t think “multi-year otolith isotope study”. I am also not sure “balance” is the right word and a more pointed title about the upper-watershed fish may be more appropriate.</w:t>
+      </w:r>
+    </w:p>
+    <w:p>
+      <w:pPr>
+        <w:ind w:left="720"/>
+        <w:rPr>
+          <w:rFonts w:ascii="Garamond" w:hAnsi="Garamond"/>
+        </w:rPr>
+      </w:pPr>
+      <w:r>
+        <w:rPr>
+          <w:rFonts w:ascii="Garamond" w:hAnsi="Garamond"/>
+        </w:rPr>
+        <w:t xml:space="preserve">Although we agree that the title does not lead the reader to the conclusion that this is an otolith-based study, we believe that the key take home message here is assessing how the strategic closure can balance the dual goals of opportunity and stock diversity when provided with sufficient spatial resolution (achieved via the otolith chemistry). For this </w:t>
+      </w:r>
+      <w:proofErr w:type="gramStart"/>
+      <w:r>
+        <w:rPr>
+          <w:rFonts w:ascii="Garamond" w:hAnsi="Garamond"/>
+        </w:rPr>
+        <w:t>reason</w:t>
+      </w:r>
+      <w:proofErr w:type="gramEnd"/>
+      <w:r>
+        <w:rPr>
+          <w:rFonts w:ascii="Garamond" w:hAnsi="Garamond"/>
+        </w:rPr>
+        <w:t xml:space="preserve"> we have opted to keep the title the same. </w:t>
+      </w:r>
+    </w:p>
+    <w:p/>
+    <w:p>
+      <w:pPr>
+        <w:rPr>
+          <w:b/>
+          <w:bCs/>
+        </w:rPr>
+      </w:pPr>
+      <w:r>
+        <w:rPr>
+          <w:b/>
+          <w:bCs/>
+        </w:rPr>
+        <w:t>Throughout the entire manuscript text and figures change Sr87/Sr86 to 87Sr/86Sr.</w:t>
+      </w:r>
+    </w:p>
+    <w:p>
+      <w:pPr>
+        <w:rPr>
+          <w:b/>
+          <w:bCs/>
+        </w:rPr>
+      </w:pPr>
+      <w:r>
+        <w:rPr>
+          <w:b/>
+          <w:bCs/>
+          <w:highlight w:val="yellow"/>
+        </w:rPr>
+        <w:t>** Change throughout **</w:t>
+      </w:r>
+      <w:r>
+        <w:rPr>
+          <w:b/>
+          <w:bCs/>
+        </w:rPr>
+        <w:t xml:space="preserve"> </w:t>
+      </w:r>
+    </w:p>
+    <w:p/>
+    <w:p/>
     <w:p>
       <w:pPr>
         <w:rPr>
@@ -1138,6 +1941,7 @@
           <w:b/>
           <w:bCs/>
         </w:rPr>
+        <w:lastRenderedPageBreak/>
         <w:t xml:space="preserve">Most CJFAS readers are likely familiar with the importance of the </w:t>
       </w:r>
       <w:proofErr w:type="gramStart"/>
@@ -1313,60 +2117,60 @@
           <w:b/>
           <w:bCs/>
         </w:rPr>
+        <w:t xml:space="preserve">Line 77. If available add a reference for the local/tribal knowledge. </w:t>
+      </w:r>
+      <w:proofErr w:type="spellStart"/>
+      <w:proofErr w:type="gramStart"/>
+      <w:r>
+        <w:rPr>
+          <w:b/>
+          <w:bCs/>
+        </w:rPr>
+        <w:t>Its</w:t>
+      </w:r>
+      <w:proofErr w:type="spellEnd"/>
+      <w:proofErr w:type="gramEnd"/>
+      <w:r>
+        <w:rPr>
+          <w:b/>
+          <w:bCs/>
+        </w:rPr>
+        <w:t xml:space="preserve"> interesting that this front-end closure mimics some of the traditional management practices along the Pacific where early migrating fish were allowed to pass before salmon fishing started. Might be worth exploring that here further with 1-2 sentences.</w:t>
+      </w:r>
+    </w:p>
+    <w:p>
+      <w:pPr>
+        <w:ind w:firstLine="720"/>
+      </w:pPr>
+      <w:r>
+        <w:t xml:space="preserve">** Ask Janessa** </w:t>
+      </w:r>
+    </w:p>
+    <w:p/>
+    <w:p>
+      <w:pPr>
+        <w:rPr>
+          <w:b/>
+          <w:bCs/>
+        </w:rPr>
+      </w:pPr>
+      <w:r>
+        <w:rPr>
+          <w:b/>
+          <w:bCs/>
+        </w:rPr>
+        <w:t>Line 106. This should be a supplement table with year, CPUE, and available and selected samples. How were samples within a year subsampled?</w:t>
+      </w:r>
+    </w:p>
+    <w:p>
+      <w:pPr>
+        <w:ind w:left="720"/>
+      </w:pPr>
+      <w:r>
+        <w:rPr>
+          <w:highlight w:val="yellow"/>
+        </w:rPr>
         <w:lastRenderedPageBreak/>
-        <w:t xml:space="preserve">Line 77. If available add a reference for the local/tribal knowledge. </w:t>
-      </w:r>
-      <w:proofErr w:type="spellStart"/>
-      <w:proofErr w:type="gramStart"/>
-      <w:r>
-        <w:rPr>
-          <w:b/>
-          <w:bCs/>
-        </w:rPr>
-        <w:t>Its</w:t>
-      </w:r>
-      <w:proofErr w:type="spellEnd"/>
-      <w:proofErr w:type="gramEnd"/>
-      <w:r>
-        <w:rPr>
-          <w:b/>
-          <w:bCs/>
-        </w:rPr>
-        <w:t xml:space="preserve"> interesting that this front-end closure mimics some of the traditional management practices along the Pacific where early migrating fish were allowed to pass before salmon fishing started. Might be worth exploring that here further with 1-2 sentences.</w:t>
-      </w:r>
-    </w:p>
-    <w:p>
-      <w:pPr>
-        <w:ind w:firstLine="720"/>
-      </w:pPr>
-      <w:r>
-        <w:t xml:space="preserve">** Ask Janessa** </w:t>
-      </w:r>
-    </w:p>
-    <w:p/>
-    <w:p>
-      <w:pPr>
-        <w:rPr>
-          <w:b/>
-          <w:bCs/>
-        </w:rPr>
-      </w:pPr>
-      <w:r>
-        <w:rPr>
-          <w:b/>
-          <w:bCs/>
-        </w:rPr>
-        <w:t>Line 106. This should be a supplement table with year, CPUE, and available and selected samples. How were samples within a year subsampled?</w:t>
-      </w:r>
-    </w:p>
-    <w:p>
-      <w:pPr>
-        <w:ind w:left="720"/>
-      </w:pPr>
-      <w:r>
-        <w:rPr>
-          <w:highlight w:val="yellow"/>
-        </w:rPr>
         <w:t>** WE don’t have available vs sampled, but we do the other information, make a table**</w:t>
       </w:r>
       <w:r>
@@ -1451,7 +2255,6 @@
     <w:p/>
     <w:p>
       <w:r>
-        <w:lastRenderedPageBreak/>
         <w:br/>
       </w:r>
       <w:r>
@@ -1573,7 +2376,11 @@
       </w:r>
       <w:proofErr w:type="gramEnd"/>
       <w:r>
-        <w:t xml:space="preserve"> do vary, so they are not even. We mention this later in the </w:t>
+        <w:t xml:space="preserve"> do vary, so </w:t>
+      </w:r>
+      <w:r>
+        <w:lastRenderedPageBreak/>
+        <w:t xml:space="preserve">they are not even. We mention this later in the </w:t>
       </w:r>
       <w:proofErr w:type="gramStart"/>
       <w:r>
@@ -1850,24 +2657,144 @@
           <w:b/>
           <w:bCs/>
         </w:rPr>
-        <w:t xml:space="preserve"> explain that a bit more here </w:t>
-      </w:r>
-      <w:r>
-        <w:rPr>
-          <w:rFonts w:ascii="Garamond" w:hAnsi="Garamond"/>
-          <w:b/>
-          <w:bCs/>
+        <w:t xml:space="preserve"> explain that a bit more here in the methods (why not just use the tributary level for your analysis or if grouping is needed maybe tree-based approaches can separate out groups more consistently).</w:t>
+      </w:r>
+    </w:p>
+    <w:p>
+      <w:pPr>
+        <w:rPr>
+          <w:rFonts w:ascii="Garamond" w:hAnsi="Garamond" w:cs="Times New Roman"/>
+        </w:rPr>
+      </w:pPr>
+    </w:p>
+    <w:p>
+      <w:pPr>
+        <w:ind w:left="720"/>
+        <w:rPr>
+          <w:rFonts w:ascii="Garamond" w:hAnsi="Garamond" w:cs="Times New Roman"/>
+        </w:rPr>
+      </w:pPr>
+      <w:r>
+        <w:rPr>
+          <w:rFonts w:ascii="Garamond" w:hAnsi="Garamond" w:cs="Times New Roman"/>
+        </w:rPr>
+        <w:t xml:space="preserve">The purpose of the clustering is to identify which of the tributaries and regions previously flagged as relevant in the basin can be reliably distinguished using isotope values. Relying on tributary-level assignments alone would instead force comparisons among tributaries that cannot </w:t>
+      </w:r>
+      <w:proofErr w:type="gramStart"/>
+      <w:r>
+        <w:rPr>
+          <w:rFonts w:ascii="Garamond" w:hAnsi="Garamond" w:cs="Times New Roman"/>
+        </w:rPr>
+        <w:t>actually be</w:t>
+      </w:r>
+      <w:proofErr w:type="gramEnd"/>
+      <w:r>
+        <w:rPr>
+          <w:rFonts w:ascii="Garamond" w:hAnsi="Garamond" w:cs="Times New Roman"/>
+        </w:rPr>
+        <w:t xml:space="preserve"> told apart. Because we retained only the</w:t>
+      </w:r>
+      <w:r>
+        <w:rPr>
+          <w:rFonts w:ascii="Garamond" w:hAnsi="Garamond" w:cs="Times New Roman"/>
+        </w:rPr>
+        <w:t xml:space="preserve"> highest posterior values, we believe this method </w:t>
+      </w:r>
+      <w:r>
+        <w:rPr>
+          <w:rFonts w:ascii="Garamond" w:hAnsi="Garamond" w:cs="Times New Roman"/>
+        </w:rPr>
+        <w:t>leverage</w:t>
+      </w:r>
+      <w:r>
+        <w:rPr>
+          <w:rFonts w:ascii="Garamond" w:hAnsi="Garamond" w:cs="Times New Roman"/>
+        </w:rPr>
+        <w:t>d</w:t>
+      </w:r>
+      <w:r>
+        <w:rPr>
+          <w:rFonts w:ascii="Garamond" w:hAnsi="Garamond" w:cs="Times New Roman"/>
+        </w:rPr>
+        <w:t xml:space="preserve"> the probabilistic Bayesian assignment</w:t>
+      </w:r>
+      <w:r>
+        <w:rPr>
+          <w:rFonts w:ascii="Garamond" w:hAnsi="Garamond" w:cs="Times New Roman"/>
+        </w:rPr>
+        <w:t xml:space="preserve"> for the initial assignment </w:t>
+      </w:r>
+      <w:r>
+        <w:rPr>
+          <w:rFonts w:ascii="Garamond" w:hAnsi="Garamond" w:cs="Times New Roman"/>
+        </w:rPr>
+        <w:t xml:space="preserve"> while restricting </w:t>
+      </w:r>
+      <w:r>
+        <w:rPr>
+          <w:rFonts w:ascii="Garamond" w:hAnsi="Garamond" w:cs="Times New Roman"/>
+        </w:rPr>
+        <w:t xml:space="preserve">results </w:t>
+      </w:r>
+      <w:r>
+        <w:rPr>
+          <w:rFonts w:ascii="Garamond" w:hAnsi="Garamond" w:cs="Times New Roman"/>
+        </w:rPr>
+        <w:t xml:space="preserve">comparisons to groups that can actually be </w:t>
+      </w:r>
+      <w:proofErr w:type="spellStart"/>
+      <w:r>
+        <w:rPr>
+          <w:rFonts w:ascii="Garamond" w:hAnsi="Garamond" w:cs="Times New Roman"/>
+        </w:rPr>
+        <w:t>distinguished.Clustering</w:t>
+      </w:r>
+      <w:proofErr w:type="spellEnd"/>
+      <w:r>
+        <w:rPr>
+          <w:rFonts w:ascii="Garamond" w:hAnsi="Garamond" w:cs="Times New Roman"/>
+        </w:rPr>
+        <w:t xml:space="preserve"> </w:t>
+      </w:r>
+      <w:r>
+        <w:rPr>
+          <w:rFonts w:ascii="Garamond" w:hAnsi="Garamond" w:cs="Times New Roman"/>
         </w:rPr>
         <w:lastRenderedPageBreak/>
-        <w:t>in the methods (why not just use the tributary level for your analysis or if grouping is needed maybe tree-based approaches can separate out groups more consistently).</w:t>
-      </w:r>
-    </w:p>
-    <w:p>
-      <w:pPr>
-        <w:rPr>
-          <w:rFonts w:ascii="Garamond" w:hAnsi="Garamond" w:cs="Times New Roman"/>
-        </w:rPr>
-      </w:pPr>
+        <w:t>these pre-defined tributaries, rather than applying unsupervised clustering across all tributaries in the basin, comes at the cost of some overlap among groups, but it allows the results to be interpreted within management-relevant spatial extents. We believe this approach is appropriate for identifying meaningful groups, though we did not attempt a tree-based method.</w:t>
+      </w:r>
+    </w:p>
+    <w:p>
+      <w:pPr>
+        <w:rPr>
+          <w:rFonts w:ascii="Garamond" w:hAnsi="Garamond" w:cs="Times New Roman"/>
+        </w:rPr>
+      </w:pPr>
+    </w:p>
+    <w:p>
+      <w:pPr>
+        <w:rPr>
+          <w:rFonts w:ascii="Garamond" w:hAnsi="Garamond" w:cs="Times New Roman"/>
+          <w:b/>
+          <w:bCs/>
+        </w:rPr>
+      </w:pPr>
+      <w:r>
+        <w:rPr>
+          <w:rFonts w:ascii="Garamond" w:hAnsi="Garamond"/>
+          <w:b/>
+          <w:bCs/>
+        </w:rPr>
+        <w:t>Line 206-209. Why are the simulated time frames constrained to a shift of only a few days.</w:t>
+      </w:r>
+      <w:r>
+        <w:rPr>
+          <w:rFonts w:ascii="Garamond" w:hAnsi="Garamond"/>
+          <w:b/>
+          <w:bCs/>
+        </w:rPr>
+        <w:br/>
+      </w:r>
     </w:p>
     <w:p>
       <w:pPr>
@@ -1880,128 +2807,6 @@
         <w:rPr>
           <w:rFonts w:ascii="Garamond" w:hAnsi="Garamond" w:cs="Times New Roman"/>
         </w:rPr>
-        <w:t xml:space="preserve">The purpose of the clustering is to identify which of the tributaries and regions previously flagged as relevant in the basin can be reliably distinguished using isotope values. Relying on tributary-level assignments alone would instead force comparisons among tributaries that cannot </w:t>
-      </w:r>
-      <w:proofErr w:type="gramStart"/>
-      <w:r>
-        <w:rPr>
-          <w:rFonts w:ascii="Garamond" w:hAnsi="Garamond" w:cs="Times New Roman"/>
-        </w:rPr>
-        <w:t>actually be</w:t>
-      </w:r>
-      <w:proofErr w:type="gramEnd"/>
-      <w:r>
-        <w:rPr>
-          <w:rFonts w:ascii="Garamond" w:hAnsi="Garamond" w:cs="Times New Roman"/>
-        </w:rPr>
-        <w:t xml:space="preserve"> told apart. Because we retained only the</w:t>
-      </w:r>
-      <w:r>
-        <w:rPr>
-          <w:rFonts w:ascii="Garamond" w:hAnsi="Garamond" w:cs="Times New Roman"/>
-        </w:rPr>
-        <w:t xml:space="preserve"> highest posterior values, we believe this method </w:t>
-      </w:r>
-      <w:r>
-        <w:rPr>
-          <w:rFonts w:ascii="Garamond" w:hAnsi="Garamond" w:cs="Times New Roman"/>
-        </w:rPr>
-        <w:t>leverage</w:t>
-      </w:r>
-      <w:r>
-        <w:rPr>
-          <w:rFonts w:ascii="Garamond" w:hAnsi="Garamond" w:cs="Times New Roman"/>
-        </w:rPr>
-        <w:t>d</w:t>
-      </w:r>
-      <w:r>
-        <w:rPr>
-          <w:rFonts w:ascii="Garamond" w:hAnsi="Garamond" w:cs="Times New Roman"/>
-        </w:rPr>
-        <w:t xml:space="preserve"> the probabilistic Bayesian assignment</w:t>
-      </w:r>
-      <w:r>
-        <w:rPr>
-          <w:rFonts w:ascii="Garamond" w:hAnsi="Garamond" w:cs="Times New Roman"/>
-        </w:rPr>
-        <w:t xml:space="preserve"> for the initial assignment </w:t>
-      </w:r>
-      <w:r>
-        <w:rPr>
-          <w:rFonts w:ascii="Garamond" w:hAnsi="Garamond" w:cs="Times New Roman"/>
-        </w:rPr>
-        <w:t xml:space="preserve"> while restricting </w:t>
-      </w:r>
-      <w:r>
-        <w:rPr>
-          <w:rFonts w:ascii="Garamond" w:hAnsi="Garamond" w:cs="Times New Roman"/>
-        </w:rPr>
-        <w:t xml:space="preserve">results </w:t>
-      </w:r>
-      <w:r>
-        <w:rPr>
-          <w:rFonts w:ascii="Garamond" w:hAnsi="Garamond" w:cs="Times New Roman"/>
-        </w:rPr>
-        <w:t xml:space="preserve">comparisons to groups that can actually be </w:t>
-      </w:r>
-      <w:proofErr w:type="spellStart"/>
-      <w:r>
-        <w:rPr>
-          <w:rFonts w:ascii="Garamond" w:hAnsi="Garamond" w:cs="Times New Roman"/>
-        </w:rPr>
-        <w:t>distinguished.Clustering</w:t>
-      </w:r>
-      <w:proofErr w:type="spellEnd"/>
-      <w:r>
-        <w:rPr>
-          <w:rFonts w:ascii="Garamond" w:hAnsi="Garamond" w:cs="Times New Roman"/>
-        </w:rPr>
-        <w:t xml:space="preserve"> these pre-defined tributaries, rather than applying unsupervised clustering across all tributaries in the basin, comes at the cost of some overlap among groups, but it allows the results to be interpreted within management-relevant spatial extents. We believe this approach is appropriate for identifying meaningful groups, though we did not attempt a tree-based method.</w:t>
-      </w:r>
-    </w:p>
-    <w:p>
-      <w:pPr>
-        <w:rPr>
-          <w:rFonts w:ascii="Garamond" w:hAnsi="Garamond" w:cs="Times New Roman"/>
-        </w:rPr>
-      </w:pPr>
-    </w:p>
-    <w:p>
-      <w:pPr>
-        <w:rPr>
-          <w:rFonts w:ascii="Garamond" w:hAnsi="Garamond" w:cs="Times New Roman"/>
-          <w:b/>
-          <w:bCs/>
-        </w:rPr>
-      </w:pPr>
-      <w:r>
-        <w:rPr>
-          <w:rFonts w:ascii="Garamond" w:hAnsi="Garamond"/>
-          <w:b/>
-          <w:bCs/>
-        </w:rPr>
-        <w:t>Line 206-209. Why are the simulated time frames constrained to a shift of only a few days.</w:t>
-      </w:r>
-      <w:r>
-        <w:rPr>
-          <w:rFonts w:ascii="Garamond" w:hAnsi="Garamond"/>
-          <w:b/>
-          <w:bCs/>
-        </w:rPr>
-        <w:br/>
-      </w:r>
-    </w:p>
-    <w:p>
-      <w:pPr>
-        <w:ind w:left="720"/>
-        <w:rPr>
-          <w:rFonts w:ascii="Garamond" w:hAnsi="Garamond" w:cs="Times New Roman"/>
-        </w:rPr>
-      </w:pPr>
-      <w:r>
-        <w:rPr>
-          <w:rFonts w:ascii="Garamond" w:hAnsi="Garamond" w:cs="Times New Roman"/>
-        </w:rPr>
         <w:t xml:space="preserve">Given the short total return migration timing, a shift in the closure end date by only a few days represents a significant change to the closure duration, and a six-day closure extension would be extremely significant.  We chose these values to represent relatively realistic scenarios to simulate. </w:t>
       </w:r>
     </w:p>
@@ -2099,7 +2904,6 @@
     <w:p/>
     <w:p>
       <w:r>
-        <w:lastRenderedPageBreak/>
         <w:t xml:space="preserve">The tradeoff between protection and harvest is well illustrated but could be expanded further by exploring the effects of protecting species across multiple years. </w:t>
       </w:r>
       <w:proofErr w:type="gramStart"/>
@@ -2594,11 +3398,243 @@
       </w:rPr>
     </w:lvl>
   </w:abstractNum>
+  <w:abstractNum w:abstractNumId="2" w15:restartNumberingAfterBreak="0">
+    <w:nsid w:val="59E904E2"/>
+    <w:multiLevelType w:val="hybridMultilevel"/>
+    <w:tmpl w:val="2B7A510A"/>
+    <w:lvl w:ilvl="0" w:tplc="6644A34C">
+      <w:start w:val="3"/>
+      <w:numFmt w:val="bullet"/>
+      <w:lvlText w:val=""/>
+      <w:lvlJc w:val="left"/>
+      <w:pPr>
+        <w:ind w:left="1440" w:hanging="360"/>
+      </w:pPr>
+      <w:rPr>
+        <w:rFonts w:ascii="Symbol" w:eastAsiaTheme="minorHAnsi" w:hAnsi="Symbol" w:cstheme="minorBidi" w:hint="default"/>
+      </w:rPr>
+    </w:lvl>
+    <w:lvl w:ilvl="1" w:tplc="04090003" w:tentative="1">
+      <w:start w:val="1"/>
+      <w:numFmt w:val="bullet"/>
+      <w:lvlText w:val="o"/>
+      <w:lvlJc w:val="left"/>
+      <w:pPr>
+        <w:ind w:left="2160" w:hanging="360"/>
+      </w:pPr>
+      <w:rPr>
+        <w:rFonts w:ascii="Courier New" w:hAnsi="Courier New" w:cs="Courier New" w:hint="default"/>
+      </w:rPr>
+    </w:lvl>
+    <w:lvl w:ilvl="2" w:tplc="04090005" w:tentative="1">
+      <w:start w:val="1"/>
+      <w:numFmt w:val="bullet"/>
+      <w:lvlText w:val=""/>
+      <w:lvlJc w:val="left"/>
+      <w:pPr>
+        <w:ind w:left="2880" w:hanging="360"/>
+      </w:pPr>
+      <w:rPr>
+        <w:rFonts w:ascii="Wingdings" w:hAnsi="Wingdings" w:hint="default"/>
+      </w:rPr>
+    </w:lvl>
+    <w:lvl w:ilvl="3" w:tplc="04090001" w:tentative="1">
+      <w:start w:val="1"/>
+      <w:numFmt w:val="bullet"/>
+      <w:lvlText w:val=""/>
+      <w:lvlJc w:val="left"/>
+      <w:pPr>
+        <w:ind w:left="3600" w:hanging="360"/>
+      </w:pPr>
+      <w:rPr>
+        <w:rFonts w:ascii="Symbol" w:hAnsi="Symbol" w:hint="default"/>
+      </w:rPr>
+    </w:lvl>
+    <w:lvl w:ilvl="4" w:tplc="04090003" w:tentative="1">
+      <w:start w:val="1"/>
+      <w:numFmt w:val="bullet"/>
+      <w:lvlText w:val="o"/>
+      <w:lvlJc w:val="left"/>
+      <w:pPr>
+        <w:ind w:left="4320" w:hanging="360"/>
+      </w:pPr>
+      <w:rPr>
+        <w:rFonts w:ascii="Courier New" w:hAnsi="Courier New" w:cs="Courier New" w:hint="default"/>
+      </w:rPr>
+    </w:lvl>
+    <w:lvl w:ilvl="5" w:tplc="04090005" w:tentative="1">
+      <w:start w:val="1"/>
+      <w:numFmt w:val="bullet"/>
+      <w:lvlText w:val=""/>
+      <w:lvlJc w:val="left"/>
+      <w:pPr>
+        <w:ind w:left="5040" w:hanging="360"/>
+      </w:pPr>
+      <w:rPr>
+        <w:rFonts w:ascii="Wingdings" w:hAnsi="Wingdings" w:hint="default"/>
+      </w:rPr>
+    </w:lvl>
+    <w:lvl w:ilvl="6" w:tplc="04090001" w:tentative="1">
+      <w:start w:val="1"/>
+      <w:numFmt w:val="bullet"/>
+      <w:lvlText w:val=""/>
+      <w:lvlJc w:val="left"/>
+      <w:pPr>
+        <w:ind w:left="5760" w:hanging="360"/>
+      </w:pPr>
+      <w:rPr>
+        <w:rFonts w:ascii="Symbol" w:hAnsi="Symbol" w:hint="default"/>
+      </w:rPr>
+    </w:lvl>
+    <w:lvl w:ilvl="7" w:tplc="04090003" w:tentative="1">
+      <w:start w:val="1"/>
+      <w:numFmt w:val="bullet"/>
+      <w:lvlText w:val="o"/>
+      <w:lvlJc w:val="left"/>
+      <w:pPr>
+        <w:ind w:left="6480" w:hanging="360"/>
+      </w:pPr>
+      <w:rPr>
+        <w:rFonts w:ascii="Courier New" w:hAnsi="Courier New" w:cs="Courier New" w:hint="default"/>
+      </w:rPr>
+    </w:lvl>
+    <w:lvl w:ilvl="8" w:tplc="04090005" w:tentative="1">
+      <w:start w:val="1"/>
+      <w:numFmt w:val="bullet"/>
+      <w:lvlText w:val=""/>
+      <w:lvlJc w:val="left"/>
+      <w:pPr>
+        <w:ind w:left="7200" w:hanging="360"/>
+      </w:pPr>
+      <w:rPr>
+        <w:rFonts w:ascii="Wingdings" w:hAnsi="Wingdings" w:hint="default"/>
+      </w:rPr>
+    </w:lvl>
+  </w:abstractNum>
+  <w:abstractNum w:abstractNumId="3" w15:restartNumberingAfterBreak="0">
+    <w:nsid w:val="79981F7C"/>
+    <w:multiLevelType w:val="hybridMultilevel"/>
+    <w:tmpl w:val="DA3E3ACE"/>
+    <w:lvl w:ilvl="0" w:tplc="FA8C6A7E">
+      <w:start w:val="3"/>
+      <w:numFmt w:val="bullet"/>
+      <w:lvlText w:val=""/>
+      <w:lvlJc w:val="left"/>
+      <w:pPr>
+        <w:ind w:left="1080" w:hanging="360"/>
+      </w:pPr>
+      <w:rPr>
+        <w:rFonts w:ascii="Symbol" w:eastAsiaTheme="minorHAnsi" w:hAnsi="Symbol" w:cstheme="minorBidi" w:hint="default"/>
+      </w:rPr>
+    </w:lvl>
+    <w:lvl w:ilvl="1" w:tplc="04090003" w:tentative="1">
+      <w:start w:val="1"/>
+      <w:numFmt w:val="bullet"/>
+      <w:lvlText w:val="o"/>
+      <w:lvlJc w:val="left"/>
+      <w:pPr>
+        <w:ind w:left="1800" w:hanging="360"/>
+      </w:pPr>
+      <w:rPr>
+        <w:rFonts w:ascii="Courier New" w:hAnsi="Courier New" w:cs="Courier New" w:hint="default"/>
+      </w:rPr>
+    </w:lvl>
+    <w:lvl w:ilvl="2" w:tplc="04090005" w:tentative="1">
+      <w:start w:val="1"/>
+      <w:numFmt w:val="bullet"/>
+      <w:lvlText w:val=""/>
+      <w:lvlJc w:val="left"/>
+      <w:pPr>
+        <w:ind w:left="2520" w:hanging="360"/>
+      </w:pPr>
+      <w:rPr>
+        <w:rFonts w:ascii="Wingdings" w:hAnsi="Wingdings" w:hint="default"/>
+      </w:rPr>
+    </w:lvl>
+    <w:lvl w:ilvl="3" w:tplc="04090001" w:tentative="1">
+      <w:start w:val="1"/>
+      <w:numFmt w:val="bullet"/>
+      <w:lvlText w:val=""/>
+      <w:lvlJc w:val="left"/>
+      <w:pPr>
+        <w:ind w:left="3240" w:hanging="360"/>
+      </w:pPr>
+      <w:rPr>
+        <w:rFonts w:ascii="Symbol" w:hAnsi="Symbol" w:hint="default"/>
+      </w:rPr>
+    </w:lvl>
+    <w:lvl w:ilvl="4" w:tplc="04090003" w:tentative="1">
+      <w:start w:val="1"/>
+      <w:numFmt w:val="bullet"/>
+      <w:lvlText w:val="o"/>
+      <w:lvlJc w:val="left"/>
+      <w:pPr>
+        <w:ind w:left="3960" w:hanging="360"/>
+      </w:pPr>
+      <w:rPr>
+        <w:rFonts w:ascii="Courier New" w:hAnsi="Courier New" w:cs="Courier New" w:hint="default"/>
+      </w:rPr>
+    </w:lvl>
+    <w:lvl w:ilvl="5" w:tplc="04090005" w:tentative="1">
+      <w:start w:val="1"/>
+      <w:numFmt w:val="bullet"/>
+      <w:lvlText w:val=""/>
+      <w:lvlJc w:val="left"/>
+      <w:pPr>
+        <w:ind w:left="4680" w:hanging="360"/>
+      </w:pPr>
+      <w:rPr>
+        <w:rFonts w:ascii="Wingdings" w:hAnsi="Wingdings" w:hint="default"/>
+      </w:rPr>
+    </w:lvl>
+    <w:lvl w:ilvl="6" w:tplc="04090001" w:tentative="1">
+      <w:start w:val="1"/>
+      <w:numFmt w:val="bullet"/>
+      <w:lvlText w:val=""/>
+      <w:lvlJc w:val="left"/>
+      <w:pPr>
+        <w:ind w:left="5400" w:hanging="360"/>
+      </w:pPr>
+      <w:rPr>
+        <w:rFonts w:ascii="Symbol" w:hAnsi="Symbol" w:hint="default"/>
+      </w:rPr>
+    </w:lvl>
+    <w:lvl w:ilvl="7" w:tplc="04090003" w:tentative="1">
+      <w:start w:val="1"/>
+      <w:numFmt w:val="bullet"/>
+      <w:lvlText w:val="o"/>
+      <w:lvlJc w:val="left"/>
+      <w:pPr>
+        <w:ind w:left="6120" w:hanging="360"/>
+      </w:pPr>
+      <w:rPr>
+        <w:rFonts w:ascii="Courier New" w:hAnsi="Courier New" w:cs="Courier New" w:hint="default"/>
+      </w:rPr>
+    </w:lvl>
+    <w:lvl w:ilvl="8" w:tplc="04090005" w:tentative="1">
+      <w:start w:val="1"/>
+      <w:numFmt w:val="bullet"/>
+      <w:lvlText w:val=""/>
+      <w:lvlJc w:val="left"/>
+      <w:pPr>
+        <w:ind w:left="6840" w:hanging="360"/>
+      </w:pPr>
+      <w:rPr>
+        <w:rFonts w:ascii="Wingdings" w:hAnsi="Wingdings" w:hint="default"/>
+      </w:rPr>
+    </w:lvl>
+  </w:abstractNum>
   <w:num w:numId="1" w16cid:durableId="1639870649">
     <w:abstractNumId w:val="0"/>
   </w:num>
   <w:num w:numId="2" w16cid:durableId="1828788233">
     <w:abstractNumId w:val="1"/>
+  </w:num>
+  <w:num w:numId="3" w16cid:durableId="1127509125">
+    <w:abstractNumId w:val="3"/>
+  </w:num>
+  <w:num w:numId="4" w16cid:durableId="1166554403">
+    <w:abstractNumId w:val="2"/>
   </w:num>
 </w:numbering>
 </file>
@@ -3519,6 +4555,17 @@
       <w:spacing w:val="5"/>
     </w:rPr>
   </w:style>
+  <w:style w:type="paragraph" w:styleId="NormalWeb">
+    <w:name w:val="Normal (Web)"/>
+    <w:basedOn w:val="Normal"/>
+    <w:uiPriority w:val="99"/>
+    <w:semiHidden/>
+    <w:unhideWhenUsed/>
+    <w:rsid w:val="00D57024"/>
+    <w:rPr>
+      <w:rFonts w:ascii="Times New Roman" w:hAnsi="Times New Roman" w:cs="Times New Roman"/>
+    </w:rPr>
+  </w:style>
 </w:styles>
 </file>
 

--- a/Docs/00_CanJFS/R1_18062026/R1_ResponseToReviewers.docx
+++ b/Docs/00_CanJFS/R1_18062026/R1_ResponseToReviewers.docx
@@ -2148,68 +2148,58 @@
     </w:p>
     <w:p>
       <w:pPr>
-        <w:rPr>
-          <w:rFonts w:ascii="Garamond" w:hAnsi="Garamond"/>
-          <w:b/>
-          <w:bCs/>
-          <w:sz w:val="22"/>
-          <w:szCs w:val="22"/>
-        </w:rPr>
-      </w:pPr>
-      <w:r>
-        <w:rPr>
-          <w:rFonts w:ascii="Garamond" w:hAnsi="Garamond"/>
-          <w:b/>
-          <w:bCs/>
-          <w:sz w:val="22"/>
-          <w:szCs w:val="22"/>
-        </w:rPr>
-        <w:t xml:space="preserve">** Made the new figure but need to add it ** </w:t>
-      </w:r>
-    </w:p>
-    <w:p>
-      <w:pPr>
-        <w:rPr>
-          <w:rFonts w:ascii="Garamond" w:hAnsi="Garamond"/>
-          <w:b/>
-          <w:bCs/>
-          <w:sz w:val="22"/>
-          <w:szCs w:val="22"/>
-        </w:rPr>
-      </w:pPr>
-    </w:p>
-    <w:p>
-      <w:pPr>
-        <w:rPr>
-          <w:rFonts w:ascii="Garamond" w:hAnsi="Garamond"/>
-          <w:b/>
-          <w:bCs/>
-          <w:sz w:val="22"/>
-          <w:szCs w:val="22"/>
-        </w:rPr>
-      </w:pPr>
-    </w:p>
-    <w:p>
-      <w:pPr>
-        <w:rPr>
-          <w:rFonts w:ascii="Garamond" w:hAnsi="Garamond"/>
-          <w:b/>
-          <w:bCs/>
-          <w:sz w:val="22"/>
-          <w:szCs w:val="22"/>
-        </w:rPr>
-      </w:pPr>
-    </w:p>
-    <w:p>
-      <w:pPr>
-        <w:rPr>
-          <w:rFonts w:ascii="Garamond" w:hAnsi="Garamond"/>
-          <w:b/>
-          <w:bCs/>
-          <w:sz w:val="22"/>
-          <w:szCs w:val="22"/>
-        </w:rPr>
-      </w:pPr>
+        <w:ind w:left="720"/>
+        <w:rPr>
+          <w:rFonts w:ascii="Garamond" w:hAnsi="Garamond"/>
+          <w:sz w:val="22"/>
+          <w:szCs w:val="22"/>
+        </w:rPr>
+      </w:pPr>
+      <w:r>
+        <w:rPr>
+          <w:rFonts w:ascii="Garamond" w:hAnsi="Garamond"/>
+          <w:sz w:val="22"/>
+          <w:szCs w:val="22"/>
+        </w:rPr>
+        <w:t xml:space="preserve">To better illustrate this point we produced a new two panel figure showing A) relative contribution per seasonal quartile faceted by group, and B) Stacked bar charts showing the total proportional contribution per group by year. </w:t>
+      </w:r>
+    </w:p>
+    <w:p>
+      <w:pPr>
+        <w:ind w:left="720"/>
+        <w:rPr>
+          <w:rFonts w:ascii="Garamond" w:hAnsi="Garamond"/>
+          <w:sz w:val="22"/>
+          <w:szCs w:val="22"/>
+        </w:rPr>
+      </w:pPr>
+    </w:p>
+    <w:p>
+      <w:pPr>
+        <w:ind w:left="720"/>
+        <w:rPr>
+          <w:rFonts w:ascii="Garamond" w:hAnsi="Garamond"/>
+          <w:sz w:val="22"/>
+          <w:szCs w:val="22"/>
+        </w:rPr>
+      </w:pPr>
+      <w:r>
+        <w:rPr>
+          <w:rFonts w:ascii="Garamond" w:hAnsi="Garamond"/>
+          <w:sz w:val="22"/>
+          <w:szCs w:val="22"/>
+          <w:highlight w:val="yellow"/>
+        </w:rPr>
+        <w:t>** Change description of Figures in the text during read through **</w:t>
+      </w:r>
+      <w:r>
+        <w:rPr>
+          <w:rFonts w:ascii="Garamond" w:hAnsi="Garamond"/>
+          <w:sz w:val="22"/>
+          <w:szCs w:val="22"/>
+        </w:rPr>
+        <w:t xml:space="preserve"> </w:t>
+      </w:r>
     </w:p>
     <w:p>
       <w:pPr>
@@ -2255,22 +2245,60 @@
     </w:p>
     <w:p>
       <w:pPr>
-        <w:rPr>
-          <w:rFonts w:ascii="Garamond" w:hAnsi="Garamond"/>
-          <w:b/>
-          <w:bCs/>
-          <w:sz w:val="22"/>
-          <w:szCs w:val="22"/>
-        </w:rPr>
-      </w:pPr>
-      <w:r>
-        <w:rPr>
-          <w:rFonts w:ascii="Garamond" w:hAnsi="Garamond"/>
-          <w:b/>
-          <w:bCs/>
-          <w:sz w:val="22"/>
-          <w:szCs w:val="22"/>
-        </w:rPr>
+        <w:ind w:left="720"/>
+        <w:rPr>
+          <w:rFonts w:ascii="Garamond" w:hAnsi="Garamond"/>
+        </w:rPr>
+      </w:pPr>
+      <w:r>
+        <w:rPr>
+          <w:rFonts w:ascii="Garamond" w:hAnsi="Garamond"/>
+          <w:sz w:val="22"/>
+          <w:szCs w:val="22"/>
+        </w:rPr>
+        <w:t xml:space="preserve">Specified this in the text: “ </w:t>
+      </w:r>
+      <w:r>
+        <w:rPr>
+          <w:rFonts w:ascii="Garamond" w:hAnsi="Garamond"/>
+        </w:rPr>
+        <w:t>Cumulative distribution plots (Fig. 4) illustrated interannual variation in seasonal migration timing among regional groups independent of the total returning individuals within each group.</w:t>
+      </w:r>
+      <w:r>
+        <w:rPr>
+          <w:rFonts w:ascii="Garamond" w:hAnsi="Garamond"/>
+        </w:rPr>
+        <w:t>”</w:t>
+      </w:r>
+    </w:p>
+    <w:p>
+      <w:pPr>
+        <w:rPr>
+          <w:rFonts w:ascii="Garamond" w:hAnsi="Garamond"/>
+          <w:sz w:val="22"/>
+          <w:szCs w:val="22"/>
+        </w:rPr>
+      </w:pPr>
+    </w:p>
+    <w:p>
+      <w:pPr>
+        <w:rPr>
+          <w:rFonts w:ascii="Garamond" w:hAnsi="Garamond"/>
+          <w:b/>
+          <w:bCs/>
+          <w:sz w:val="22"/>
+          <w:szCs w:val="22"/>
+        </w:rPr>
+      </w:pPr>
+      <w:r>
+        <w:rPr>
+          <w:rFonts w:ascii="Garamond" w:hAnsi="Garamond"/>
+          <w:b/>
+          <w:bCs/>
+          <w:sz w:val="22"/>
+          <w:szCs w:val="22"/>
+        </w:rPr>
+        <w:lastRenderedPageBreak/>
         <w:br/>
         <w:t xml:space="preserve">Lines 233-234: Might be worth defining parenthetically which </w:t>
       </w:r>
@@ -2315,43 +2343,308 @@
           <w:sz w:val="22"/>
           <w:szCs w:val="22"/>
         </w:rPr>
+        <w:tab/>
+      </w:r>
+      <w:r>
+        <w:rPr>
+          <w:rFonts w:ascii="Garamond" w:hAnsi="Garamond"/>
+          <w:b/>
+          <w:bCs/>
+          <w:sz w:val="22"/>
+          <w:szCs w:val="22"/>
+          <w:highlight w:val="yellow"/>
+        </w:rPr>
+        <w:t>*** Is there a true cutoff? , or a defensible one based on management? **</w:t>
+      </w:r>
+      <w:r>
+        <w:rPr>
+          <w:rFonts w:ascii="Garamond" w:hAnsi="Garamond"/>
+          <w:b/>
+          <w:bCs/>
+          <w:sz w:val="22"/>
+          <w:szCs w:val="22"/>
+        </w:rPr>
+        <w:t xml:space="preserve"> </w:t>
+      </w:r>
+    </w:p>
+    <w:p>
+      <w:pPr>
+        <w:rPr>
+          <w:rFonts w:ascii="Garamond" w:hAnsi="Garamond"/>
+          <w:b/>
+          <w:bCs/>
+          <w:sz w:val="22"/>
+          <w:szCs w:val="22"/>
+        </w:rPr>
+      </w:pPr>
+      <w:r>
+        <w:rPr>
+          <w:rFonts w:ascii="Garamond" w:hAnsi="Garamond"/>
+          <w:b/>
+          <w:bCs/>
+          <w:sz w:val="22"/>
+          <w:szCs w:val="22"/>
+        </w:rPr>
+        <w:br/>
+        <w:t xml:space="preserve">Line 239: There also seems to be much greater variability among groups 1 and 2 in their timing relative to the closure which has downstream impacts on interannual variation in the proportion of the group that is protected (Figure 5). Tough to determine based on visuals alone, but a simple calculation of the among year variation in timing (e.g. date at which 50% of the run occurs) for each group may be informative for understanding variability in migratory </w:t>
+      </w:r>
+      <w:proofErr w:type="spellStart"/>
+      <w:r>
+        <w:rPr>
+          <w:rFonts w:ascii="Garamond" w:hAnsi="Garamond"/>
+          <w:b/>
+          <w:bCs/>
+          <w:sz w:val="22"/>
+          <w:szCs w:val="22"/>
+        </w:rPr>
+        <w:t>behaviour</w:t>
+      </w:r>
+      <w:proofErr w:type="spellEnd"/>
+      <w:r>
+        <w:rPr>
+          <w:rFonts w:ascii="Garamond" w:hAnsi="Garamond"/>
+          <w:b/>
+          <w:bCs/>
+          <w:sz w:val="22"/>
+          <w:szCs w:val="22"/>
+        </w:rPr>
+        <w:t xml:space="preserve"> among groups.</w:t>
+      </w:r>
+    </w:p>
+    <w:p>
+      <w:pPr>
+        <w:rPr>
+          <w:rFonts w:ascii="Garamond" w:hAnsi="Garamond"/>
+          <w:b/>
+          <w:bCs/>
+          <w:sz w:val="22"/>
+          <w:szCs w:val="22"/>
+        </w:rPr>
+      </w:pPr>
+      <w:r>
+        <w:rPr>
+          <w:rFonts w:ascii="Garamond" w:hAnsi="Garamond"/>
+          <w:b/>
+          <w:bCs/>
+          <w:sz w:val="22"/>
+          <w:szCs w:val="22"/>
+        </w:rPr>
+        <w:br/>
+      </w:r>
+      <w:r>
+        <w:rPr>
+          <w:rFonts w:ascii="Garamond" w:hAnsi="Garamond"/>
+          <w:b/>
+          <w:bCs/>
+          <w:sz w:val="22"/>
+          <w:szCs w:val="22"/>
+        </w:rPr>
+        <w:tab/>
+      </w:r>
+      <w:r>
+        <w:rPr>
+          <w:rFonts w:ascii="Garamond" w:hAnsi="Garamond"/>
+          <w:b/>
+          <w:bCs/>
+          <w:sz w:val="22"/>
+          <w:szCs w:val="22"/>
+        </w:rPr>
+        <w:t xml:space="preserve">** Add new figure about run CV , change subtitle on it , and make sure its ordered by group not CV </w:t>
+      </w:r>
+    </w:p>
+    <w:p>
+      <w:pPr>
+        <w:rPr>
+          <w:rFonts w:ascii="Garamond" w:hAnsi="Garamond"/>
+          <w:b/>
+          <w:bCs/>
+          <w:sz w:val="22"/>
+          <w:szCs w:val="22"/>
+        </w:rPr>
+      </w:pPr>
+      <w:r>
+        <w:rPr>
+          <w:rFonts w:ascii="Garamond" w:hAnsi="Garamond"/>
+          <w:b/>
+          <w:bCs/>
+          <w:sz w:val="22"/>
+          <w:szCs w:val="22"/>
+        </w:rPr>
+        <w:t xml:space="preserve"> </w:t>
+      </w:r>
+    </w:p>
+    <w:p>
+      <w:pPr>
+        <w:rPr>
+          <w:rFonts w:ascii="Garamond" w:hAnsi="Garamond"/>
+          <w:b/>
+          <w:bCs/>
+          <w:sz w:val="22"/>
+          <w:szCs w:val="22"/>
+        </w:rPr>
+      </w:pPr>
+    </w:p>
+    <w:p>
+      <w:pPr>
+        <w:rPr>
+          <w:rFonts w:ascii="Garamond" w:hAnsi="Garamond"/>
+          <w:b/>
+          <w:bCs/>
+          <w:sz w:val="22"/>
+          <w:szCs w:val="22"/>
+        </w:rPr>
+      </w:pPr>
+    </w:p>
+    <w:p>
+      <w:pPr>
+        <w:rPr>
+          <w:rFonts w:ascii="Garamond" w:hAnsi="Garamond"/>
+          <w:b/>
+          <w:bCs/>
+          <w:sz w:val="22"/>
+          <w:szCs w:val="22"/>
+        </w:rPr>
+      </w:pPr>
+    </w:p>
+    <w:p>
+      <w:pPr>
+        <w:rPr>
+          <w:rFonts w:ascii="Garamond" w:hAnsi="Garamond"/>
+          <w:b/>
+          <w:bCs/>
+          <w:sz w:val="22"/>
+          <w:szCs w:val="22"/>
+        </w:rPr>
+      </w:pPr>
+      <w:r>
+        <w:rPr>
+          <w:rFonts w:ascii="Garamond" w:hAnsi="Garamond"/>
+          <w:b/>
+          <w:bCs/>
+          <w:sz w:val="22"/>
+          <w:szCs w:val="22"/>
+        </w:rPr>
+        <w:t>Line 261: By minimum protection values I’m assuming the authors are referring to the year with the observed lowest proportion protected?</w:t>
+      </w:r>
+    </w:p>
+    <w:p>
+      <w:pPr>
+        <w:rPr>
+          <w:rFonts w:ascii="Garamond" w:hAnsi="Garamond"/>
+          <w:b/>
+          <w:bCs/>
+          <w:sz w:val="22"/>
+          <w:szCs w:val="22"/>
+        </w:rPr>
+      </w:pPr>
+      <w:r>
+        <w:rPr>
+          <w:rFonts w:ascii="Garamond" w:hAnsi="Garamond"/>
+          <w:b/>
+          <w:bCs/>
+          <w:sz w:val="22"/>
+          <w:szCs w:val="22"/>
+        </w:rPr>
+        <w:br/>
+        <w:t>Line 266-268: This is a really important component of the work and I’m glad it was included. Did the authors consider inverting the x-axis on Figure 6? I was thinking of this in terms of more traditional trade off plots where the goal is to maximize conservation and catch outcomes simultaneously. In that case you commonly want to be in the top right panel, whereas here, because large x axis values are “bad”, you want to be in the top left. Minor point but perhaps it would be more intuitive for a fisheries audience if large values on both axes were the goal?</w:t>
+      </w:r>
+      <w:r>
+        <w:rPr>
+          <w:rFonts w:ascii="Garamond" w:hAnsi="Garamond"/>
+          <w:b/>
+          <w:bCs/>
+          <w:sz w:val="22"/>
+          <w:szCs w:val="22"/>
+        </w:rPr>
+        <w:br/>
+      </w:r>
+      <w:r>
+        <w:rPr>
+          <w:rFonts w:ascii="Garamond" w:hAnsi="Garamond"/>
+          <w:b/>
+          <w:bCs/>
+          <w:sz w:val="22"/>
+          <w:szCs w:val="22"/>
+        </w:rPr>
+        <w:br/>
+        <w:t>Line 277-279: Nitpicky but this sentence refers to multiple smaller upstream watersheds but then uses “watershed” to also refer to the entire basin.</w:t>
+      </w:r>
+      <w:r>
+        <w:rPr>
+          <w:rFonts w:ascii="Garamond" w:hAnsi="Garamond"/>
+          <w:b/>
+          <w:bCs/>
+          <w:sz w:val="22"/>
+          <w:szCs w:val="22"/>
+        </w:rPr>
+        <w:br/>
+      </w:r>
+    </w:p>
+    <w:p>
+      <w:pPr>
+        <w:rPr>
+          <w:rFonts w:ascii="Garamond" w:hAnsi="Garamond"/>
+          <w:b/>
+          <w:bCs/>
+          <w:sz w:val="22"/>
+          <w:szCs w:val="22"/>
+        </w:rPr>
+      </w:pPr>
+      <w:r>
+        <w:rPr>
+          <w:rFonts w:ascii="Garamond" w:hAnsi="Garamond"/>
+          <w:b/>
+          <w:bCs/>
+          <w:sz w:val="22"/>
+          <w:szCs w:val="22"/>
+        </w:rPr>
+        <w:t>Lines 279-281: Wording’s a little clunky.</w:t>
+      </w:r>
+    </w:p>
+    <w:p>
+      <w:pPr>
+        <w:rPr>
+          <w:rFonts w:ascii="Garamond" w:hAnsi="Garamond"/>
+          <w:b/>
+          <w:bCs/>
+          <w:sz w:val="22"/>
+          <w:szCs w:val="22"/>
+        </w:rPr>
+      </w:pPr>
+      <w:r>
+        <w:rPr>
+          <w:rFonts w:ascii="Garamond" w:hAnsi="Garamond"/>
+          <w:b/>
+          <w:bCs/>
+          <w:sz w:val="22"/>
+          <w:szCs w:val="22"/>
+        </w:rPr>
+        <w:br/>
+        <w:t>Line 282: Here would be a good place to insert a paragraph describing how regional stock groupings correspond, or not, to a priori assumptions about stock structure, as well as summarizing any existing knowledge on ecological differences (besides migration timing) between upper/middle/lower populations. Then pivot to management implications and efficacy.</w:t>
+      </w:r>
+    </w:p>
+    <w:p>
+      <w:pPr>
+        <w:rPr>
+          <w:rFonts w:ascii="Garamond" w:hAnsi="Garamond"/>
+          <w:b/>
+          <w:bCs/>
+          <w:sz w:val="22"/>
+          <w:szCs w:val="22"/>
+        </w:rPr>
+      </w:pPr>
+      <w:r>
+        <w:rPr>
+          <w:rFonts w:ascii="Garamond" w:hAnsi="Garamond"/>
+          <w:b/>
+          <w:bCs/>
+          <w:sz w:val="22"/>
+          <w:szCs w:val="22"/>
+        </w:rPr>
         <w:lastRenderedPageBreak/>
         <w:br/>
-        <w:t xml:space="preserve">Line 239: There also seems to be much greater variability among groups 1 and 2 in their timing relative to the closure which has downstream impacts on interannual variation in the proportion of the group that is protected (Figure 5). Tough to determine based on visuals alone, but a simple calculation of the among year variation in timing (e.g. date at which 50% of the run occurs) for each group may be informative for understanding variability in migratory </w:t>
-      </w:r>
-      <w:proofErr w:type="spellStart"/>
-      <w:r>
-        <w:rPr>
-          <w:rFonts w:ascii="Garamond" w:hAnsi="Garamond"/>
-          <w:b/>
-          <w:bCs/>
-          <w:sz w:val="22"/>
-          <w:szCs w:val="22"/>
-        </w:rPr>
-        <w:t>behaviour</w:t>
-      </w:r>
-      <w:proofErr w:type="spellEnd"/>
-      <w:r>
-        <w:rPr>
-          <w:rFonts w:ascii="Garamond" w:hAnsi="Garamond"/>
-          <w:b/>
-          <w:bCs/>
-          <w:sz w:val="22"/>
-          <w:szCs w:val="22"/>
-        </w:rPr>
-        <w:t xml:space="preserve"> among groups.</w:t>
-      </w:r>
-    </w:p>
-    <w:p>
-      <w:pPr>
-        <w:rPr>
-          <w:rFonts w:ascii="Garamond" w:hAnsi="Garamond"/>
-          <w:b/>
-          <w:bCs/>
-          <w:sz w:val="22"/>
-          <w:szCs w:val="22"/>
-        </w:rPr>
-      </w:pPr>
+        <w:t>Line 298: Is proportional protection driven by relative abundance or variability in timing?</w:t>
+      </w:r>
       <w:r>
         <w:rPr>
           <w:rFonts w:ascii="Garamond" w:hAnsi="Garamond"/>
@@ -2361,19 +2654,28 @@
           <w:szCs w:val="22"/>
         </w:rPr>
         <w:br/>
-        <w:t>Line 261: By minimum protection values I’m assuming the authors are referring to the year with the observed lowest proportion protected?</w:t>
-      </w:r>
-    </w:p>
-    <w:p>
-      <w:pPr>
-        <w:rPr>
-          <w:rFonts w:ascii="Garamond" w:hAnsi="Garamond"/>
-          <w:b/>
-          <w:bCs/>
-          <w:sz w:val="22"/>
-          <w:szCs w:val="22"/>
-        </w:rPr>
-      </w:pPr>
+      </w:r>
+    </w:p>
+    <w:p>
+      <w:pPr>
+        <w:rPr>
+          <w:rFonts w:ascii="Garamond" w:hAnsi="Garamond"/>
+          <w:b/>
+          <w:bCs/>
+          <w:sz w:val="22"/>
+          <w:szCs w:val="22"/>
+        </w:rPr>
+      </w:pPr>
+      <w:r>
+        <w:rPr>
+          <w:rFonts w:ascii="Garamond" w:hAnsi="Garamond"/>
+          <w:b/>
+          <w:bCs/>
+          <w:sz w:val="22"/>
+          <w:szCs w:val="22"/>
+        </w:rPr>
+        <w:t>Lines 303-310: The authors explicitly state that this is a function of the timing and duration of the overall migration, but I think this is where a discussion on differences in the degree of variability among regional groups could be interesting. Fundamentally it’s easier to design static closures for stocks with more consistent timing than for those with variable timing. Unfortunately the upper Kuskokwim populations seem to fall in the latter category.</w:t>
+      </w:r>
       <w:r>
         <w:rPr>
           <w:rFonts w:ascii="Garamond" w:hAnsi="Garamond"/>
@@ -2383,7 +2685,27 @@
           <w:szCs w:val="22"/>
         </w:rPr>
         <w:br/>
-        <w:t>Line 266-268: This is a really important component of the work and I’m glad it was included. Did the authors consider inverting the x-axis on Figure 6? I was thinking of this in terms of more traditional trade off plots where the goal is to maximize conservation and catch outcomes simultaneously. In that case you commonly want to be in the top right panel, whereas here, because large x axis values are “bad”, you want to be in the top left. Minor point but perhaps it would be more intuitive for a fisheries audience if large values on both axes were the goal?</w:t>
+      </w:r>
+    </w:p>
+    <w:p>
+      <w:pPr>
+        <w:rPr>
+          <w:rFonts w:ascii="Garamond" w:hAnsi="Garamond"/>
+          <w:b/>
+          <w:bCs/>
+          <w:sz w:val="22"/>
+          <w:szCs w:val="22"/>
+        </w:rPr>
+      </w:pPr>
+      <w:r>
+        <w:rPr>
+          <w:rFonts w:ascii="Garamond" w:hAnsi="Garamond"/>
+          <w:b/>
+          <w:bCs/>
+          <w:sz w:val="22"/>
+          <w:szCs w:val="22"/>
+        </w:rPr>
+        <w:t>Lines 307-308: Can the authors comment on how representative the study years were in times of the timing and duration of the migration? Is there evidence that migration timing is shifting with this stock? If so, could that exacerbate challenges associated with a fixed window?</w:t>
       </w:r>
       <w:r>
         <w:rPr>
@@ -2395,6 +2717,27 @@
         </w:rPr>
         <w:br/>
       </w:r>
+    </w:p>
+    <w:p>
+      <w:pPr>
+        <w:rPr>
+          <w:rFonts w:ascii="Garamond" w:hAnsi="Garamond"/>
+          <w:b/>
+          <w:bCs/>
+          <w:sz w:val="22"/>
+          <w:szCs w:val="22"/>
+        </w:rPr>
+      </w:pPr>
+      <w:r>
+        <w:rPr>
+          <w:rFonts w:ascii="Garamond" w:hAnsi="Garamond"/>
+          <w:b/>
+          <w:bCs/>
+          <w:sz w:val="22"/>
+          <w:szCs w:val="22"/>
+        </w:rPr>
+        <w:t>Lines 347-348: Somewhat vague. See previous comment requesting additional detail on information on within basin dynamics.</w:t>
+      </w:r>
       <w:r>
         <w:rPr>
           <w:rFonts w:ascii="Garamond" w:hAnsi="Garamond"/>
@@ -2404,186 +2747,6 @@
           <w:szCs w:val="22"/>
         </w:rPr>
         <w:br/>
-        <w:t>Line 277-279: Nitpicky but this sentence refers to multiple smaller upstream watersheds but then uses “watershed” to also refer to the entire basin.</w:t>
-      </w:r>
-      <w:r>
-        <w:rPr>
-          <w:rFonts w:ascii="Garamond" w:hAnsi="Garamond"/>
-          <w:b/>
-          <w:bCs/>
-          <w:sz w:val="22"/>
-          <w:szCs w:val="22"/>
-        </w:rPr>
-        <w:br/>
-      </w:r>
-    </w:p>
-    <w:p>
-      <w:pPr>
-        <w:rPr>
-          <w:rFonts w:ascii="Garamond" w:hAnsi="Garamond"/>
-          <w:b/>
-          <w:bCs/>
-          <w:sz w:val="22"/>
-          <w:szCs w:val="22"/>
-        </w:rPr>
-      </w:pPr>
-      <w:r>
-        <w:rPr>
-          <w:rFonts w:ascii="Garamond" w:hAnsi="Garamond"/>
-          <w:b/>
-          <w:bCs/>
-          <w:sz w:val="22"/>
-          <w:szCs w:val="22"/>
-        </w:rPr>
-        <w:t>Lines 279-281: Wording’s a little clunky.</w:t>
-      </w:r>
-    </w:p>
-    <w:p>
-      <w:pPr>
-        <w:rPr>
-          <w:rFonts w:ascii="Garamond" w:hAnsi="Garamond"/>
-          <w:b/>
-          <w:bCs/>
-          <w:sz w:val="22"/>
-          <w:szCs w:val="22"/>
-        </w:rPr>
-      </w:pPr>
-      <w:r>
-        <w:rPr>
-          <w:rFonts w:ascii="Garamond" w:hAnsi="Garamond"/>
-          <w:b/>
-          <w:bCs/>
-          <w:sz w:val="22"/>
-          <w:szCs w:val="22"/>
-        </w:rPr>
-        <w:br/>
-        <w:t>Line 282: Here would be a good place to insert a paragraph describing how regional stock groupings correspond, or not, to a priori assumptions about stock structure, as well as summarizing any existing knowledge on ecological differences (besides migration timing) between upper/middle/lower populations. Then pivot to management implications and efficacy.</w:t>
-      </w:r>
-    </w:p>
-    <w:p>
-      <w:pPr>
-        <w:rPr>
-          <w:rFonts w:ascii="Garamond" w:hAnsi="Garamond"/>
-          <w:b/>
-          <w:bCs/>
-          <w:sz w:val="22"/>
-          <w:szCs w:val="22"/>
-        </w:rPr>
-      </w:pPr>
-      <w:r>
-        <w:rPr>
-          <w:rFonts w:ascii="Garamond" w:hAnsi="Garamond"/>
-          <w:b/>
-          <w:bCs/>
-          <w:sz w:val="22"/>
-          <w:szCs w:val="22"/>
-        </w:rPr>
-        <w:br/>
-        <w:t>Line 298: Is proportional protection driven by relative abundance or variability in timing?</w:t>
-      </w:r>
-      <w:r>
-        <w:rPr>
-          <w:rFonts w:ascii="Garamond" w:hAnsi="Garamond"/>
-          <w:b/>
-          <w:bCs/>
-          <w:sz w:val="22"/>
-          <w:szCs w:val="22"/>
-        </w:rPr>
-        <w:br/>
-      </w:r>
-    </w:p>
-    <w:p>
-      <w:pPr>
-        <w:rPr>
-          <w:rFonts w:ascii="Garamond" w:hAnsi="Garamond"/>
-          <w:b/>
-          <w:bCs/>
-          <w:sz w:val="22"/>
-          <w:szCs w:val="22"/>
-        </w:rPr>
-      </w:pPr>
-      <w:r>
-        <w:rPr>
-          <w:rFonts w:ascii="Garamond" w:hAnsi="Garamond"/>
-          <w:b/>
-          <w:bCs/>
-          <w:sz w:val="22"/>
-          <w:szCs w:val="22"/>
-        </w:rPr>
-        <w:t>Lines 303-310: The authors explicitly state that this is a function of the timing and duration of the overall migration, but I think this is where a discussion on differences in the degree of variability among regional groups could be interesting. Fundamentally it’s easier to design static closures for stocks with more consistent timing than for those with variable timing. Unfortunately the upper Kuskokwim populations seem to fall in the latter category.</w:t>
-      </w:r>
-      <w:r>
-        <w:rPr>
-          <w:rFonts w:ascii="Garamond" w:hAnsi="Garamond"/>
-          <w:b/>
-          <w:bCs/>
-          <w:sz w:val="22"/>
-          <w:szCs w:val="22"/>
-        </w:rPr>
-        <w:br/>
-      </w:r>
-    </w:p>
-    <w:p>
-      <w:pPr>
-        <w:rPr>
-          <w:rFonts w:ascii="Garamond" w:hAnsi="Garamond"/>
-          <w:b/>
-          <w:bCs/>
-          <w:sz w:val="22"/>
-          <w:szCs w:val="22"/>
-        </w:rPr>
-      </w:pPr>
-      <w:r>
-        <w:rPr>
-          <w:rFonts w:ascii="Garamond" w:hAnsi="Garamond"/>
-          <w:b/>
-          <w:bCs/>
-          <w:sz w:val="22"/>
-          <w:szCs w:val="22"/>
-        </w:rPr>
-        <w:t>Lines 307-308: Can the authors comment on how representative the study years were in times of the timing and duration of the migration? Is there evidence that migration timing is shifting with this stock? If so, could that exacerbate challenges associated with a fixed window?</w:t>
-      </w:r>
-      <w:r>
-        <w:rPr>
-          <w:rFonts w:ascii="Garamond" w:hAnsi="Garamond"/>
-          <w:b/>
-          <w:bCs/>
-          <w:sz w:val="22"/>
-          <w:szCs w:val="22"/>
-        </w:rPr>
-        <w:br/>
-      </w:r>
-    </w:p>
-    <w:p>
-      <w:pPr>
-        <w:rPr>
-          <w:rFonts w:ascii="Garamond" w:hAnsi="Garamond"/>
-          <w:b/>
-          <w:bCs/>
-          <w:sz w:val="22"/>
-          <w:szCs w:val="22"/>
-        </w:rPr>
-      </w:pPr>
-      <w:r>
-        <w:rPr>
-          <w:rFonts w:ascii="Garamond" w:hAnsi="Garamond"/>
-          <w:b/>
-          <w:bCs/>
-          <w:sz w:val="22"/>
-          <w:szCs w:val="22"/>
-        </w:rPr>
-        <w:lastRenderedPageBreak/>
-        <w:t>Lines 347-348: Somewhat vague. See previous comment requesting additional detail on information on within basin dynamics.</w:t>
-      </w:r>
-      <w:r>
-        <w:rPr>
-          <w:rFonts w:ascii="Garamond" w:hAnsi="Garamond"/>
-          <w:b/>
-          <w:bCs/>
-          <w:sz w:val="22"/>
-          <w:szCs w:val="22"/>
-        </w:rPr>
-        <w:br/>
       </w:r>
     </w:p>
     <w:p>
@@ -2864,16 +3027,7 @@
           <w:sz w:val="22"/>
           <w:szCs w:val="22"/>
         </w:rPr>
-        <w:t xml:space="preserve">A longer simulated closure provided greater protection for upper watershed stocks but with an associated tradeoff of lost harvest opportunity. The protection afforded to upper watershed stocks </w:t>
-      </w:r>
-      <w:r>
-        <w:rPr>
-          <w:rFonts w:ascii="Garamond" w:hAnsi="Garamond"/>
-          <w:sz w:val="22"/>
-          <w:szCs w:val="22"/>
-        </w:rPr>
-        <w:lastRenderedPageBreak/>
-        <w:t xml:space="preserve">varied substantially among years due to variable overall return migration timing, highlighting the interaction between a fixed closure strategy and dynamic ecological processes that impact it’s overall efficacy.” </w:t>
+        <w:t xml:space="preserve">A longer simulated closure provided greater protection for upper watershed stocks but with an associated tradeoff of lost harvest opportunity. The protection afforded to upper watershed stocks varied substantially among years due to variable overall return migration timing, highlighting the interaction between a fixed closure strategy and dynamic ecological processes that impact it’s overall efficacy.” </w:t>
       </w:r>
     </w:p>
     <w:p>
@@ -3056,6 +3210,7 @@
           <w:sz w:val="22"/>
           <w:szCs w:val="22"/>
         </w:rPr>
+        <w:lastRenderedPageBreak/>
         <w:t xml:space="preserve">Line 77. If available add a reference for the local/tribal knowledge. </w:t>
       </w:r>
       <w:proofErr w:type="spellStart"/>
@@ -3183,7 +3338,6 @@
           <w:sz w:val="22"/>
           <w:szCs w:val="22"/>
         </w:rPr>
-        <w:lastRenderedPageBreak/>
         <w:t>Line 111. Provide a supplement table with the laser and MC-ICP-MS parameters (gas flows, types of cones used) and any data reduction steps and reference materials run. I agree that level of detail doesn’t need to be in the main text here but is required to evaluate the quality of the data.</w:t>
       </w:r>
     </w:p>
@@ -3431,6 +3585,7 @@
           <w:sz w:val="22"/>
           <w:szCs w:val="22"/>
         </w:rPr>
+        <w:lastRenderedPageBreak/>
         <w:t xml:space="preserve">These are predefined ranges that are meant to represent a close representation of even quartiles through the run among all years. The start and end date do vary, so they are not even. We mention this later in the manuscript but we added brief language in this section to clarify this point. </w:t>
       </w:r>
     </w:p>
@@ -3541,7 +3696,6 @@
           <w:sz w:val="22"/>
           <w:szCs w:val="22"/>
         </w:rPr>
-        <w:lastRenderedPageBreak/>
         <w:t xml:space="preserve">“ </w:t>
       </w:r>
       <w:r>
@@ -3820,7 +3974,6 @@
           <w:szCs w:val="22"/>
           <w:highlight w:val="yellow"/>
         </w:rPr>
-        <w:lastRenderedPageBreak/>
         <w:t>** Re do the figure this way **</w:t>
       </w:r>
       <w:r>
@@ -4133,7 +4286,6 @@
           <w:sz w:val="22"/>
           <w:szCs w:val="22"/>
         </w:rPr>
-        <w:lastRenderedPageBreak/>
         <w:t>“</w:t>
       </w:r>
       <w:r>
@@ -4481,7 +4633,18 @@
           <w:szCs w:val="22"/>
         </w:rPr>
         <w:br/>
-        <w:t>Line 249 For clarity, I recommend rephrasing “… a much larger range of protection across our dataset…” with “… a much larger range of relative abundance protected… “</w:t>
+        <w:t xml:space="preserve">Line 249 For clarity, I recommend rephrasing “… a much larger range of protection across our </w:t>
+      </w:r>
+      <w:r>
+        <w:rPr>
+          <w:rFonts w:ascii="Garamond" w:hAnsi="Garamond"/>
+          <w:b/>
+          <w:bCs/>
+          <w:sz w:val="22"/>
+          <w:szCs w:val="22"/>
+        </w:rPr>
+        <w:lastRenderedPageBreak/>
+        <w:t>dataset…” with “… a much larger range of relative abundance protected… “</w:t>
       </w:r>
       <w:r>
         <w:rPr>
@@ -4544,18 +4707,7 @@
           <w:szCs w:val="22"/>
         </w:rPr>
         <w:br/>
-        <w:t xml:space="preserve">Line 266 Suggest starting a new paragraph with the sentence “While a longer front-end closure…”, as this marks an important transition in the description of the results from a comparison of the </w:t>
-      </w:r>
-      <w:r>
-        <w:rPr>
-          <w:rFonts w:ascii="Garamond" w:hAnsi="Garamond"/>
-          <w:b/>
-          <w:bCs/>
-          <w:sz w:val="22"/>
-          <w:szCs w:val="22"/>
-        </w:rPr>
-        <w:lastRenderedPageBreak/>
-        <w:t>conservation benefits of alternative closure durations, to a consideration of the potential costs to subsistence harvesters.</w:t>
+        <w:t>Line 266 Suggest starting a new paragraph with the sentence “While a longer front-end closure…”, as this marks an important transition in the description of the results from a comparison of the conservation benefits of alternative closure durations, to a consideration of the potential costs to subsistence harvesters.</w:t>
       </w:r>
       <w:r>
         <w:rPr>

--- a/Docs/00_CanJFS/R1_18062026/R1_ResponseToReviewers.docx
+++ b/Docs/00_CanJFS/R1_18062026/R1_ResponseToReviewers.docx
@@ -93,7 +93,73 @@
           <w:sz w:val="22"/>
           <w:szCs w:val="22"/>
         </w:rPr>
-        <w:t>I really appreciate the author teams’ succinct presentation of their findings (less than 20 pages excluding references makes for a much easier lift!); however in this case I think it would be helpful to briefly expand on several points. The introduction provides some, but not a great deal, of information on characteristics of Kuskokwim Chinook salmon and the relevant fishery. A few sentences describing what is known about the relative abundance of upper/middle/lower river spawning populations, as well as the relative proportion of communities on the basin that rely on access to upper river populations exclusively would provide important context. The introduction also packs several important points (objective, problem statement, data acquisition, and analytical approach) into the final paragraph. Adding a penultimate paragraph that describes why typical approaches (i.e. GSI) can’t be used here and how otolith microchemistry can be used as an alternative would likely improve readability.</w:t>
+        <w:t xml:space="preserve">I really appreciate the author </w:t>
+      </w:r>
+      <w:proofErr w:type="gramStart"/>
+      <w:r>
+        <w:rPr>
+          <w:rFonts w:ascii="Garamond" w:hAnsi="Garamond" w:cs="Times New Roman"/>
+          <w:b/>
+          <w:bCs/>
+          <w:sz w:val="22"/>
+          <w:szCs w:val="22"/>
+        </w:rPr>
+        <w:t>teams’</w:t>
+      </w:r>
+      <w:proofErr w:type="gramEnd"/>
+      <w:r>
+        <w:rPr>
+          <w:rFonts w:ascii="Garamond" w:hAnsi="Garamond" w:cs="Times New Roman"/>
+          <w:b/>
+          <w:bCs/>
+          <w:sz w:val="22"/>
+          <w:szCs w:val="22"/>
+        </w:rPr>
+        <w:t xml:space="preserve"> succinct presentation of their findings (less than 20 pages excluding references makes for a much easier lift!); </w:t>
+      </w:r>
+      <w:proofErr w:type="gramStart"/>
+      <w:r>
+        <w:rPr>
+          <w:rFonts w:ascii="Garamond" w:hAnsi="Garamond" w:cs="Times New Roman"/>
+          <w:b/>
+          <w:bCs/>
+          <w:sz w:val="22"/>
+          <w:szCs w:val="22"/>
+        </w:rPr>
+        <w:t>however</w:t>
+      </w:r>
+      <w:proofErr w:type="gramEnd"/>
+      <w:r>
+        <w:rPr>
+          <w:rFonts w:ascii="Garamond" w:hAnsi="Garamond" w:cs="Times New Roman"/>
+          <w:b/>
+          <w:bCs/>
+          <w:sz w:val="22"/>
+          <w:szCs w:val="22"/>
+        </w:rPr>
+        <w:t xml:space="preserve"> in this case I think it would be helpful to briefly expand on several points. The introduction provides some, but not a great deal, of information on characteristics of Kuskokwim Chinook salmon and the relevant fishery. A few sentences describing what is known about the relative abundance of upper/middle/lower river spawning populations, as well as the relative proportion of communities on the </w:t>
+      </w:r>
+      <w:proofErr w:type="gramStart"/>
+      <w:r>
+        <w:rPr>
+          <w:rFonts w:ascii="Garamond" w:hAnsi="Garamond" w:cs="Times New Roman"/>
+          <w:b/>
+          <w:bCs/>
+          <w:sz w:val="22"/>
+          <w:szCs w:val="22"/>
+        </w:rPr>
+        <w:t>basin</w:t>
+      </w:r>
+      <w:proofErr w:type="gramEnd"/>
+      <w:r>
+        <w:rPr>
+          <w:rFonts w:ascii="Garamond" w:hAnsi="Garamond" w:cs="Times New Roman"/>
+          <w:b/>
+          <w:bCs/>
+          <w:sz w:val="22"/>
+          <w:szCs w:val="22"/>
+        </w:rPr>
+        <w:t xml:space="preserve"> that rely on access to upper river populations exclusively would provide important context. The introduction also packs several important points (objective, problem statement, data acquisition, and analytical approach) into the final paragraph. Adding a penultimate paragraph that describes why typical approaches (i.e. GSI) can’t be used here and how otolith microchemistry can be used as an alternative would likely improve readability.</w:t>
       </w:r>
     </w:p>
     <w:p>
@@ -111,7 +177,25 @@
           <w:sz w:val="22"/>
           <w:szCs w:val="22"/>
         </w:rPr>
-        <w:t xml:space="preserve">To improve readability we added a penultimate paragraph per the reviewer’s suggestion expanding on the limitation for estimating basin-scale patterns currently as well as highlighting the unique ability of otolith microchemistry to address these limitations. In addition, we added a few sentences expanding on… </w:t>
+        <w:t xml:space="preserve">To improve </w:t>
+      </w:r>
+      <w:proofErr w:type="gramStart"/>
+      <w:r>
+        <w:rPr>
+          <w:rFonts w:ascii="Garamond" w:hAnsi="Garamond" w:cs="Times New Roman"/>
+          <w:sz w:val="22"/>
+          <w:szCs w:val="22"/>
+        </w:rPr>
+        <w:t>readability</w:t>
+      </w:r>
+      <w:proofErr w:type="gramEnd"/>
+      <w:r>
+        <w:rPr>
+          <w:rFonts w:ascii="Garamond" w:hAnsi="Garamond" w:cs="Times New Roman"/>
+          <w:sz w:val="22"/>
+          <w:szCs w:val="22"/>
+        </w:rPr>
+        <w:t xml:space="preserve"> we added a penultimate paragraph per the reviewer’s suggestion expanding on the limitation for estimating basin-scale patterns currently as well as highlighting the unique ability of otolith microchemistry to address these limitations. In addition, we added a few sentences expanding on… </w:t>
       </w:r>
     </w:p>
     <w:p>
@@ -130,8 +214,9 @@
           <w:szCs w:val="22"/>
           <w:highlight w:val="yellow"/>
         </w:rPr>
-        <w:t xml:space="preserve">** Add a few more sentences on Chinook salmon distribution </w:t>
-      </w:r>
+        <w:t xml:space="preserve">** Add a few more sentences on Chinook salmon </w:t>
+      </w:r>
+      <w:proofErr w:type="gramStart"/>
       <w:r>
         <w:rPr>
           <w:rFonts w:ascii="Garamond" w:hAnsi="Garamond" w:cs="Times New Roman"/>
@@ -139,7 +224,7 @@
           <w:szCs w:val="22"/>
           <w:highlight w:val="yellow"/>
         </w:rPr>
-        <w:t xml:space="preserve">, community reliance, etc. </w:t>
+        <w:t xml:space="preserve">distribution </w:t>
       </w:r>
       <w:r>
         <w:rPr>
@@ -148,6 +233,25 @@
           <w:szCs w:val="22"/>
           <w:highlight w:val="yellow"/>
         </w:rPr>
+        <w:t>,</w:t>
+      </w:r>
+      <w:proofErr w:type="gramEnd"/>
+      <w:r>
+        <w:rPr>
+          <w:rFonts w:ascii="Garamond" w:hAnsi="Garamond" w:cs="Times New Roman"/>
+          <w:sz w:val="22"/>
+          <w:szCs w:val="22"/>
+          <w:highlight w:val="yellow"/>
+        </w:rPr>
+        <w:t xml:space="preserve"> community reliance, etc. </w:t>
+      </w:r>
+      <w:r>
+        <w:rPr>
+          <w:rFonts w:ascii="Garamond" w:hAnsi="Garamond" w:cs="Times New Roman"/>
+          <w:sz w:val="22"/>
+          <w:szCs w:val="22"/>
+          <w:highlight w:val="yellow"/>
+        </w:rPr>
         <w:t>**</w:t>
       </w:r>
       <w:r>
@@ -185,6 +289,7 @@
         </w:rPr>
         <w:br/>
       </w:r>
+      <w:proofErr w:type="gramStart"/>
       <w:r>
         <w:rPr>
           <w:rFonts w:ascii="Garamond" w:hAnsi="Garamond" w:cs="Times New Roman"/>
@@ -193,8 +298,9 @@
           <w:sz w:val="22"/>
           <w:szCs w:val="22"/>
         </w:rPr>
-        <w:t>Similarly a large portion of the methods focuses on assigning samples to isotopic groupings. I feel that some of this material would be better placed in the results, which would facilitate a more detailed presentation of variability in isotopic signatures among the groups and individual-level assignment probability. While I trust the authors’ analysis, right now it is not possible to evaluate how cleanly natal origin could be assigned. Similarly I think some material in the discussion about how well the regional groupings conform to any a priori predictions about population structure that were derived from traditional ecological knowledge would be of interest to readers.</w:t>
-      </w:r>
+        <w:t>Similarly</w:t>
+      </w:r>
+      <w:proofErr w:type="gramEnd"/>
       <w:r>
         <w:rPr>
           <w:rFonts w:ascii="Garamond" w:hAnsi="Garamond" w:cs="Times New Roman"/>
@@ -203,6 +309,82 @@
           <w:sz w:val="22"/>
           <w:szCs w:val="22"/>
         </w:rPr>
+        <w:t xml:space="preserve"> a large portion of the methods </w:t>
+      </w:r>
+      <w:proofErr w:type="gramStart"/>
+      <w:r>
+        <w:rPr>
+          <w:rFonts w:ascii="Garamond" w:hAnsi="Garamond" w:cs="Times New Roman"/>
+          <w:b/>
+          <w:bCs/>
+          <w:sz w:val="22"/>
+          <w:szCs w:val="22"/>
+        </w:rPr>
+        <w:t>focuses</w:t>
+      </w:r>
+      <w:proofErr w:type="gramEnd"/>
+      <w:r>
+        <w:rPr>
+          <w:rFonts w:ascii="Garamond" w:hAnsi="Garamond" w:cs="Times New Roman"/>
+          <w:b/>
+          <w:bCs/>
+          <w:sz w:val="22"/>
+          <w:szCs w:val="22"/>
+        </w:rPr>
+        <w:t xml:space="preserve"> on assigning samples to isotopic groupings. I feel that some of this material would be better placed in the results, which would facilitate a more detailed presentation of variability in isotopic signatures among the groups and individual-level assignment probability. While I trust the authors’ analysis, right now it is not possible to evaluate how cleanly natal origin could be assigned. </w:t>
+      </w:r>
+      <w:proofErr w:type="gramStart"/>
+      <w:r>
+        <w:rPr>
+          <w:rFonts w:ascii="Garamond" w:hAnsi="Garamond" w:cs="Times New Roman"/>
+          <w:b/>
+          <w:bCs/>
+          <w:sz w:val="22"/>
+          <w:szCs w:val="22"/>
+        </w:rPr>
+        <w:t>Similarly</w:t>
+      </w:r>
+      <w:proofErr w:type="gramEnd"/>
+      <w:r>
+        <w:rPr>
+          <w:rFonts w:ascii="Garamond" w:hAnsi="Garamond" w:cs="Times New Roman"/>
+          <w:b/>
+          <w:bCs/>
+          <w:sz w:val="22"/>
+          <w:szCs w:val="22"/>
+        </w:rPr>
+        <w:t xml:space="preserve"> I think some material in the discussion about how well the regional groupings conform to </w:t>
+      </w:r>
+      <w:proofErr w:type="gramStart"/>
+      <w:r>
+        <w:rPr>
+          <w:rFonts w:ascii="Garamond" w:hAnsi="Garamond" w:cs="Times New Roman"/>
+          <w:b/>
+          <w:bCs/>
+          <w:sz w:val="22"/>
+          <w:szCs w:val="22"/>
+        </w:rPr>
+        <w:t>any a</w:t>
+      </w:r>
+      <w:proofErr w:type="gramEnd"/>
+      <w:r>
+        <w:rPr>
+          <w:rFonts w:ascii="Garamond" w:hAnsi="Garamond" w:cs="Times New Roman"/>
+          <w:b/>
+          <w:bCs/>
+          <w:sz w:val="22"/>
+          <w:szCs w:val="22"/>
+        </w:rPr>
+        <w:t xml:space="preserve"> priori predictions about population structure that were derived from traditional ecological knowledge would be of interest to readers.</w:t>
+      </w:r>
+      <w:r>
+        <w:rPr>
+          <w:rFonts w:ascii="Garamond" w:hAnsi="Garamond" w:cs="Times New Roman"/>
+          <w:b/>
+          <w:bCs/>
+          <w:sz w:val="22"/>
+          <w:szCs w:val="22"/>
+        </w:rPr>
         <w:br/>
       </w:r>
     </w:p>
@@ -269,7 +451,51 @@
           <w:szCs w:val="22"/>
         </w:rPr>
         <w:br/>
-        <w:t xml:space="preserve">I appreciated the authors’ attempt to account for multiple sources of uncertainty, but found the section on natal origin estimation difficult to parse. What does within-population error represent in </w:t>
+        <w:t xml:space="preserve">I appreciated the </w:t>
+      </w:r>
+      <w:proofErr w:type="gramStart"/>
+      <w:r>
+        <w:rPr>
+          <w:rFonts w:ascii="Garamond" w:hAnsi="Garamond"/>
+          <w:b/>
+          <w:bCs/>
+          <w:sz w:val="22"/>
+          <w:szCs w:val="22"/>
+        </w:rPr>
+        <w:t>authors’</w:t>
+      </w:r>
+      <w:proofErr w:type="gramEnd"/>
+      <w:r>
+        <w:rPr>
+          <w:rFonts w:ascii="Garamond" w:hAnsi="Garamond"/>
+          <w:b/>
+          <w:bCs/>
+          <w:sz w:val="22"/>
+          <w:szCs w:val="22"/>
+        </w:rPr>
+        <w:t xml:space="preserve"> attempt to account for multiple sources of </w:t>
+      </w:r>
+      <w:proofErr w:type="gramStart"/>
+      <w:r>
+        <w:rPr>
+          <w:rFonts w:ascii="Garamond" w:hAnsi="Garamond"/>
+          <w:b/>
+          <w:bCs/>
+          <w:sz w:val="22"/>
+          <w:szCs w:val="22"/>
+        </w:rPr>
+        <w:t>uncertainty, but</w:t>
+      </w:r>
+      <w:proofErr w:type="gramEnd"/>
+      <w:r>
+        <w:rPr>
+          <w:rFonts w:ascii="Garamond" w:hAnsi="Garamond"/>
+          <w:b/>
+          <w:bCs/>
+          <w:sz w:val="22"/>
+          <w:szCs w:val="22"/>
+        </w:rPr>
+        <w:t xml:space="preserve"> found the section on natal origin estimation difficult to parse. What does within-population error represent in </w:t>
       </w:r>
       <w:r>
         <w:rPr>
@@ -316,8 +542,18 @@
           <w:sz w:val="22"/>
           <w:szCs w:val="22"/>
         </w:rPr>
-        <w:t xml:space="preserve"> prediction error, which varies by location, we reported the basin-wide mean. ;</w:t>
-      </w:r>
+        <w:t xml:space="preserve"> prediction error, which varies by location, we reported the basin-wide </w:t>
+      </w:r>
+      <w:proofErr w:type="gramStart"/>
+      <w:r>
+        <w:rPr>
+          <w:rFonts w:ascii="Garamond" w:hAnsi="Garamond"/>
+          <w:sz w:val="22"/>
+          <w:szCs w:val="22"/>
+        </w:rPr>
+        <w:t>mean. ;</w:t>
+      </w:r>
+      <w:proofErr w:type="gramEnd"/>
     </w:p>
     <w:p>
       <w:pPr>
@@ -330,6 +566,7 @@
           <w:szCs w:val="22"/>
         </w:rPr>
       </w:pPr>
+      <w:proofErr w:type="gramStart"/>
       <w:r>
         <w:rPr>
           <w:rFonts w:ascii="Garamond" w:hAnsi="Garamond"/>
@@ -346,83 +583,96 @@
           <w:kern w:val="0"/>
           <w14:ligatures w14:val="none"/>
         </w:rPr>
-        <w:t xml:space="preserve">These sources include analytical error (variation among repeated standard measurements; 0.000055), within-population error (variation among individuals at the same site; 0.00016), and </w:t>
-      </w:r>
-      <w:proofErr w:type="spellStart"/>
+        <w:t>These</w:t>
+      </w:r>
+      <w:proofErr w:type="gramEnd"/>
       <w:r>
         <w:rPr>
           <w:rFonts w:ascii="Garamond" w:eastAsia="Times New Roman" w:hAnsi="Garamond" w:cs="Times New Roman"/>
           <w:kern w:val="0"/>
           <w14:ligatures w14:val="none"/>
         </w:rPr>
-        <w:t>isoscape</w:t>
-      </w:r>
-      <w:proofErr w:type="spellEnd"/>
+        <w:t xml:space="preserve"> sources include analytical error (variation among repeated standard measurements; 0.000055), within-population error (variation among individuals at the same site; 0.00016), and </w:t>
+      </w:r>
+      <w:proofErr w:type="spellStart"/>
       <w:r>
         <w:rPr>
           <w:rFonts w:ascii="Garamond" w:eastAsia="Times New Roman" w:hAnsi="Garamond" w:cs="Times New Roman"/>
           <w:kern w:val="0"/>
           <w14:ligatures w14:val="none"/>
         </w:rPr>
-        <w:t xml:space="preserve"> error (uncertainty in </w:t>
-      </w:r>
-      <w:proofErr w:type="spellStart"/>
+        <w:t>isoscape</w:t>
+      </w:r>
+      <w:proofErr w:type="spellEnd"/>
       <w:r>
         <w:rPr>
           <w:rFonts w:ascii="Garamond" w:eastAsia="Times New Roman" w:hAnsi="Garamond" w:cs="Times New Roman"/>
           <w:kern w:val="0"/>
           <w14:ligatures w14:val="none"/>
         </w:rPr>
-        <w:t>isoscape</w:t>
-      </w:r>
-      <w:proofErr w:type="spellEnd"/>
+        <w:t xml:space="preserve"> error (uncertainty in </w:t>
+      </w:r>
+      <w:proofErr w:type="spellStart"/>
       <w:r>
         <w:rPr>
           <w:rFonts w:ascii="Garamond" w:eastAsia="Times New Roman" w:hAnsi="Garamond" w:cs="Times New Roman"/>
           <w:kern w:val="0"/>
           <w14:ligatures w14:val="none"/>
         </w:rPr>
-        <w:t xml:space="preserve"> model predictions; basin-wide mean = 0.00072).</w:t>
-      </w:r>
+        <w:t>isoscape</w:t>
+      </w:r>
+      <w:proofErr w:type="spellEnd"/>
       <w:r>
         <w:rPr>
           <w:rFonts w:ascii="Garamond" w:eastAsia="Times New Roman" w:hAnsi="Garamond" w:cs="Times New Roman"/>
           <w:kern w:val="0"/>
           <w14:ligatures w14:val="none"/>
         </w:rPr>
-        <w:t>”</w:t>
-      </w:r>
-    </w:p>
-    <w:p>
-      <w:pPr>
-        <w:rPr>
-          <w:rFonts w:ascii="Garamond" w:hAnsi="Garamond"/>
-          <w:b/>
-          <w:bCs/>
-          <w:sz w:val="22"/>
-          <w:szCs w:val="22"/>
-        </w:rPr>
-      </w:pPr>
-    </w:p>
-    <w:p>
-      <w:pPr>
-        <w:rPr>
-          <w:rFonts w:ascii="Garamond" w:hAnsi="Garamond"/>
-          <w:b/>
-          <w:bCs/>
-          <w:sz w:val="22"/>
-          <w:szCs w:val="22"/>
-        </w:rPr>
-      </w:pPr>
-      <w:r>
-        <w:rPr>
-          <w:rFonts w:ascii="Garamond" w:hAnsi="Garamond"/>
-          <w:b/>
-          <w:bCs/>
-          <w:sz w:val="22"/>
-          <w:szCs w:val="22"/>
-        </w:rPr>
-        <w:t>Similarly it was not possible to evaluate how well the assignment model performed. Were 100% of individuals assignable? Presumably there was some among individual variability in assignment probability? Were assignments to specific regional groups more certain? I’m not sure exactly how these results would be best presented, but I think it would be helpful to summarize posterior probability assignment values somehow.</w:t>
+        <w:t xml:space="preserve"> model predictions; basin-wide mean = 0.00072).”</w:t>
+      </w:r>
+    </w:p>
+    <w:p>
+      <w:pPr>
+        <w:rPr>
+          <w:rFonts w:ascii="Garamond" w:hAnsi="Garamond"/>
+          <w:b/>
+          <w:bCs/>
+          <w:sz w:val="22"/>
+          <w:szCs w:val="22"/>
+        </w:rPr>
+      </w:pPr>
+    </w:p>
+    <w:p>
+      <w:pPr>
+        <w:rPr>
+          <w:rFonts w:ascii="Garamond" w:hAnsi="Garamond"/>
+          <w:b/>
+          <w:bCs/>
+          <w:sz w:val="22"/>
+          <w:szCs w:val="22"/>
+        </w:rPr>
+      </w:pPr>
+      <w:proofErr w:type="gramStart"/>
+      <w:r>
+        <w:rPr>
+          <w:rFonts w:ascii="Garamond" w:hAnsi="Garamond"/>
+          <w:b/>
+          <w:bCs/>
+          <w:sz w:val="22"/>
+          <w:szCs w:val="22"/>
+        </w:rPr>
+        <w:t>Similarly</w:t>
+      </w:r>
+      <w:proofErr w:type="gramEnd"/>
+      <w:r>
+        <w:rPr>
+          <w:rFonts w:ascii="Garamond" w:hAnsi="Garamond"/>
+          <w:b/>
+          <w:bCs/>
+          <w:sz w:val="22"/>
+          <w:szCs w:val="22"/>
+        </w:rPr>
+        <w:t xml:space="preserve"> it was not possible to evaluate how well the assignment model performed. Were 100% of individuals assignable? Presumably there was some among individual variability in assignment probability? Were assignments to specific regional groups more certain? I’m not sure exactly how these results would be best presented, but I think it would be helpful to summarize posterior probability assignment values somehow.</w:t>
       </w:r>
     </w:p>
     <w:p>
@@ -514,6 +764,51 @@
           <w:szCs w:val="22"/>
         </w:rPr>
         <w:br/>
+      </w:r>
+    </w:p>
+    <w:p>
+      <w:pPr>
+        <w:ind w:firstLine="720"/>
+        <w:rPr>
+          <w:rFonts w:ascii="Garamond" w:hAnsi="Garamond"/>
+          <w:b/>
+          <w:bCs/>
+          <w:sz w:val="22"/>
+          <w:szCs w:val="22"/>
+        </w:rPr>
+      </w:pPr>
+    </w:p>
+    <w:p>
+      <w:pPr>
+        <w:ind w:firstLine="720"/>
+        <w:rPr>
+          <w:rFonts w:ascii="Garamond" w:hAnsi="Garamond"/>
+          <w:b/>
+          <w:bCs/>
+          <w:sz w:val="22"/>
+          <w:szCs w:val="22"/>
+        </w:rPr>
+      </w:pPr>
+    </w:p>
+    <w:p>
+      <w:pPr>
+        <w:ind w:firstLine="720"/>
+        <w:rPr>
+          <w:rFonts w:ascii="Garamond" w:hAnsi="Garamond"/>
+          <w:b/>
+          <w:bCs/>
+          <w:sz w:val="22"/>
+          <w:szCs w:val="22"/>
+        </w:rPr>
+      </w:pPr>
+      <w:r>
+        <w:rPr>
+          <w:rFonts w:ascii="Garamond" w:hAnsi="Garamond"/>
+          <w:b/>
+          <w:bCs/>
+          <w:sz w:val="22"/>
+          <w:szCs w:val="22"/>
+        </w:rPr>
         <w:t>Finally, I couldn’t determine how uncertainty was propagated to the final assignments and downstream summary statistics. The authors note that only the top 30% of posterior values were retained, but I couldn’t tell whether they were restricting the assignment to a single region or truncating the distribution some other way, and more generally why this was done. This is particularly concerning because no uncertainty appears to be propagated to the cumulative distributions or the proportion of the regional grouping impacted by a fishery. If individual level assignments are highly certain, this seems reasonable, but if they’re highly uncertain then ideally that would be propagated to the assessment of management performance. Conversely, summing the posterior estimates among all groups makes sense and I think would propagate this assignment uncertainty, but not if only a subset of (i.e. top 30%) of posterior estimate was used.</w:t>
       </w:r>
       <w:r>
@@ -632,7 +927,6 @@
           <w:sz w:val="22"/>
           <w:szCs w:val="22"/>
         </w:rPr>
-        <w:lastRenderedPageBreak/>
         <w:br/>
         <w:t>Interannual Variability in Migration Phenology of Upstream Components</w:t>
       </w:r>
@@ -665,7 +959,51 @@
           <w:sz w:val="22"/>
           <w:szCs w:val="22"/>
         </w:rPr>
-        <w:t>At least to my eye from Fig 4, it seems as though groups 1 and 2 have much greater interannual variability in run timing. I would recommend testing for this quantitatively (e.g. the CV of 50% passage date among years by group). It’s not only of ecological interest, but presumably is driving the effects seen in Fig 5 and strongly constrains the performance of a harvest control rule based on a fixed temporal window.</w:t>
+        <w:t xml:space="preserve">At least to my eye from Fig 4, it seems as though groups 1 and 2 have much greater interannual variability in </w:t>
+      </w:r>
+      <w:proofErr w:type="gramStart"/>
+      <w:r>
+        <w:rPr>
+          <w:rFonts w:ascii="Garamond" w:hAnsi="Garamond"/>
+          <w:b/>
+          <w:bCs/>
+          <w:sz w:val="22"/>
+          <w:szCs w:val="22"/>
+        </w:rPr>
+        <w:t>run</w:t>
+      </w:r>
+      <w:proofErr w:type="gramEnd"/>
+      <w:r>
+        <w:rPr>
+          <w:rFonts w:ascii="Garamond" w:hAnsi="Garamond"/>
+          <w:b/>
+          <w:bCs/>
+          <w:sz w:val="22"/>
+          <w:szCs w:val="22"/>
+        </w:rPr>
+        <w:t xml:space="preserve"> timing. I would recommend testing for this quantitatively (e.g. the CV of 50% passage date among years by group). It’s not only of ecological </w:t>
+      </w:r>
+      <w:proofErr w:type="gramStart"/>
+      <w:r>
+        <w:rPr>
+          <w:rFonts w:ascii="Garamond" w:hAnsi="Garamond"/>
+          <w:b/>
+          <w:bCs/>
+          <w:sz w:val="22"/>
+          <w:szCs w:val="22"/>
+        </w:rPr>
+        <w:t>interest, but</w:t>
+      </w:r>
+      <w:proofErr w:type="gramEnd"/>
+      <w:r>
+        <w:rPr>
+          <w:rFonts w:ascii="Garamond" w:hAnsi="Garamond"/>
+          <w:b/>
+          <w:bCs/>
+          <w:sz w:val="22"/>
+          <w:szCs w:val="22"/>
+        </w:rPr>
+        <w:t xml:space="preserve"> presumably is driving the effects seen in Fig 5 and strongly constrains the performance of a harvest control rule based on a fixed temporal window.</w:t>
       </w:r>
     </w:p>
     <w:p>
@@ -741,7 +1079,29 @@
           <w:sz w:val="22"/>
           <w:szCs w:val="22"/>
         </w:rPr>
-        <w:t>Lines 12-14: I think spatiotemporal dynamics of migrating Chinook are relatively well understood in some systems (e.g. Fraser, Columbia, Central Valley), especially compared to most other commercially exploited species. Perhaps best to qualify?</w:t>
+        <w:t xml:space="preserve">Lines 12-14: I think spatiotemporal dynamics of migrating Chinook are relatively well understood in some systems (e.g. Fraser, Columbia, Central Valley), especially compared to most other commercially exploited species. Perhaps </w:t>
+      </w:r>
+      <w:proofErr w:type="gramStart"/>
+      <w:r>
+        <w:rPr>
+          <w:rFonts w:ascii="Garamond" w:hAnsi="Garamond"/>
+          <w:b/>
+          <w:bCs/>
+          <w:sz w:val="22"/>
+          <w:szCs w:val="22"/>
+        </w:rPr>
+        <w:t>best</w:t>
+      </w:r>
+      <w:proofErr w:type="gramEnd"/>
+      <w:r>
+        <w:rPr>
+          <w:rFonts w:ascii="Garamond" w:hAnsi="Garamond"/>
+          <w:b/>
+          <w:bCs/>
+          <w:sz w:val="22"/>
+          <w:szCs w:val="22"/>
+        </w:rPr>
+        <w:t xml:space="preserve"> to qualify?</w:t>
       </w:r>
     </w:p>
     <w:p>
@@ -957,6 +1317,7 @@
         <w:t xml:space="preserve">Line 47-49: This sentence is unclear to me. Is the point simply that because downstream fisheries harvest upstream components their performance is linked to upstream dynamics? This seems </w:t>
       </w:r>
       <w:proofErr w:type="spellStart"/>
+      <w:proofErr w:type="gramStart"/>
       <w:r>
         <w:rPr>
           <w:rFonts w:ascii="Garamond" w:hAnsi="Garamond"/>
@@ -968,15 +1329,38 @@
         <w:t>self evident</w:t>
       </w:r>
       <w:proofErr w:type="spellEnd"/>
-      <w:r>
-        <w:rPr>
-          <w:rFonts w:ascii="Garamond" w:hAnsi="Garamond"/>
-          <w:b/>
-          <w:bCs/>
-          <w:sz w:val="22"/>
-          <w:szCs w:val="22"/>
-        </w:rPr>
-        <w:t>. I think it might be better to emphasize that because these fisheries are often mixed stock, there are socioeconomic benefits associated with maintaining diversity (most commonly reduced interannual variability in catch).</w:t>
+      <w:proofErr w:type="gramEnd"/>
+      <w:r>
+        <w:rPr>
+          <w:rFonts w:ascii="Garamond" w:hAnsi="Garamond"/>
+          <w:b/>
+          <w:bCs/>
+          <w:sz w:val="22"/>
+          <w:szCs w:val="22"/>
+        </w:rPr>
+        <w:t>. I think it might be better to emphasize that because these fisheries are often mixed stock, there are socioeconomic benefits associated with maintaining diversity (</w:t>
+      </w:r>
+      <w:proofErr w:type="gramStart"/>
+      <w:r>
+        <w:rPr>
+          <w:rFonts w:ascii="Garamond" w:hAnsi="Garamond"/>
+          <w:b/>
+          <w:bCs/>
+          <w:sz w:val="22"/>
+          <w:szCs w:val="22"/>
+        </w:rPr>
+        <w:t>most commonly reduced</w:t>
+      </w:r>
+      <w:proofErr w:type="gramEnd"/>
+      <w:r>
+        <w:rPr>
+          <w:rFonts w:ascii="Garamond" w:hAnsi="Garamond"/>
+          <w:b/>
+          <w:bCs/>
+          <w:sz w:val="22"/>
+          <w:szCs w:val="22"/>
+        </w:rPr>
+        <w:t xml:space="preserve"> interannual variability in catch).</w:t>
       </w:r>
     </w:p>
     <w:p>
@@ -994,7 +1378,26 @@
           <w:sz w:val="22"/>
           <w:szCs w:val="22"/>
         </w:rPr>
-        <w:t xml:space="preserve">This statement is meant to highlight that the characteristics of the downstream fishery are the combined characteristics of individuals subpopulations from upstream components. For example, variable run timing among subpopulations results in a longer duration of harvest opportunity for downstream fisheries. To clarify this point we added this example, and also highlighted the reduced interannual variability in catch per the suggestion. </w:t>
+        <w:lastRenderedPageBreak/>
+        <w:t xml:space="preserve">This statement is meant to highlight that the characteristics of the downstream fishery are the combined characteristics of individuals subpopulations from upstream components. For example, variable run timing among subpopulations results in a longer duration of harvest opportunity for downstream fisheries. To clarify this point we added this </w:t>
+      </w:r>
+      <w:proofErr w:type="gramStart"/>
+      <w:r>
+        <w:rPr>
+          <w:rFonts w:ascii="Garamond" w:hAnsi="Garamond"/>
+          <w:sz w:val="22"/>
+          <w:szCs w:val="22"/>
+        </w:rPr>
+        <w:t>example, and</w:t>
+      </w:r>
+      <w:proofErr w:type="gramEnd"/>
+      <w:r>
+        <w:rPr>
+          <w:rFonts w:ascii="Garamond" w:hAnsi="Garamond"/>
+          <w:sz w:val="22"/>
+          <w:szCs w:val="22"/>
+        </w:rPr>
+        <w:t xml:space="preserve"> also highlighted the reduced interannual variability in catch per the suggestion. </w:t>
       </w:r>
     </w:p>
     <w:p>
@@ -1012,7 +1415,6 @@
           <w:sz w:val="22"/>
           <w:szCs w:val="22"/>
         </w:rPr>
-        <w:lastRenderedPageBreak/>
         <w:t xml:space="preserve">“ </w:t>
       </w:r>
       <w:r>
@@ -1148,7 +1550,29 @@
           <w:sz w:val="22"/>
           <w:szCs w:val="22"/>
         </w:rPr>
-        <w:t>Lines 77-81: This para quickly pivots to upstream Kuskokwim, which implies to me these stocks are more imperiled. However the previous para didn’t really suggest within basin variability in status. These lines instead suggest the goal is to shift harvest dynamics from more to less mixed stock to allow better control and ensure equitable access. I would move this sentence earlier in paragraph to justify the focus on upstream populations as early as possible.</w:t>
+        <w:t xml:space="preserve">Lines 77-81: This para quickly pivots to upstream Kuskokwim, which implies to me these stocks are more imperiled. </w:t>
+      </w:r>
+      <w:proofErr w:type="gramStart"/>
+      <w:r>
+        <w:rPr>
+          <w:rFonts w:ascii="Garamond" w:hAnsi="Garamond"/>
+          <w:b/>
+          <w:bCs/>
+          <w:sz w:val="22"/>
+          <w:szCs w:val="22"/>
+        </w:rPr>
+        <w:t>However</w:t>
+      </w:r>
+      <w:proofErr w:type="gramEnd"/>
+      <w:r>
+        <w:rPr>
+          <w:rFonts w:ascii="Garamond" w:hAnsi="Garamond"/>
+          <w:b/>
+          <w:bCs/>
+          <w:sz w:val="22"/>
+          <w:szCs w:val="22"/>
+        </w:rPr>
+        <w:t xml:space="preserve"> the previous para didn’t really suggest within basin variability in status. These lines instead suggest the goal is to shift harvest dynamics from more to less mixed stock to allow better control and ensure equitable access. I would move this sentence earlier in paragraph to justify the focus on upstream populations as early as possible.</w:t>
       </w:r>
     </w:p>
     <w:p>
@@ -1213,7 +1637,25 @@
           <w:szCs w:val="22"/>
         </w:rPr>
         <w:tab/>
-        <w:t>We agree that this edit improved readability significantly and removed the section</w:t>
+        <w:t xml:space="preserve">We agree that this </w:t>
+      </w:r>
+      <w:proofErr w:type="gramStart"/>
+      <w:r>
+        <w:rPr>
+          <w:rFonts w:ascii="Garamond" w:hAnsi="Garamond"/>
+          <w:sz w:val="22"/>
+          <w:szCs w:val="22"/>
+        </w:rPr>
+        <w:t>edit</w:t>
+      </w:r>
+      <w:proofErr w:type="gramEnd"/>
+      <w:r>
+        <w:rPr>
+          <w:rFonts w:ascii="Garamond" w:hAnsi="Garamond"/>
+          <w:sz w:val="22"/>
+          <w:szCs w:val="22"/>
+        </w:rPr>
+        <w:t xml:space="preserve"> improved readability significantly and removed the section</w:t>
       </w:r>
     </w:p>
     <w:p>
@@ -1273,6 +1715,7 @@
           <w:szCs w:val="22"/>
         </w:rPr>
       </w:pPr>
+      <w:proofErr w:type="gramStart"/>
       <w:r>
         <w:rPr>
           <w:rFonts w:ascii="Garamond" w:hAnsi="Garamond"/>
@@ -1287,24 +1730,33 @@
           <w:sz w:val="22"/>
           <w:szCs w:val="22"/>
         </w:rPr>
-        <w:t xml:space="preserve">Genetic approaches, which have been widely used to investigate population structure and provenance in other Pacific salmon species, cannot be used to estimate provenance in the Kuskokwim because Chinook salmon exhibit low genetic differentiation across the basin, while ongoing telemetry studies are logistically constrained in their ability to characterize migration dynamics across such a large and remote watershed. Otolith microchemical approaches have emerged as an alternative tool capable of estimating sub-watershed provenance without the need for extensive field-based monitoring. </w:t>
-      </w:r>
-      <w:r>
-        <w:rPr>
-          <w:rFonts w:ascii="Garamond" w:hAnsi="Garamond"/>
-          <w:sz w:val="22"/>
-          <w:szCs w:val="22"/>
-        </w:rPr>
-        <w:t xml:space="preserve">Otolith microchemical approaches have emerged as an alternative tool for reconstructing spatial patterns of salmon movement and provenance. By leveraging predictable relationships between chemical signatures recorded in the otolith and those measured or modeled across the landscape, otolith-based approaches enable the reconstruction of life history </w:t>
-      </w:r>
-      <w:r>
-        <w:rPr>
-          <w:rFonts w:ascii="Garamond" w:hAnsi="Garamond"/>
+        <w:t>Genetic</w:t>
+      </w:r>
+      <w:proofErr w:type="gramEnd"/>
+      <w:r>
+        <w:rPr>
+          <w:rFonts w:ascii="Garamond" w:hAnsi="Garamond" w:cs="Times New Roman"/>
+          <w:sz w:val="22"/>
+          <w:szCs w:val="22"/>
+        </w:rPr>
+        <w:t xml:space="preserve"> approaches, which have been widely used to investigate population structure and provenance in other Pacific salmon species, cannot be used to estimate provenance in the Kuskokwim because Chinook salmon exhibit low genetic differentiation across the basin, while ongoing telemetry studies are logistically constrained in their ability to characterize migration dynamics across such a large and remote watershed. Otolith microchemical approaches have </w:t>
+      </w:r>
+      <w:r>
+        <w:rPr>
+          <w:rFonts w:ascii="Garamond" w:hAnsi="Garamond" w:cs="Times New Roman"/>
           <w:sz w:val="22"/>
           <w:szCs w:val="22"/>
         </w:rPr>
         <w:lastRenderedPageBreak/>
-        <w:t>characteristics throughout the lifetime of the individual inferred from samples easily collected from adult fish. As such, these methods provide an approach for estimating fine-scale patterns in salmon spatial ecology across entire watersheds without requiring extensive manual monitoring.”</w:t>
+        <w:t xml:space="preserve">emerged as an alternative tool capable of estimating sub-watershed provenance without the need for extensive field-based monitoring. </w:t>
+      </w:r>
+      <w:r>
+        <w:rPr>
+          <w:rFonts w:ascii="Garamond" w:hAnsi="Garamond"/>
+          <w:sz w:val="22"/>
+          <w:szCs w:val="22"/>
+        </w:rPr>
+        <w:t>Otolith microchemical approaches have emerged as an alternative tool for reconstructing spatial patterns of salmon movement and provenance. By leveraging predictable relationships between chemical signatures recorded in the otolith and those measured or modeled across the landscape, otolith-based approaches enable the reconstruction of life history characteristics throughout the lifetime of the individual inferred from samples easily collected from adult fish. As such, these methods provide an approach for estimating fine-scale patterns in salmon spatial ecology across entire watersheds without requiring extensive manual monitoring.”</w:t>
       </w:r>
     </w:p>
     <w:p>
@@ -1396,7 +1848,29 @@
           <w:sz w:val="22"/>
           <w:szCs w:val="22"/>
         </w:rPr>
-        <w:t>Lines 100-101: Nitpicky, but how can we be sure it’s a representative sample if stock resolution is unknown? Does this simply mean that the gear is selective for all size classes, which might vary among populations? Might also be worth stating explicitly that test fishery operations do, or are assumed to, capture the full migration window (or not if that’s the case). On that note I assumed this was a gillnet fishery, but might be worth specifying the gear type.</w:t>
+        <w:t xml:space="preserve">Lines 100-101: Nitpicky, but how can we be sure it’s a representative sample if stock resolution is unknown? Does this simply mean that the gear is selective for all size classes, which might vary among populations? Might also be worth stating explicitly that test fishery operations do, or are assumed to, capture the full migration window (or not if that’s the case). On that note I assumed this was a gillnet </w:t>
+      </w:r>
+      <w:proofErr w:type="gramStart"/>
+      <w:r>
+        <w:rPr>
+          <w:rFonts w:ascii="Garamond" w:hAnsi="Garamond"/>
+          <w:b/>
+          <w:bCs/>
+          <w:sz w:val="22"/>
+          <w:szCs w:val="22"/>
+        </w:rPr>
+        <w:t>fishery, but</w:t>
+      </w:r>
+      <w:proofErr w:type="gramEnd"/>
+      <w:r>
+        <w:rPr>
+          <w:rFonts w:ascii="Garamond" w:hAnsi="Garamond"/>
+          <w:b/>
+          <w:bCs/>
+          <w:sz w:val="22"/>
+          <w:szCs w:val="22"/>
+        </w:rPr>
+        <w:t xml:space="preserve"> might be worth specifying the gear type.</w:t>
       </w:r>
     </w:p>
     <w:p>
@@ -1414,7 +1888,25 @@
           <w:sz w:val="22"/>
           <w:szCs w:val="22"/>
         </w:rPr>
-        <w:t xml:space="preserve">By "representative sample," we intended to refer to the test fishery's sampling design rather than verified stock composition. The test fishery operates continuously throughout the migration period and is therefore assumed to sample fish from all populations as they enter the river. In addition, sampling effort is adjusted according to overall CPUE, resulting in greater sampling intensity during periods of higher fish abundance. We agree that representativeness of stock composition cannot be directly evaluated without stock, and changed the language slightly to indicate that this is an assumption. </w:t>
+        <w:t xml:space="preserve">By "representative sample," we intended to refer to the test fishery's sampling design rather than verified stock composition. The test fishery operates continuously throughout the migration period and is therefore assumed to sample fish from all populations as they enter the river. In addition, sampling effort is adjusted according to overall CPUE, resulting in greater sampling intensity during periods of higher fish abundance. We agree that representativeness of stock composition cannot be directly evaluated without </w:t>
+      </w:r>
+      <w:proofErr w:type="gramStart"/>
+      <w:r>
+        <w:rPr>
+          <w:rFonts w:ascii="Garamond" w:hAnsi="Garamond"/>
+          <w:sz w:val="22"/>
+          <w:szCs w:val="22"/>
+        </w:rPr>
+        <w:t>stock, and</w:t>
+      </w:r>
+      <w:proofErr w:type="gramEnd"/>
+      <w:r>
+        <w:rPr>
+          <w:rFonts w:ascii="Garamond" w:hAnsi="Garamond"/>
+          <w:sz w:val="22"/>
+          <w:szCs w:val="22"/>
+        </w:rPr>
+        <w:t xml:space="preserve"> changed the language slightly to indicate that this is an assumption. </w:t>
       </w:r>
     </w:p>
     <w:p>
@@ -1608,84 +2100,544 @@
           <w:sz w:val="22"/>
           <w:szCs w:val="22"/>
         </w:rPr>
-        <w:t xml:space="preserve"> prediction error (i.e. sites with lots of sampling ) , we artificially increased the error value to be 0.0006. This was done because these few, exceedingly low error sites resulted in a disproportionate amount of posterior assignment value due to this low value. </w:t>
-      </w:r>
-    </w:p>
-    <w:p>
-      <w:pPr>
-        <w:rPr>
-          <w:rFonts w:ascii="Garamond" w:hAnsi="Garamond"/>
-          <w:b/>
-          <w:bCs/>
-          <w:sz w:val="22"/>
-          <w:szCs w:val="22"/>
-        </w:rPr>
-      </w:pPr>
-    </w:p>
-    <w:p>
-      <w:pPr>
-        <w:rPr>
-          <w:rFonts w:ascii="Garamond" w:hAnsi="Garamond"/>
-          <w:b/>
-          <w:bCs/>
-          <w:sz w:val="22"/>
-          <w:szCs w:val="22"/>
-        </w:rPr>
-      </w:pPr>
-    </w:p>
-    <w:p>
-      <w:pPr>
-        <w:rPr>
-          <w:rFonts w:ascii="Garamond" w:hAnsi="Garamond"/>
-          <w:b/>
-          <w:bCs/>
-          <w:sz w:val="22"/>
-          <w:szCs w:val="22"/>
-        </w:rPr>
-      </w:pPr>
-    </w:p>
-    <w:p>
-      <w:pPr>
-        <w:rPr>
-          <w:rFonts w:ascii="Garamond" w:hAnsi="Garamond"/>
-          <w:b/>
-          <w:bCs/>
-          <w:sz w:val="22"/>
-          <w:szCs w:val="22"/>
-        </w:rPr>
-      </w:pPr>
-      <w:r>
-        <w:rPr>
-          <w:rFonts w:ascii="Garamond" w:hAnsi="Garamond"/>
-          <w:b/>
-          <w:bCs/>
+        <w:t xml:space="preserve"> prediction error (i.e. sites with lots of </w:t>
+      </w:r>
+      <w:proofErr w:type="gramStart"/>
+      <w:r>
+        <w:rPr>
+          <w:rFonts w:ascii="Garamond" w:hAnsi="Garamond"/>
+          <w:sz w:val="22"/>
+          <w:szCs w:val="22"/>
+        </w:rPr>
+        <w:t>sampling )</w:t>
+      </w:r>
+      <w:proofErr w:type="gramEnd"/>
+      <w:r>
+        <w:rPr>
+          <w:rFonts w:ascii="Garamond" w:hAnsi="Garamond"/>
+          <w:sz w:val="22"/>
+          <w:szCs w:val="22"/>
+        </w:rPr>
+        <w:t xml:space="preserve"> , we artificially increased the error value to be 0.0006. This was done because these few, exceedingly low error sites resulted in a disproportionate amount of posterior assignment value due to this low value. </w:t>
+      </w:r>
+    </w:p>
+    <w:p>
+      <w:pPr>
+        <w:rPr>
+          <w:rFonts w:ascii="Garamond" w:hAnsi="Garamond"/>
+          <w:b/>
+          <w:bCs/>
+          <w:sz w:val="22"/>
+          <w:szCs w:val="22"/>
+        </w:rPr>
+      </w:pPr>
+    </w:p>
+    <w:p>
+      <w:pPr>
+        <w:rPr>
+          <w:rFonts w:ascii="Garamond" w:hAnsi="Garamond"/>
+          <w:b/>
+          <w:bCs/>
+          <w:sz w:val="22"/>
+          <w:szCs w:val="22"/>
+        </w:rPr>
+      </w:pPr>
+    </w:p>
+    <w:p>
+      <w:pPr>
+        <w:rPr>
+          <w:rFonts w:ascii="Garamond" w:hAnsi="Garamond"/>
+          <w:b/>
+          <w:bCs/>
+          <w:sz w:val="22"/>
+          <w:szCs w:val="22"/>
+        </w:rPr>
+      </w:pPr>
+    </w:p>
+    <w:p>
+      <w:pPr>
+        <w:rPr>
+          <w:rFonts w:ascii="Garamond" w:hAnsi="Garamond"/>
+          <w:b/>
+          <w:bCs/>
+          <w:sz w:val="22"/>
+          <w:szCs w:val="22"/>
+        </w:rPr>
+      </w:pPr>
+      <w:r>
+        <w:rPr>
+          <w:rFonts w:ascii="Garamond" w:hAnsi="Garamond"/>
+          <w:b/>
+          <w:bCs/>
+          <w:sz w:val="22"/>
+          <w:szCs w:val="22"/>
+        </w:rPr>
+        <w:t xml:space="preserve">Line 135: Analytical (presumably measurement error?) and </w:t>
+      </w:r>
+      <w:proofErr w:type="spellStart"/>
+      <w:r>
+        <w:rPr>
+          <w:rFonts w:ascii="Garamond" w:hAnsi="Garamond"/>
+          <w:b/>
+          <w:bCs/>
+          <w:sz w:val="22"/>
+          <w:szCs w:val="22"/>
+        </w:rPr>
+        <w:t>isoscape</w:t>
+      </w:r>
+      <w:proofErr w:type="spellEnd"/>
+      <w:r>
+        <w:rPr>
+          <w:rFonts w:ascii="Garamond" w:hAnsi="Garamond"/>
+          <w:b/>
+          <w:bCs/>
+          <w:sz w:val="22"/>
+          <w:szCs w:val="22"/>
+        </w:rPr>
+        <w:t xml:space="preserve"> prediction errors are </w:t>
+      </w:r>
+      <w:proofErr w:type="gramStart"/>
+      <w:r>
+        <w:rPr>
+          <w:rFonts w:ascii="Garamond" w:hAnsi="Garamond"/>
+          <w:b/>
+          <w:bCs/>
+          <w:sz w:val="22"/>
+          <w:szCs w:val="22"/>
+        </w:rPr>
+        <w:t>fairly intuitive</w:t>
+      </w:r>
+      <w:proofErr w:type="gramEnd"/>
+      <w:r>
+        <w:rPr>
+          <w:rFonts w:ascii="Garamond" w:hAnsi="Garamond"/>
+          <w:b/>
+          <w:bCs/>
+          <w:sz w:val="22"/>
+          <w:szCs w:val="22"/>
+        </w:rPr>
+        <w:t>, but what does the within-population variance estimate represent and where does it originate from? Might be helpful to add a few sentences defining each of these in the context of the Brennan et al. analysis.</w:t>
+      </w:r>
+    </w:p>
+    <w:p>
+      <w:pPr>
+        <w:ind w:left="720"/>
+        <w:rPr>
+          <w:rFonts w:ascii="Garamond" w:hAnsi="Garamond"/>
+          <w:sz w:val="22"/>
+          <w:szCs w:val="22"/>
+        </w:rPr>
+      </w:pPr>
+      <w:r>
+        <w:rPr>
+          <w:rFonts w:ascii="Garamond" w:hAnsi="Garamond"/>
+          <w:sz w:val="22"/>
+          <w:szCs w:val="22"/>
+        </w:rPr>
+        <w:t xml:space="preserve">Within population variance </w:t>
+      </w:r>
+      <w:proofErr w:type="gramStart"/>
+      <w:r>
+        <w:rPr>
+          <w:rFonts w:ascii="Garamond" w:hAnsi="Garamond"/>
+          <w:sz w:val="22"/>
+          <w:szCs w:val="22"/>
+        </w:rPr>
+        <w:t>is the variance in isotope value</w:t>
+      </w:r>
+      <w:proofErr w:type="gramEnd"/>
+      <w:r>
+        <w:rPr>
+          <w:rFonts w:ascii="Garamond" w:hAnsi="Garamond"/>
+          <w:sz w:val="22"/>
+          <w:szCs w:val="22"/>
+        </w:rPr>
+        <w:t xml:space="preserve"> expected among individuals at the same location. This is quantified from Brennan et al., 2015; “Strontium isotopes in otoliths of a non-migratory fish (slimy sculpin): Implications for provenance studies” from repeated measurements of a species with a very small home range (slimy sculpin) from the same location. We added a brief mention of each error type here </w:t>
+      </w:r>
+      <w:r>
+        <w:rPr>
+          <w:rFonts w:ascii="Garamond" w:hAnsi="Garamond"/>
+          <w:sz w:val="22"/>
+          <w:szCs w:val="22"/>
+        </w:rPr>
+        <w:t xml:space="preserve">and added both the Brennan et al., 2015 (within-site) and French et al., X (Kuskokwim </w:t>
+      </w:r>
+      <w:proofErr w:type="spellStart"/>
+      <w:r>
+        <w:rPr>
+          <w:rFonts w:ascii="Garamond" w:hAnsi="Garamond"/>
+          <w:sz w:val="22"/>
+          <w:szCs w:val="22"/>
+        </w:rPr>
+        <w:t>isoscape</w:t>
+      </w:r>
+      <w:proofErr w:type="spellEnd"/>
+      <w:r>
+        <w:rPr>
+          <w:rFonts w:ascii="Garamond" w:hAnsi="Garamond"/>
+          <w:sz w:val="22"/>
+          <w:szCs w:val="22"/>
+        </w:rPr>
+        <w:t xml:space="preserve">) as references to support. </w:t>
+      </w:r>
+    </w:p>
+    <w:p>
+      <w:pPr>
+        <w:rPr>
+          <w:rFonts w:ascii="Garamond" w:hAnsi="Garamond"/>
+          <w:b/>
+          <w:bCs/>
+          <w:sz w:val="22"/>
+          <w:szCs w:val="22"/>
+        </w:rPr>
+      </w:pPr>
+    </w:p>
+    <w:p>
+      <w:pPr>
+        <w:rPr>
+          <w:rFonts w:ascii="Garamond" w:hAnsi="Garamond"/>
+          <w:b/>
+          <w:bCs/>
+          <w:sz w:val="22"/>
+          <w:szCs w:val="22"/>
+        </w:rPr>
+      </w:pPr>
+      <w:r>
+        <w:rPr>
+          <w:rFonts w:ascii="Garamond" w:hAnsi="Garamond"/>
+          <w:b/>
+          <w:bCs/>
+          <w:sz w:val="22"/>
+          <w:szCs w:val="22"/>
+        </w:rPr>
+        <w:t xml:space="preserve">Line 160: does subset refer to </w:t>
+      </w:r>
+      <w:proofErr w:type="spellStart"/>
+      <w:r>
+        <w:rPr>
+          <w:rFonts w:ascii="Garamond" w:hAnsi="Garamond"/>
+          <w:b/>
+          <w:bCs/>
+          <w:sz w:val="22"/>
+          <w:szCs w:val="22"/>
+        </w:rPr>
+        <w:t>substocks</w:t>
+      </w:r>
+      <w:proofErr w:type="spellEnd"/>
+      <w:r>
+        <w:rPr>
+          <w:rFonts w:ascii="Garamond" w:hAnsi="Garamond"/>
+          <w:b/>
+          <w:bCs/>
+          <w:sz w:val="22"/>
+          <w:szCs w:val="22"/>
+        </w:rPr>
+        <w:t>, temporal quartiles, sampling events, or something else?</w:t>
+      </w:r>
+    </w:p>
+    <w:p>
+      <w:pPr>
+        <w:ind w:left="720"/>
+        <w:rPr>
+          <w:rFonts w:ascii="Garamond" w:hAnsi="Garamond"/>
+          <w:sz w:val="22"/>
+          <w:szCs w:val="22"/>
+        </w:rPr>
+      </w:pPr>
+      <w:r>
+        <w:rPr>
+          <w:rFonts w:ascii="Garamond" w:hAnsi="Garamond"/>
+          <w:sz w:val="22"/>
+          <w:szCs w:val="22"/>
+        </w:rPr>
+        <w:t xml:space="preserve">This refers to a temporal </w:t>
+      </w:r>
+      <w:proofErr w:type="gramStart"/>
+      <w:r>
+        <w:rPr>
+          <w:rFonts w:ascii="Garamond" w:hAnsi="Garamond"/>
+          <w:sz w:val="22"/>
+          <w:szCs w:val="22"/>
+        </w:rPr>
+        <w:t>subset, and</w:t>
+      </w:r>
+      <w:proofErr w:type="gramEnd"/>
+      <w:r>
+        <w:rPr>
+          <w:rFonts w:ascii="Garamond" w:hAnsi="Garamond"/>
+          <w:sz w:val="22"/>
+          <w:szCs w:val="22"/>
+        </w:rPr>
+        <w:t xml:space="preserve"> applies to both the quartiles as well as the cumulative distribution. To clarify we amended this sentence to read </w:t>
+      </w:r>
+    </w:p>
+    <w:p>
+      <w:pPr>
+        <w:ind w:left="720"/>
+        <w:rPr>
+          <w:rFonts w:ascii="Garamond" w:hAnsi="Garamond"/>
+          <w:b/>
+          <w:bCs/>
+          <w:sz w:val="22"/>
+          <w:szCs w:val="22"/>
+        </w:rPr>
+      </w:pPr>
+      <w:r>
+        <w:rPr>
+          <w:rFonts w:ascii="Garamond" w:hAnsi="Garamond"/>
+          <w:b/>
+          <w:bCs/>
+          <w:sz w:val="22"/>
+          <w:szCs w:val="22"/>
+        </w:rPr>
+        <w:t>“</w:t>
+      </w:r>
+      <w:r>
+        <w:rPr>
+          <w:rFonts w:ascii="Garamond" w:hAnsi="Garamond" w:cs="Times New Roman"/>
+        </w:rPr>
+        <w:t>To estimate the spatial distribution of returns across a temporal subset of the full return migration, posterior probability values for all individuals in that subset were summed at each location”</w:t>
+      </w:r>
+    </w:p>
+    <w:p>
+      <w:pPr>
+        <w:rPr>
+          <w:rFonts w:ascii="Garamond" w:hAnsi="Garamond"/>
+          <w:b/>
+          <w:bCs/>
+          <w:sz w:val="22"/>
+          <w:szCs w:val="22"/>
+        </w:rPr>
+      </w:pPr>
+      <w:r>
+        <w:rPr>
+          <w:rFonts w:ascii="Garamond" w:hAnsi="Garamond"/>
+          <w:b/>
+          <w:bCs/>
+          <w:sz w:val="22"/>
+          <w:szCs w:val="22"/>
+        </w:rPr>
+        <w:br/>
+        <w:t xml:space="preserve">Line 161-163: </w:t>
+      </w:r>
+      <w:proofErr w:type="gramStart"/>
+      <w:r>
+        <w:rPr>
+          <w:rFonts w:ascii="Garamond" w:hAnsi="Garamond"/>
+          <w:b/>
+          <w:bCs/>
+          <w:sz w:val="22"/>
+          <w:szCs w:val="22"/>
+        </w:rPr>
+        <w:t>So</w:t>
+      </w:r>
+      <w:proofErr w:type="gramEnd"/>
+      <w:r>
+        <w:rPr>
+          <w:rFonts w:ascii="Garamond" w:hAnsi="Garamond"/>
+          <w:b/>
+          <w:bCs/>
+          <w:sz w:val="22"/>
+          <w:szCs w:val="22"/>
+        </w:rPr>
+        <w:t xml:space="preserve"> this results in </w:t>
+      </w:r>
+      <w:proofErr w:type="gramStart"/>
+      <w:r>
+        <w:rPr>
+          <w:rFonts w:ascii="Garamond" w:hAnsi="Garamond"/>
+          <w:b/>
+          <w:bCs/>
+          <w:sz w:val="22"/>
+          <w:szCs w:val="22"/>
+        </w:rPr>
+        <w:t>each individual</w:t>
+      </w:r>
+      <w:proofErr w:type="gramEnd"/>
+      <w:r>
+        <w:rPr>
+          <w:rFonts w:ascii="Garamond" w:hAnsi="Garamond"/>
+          <w:b/>
+          <w:bCs/>
+          <w:sz w:val="22"/>
+          <w:szCs w:val="22"/>
+        </w:rPr>
+        <w:t xml:space="preserve"> being assigned to a single regional group with 100% certainty? This seems like an important assumption. Why couldn’t the entire assignment probability vector for </w:t>
+      </w:r>
+      <w:proofErr w:type="gramStart"/>
+      <w:r>
+        <w:rPr>
+          <w:rFonts w:ascii="Garamond" w:hAnsi="Garamond"/>
+          <w:b/>
+          <w:bCs/>
+          <w:sz w:val="22"/>
+          <w:szCs w:val="22"/>
+        </w:rPr>
+        <w:t>each individual</w:t>
+      </w:r>
+      <w:proofErr w:type="gramEnd"/>
+      <w:r>
+        <w:rPr>
+          <w:rFonts w:ascii="Garamond" w:hAnsi="Garamond"/>
+          <w:b/>
+          <w:bCs/>
+          <w:sz w:val="22"/>
+          <w:szCs w:val="22"/>
+        </w:rPr>
+        <w:t xml:space="preserve"> be incorporated into the analysis, propagating this uncertainty to summary statistics presented in Fig 3-5? If it is, it would be helpful for the authors to articulate what the result is (e.g., if the assignments in the bottom 70% highly implausible because they predict extremely variable locations or they represent a diffuse, but not substantially different distribution) and what the downstream implications are</w:t>
+      </w:r>
+    </w:p>
+    <w:p>
+      <w:pPr>
+        <w:ind w:left="720"/>
+        <w:rPr>
+          <w:rFonts w:ascii="Garamond" w:hAnsi="Garamond"/>
+          <w:sz w:val="22"/>
+          <w:szCs w:val="22"/>
+        </w:rPr>
+      </w:pPr>
+      <w:r>
+        <w:rPr>
+          <w:rFonts w:ascii="Garamond" w:hAnsi="Garamond"/>
+          <w:sz w:val="22"/>
+          <w:szCs w:val="22"/>
+          <w:highlight w:val="yellow"/>
+        </w:rPr>
+        <w:t xml:space="preserve">In general, the purpose of this is to avoid locations that have frequent but diffuse low probability assignments from confounding population level estimated. After grouping by </w:t>
+      </w:r>
+      <w:proofErr w:type="spellStart"/>
+      <w:r>
+        <w:rPr>
+          <w:rFonts w:ascii="Garamond" w:hAnsi="Garamond"/>
+          <w:sz w:val="22"/>
+          <w:szCs w:val="22"/>
+          <w:highlight w:val="yellow"/>
+        </w:rPr>
+        <w:t>isoscape</w:t>
+      </w:r>
+      <w:proofErr w:type="spellEnd"/>
+      <w:r>
+        <w:rPr>
+          <w:rFonts w:ascii="Garamond" w:hAnsi="Garamond"/>
+          <w:sz w:val="22"/>
+          <w:szCs w:val="22"/>
+          <w:highlight w:val="yellow"/>
+        </w:rPr>
+        <w:t xml:space="preserve"> isotope value, the most likely location of provenance (highest posterior probabilities) </w:t>
+      </w:r>
+      <w:proofErr w:type="gramStart"/>
+      <w:r>
+        <w:rPr>
+          <w:rFonts w:ascii="Garamond" w:hAnsi="Garamond"/>
+          <w:sz w:val="22"/>
+          <w:szCs w:val="22"/>
+          <w:highlight w:val="yellow"/>
+        </w:rPr>
+        <w:t>are</w:t>
+      </w:r>
+      <w:proofErr w:type="gramEnd"/>
+      <w:r>
+        <w:rPr>
+          <w:rFonts w:ascii="Garamond" w:hAnsi="Garamond"/>
+          <w:sz w:val="22"/>
+          <w:szCs w:val="22"/>
+          <w:highlight w:val="yellow"/>
+        </w:rPr>
+        <w:t xml:space="preserve"> expected to be assigned to a single group. There are cases where this is not true… explain after hearing back from Daniel</w:t>
+      </w:r>
+      <w:r>
+        <w:rPr>
+          <w:rFonts w:ascii="Garamond" w:hAnsi="Garamond"/>
+          <w:sz w:val="22"/>
+          <w:szCs w:val="22"/>
+        </w:rPr>
+        <w:t xml:space="preserve"> </w:t>
+      </w:r>
+    </w:p>
+    <w:p>
+      <w:pPr>
+        <w:ind w:firstLine="720"/>
+        <w:rPr>
+          <w:rFonts w:ascii="Garamond" w:hAnsi="Garamond"/>
+          <w:b/>
+          <w:bCs/>
+          <w:sz w:val="22"/>
+          <w:szCs w:val="22"/>
+        </w:rPr>
+      </w:pPr>
+      <w:r>
+        <w:rPr>
+          <w:rFonts w:ascii="Garamond" w:hAnsi="Garamond"/>
+          <w:b/>
+          <w:bCs/>
+          <w:sz w:val="22"/>
+          <w:szCs w:val="22"/>
+        </w:rPr>
+        <w:br/>
+        <w:t xml:space="preserve">Lines 170-186: This seems better suited to the results than the methods, but I </w:t>
+      </w:r>
+      <w:proofErr w:type="gramStart"/>
+      <w:r>
+        <w:rPr>
+          <w:rFonts w:ascii="Garamond" w:hAnsi="Garamond"/>
+          <w:b/>
+          <w:bCs/>
+          <w:sz w:val="22"/>
+          <w:szCs w:val="22"/>
+        </w:rPr>
+        <w:t>defer to</w:t>
+      </w:r>
+      <w:proofErr w:type="gramEnd"/>
+      <w:r>
+        <w:rPr>
+          <w:rFonts w:ascii="Garamond" w:hAnsi="Garamond"/>
+          <w:b/>
+          <w:bCs/>
+          <w:sz w:val="22"/>
+          <w:szCs w:val="22"/>
+        </w:rPr>
+        <w:t xml:space="preserve"> the authors and editorial team. It would also be beneficial to summarize how these groups cross walk to management objectives. For example, does group 1 represent “the furthest upstream region of the Kuskokwim River” or is this group 1, 2 and 3? </w:t>
+      </w:r>
+      <w:proofErr w:type="gramStart"/>
+      <w:r>
+        <w:rPr>
+          <w:rFonts w:ascii="Garamond" w:hAnsi="Garamond"/>
+          <w:b/>
+          <w:bCs/>
+          <w:sz w:val="22"/>
+          <w:szCs w:val="22"/>
+        </w:rPr>
+        <w:t>Basically</w:t>
+      </w:r>
+      <w:proofErr w:type="gramEnd"/>
+      <w:r>
+        <w:rPr>
+          <w:rFonts w:ascii="Garamond" w:hAnsi="Garamond"/>
+          <w:b/>
+          <w:bCs/>
+          <w:sz w:val="22"/>
+          <w:szCs w:val="22"/>
+        </w:rPr>
+        <w:t xml:space="preserve"> I’m wondering how these groups relate to upstream communities that seem to be most at-risk of compromised food security.</w:t>
+      </w:r>
+    </w:p>
+    <w:p>
+      <w:pPr>
+        <w:ind w:firstLine="720"/>
+        <w:rPr>
+          <w:rFonts w:ascii="Garamond" w:hAnsi="Garamond"/>
+          <w:sz w:val="22"/>
+          <w:szCs w:val="22"/>
+        </w:rPr>
+      </w:pPr>
+      <w:r>
+        <w:rPr>
+          <w:rFonts w:ascii="Garamond" w:hAnsi="Garamond"/>
           <w:sz w:val="22"/>
           <w:szCs w:val="22"/>
         </w:rPr>
         <w:lastRenderedPageBreak/>
-        <w:t xml:space="preserve">Line 135: Analytical (presumably measurement error?) and </w:t>
-      </w:r>
-      <w:proofErr w:type="spellStart"/>
-      <w:r>
-        <w:rPr>
-          <w:rFonts w:ascii="Garamond" w:hAnsi="Garamond"/>
-          <w:b/>
-          <w:bCs/>
-          <w:sz w:val="22"/>
-          <w:szCs w:val="22"/>
-        </w:rPr>
-        <w:t>isoscape</w:t>
-      </w:r>
-      <w:proofErr w:type="spellEnd"/>
-      <w:r>
-        <w:rPr>
-          <w:rFonts w:ascii="Garamond" w:hAnsi="Garamond"/>
-          <w:b/>
-          <w:bCs/>
-          <w:sz w:val="22"/>
-          <w:szCs w:val="22"/>
-        </w:rPr>
-        <w:t xml:space="preserve"> prediction errors are fairly intuitive, but what does the within-population variance estimate represent and where does it originate from? Might be helpful to add a few sentences defining each of these in the context of the Brennan et al. analysis.</w:t>
+        <w:t xml:space="preserve">** Determine whether to keep this in the methods or results ** </w:t>
       </w:r>
     </w:p>
     <w:p>
@@ -1703,224 +2655,25 @@
           <w:sz w:val="22"/>
           <w:szCs w:val="22"/>
         </w:rPr>
-        <w:t>Within population variance is the variance in isotope value expected among individuals at the same location. This is quantified from Brennan et al., 2015; “</w:t>
-      </w:r>
-      <w:r>
-        <w:rPr>
-          <w:rFonts w:ascii="Garamond" w:hAnsi="Garamond"/>
-          <w:sz w:val="22"/>
-          <w:szCs w:val="22"/>
-        </w:rPr>
-        <w:t>Strontium isotopes in otoliths of a non-migratory fish (slimy sculpin): Implications for provenance studies</w:t>
-      </w:r>
-      <w:r>
-        <w:rPr>
-          <w:rFonts w:ascii="Garamond" w:hAnsi="Garamond"/>
-          <w:sz w:val="22"/>
-          <w:szCs w:val="22"/>
-        </w:rPr>
-        <w:t xml:space="preserve">” from repeated measurements of a species with a very small home range (slimy sculpin) from the same location. We added a brief mention of each error type here </w:t>
-      </w:r>
-      <w:r>
-        <w:rPr>
-          <w:rFonts w:ascii="Garamond" w:hAnsi="Garamond"/>
-          <w:sz w:val="22"/>
-          <w:szCs w:val="22"/>
-        </w:rPr>
-        <w:t xml:space="preserve">and added both the Brennan et al., 2015 (within-site) and French et al., X (Kuskokwim </w:t>
-      </w:r>
-      <w:proofErr w:type="spellStart"/>
-      <w:r>
-        <w:rPr>
-          <w:rFonts w:ascii="Garamond" w:hAnsi="Garamond"/>
-          <w:sz w:val="22"/>
-          <w:szCs w:val="22"/>
-        </w:rPr>
-        <w:t>isoscape</w:t>
-      </w:r>
-      <w:proofErr w:type="spellEnd"/>
-      <w:r>
-        <w:rPr>
-          <w:rFonts w:ascii="Garamond" w:hAnsi="Garamond"/>
-          <w:sz w:val="22"/>
-          <w:szCs w:val="22"/>
-        </w:rPr>
-        <w:t xml:space="preserve">) as references to support. </w:t>
-      </w:r>
-    </w:p>
-    <w:p>
-      <w:pPr>
-        <w:rPr>
-          <w:rFonts w:ascii="Garamond" w:hAnsi="Garamond"/>
-          <w:b/>
-          <w:bCs/>
-          <w:sz w:val="22"/>
-          <w:szCs w:val="22"/>
-        </w:rPr>
-      </w:pPr>
-    </w:p>
-    <w:p>
-      <w:pPr>
-        <w:rPr>
-          <w:rFonts w:ascii="Garamond" w:hAnsi="Garamond"/>
-          <w:b/>
-          <w:bCs/>
-          <w:sz w:val="22"/>
-          <w:szCs w:val="22"/>
-        </w:rPr>
-      </w:pPr>
-      <w:r>
-        <w:rPr>
-          <w:rFonts w:ascii="Garamond" w:hAnsi="Garamond"/>
-          <w:b/>
-          <w:bCs/>
-          <w:sz w:val="22"/>
-          <w:szCs w:val="22"/>
-        </w:rPr>
-        <w:t xml:space="preserve">Line 160: does subset refer to </w:t>
-      </w:r>
-      <w:proofErr w:type="spellStart"/>
-      <w:r>
-        <w:rPr>
-          <w:rFonts w:ascii="Garamond" w:hAnsi="Garamond"/>
-          <w:b/>
-          <w:bCs/>
-          <w:sz w:val="22"/>
-          <w:szCs w:val="22"/>
-        </w:rPr>
-        <w:t>substocks</w:t>
-      </w:r>
-      <w:proofErr w:type="spellEnd"/>
-      <w:r>
-        <w:rPr>
-          <w:rFonts w:ascii="Garamond" w:hAnsi="Garamond"/>
-          <w:b/>
-          <w:bCs/>
-          <w:sz w:val="22"/>
-          <w:szCs w:val="22"/>
-        </w:rPr>
-        <w:t>, temporal quartiles, sampling events, or something else?</w:t>
-      </w:r>
-    </w:p>
-    <w:p>
-      <w:pPr>
-        <w:ind w:left="720"/>
-        <w:rPr>
-          <w:rFonts w:ascii="Garamond" w:hAnsi="Garamond"/>
-          <w:sz w:val="22"/>
-          <w:szCs w:val="22"/>
-        </w:rPr>
-      </w:pPr>
-      <w:r>
-        <w:rPr>
-          <w:rFonts w:ascii="Garamond" w:hAnsi="Garamond"/>
-          <w:sz w:val="22"/>
-          <w:szCs w:val="22"/>
-        </w:rPr>
-        <w:t xml:space="preserve">This refers to a temporal subset, and applies to both the quartiles as well as the cumulative distribution. To clarify we amended this sentence to read </w:t>
-      </w:r>
-    </w:p>
-    <w:p>
-      <w:pPr>
-        <w:ind w:left="720"/>
-        <w:rPr>
-          <w:rFonts w:ascii="Garamond" w:hAnsi="Garamond"/>
-          <w:b/>
-          <w:bCs/>
-          <w:sz w:val="22"/>
-          <w:szCs w:val="22"/>
-        </w:rPr>
-      </w:pPr>
-      <w:r>
-        <w:rPr>
-          <w:rFonts w:ascii="Garamond" w:hAnsi="Garamond"/>
-          <w:b/>
-          <w:bCs/>
-          <w:sz w:val="22"/>
-          <w:szCs w:val="22"/>
-        </w:rPr>
-        <w:t>“</w:t>
-      </w:r>
-      <w:r>
-        <w:rPr>
-          <w:rFonts w:ascii="Garamond" w:hAnsi="Garamond" w:cs="Times New Roman"/>
-        </w:rPr>
-        <w:t>To estimate the spatial distribution of returns across a temporal subset of the full return migration, posterior probability values for all individuals in that subset were summed at each location</w:t>
-      </w:r>
-      <w:r>
-        <w:rPr>
-          <w:rFonts w:ascii="Garamond" w:hAnsi="Garamond" w:cs="Times New Roman"/>
-        </w:rPr>
-        <w:t>”</w:t>
-      </w:r>
-    </w:p>
-    <w:p>
-      <w:pPr>
-        <w:rPr>
-          <w:rFonts w:ascii="Garamond" w:hAnsi="Garamond"/>
-          <w:b/>
-          <w:bCs/>
-          <w:sz w:val="22"/>
-          <w:szCs w:val="22"/>
-        </w:rPr>
-      </w:pPr>
-      <w:r>
-        <w:rPr>
-          <w:rFonts w:ascii="Garamond" w:hAnsi="Garamond"/>
-          <w:b/>
-          <w:bCs/>
-          <w:sz w:val="22"/>
-          <w:szCs w:val="22"/>
-        </w:rPr>
-        <w:br/>
-        <w:t>Line 161-163: So this results in each individual being assigned to a single regional group with 100% certainty? This seems like an important assumption. Why couldn’t the entire assignment probability vector for each individual be incorporated into the analysis, propagating this uncertainty to summary statistics presented in Fig 3-5? If it is, it would be helpful for the authors to articulate what the result is (e.g., if the assignments in the bottom 70% highly implausible because they predict extremely variable locations or they represent a diffuse, but not substantially different distribution) and what the downstream implications are</w:t>
-      </w:r>
-    </w:p>
-    <w:p>
-      <w:pPr>
-        <w:ind w:left="720"/>
-        <w:rPr>
-          <w:rFonts w:ascii="Garamond" w:hAnsi="Garamond"/>
-          <w:sz w:val="22"/>
-          <w:szCs w:val="22"/>
-        </w:rPr>
-      </w:pPr>
-      <w:r>
-        <w:rPr>
-          <w:rFonts w:ascii="Garamond" w:hAnsi="Garamond"/>
-          <w:sz w:val="22"/>
-          <w:szCs w:val="22"/>
-          <w:highlight w:val="yellow"/>
-        </w:rPr>
-        <w:t xml:space="preserve">In general, the purpose of this is to avoid locations that have frequent but diffuse low probability assignments from confounding population level estimated. After grouping by </w:t>
-      </w:r>
-      <w:proofErr w:type="spellStart"/>
-      <w:r>
-        <w:rPr>
-          <w:rFonts w:ascii="Garamond" w:hAnsi="Garamond"/>
-          <w:sz w:val="22"/>
-          <w:szCs w:val="22"/>
-          <w:highlight w:val="yellow"/>
-        </w:rPr>
-        <w:t>isoscape</w:t>
-      </w:r>
-      <w:proofErr w:type="spellEnd"/>
-      <w:r>
-        <w:rPr>
-          <w:rFonts w:ascii="Garamond" w:hAnsi="Garamond"/>
-          <w:sz w:val="22"/>
-          <w:szCs w:val="22"/>
-          <w:highlight w:val="yellow"/>
-        </w:rPr>
-        <w:t xml:space="preserve"> isotope value, the most likely location of provenance (highest posterior probabilities) are expected to be assigned to a single group. There are cases where this is not true… explain after hearing back from Daniel</w:t>
-      </w:r>
-      <w:r>
-        <w:rPr>
-          <w:rFonts w:ascii="Garamond" w:hAnsi="Garamond"/>
-          <w:sz w:val="22"/>
-          <w:szCs w:val="22"/>
-        </w:rPr>
-        <w:t xml:space="preserve"> </w:t>
+        <w:t>** When we refer to “Upper watershed stocks</w:t>
+      </w:r>
+      <w:proofErr w:type="gramStart"/>
+      <w:r>
+        <w:rPr>
+          <w:rFonts w:ascii="Garamond" w:hAnsi="Garamond"/>
+          <w:sz w:val="22"/>
+          <w:szCs w:val="22"/>
+        </w:rPr>
+        <w:t>” ,</w:t>
+      </w:r>
+      <w:proofErr w:type="gramEnd"/>
+      <w:r>
+        <w:rPr>
+          <w:rFonts w:ascii="Garamond" w:hAnsi="Garamond"/>
+          <w:sz w:val="22"/>
+          <w:szCs w:val="22"/>
+        </w:rPr>
+        <w:t xml:space="preserve"> where are we referencing and who benefits from their protection ** </w:t>
       </w:r>
     </w:p>
     <w:p>
@@ -1942,66 +2695,6 @@
           <w:sz w:val="22"/>
           <w:szCs w:val="22"/>
         </w:rPr>
-        <w:br/>
-        <w:t>Lines 170-186: This seems better suited to the results than the methods, but I defer to the authors and editorial team. It would also be beneficial to summarize how these groups cross walk to management objectives. For example, does group 1 represent “the furthest upstream region of the Kuskokwim River” or is this group 1, 2 and 3? Basically I’m wondering how these groups relate to upstream communities that seem to be most at-risk of compromised food security.</w:t>
-      </w:r>
-    </w:p>
-    <w:p>
-      <w:pPr>
-        <w:ind w:firstLine="720"/>
-        <w:rPr>
-          <w:rFonts w:ascii="Garamond" w:hAnsi="Garamond"/>
-          <w:sz w:val="22"/>
-          <w:szCs w:val="22"/>
-        </w:rPr>
-      </w:pPr>
-      <w:r>
-        <w:rPr>
-          <w:rFonts w:ascii="Garamond" w:hAnsi="Garamond"/>
-          <w:sz w:val="22"/>
-          <w:szCs w:val="22"/>
-        </w:rPr>
-        <w:t xml:space="preserve">** Determine whether to keep this in the methods or results ** </w:t>
-      </w:r>
-    </w:p>
-    <w:p>
-      <w:pPr>
-        <w:ind w:left="720"/>
-        <w:rPr>
-          <w:rFonts w:ascii="Garamond" w:hAnsi="Garamond"/>
-          <w:sz w:val="22"/>
-          <w:szCs w:val="22"/>
-        </w:rPr>
-      </w:pPr>
-      <w:r>
-        <w:rPr>
-          <w:rFonts w:ascii="Garamond" w:hAnsi="Garamond"/>
-          <w:sz w:val="22"/>
-          <w:szCs w:val="22"/>
-        </w:rPr>
-        <w:t xml:space="preserve">** When we refer to “Upper watershed stocks” , where are we referencing and who benefits from their protection ** </w:t>
-      </w:r>
-    </w:p>
-    <w:p>
-      <w:pPr>
-        <w:ind w:firstLine="720"/>
-        <w:rPr>
-          <w:rFonts w:ascii="Garamond" w:hAnsi="Garamond"/>
-          <w:b/>
-          <w:bCs/>
-          <w:sz w:val="22"/>
-          <w:szCs w:val="22"/>
-        </w:rPr>
-      </w:pPr>
-      <w:r>
-        <w:rPr>
-          <w:rFonts w:ascii="Garamond" w:hAnsi="Garamond"/>
-          <w:b/>
-          <w:bCs/>
-          <w:sz w:val="22"/>
-          <w:szCs w:val="22"/>
-        </w:rPr>
-        <w:lastRenderedPageBreak/>
         <w:br/>
         <w:t>Line 184-186: does this mean that there’s a risk that fish with that isotopic signature will be misassigned to lower watershed?</w:t>
       </w:r>
@@ -2029,7 +2722,25 @@
           <w:sz w:val="22"/>
           <w:szCs w:val="22"/>
         </w:rPr>
-        <w:t xml:space="preserve">y grouped in group five using k means clustering alone, but we added it to group two. Although this technically means that individuals from the very small portion of the south fork Kuskokwim with an isotope value that is similar to the lower watershed would be misassigned, the region with this value is very small and not known to be a major producing area. As such, it is much more likely that a fish assigned to Group 5 will have originated from Group 5 rather than a misassignment from that small portion of Group 2. Because the rest of the group fits isotopically with Group 2, we grouped it there. </w:t>
+        <w:t xml:space="preserve">y grouped in group five using k means clustering alone, but we added it to group two. Although this technically means that individuals from the very small portion of the south fork Kuskokwim with an isotope value that is </w:t>
+      </w:r>
+      <w:proofErr w:type="gramStart"/>
+      <w:r>
+        <w:rPr>
+          <w:rFonts w:ascii="Garamond" w:hAnsi="Garamond"/>
+          <w:sz w:val="22"/>
+          <w:szCs w:val="22"/>
+        </w:rPr>
+        <w:t>similar to</w:t>
+      </w:r>
+      <w:proofErr w:type="gramEnd"/>
+      <w:r>
+        <w:rPr>
+          <w:rFonts w:ascii="Garamond" w:hAnsi="Garamond"/>
+          <w:sz w:val="22"/>
+          <w:szCs w:val="22"/>
+        </w:rPr>
+        <w:t xml:space="preserve"> the lower watershed would be misassigned, the region with this value is very small and not known to be a major producing area. As such, it is much more likely that a fish assigned to Group 5 will have originated from Group 5 rather than a misassignment from that small portion of Group 2. Because the rest of the group fits isotopically with Group 2, we grouped it there. </w:t>
       </w:r>
     </w:p>
     <w:p>
@@ -2094,45 +2805,61 @@
         <w:rPr>
           <w:rFonts w:ascii="Garamond" w:hAnsi="Garamond" w:cs="Times New Roman"/>
         </w:rPr>
-        <w:t>To directly compare relative run timing to the temporal distribution of the full run, we used daily CPUE data collected from the BTF to calculate the cumulative proportion of the full run’s CPUE remaining for each day based on the sum of the daily CPUE.</w:t>
-      </w:r>
-      <w:r>
-        <w:rPr>
-          <w:rFonts w:ascii="Garamond" w:hAnsi="Garamond" w:cs="Times New Roman"/>
-        </w:rPr>
-        <w:t>”</w:t>
-      </w:r>
-    </w:p>
-    <w:p>
-      <w:pPr>
-        <w:rPr>
-          <w:rFonts w:ascii="Garamond" w:hAnsi="Garamond"/>
-          <w:b/>
-          <w:bCs/>
-          <w:sz w:val="22"/>
-          <w:szCs w:val="22"/>
-        </w:rPr>
-      </w:pPr>
-    </w:p>
-    <w:p>
-      <w:pPr>
-        <w:rPr>
-          <w:rFonts w:ascii="Garamond" w:hAnsi="Garamond"/>
-          <w:b/>
-          <w:bCs/>
-          <w:sz w:val="22"/>
-          <w:szCs w:val="22"/>
-        </w:rPr>
-      </w:pPr>
-      <w:r>
-        <w:rPr>
-          <w:rFonts w:ascii="Garamond" w:hAnsi="Garamond"/>
-          <w:b/>
-          <w:bCs/>
-          <w:sz w:val="22"/>
-          <w:szCs w:val="22"/>
-        </w:rPr>
-        <w:t>Lines 216-255: In my opinion it’s tough to resolve the claim from lines 216-218 using Figure 3 due to strong differences among stocks in the proportional contribution, which minimizes contrast among the quartiles. Would it be better to facet by group with the x axis representing seasonal quartiles and free y axes? That would presumably better illustrate temporal trends within a stock and still be useful for the text in Lines 219-225, though these are to some extent captured by Figure 4. I think a separate figure (e.g. stacked bar chart), perhaps integrating over all quartiles, would be better for showing the relative contribution of each stock. Ultimately it may be beneficial to present multiple figures for this section of the results.</w:t>
+        <w:t>To directly compare relative run timing to the temporal distribution of the full run, we used daily CPUE data collected from the BTF to calculate the cumulative proportion of the full run’s CPUE remaining for each day based on the sum of the daily CPUE.”</w:t>
+      </w:r>
+    </w:p>
+    <w:p>
+      <w:pPr>
+        <w:rPr>
+          <w:rFonts w:ascii="Garamond" w:hAnsi="Garamond"/>
+          <w:b/>
+          <w:bCs/>
+          <w:sz w:val="22"/>
+          <w:szCs w:val="22"/>
+        </w:rPr>
+      </w:pPr>
+    </w:p>
+    <w:p>
+      <w:pPr>
+        <w:rPr>
+          <w:rFonts w:ascii="Garamond" w:hAnsi="Garamond"/>
+          <w:b/>
+          <w:bCs/>
+          <w:sz w:val="22"/>
+          <w:szCs w:val="22"/>
+        </w:rPr>
+      </w:pPr>
+      <w:r>
+        <w:rPr>
+          <w:rFonts w:ascii="Garamond" w:hAnsi="Garamond"/>
+          <w:b/>
+          <w:bCs/>
+          <w:sz w:val="22"/>
+          <w:szCs w:val="22"/>
+        </w:rPr>
+        <w:t xml:space="preserve">Lines 216-255: In my opinion it’s tough to resolve the claim from lines 216-218 using Figure 3 due to strong differences among stocks in the proportional contribution, which minimizes contrast among the quartiles. Would it be better to </w:t>
+      </w:r>
+      <w:proofErr w:type="gramStart"/>
+      <w:r>
+        <w:rPr>
+          <w:rFonts w:ascii="Garamond" w:hAnsi="Garamond"/>
+          <w:b/>
+          <w:bCs/>
+          <w:sz w:val="22"/>
+          <w:szCs w:val="22"/>
+        </w:rPr>
+        <w:t>facet by</w:t>
+      </w:r>
+      <w:proofErr w:type="gramEnd"/>
+      <w:r>
+        <w:rPr>
+          <w:rFonts w:ascii="Garamond" w:hAnsi="Garamond"/>
+          <w:b/>
+          <w:bCs/>
+          <w:sz w:val="22"/>
+          <w:szCs w:val="22"/>
+        </w:rPr>
+        <w:t xml:space="preserve"> group with the x axis representing seasonal quartiles and free y axes? That would presumably better illustrate temporal trends within a stock and still be useful for the text in Lines 219-225, though these are to some extent captured by Figure 4. I think a separate figure (e.g. stacked bar chart), perhaps integrating over all quartiles, would be better for showing the relative contribution of each stock. Ultimately it may be beneficial to present multiple figures for this section of the results.</w:t>
       </w:r>
     </w:p>
     <w:p>
@@ -2190,7 +2917,27 @@
           <w:szCs w:val="22"/>
           <w:highlight w:val="yellow"/>
         </w:rPr>
-        <w:t>** Change description of Figures in the text during read through **</w:t>
+        <w:t xml:space="preserve">** Change description of Figures in the text </w:t>
+      </w:r>
+      <w:proofErr w:type="gramStart"/>
+      <w:r>
+        <w:rPr>
+          <w:rFonts w:ascii="Garamond" w:hAnsi="Garamond"/>
+          <w:sz w:val="22"/>
+          <w:szCs w:val="22"/>
+          <w:highlight w:val="yellow"/>
+        </w:rPr>
+        <w:t>during read</w:t>
+      </w:r>
+      <w:proofErr w:type="gramEnd"/>
+      <w:r>
+        <w:rPr>
+          <w:rFonts w:ascii="Garamond" w:hAnsi="Garamond"/>
+          <w:sz w:val="22"/>
+          <w:szCs w:val="22"/>
+          <w:highlight w:val="yellow"/>
+        </w:rPr>
+        <w:t xml:space="preserve"> through **</w:t>
       </w:r>
       <w:r>
         <w:rPr>
@@ -2256,49 +3003,59 @@
           <w:sz w:val="22"/>
           <w:szCs w:val="22"/>
         </w:rPr>
-        <w:t xml:space="preserve">Specified this in the text: “ </w:t>
-      </w:r>
-      <w:r>
-        <w:rPr>
-          <w:rFonts w:ascii="Garamond" w:hAnsi="Garamond"/>
-        </w:rPr>
-        <w:t>Cumulative distribution plots (Fig. 4) illustrated interannual variation in seasonal migration timing among regional groups independent of the total returning individuals within each group.</w:t>
-      </w:r>
-      <w:r>
-        <w:rPr>
-          <w:rFonts w:ascii="Garamond" w:hAnsi="Garamond"/>
-        </w:rPr>
-        <w:t>”</w:t>
-      </w:r>
-    </w:p>
-    <w:p>
-      <w:pPr>
-        <w:rPr>
-          <w:rFonts w:ascii="Garamond" w:hAnsi="Garamond"/>
-          <w:sz w:val="22"/>
-          <w:szCs w:val="22"/>
-        </w:rPr>
-      </w:pPr>
-    </w:p>
-    <w:p>
-      <w:pPr>
-        <w:rPr>
-          <w:rFonts w:ascii="Garamond" w:hAnsi="Garamond"/>
-          <w:b/>
-          <w:bCs/>
-          <w:sz w:val="22"/>
-          <w:szCs w:val="22"/>
-        </w:rPr>
-      </w:pPr>
-      <w:r>
-        <w:rPr>
-          <w:rFonts w:ascii="Garamond" w:hAnsi="Garamond"/>
-          <w:b/>
-          <w:bCs/>
-          <w:sz w:val="22"/>
-          <w:szCs w:val="22"/>
-        </w:rPr>
         <w:lastRenderedPageBreak/>
+        <w:t xml:space="preserve">Specified this in the text: </w:t>
+      </w:r>
+      <w:proofErr w:type="gramStart"/>
+      <w:r>
+        <w:rPr>
+          <w:rFonts w:ascii="Garamond" w:hAnsi="Garamond"/>
+          <w:sz w:val="22"/>
+          <w:szCs w:val="22"/>
+        </w:rPr>
+        <w:t xml:space="preserve">“ </w:t>
+      </w:r>
+      <w:r>
+        <w:rPr>
+          <w:rFonts w:ascii="Garamond" w:hAnsi="Garamond"/>
+        </w:rPr>
+        <w:t>Cumulative</w:t>
+      </w:r>
+      <w:proofErr w:type="gramEnd"/>
+      <w:r>
+        <w:rPr>
+          <w:rFonts w:ascii="Garamond" w:hAnsi="Garamond"/>
+        </w:rPr>
+        <w:t xml:space="preserve"> distribution plots (Fig. 4) illustrated interannual variation in seasonal migration timing among regional groups independent of the total returning individuals within each group.”</w:t>
+      </w:r>
+    </w:p>
+    <w:p>
+      <w:pPr>
+        <w:rPr>
+          <w:rFonts w:ascii="Garamond" w:hAnsi="Garamond"/>
+          <w:sz w:val="22"/>
+          <w:szCs w:val="22"/>
+        </w:rPr>
+      </w:pPr>
+    </w:p>
+    <w:p>
+      <w:pPr>
+        <w:rPr>
+          <w:rFonts w:ascii="Garamond" w:hAnsi="Garamond"/>
+          <w:b/>
+          <w:bCs/>
+          <w:sz w:val="22"/>
+          <w:szCs w:val="22"/>
+        </w:rPr>
+      </w:pPr>
+      <w:r>
+        <w:rPr>
+          <w:rFonts w:ascii="Garamond" w:hAnsi="Garamond"/>
+          <w:b/>
+          <w:bCs/>
+          <w:sz w:val="22"/>
+          <w:szCs w:val="22"/>
+        </w:rPr>
         <w:br/>
         <w:t xml:space="preserve">Lines 233-234: Might be worth defining parenthetically which </w:t>
       </w:r>
@@ -2354,7 +3111,31 @@
           <w:szCs w:val="22"/>
           <w:highlight w:val="yellow"/>
         </w:rPr>
-        <w:t>*** Is there a true cutoff? , or a defensible one based on management? **</w:t>
+        <w:t>*** Is there a true cutoff</w:t>
+      </w:r>
+      <w:proofErr w:type="gramStart"/>
+      <w:r>
+        <w:rPr>
+          <w:rFonts w:ascii="Garamond" w:hAnsi="Garamond"/>
+          <w:b/>
+          <w:bCs/>
+          <w:sz w:val="22"/>
+          <w:szCs w:val="22"/>
+          <w:highlight w:val="yellow"/>
+        </w:rPr>
+        <w:t>? ,</w:t>
+      </w:r>
+      <w:proofErr w:type="gramEnd"/>
+      <w:r>
+        <w:rPr>
+          <w:rFonts w:ascii="Garamond" w:hAnsi="Garamond"/>
+          <w:b/>
+          <w:bCs/>
+          <w:sz w:val="22"/>
+          <w:szCs w:val="22"/>
+          <w:highlight w:val="yellow"/>
+        </w:rPr>
+        <w:t xml:space="preserve"> or a defensible one based on management? **</w:t>
       </w:r>
       <w:r>
         <w:rPr>
@@ -2413,6 +3194,7 @@
     </w:p>
     <w:p>
       <w:pPr>
+        <w:ind w:left="720"/>
         <w:rPr>
           <w:rFonts w:ascii="Garamond" w:hAnsi="Garamond"/>
           <w:b/>
@@ -2438,35 +3220,242 @@
           <w:bCs/>
           <w:sz w:val="22"/>
           <w:szCs w:val="22"/>
+          <w:highlight w:val="yellow"/>
+        </w:rPr>
+        <w:t xml:space="preserve">** Add new figure about </w:t>
+      </w:r>
+      <w:proofErr w:type="gramStart"/>
+      <w:r>
+        <w:rPr>
+          <w:rFonts w:ascii="Garamond" w:hAnsi="Garamond"/>
+          <w:b/>
+          <w:bCs/>
+          <w:sz w:val="22"/>
+          <w:szCs w:val="22"/>
+          <w:highlight w:val="yellow"/>
+        </w:rPr>
+        <w:t>run</w:t>
+      </w:r>
+      <w:proofErr w:type="gramEnd"/>
+      <w:r>
+        <w:rPr>
+          <w:rFonts w:ascii="Garamond" w:hAnsi="Garamond"/>
+          <w:b/>
+          <w:bCs/>
+          <w:sz w:val="22"/>
+          <w:szCs w:val="22"/>
+          <w:highlight w:val="yellow"/>
+        </w:rPr>
+        <w:t xml:space="preserve"> </w:t>
+      </w:r>
+      <w:proofErr w:type="gramStart"/>
+      <w:r>
+        <w:rPr>
+          <w:rFonts w:ascii="Garamond" w:hAnsi="Garamond"/>
+          <w:b/>
+          <w:bCs/>
+          <w:sz w:val="22"/>
+          <w:szCs w:val="22"/>
+          <w:highlight w:val="yellow"/>
+        </w:rPr>
+        <w:t>CV ,</w:t>
+      </w:r>
+      <w:proofErr w:type="gramEnd"/>
+      <w:r>
+        <w:rPr>
+          <w:rFonts w:ascii="Garamond" w:hAnsi="Garamond"/>
+          <w:b/>
+          <w:bCs/>
+          <w:sz w:val="22"/>
+          <w:szCs w:val="22"/>
+          <w:highlight w:val="yellow"/>
+        </w:rPr>
+        <w:t xml:space="preserve"> change </w:t>
+      </w:r>
+      <w:proofErr w:type="gramStart"/>
+      <w:r>
+        <w:rPr>
+          <w:rFonts w:ascii="Garamond" w:hAnsi="Garamond"/>
+          <w:b/>
+          <w:bCs/>
+          <w:sz w:val="22"/>
+          <w:szCs w:val="22"/>
+          <w:highlight w:val="yellow"/>
+        </w:rPr>
+        <w:t>subtitle</w:t>
+      </w:r>
+      <w:proofErr w:type="gramEnd"/>
+      <w:r>
+        <w:rPr>
+          <w:rFonts w:ascii="Garamond" w:hAnsi="Garamond"/>
+          <w:b/>
+          <w:bCs/>
+          <w:sz w:val="22"/>
+          <w:szCs w:val="22"/>
+          <w:highlight w:val="yellow"/>
+        </w:rPr>
+        <w:t xml:space="preserve"> on </w:t>
+      </w:r>
+      <w:proofErr w:type="gramStart"/>
+      <w:r>
+        <w:rPr>
+          <w:rFonts w:ascii="Garamond" w:hAnsi="Garamond"/>
+          <w:b/>
+          <w:bCs/>
+          <w:sz w:val="22"/>
+          <w:szCs w:val="22"/>
+          <w:highlight w:val="yellow"/>
+        </w:rPr>
+        <w:t>it ,</w:t>
+      </w:r>
+      <w:proofErr w:type="gramEnd"/>
+      <w:r>
+        <w:rPr>
+          <w:rFonts w:ascii="Garamond" w:hAnsi="Garamond"/>
+          <w:b/>
+          <w:bCs/>
+          <w:sz w:val="22"/>
+          <w:szCs w:val="22"/>
+          <w:highlight w:val="yellow"/>
+        </w:rPr>
+        <w:t xml:space="preserve"> and make sure </w:t>
+      </w:r>
+      <w:proofErr w:type="gramStart"/>
+      <w:r>
+        <w:rPr>
+          <w:rFonts w:ascii="Garamond" w:hAnsi="Garamond"/>
+          <w:b/>
+          <w:bCs/>
+          <w:sz w:val="22"/>
+          <w:szCs w:val="22"/>
+          <w:highlight w:val="yellow"/>
+        </w:rPr>
+        <w:t>its</w:t>
+      </w:r>
+      <w:proofErr w:type="gramEnd"/>
+      <w:r>
+        <w:rPr>
+          <w:rFonts w:ascii="Garamond" w:hAnsi="Garamond"/>
+          <w:b/>
+          <w:bCs/>
+          <w:sz w:val="22"/>
+          <w:szCs w:val="22"/>
+          <w:highlight w:val="yellow"/>
+        </w:rPr>
+        <w:t xml:space="preserve"> ordered by group not CV </w:t>
+      </w:r>
+      <w:r>
+        <w:rPr>
+          <w:rFonts w:ascii="Garamond" w:hAnsi="Garamond"/>
+          <w:b/>
+          <w:bCs/>
+          <w:sz w:val="22"/>
+          <w:szCs w:val="22"/>
+          <w:highlight w:val="yellow"/>
+        </w:rPr>
+        <w:t>**</w:t>
+      </w:r>
+      <w:r>
+        <w:rPr>
+          <w:rFonts w:ascii="Garamond" w:hAnsi="Garamond"/>
+          <w:b/>
+          <w:bCs/>
+          <w:sz w:val="22"/>
+          <w:szCs w:val="22"/>
+        </w:rPr>
+        <w:t xml:space="preserve"> </w:t>
+      </w:r>
+    </w:p>
+    <w:p>
+      <w:pPr>
+        <w:ind w:left="720"/>
+        <w:rPr>
+          <w:rFonts w:ascii="Garamond" w:hAnsi="Garamond"/>
+          <w:b/>
+          <w:bCs/>
+          <w:sz w:val="22"/>
+          <w:szCs w:val="22"/>
+        </w:rPr>
+      </w:pPr>
+    </w:p>
+    <w:p>
+      <w:pPr>
+        <w:rPr>
+          <w:rFonts w:ascii="Garamond" w:hAnsi="Garamond"/>
+          <w:b/>
+          <w:bCs/>
+          <w:sz w:val="22"/>
+          <w:szCs w:val="22"/>
+        </w:rPr>
+      </w:pPr>
+      <w:r>
+        <w:rPr>
+          <w:rFonts w:ascii="Garamond" w:hAnsi="Garamond"/>
+          <w:b/>
+          <w:bCs/>
+          <w:sz w:val="22"/>
+          <w:szCs w:val="22"/>
+        </w:rPr>
+        <w:t>Line 261: By minimum protection values I’m assuming the authors are referring to the year with the observed lowest proportion protected?</w:t>
+      </w:r>
+    </w:p>
+    <w:p>
+      <w:pPr>
+        <w:rPr>
+          <w:rFonts w:ascii="Garamond" w:hAnsi="Garamond"/>
+          <w:sz w:val="22"/>
+          <w:szCs w:val="22"/>
+        </w:rPr>
+      </w:pPr>
+      <w:r>
+        <w:rPr>
+          <w:rFonts w:ascii="Garamond" w:hAnsi="Garamond"/>
+          <w:b/>
+          <w:bCs/>
+          <w:sz w:val="22"/>
+          <w:szCs w:val="22"/>
         </w:rPr>
         <w:tab/>
       </w:r>
       <w:r>
         <w:rPr>
           <w:rFonts w:ascii="Garamond" w:hAnsi="Garamond"/>
-          <w:b/>
-          <w:bCs/>
-          <w:sz w:val="22"/>
-          <w:szCs w:val="22"/>
-        </w:rPr>
-        <w:t xml:space="preserve">** Add new figure about run CV , change subtitle on it , and make sure its ordered by group not CV </w:t>
-      </w:r>
-    </w:p>
-    <w:p>
-      <w:pPr>
-        <w:rPr>
-          <w:rFonts w:ascii="Garamond" w:hAnsi="Garamond"/>
-          <w:b/>
-          <w:bCs/>
-          <w:sz w:val="22"/>
-          <w:szCs w:val="22"/>
-        </w:rPr>
-      </w:pPr>
-      <w:r>
-        <w:rPr>
-          <w:rFonts w:ascii="Garamond" w:hAnsi="Garamond"/>
-          <w:b/>
-          <w:bCs/>
+          <w:sz w:val="22"/>
+          <w:szCs w:val="22"/>
+        </w:rPr>
+        <w:t xml:space="preserve">Yes, to clarify we </w:t>
+      </w:r>
+      <w:proofErr w:type="gramStart"/>
+      <w:r>
+        <w:rPr>
+          <w:rFonts w:ascii="Garamond" w:hAnsi="Garamond"/>
+          <w:sz w:val="22"/>
+          <w:szCs w:val="22"/>
+        </w:rPr>
+        <w:t>reworded</w:t>
+      </w:r>
+      <w:proofErr w:type="gramEnd"/>
+      <w:r>
+        <w:rPr>
+          <w:rFonts w:ascii="Garamond" w:hAnsi="Garamond"/>
+          <w:sz w:val="22"/>
+          <w:szCs w:val="22"/>
+        </w:rPr>
+        <w:t xml:space="preserve"> this sentence to </w:t>
+      </w:r>
+      <w:proofErr w:type="gramStart"/>
+      <w:r>
+        <w:rPr>
+          <w:rFonts w:ascii="Garamond" w:hAnsi="Garamond"/>
+          <w:sz w:val="22"/>
+          <w:szCs w:val="22"/>
+        </w:rPr>
+        <w:t>read :</w:t>
+      </w:r>
+      <w:proofErr w:type="gramEnd"/>
+      <w:r>
+        <w:rPr>
+          <w:rFonts w:ascii="Garamond" w:hAnsi="Garamond"/>
           <w:sz w:val="22"/>
           <w:szCs w:val="22"/>
         </w:rPr>
@@ -2475,56 +3464,48 @@
     </w:p>
     <w:p>
       <w:pPr>
-        <w:rPr>
-          <w:rFonts w:ascii="Garamond" w:hAnsi="Garamond"/>
-          <w:b/>
-          <w:bCs/>
-          <w:sz w:val="22"/>
-          <w:szCs w:val="22"/>
-        </w:rPr>
-      </w:pPr>
-    </w:p>
-    <w:p>
-      <w:pPr>
-        <w:rPr>
-          <w:rFonts w:ascii="Garamond" w:hAnsi="Garamond"/>
-          <w:b/>
-          <w:bCs/>
-          <w:sz w:val="22"/>
-          <w:szCs w:val="22"/>
-        </w:rPr>
-      </w:pPr>
-    </w:p>
-    <w:p>
-      <w:pPr>
-        <w:rPr>
-          <w:rFonts w:ascii="Garamond" w:hAnsi="Garamond"/>
-          <w:b/>
-          <w:bCs/>
-          <w:sz w:val="22"/>
-          <w:szCs w:val="22"/>
-        </w:rPr>
-      </w:pPr>
-    </w:p>
-    <w:p>
-      <w:pPr>
-        <w:rPr>
-          <w:rFonts w:ascii="Garamond" w:hAnsi="Garamond"/>
-          <w:b/>
-          <w:bCs/>
-          <w:sz w:val="22"/>
-          <w:szCs w:val="22"/>
-        </w:rPr>
-      </w:pPr>
-      <w:r>
-        <w:rPr>
-          <w:rFonts w:ascii="Garamond" w:hAnsi="Garamond"/>
-          <w:b/>
-          <w:bCs/>
-          <w:sz w:val="22"/>
-          <w:szCs w:val="22"/>
-        </w:rPr>
-        <w:t>Line 261: By minimum protection values I’m assuming the authors are referring to the year with the observed lowest proportion protected?</w:t>
+        <w:ind w:left="720"/>
+        <w:rPr>
+          <w:rFonts w:ascii="Garamond" w:hAnsi="Garamond"/>
+          <w:sz w:val="22"/>
+          <w:szCs w:val="22"/>
+        </w:rPr>
+      </w:pPr>
+      <w:proofErr w:type="gramStart"/>
+      <w:r>
+        <w:rPr>
+          <w:rFonts w:ascii="Garamond" w:hAnsi="Garamond"/>
+          <w:sz w:val="22"/>
+          <w:szCs w:val="22"/>
+        </w:rPr>
+        <w:t xml:space="preserve">“ </w:t>
+      </w:r>
+      <w:r>
+        <w:rPr>
+          <w:rFonts w:ascii="Garamond" w:hAnsi="Garamond"/>
+        </w:rPr>
+        <w:t>Importantly</w:t>
+      </w:r>
+      <w:proofErr w:type="gramEnd"/>
+      <w:r>
+        <w:rPr>
+          <w:rFonts w:ascii="Garamond" w:hAnsi="Garamond"/>
+        </w:rPr>
+        <w:t xml:space="preserve">, the lowest proportional protection afforded among years in the three-day extension scenario were </w:t>
+      </w:r>
+      <w:proofErr w:type="gramStart"/>
+      <w:r>
+        <w:rPr>
+          <w:rFonts w:ascii="Garamond" w:hAnsi="Garamond"/>
+        </w:rPr>
+        <w:t>similar to</w:t>
+      </w:r>
+      <w:proofErr w:type="gramEnd"/>
+      <w:r>
+        <w:rPr>
+          <w:rFonts w:ascii="Garamond" w:hAnsi="Garamond"/>
+        </w:rPr>
+        <w:t xml:space="preserve"> the results of the currently implemented closure.” </w:t>
       </w:r>
     </w:p>
     <w:p>
@@ -2546,7 +3527,29 @@
           <w:szCs w:val="22"/>
         </w:rPr>
         <w:br/>
-        <w:t>Line 266-268: This is a really important component of the work and I’m glad it was included. Did the authors consider inverting the x-axis on Figure 6? I was thinking of this in terms of more traditional trade off plots where the goal is to maximize conservation and catch outcomes simultaneously. In that case you commonly want to be in the top right panel, whereas here, because large x axis values are “bad”, you want to be in the top left. Minor point but perhaps it would be more intuitive for a fisheries audience if large values on both axes were the goal?</w:t>
+        <w:t xml:space="preserve">Line 266-268: This is a really important component of the work and I’m glad it was included. Did the authors consider inverting the x-axis </w:t>
+      </w:r>
+      <w:proofErr w:type="gramStart"/>
+      <w:r>
+        <w:rPr>
+          <w:rFonts w:ascii="Garamond" w:hAnsi="Garamond"/>
+          <w:b/>
+          <w:bCs/>
+          <w:sz w:val="22"/>
+          <w:szCs w:val="22"/>
+        </w:rPr>
+        <w:t>on</w:t>
+      </w:r>
+      <w:proofErr w:type="gramEnd"/>
+      <w:r>
+        <w:rPr>
+          <w:rFonts w:ascii="Garamond" w:hAnsi="Garamond"/>
+          <w:b/>
+          <w:bCs/>
+          <w:sz w:val="22"/>
+          <w:szCs w:val="22"/>
+        </w:rPr>
+        <w:t xml:space="preserve"> Figure 6? I was thinking of this in terms of more traditional trade off plots where the goal is to maximize conservation and catch outcomes simultaneously. In that case you commonly want to be in the top right panel, whereas here, because large x axis values are “bad”, you want to be in the top left. Minor point but perhaps it would be more intuitive for a fisheries audience if large values on both axes were the goal?</w:t>
       </w:r>
       <w:r>
         <w:rPr>
@@ -2558,6 +3561,18 @@
         </w:rPr>
         <w:br/>
       </w:r>
+    </w:p>
+    <w:p>
+      <w:pPr>
+        <w:ind w:left="720"/>
+        <w:rPr>
+          <w:rFonts w:ascii="Garamond" w:hAnsi="Garamond"/>
+          <w:b/>
+          <w:bCs/>
+          <w:sz w:val="22"/>
+          <w:szCs w:val="22"/>
+        </w:rPr>
+      </w:pPr>
       <w:r>
         <w:rPr>
           <w:rFonts w:ascii="Garamond" w:hAnsi="Garamond"/>
@@ -2567,6 +3582,59 @@
           <w:szCs w:val="22"/>
         </w:rPr>
         <w:br/>
+      </w:r>
+      <w:r>
+        <w:rPr>
+          <w:rFonts w:ascii="Garamond" w:hAnsi="Garamond"/>
+          <w:b/>
+          <w:bCs/>
+          <w:sz w:val="22"/>
+          <w:szCs w:val="22"/>
+          <w:highlight w:val="yellow"/>
+        </w:rPr>
+        <w:t>** New Figure Generation ***</w:t>
+      </w:r>
+      <w:r>
+        <w:rPr>
+          <w:rFonts w:ascii="Garamond" w:hAnsi="Garamond"/>
+          <w:b/>
+          <w:bCs/>
+          <w:sz w:val="22"/>
+          <w:szCs w:val="22"/>
+        </w:rPr>
+        <w:t xml:space="preserve"> </w:t>
+      </w:r>
+    </w:p>
+    <w:p>
+      <w:pPr>
+        <w:ind w:left="720"/>
+        <w:rPr>
+          <w:rFonts w:ascii="Garamond" w:hAnsi="Garamond"/>
+          <w:b/>
+          <w:bCs/>
+          <w:sz w:val="22"/>
+          <w:szCs w:val="22"/>
+        </w:rPr>
+      </w:pPr>
+    </w:p>
+    <w:p>
+      <w:pPr>
+        <w:rPr>
+          <w:rFonts w:ascii="Garamond" w:hAnsi="Garamond"/>
+          <w:b/>
+          <w:bCs/>
+          <w:sz w:val="22"/>
+          <w:szCs w:val="22"/>
+        </w:rPr>
+      </w:pPr>
+      <w:r>
+        <w:rPr>
+          <w:rFonts w:ascii="Garamond" w:hAnsi="Garamond"/>
+          <w:b/>
+          <w:bCs/>
+          <w:sz w:val="22"/>
+          <w:szCs w:val="22"/>
+        </w:rPr>
         <w:t>Line 277-279: Nitpicky but this sentence refers to multiple smaller upstream watersheds but then uses “watershed” to also refer to the entire basin.</w:t>
       </w:r>
       <w:r>
@@ -2584,6 +3652,85 @@
       <w:pPr>
         <w:rPr>
           <w:rFonts w:ascii="Garamond" w:hAnsi="Garamond"/>
+          <w:sz w:val="22"/>
+          <w:szCs w:val="22"/>
+        </w:rPr>
+      </w:pPr>
+      <w:r>
+        <w:rPr>
+          <w:rFonts w:ascii="Garamond" w:hAnsi="Garamond"/>
+          <w:b/>
+          <w:bCs/>
+          <w:sz w:val="22"/>
+          <w:szCs w:val="22"/>
+        </w:rPr>
+        <w:lastRenderedPageBreak/>
+        <w:tab/>
+      </w:r>
+      <w:r>
+        <w:rPr>
+          <w:rFonts w:ascii="Garamond" w:hAnsi="Garamond"/>
+          <w:sz w:val="22"/>
+          <w:szCs w:val="22"/>
+        </w:rPr>
+        <w:t xml:space="preserve">Changed the word used here from “watersheds” to “tributaries”: </w:t>
+      </w:r>
+    </w:p>
+    <w:p>
+      <w:pPr>
+        <w:ind w:left="720"/>
+        <w:rPr>
+          <w:rFonts w:ascii="Garamond" w:hAnsi="Garamond"/>
+          <w:sz w:val="22"/>
+          <w:szCs w:val="22"/>
+        </w:rPr>
+      </w:pPr>
+      <w:proofErr w:type="gramStart"/>
+      <w:r>
+        <w:rPr>
+          <w:rFonts w:ascii="Garamond" w:hAnsi="Garamond"/>
+          <w:sz w:val="22"/>
+          <w:szCs w:val="22"/>
+        </w:rPr>
+        <w:t>“ …</w:t>
+      </w:r>
+      <w:proofErr w:type="gramEnd"/>
+      <w:r>
+        <w:rPr>
+          <w:rFonts w:ascii="Garamond" w:hAnsi="Garamond"/>
+        </w:rPr>
+        <w:t xml:space="preserve">wherein the earliest returning fish contribute to </w:t>
+      </w:r>
+      <w:proofErr w:type="spellStart"/>
+      <w:r>
+        <w:rPr>
+          <w:rFonts w:ascii="Garamond" w:hAnsi="Garamond"/>
+        </w:rPr>
+        <w:t>tributariesin</w:t>
+      </w:r>
+      <w:proofErr w:type="spellEnd"/>
+      <w:r>
+        <w:rPr>
+          <w:rFonts w:ascii="Garamond" w:hAnsi="Garamond"/>
+        </w:rPr>
+        <w:t xml:space="preserve"> the uppermost portions and the latest returning fish return to the furthest downstream portions of the watershed” </w:t>
+      </w:r>
+    </w:p>
+    <w:p>
+      <w:pPr>
+        <w:rPr>
+          <w:rFonts w:ascii="Garamond" w:hAnsi="Garamond"/>
+          <w:b/>
+          <w:bCs/>
+          <w:sz w:val="22"/>
+          <w:szCs w:val="22"/>
+        </w:rPr>
+      </w:pPr>
+    </w:p>
+    <w:p>
+      <w:pPr>
+        <w:rPr>
+          <w:rFonts w:ascii="Garamond" w:hAnsi="Garamond"/>
           <w:b/>
           <w:bCs/>
           <w:sz w:val="22"/>
@@ -2605,12 +3752,99 @@
       <w:pPr>
         <w:rPr>
           <w:rFonts w:ascii="Garamond" w:hAnsi="Garamond"/>
-          <w:b/>
-          <w:bCs/>
-          <w:sz w:val="22"/>
-          <w:szCs w:val="22"/>
-        </w:rPr>
-      </w:pPr>
+          <w:sz w:val="22"/>
+          <w:szCs w:val="22"/>
+        </w:rPr>
+      </w:pPr>
+      <w:r>
+        <w:rPr>
+          <w:rFonts w:ascii="Garamond" w:hAnsi="Garamond"/>
+          <w:b/>
+          <w:bCs/>
+          <w:sz w:val="22"/>
+          <w:szCs w:val="22"/>
+        </w:rPr>
+        <w:tab/>
+      </w:r>
+      <w:r>
+        <w:rPr>
+          <w:rFonts w:ascii="Garamond" w:hAnsi="Garamond"/>
+          <w:sz w:val="22"/>
+          <w:szCs w:val="22"/>
+        </w:rPr>
+        <w:t xml:space="preserve">We simplified this sentence to </w:t>
+      </w:r>
+      <w:proofErr w:type="gramStart"/>
+      <w:r>
+        <w:rPr>
+          <w:rFonts w:ascii="Garamond" w:hAnsi="Garamond"/>
+          <w:sz w:val="22"/>
+          <w:szCs w:val="22"/>
+        </w:rPr>
+        <w:t>read :</w:t>
+      </w:r>
+      <w:proofErr w:type="gramEnd"/>
+      <w:r>
+        <w:rPr>
+          <w:rFonts w:ascii="Garamond" w:hAnsi="Garamond"/>
+          <w:sz w:val="22"/>
+          <w:szCs w:val="22"/>
+        </w:rPr>
+        <w:t xml:space="preserve"> </w:t>
+      </w:r>
+    </w:p>
+    <w:p>
+      <w:pPr>
+        <w:ind w:left="720"/>
+        <w:rPr>
+          <w:rFonts w:ascii="Garamond" w:hAnsi="Garamond"/>
+          <w:sz w:val="22"/>
+          <w:szCs w:val="22"/>
+        </w:rPr>
+      </w:pPr>
+      <w:proofErr w:type="gramStart"/>
+      <w:r>
+        <w:rPr>
+          <w:rFonts w:ascii="Garamond" w:hAnsi="Garamond"/>
+          <w:sz w:val="22"/>
+          <w:szCs w:val="22"/>
+        </w:rPr>
+        <w:t xml:space="preserve">“ </w:t>
+      </w:r>
+      <w:r>
+        <w:rPr>
+          <w:rFonts w:ascii="Garamond" w:hAnsi="Garamond"/>
+        </w:rPr>
+        <w:t>This</w:t>
+      </w:r>
+      <w:proofErr w:type="gramEnd"/>
+      <w:r>
+        <w:rPr>
+          <w:rFonts w:ascii="Garamond" w:hAnsi="Garamond"/>
+        </w:rPr>
+        <w:t xml:space="preserve"> relationship was consistent throughout our multi-year dataset despite variation in the overall migration timing and abundance.”</w:t>
+      </w:r>
+    </w:p>
+    <w:p>
+      <w:pPr>
+        <w:rPr>
+          <w:rFonts w:ascii="Garamond" w:hAnsi="Garamond"/>
+          <w:b/>
+          <w:bCs/>
+          <w:sz w:val="22"/>
+          <w:szCs w:val="22"/>
+        </w:rPr>
+      </w:pPr>
+      <w:r>
+        <w:rPr>
+          <w:rFonts w:ascii="Garamond" w:hAnsi="Garamond"/>
+          <w:b/>
+          <w:bCs/>
+          <w:sz w:val="22"/>
+          <w:szCs w:val="22"/>
+        </w:rPr>
+        <w:tab/>
+      </w:r>
       <w:r>
         <w:rPr>
           <w:rFonts w:ascii="Garamond" w:hAnsi="Garamond"/>
@@ -2620,30 +3854,321 @@
           <w:szCs w:val="22"/>
         </w:rPr>
         <w:br/>
-        <w:t>Line 282: Here would be a good place to insert a paragraph describing how regional stock groupings correspond, or not, to a priori assumptions about stock structure, as well as summarizing any existing knowledge on ecological differences (besides migration timing) between upper/middle/lower populations. Then pivot to management implications and efficacy.</w:t>
-      </w:r>
-    </w:p>
-    <w:p>
-      <w:pPr>
-        <w:rPr>
-          <w:rFonts w:ascii="Garamond" w:hAnsi="Garamond"/>
-          <w:b/>
-          <w:bCs/>
-          <w:sz w:val="22"/>
-          <w:szCs w:val="22"/>
-        </w:rPr>
-      </w:pPr>
-      <w:r>
-        <w:rPr>
-          <w:rFonts w:ascii="Garamond" w:hAnsi="Garamond"/>
-          <w:b/>
-          <w:bCs/>
+        <w:t xml:space="preserve">Line 282: Here would be a good place to insert a paragraph describing how regional stock groupings correspond, or not, to a priori </w:t>
+      </w:r>
+      <w:proofErr w:type="gramStart"/>
+      <w:r>
+        <w:rPr>
+          <w:rFonts w:ascii="Garamond" w:hAnsi="Garamond"/>
+          <w:b/>
+          <w:bCs/>
+          <w:sz w:val="22"/>
+          <w:szCs w:val="22"/>
+        </w:rPr>
+        <w:t>assumptions</w:t>
+      </w:r>
+      <w:proofErr w:type="gramEnd"/>
+      <w:r>
+        <w:rPr>
+          <w:rFonts w:ascii="Garamond" w:hAnsi="Garamond"/>
+          <w:b/>
+          <w:bCs/>
+          <w:sz w:val="22"/>
+          <w:szCs w:val="22"/>
+        </w:rPr>
+        <w:t xml:space="preserve"> about stock structure, as well as summarizing any existing knowledge on ecological differences (besides migration timing) between upper/middle/lower populations. Then pivot to management implications and efficacy.</w:t>
+      </w:r>
+    </w:p>
+    <w:p>
+      <w:pPr>
+        <w:rPr>
+          <w:rFonts w:ascii="Garamond" w:hAnsi="Garamond"/>
+          <w:sz w:val="22"/>
+          <w:szCs w:val="22"/>
+        </w:rPr>
+      </w:pPr>
+      <w:r>
+        <w:rPr>
+          <w:rFonts w:ascii="Garamond" w:hAnsi="Garamond"/>
+          <w:b/>
+          <w:bCs/>
+          <w:sz w:val="22"/>
+          <w:szCs w:val="22"/>
+        </w:rPr>
+        <w:tab/>
+      </w:r>
+      <w:r>
+        <w:rPr>
+          <w:rFonts w:ascii="Garamond" w:hAnsi="Garamond"/>
+          <w:sz w:val="22"/>
+          <w:szCs w:val="22"/>
+          <w:highlight w:val="yellow"/>
+        </w:rPr>
+        <w:t>** Ask Daniel and co. **</w:t>
+      </w:r>
+      <w:r>
+        <w:rPr>
+          <w:rFonts w:ascii="Garamond" w:hAnsi="Garamond"/>
+          <w:sz w:val="22"/>
+          <w:szCs w:val="22"/>
+        </w:rPr>
+        <w:t xml:space="preserve"> </w:t>
+      </w:r>
+    </w:p>
+    <w:p>
+      <w:pPr>
+        <w:rPr>
+          <w:rFonts w:ascii="Garamond" w:hAnsi="Garamond"/>
+          <w:b/>
+          <w:bCs/>
+          <w:sz w:val="22"/>
+          <w:szCs w:val="22"/>
+        </w:rPr>
+      </w:pPr>
+    </w:p>
+    <w:p>
+      <w:pPr>
+        <w:rPr>
+          <w:rFonts w:ascii="Garamond" w:hAnsi="Garamond"/>
+          <w:b/>
+          <w:bCs/>
+          <w:sz w:val="22"/>
+          <w:szCs w:val="22"/>
+        </w:rPr>
+      </w:pPr>
+      <w:r>
+        <w:rPr>
+          <w:rFonts w:ascii="Garamond" w:hAnsi="Garamond"/>
+          <w:b/>
+          <w:bCs/>
+          <w:sz w:val="22"/>
+          <w:szCs w:val="22"/>
+        </w:rPr>
+        <w:t>Line 298: Is proportional protection driven by relative abundance or variability in timing?</w:t>
+      </w:r>
+      <w:r>
+        <w:rPr>
+          <w:rFonts w:ascii="Garamond" w:hAnsi="Garamond"/>
+          <w:b/>
+          <w:bCs/>
+          <w:sz w:val="22"/>
+          <w:szCs w:val="22"/>
+        </w:rPr>
+        <w:br/>
+      </w:r>
+    </w:p>
+    <w:p>
+      <w:pPr>
+        <w:ind w:left="720"/>
+        <w:rPr>
+          <w:rFonts w:ascii="Garamond" w:hAnsi="Garamond"/>
+          <w:sz w:val="22"/>
+          <w:szCs w:val="22"/>
+        </w:rPr>
+      </w:pPr>
+      <w:r>
+        <w:rPr>
+          <w:rFonts w:ascii="Garamond" w:hAnsi="Garamond"/>
+          <w:sz w:val="22"/>
+          <w:szCs w:val="22"/>
+        </w:rPr>
+        <w:t xml:space="preserve">Variability in proportional protection is largely driven variation in return timing. However, we note that we also observe variation in the relative abundance here because we believe this is also an important result. </w:t>
+      </w:r>
+    </w:p>
+    <w:p>
+      <w:pPr>
+        <w:rPr>
+          <w:rFonts w:ascii="Garamond" w:hAnsi="Garamond"/>
+          <w:b/>
+          <w:bCs/>
+          <w:sz w:val="22"/>
+          <w:szCs w:val="22"/>
+        </w:rPr>
+      </w:pPr>
+    </w:p>
+    <w:p>
+      <w:pPr>
+        <w:rPr>
+          <w:rFonts w:ascii="Garamond" w:hAnsi="Garamond"/>
+          <w:b/>
+          <w:bCs/>
+          <w:sz w:val="22"/>
+          <w:szCs w:val="22"/>
+        </w:rPr>
+      </w:pPr>
+      <w:r>
+        <w:rPr>
+          <w:rFonts w:ascii="Garamond" w:hAnsi="Garamond"/>
+          <w:b/>
+          <w:bCs/>
+          <w:sz w:val="22"/>
+          <w:szCs w:val="22"/>
+        </w:rPr>
+        <w:t xml:space="preserve">Lines 303-310: The authors explicitly state that this is a function of the timing and duration of the overall migration, but I think this is where a discussion on differences in the degree of variability among regional groups could be interesting. Fundamentally it’s easier to design static closures for stocks with more consistent timing than for those with variable timing. </w:t>
+      </w:r>
+      <w:proofErr w:type="gramStart"/>
+      <w:r>
+        <w:rPr>
+          <w:rFonts w:ascii="Garamond" w:hAnsi="Garamond"/>
+          <w:b/>
+          <w:bCs/>
+          <w:sz w:val="22"/>
+          <w:szCs w:val="22"/>
+        </w:rPr>
+        <w:t>Unfortunately</w:t>
+      </w:r>
+      <w:proofErr w:type="gramEnd"/>
+      <w:r>
+        <w:rPr>
+          <w:rFonts w:ascii="Garamond" w:hAnsi="Garamond"/>
+          <w:b/>
+          <w:bCs/>
+          <w:sz w:val="22"/>
+          <w:szCs w:val="22"/>
+        </w:rPr>
+        <w:t xml:space="preserve"> the upper Kuskokwim populations seem to fall in the latter category.</w:t>
+      </w:r>
+    </w:p>
+    <w:p>
+      <w:pPr>
+        <w:rPr>
+          <w:rFonts w:ascii="Garamond" w:hAnsi="Garamond"/>
+          <w:b/>
+          <w:bCs/>
+          <w:sz w:val="22"/>
+          <w:szCs w:val="22"/>
+        </w:rPr>
+      </w:pPr>
+    </w:p>
+    <w:p>
+      <w:pPr>
+        <w:rPr>
+          <w:rFonts w:ascii="Garamond" w:hAnsi="Garamond"/>
+          <w:b/>
+          <w:bCs/>
+          <w:sz w:val="22"/>
+          <w:szCs w:val="22"/>
+        </w:rPr>
+      </w:pPr>
+      <w:r>
+        <w:rPr>
+          <w:rFonts w:ascii="Garamond" w:hAnsi="Garamond"/>
+          <w:b/>
+          <w:bCs/>
+          <w:sz w:val="22"/>
+          <w:szCs w:val="22"/>
+        </w:rPr>
+        <w:tab/>
+      </w:r>
+      <w:r>
+        <w:rPr>
+          <w:rFonts w:ascii="Garamond" w:hAnsi="Garamond"/>
+          <w:b/>
+          <w:bCs/>
+          <w:sz w:val="22"/>
+          <w:szCs w:val="22"/>
+          <w:highlight w:val="yellow"/>
+        </w:rPr>
+        <w:t>** Add discussion here**</w:t>
+      </w:r>
+      <w:r>
+        <w:rPr>
+          <w:rFonts w:ascii="Garamond" w:hAnsi="Garamond"/>
+          <w:b/>
+          <w:bCs/>
+          <w:sz w:val="22"/>
+          <w:szCs w:val="22"/>
+        </w:rPr>
+        <w:br/>
+      </w:r>
+    </w:p>
+    <w:p>
+      <w:pPr>
+        <w:rPr>
+          <w:rFonts w:ascii="Garamond" w:hAnsi="Garamond"/>
+          <w:b/>
+          <w:bCs/>
+          <w:sz w:val="22"/>
+          <w:szCs w:val="22"/>
+        </w:rPr>
+      </w:pPr>
+      <w:r>
+        <w:rPr>
+          <w:rFonts w:ascii="Garamond" w:hAnsi="Garamond"/>
+          <w:b/>
+          <w:bCs/>
+          <w:sz w:val="22"/>
+          <w:szCs w:val="22"/>
+        </w:rPr>
+        <w:t>Lines 307-308: Can the authors comment on how representative the study years were in times of the timing and duration of the migration? Is there evidence that migration timing is shifting with this stock? If so, could that exacerbate challenges associated with a fixed window?</w:t>
+      </w:r>
+    </w:p>
+    <w:p>
+      <w:pPr>
+        <w:ind w:left="720"/>
+        <w:rPr>
+          <w:rFonts w:ascii="Garamond" w:hAnsi="Garamond"/>
+          <w:b/>
+          <w:bCs/>
+          <w:sz w:val="22"/>
+          <w:szCs w:val="22"/>
+        </w:rPr>
+      </w:pPr>
+      <w:r>
+        <w:rPr>
+          <w:rFonts w:ascii="Garamond" w:hAnsi="Garamond"/>
+          <w:sz w:val="22"/>
+          <w:szCs w:val="22"/>
+        </w:rPr>
+        <w:t>Despite having a relatively long and complete timeseries of study years, we feel that six years of data is not sufficient to confidently make assertions about larger-scale changes in overall abundance and/or run timing among groups</w:t>
+      </w:r>
+      <w:r>
+        <w:rPr>
+          <w:rFonts w:ascii="Garamond" w:hAnsi="Garamond"/>
+          <w:sz w:val="22"/>
+          <w:szCs w:val="22"/>
+        </w:rPr>
+        <w:t xml:space="preserve">, in part because of observations that these characteristics may change at annual or multi-year timescales or with shifting climatic regimes. From our data, we have </w:t>
+      </w:r>
+      <w:r>
+        <w:rPr>
+          <w:rFonts w:ascii="Garamond" w:hAnsi="Garamond"/>
           <w:sz w:val="22"/>
           <w:szCs w:val="22"/>
         </w:rPr>
         <w:lastRenderedPageBreak/>
+        <w:t xml:space="preserve">not observed a strong directional change in return timing of the watershed-level returns, and any observed changes in stock-specific dynamics are not substantial enough to confidently assess directional changes in our dataset. </w:t>
+      </w:r>
+      <w:r>
+        <w:rPr>
+          <w:rFonts w:ascii="Garamond" w:hAnsi="Garamond"/>
+          <w:b/>
+          <w:bCs/>
+          <w:sz w:val="22"/>
+          <w:szCs w:val="22"/>
+        </w:rPr>
         <w:br/>
-        <w:t>Line 298: Is proportional protection driven by relative abundance or variability in timing?</w:t>
+      </w:r>
+    </w:p>
+    <w:p>
+      <w:pPr>
+        <w:rPr>
+          <w:rFonts w:ascii="Garamond" w:hAnsi="Garamond"/>
+          <w:b/>
+          <w:bCs/>
+          <w:sz w:val="22"/>
+          <w:szCs w:val="22"/>
+        </w:rPr>
+      </w:pPr>
+      <w:r>
+        <w:rPr>
+          <w:rFonts w:ascii="Garamond" w:hAnsi="Garamond"/>
+          <w:b/>
+          <w:bCs/>
+          <w:sz w:val="22"/>
+          <w:szCs w:val="22"/>
+        </w:rPr>
+        <w:t>Lines 347-348: Somewhat vague. See previous comment requesting additional detail on information on within basin dynamics.</w:t>
       </w:r>
       <w:r>
         <w:rPr>
@@ -2655,98 +4180,72 @@
         </w:rPr>
         <w:br/>
       </w:r>
-    </w:p>
-    <w:p>
-      <w:pPr>
-        <w:rPr>
-          <w:rFonts w:ascii="Garamond" w:hAnsi="Garamond"/>
-          <w:b/>
-          <w:bCs/>
-          <w:sz w:val="22"/>
-          <w:szCs w:val="22"/>
-        </w:rPr>
-      </w:pPr>
-      <w:r>
-        <w:rPr>
-          <w:rFonts w:ascii="Garamond" w:hAnsi="Garamond"/>
-          <w:b/>
-          <w:bCs/>
-          <w:sz w:val="22"/>
-          <w:szCs w:val="22"/>
-        </w:rPr>
-        <w:t>Lines 303-310: The authors explicitly state that this is a function of the timing and duration of the overall migration, but I think this is where a discussion on differences in the degree of variability among regional groups could be interesting. Fundamentally it’s easier to design static closures for stocks with more consistent timing than for those with variable timing. Unfortunately the upper Kuskokwim populations seem to fall in the latter category.</w:t>
-      </w:r>
-      <w:r>
-        <w:rPr>
-          <w:rFonts w:ascii="Garamond" w:hAnsi="Garamond"/>
-          <w:b/>
-          <w:bCs/>
-          <w:sz w:val="22"/>
-          <w:szCs w:val="22"/>
-        </w:rPr>
-        <w:br/>
-      </w:r>
-    </w:p>
-    <w:p>
-      <w:pPr>
-        <w:rPr>
-          <w:rFonts w:ascii="Garamond" w:hAnsi="Garamond"/>
-          <w:b/>
-          <w:bCs/>
-          <w:sz w:val="22"/>
-          <w:szCs w:val="22"/>
-        </w:rPr>
-      </w:pPr>
-      <w:r>
-        <w:rPr>
-          <w:rFonts w:ascii="Garamond" w:hAnsi="Garamond"/>
-          <w:b/>
-          <w:bCs/>
-          <w:sz w:val="22"/>
-          <w:szCs w:val="22"/>
-        </w:rPr>
-        <w:t>Lines 307-308: Can the authors comment on how representative the study years were in times of the timing and duration of the migration? Is there evidence that migration timing is shifting with this stock? If so, could that exacerbate challenges associated with a fixed window?</w:t>
-      </w:r>
-      <w:r>
-        <w:rPr>
-          <w:rFonts w:ascii="Garamond" w:hAnsi="Garamond"/>
-          <w:b/>
-          <w:bCs/>
-          <w:sz w:val="22"/>
-          <w:szCs w:val="22"/>
-        </w:rPr>
-        <w:br/>
-      </w:r>
-    </w:p>
-    <w:p>
-      <w:pPr>
-        <w:rPr>
-          <w:rFonts w:ascii="Garamond" w:hAnsi="Garamond"/>
-          <w:b/>
-          <w:bCs/>
-          <w:sz w:val="22"/>
-          <w:szCs w:val="22"/>
-        </w:rPr>
-      </w:pPr>
-      <w:r>
-        <w:rPr>
-          <w:rFonts w:ascii="Garamond" w:hAnsi="Garamond"/>
-          <w:b/>
-          <w:bCs/>
-          <w:sz w:val="22"/>
-          <w:szCs w:val="22"/>
-        </w:rPr>
-        <w:t>Lines 347-348: Somewhat vague. See previous comment requesting additional detail on information on within basin dynamics.</w:t>
-      </w:r>
-      <w:r>
-        <w:rPr>
-          <w:rFonts w:ascii="Garamond" w:hAnsi="Garamond"/>
-          <w:b/>
-          <w:bCs/>
-          <w:sz w:val="22"/>
-          <w:szCs w:val="22"/>
-        </w:rPr>
-        <w:br/>
+      <w:r>
+        <w:rPr>
+          <w:rFonts w:ascii="Garamond" w:hAnsi="Garamond"/>
+          <w:b/>
+          <w:bCs/>
+          <w:sz w:val="22"/>
+          <w:szCs w:val="22"/>
+        </w:rPr>
+        <w:tab/>
+      </w:r>
+    </w:p>
+    <w:p>
+      <w:pPr>
+        <w:ind w:firstLine="720"/>
+        <w:rPr>
+          <w:rFonts w:ascii="Garamond" w:hAnsi="Garamond"/>
+          <w:b/>
+          <w:bCs/>
+          <w:sz w:val="22"/>
+          <w:szCs w:val="22"/>
+        </w:rPr>
+      </w:pPr>
+      <w:r>
+        <w:rPr>
+          <w:rFonts w:ascii="Garamond" w:hAnsi="Garamond"/>
+          <w:b/>
+          <w:bCs/>
+          <w:sz w:val="22"/>
+          <w:szCs w:val="22"/>
+          <w:highlight w:val="yellow"/>
+        </w:rPr>
+        <w:t xml:space="preserve">* Adding more </w:t>
+      </w:r>
+      <w:proofErr w:type="gramStart"/>
+      <w:r>
+        <w:rPr>
+          <w:rFonts w:ascii="Garamond" w:hAnsi="Garamond"/>
+          <w:b/>
+          <w:bCs/>
+          <w:sz w:val="22"/>
+          <w:szCs w:val="22"/>
+          <w:highlight w:val="yellow"/>
+        </w:rPr>
+        <w:t>detail  *</w:t>
+      </w:r>
+      <w:proofErr w:type="gramEnd"/>
+      <w:r>
+        <w:rPr>
+          <w:rFonts w:ascii="Garamond" w:hAnsi="Garamond"/>
+          <w:b/>
+          <w:bCs/>
+          <w:sz w:val="22"/>
+          <w:szCs w:val="22"/>
+          <w:highlight w:val="yellow"/>
+        </w:rPr>
+        <w:t>*</w:t>
+      </w:r>
+      <w:r>
+        <w:rPr>
+          <w:rFonts w:ascii="Garamond" w:hAnsi="Garamond"/>
+          <w:b/>
+          <w:bCs/>
+          <w:sz w:val="22"/>
+          <w:szCs w:val="22"/>
+        </w:rPr>
+        <w:t xml:space="preserve"> </w:t>
       </w:r>
     </w:p>
     <w:p>
@@ -2808,6 +4307,11 @@
       <w:pPr>
         <w:pStyle w:val="Heading2"/>
       </w:pPr>
+    </w:p>
+    <w:p>
+      <w:pPr>
+        <w:pStyle w:val="Heading2"/>
+      </w:pPr>
       <w:r>
         <w:t xml:space="preserve">Reviewer 2: </w:t>
       </w:r>
@@ -2865,8 +4369,35 @@
           <w:sz w:val="22"/>
           <w:szCs w:val="22"/>
         </w:rPr>
-        <w:t xml:space="preserve">Although we agree that the title does not lead the reader to the conclusion that this is an otolith-based study, we believe that the key take home message here is assessing how the strategic closure can balance the dual goals of opportunity and stock diversity when provided with sufficient spatial resolution (achieved via the otolith chemistry). For this reason we have opted to keep the title the same. </w:t>
-      </w:r>
+        <w:t xml:space="preserve">Although we agree that the title does not lead the reader to the conclusion that this is an otolith-based study, we believe that the key take home message here is assessing how the strategic closure can balance the dual goals of opportunity and stock diversity when provided with sufficient spatial resolution (achieved via the otolith chemistry). For this </w:t>
+      </w:r>
+      <w:proofErr w:type="gramStart"/>
+      <w:r>
+        <w:rPr>
+          <w:rFonts w:ascii="Garamond" w:hAnsi="Garamond"/>
+          <w:sz w:val="22"/>
+          <w:szCs w:val="22"/>
+        </w:rPr>
+        <w:t>reason</w:t>
+      </w:r>
+      <w:proofErr w:type="gramEnd"/>
+      <w:r>
+        <w:rPr>
+          <w:rFonts w:ascii="Garamond" w:hAnsi="Garamond"/>
+          <w:sz w:val="22"/>
+          <w:szCs w:val="22"/>
+        </w:rPr>
+        <w:t xml:space="preserve"> we have opted to keep the title the same. </w:t>
+      </w:r>
+    </w:p>
+    <w:p>
+      <w:pPr>
+        <w:rPr>
+          <w:rFonts w:ascii="Garamond" w:hAnsi="Garamond"/>
+          <w:sz w:val="22"/>
+          <w:szCs w:val="22"/>
+        </w:rPr>
+      </w:pPr>
     </w:p>
     <w:p>
       <w:pPr>
@@ -2902,23 +4433,386 @@
       <w:pPr>
         <w:rPr>
           <w:rFonts w:ascii="Garamond" w:hAnsi="Garamond"/>
-          <w:b/>
-          <w:bCs/>
-          <w:sz w:val="22"/>
-          <w:szCs w:val="22"/>
-        </w:rPr>
-      </w:pPr>
-      <w:r>
-        <w:rPr>
-          <w:rFonts w:ascii="Garamond" w:hAnsi="Garamond"/>
-          <w:b/>
-          <w:bCs/>
-          <w:sz w:val="22"/>
-          <w:szCs w:val="22"/>
-          <w:highlight w:val="yellow"/>
-        </w:rPr>
-        <w:t>** Change throughout **</w:t>
-      </w:r>
+          <w:sz w:val="22"/>
+          <w:szCs w:val="22"/>
+        </w:rPr>
+      </w:pPr>
+      <w:r>
+        <w:rPr>
+          <w:rFonts w:ascii="Garamond" w:hAnsi="Garamond"/>
+          <w:b/>
+          <w:bCs/>
+          <w:sz w:val="22"/>
+          <w:szCs w:val="22"/>
+        </w:rPr>
+        <w:tab/>
+      </w:r>
+      <w:r>
+        <w:rPr>
+          <w:rFonts w:ascii="Garamond" w:hAnsi="Garamond"/>
+          <w:sz w:val="22"/>
+          <w:szCs w:val="22"/>
+        </w:rPr>
+        <w:t xml:space="preserve">We made this change throughout the manuscript as well as for </w:t>
+      </w:r>
+      <w:r>
+        <w:rPr>
+          <w:rFonts w:ascii="Garamond" w:eastAsia="Times New Roman" w:hAnsi="Garamond" w:cs="Times New Roman"/>
+          <w:kern w:val="0"/>
+          <w:vertAlign w:val="superscript"/>
+          <w14:ligatures w14:val="none"/>
+        </w:rPr>
+        <w:t>88</w:t>
+      </w:r>
+      <w:r>
+        <w:rPr>
+          <w:rFonts w:ascii="Garamond" w:eastAsia="Times New Roman" w:hAnsi="Garamond" w:cs="Times New Roman"/>
+          <w:kern w:val="0"/>
+          <w14:ligatures w14:val="none"/>
+        </w:rPr>
+        <w:t>Sr</w:t>
+      </w:r>
+    </w:p>
+    <w:p>
+      <w:pPr>
+        <w:rPr>
+          <w:rFonts w:ascii="Garamond" w:hAnsi="Garamond"/>
+          <w:sz w:val="22"/>
+          <w:szCs w:val="22"/>
+        </w:rPr>
+      </w:pPr>
+    </w:p>
+    <w:p>
+      <w:pPr>
+        <w:rPr>
+          <w:rFonts w:ascii="Garamond" w:hAnsi="Garamond"/>
+          <w:b/>
+          <w:bCs/>
+          <w:sz w:val="22"/>
+          <w:szCs w:val="22"/>
+        </w:rPr>
+      </w:pPr>
+    </w:p>
+    <w:p>
+      <w:pPr>
+        <w:rPr>
+          <w:rFonts w:ascii="Garamond" w:hAnsi="Garamond"/>
+          <w:b/>
+          <w:bCs/>
+          <w:sz w:val="22"/>
+          <w:szCs w:val="22"/>
+        </w:rPr>
+      </w:pPr>
+      <w:r>
+        <w:rPr>
+          <w:rFonts w:ascii="Garamond" w:hAnsi="Garamond"/>
+          <w:b/>
+          <w:bCs/>
+          <w:sz w:val="22"/>
+          <w:szCs w:val="22"/>
+        </w:rPr>
+        <w:t xml:space="preserve">The abstract does a good job of introducing the problem and research objectives. However, without reading the rest of the paper the last two sentences don’t make a lot of sense to me. What are magnitudes of run-timing? And </w:t>
+      </w:r>
+      <w:proofErr w:type="gramStart"/>
+      <w:r>
+        <w:rPr>
+          <w:rFonts w:ascii="Garamond" w:hAnsi="Garamond"/>
+          <w:b/>
+          <w:bCs/>
+          <w:sz w:val="22"/>
+          <w:szCs w:val="22"/>
+        </w:rPr>
+        <w:t>efficacy</w:t>
+      </w:r>
+      <w:proofErr w:type="gramEnd"/>
+      <w:r>
+        <w:rPr>
+          <w:rFonts w:ascii="Garamond" w:hAnsi="Garamond"/>
+          <w:b/>
+          <w:bCs/>
+          <w:sz w:val="22"/>
+          <w:szCs w:val="22"/>
+        </w:rPr>
+        <w:t xml:space="preserve"> of what? (I assume the closure-dates?) Finally, how are </w:t>
+      </w:r>
+      <w:r>
+        <w:rPr>
+          <w:rFonts w:ascii="Garamond" w:hAnsi="Garamond"/>
+          <w:b/>
+          <w:bCs/>
+          <w:sz w:val="22"/>
+          <w:szCs w:val="22"/>
+        </w:rPr>
+        <w:lastRenderedPageBreak/>
+        <w:t xml:space="preserve">simulated closure end dates providing greater protection (I assume </w:t>
+      </w:r>
+      <w:proofErr w:type="gramStart"/>
+      <w:r>
+        <w:rPr>
+          <w:rFonts w:ascii="Garamond" w:hAnsi="Garamond"/>
+          <w:b/>
+          <w:bCs/>
+          <w:sz w:val="22"/>
+          <w:szCs w:val="22"/>
+        </w:rPr>
+        <w:t>its</w:t>
+      </w:r>
+      <w:proofErr w:type="gramEnd"/>
+      <w:r>
+        <w:rPr>
+          <w:rFonts w:ascii="Garamond" w:hAnsi="Garamond"/>
+          <w:b/>
+          <w:bCs/>
+          <w:sz w:val="22"/>
+          <w:szCs w:val="22"/>
+        </w:rPr>
+        <w:t xml:space="preserve"> specific for simulated later closure end dates). I am sure this will become clear when reading the rest of the manuscript but ideally the abstract stands by itself. Maybe strategic rewording of these sentences will make this </w:t>
+      </w:r>
+      <w:proofErr w:type="gramStart"/>
+      <w:r>
+        <w:rPr>
+          <w:rFonts w:ascii="Garamond" w:hAnsi="Garamond"/>
+          <w:b/>
+          <w:bCs/>
+          <w:sz w:val="22"/>
+          <w:szCs w:val="22"/>
+        </w:rPr>
+        <w:t>more clear</w:t>
+      </w:r>
+      <w:proofErr w:type="gramEnd"/>
+      <w:r>
+        <w:rPr>
+          <w:rFonts w:ascii="Garamond" w:hAnsi="Garamond"/>
+          <w:b/>
+          <w:bCs/>
+          <w:sz w:val="22"/>
+          <w:szCs w:val="22"/>
+        </w:rPr>
+        <w:t>.</w:t>
+      </w:r>
+    </w:p>
+    <w:p>
+      <w:pPr>
+        <w:rPr>
+          <w:rFonts w:ascii="Garamond" w:hAnsi="Garamond"/>
+          <w:sz w:val="22"/>
+          <w:szCs w:val="22"/>
+        </w:rPr>
+      </w:pPr>
+    </w:p>
+    <w:p>
+      <w:pPr>
+        <w:ind w:firstLine="720"/>
+        <w:rPr>
+          <w:rFonts w:ascii="Garamond" w:hAnsi="Garamond"/>
+          <w:sz w:val="22"/>
+          <w:szCs w:val="22"/>
+        </w:rPr>
+      </w:pPr>
+      <w:r>
+        <w:rPr>
+          <w:rFonts w:ascii="Garamond" w:hAnsi="Garamond"/>
+          <w:sz w:val="22"/>
+          <w:szCs w:val="22"/>
+        </w:rPr>
+        <w:t xml:space="preserve">To </w:t>
+      </w:r>
+      <w:r>
+        <w:rPr>
+          <w:rFonts w:ascii="Garamond" w:hAnsi="Garamond"/>
+          <w:sz w:val="22"/>
+          <w:szCs w:val="22"/>
+        </w:rPr>
+        <w:t xml:space="preserve">clarify the abstract for the reader we re-worded to read: </w:t>
+      </w:r>
+    </w:p>
+    <w:p>
+      <w:pPr>
+        <w:ind w:left="720"/>
+        <w:rPr>
+          <w:rFonts w:ascii="Garamond" w:hAnsi="Garamond"/>
+          <w:sz w:val="22"/>
+          <w:szCs w:val="22"/>
+        </w:rPr>
+      </w:pPr>
+      <w:proofErr w:type="gramStart"/>
+      <w:r>
+        <w:rPr>
+          <w:rFonts w:ascii="Garamond" w:hAnsi="Garamond"/>
+          <w:sz w:val="22"/>
+          <w:szCs w:val="22"/>
+        </w:rPr>
+        <w:t xml:space="preserve">“ </w:t>
+      </w:r>
+      <w:r>
+        <w:rPr>
+          <w:rFonts w:ascii="Garamond" w:hAnsi="Garamond"/>
+          <w:sz w:val="22"/>
+          <w:szCs w:val="22"/>
+        </w:rPr>
+        <w:t>A</w:t>
+      </w:r>
+      <w:proofErr w:type="gramEnd"/>
+      <w:r>
+        <w:rPr>
+          <w:rFonts w:ascii="Garamond" w:hAnsi="Garamond"/>
+          <w:sz w:val="22"/>
+          <w:szCs w:val="22"/>
+        </w:rPr>
+        <w:t xml:space="preserve"> longer simulated closure provided greater protection for upper watershed stocks but with an associated tradeoff of lost harvest opportunity. The protection afforded to upper watershed stocks varied substantially among years due to variable overall return migration timing, highlighting the interaction between a fixed closure strategy and dynamic ecological processes that impact </w:t>
+      </w:r>
+      <w:proofErr w:type="gramStart"/>
+      <w:r>
+        <w:rPr>
+          <w:rFonts w:ascii="Garamond" w:hAnsi="Garamond"/>
+          <w:sz w:val="22"/>
+          <w:szCs w:val="22"/>
+        </w:rPr>
+        <w:t>it’s</w:t>
+      </w:r>
+      <w:proofErr w:type="gramEnd"/>
+      <w:r>
+        <w:rPr>
+          <w:rFonts w:ascii="Garamond" w:hAnsi="Garamond"/>
+          <w:sz w:val="22"/>
+          <w:szCs w:val="22"/>
+        </w:rPr>
+        <w:t xml:space="preserve"> overall efficacy.” </w:t>
+      </w:r>
+    </w:p>
+    <w:p>
+      <w:pPr>
+        <w:rPr>
+          <w:rFonts w:ascii="Garamond" w:hAnsi="Garamond"/>
+          <w:sz w:val="22"/>
+          <w:szCs w:val="22"/>
+        </w:rPr>
+      </w:pPr>
+    </w:p>
+    <w:p>
+      <w:pPr>
+        <w:rPr>
+          <w:rFonts w:ascii="Garamond" w:hAnsi="Garamond"/>
+          <w:b/>
+          <w:bCs/>
+          <w:sz w:val="22"/>
+          <w:szCs w:val="22"/>
+        </w:rPr>
+      </w:pPr>
+      <w:r>
+        <w:rPr>
+          <w:rFonts w:ascii="Garamond" w:hAnsi="Garamond"/>
+          <w:b/>
+          <w:bCs/>
+          <w:sz w:val="22"/>
+          <w:szCs w:val="22"/>
+        </w:rPr>
+        <w:t xml:space="preserve">Most CJFAS readers are likely familiar with the importance of the </w:t>
+      </w:r>
+      <w:proofErr w:type="gramStart"/>
+      <w:r>
+        <w:rPr>
+          <w:rFonts w:ascii="Garamond" w:hAnsi="Garamond"/>
+          <w:b/>
+          <w:bCs/>
+          <w:sz w:val="22"/>
+          <w:szCs w:val="22"/>
+        </w:rPr>
+        <w:t>Kuskokwim river</w:t>
+      </w:r>
+      <w:proofErr w:type="gramEnd"/>
+      <w:r>
+        <w:rPr>
+          <w:rFonts w:ascii="Garamond" w:hAnsi="Garamond"/>
+          <w:b/>
+          <w:bCs/>
+          <w:sz w:val="22"/>
+          <w:szCs w:val="22"/>
+        </w:rPr>
+        <w:t xml:space="preserve"> but for international readers it would be beneficial to add a qualifier like “major Pacific salmon producing river” or “</w:t>
+      </w:r>
+      <w:proofErr w:type="gramStart"/>
+      <w:r>
+        <w:rPr>
+          <w:rFonts w:ascii="Garamond" w:hAnsi="Garamond"/>
+          <w:b/>
+          <w:bCs/>
+          <w:sz w:val="22"/>
+          <w:szCs w:val="22"/>
+        </w:rPr>
+        <w:t>a  large</w:t>
+      </w:r>
+      <w:proofErr w:type="gramEnd"/>
+      <w:r>
+        <w:rPr>
+          <w:rFonts w:ascii="Garamond" w:hAnsi="Garamond"/>
+          <w:b/>
+          <w:bCs/>
+          <w:sz w:val="22"/>
+          <w:szCs w:val="22"/>
+        </w:rPr>
+        <w:t xml:space="preserve"> and remote Chinook salmon watershed” or something similar.</w:t>
+      </w:r>
+    </w:p>
+    <w:p>
+      <w:pPr>
+        <w:ind w:left="720"/>
+        <w:rPr>
+          <w:rFonts w:ascii="Garamond" w:hAnsi="Garamond"/>
+          <w:sz w:val="22"/>
+          <w:szCs w:val="22"/>
+        </w:rPr>
+      </w:pPr>
+      <w:r>
+        <w:rPr>
+          <w:rFonts w:ascii="Garamond" w:hAnsi="Garamond"/>
+          <w:sz w:val="22"/>
+          <w:szCs w:val="22"/>
+        </w:rPr>
+        <w:t xml:space="preserve">We added a clearer introduction of the Kuskokwim as a salmon producing river in western Alaska. </w:t>
+      </w:r>
+    </w:p>
+    <w:p>
+      <w:pPr>
+        <w:rPr>
+          <w:rFonts w:ascii="Garamond" w:hAnsi="Garamond"/>
+          <w:sz w:val="22"/>
+          <w:szCs w:val="22"/>
+        </w:rPr>
+      </w:pPr>
+    </w:p>
+    <w:p>
+      <w:pPr>
+        <w:rPr>
+          <w:rFonts w:ascii="Garamond" w:hAnsi="Garamond"/>
+          <w:b/>
+          <w:bCs/>
+          <w:sz w:val="22"/>
+          <w:szCs w:val="22"/>
+        </w:rPr>
+      </w:pPr>
+      <w:r>
+        <w:rPr>
+          <w:rFonts w:ascii="Garamond" w:hAnsi="Garamond"/>
+          <w:b/>
+          <w:bCs/>
+          <w:sz w:val="22"/>
+          <w:szCs w:val="22"/>
+        </w:rPr>
+        <w:t xml:space="preserve">Line 47-49 “However, the timing, yield, and duration of downstream fisheries are the result of the aggregate dynamics of these upstream components (Nesbitt &amp; Moore, 2016).” I am not sure I fully understand what </w:t>
+      </w:r>
+      <w:proofErr w:type="gramStart"/>
+      <w:r>
+        <w:rPr>
+          <w:rFonts w:ascii="Garamond" w:hAnsi="Garamond"/>
+          <w:b/>
+          <w:bCs/>
+          <w:sz w:val="22"/>
+          <w:szCs w:val="22"/>
+        </w:rPr>
+        <w:t>is</w:t>
+      </w:r>
+      <w:proofErr w:type="gramEnd"/>
       <w:r>
         <w:rPr>
           <w:rFonts w:ascii="Garamond" w:hAnsi="Garamond"/>
@@ -2929,80 +4823,59 @@
         </w:rPr>
         <w:t xml:space="preserve"> </w:t>
       </w:r>
-    </w:p>
-    <w:p>
-      <w:pPr>
-        <w:rPr>
-          <w:rFonts w:ascii="Garamond" w:hAnsi="Garamond"/>
-          <w:sz w:val="22"/>
-          <w:szCs w:val="22"/>
-        </w:rPr>
-      </w:pPr>
-    </w:p>
-    <w:p>
-      <w:pPr>
-        <w:rPr>
-          <w:rFonts w:ascii="Garamond" w:hAnsi="Garamond"/>
-          <w:sz w:val="22"/>
-          <w:szCs w:val="22"/>
-        </w:rPr>
-      </w:pPr>
-    </w:p>
-    <w:p>
-      <w:pPr>
-        <w:rPr>
-          <w:rFonts w:ascii="Garamond" w:hAnsi="Garamond"/>
-          <w:b/>
-          <w:bCs/>
-          <w:sz w:val="22"/>
-          <w:szCs w:val="22"/>
-        </w:rPr>
-      </w:pPr>
-      <w:r>
-        <w:rPr>
-          <w:rFonts w:ascii="Garamond" w:hAnsi="Garamond"/>
-          <w:b/>
-          <w:bCs/>
-          <w:sz w:val="22"/>
-          <w:szCs w:val="22"/>
-        </w:rPr>
-        <w:t>The abstract does a good job of introducing the problem and research objectives. However, without reading the rest of the paper the last two sentences don’t make a lot of sense to me. What are magnitudes of run-timing? And efficacy of what? (I assume the closure-dates?) Finally, how are simulated closure end dates providing greater protection (I assume its specific for simulated later closure end dates). I am sure this will become clear when reading the rest of the manuscript but ideally the abstract stands by itself. Maybe strategic rewording of these sentences will make this more clear.</w:t>
-      </w:r>
-    </w:p>
-    <w:p>
-      <w:pPr>
-        <w:rPr>
-          <w:rFonts w:ascii="Garamond" w:hAnsi="Garamond"/>
-          <w:sz w:val="22"/>
-          <w:szCs w:val="22"/>
-        </w:rPr>
-      </w:pPr>
-    </w:p>
-    <w:p>
-      <w:pPr>
-        <w:ind w:firstLine="720"/>
-        <w:rPr>
-          <w:rFonts w:ascii="Garamond" w:hAnsi="Garamond"/>
-          <w:sz w:val="22"/>
-          <w:szCs w:val="22"/>
-        </w:rPr>
-      </w:pPr>
-      <w:r>
-        <w:rPr>
-          <w:rFonts w:ascii="Garamond" w:hAnsi="Garamond"/>
-          <w:sz w:val="22"/>
-          <w:szCs w:val="22"/>
-        </w:rPr>
-        <w:t xml:space="preserve">To </w:t>
-      </w:r>
-      <w:r>
-        <w:rPr>
-          <w:rFonts w:ascii="Garamond" w:hAnsi="Garamond"/>
-          <w:sz w:val="22"/>
-          <w:szCs w:val="22"/>
-        </w:rPr>
-        <w:t xml:space="preserve">clarify the abstract for the reader we re-worded to read: </w:t>
-      </w:r>
+      <w:proofErr w:type="gramStart"/>
+      <w:r>
+        <w:rPr>
+          <w:rFonts w:ascii="Garamond" w:hAnsi="Garamond"/>
+          <w:b/>
+          <w:bCs/>
+          <w:sz w:val="22"/>
+          <w:szCs w:val="22"/>
+        </w:rPr>
+        <w:t>meant</w:t>
+      </w:r>
+      <w:proofErr w:type="gramEnd"/>
+      <w:r>
+        <w:rPr>
+          <w:rFonts w:ascii="Garamond" w:hAnsi="Garamond"/>
+          <w:b/>
+          <w:bCs/>
+          <w:sz w:val="22"/>
+          <w:szCs w:val="22"/>
+        </w:rPr>
+        <w:t xml:space="preserve"> here. </w:t>
+      </w:r>
+      <w:proofErr w:type="gramStart"/>
+      <w:r>
+        <w:rPr>
+          <w:rFonts w:ascii="Garamond" w:hAnsi="Garamond"/>
+          <w:b/>
+          <w:bCs/>
+          <w:sz w:val="22"/>
+          <w:szCs w:val="22"/>
+        </w:rPr>
+        <w:t>So</w:t>
+      </w:r>
+      <w:proofErr w:type="gramEnd"/>
+      <w:r>
+        <w:rPr>
+          <w:rFonts w:ascii="Garamond" w:hAnsi="Garamond"/>
+          <w:b/>
+          <w:bCs/>
+          <w:sz w:val="22"/>
+          <w:szCs w:val="22"/>
+        </w:rPr>
+        <w:t xml:space="preserve"> the duration and yield of downstream fisheries are impacted by the dynamics of the salmon in the upper watersheds?</w:t>
+      </w:r>
+    </w:p>
+    <w:p>
+      <w:pPr>
+        <w:rPr>
+          <w:rFonts w:ascii="Garamond" w:hAnsi="Garamond"/>
+          <w:sz w:val="22"/>
+          <w:szCs w:val="22"/>
+        </w:rPr>
+      </w:pPr>
     </w:p>
     <w:p>
       <w:pPr>
@@ -3019,120 +4892,25 @@
           <w:sz w:val="22"/>
           <w:szCs w:val="22"/>
         </w:rPr>
-        <w:t xml:space="preserve">“ </w:t>
-      </w:r>
-      <w:r>
-        <w:rPr>
-          <w:rFonts w:ascii="Garamond" w:hAnsi="Garamond"/>
-          <w:sz w:val="22"/>
-          <w:szCs w:val="22"/>
-        </w:rPr>
-        <w:t xml:space="preserve">A longer simulated closure provided greater protection for upper watershed stocks but with an associated tradeoff of lost harvest opportunity. The protection afforded to upper watershed stocks varied substantially among years due to variable overall return migration timing, highlighting the interaction between a fixed closure strategy and dynamic ecological processes that impact it’s overall efficacy.” </w:t>
-      </w:r>
-    </w:p>
-    <w:p>
-      <w:pPr>
-        <w:rPr>
-          <w:rFonts w:ascii="Garamond" w:hAnsi="Garamond"/>
-          <w:sz w:val="22"/>
-          <w:szCs w:val="22"/>
-        </w:rPr>
-      </w:pPr>
-    </w:p>
-    <w:p>
-      <w:pPr>
-        <w:rPr>
-          <w:rFonts w:ascii="Garamond" w:hAnsi="Garamond"/>
-          <w:b/>
-          <w:bCs/>
-          <w:sz w:val="22"/>
-          <w:szCs w:val="22"/>
-        </w:rPr>
-      </w:pPr>
-      <w:r>
-        <w:rPr>
-          <w:rFonts w:ascii="Garamond" w:hAnsi="Garamond"/>
-          <w:b/>
-          <w:bCs/>
-          <w:sz w:val="22"/>
-          <w:szCs w:val="22"/>
-        </w:rPr>
-        <w:t>Most CJFAS readers are likely familiar with the importance of the Kuskokwim river but for international readers it would be beneficial to add a qualifier like “major Pacific salmon producing river” or “a  large and remote Chinook salmon watershed” or something similar.</w:t>
-      </w:r>
-    </w:p>
-    <w:p>
-      <w:pPr>
-        <w:ind w:left="720"/>
-        <w:rPr>
-          <w:rFonts w:ascii="Garamond" w:hAnsi="Garamond"/>
-          <w:sz w:val="22"/>
-          <w:szCs w:val="22"/>
-        </w:rPr>
-      </w:pPr>
-      <w:r>
-        <w:rPr>
-          <w:rFonts w:ascii="Garamond" w:hAnsi="Garamond"/>
-          <w:sz w:val="22"/>
-          <w:szCs w:val="22"/>
-        </w:rPr>
-        <w:t xml:space="preserve">We added a clearer introduction of the Kuskokwim as a salmon producing river in western Alaska. </w:t>
-      </w:r>
-    </w:p>
-    <w:p>
-      <w:pPr>
-        <w:rPr>
-          <w:rFonts w:ascii="Garamond" w:hAnsi="Garamond"/>
-          <w:sz w:val="22"/>
-          <w:szCs w:val="22"/>
-        </w:rPr>
-      </w:pPr>
-    </w:p>
-    <w:p>
-      <w:pPr>
-        <w:rPr>
-          <w:rFonts w:ascii="Garamond" w:hAnsi="Garamond"/>
-          <w:b/>
-          <w:bCs/>
-          <w:sz w:val="22"/>
-          <w:szCs w:val="22"/>
-        </w:rPr>
-      </w:pPr>
-      <w:r>
-        <w:rPr>
-          <w:rFonts w:ascii="Garamond" w:hAnsi="Garamond"/>
-          <w:b/>
-          <w:bCs/>
-          <w:sz w:val="22"/>
-          <w:szCs w:val="22"/>
-        </w:rPr>
-        <w:t>Line 47-49 “However, the timing, yield, and duration of downstream fisheries are the result of the aggregate dynamics of these upstream components (Nesbitt &amp; Moore, 2016).” I am not sure I fully understand what is meant here. So the duration and yield of downstream fisheries are impacted by the dynamics of the salmon in the upper watersheds?</w:t>
-      </w:r>
-    </w:p>
-    <w:p>
-      <w:pPr>
-        <w:rPr>
-          <w:rFonts w:ascii="Garamond" w:hAnsi="Garamond"/>
-          <w:sz w:val="22"/>
-          <w:szCs w:val="22"/>
-        </w:rPr>
-      </w:pPr>
-    </w:p>
-    <w:p>
-      <w:pPr>
-        <w:ind w:left="720"/>
-        <w:rPr>
-          <w:rFonts w:ascii="Garamond" w:hAnsi="Garamond"/>
-          <w:sz w:val="22"/>
-          <w:szCs w:val="22"/>
-        </w:rPr>
-      </w:pPr>
-      <w:r>
-        <w:rPr>
-          <w:rFonts w:ascii="Garamond" w:hAnsi="Garamond"/>
-          <w:sz w:val="22"/>
-          <w:szCs w:val="22"/>
-        </w:rPr>
-        <w:t xml:space="preserve">Yes, the duration and yield of the downstream fishery is a direct result of the dynamics of salmon in the upper watershed. Because the sub-populations that make up the watershed are characterized by variable run timing/abundance/etc. , what is observed in the downstream fishery is the aggregate of these patterns among stocks. For example, several upper watershed stocks with variable and non-overlapping run timing would extend the duration of the available harvest time for downstream fisheries as demonstrated in Nesbitt and Moore, 2016.  </w:t>
+        <w:t>Yes, the duration and yield of the downstream fishery is a direct result of the dynamics of salmon in the upper watershed. Because the sub-populations that make up the watershed are characterized by variable run timing/abundance/</w:t>
+      </w:r>
+      <w:proofErr w:type="gramStart"/>
+      <w:r>
+        <w:rPr>
+          <w:rFonts w:ascii="Garamond" w:hAnsi="Garamond"/>
+          <w:sz w:val="22"/>
+          <w:szCs w:val="22"/>
+        </w:rPr>
+        <w:t>etc. ,</w:t>
+      </w:r>
+      <w:proofErr w:type="gramEnd"/>
+      <w:r>
+        <w:rPr>
+          <w:rFonts w:ascii="Garamond" w:hAnsi="Garamond"/>
+          <w:sz w:val="22"/>
+          <w:szCs w:val="22"/>
+        </w:rPr>
+        <w:t xml:space="preserve"> what is observed in the downstream fishery is the aggregate of these patterns among stocks. For example, several upper watershed stocks with variable and non-overlapping run timing would extend the duration of the available harvest time for downstream fisheries as demonstrated in Nesbitt and Moore, 2016.  </w:t>
       </w:r>
     </w:p>
     <w:p>
@@ -3210,30 +4988,1493 @@
           <w:sz w:val="22"/>
           <w:szCs w:val="22"/>
         </w:rPr>
+        <w:t xml:space="preserve">Line 77. If available add a reference for the local/tribal knowledge. </w:t>
+      </w:r>
+      <w:proofErr w:type="spellStart"/>
+      <w:proofErr w:type="gramStart"/>
+      <w:r>
+        <w:rPr>
+          <w:rFonts w:ascii="Garamond" w:hAnsi="Garamond"/>
+          <w:b/>
+          <w:bCs/>
+          <w:sz w:val="22"/>
+          <w:szCs w:val="22"/>
+        </w:rPr>
+        <w:t>Its</w:t>
+      </w:r>
+      <w:proofErr w:type="spellEnd"/>
+      <w:proofErr w:type="gramEnd"/>
+      <w:r>
+        <w:rPr>
+          <w:rFonts w:ascii="Garamond" w:hAnsi="Garamond"/>
+          <w:b/>
+          <w:bCs/>
+          <w:sz w:val="22"/>
+          <w:szCs w:val="22"/>
+        </w:rPr>
+        <w:t xml:space="preserve"> interesting that this front-end closure mimics some of the traditional management practices along the Pacific where early migrating fish were allowed to pass before salmon fishing started. Might be worth exploring that here further with 1-2 sentences.</w:t>
+      </w:r>
+    </w:p>
+    <w:p>
+      <w:pPr>
+        <w:ind w:firstLine="720"/>
+        <w:rPr>
+          <w:rFonts w:ascii="Garamond" w:hAnsi="Garamond"/>
+          <w:sz w:val="22"/>
+          <w:szCs w:val="22"/>
+        </w:rPr>
+      </w:pPr>
+      <w:r>
+        <w:rPr>
+          <w:rFonts w:ascii="Garamond" w:hAnsi="Garamond"/>
+          <w:sz w:val="22"/>
+          <w:szCs w:val="22"/>
+          <w:highlight w:val="yellow"/>
+        </w:rPr>
         <w:lastRenderedPageBreak/>
-        <w:t xml:space="preserve">Line 77. If available add a reference for the local/tribal knowledge. </w:t>
+        <w:t>** Ask Janessa**</w:t>
+      </w:r>
+      <w:r>
+        <w:rPr>
+          <w:rFonts w:ascii="Garamond" w:hAnsi="Garamond"/>
+          <w:sz w:val="22"/>
+          <w:szCs w:val="22"/>
+        </w:rPr>
+        <w:t xml:space="preserve"> </w:t>
+      </w:r>
+    </w:p>
+    <w:p>
+      <w:pPr>
+        <w:rPr>
+          <w:rFonts w:ascii="Garamond" w:hAnsi="Garamond"/>
+          <w:sz w:val="22"/>
+          <w:szCs w:val="22"/>
+        </w:rPr>
+      </w:pPr>
+    </w:p>
+    <w:p>
+      <w:pPr>
+        <w:rPr>
+          <w:rFonts w:ascii="Garamond" w:hAnsi="Garamond"/>
+          <w:b/>
+          <w:bCs/>
+          <w:sz w:val="22"/>
+          <w:szCs w:val="22"/>
+        </w:rPr>
+      </w:pPr>
+      <w:r>
+        <w:rPr>
+          <w:rFonts w:ascii="Garamond" w:hAnsi="Garamond"/>
+          <w:b/>
+          <w:bCs/>
+          <w:sz w:val="22"/>
+          <w:szCs w:val="22"/>
+        </w:rPr>
+        <w:t>Line 106. This should be a supplement table with year, CPUE, and available and selected samples. How were samples within a year subsampled?</w:t>
+      </w:r>
+    </w:p>
+    <w:p>
+      <w:pPr>
+        <w:ind w:left="720"/>
+        <w:rPr>
+          <w:rFonts w:ascii="Garamond" w:hAnsi="Garamond"/>
+          <w:sz w:val="22"/>
+          <w:szCs w:val="22"/>
+        </w:rPr>
+      </w:pPr>
+      <w:r>
+        <w:rPr>
+          <w:rFonts w:ascii="Garamond" w:hAnsi="Garamond"/>
+          <w:sz w:val="22"/>
+          <w:szCs w:val="22"/>
+          <w:highlight w:val="yellow"/>
+        </w:rPr>
+        <w:t>** WE don’t have available vs sampled, but we do the other information, make a table**</w:t>
+      </w:r>
+      <w:r>
+        <w:rPr>
+          <w:rFonts w:ascii="Garamond" w:hAnsi="Garamond"/>
+          <w:sz w:val="22"/>
+          <w:szCs w:val="22"/>
+        </w:rPr>
+        <w:t xml:space="preserve"> </w:t>
+      </w:r>
+    </w:p>
+    <w:p>
+      <w:pPr>
+        <w:rPr>
+          <w:rFonts w:ascii="Garamond" w:hAnsi="Garamond"/>
+          <w:sz w:val="22"/>
+          <w:szCs w:val="22"/>
+        </w:rPr>
+      </w:pPr>
+    </w:p>
+    <w:p>
+      <w:pPr>
+        <w:rPr>
+          <w:rFonts w:ascii="Garamond" w:hAnsi="Garamond"/>
+          <w:b/>
+          <w:bCs/>
+          <w:sz w:val="22"/>
+          <w:szCs w:val="22"/>
+        </w:rPr>
+      </w:pPr>
+      <w:r>
+        <w:rPr>
+          <w:rFonts w:ascii="Garamond" w:hAnsi="Garamond"/>
+          <w:b/>
+          <w:bCs/>
+          <w:sz w:val="22"/>
+          <w:szCs w:val="22"/>
+        </w:rPr>
+        <w:t>Line 111. Provide a supplement table with the laser and MC-ICP-MS parameters (gas flows, types of cones used) and any data reduction steps and reference materials run. I agree that level of detail doesn’t need to be in the main text here but is required to evaluate the quality of the data.</w:t>
+      </w:r>
+    </w:p>
+    <w:p>
+      <w:pPr>
+        <w:rPr>
+          <w:rFonts w:ascii="Garamond" w:hAnsi="Garamond"/>
+          <w:sz w:val="22"/>
+          <w:szCs w:val="22"/>
+        </w:rPr>
+      </w:pPr>
+      <w:r>
+        <w:rPr>
+          <w:rFonts w:ascii="Garamond" w:hAnsi="Garamond"/>
+          <w:sz w:val="22"/>
+          <w:szCs w:val="22"/>
+        </w:rPr>
+        <w:tab/>
+      </w:r>
+      <w:r>
+        <w:rPr>
+          <w:rFonts w:ascii="Garamond" w:hAnsi="Garamond"/>
+          <w:sz w:val="22"/>
+          <w:szCs w:val="22"/>
+          <w:highlight w:val="yellow"/>
+        </w:rPr>
+        <w:t>** Add supplemental from Diego**</w:t>
+      </w:r>
+      <w:r>
+        <w:rPr>
+          <w:rFonts w:ascii="Garamond" w:hAnsi="Garamond"/>
+          <w:sz w:val="22"/>
+          <w:szCs w:val="22"/>
+        </w:rPr>
+        <w:t xml:space="preserve"> </w:t>
+      </w:r>
+    </w:p>
+    <w:p>
+      <w:pPr>
+        <w:rPr>
+          <w:rFonts w:ascii="Garamond" w:hAnsi="Garamond"/>
+          <w:sz w:val="22"/>
+          <w:szCs w:val="22"/>
+        </w:rPr>
+      </w:pPr>
+    </w:p>
+    <w:p>
+      <w:pPr>
+        <w:rPr>
+          <w:rFonts w:ascii="Garamond" w:hAnsi="Garamond"/>
+          <w:b/>
+          <w:bCs/>
+          <w:sz w:val="22"/>
+          <w:szCs w:val="22"/>
+        </w:rPr>
+      </w:pPr>
+      <w:r>
+        <w:rPr>
+          <w:rFonts w:ascii="Garamond" w:hAnsi="Garamond"/>
+          <w:sz w:val="22"/>
+          <w:szCs w:val="22"/>
+        </w:rPr>
+        <w:br/>
+      </w:r>
+      <w:r>
+        <w:rPr>
+          <w:rFonts w:ascii="Garamond" w:hAnsi="Garamond"/>
+          <w:b/>
+          <w:bCs/>
+          <w:sz w:val="22"/>
+          <w:szCs w:val="22"/>
+        </w:rPr>
+        <w:t>Line 115. I don’t think Capo et al is the correct reference here</w:t>
+      </w:r>
+    </w:p>
+    <w:p>
+      <w:pPr>
+        <w:ind w:left="720"/>
+        <w:rPr>
+          <w:rFonts w:ascii="Garamond" w:hAnsi="Garamond"/>
+          <w:sz w:val="22"/>
+          <w:szCs w:val="22"/>
+        </w:rPr>
+      </w:pPr>
+      <w:r>
+        <w:rPr>
+          <w:rFonts w:ascii="Garamond" w:hAnsi="Garamond"/>
+          <w:sz w:val="22"/>
+          <w:szCs w:val="22"/>
+        </w:rPr>
+        <w:t xml:space="preserve">We removed the Capo et al., reference and believe that the Brennan et al., and Campana et al., references sufficiently support this statement. </w:t>
+      </w:r>
+      <w:r>
+        <w:rPr>
+          <w:rFonts w:ascii="Garamond" w:hAnsi="Garamond"/>
+          <w:sz w:val="22"/>
+          <w:szCs w:val="22"/>
+        </w:rPr>
+        <w:t xml:space="preserve"> </w:t>
+      </w:r>
+    </w:p>
+    <w:p>
+      <w:pPr>
+        <w:rPr>
+          <w:rFonts w:ascii="Garamond" w:hAnsi="Garamond"/>
+          <w:sz w:val="22"/>
+          <w:szCs w:val="22"/>
+        </w:rPr>
+      </w:pPr>
+    </w:p>
+    <w:p>
+      <w:pPr>
+        <w:rPr>
+          <w:rFonts w:ascii="Garamond" w:hAnsi="Garamond"/>
+          <w:b/>
+          <w:bCs/>
+          <w:sz w:val="22"/>
+          <w:szCs w:val="22"/>
+        </w:rPr>
+      </w:pPr>
+      <w:r>
+        <w:rPr>
+          <w:rFonts w:ascii="Garamond" w:hAnsi="Garamond"/>
+          <w:b/>
+          <w:bCs/>
+          <w:sz w:val="22"/>
+          <w:szCs w:val="22"/>
+        </w:rPr>
+        <w:t>Line 119. Since this step directly affects how fish are being assigned it would be beneficial to report at what distance from the core and for what length the natal region was defined. Maybe just some ranges in () in the text or another supplement table with min, max, range, etc. The use of Sr88 needs to be explained (as a proxy of Sr concentration)</w:t>
+      </w:r>
+    </w:p>
+    <w:p>
+      <w:pPr>
+        <w:ind w:left="720"/>
+        <w:rPr>
+          <w:rFonts w:ascii="Garamond" w:hAnsi="Garamond"/>
+          <w:sz w:val="22"/>
+          <w:szCs w:val="22"/>
+        </w:rPr>
+      </w:pPr>
+      <w:r>
+        <w:rPr>
+          <w:rFonts w:ascii="Garamond" w:hAnsi="Garamond"/>
+          <w:sz w:val="22"/>
+          <w:szCs w:val="22"/>
+        </w:rPr>
+        <w:t>We added</w:t>
+      </w:r>
+      <w:r>
+        <w:rPr>
+          <w:rFonts w:ascii="Garamond" w:hAnsi="Garamond"/>
+          <w:sz w:val="22"/>
+          <w:szCs w:val="22"/>
+        </w:rPr>
+        <w:t xml:space="preserve"> a brief description of how Sr88 was used as a proxy for Sr concentration to indicate full depletion of the maternal signature</w:t>
+      </w:r>
+      <w:r>
+        <w:rPr>
+          <w:rFonts w:ascii="Garamond" w:hAnsi="Garamond"/>
+          <w:sz w:val="22"/>
+          <w:szCs w:val="22"/>
+        </w:rPr>
+        <w:t xml:space="preserve"> and the micron range from </w:t>
       </w:r>
       <w:proofErr w:type="spellStart"/>
       <w:r>
         <w:rPr>
           <w:rFonts w:ascii="Garamond" w:hAnsi="Garamond"/>
-          <w:b/>
-          <w:bCs/>
-          <w:sz w:val="22"/>
-          <w:szCs w:val="22"/>
-        </w:rPr>
-        <w:t>Its</w:t>
+          <w:sz w:val="22"/>
+          <w:szCs w:val="22"/>
+        </w:rPr>
+        <w:t>Chittaro</w:t>
       </w:r>
       <w:proofErr w:type="spellEnd"/>
       <w:r>
         <w:rPr>
           <w:rFonts w:ascii="Garamond" w:hAnsi="Garamond"/>
-          <w:b/>
-          <w:bCs/>
-          <w:sz w:val="22"/>
-          <w:szCs w:val="22"/>
-        </w:rPr>
-        <w:t xml:space="preserve"> interesting that this front-end closure mimics some of the traditional management practices along the Pacific where early migrating fish were allowed to pass before salmon fishing started. Might be worth exploring that here further with 1-2 sentences.</w:t>
+          <w:sz w:val="22"/>
+          <w:szCs w:val="22"/>
+        </w:rPr>
+        <w:t xml:space="preserve"> et al used to guide where the freshwater signal is expected. </w:t>
+      </w:r>
+    </w:p>
+    <w:p>
+      <w:pPr>
+        <w:ind w:left="720"/>
+        <w:rPr>
+          <w:rFonts w:ascii="Garamond" w:hAnsi="Garamond"/>
+          <w:sz w:val="22"/>
+          <w:szCs w:val="22"/>
+        </w:rPr>
+      </w:pPr>
+      <w:r>
+        <w:rPr>
+          <w:rFonts w:ascii="Garamond" w:hAnsi="Garamond"/>
+          <w:sz w:val="22"/>
+          <w:szCs w:val="22"/>
+        </w:rPr>
+        <w:t>“</w:t>
+      </w:r>
+    </w:p>
+    <w:p>
+      <w:pPr>
+        <w:rPr>
+          <w:rFonts w:ascii="Garamond" w:hAnsi="Garamond"/>
+          <w:b/>
+          <w:bCs/>
+          <w:sz w:val="22"/>
+          <w:szCs w:val="22"/>
+        </w:rPr>
+      </w:pPr>
+      <w:r>
+        <w:rPr>
+          <w:rFonts w:ascii="Garamond" w:eastAsia="Times New Roman" w:hAnsi="Garamond" w:cs="Times New Roman"/>
+          <w:kern w:val="0"/>
+          <w14:ligatures w14:val="none"/>
+        </w:rPr>
+        <w:fldChar w:fldCharType="begin"/>
+      </w:r>
+      <w:r>
+        <w:rPr>
+          <w:rFonts w:ascii="Garamond" w:eastAsia="Times New Roman" w:hAnsi="Garamond" w:cs="Times New Roman"/>
+          <w:kern w:val="0"/>
+          <w14:ligatures w14:val="none"/>
+        </w:rPr>
+        <w:instrText xml:space="preserve"> ADDIN ZOTERO_ITEM CSL_CITATION {"citationID":"drNJXJRw","properties":{"formattedCitation":"(Brennan et al., 2015; Campana, 1999; Capo et al., 1998)","plainCitation":"(Brennan et al., 2015; Campana, 1999; Capo et al., 1998)","noteIndex":0},"citationItems":[{"id":"25Y35S3t/lIyU3UG4","uris":["http://zotero.org/users/8421274/items/IY3FLHLM"],"itemData":{"id":"dI01jIsp/qEdWN4pU","type":"article-journal","abstract":"Strontium isotopes simultaneously delineate fine-scale natal habitats and migrations of Pacific salmon harvested during a coastal commercial fishery., Highly migratory organisms present major challenges to conservation efforts. This is especially true for exploited anadromous fish species, which exhibit long-range dispersals from natal sites, complex population structures, and extensive mixing of distinct populations during exploitation. By tracing the migratory histories of individual Chinook salmon caught in fisheries using strontium isotopes, we determined the relative production of natal habitats at fine spatial scales and different life histories. Although strontium isotopes have been widely used in provenance research, we present a new robust framework to simultaneously assess natal sources and migrations of individuals within fishery harvests through time. Our results pave the way for investigating how fine-scale habitat production and life histories of salmon respond to perturbations—providing crucial insights for conservation.","container-title":"Science Advances","DOI":"10.1126/sciadv.1400124","ISSN":"2375-2548","issue":"4","journalAbbreviation":"Sci Adv","note":"PMID: 26601173\nPMCID: PMC4640640","page":"e1400124","source":"PubMed Central","title":"Strontium isotopes delineate fine-scale natal origins and migration histories of Pacific salmon","volume":"1","author":[{"family":"Brennan","given":"Sean R."},{"family":"Zimmerman","given":"Christian E."},{"family":"Fernandez","given":"Diego P."},{"family":"Cerling","given":"Thure E."},{"family":"McPhee","given":"Megan V."},{"family":"Wooller","given":"Matthew J."}],"issued":{"date-parts":[["2015",5,15]]}}},{"id":1441,"uris":["http://zotero.org/users/8421274/items/PHNAKZ8D"],"itemData":{"id":1441,"type":"article-journal","abstract":"The fish otolith (earstone) has long been known as a timekeeper, but interest in its use as a metabolically inert environmental recorder has accelerated in recent years. In part due to technological advances, applications such as stock identification, determination of rnigralon pathways, reconstruction of temperature and salinity history, age validation, detection of anadromy, use as a natural tag and chemical mass marking have been developed, some of which are difficult or impossible to implement using alternative techniques. Microsamphg and the latest advances in beam-based probes allow many elemental assays to be coupled with daily or annual growth increments, thus providing a detailed chronologcal record of the environment. However, few workers have critically assessed the assumptions upon which the environmental reconstructions are based, or considered the possibility that elemental incorporation into the otolith may proceed differently than that into other calcified structures. This paper reviews current applications and their assumptions and suggests future directions. Particular attention is given to the premises that the elemental and isotopic composition of the otolith reflects that of the environment, and the effect of physiological filters on the resulting composition. The roles of temperature, elemental uptake into the fish and the process of otolith crystahzation are also assessed. Drawing upon recent advances in geochemistry and paleoclirnate research as points of contrast, it appears that not all applications of otolith chemistry are firmly based, although others are destined to become powerful and perhaps routine tools for the mainstream fish biologst.","container-title":"Marine Ecology Progress Series","DOI":"10.3354/meps188263","ISSN":"0171-8630, 1616-1599","journalAbbreviation":"Mar. Ecol. Prog. Ser.","language":"en","page":"263-297","source":"DOI.org (Crossref)","title":"Chemistry and composition of fish otoliths:pathways, mechanisms and applications","title-short":"Chemistry and composition of fish otoliths","volume":"188","author":[{"family":"Campana","given":"Se"}],"issued":{"date-parts":[["1999"]]}}},{"id":1457,"uris":["http://zotero.org/users/8421274/items/TDIQBP7K"],"itemData":{"id":1457,"type":"article-journal","abstract":"The strontium (Sr) isotope method can be a powerful tool in studies of chemical weathering and soil genesis, cation provenance and mobility, and the chronostratigraphic correlation of marine sediments. It is a sensitive geochemical tracer, applicable to large-scale ecosystem studies as well as to centimeter-scaled examination of cation mobility within a soil profile. The 87Sr/86Sr ratios of natural materials reflect the sources of strontium available during their formation. Isotopically distinct inputs from precipitation, dryfall, soil parent material, and surface or groundwater allow determination of the relative proportions of those materials entering or leaving an ecosystem. The isotopic compositions of labile (soil exchange complex and soil solution) strontium and Sr in vegetation reflect the sources of cations available to plants. Strontium isotopes can be used to track the biogeochemical cycling of nutrient cations such as calcium. The extent of cation contributions from in situ weathering and external additions to soil from dust and rain can also be resolved with this method. In this paper, we review the geochemistry and isotopic systematics of strontium, and discuss the use of this method as a tracer of earth surface processes.","container-title":"Geoderma","DOI":"10.1016/S0016-7061(97)00102-X","ISSN":"0016-7061","issue":"1","journalAbbreviation":"Geoderma","language":"en","page":"197-225","source":"ScienceDirect","title":"Strontium isotopes as tracers of ecosystem processes: theory and methods","title-short":"Strontium isotopes as tracers of ecosystem processes","volume":"82","author":[{"family":"Capo","given":"Rosemary C."},{"family":"Stewart","given":"Brian W."},{"family":"Chadwick","given":"Oliver A."}],"issued":{"date-parts":[["1998",2,1]]}}}],"schema":"https://github.com/citation-style-language/schema/raw/master/csl-citation.json"} </w:instrText>
+      </w:r>
+      <w:r>
+        <w:rPr>
+          <w:rFonts w:ascii="Garamond" w:eastAsia="Times New Roman" w:hAnsi="Garamond" w:cs="Times New Roman"/>
+          <w:kern w:val="0"/>
+          <w14:ligatures w14:val="none"/>
+        </w:rPr>
+        <w:fldChar w:fldCharType="separate"/>
+      </w:r>
+      <w:r>
+        <w:rPr>
+          <w:rFonts w:ascii="Garamond" w:eastAsia="Times New Roman" w:hAnsi="Garamond" w:cs="Times New Roman"/>
+          <w:noProof/>
+          <w:kern w:val="0"/>
+          <w14:ligatures w14:val="none"/>
+        </w:rPr>
+        <w:t>(Brennan et al., 2015; Campana, 1999)</w:t>
+      </w:r>
+      <w:r>
+        <w:rPr>
+          <w:rFonts w:ascii="Garamond" w:eastAsia="Times New Roman" w:hAnsi="Garamond" w:cs="Times New Roman"/>
+          <w:kern w:val="0"/>
+          <w14:ligatures w14:val="none"/>
+        </w:rPr>
+        <w:fldChar w:fldCharType="end"/>
+      </w:r>
+      <w:r>
+        <w:rPr>
+          <w:rFonts w:ascii="Garamond" w:eastAsia="Times New Roman" w:hAnsi="Garamond" w:cs="Times New Roman"/>
+          <w:kern w:val="0"/>
+          <w14:ligatures w14:val="none"/>
+        </w:rPr>
+        <w:t xml:space="preserve">. From these data, the </w:t>
+      </w:r>
+      <w:r>
+        <w:rPr>
+          <w:rFonts w:ascii="Garamond" w:eastAsia="Times New Roman" w:hAnsi="Garamond" w:cs="Times New Roman"/>
+          <w:kern w:val="0"/>
+          <w:vertAlign w:val="superscript"/>
+          <w14:ligatures w14:val="none"/>
+        </w:rPr>
+        <w:t>87</w:t>
+      </w:r>
+      <w:r>
+        <w:rPr>
+          <w:rFonts w:ascii="Garamond" w:eastAsia="Times New Roman" w:hAnsi="Garamond" w:cs="Times New Roman"/>
+          <w:kern w:val="0"/>
+          <w14:ligatures w14:val="none"/>
+        </w:rPr>
+        <w:t>Sr/</w:t>
+      </w:r>
+      <w:r>
+        <w:rPr>
+          <w:rFonts w:ascii="Garamond" w:eastAsia="Times New Roman" w:hAnsi="Garamond" w:cs="Times New Roman"/>
+          <w:kern w:val="0"/>
+          <w:vertAlign w:val="superscript"/>
+          <w14:ligatures w14:val="none"/>
+        </w:rPr>
+        <w:t>86</w:t>
+      </w:r>
+      <w:r>
+        <w:rPr>
+          <w:rFonts w:ascii="Garamond" w:eastAsia="Times New Roman" w:hAnsi="Garamond" w:cs="Times New Roman"/>
+          <w:kern w:val="0"/>
+          <w14:ligatures w14:val="none"/>
+        </w:rPr>
+        <w:t xml:space="preserve">Sr value associated with the natal freshwater rearing period was extracted by examining patterns of change in </w:t>
+      </w:r>
+      <w:r>
+        <w:rPr>
+          <w:rFonts w:ascii="Garamond" w:eastAsia="Times New Roman" w:hAnsi="Garamond" w:cs="Times New Roman"/>
+          <w:kern w:val="0"/>
+          <w:vertAlign w:val="superscript"/>
+          <w14:ligatures w14:val="none"/>
+        </w:rPr>
+        <w:t>87</w:t>
+      </w:r>
+      <w:r>
+        <w:rPr>
+          <w:rFonts w:ascii="Garamond" w:eastAsia="Times New Roman" w:hAnsi="Garamond" w:cs="Times New Roman"/>
+          <w:kern w:val="0"/>
+          <w14:ligatures w14:val="none"/>
+        </w:rPr>
+        <w:t>Sr/</w:t>
+      </w:r>
+      <w:r>
+        <w:rPr>
+          <w:rFonts w:ascii="Garamond" w:eastAsia="Times New Roman" w:hAnsi="Garamond" w:cs="Times New Roman"/>
+          <w:kern w:val="0"/>
+          <w:vertAlign w:val="superscript"/>
+          <w14:ligatures w14:val="none"/>
+        </w:rPr>
+        <w:t>86</w:t>
+      </w:r>
+      <w:r>
+        <w:rPr>
+          <w:rFonts w:ascii="Garamond" w:eastAsia="Times New Roman" w:hAnsi="Garamond" w:cs="Times New Roman"/>
+          <w:kern w:val="0"/>
+          <w14:ligatures w14:val="none"/>
+        </w:rPr>
+        <w:t>Sr and Sr</w:t>
+      </w:r>
+      <w:r>
+        <w:rPr>
+          <w:rFonts w:ascii="Garamond" w:eastAsia="Times New Roman" w:hAnsi="Garamond" w:cs="Times New Roman"/>
+          <w:kern w:val="0"/>
+          <w:vertAlign w:val="superscript"/>
+          <w14:ligatures w14:val="none"/>
+        </w:rPr>
+        <w:t>88</w:t>
+      </w:r>
+      <w:r>
+        <w:rPr>
+          <w:rFonts w:ascii="Garamond" w:eastAsia="Times New Roman" w:hAnsi="Garamond" w:cs="Times New Roman"/>
+          <w:kern w:val="0"/>
+          <w14:ligatures w14:val="none"/>
+        </w:rPr>
+        <w:t xml:space="preserve"> between the core and freshwater region, morphological features of the otolith visible along the ablation path, and known distances from the core </w:t>
+      </w:r>
+      <w:r>
+        <w:rPr>
+          <w:rFonts w:ascii="Garamond" w:eastAsia="Times New Roman" w:hAnsi="Garamond" w:cs="Times New Roman"/>
+          <w:kern w:val="0"/>
+          <w:highlight w:val="yellow"/>
+          <w14:ligatures w14:val="none"/>
+        </w:rPr>
+        <w:t>(</w:t>
+      </w:r>
+      <w:r>
+        <w:rPr>
+          <w:rFonts w:ascii="Garamond" w:eastAsia="Times New Roman" w:hAnsi="Garamond" w:cs="Times New Roman"/>
+          <w:kern w:val="0"/>
+          <w:highlight w:val="yellow"/>
+          <w14:ligatures w14:val="none"/>
+        </w:rPr>
+        <w:t>~120-150 µm</w:t>
+      </w:r>
+      <w:r>
+        <w:rPr>
+          <w:rFonts w:ascii="Garamond" w:eastAsia="Times New Roman" w:hAnsi="Garamond" w:cs="Times New Roman"/>
+          <w:kern w:val="0"/>
+          <w:highlight w:val="yellow"/>
+          <w14:ligatures w14:val="none"/>
+        </w:rPr>
+        <w:t>)</w:t>
+      </w:r>
+      <w:r>
+        <w:rPr>
+          <w:rFonts w:ascii="Garamond" w:eastAsia="Times New Roman" w:hAnsi="Garamond" w:cs="Times New Roman"/>
+          <w:kern w:val="0"/>
+          <w14:ligatures w14:val="none"/>
+        </w:rPr>
+        <w:t xml:space="preserve"> to onset of the freshwater signal </w:t>
+      </w:r>
+      <w:r>
+        <w:rPr>
+          <w:rFonts w:ascii="Garamond" w:eastAsia="Times New Roman" w:hAnsi="Garamond" w:cs="Times New Roman"/>
+          <w:kern w:val="0"/>
+          <w14:ligatures w14:val="none"/>
+        </w:rPr>
+        <w:fldChar w:fldCharType="begin"/>
+      </w:r>
+      <w:r>
+        <w:rPr>
+          <w:rFonts w:ascii="Garamond" w:eastAsia="Times New Roman" w:hAnsi="Garamond" w:cs="Times New Roman"/>
+          <w:kern w:val="0"/>
+          <w14:ligatures w14:val="none"/>
+        </w:rPr>
+        <w:instrText xml:space="preserve"> ADDIN ZOTERO_ITEM CSL_CITATION {"citationID":"9Eo1mxW7","properties":{"formattedCitation":"(Brennan et al., 2019; Chittaro et al., 2023)","plainCitation":"(Brennan et al., 2019; Chittaro et al., 2023)","noteIndex":0},"citationItems":[{"id":3844,"uris":["http://zotero.org/users/8421274/items/RXD5IA9D"],"itemData":{"id":3844,"type":"article-journal","abstract":"Watersheds are complex mosaics of habitats whose conditions vary across space and time as landscape features filter overriding climate forcing, yet the extent to which the reliability of ecosystem services depends on these dynamics remains unknown. We quantified how shifting habitat mosaics are expressed across a range of spatial scales within a large, free-flowing river, and how they stabilize the production of Pacific salmon that support valuable fisheries. The strontium isotope records of ear stones (otoliths) show that the relative productivity of locations across the river network, as both natal- and juvenile-rearing habitat, varies widely among years and that this variability is expressed across a broad range of spatial scales, ultimately stabilizing the interannual production of fish at the scale of the entire basin.","container-title":"Science","DOI":"10.1126/science.aav4313","issue":"6442","page":"783-786","publisher":"American Association for the Advancement of Science","source":"science.org (Atypon)","title":"Shifting habitat mosaics and fish production across river basins","volume":"364","author":[{"family":"Brennan","given":"Sean R."},{"family":"Schindler","given":"Daniel E."},{"family":"Cline","given":"Timothy J."},{"family":"Walsworth","given":"Timothy E."},{"family":"Buck","given":"Greg"},{"family":"Fernandez","given":"Diego P."}],"issued":{"date-parts":[["2019"]]}}},{"id":4257,"uris":["http://zotero.org/users/8421274/items/TAJ7RSQZ"],"itemData":{"id":4257,"type":"article-journal","abstract":"Effective species management often requires understanding patterns of movement and habitat use. A common approach in identifying where individuals reside relies upon chemical tracers from the environment that are incorporated into an individual's tissues. For fish, isotopes in their otoliths, specifically the portion of their otolith formed during their larval stage, have been used to identify the natal origin. Complicating this work, however, is the fact that during this life stage, there is a shift in the source of isotopes deposited onto the growing otolith from maternally to environmentally derived. The objective of this study was to identify the portion of the otolith representing this transition to environmentally derived isotopes so as to accurately investigate questions of natal origin for a threatened population of fall Chinook salmon (Oncorhynchus tshawytscha). We exposed developing larvae to four treatments that differed in terms of their water strontium isotope ratio (87Sr/86Sr) and used change-point analysis of otolith 87Sr/86Sr and strontium to calcium ratio (Sr/Ca) to identify the otolith radius corresponding to the transition to environmentally derived isotopes. Our results indicated this transition occurred, on average, at 132 μm (87Sr/86Sr; ±50 μm standard deviation) and 127 μm (Sr/Ca; ±29 μm) from the otolith core, which corresponded to the developmental time between hatching and exogenous feeding. A substantial proportion of our otoliths (i.e., 61%) did not show convergence between otolith and water 87Sr/86Sr by the end of the 113-day experiment, which was likely due to the dietary contribution of marine-based feed. Therefore, we were unable to recommend an otolith radius to target for the purposes of reconstructing natal origin apart from being beyond approximately 130 μm.","container-title":"Ecology of Freshwater Fish","DOI":"10.1111/eff.12673","ISSN":"1600-0633","issue":"1","language":"en","license":"© 2022 John Wiley &amp; Sons Ltd. This article has been contributed to by U.S. Government employees and their work is in the public domain in the USA.","note":"_eprint: https://onlinelibrary.wiley.com/doi/pdf/10.1111/eff.12673","page":"107-119","source":"Wiley Online Library","title":"The incorporation of environmentally derived 87Sr/86Sr and Sr/Ca in early otolith formation of Chinook salmon","volume":"32","author":[{"family":"Chittaro","given":"Paul"},{"family":"Hegg","given":"Jens"},{"family":"Fuhrman","given":"Abby"},{"family":"Robichaux","given":"Devin"},{"family":"Doung","given":"Rothboury"},{"family":"Beckman","given":"Brian"},{"family":"Fisher","given":"Chris"},{"family":"Vervoort","given":"Jeff"},{"family":"Kennedy","given":"Brian"}],"issued":{"date-parts":[["2023"]]}}}],"schema":"https://github.com/citation-style-language/schema/raw/master/csl-citation.json"} </w:instrText>
+      </w:r>
+      <w:r>
+        <w:rPr>
+          <w:rFonts w:ascii="Garamond" w:eastAsia="Times New Roman" w:hAnsi="Garamond" w:cs="Times New Roman"/>
+          <w:kern w:val="0"/>
+          <w14:ligatures w14:val="none"/>
+        </w:rPr>
+        <w:fldChar w:fldCharType="separate"/>
+      </w:r>
+      <w:r>
+        <w:rPr>
+          <w:rFonts w:ascii="Garamond" w:eastAsia="Times New Roman" w:hAnsi="Garamond" w:cs="Times New Roman"/>
+          <w:noProof/>
+          <w:kern w:val="0"/>
+          <w14:ligatures w14:val="none"/>
+        </w:rPr>
+        <w:t>(Brennan et al., 2019; Chittaro et al., 2023)</w:t>
+      </w:r>
+      <w:r>
+        <w:rPr>
+          <w:rFonts w:ascii="Garamond" w:eastAsia="Times New Roman" w:hAnsi="Garamond" w:cs="Times New Roman"/>
+          <w:kern w:val="0"/>
+          <w14:ligatures w14:val="none"/>
+        </w:rPr>
+        <w:fldChar w:fldCharType="end"/>
+      </w:r>
+      <w:r>
+        <w:rPr>
+          <w:rFonts w:ascii="Garamond" w:eastAsia="Times New Roman" w:hAnsi="Garamond" w:cs="Times New Roman"/>
+          <w:kern w:val="0"/>
+          <w14:ligatures w14:val="none"/>
+        </w:rPr>
+        <w:t xml:space="preserve">. </w:t>
+      </w:r>
+      <w:r>
+        <w:rPr>
+          <w:rFonts w:ascii="Garamond" w:eastAsia="Times New Roman" w:hAnsi="Garamond" w:cs="Times New Roman"/>
+          <w:kern w:val="0"/>
+          <w:vertAlign w:val="superscript"/>
+          <w14:ligatures w14:val="none"/>
+        </w:rPr>
+        <w:t>88</w:t>
+      </w:r>
+      <w:r>
+        <w:rPr>
+          <w:rFonts w:ascii="Garamond" w:eastAsia="Times New Roman" w:hAnsi="Garamond" w:cs="Times New Roman"/>
+          <w:kern w:val="0"/>
+          <w14:ligatures w14:val="none"/>
+        </w:rPr>
+        <w:t xml:space="preserve">Sr can be used as a proxy for Sr concentration, which is expected to be much higher in the marine environment as well as the maternally influenced core. As a result, the </w:t>
+      </w:r>
+      <w:r>
+        <w:rPr>
+          <w:rFonts w:ascii="Garamond" w:eastAsia="Times New Roman" w:hAnsi="Garamond" w:cs="Times New Roman"/>
+          <w:kern w:val="0"/>
+          <w:vertAlign w:val="superscript"/>
+          <w14:ligatures w14:val="none"/>
+        </w:rPr>
+        <w:t>88</w:t>
+      </w:r>
+      <w:r>
+        <w:rPr>
+          <w:rFonts w:ascii="Garamond" w:eastAsia="Times New Roman" w:hAnsi="Garamond" w:cs="Times New Roman"/>
+          <w:kern w:val="0"/>
+          <w14:ligatures w14:val="none"/>
+        </w:rPr>
+        <w:t xml:space="preserve">Sr signal of the otolith data was used to guide manual selection of the natal origin region following depletion of the maternal signature, indicated by decreased </w:t>
+      </w:r>
+      <w:r>
+        <w:rPr>
+          <w:rFonts w:ascii="Garamond" w:eastAsia="Times New Roman" w:hAnsi="Garamond" w:cs="Times New Roman"/>
+          <w:kern w:val="0"/>
+          <w:vertAlign w:val="superscript"/>
+          <w14:ligatures w14:val="none"/>
+        </w:rPr>
+        <w:t>88</w:t>
+      </w:r>
+      <w:r>
+        <w:rPr>
+          <w:rFonts w:ascii="Garamond" w:eastAsia="Times New Roman" w:hAnsi="Garamond" w:cs="Times New Roman"/>
+          <w:kern w:val="0"/>
+          <w14:ligatures w14:val="none"/>
+        </w:rPr>
+        <w:t>Sr concentrations.</w:t>
+      </w:r>
+      <w:r>
+        <w:rPr>
+          <w:rFonts w:ascii="Garamond" w:hAnsi="Garamond"/>
+          <w:sz w:val="22"/>
+          <w:szCs w:val="22"/>
+        </w:rPr>
+        <w:br/>
+      </w:r>
+    </w:p>
+    <w:p>
+      <w:pPr>
+        <w:rPr>
+          <w:rFonts w:ascii="Garamond" w:hAnsi="Garamond"/>
+          <w:b/>
+          <w:bCs/>
+          <w:sz w:val="22"/>
+          <w:szCs w:val="22"/>
+        </w:rPr>
+      </w:pPr>
+    </w:p>
+    <w:p>
+      <w:pPr>
+        <w:rPr>
+          <w:rFonts w:ascii="Garamond" w:hAnsi="Garamond"/>
+          <w:b/>
+          <w:bCs/>
+          <w:sz w:val="22"/>
+          <w:szCs w:val="22"/>
+        </w:rPr>
+      </w:pPr>
+      <w:r>
+        <w:rPr>
+          <w:rFonts w:ascii="Garamond" w:hAnsi="Garamond"/>
+          <w:b/>
+          <w:bCs/>
+          <w:sz w:val="22"/>
+          <w:szCs w:val="22"/>
+        </w:rPr>
+        <w:t>Line 129. Is that histogram shown somewhere?</w:t>
+      </w:r>
+    </w:p>
+    <w:p>
+      <w:pPr>
+        <w:rPr>
+          <w:rFonts w:ascii="Garamond" w:hAnsi="Garamond"/>
+          <w:sz w:val="22"/>
+          <w:szCs w:val="22"/>
+        </w:rPr>
+      </w:pPr>
+      <w:r>
+        <w:rPr>
+          <w:rFonts w:ascii="Garamond" w:hAnsi="Garamond"/>
+          <w:sz w:val="22"/>
+          <w:szCs w:val="22"/>
+        </w:rPr>
+        <w:lastRenderedPageBreak/>
+        <w:tab/>
+      </w:r>
+      <w:r>
+        <w:rPr>
+          <w:rFonts w:ascii="Garamond" w:hAnsi="Garamond"/>
+          <w:sz w:val="22"/>
+          <w:szCs w:val="22"/>
+          <w:highlight w:val="yellow"/>
+        </w:rPr>
+        <w:t>Add histogram (better yet, boxplot)</w:t>
+      </w:r>
+      <w:r>
+        <w:rPr>
+          <w:rFonts w:ascii="Garamond" w:hAnsi="Garamond"/>
+          <w:sz w:val="22"/>
+          <w:szCs w:val="22"/>
+        </w:rPr>
+        <w:t xml:space="preserve"> </w:t>
+      </w:r>
+    </w:p>
+    <w:p>
+      <w:pPr>
+        <w:rPr>
+          <w:rFonts w:ascii="Garamond" w:hAnsi="Garamond"/>
+          <w:sz w:val="22"/>
+          <w:szCs w:val="22"/>
+        </w:rPr>
+      </w:pPr>
+    </w:p>
+    <w:p>
+      <w:pPr>
+        <w:rPr>
+          <w:rFonts w:ascii="Garamond" w:hAnsi="Garamond"/>
+          <w:b/>
+          <w:bCs/>
+          <w:sz w:val="22"/>
+          <w:szCs w:val="22"/>
+        </w:rPr>
+      </w:pPr>
+      <w:r>
+        <w:rPr>
+          <w:rFonts w:ascii="Garamond" w:hAnsi="Garamond"/>
+          <w:b/>
+          <w:bCs/>
+          <w:sz w:val="22"/>
+          <w:szCs w:val="22"/>
+        </w:rPr>
+        <w:t xml:space="preserve">Line 163-169. </w:t>
+      </w:r>
+      <w:proofErr w:type="gramStart"/>
+      <w:r>
+        <w:rPr>
+          <w:rFonts w:ascii="Garamond" w:hAnsi="Garamond"/>
+          <w:b/>
+          <w:bCs/>
+          <w:sz w:val="22"/>
+          <w:szCs w:val="22"/>
+        </w:rPr>
+        <w:t>So</w:t>
+      </w:r>
+      <w:proofErr w:type="gramEnd"/>
+      <w:r>
+        <w:rPr>
+          <w:rFonts w:ascii="Garamond" w:hAnsi="Garamond"/>
+          <w:b/>
+          <w:bCs/>
+          <w:sz w:val="22"/>
+          <w:szCs w:val="22"/>
+        </w:rPr>
+        <w:t xml:space="preserve"> </w:t>
+      </w:r>
+      <w:proofErr w:type="gramStart"/>
+      <w:r>
+        <w:rPr>
+          <w:rFonts w:ascii="Garamond" w:hAnsi="Garamond"/>
+          <w:b/>
+          <w:bCs/>
+          <w:sz w:val="22"/>
+          <w:szCs w:val="22"/>
+        </w:rPr>
+        <w:t>is</w:t>
+      </w:r>
+      <w:proofErr w:type="gramEnd"/>
+      <w:r>
+        <w:rPr>
+          <w:rFonts w:ascii="Garamond" w:hAnsi="Garamond"/>
+          <w:b/>
+          <w:bCs/>
+          <w:sz w:val="22"/>
+          <w:szCs w:val="22"/>
+        </w:rPr>
+        <w:t xml:space="preserve"> </w:t>
+      </w:r>
+      <w:proofErr w:type="gramStart"/>
+      <w:r>
+        <w:rPr>
+          <w:rFonts w:ascii="Garamond" w:hAnsi="Garamond"/>
+          <w:b/>
+          <w:bCs/>
+          <w:sz w:val="22"/>
+          <w:szCs w:val="22"/>
+        </w:rPr>
+        <w:t>it</w:t>
+      </w:r>
+      <w:proofErr w:type="gramEnd"/>
+      <w:r>
+        <w:rPr>
+          <w:rFonts w:ascii="Garamond" w:hAnsi="Garamond"/>
+          <w:b/>
+          <w:bCs/>
+          <w:sz w:val="22"/>
+          <w:szCs w:val="22"/>
+        </w:rPr>
+        <w:t xml:space="preserve"> quartiles or </w:t>
+      </w:r>
+      <w:proofErr w:type="gramStart"/>
+      <w:r>
+        <w:rPr>
+          <w:rFonts w:ascii="Garamond" w:hAnsi="Garamond"/>
+          <w:b/>
+          <w:bCs/>
+          <w:sz w:val="22"/>
+          <w:szCs w:val="22"/>
+        </w:rPr>
+        <w:t>is</w:t>
+      </w:r>
+      <w:proofErr w:type="gramEnd"/>
+      <w:r>
+        <w:rPr>
+          <w:rFonts w:ascii="Garamond" w:hAnsi="Garamond"/>
+          <w:b/>
+          <w:bCs/>
+          <w:sz w:val="22"/>
+          <w:szCs w:val="22"/>
+        </w:rPr>
+        <w:t xml:space="preserve"> </w:t>
+      </w:r>
+      <w:proofErr w:type="gramStart"/>
+      <w:r>
+        <w:rPr>
+          <w:rFonts w:ascii="Garamond" w:hAnsi="Garamond"/>
+          <w:b/>
+          <w:bCs/>
+          <w:sz w:val="22"/>
+          <w:szCs w:val="22"/>
+        </w:rPr>
+        <w:t>it</w:t>
+      </w:r>
+      <w:proofErr w:type="gramEnd"/>
+      <w:r>
+        <w:rPr>
+          <w:rFonts w:ascii="Garamond" w:hAnsi="Garamond"/>
+          <w:b/>
+          <w:bCs/>
+          <w:sz w:val="22"/>
+          <w:szCs w:val="22"/>
+        </w:rPr>
+        <w:t xml:space="preserve"> predefined ranges? I assume start and end of run vary among years?</w:t>
+      </w:r>
+    </w:p>
+    <w:p>
+      <w:pPr>
+        <w:ind w:left="720"/>
+        <w:rPr>
+          <w:rFonts w:ascii="Garamond" w:hAnsi="Garamond"/>
+          <w:sz w:val="22"/>
+          <w:szCs w:val="22"/>
+        </w:rPr>
+      </w:pPr>
+      <w:r>
+        <w:rPr>
+          <w:rFonts w:ascii="Garamond" w:hAnsi="Garamond"/>
+          <w:sz w:val="22"/>
+          <w:szCs w:val="22"/>
+        </w:rPr>
+        <w:t xml:space="preserve">These are predefined ranges that are meant to represent a close representation of even quartiles through the run among all years. The start and end </w:t>
+      </w:r>
+      <w:proofErr w:type="gramStart"/>
+      <w:r>
+        <w:rPr>
+          <w:rFonts w:ascii="Garamond" w:hAnsi="Garamond"/>
+          <w:sz w:val="22"/>
+          <w:szCs w:val="22"/>
+        </w:rPr>
+        <w:t>date</w:t>
+      </w:r>
+      <w:proofErr w:type="gramEnd"/>
+      <w:r>
+        <w:rPr>
+          <w:rFonts w:ascii="Garamond" w:hAnsi="Garamond"/>
+          <w:sz w:val="22"/>
+          <w:szCs w:val="22"/>
+        </w:rPr>
+        <w:t xml:space="preserve"> do vary, so they are not even. We mention this later in the </w:t>
+      </w:r>
+      <w:proofErr w:type="gramStart"/>
+      <w:r>
+        <w:rPr>
+          <w:rFonts w:ascii="Garamond" w:hAnsi="Garamond"/>
+          <w:sz w:val="22"/>
+          <w:szCs w:val="22"/>
+        </w:rPr>
+        <w:t>manuscript</w:t>
+      </w:r>
+      <w:proofErr w:type="gramEnd"/>
+      <w:r>
+        <w:rPr>
+          <w:rFonts w:ascii="Garamond" w:hAnsi="Garamond"/>
+          <w:sz w:val="22"/>
+          <w:szCs w:val="22"/>
+        </w:rPr>
+        <w:t xml:space="preserve"> but we added brief language in this section to clarify this point. </w:t>
+      </w:r>
+    </w:p>
+    <w:p>
+      <w:pPr>
+        <w:ind w:left="720"/>
+        <w:rPr>
+          <w:rFonts w:ascii="Garamond" w:hAnsi="Garamond"/>
+          <w:sz w:val="22"/>
+          <w:szCs w:val="22"/>
+        </w:rPr>
+      </w:pPr>
+      <w:proofErr w:type="gramStart"/>
+      <w:r>
+        <w:rPr>
+          <w:rFonts w:ascii="Garamond" w:hAnsi="Garamond"/>
+          <w:sz w:val="22"/>
+          <w:szCs w:val="22"/>
+        </w:rPr>
+        <w:t xml:space="preserve">“ </w:t>
+      </w:r>
+      <w:r>
+        <w:rPr>
+          <w:rFonts w:ascii="Garamond" w:hAnsi="Garamond" w:cs="Times New Roman"/>
+          <w:sz w:val="22"/>
+          <w:szCs w:val="22"/>
+        </w:rPr>
+        <w:t>These</w:t>
+      </w:r>
+      <w:proofErr w:type="gramEnd"/>
+      <w:r>
+        <w:rPr>
+          <w:rFonts w:ascii="Garamond" w:hAnsi="Garamond" w:cs="Times New Roman"/>
+          <w:sz w:val="22"/>
+          <w:szCs w:val="22"/>
+        </w:rPr>
+        <w:t xml:space="preserve"> dates were chosen to roughly split the full run evenly into equal quartiles</w:t>
+      </w:r>
+      <w:r>
+        <w:rPr>
+          <w:rFonts w:ascii="Garamond" w:hAnsi="Garamond" w:cs="Times New Roman"/>
+          <w:sz w:val="22"/>
+          <w:szCs w:val="22"/>
+        </w:rPr>
+        <w:t xml:space="preserve"> </w:t>
+      </w:r>
+      <w:r>
+        <w:rPr>
+          <w:rFonts w:ascii="Garamond" w:hAnsi="Garamond" w:cs="Times New Roman"/>
+          <w:sz w:val="22"/>
+          <w:szCs w:val="22"/>
+        </w:rPr>
+        <w:t>while allowing for direct comparison among years. However, because the start and end date of the return migration varied among years, the duration of Q1 and Q4 varied.”</w:t>
+      </w:r>
+    </w:p>
+    <w:p>
+      <w:pPr>
+        <w:rPr>
+          <w:rFonts w:ascii="Garamond" w:hAnsi="Garamond"/>
+          <w:sz w:val="22"/>
+          <w:szCs w:val="22"/>
+        </w:rPr>
+      </w:pPr>
+    </w:p>
+    <w:p>
+      <w:pPr>
+        <w:rPr>
+          <w:rFonts w:ascii="Garamond" w:hAnsi="Garamond"/>
+          <w:b/>
+          <w:bCs/>
+          <w:sz w:val="22"/>
+          <w:szCs w:val="22"/>
+        </w:rPr>
+      </w:pPr>
+      <w:r>
+        <w:rPr>
+          <w:rFonts w:ascii="Garamond" w:hAnsi="Garamond"/>
+          <w:b/>
+          <w:bCs/>
+          <w:sz w:val="22"/>
+          <w:szCs w:val="22"/>
+        </w:rPr>
+        <w:t>Line 170. What do you mean by “identified”?</w:t>
+      </w:r>
+    </w:p>
+    <w:p>
+      <w:pPr>
+        <w:ind w:left="720"/>
+        <w:rPr>
+          <w:rFonts w:ascii="Garamond" w:hAnsi="Garamond"/>
+          <w:sz w:val="22"/>
+          <w:szCs w:val="22"/>
+        </w:rPr>
+      </w:pPr>
+      <w:r>
+        <w:rPr>
+          <w:rFonts w:ascii="Garamond" w:hAnsi="Garamond"/>
+          <w:sz w:val="22"/>
+          <w:szCs w:val="22"/>
+        </w:rPr>
+        <w:t xml:space="preserve">These tributaries were identified as relevant to management based on a combination of expert knowledge and conversation with regional collaborators. I </w:t>
+      </w:r>
+      <w:proofErr w:type="gramStart"/>
+      <w:r>
+        <w:rPr>
+          <w:rFonts w:ascii="Garamond" w:hAnsi="Garamond"/>
+          <w:sz w:val="22"/>
+          <w:szCs w:val="22"/>
+        </w:rPr>
+        <w:t>added to</w:t>
+      </w:r>
+      <w:proofErr w:type="gramEnd"/>
+      <w:r>
+        <w:rPr>
+          <w:rFonts w:ascii="Garamond" w:hAnsi="Garamond"/>
+          <w:sz w:val="22"/>
+          <w:szCs w:val="22"/>
+        </w:rPr>
+        <w:t xml:space="preserve"> this sentence to clarify this point </w:t>
+      </w:r>
+    </w:p>
+    <w:p>
+      <w:pPr>
+        <w:ind w:left="720"/>
+        <w:rPr>
+          <w:rFonts w:ascii="Garamond" w:hAnsi="Garamond"/>
+          <w:sz w:val="22"/>
+          <w:szCs w:val="22"/>
+        </w:rPr>
+      </w:pPr>
+      <w:proofErr w:type="gramStart"/>
+      <w:r>
+        <w:rPr>
+          <w:rFonts w:ascii="Garamond" w:hAnsi="Garamond"/>
+          <w:sz w:val="22"/>
+          <w:szCs w:val="22"/>
+        </w:rPr>
+        <w:t xml:space="preserve">“ </w:t>
+      </w:r>
+      <w:r>
+        <w:rPr>
+          <w:rFonts w:ascii="Garamond" w:hAnsi="Garamond" w:cs="Times New Roman"/>
+          <w:sz w:val="22"/>
+          <w:szCs w:val="22"/>
+        </w:rPr>
+        <w:t>Several</w:t>
+      </w:r>
+      <w:proofErr w:type="gramEnd"/>
+      <w:r>
+        <w:rPr>
+          <w:rFonts w:ascii="Garamond" w:hAnsi="Garamond" w:cs="Times New Roman"/>
+          <w:sz w:val="22"/>
+          <w:szCs w:val="22"/>
+        </w:rPr>
+        <w:t xml:space="preserve"> major tributaries were identified as focal management areas or important Chinook salmon-producing systems within the Kuskokwim River basin based on expert knowledge and consultation with regional collaborators.” </w:t>
+      </w:r>
+      <w:r>
+        <w:rPr>
+          <w:rFonts w:ascii="Garamond" w:hAnsi="Garamond"/>
+          <w:sz w:val="22"/>
+          <w:szCs w:val="22"/>
+        </w:rPr>
+        <w:t xml:space="preserve"> </w:t>
+      </w:r>
+    </w:p>
+    <w:p>
+      <w:pPr>
+        <w:rPr>
+          <w:rFonts w:ascii="Garamond" w:hAnsi="Garamond"/>
+          <w:sz w:val="22"/>
+          <w:szCs w:val="22"/>
+        </w:rPr>
+      </w:pPr>
+    </w:p>
+    <w:p>
+      <w:pPr>
+        <w:rPr>
+          <w:rFonts w:ascii="Garamond" w:hAnsi="Garamond"/>
+          <w:b/>
+          <w:bCs/>
+          <w:sz w:val="22"/>
+          <w:szCs w:val="22"/>
+        </w:rPr>
+      </w:pPr>
+      <w:r>
+        <w:rPr>
+          <w:rFonts w:ascii="Garamond" w:hAnsi="Garamond"/>
+          <w:b/>
+          <w:bCs/>
+          <w:sz w:val="22"/>
+          <w:szCs w:val="22"/>
+        </w:rPr>
+        <w:t xml:space="preserve">Line 178. </w:t>
+      </w:r>
+      <w:proofErr w:type="gramStart"/>
+      <w:r>
+        <w:rPr>
+          <w:rFonts w:ascii="Garamond" w:hAnsi="Garamond"/>
+          <w:b/>
+          <w:bCs/>
+          <w:sz w:val="22"/>
+          <w:szCs w:val="22"/>
+        </w:rPr>
+        <w:t>So</w:t>
+      </w:r>
+      <w:proofErr w:type="gramEnd"/>
+      <w:r>
+        <w:rPr>
+          <w:rFonts w:ascii="Garamond" w:hAnsi="Garamond"/>
+          <w:b/>
+          <w:bCs/>
+          <w:sz w:val="22"/>
+          <w:szCs w:val="22"/>
+        </w:rPr>
+        <w:t xml:space="preserve"> you tested 2-6 and then chose 6. Did you check if higher numbers of k would have produced better silhouette results?</w:t>
+      </w:r>
+    </w:p>
+    <w:p>
+      <w:pPr>
+        <w:ind w:left="720"/>
+        <w:rPr>
+          <w:rFonts w:ascii="Garamond" w:hAnsi="Garamond"/>
+          <w:sz w:val="22"/>
+          <w:szCs w:val="22"/>
+        </w:rPr>
+      </w:pPr>
+      <w:r>
+        <w:rPr>
+          <w:rFonts w:ascii="Garamond" w:hAnsi="Garamond" w:cs="Times New Roman"/>
+          <w:sz w:val="22"/>
+          <w:szCs w:val="22"/>
+        </w:rPr>
+        <w:t>We briefly assessed a more refined clustering (higher k</w:t>
+      </w:r>
+      <w:proofErr w:type="gramStart"/>
+      <w:r>
+        <w:rPr>
+          <w:rFonts w:ascii="Garamond" w:hAnsi="Garamond" w:cs="Times New Roman"/>
+          <w:sz w:val="22"/>
+          <w:szCs w:val="22"/>
+        </w:rPr>
+        <w:t>), but</w:t>
+      </w:r>
+      <w:proofErr w:type="gramEnd"/>
+      <w:r>
+        <w:rPr>
+          <w:rFonts w:ascii="Garamond" w:hAnsi="Garamond" w:cs="Times New Roman"/>
+          <w:sz w:val="22"/>
+          <w:szCs w:val="22"/>
+        </w:rPr>
+        <w:t xml:space="preserve"> saw a notable increase in the amount of overlap among groups in the histogram/boxplot distribution of isotope values per cluster as well as a decrease in the silhouette score &gt;6.</w:t>
+      </w:r>
+    </w:p>
+    <w:p>
+      <w:pPr>
+        <w:rPr>
+          <w:rFonts w:ascii="Garamond" w:hAnsi="Garamond"/>
+          <w:sz w:val="22"/>
+          <w:szCs w:val="22"/>
+        </w:rPr>
+      </w:pPr>
+    </w:p>
+    <w:p>
+      <w:pPr>
+        <w:rPr>
+          <w:rFonts w:ascii="Garamond" w:hAnsi="Garamond"/>
+          <w:b/>
+          <w:bCs/>
+          <w:sz w:val="22"/>
+          <w:szCs w:val="22"/>
+        </w:rPr>
+      </w:pPr>
+      <w:r>
+        <w:rPr>
+          <w:rFonts w:ascii="Garamond" w:hAnsi="Garamond"/>
+          <w:sz w:val="22"/>
+          <w:szCs w:val="22"/>
+        </w:rPr>
+        <w:t xml:space="preserve"> </w:t>
+      </w:r>
+      <w:r>
+        <w:rPr>
+          <w:rFonts w:ascii="Garamond" w:hAnsi="Garamond"/>
+          <w:b/>
+          <w:bCs/>
+          <w:sz w:val="22"/>
+          <w:szCs w:val="22"/>
+        </w:rPr>
+        <w:t xml:space="preserve">The clustering approach seems a bit at odds with the Bayesian assignment carried out before (and a bit awkward since you then </w:t>
+      </w:r>
+      <w:proofErr w:type="gramStart"/>
+      <w:r>
+        <w:rPr>
+          <w:rFonts w:ascii="Garamond" w:hAnsi="Garamond"/>
+          <w:b/>
+          <w:bCs/>
+          <w:sz w:val="22"/>
+          <w:szCs w:val="22"/>
+        </w:rPr>
+        <w:t>have to</w:t>
+      </w:r>
+      <w:proofErr w:type="gramEnd"/>
+      <w:r>
+        <w:rPr>
+          <w:rFonts w:ascii="Garamond" w:hAnsi="Garamond"/>
+          <w:b/>
+          <w:bCs/>
+          <w:sz w:val="22"/>
+          <w:szCs w:val="22"/>
+        </w:rPr>
+        <w:t xml:space="preserve"> manually move one of the tributaries at which </w:t>
+      </w:r>
+      <w:proofErr w:type="gramStart"/>
+      <w:r>
+        <w:rPr>
+          <w:rFonts w:ascii="Garamond" w:hAnsi="Garamond"/>
+          <w:b/>
+          <w:bCs/>
+          <w:sz w:val="22"/>
+          <w:szCs w:val="22"/>
+        </w:rPr>
+        <w:t>point</w:t>
+      </w:r>
+      <w:proofErr w:type="gramEnd"/>
+      <w:r>
+        <w:rPr>
+          <w:rFonts w:ascii="Garamond" w:hAnsi="Garamond"/>
+          <w:b/>
+          <w:bCs/>
+          <w:sz w:val="22"/>
+          <w:szCs w:val="22"/>
+        </w:rPr>
+        <w:t xml:space="preserve"> why not just make groups based on your expert knowledge). How closely do these clusters align with management units or other groupings people commonly </w:t>
+      </w:r>
+      <w:proofErr w:type="spellStart"/>
+      <w:r>
+        <w:rPr>
+          <w:rFonts w:ascii="Garamond" w:hAnsi="Garamond"/>
+          <w:b/>
+          <w:bCs/>
+          <w:sz w:val="22"/>
+          <w:szCs w:val="22"/>
+        </w:rPr>
+        <w:t>use</w:t>
+      </w:r>
+      <w:proofErr w:type="spellEnd"/>
+      <w:r>
+        <w:rPr>
+          <w:rFonts w:ascii="Garamond" w:hAnsi="Garamond"/>
+          <w:b/>
+          <w:bCs/>
+          <w:sz w:val="22"/>
+          <w:szCs w:val="22"/>
+        </w:rPr>
+        <w:t xml:space="preserve"> for this watershed? If k means clustering is really the best </w:t>
+      </w:r>
+      <w:proofErr w:type="gramStart"/>
+      <w:r>
+        <w:rPr>
+          <w:rFonts w:ascii="Garamond" w:hAnsi="Garamond"/>
+          <w:b/>
+          <w:bCs/>
+          <w:sz w:val="22"/>
+          <w:szCs w:val="22"/>
+        </w:rPr>
+        <w:t>approach</w:t>
+      </w:r>
+      <w:proofErr w:type="gramEnd"/>
+      <w:r>
+        <w:rPr>
+          <w:rFonts w:ascii="Garamond" w:hAnsi="Garamond"/>
+          <w:b/>
+          <w:bCs/>
+          <w:sz w:val="22"/>
+          <w:szCs w:val="22"/>
+        </w:rPr>
+        <w:t xml:space="preserve"> explain that a bit more here in the methods (why not just use the tributary level for your analysis or if grouping is needed maybe tree-based approaches can separate out groups more consistently).</w:t>
+      </w:r>
+    </w:p>
+    <w:p>
+      <w:pPr>
+        <w:rPr>
+          <w:rFonts w:ascii="Garamond" w:hAnsi="Garamond" w:cs="Times New Roman"/>
+          <w:sz w:val="22"/>
+          <w:szCs w:val="22"/>
+        </w:rPr>
+      </w:pPr>
+    </w:p>
+    <w:p>
+      <w:pPr>
+        <w:ind w:left="720"/>
+        <w:rPr>
+          <w:rFonts w:ascii="Garamond" w:hAnsi="Garamond" w:cs="Times New Roman"/>
+          <w:sz w:val="22"/>
+          <w:szCs w:val="22"/>
+        </w:rPr>
+      </w:pPr>
+      <w:r>
+        <w:rPr>
+          <w:rFonts w:ascii="Garamond" w:hAnsi="Garamond" w:cs="Times New Roman"/>
+          <w:sz w:val="22"/>
+          <w:szCs w:val="22"/>
+        </w:rPr>
+        <w:t xml:space="preserve">The purpose of the clustering is to identify which of the tributaries and regions previously flagged as relevant in the basin can be reliably distinguished using isotope values. Relying on tributary-level assignments alone would instead force comparisons among tributaries that cannot </w:t>
+      </w:r>
+      <w:proofErr w:type="gramStart"/>
+      <w:r>
+        <w:rPr>
+          <w:rFonts w:ascii="Garamond" w:hAnsi="Garamond" w:cs="Times New Roman"/>
+          <w:sz w:val="22"/>
+          <w:szCs w:val="22"/>
+        </w:rPr>
+        <w:t>actually be</w:t>
+      </w:r>
+      <w:proofErr w:type="gramEnd"/>
+      <w:r>
+        <w:rPr>
+          <w:rFonts w:ascii="Garamond" w:hAnsi="Garamond" w:cs="Times New Roman"/>
+          <w:sz w:val="22"/>
+          <w:szCs w:val="22"/>
+        </w:rPr>
+        <w:t xml:space="preserve"> told apart. Because we retained only the highest posterior values, we believe this method leveraged the </w:t>
+      </w:r>
+      <w:r>
+        <w:rPr>
+          <w:rFonts w:ascii="Garamond" w:hAnsi="Garamond" w:cs="Times New Roman"/>
+          <w:sz w:val="22"/>
+          <w:szCs w:val="22"/>
+        </w:rPr>
+        <w:lastRenderedPageBreak/>
+        <w:t xml:space="preserve">probabilistic Bayesian assignment for the initial </w:t>
+      </w:r>
+      <w:proofErr w:type="gramStart"/>
+      <w:r>
+        <w:rPr>
+          <w:rFonts w:ascii="Garamond" w:hAnsi="Garamond" w:cs="Times New Roman"/>
+          <w:sz w:val="22"/>
+          <w:szCs w:val="22"/>
+        </w:rPr>
+        <w:t>assignment  while</w:t>
+      </w:r>
+      <w:proofErr w:type="gramEnd"/>
+      <w:r>
+        <w:rPr>
+          <w:rFonts w:ascii="Garamond" w:hAnsi="Garamond" w:cs="Times New Roman"/>
+          <w:sz w:val="22"/>
+          <w:szCs w:val="22"/>
+        </w:rPr>
+        <w:t xml:space="preserve"> restricting results comparisons to groups that can </w:t>
+      </w:r>
+      <w:proofErr w:type="gramStart"/>
+      <w:r>
+        <w:rPr>
+          <w:rFonts w:ascii="Garamond" w:hAnsi="Garamond" w:cs="Times New Roman"/>
+          <w:sz w:val="22"/>
+          <w:szCs w:val="22"/>
+        </w:rPr>
+        <w:t>actually be</w:t>
+      </w:r>
+      <w:proofErr w:type="gramEnd"/>
+      <w:r>
+        <w:rPr>
+          <w:rFonts w:ascii="Garamond" w:hAnsi="Garamond" w:cs="Times New Roman"/>
+          <w:sz w:val="22"/>
+          <w:szCs w:val="22"/>
+        </w:rPr>
+        <w:t xml:space="preserve"> distinguished.</w:t>
+      </w:r>
+      <w:r>
+        <w:rPr>
+          <w:rFonts w:ascii="Garamond" w:hAnsi="Garamond" w:cs="Times New Roman"/>
+          <w:sz w:val="22"/>
+          <w:szCs w:val="22"/>
+        </w:rPr>
+        <w:t xml:space="preserve"> </w:t>
+      </w:r>
+      <w:r>
+        <w:rPr>
+          <w:rFonts w:ascii="Garamond" w:hAnsi="Garamond" w:cs="Times New Roman"/>
+          <w:sz w:val="22"/>
+          <w:szCs w:val="22"/>
+        </w:rPr>
+        <w:t>Clustering these pre-defined tributaries, rather than applying unsupervised clustering across all tributaries in the basin, comes at the cost of some overlap among groups, but it allows the results to be interpreted within management-relevant spatial extents. We believe this approach is appropriate for identifying meaningful groups, though we did not attempt a tree-based method.</w:t>
+      </w:r>
+    </w:p>
+    <w:p>
+      <w:pPr>
+        <w:rPr>
+          <w:rFonts w:ascii="Garamond" w:hAnsi="Garamond" w:cs="Times New Roman"/>
+          <w:sz w:val="22"/>
+          <w:szCs w:val="22"/>
+        </w:rPr>
+      </w:pPr>
+    </w:p>
+    <w:p>
+      <w:pPr>
+        <w:rPr>
+          <w:rFonts w:ascii="Garamond" w:hAnsi="Garamond" w:cs="Times New Roman"/>
+          <w:b/>
+          <w:bCs/>
+          <w:sz w:val="22"/>
+          <w:szCs w:val="22"/>
+        </w:rPr>
+      </w:pPr>
+      <w:r>
+        <w:rPr>
+          <w:rFonts w:ascii="Garamond" w:hAnsi="Garamond"/>
+          <w:b/>
+          <w:bCs/>
+          <w:sz w:val="22"/>
+          <w:szCs w:val="22"/>
+        </w:rPr>
+        <w:t>Line 206-209. Why are the simulated time frames constrained to a shift of only a few days.</w:t>
+      </w:r>
+      <w:r>
+        <w:rPr>
+          <w:rFonts w:ascii="Garamond" w:hAnsi="Garamond"/>
+          <w:b/>
+          <w:bCs/>
+          <w:sz w:val="22"/>
+          <w:szCs w:val="22"/>
+        </w:rPr>
+        <w:br/>
+      </w:r>
+    </w:p>
+    <w:p>
+      <w:pPr>
+        <w:ind w:left="720"/>
+        <w:rPr>
+          <w:rFonts w:ascii="Garamond" w:hAnsi="Garamond" w:cs="Times New Roman"/>
+          <w:sz w:val="22"/>
+          <w:szCs w:val="22"/>
+        </w:rPr>
+      </w:pPr>
+      <w:r>
+        <w:rPr>
+          <w:rFonts w:ascii="Garamond" w:hAnsi="Garamond" w:cs="Times New Roman"/>
+          <w:sz w:val="22"/>
+          <w:szCs w:val="22"/>
+        </w:rPr>
+        <w:t xml:space="preserve">Given the short total return migration timing, a shift in the closure end date by only a few days represents a significant change to the closure duration, and a six-day closure extension would be extremely significant.  We chose these values to represent relatively realistic scenarios to simulate. </w:t>
+      </w:r>
+    </w:p>
+    <w:p>
+      <w:pPr>
+        <w:rPr>
+          <w:rFonts w:ascii="Garamond" w:hAnsi="Garamond" w:cs="Times New Roman"/>
+          <w:sz w:val="22"/>
+          <w:szCs w:val="22"/>
+        </w:rPr>
+      </w:pPr>
+      <w:r>
+        <w:rPr>
+          <w:rFonts w:ascii="Garamond" w:hAnsi="Garamond" w:cs="Times New Roman"/>
+          <w:sz w:val="22"/>
+          <w:szCs w:val="22"/>
+        </w:rPr>
+        <w:t xml:space="preserve"> </w:t>
+      </w:r>
+    </w:p>
+    <w:p>
+      <w:pPr>
+        <w:rPr>
+          <w:rFonts w:ascii="Garamond" w:hAnsi="Garamond"/>
+          <w:b/>
+          <w:bCs/>
+          <w:sz w:val="22"/>
+          <w:szCs w:val="22"/>
+        </w:rPr>
+      </w:pPr>
+      <w:r>
+        <w:rPr>
+          <w:rFonts w:ascii="Garamond" w:hAnsi="Garamond"/>
+          <w:b/>
+          <w:bCs/>
+          <w:sz w:val="22"/>
+          <w:szCs w:val="22"/>
+        </w:rPr>
+        <w:t xml:space="preserve">Line 216-218. This shift in seasonal contribution from upstream to downstream is very hard to see given how Fig. 3 is organized. Have you tried what this looks like when </w:t>
+      </w:r>
+      <w:proofErr w:type="gramStart"/>
+      <w:r>
+        <w:rPr>
+          <w:rFonts w:ascii="Garamond" w:hAnsi="Garamond"/>
+          <w:b/>
+          <w:bCs/>
+          <w:sz w:val="22"/>
+          <w:szCs w:val="22"/>
+        </w:rPr>
+        <w:t>facetted</w:t>
+      </w:r>
+      <w:proofErr w:type="gramEnd"/>
+      <w:r>
+        <w:rPr>
+          <w:rFonts w:ascii="Garamond" w:hAnsi="Garamond"/>
+          <w:b/>
+          <w:bCs/>
+          <w:sz w:val="22"/>
+          <w:szCs w:val="22"/>
+        </w:rPr>
+        <w:t xml:space="preserve"> by group and with Quantile as x axis and % contribution as y?</w:t>
       </w:r>
     </w:p>
     <w:p>
@@ -3250,38 +6491,178 @@
           <w:rFonts w:ascii="Garamond" w:hAnsi="Garamond"/>
           <w:sz w:val="22"/>
           <w:szCs w:val="22"/>
-        </w:rPr>
-        <w:t xml:space="preserve">** Ask Janessa** </w:t>
-      </w:r>
-    </w:p>
-    <w:p>
-      <w:pPr>
-        <w:rPr>
-          <w:rFonts w:ascii="Garamond" w:hAnsi="Garamond"/>
-          <w:sz w:val="22"/>
-          <w:szCs w:val="22"/>
-        </w:rPr>
-      </w:pPr>
-    </w:p>
-    <w:p>
-      <w:pPr>
-        <w:rPr>
-          <w:rFonts w:ascii="Garamond" w:hAnsi="Garamond"/>
-          <w:b/>
-          <w:bCs/>
-          <w:sz w:val="22"/>
-          <w:szCs w:val="22"/>
-        </w:rPr>
-      </w:pPr>
-      <w:r>
-        <w:rPr>
-          <w:rFonts w:ascii="Garamond" w:hAnsi="Garamond"/>
-          <w:b/>
-          <w:bCs/>
-          <w:sz w:val="22"/>
-          <w:szCs w:val="22"/>
-        </w:rPr>
-        <w:t>Line 106. This should be a supplement table with year, CPUE, and available and selected samples. How were samples within a year subsampled?</w:t>
+          <w:highlight w:val="yellow"/>
+        </w:rPr>
+        <w:t>** Re do the figure this way **</w:t>
+      </w:r>
+      <w:r>
+        <w:rPr>
+          <w:rFonts w:ascii="Garamond" w:hAnsi="Garamond"/>
+          <w:sz w:val="22"/>
+          <w:szCs w:val="22"/>
+        </w:rPr>
+        <w:t xml:space="preserve"> </w:t>
+      </w:r>
+    </w:p>
+    <w:p>
+      <w:pPr>
+        <w:rPr>
+          <w:rFonts w:ascii="Garamond" w:hAnsi="Garamond"/>
+          <w:sz w:val="22"/>
+          <w:szCs w:val="22"/>
+        </w:rPr>
+      </w:pPr>
+    </w:p>
+    <w:p>
+      <w:pPr>
+        <w:rPr>
+          <w:rFonts w:ascii="Garamond" w:hAnsi="Garamond"/>
+          <w:b/>
+          <w:bCs/>
+          <w:sz w:val="22"/>
+          <w:szCs w:val="22"/>
+        </w:rPr>
+      </w:pPr>
+      <w:r>
+        <w:rPr>
+          <w:rFonts w:ascii="Garamond" w:hAnsi="Garamond"/>
+          <w:b/>
+          <w:bCs/>
+          <w:sz w:val="22"/>
+          <w:szCs w:val="22"/>
+        </w:rPr>
+        <w:t>Since this is a study about return timing and spatial patterns within a large watershed the discussion could have been broader and incorporated findings from other Chinook salmon watersheds (e.g. Central Valley where lots of otolith work about tributary specific use of runs has been carried out).</w:t>
+      </w:r>
+    </w:p>
+    <w:p>
+      <w:pPr>
+        <w:ind w:firstLine="720"/>
+        <w:rPr>
+          <w:rFonts w:ascii="Garamond" w:hAnsi="Garamond"/>
+          <w:sz w:val="22"/>
+          <w:szCs w:val="22"/>
+        </w:rPr>
+      </w:pPr>
+      <w:r>
+        <w:rPr>
+          <w:rFonts w:ascii="Garamond" w:hAnsi="Garamond"/>
+          <w:sz w:val="22"/>
+          <w:szCs w:val="22"/>
+        </w:rPr>
+        <w:t xml:space="preserve"> </w:t>
+      </w:r>
+      <w:r>
+        <w:rPr>
+          <w:rFonts w:ascii="Garamond" w:hAnsi="Garamond"/>
+          <w:sz w:val="22"/>
+          <w:szCs w:val="22"/>
+          <w:highlight w:val="yellow"/>
+        </w:rPr>
+        <w:t>** Add a mention of other cases**</w:t>
+      </w:r>
+      <w:r>
+        <w:rPr>
+          <w:rFonts w:ascii="Garamond" w:hAnsi="Garamond"/>
+          <w:sz w:val="22"/>
+          <w:szCs w:val="22"/>
+        </w:rPr>
+        <w:t xml:space="preserve"> </w:t>
+      </w:r>
+    </w:p>
+    <w:p>
+      <w:pPr>
+        <w:rPr>
+          <w:rFonts w:ascii="Garamond" w:hAnsi="Garamond"/>
+          <w:sz w:val="22"/>
+          <w:szCs w:val="22"/>
+        </w:rPr>
+      </w:pPr>
+    </w:p>
+    <w:p>
+      <w:pPr>
+        <w:rPr>
+          <w:rFonts w:ascii="Garamond" w:hAnsi="Garamond"/>
+          <w:b/>
+          <w:bCs/>
+          <w:sz w:val="22"/>
+          <w:szCs w:val="22"/>
+        </w:rPr>
+      </w:pPr>
+      <w:r>
+        <w:rPr>
+          <w:rFonts w:ascii="Garamond" w:hAnsi="Garamond"/>
+          <w:b/>
+          <w:bCs/>
+          <w:sz w:val="22"/>
+          <w:szCs w:val="22"/>
+        </w:rPr>
+        <w:t xml:space="preserve">The tradeoff between protection and harvest is well illustrated but could be expanded further by exploring the effects of protecting species across multiple years. </w:t>
+      </w:r>
+      <w:proofErr w:type="gramStart"/>
+      <w:r>
+        <w:rPr>
+          <w:rFonts w:ascii="Garamond" w:hAnsi="Garamond"/>
+          <w:b/>
+          <w:bCs/>
+          <w:sz w:val="22"/>
+          <w:szCs w:val="22"/>
+        </w:rPr>
+        <w:t>So</w:t>
+      </w:r>
+      <w:proofErr w:type="gramEnd"/>
+      <w:r>
+        <w:rPr>
+          <w:rFonts w:ascii="Garamond" w:hAnsi="Garamond"/>
+          <w:b/>
+          <w:bCs/>
+          <w:sz w:val="22"/>
+          <w:szCs w:val="22"/>
+        </w:rPr>
+        <w:t xml:space="preserve"> by increasing protection in yr1 how much more harvest could be expected in the next return year (3 years later?). Over what time frame do </w:t>
+      </w:r>
+      <w:proofErr w:type="gramStart"/>
+      <w:r>
+        <w:rPr>
+          <w:rFonts w:ascii="Garamond" w:hAnsi="Garamond"/>
+          <w:b/>
+          <w:bCs/>
+          <w:sz w:val="22"/>
+          <w:szCs w:val="22"/>
+        </w:rPr>
+        <w:t>these local harvest</w:t>
+      </w:r>
+      <w:proofErr w:type="gramEnd"/>
+      <w:r>
+        <w:rPr>
+          <w:rFonts w:ascii="Garamond" w:hAnsi="Garamond"/>
+          <w:b/>
+          <w:bCs/>
+          <w:sz w:val="22"/>
+          <w:szCs w:val="22"/>
+        </w:rPr>
+        <w:t xml:space="preserve"> fisheries operate (could they </w:t>
+      </w:r>
+      <w:proofErr w:type="gramStart"/>
+      <w:r>
+        <w:rPr>
+          <w:rFonts w:ascii="Garamond" w:hAnsi="Garamond"/>
+          <w:b/>
+          <w:bCs/>
+          <w:sz w:val="22"/>
+          <w:szCs w:val="22"/>
+        </w:rPr>
+        <w:t>compensate</w:t>
+      </w:r>
+      <w:proofErr w:type="gramEnd"/>
+      <w:r>
+        <w:rPr>
+          <w:rFonts w:ascii="Garamond" w:hAnsi="Garamond"/>
+          <w:b/>
+          <w:bCs/>
+          <w:sz w:val="22"/>
+          <w:szCs w:val="22"/>
+        </w:rPr>
+        <w:t xml:space="preserve"> reduced harvest in a year with potentially higher harvest several years later). Lots of assumptions and beyond the scope of the study but it would be interesting to have a few sentences here that show that the tradeoff between protection and harvest doesn’t need to be so clear cut.</w:t>
       </w:r>
     </w:p>
     <w:p>
@@ -3298,9 +6679,185 @@
           <w:rFonts w:ascii="Garamond" w:hAnsi="Garamond"/>
           <w:sz w:val="22"/>
           <w:szCs w:val="22"/>
+        </w:rPr>
+        <w:t>Although we recognize that this is an important implication of these results, we believe that this analysis is beyond the scope of the available data. Because we do not have age data on all otoliths, we cannot explicitly link these assignments to production in a given brood year. Further, the number of additional factors that influence returning abundance and harvest opportunities (changing return timing, density dependence, etc.) are outside of the available inference from these data.</w:t>
+      </w:r>
+    </w:p>
+    <w:p>
+      <w:pPr>
+        <w:rPr>
+          <w:rFonts w:ascii="Garamond" w:hAnsi="Garamond"/>
+          <w:sz w:val="22"/>
+          <w:szCs w:val="22"/>
+        </w:rPr>
+      </w:pPr>
+    </w:p>
+    <w:p>
+      <w:pPr>
+        <w:rPr>
+          <w:rFonts w:ascii="Garamond" w:hAnsi="Garamond"/>
+          <w:sz w:val="22"/>
+          <w:szCs w:val="22"/>
+        </w:rPr>
+      </w:pPr>
+    </w:p>
+    <w:p>
+      <w:pPr>
+        <w:rPr>
+          <w:rFonts w:ascii="Garamond" w:hAnsi="Garamond"/>
+          <w:sz w:val="22"/>
+          <w:szCs w:val="22"/>
+        </w:rPr>
+      </w:pPr>
+    </w:p>
+    <w:p>
+      <w:pPr>
+        <w:rPr>
+          <w:rFonts w:ascii="Garamond" w:hAnsi="Garamond"/>
+          <w:b/>
+          <w:bCs/>
+          <w:sz w:val="22"/>
+          <w:szCs w:val="22"/>
+        </w:rPr>
+      </w:pPr>
+      <w:r>
+        <w:rPr>
+          <w:rFonts w:ascii="Garamond" w:hAnsi="Garamond"/>
+          <w:b/>
+          <w:bCs/>
+          <w:sz w:val="22"/>
+          <w:szCs w:val="22"/>
+        </w:rPr>
+        <w:t xml:space="preserve">Line 301-303. </w:t>
+      </w:r>
+      <w:proofErr w:type="gramStart"/>
+      <w:r>
+        <w:rPr>
+          <w:rFonts w:ascii="Garamond" w:hAnsi="Garamond"/>
+          <w:b/>
+          <w:bCs/>
+          <w:sz w:val="22"/>
+          <w:szCs w:val="22"/>
+        </w:rPr>
+        <w:t>Yes</w:t>
+      </w:r>
+      <w:proofErr w:type="gramEnd"/>
+      <w:r>
+        <w:rPr>
+          <w:rFonts w:ascii="Garamond" w:hAnsi="Garamond"/>
+          <w:b/>
+          <w:bCs/>
+          <w:sz w:val="22"/>
+          <w:szCs w:val="22"/>
+        </w:rPr>
+        <w:t xml:space="preserve"> I was wondering about this the entire time reading the manuscript. Given the run timing changes each year why is a fixed calendar cut-off used? I am assuming because it can </w:t>
+      </w:r>
+      <w:proofErr w:type="gramStart"/>
+      <w:r>
+        <w:rPr>
+          <w:rFonts w:ascii="Garamond" w:hAnsi="Garamond"/>
+          <w:b/>
+          <w:bCs/>
+          <w:sz w:val="22"/>
+          <w:szCs w:val="22"/>
+        </w:rPr>
+        <w:t>actually be</w:t>
+      </w:r>
+      <w:proofErr w:type="gramEnd"/>
+      <w:r>
+        <w:rPr>
+          <w:rFonts w:ascii="Garamond" w:hAnsi="Garamond"/>
+          <w:b/>
+          <w:bCs/>
+          <w:sz w:val="22"/>
+          <w:szCs w:val="22"/>
+        </w:rPr>
+        <w:t xml:space="preserve"> implemented and provides some type of certainty for the harvest fisheries. Any other reasons why a </w:t>
+      </w:r>
+      <w:proofErr w:type="gramStart"/>
+      <w:r>
+        <w:rPr>
+          <w:rFonts w:ascii="Garamond" w:hAnsi="Garamond"/>
+          <w:b/>
+          <w:bCs/>
+          <w:sz w:val="22"/>
+          <w:szCs w:val="22"/>
+        </w:rPr>
+        <w:t>fixed-cutoff</w:t>
+      </w:r>
+      <w:proofErr w:type="gramEnd"/>
+      <w:r>
+        <w:rPr>
+          <w:rFonts w:ascii="Garamond" w:hAnsi="Garamond"/>
+          <w:b/>
+          <w:bCs/>
+          <w:sz w:val="22"/>
+          <w:szCs w:val="22"/>
+        </w:rPr>
+        <w:t xml:space="preserve"> would be beneficial? Or in other </w:t>
+      </w:r>
+      <w:proofErr w:type="gramStart"/>
+      <w:r>
+        <w:rPr>
+          <w:rFonts w:ascii="Garamond" w:hAnsi="Garamond"/>
+          <w:b/>
+          <w:bCs/>
+          <w:sz w:val="22"/>
+          <w:szCs w:val="22"/>
+        </w:rPr>
+        <w:t>words</w:t>
+      </w:r>
+      <w:proofErr w:type="gramEnd"/>
+      <w:r>
+        <w:rPr>
+          <w:rFonts w:ascii="Garamond" w:hAnsi="Garamond"/>
+          <w:b/>
+          <w:bCs/>
+          <w:sz w:val="22"/>
+          <w:szCs w:val="22"/>
+        </w:rPr>
+        <w:t xml:space="preserve"> given how difficult a dynamic cut-off window might </w:t>
+      </w:r>
+      <w:proofErr w:type="gramStart"/>
+      <w:r>
+        <w:rPr>
+          <w:rFonts w:ascii="Garamond" w:hAnsi="Garamond"/>
+          <w:b/>
+          <w:bCs/>
+          <w:sz w:val="22"/>
+          <w:szCs w:val="22"/>
+        </w:rPr>
+        <w:t>be</w:t>
+      </w:r>
+      <w:proofErr w:type="gramEnd"/>
+      <w:r>
+        <w:rPr>
+          <w:rFonts w:ascii="Garamond" w:hAnsi="Garamond"/>
+          <w:b/>
+          <w:bCs/>
+          <w:sz w:val="22"/>
+          <w:szCs w:val="22"/>
+        </w:rPr>
+        <w:t xml:space="preserve"> what type of increased protection would warrant going down that road?</w:t>
+      </w:r>
+    </w:p>
+    <w:p>
+      <w:pPr>
+        <w:ind w:firstLine="720"/>
+        <w:rPr>
+          <w:rFonts w:ascii="Garamond" w:hAnsi="Garamond"/>
+          <w:sz w:val="22"/>
+          <w:szCs w:val="22"/>
+        </w:rPr>
+      </w:pPr>
+      <w:r>
+        <w:rPr>
+          <w:rFonts w:ascii="Garamond" w:hAnsi="Garamond"/>
+          <w:sz w:val="22"/>
+          <w:szCs w:val="22"/>
           <w:highlight w:val="yellow"/>
         </w:rPr>
-        <w:t>** WE don’t have available vs sampled, but we do the other information, make a table**</w:t>
+        <w:t>** Add description of why a fixed-date management is used**</w:t>
       </w:r>
       <w:r>
         <w:rPr>
@@ -3315,1143 +6872,457 @@
       <w:pPr>
         <w:rPr>
           <w:rFonts w:ascii="Garamond" w:hAnsi="Garamond"/>
-          <w:sz w:val="22"/>
-          <w:szCs w:val="22"/>
-        </w:rPr>
-      </w:pPr>
-    </w:p>
-    <w:p>
-      <w:pPr>
-        <w:rPr>
-          <w:rFonts w:ascii="Garamond" w:hAnsi="Garamond"/>
-          <w:b/>
-          <w:bCs/>
-          <w:sz w:val="22"/>
-          <w:szCs w:val="22"/>
-        </w:rPr>
-      </w:pPr>
-      <w:r>
-        <w:rPr>
-          <w:rFonts w:ascii="Garamond" w:hAnsi="Garamond"/>
-          <w:b/>
-          <w:bCs/>
-          <w:sz w:val="22"/>
-          <w:szCs w:val="22"/>
-        </w:rPr>
-        <w:t>Line 111. Provide a supplement table with the laser and MC-ICP-MS parameters (gas flows, types of cones used) and any data reduction steps and reference materials run. I agree that level of detail doesn’t need to be in the main text here but is required to evaluate the quality of the data.</w:t>
-      </w:r>
-    </w:p>
-    <w:p>
-      <w:pPr>
-        <w:rPr>
-          <w:rFonts w:ascii="Garamond" w:hAnsi="Garamond"/>
-          <w:sz w:val="22"/>
-          <w:szCs w:val="22"/>
-        </w:rPr>
-      </w:pPr>
-      <w:r>
-        <w:rPr>
-          <w:rFonts w:ascii="Garamond" w:hAnsi="Garamond"/>
+          <w:b/>
+          <w:bCs/>
+          <w:sz w:val="22"/>
+          <w:szCs w:val="22"/>
+        </w:rPr>
+      </w:pPr>
+    </w:p>
+    <w:p>
+      <w:pPr>
+        <w:rPr>
+          <w:rFonts w:ascii="Garamond" w:hAnsi="Garamond"/>
+          <w:b/>
+          <w:bCs/>
+          <w:sz w:val="22"/>
+          <w:szCs w:val="22"/>
+        </w:rPr>
+      </w:pPr>
+    </w:p>
+    <w:p>
+      <w:pPr>
+        <w:rPr>
+          <w:rFonts w:ascii="Garamond" w:hAnsi="Garamond"/>
+          <w:b/>
+          <w:bCs/>
+          <w:sz w:val="22"/>
+          <w:szCs w:val="22"/>
+        </w:rPr>
+      </w:pPr>
+    </w:p>
+    <w:p>
+      <w:pPr>
+        <w:rPr>
+          <w:rFonts w:ascii="Garamond" w:hAnsi="Garamond"/>
+          <w:b/>
+          <w:bCs/>
+          <w:sz w:val="22"/>
+          <w:szCs w:val="22"/>
+        </w:rPr>
+      </w:pPr>
+      <w:r>
+        <w:rPr>
+          <w:rFonts w:ascii="Garamond" w:hAnsi="Garamond"/>
+          <w:b/>
+          <w:bCs/>
+          <w:sz w:val="22"/>
+          <w:szCs w:val="22"/>
+        </w:rPr>
+        <w:t xml:space="preserve">Figure 3. Add more descriptive headings and text directly to the figure (so A-D are Quantiles and you can even give the date </w:t>
+      </w:r>
+      <w:proofErr w:type="gramStart"/>
+      <w:r>
+        <w:rPr>
+          <w:rFonts w:ascii="Garamond" w:hAnsi="Garamond"/>
+          <w:b/>
+          <w:bCs/>
+          <w:sz w:val="22"/>
+          <w:szCs w:val="22"/>
+        </w:rPr>
+        <w:t>ranges</w:t>
+      </w:r>
+      <w:proofErr w:type="gramEnd"/>
+      <w:r>
+        <w:rPr>
+          <w:rFonts w:ascii="Garamond" w:hAnsi="Garamond"/>
+          <w:b/>
+          <w:bCs/>
+          <w:sz w:val="22"/>
+          <w:szCs w:val="22"/>
+        </w:rPr>
+        <w:t xml:space="preserve">). Group1-Group6 </w:t>
+      </w:r>
+      <w:proofErr w:type="gramStart"/>
+      <w:r>
+        <w:rPr>
+          <w:rFonts w:ascii="Garamond" w:hAnsi="Garamond"/>
+          <w:b/>
+          <w:bCs/>
+          <w:sz w:val="22"/>
+          <w:szCs w:val="22"/>
+        </w:rPr>
+        <w:t>goes</w:t>
+      </w:r>
+      <w:proofErr w:type="gramEnd"/>
+      <w:r>
+        <w:rPr>
+          <w:rFonts w:ascii="Garamond" w:hAnsi="Garamond"/>
+          <w:b/>
+          <w:bCs/>
+          <w:sz w:val="22"/>
+          <w:szCs w:val="22"/>
+        </w:rPr>
+        <w:t xml:space="preserve"> upstream to downstream. Add sample n and add maybe light grey datapoints.</w:t>
+      </w:r>
+    </w:p>
+    <w:p>
+      <w:pPr>
+        <w:rPr>
+          <w:rFonts w:ascii="Garamond" w:hAnsi="Garamond"/>
+          <w:sz w:val="22"/>
+          <w:szCs w:val="22"/>
+        </w:rPr>
+      </w:pPr>
+    </w:p>
+    <w:p>
+      <w:pPr>
+        <w:ind w:firstLine="720"/>
+        <w:rPr>
+          <w:rFonts w:ascii="Garamond" w:hAnsi="Garamond"/>
+          <w:sz w:val="22"/>
+          <w:szCs w:val="22"/>
+        </w:rPr>
+      </w:pPr>
+      <w:r>
+        <w:rPr>
+          <w:rFonts w:ascii="Garamond" w:hAnsi="Garamond"/>
+          <w:sz w:val="22"/>
+          <w:szCs w:val="22"/>
+          <w:highlight w:val="yellow"/>
+        </w:rPr>
+        <w:t xml:space="preserve">** Re do figure 3 as previously suggested. Add </w:t>
+      </w:r>
+      <w:proofErr w:type="gramStart"/>
+      <w:r>
+        <w:rPr>
+          <w:rFonts w:ascii="Garamond" w:hAnsi="Garamond"/>
+          <w:sz w:val="22"/>
+          <w:szCs w:val="22"/>
+          <w:highlight w:val="yellow"/>
+        </w:rPr>
+        <w:t>n?</w:t>
+      </w:r>
+      <w:r>
+        <w:rPr>
+          <w:rFonts w:ascii="Garamond" w:hAnsi="Garamond"/>
+          <w:sz w:val="22"/>
+          <w:szCs w:val="22"/>
+          <w:highlight w:val="yellow"/>
+        </w:rPr>
+        <w:t>,</w:t>
+      </w:r>
+      <w:proofErr w:type="gramEnd"/>
+      <w:r>
+        <w:rPr>
+          <w:rFonts w:ascii="Garamond" w:hAnsi="Garamond"/>
+          <w:sz w:val="22"/>
+          <w:szCs w:val="22"/>
+          <w:highlight w:val="yellow"/>
+        </w:rPr>
+        <w:t xml:space="preserve"> Change order of Group 1-6 in Figure 4.</w:t>
+      </w:r>
+      <w:r>
+        <w:rPr>
+          <w:rFonts w:ascii="Garamond" w:hAnsi="Garamond"/>
+          <w:sz w:val="22"/>
+          <w:szCs w:val="22"/>
+        </w:rPr>
+        <w:t xml:space="preserve"> </w:t>
+      </w:r>
+    </w:p>
+    <w:p>
+      <w:pPr>
+        <w:pStyle w:val="Heading1"/>
+      </w:pPr>
+    </w:p>
+    <w:p>
+      <w:pPr>
+        <w:pStyle w:val="Heading1"/>
+      </w:pPr>
+      <w:r>
+        <w:t>Reviewer 3</w:t>
+      </w:r>
+    </w:p>
+    <w:p>
+      <w:pPr>
+        <w:rPr>
+          <w:rFonts w:ascii="Garamond" w:hAnsi="Garamond"/>
+          <w:b/>
+          <w:bCs/>
+        </w:rPr>
+      </w:pPr>
+    </w:p>
+    <w:p>
+      <w:pPr>
+        <w:rPr>
+          <w:rFonts w:ascii="Garamond" w:hAnsi="Garamond"/>
+          <w:b/>
+          <w:bCs/>
+          <w:sz w:val="22"/>
+          <w:szCs w:val="22"/>
+        </w:rPr>
+      </w:pPr>
+      <w:r>
+        <w:rPr>
+          <w:rFonts w:ascii="Garamond" w:hAnsi="Garamond"/>
+          <w:b/>
+          <w:bCs/>
+          <w:sz w:val="22"/>
+          <w:szCs w:val="22"/>
+        </w:rPr>
+        <w:t>Given the repeated references to “percent protection” as the metric of interest throughout the results and discussion, it is important for the manuscript to clearly define what this means. Presumably this is the percent of group-specific relative abundance based on Bethel Test Fishery CPUE apportioned by otolith isotopes. Lines 203-206 could articulate this point more specifically.</w:t>
+      </w:r>
+    </w:p>
+    <w:p>
+      <w:pPr>
+        <w:rPr>
+          <w:rFonts w:ascii="Garamond" w:hAnsi="Garamond"/>
+          <w:sz w:val="22"/>
+          <w:szCs w:val="22"/>
+        </w:rPr>
+      </w:pPr>
+      <w:r>
+        <w:rPr>
+          <w:rFonts w:ascii="Garamond" w:hAnsi="Garamond"/>
+          <w:b/>
+          <w:bCs/>
           <w:sz w:val="22"/>
           <w:szCs w:val="22"/>
         </w:rPr>
         <w:tab/>
-        <w:t xml:space="preserve">** Add supplemental from Diego** </w:t>
-      </w:r>
-    </w:p>
-    <w:p>
-      <w:pPr>
-        <w:rPr>
-          <w:rFonts w:ascii="Garamond" w:hAnsi="Garamond"/>
-          <w:sz w:val="22"/>
-          <w:szCs w:val="22"/>
-        </w:rPr>
-      </w:pPr>
-    </w:p>
-    <w:p>
-      <w:pPr>
-        <w:rPr>
-          <w:rFonts w:ascii="Garamond" w:hAnsi="Garamond"/>
-          <w:sz w:val="22"/>
-          <w:szCs w:val="22"/>
-        </w:rPr>
-      </w:pPr>
-      <w:r>
-        <w:rPr>
-          <w:rFonts w:ascii="Garamond" w:hAnsi="Garamond"/>
+      </w:r>
+      <w:r>
+        <w:rPr>
+          <w:rFonts w:ascii="Garamond" w:hAnsi="Garamond"/>
+          <w:sz w:val="22"/>
+          <w:szCs w:val="22"/>
+        </w:rPr>
+        <w:t xml:space="preserve">To clarify this point we expanded on this sentence to clearly define this </w:t>
+      </w:r>
+      <w:proofErr w:type="gramStart"/>
+      <w:r>
+        <w:rPr>
+          <w:rFonts w:ascii="Garamond" w:hAnsi="Garamond"/>
+          <w:sz w:val="22"/>
+          <w:szCs w:val="22"/>
+        </w:rPr>
+        <w:t>metric :</w:t>
+      </w:r>
+      <w:proofErr w:type="gramEnd"/>
+      <w:r>
+        <w:rPr>
+          <w:rFonts w:ascii="Garamond" w:hAnsi="Garamond"/>
+          <w:sz w:val="22"/>
+          <w:szCs w:val="22"/>
+        </w:rPr>
+        <w:t xml:space="preserve"> </w:t>
+      </w:r>
+    </w:p>
+    <w:p>
+      <w:pPr>
+        <w:ind w:left="720"/>
+        <w:rPr>
+          <w:rFonts w:ascii="Garamond" w:hAnsi="Garamond"/>
+          <w:sz w:val="22"/>
+          <w:szCs w:val="22"/>
+        </w:rPr>
+      </w:pPr>
+      <w:r>
+        <w:rPr>
+          <w:rFonts w:ascii="Garamond" w:hAnsi="Garamond"/>
+          <w:sz w:val="22"/>
+          <w:szCs w:val="22"/>
+        </w:rPr>
+        <w:t>“</w:t>
+      </w:r>
+      <w:r>
+        <w:rPr>
+          <w:rFonts w:ascii="Garamond" w:hAnsi="Garamond"/>
+        </w:rPr>
+        <w:t xml:space="preserve">To assess the impact of the existing front-end closure, we quantified the </w:t>
+      </w:r>
+      <w:r>
+        <w:rPr>
+          <w:rFonts w:ascii="Garamond" w:hAnsi="Garamond"/>
+        </w:rPr>
+        <w:t>proportion of total abundance occurring within the closure period (corresponding to the first seasonal quartile, Q1, in our dataset) that was assigned to each regional group based on otolith</w:t>
+      </w:r>
+      <w:r>
+        <w:rPr>
+          <w:rFonts w:ascii="Garamond" w:hAnsi="Garamond"/>
+        </w:rPr>
+        <w:t xml:space="preserve"> isotope</w:t>
+      </w:r>
+      <w:r>
+        <w:rPr>
+          <w:rFonts w:ascii="Garamond" w:hAnsi="Garamond"/>
+        </w:rPr>
+        <w:t xml:space="preserve"> assignments. We refer to this metric</w:t>
+      </w:r>
+      <w:r>
+        <w:rPr>
+          <w:rFonts w:ascii="Garamond" w:hAnsi="Garamond"/>
+        </w:rPr>
+        <w:t xml:space="preserve"> hereafter</w:t>
+      </w:r>
+      <w:r>
+        <w:rPr>
+          <w:rFonts w:ascii="Garamond" w:hAnsi="Garamond"/>
+        </w:rPr>
+        <w:t xml:space="preserve"> as </w:t>
+      </w:r>
+      <w:r>
+        <w:rPr>
+          <w:rFonts w:ascii="Garamond" w:hAnsi="Garamond"/>
+        </w:rPr>
+        <w:t>“</w:t>
+      </w:r>
+      <w:r>
+        <w:rPr>
+          <w:rFonts w:ascii="Garamond" w:hAnsi="Garamond"/>
+        </w:rPr>
+        <w:t>percent protection</w:t>
+      </w:r>
+      <w:r>
+        <w:rPr>
+          <w:rFonts w:ascii="Garamond" w:hAnsi="Garamond"/>
+        </w:rPr>
+        <w:t>”</w:t>
+      </w:r>
+      <w:r>
+        <w:rPr>
+          <w:rFonts w:ascii="Garamond" w:hAnsi="Garamond"/>
+        </w:rPr>
+        <w:t>.</w:t>
+      </w:r>
+    </w:p>
+    <w:p>
+      <w:pPr>
+        <w:rPr>
+          <w:rFonts w:ascii="Garamond" w:hAnsi="Garamond"/>
+          <w:b/>
+          <w:bCs/>
+          <w:sz w:val="22"/>
+          <w:szCs w:val="22"/>
+        </w:rPr>
+      </w:pPr>
+    </w:p>
+    <w:p>
+      <w:pPr>
+        <w:rPr>
+          <w:rFonts w:ascii="Garamond" w:hAnsi="Garamond"/>
+          <w:b/>
+          <w:bCs/>
+          <w:sz w:val="22"/>
+          <w:szCs w:val="22"/>
+        </w:rPr>
+      </w:pPr>
+      <w:r>
+        <w:rPr>
+          <w:rFonts w:ascii="Garamond" w:hAnsi="Garamond"/>
+          <w:b/>
+          <w:bCs/>
+          <w:sz w:val="22"/>
+          <w:szCs w:val="22"/>
+        </w:rPr>
+        <w:t>In Figure 3, it would be beneficial to add a title to each panel describing the date range for the seasonal quartiles.</w:t>
+      </w:r>
+    </w:p>
+    <w:p>
+      <w:pPr>
+        <w:rPr>
+          <w:rFonts w:ascii="Garamond" w:hAnsi="Garamond"/>
+          <w:b/>
+          <w:bCs/>
+          <w:sz w:val="22"/>
+          <w:szCs w:val="22"/>
+        </w:rPr>
+      </w:pPr>
+      <w:r>
+        <w:rPr>
+          <w:rFonts w:ascii="Garamond" w:hAnsi="Garamond"/>
+          <w:b/>
+          <w:bCs/>
+          <w:sz w:val="22"/>
+          <w:szCs w:val="22"/>
+        </w:rPr>
+        <w:tab/>
+      </w:r>
+      <w:r>
+        <w:rPr>
+          <w:rFonts w:ascii="Garamond" w:hAnsi="Garamond"/>
+          <w:b/>
+          <w:bCs/>
+          <w:sz w:val="22"/>
+          <w:szCs w:val="22"/>
+          <w:highlight w:val="yellow"/>
+        </w:rPr>
+        <w:t>** Add more detailed title to each panel in figure 3**</w:t>
+      </w:r>
+      <w:r>
+        <w:rPr>
+          <w:rFonts w:ascii="Garamond" w:hAnsi="Garamond"/>
+          <w:b/>
+          <w:bCs/>
+          <w:sz w:val="22"/>
+          <w:szCs w:val="22"/>
+        </w:rPr>
+        <w:t xml:space="preserve"> </w:t>
+      </w:r>
+      <w:r>
+        <w:rPr>
+          <w:rFonts w:ascii="Garamond" w:hAnsi="Garamond"/>
+          <w:b/>
+          <w:bCs/>
           <w:sz w:val="22"/>
           <w:szCs w:val="22"/>
         </w:rPr>
         <w:br/>
-        <w:t>Line 115. I don’t think Capo et al is the correct reference here</w:t>
-      </w:r>
-    </w:p>
-    <w:p>
-      <w:pPr>
-        <w:rPr>
-          <w:rFonts w:ascii="Garamond" w:hAnsi="Garamond"/>
-          <w:sz w:val="22"/>
-          <w:szCs w:val="22"/>
-        </w:rPr>
-      </w:pPr>
-      <w:r>
-        <w:rPr>
-          <w:rFonts w:ascii="Garamond" w:hAnsi="Garamond"/>
-          <w:sz w:val="22"/>
-          <w:szCs w:val="22"/>
-        </w:rPr>
-        <w:tab/>
-        <w:t xml:space="preserve">** Find more appropriate citations or remove Capo ** </w:t>
-      </w:r>
-    </w:p>
-    <w:p>
-      <w:pPr>
-        <w:rPr>
-          <w:rFonts w:ascii="Garamond" w:hAnsi="Garamond"/>
-          <w:sz w:val="22"/>
-          <w:szCs w:val="22"/>
-        </w:rPr>
-      </w:pPr>
-    </w:p>
-    <w:p>
-      <w:pPr>
-        <w:rPr>
-          <w:rFonts w:ascii="Garamond" w:hAnsi="Garamond"/>
-          <w:b/>
-          <w:bCs/>
-          <w:sz w:val="22"/>
-          <w:szCs w:val="22"/>
-        </w:rPr>
-      </w:pPr>
-      <w:r>
-        <w:rPr>
-          <w:rFonts w:ascii="Garamond" w:hAnsi="Garamond"/>
-          <w:b/>
-          <w:bCs/>
-          <w:sz w:val="22"/>
-          <w:szCs w:val="22"/>
-        </w:rPr>
-        <w:t>Line 119. Since this step directly affects how fish are being assigned it would be beneficial to report at what distance from the core and for what length the natal region was defined. Maybe just some ranges in () in the text or another supplement table with min, max, range, etc. The use of Sr88 needs to be explained (as a proxy of Sr concentration)</w:t>
-      </w:r>
-    </w:p>
-    <w:p>
-      <w:pPr>
-        <w:ind w:firstLine="720"/>
-        <w:rPr>
-          <w:rFonts w:ascii="Garamond" w:hAnsi="Garamond"/>
-          <w:sz w:val="22"/>
-          <w:szCs w:val="22"/>
-        </w:rPr>
-      </w:pPr>
-      <w:r>
-        <w:rPr>
-          <w:rFonts w:ascii="Garamond" w:hAnsi="Garamond"/>
-          <w:sz w:val="22"/>
-          <w:szCs w:val="22"/>
-        </w:rPr>
-        <w:t xml:space="preserve">** Add range of </w:t>
-      </w:r>
-      <w:proofErr w:type="spellStart"/>
-      <w:r>
-        <w:rPr>
-          <w:rFonts w:ascii="Garamond" w:hAnsi="Garamond"/>
-          <w:sz w:val="22"/>
-          <w:szCs w:val="22"/>
-        </w:rPr>
-        <w:t>Chittaro</w:t>
-      </w:r>
-      <w:proofErr w:type="spellEnd"/>
-      <w:r>
-        <w:rPr>
-          <w:rFonts w:ascii="Garamond" w:hAnsi="Garamond"/>
-          <w:sz w:val="22"/>
-          <w:szCs w:val="22"/>
-        </w:rPr>
-        <w:t xml:space="preserve"> et al * </w:t>
-      </w:r>
-    </w:p>
-    <w:p>
-      <w:pPr>
-        <w:ind w:left="720"/>
-        <w:rPr>
-          <w:rFonts w:ascii="Garamond" w:hAnsi="Garamond"/>
-          <w:sz w:val="22"/>
-          <w:szCs w:val="22"/>
-        </w:rPr>
-      </w:pPr>
-      <w:r>
-        <w:rPr>
-          <w:rFonts w:ascii="Garamond" w:hAnsi="Garamond"/>
-          <w:sz w:val="22"/>
-          <w:szCs w:val="22"/>
-        </w:rPr>
-        <w:t xml:space="preserve">Added a brief description of how Sr88 was used as a proxy for Sr concentration to indicate full depletion of the maternal signature. </w:t>
-      </w:r>
-    </w:p>
-    <w:p>
-      <w:pPr>
-        <w:rPr>
-          <w:rFonts w:ascii="Garamond" w:hAnsi="Garamond"/>
-          <w:sz w:val="22"/>
-          <w:szCs w:val="22"/>
-        </w:rPr>
-      </w:pPr>
-    </w:p>
-    <w:p>
-      <w:pPr>
-        <w:rPr>
-          <w:rFonts w:ascii="Garamond" w:hAnsi="Garamond"/>
-          <w:sz w:val="22"/>
-          <w:szCs w:val="22"/>
-        </w:rPr>
-      </w:pPr>
-      <w:r>
-        <w:rPr>
-          <w:rFonts w:ascii="Garamond" w:hAnsi="Garamond"/>
-          <w:sz w:val="22"/>
-          <w:szCs w:val="22"/>
-        </w:rPr>
-        <w:br/>
-      </w:r>
-      <w:r>
-        <w:rPr>
-          <w:rFonts w:ascii="Garamond" w:hAnsi="Garamond"/>
-          <w:sz w:val="22"/>
-          <w:szCs w:val="22"/>
-        </w:rPr>
-        <w:t>Line 129. Is that histogram shown somewhere?</w:t>
-      </w:r>
-    </w:p>
-    <w:p>
-      <w:pPr>
-        <w:rPr>
-          <w:rFonts w:ascii="Garamond" w:hAnsi="Garamond"/>
-          <w:sz w:val="22"/>
-          <w:szCs w:val="22"/>
-        </w:rPr>
-      </w:pPr>
-      <w:r>
-        <w:rPr>
-          <w:rFonts w:ascii="Garamond" w:hAnsi="Garamond"/>
-          <w:sz w:val="22"/>
-          <w:szCs w:val="22"/>
-        </w:rPr>
-        <w:tab/>
-        <w:t xml:space="preserve">Add histogram (better yet, boxplot) </w:t>
-      </w:r>
-    </w:p>
-    <w:p>
-      <w:pPr>
-        <w:rPr>
-          <w:rFonts w:ascii="Garamond" w:hAnsi="Garamond"/>
-          <w:sz w:val="22"/>
-          <w:szCs w:val="22"/>
-        </w:rPr>
-      </w:pPr>
-    </w:p>
-    <w:p>
-      <w:pPr>
-        <w:rPr>
-          <w:rFonts w:ascii="Garamond" w:hAnsi="Garamond"/>
-          <w:b/>
-          <w:bCs/>
-          <w:sz w:val="22"/>
-          <w:szCs w:val="22"/>
-        </w:rPr>
-      </w:pPr>
-      <w:r>
-        <w:rPr>
-          <w:rFonts w:ascii="Garamond" w:hAnsi="Garamond"/>
-          <w:b/>
-          <w:bCs/>
-          <w:sz w:val="22"/>
-          <w:szCs w:val="22"/>
-        </w:rPr>
-        <w:t>Line 163-169. So is it quartiles or is it predefined ranges? I assume start and end of run vary among years?</w:t>
-      </w:r>
-    </w:p>
-    <w:p>
-      <w:pPr>
-        <w:ind w:left="720"/>
-        <w:rPr>
-          <w:rFonts w:ascii="Garamond" w:hAnsi="Garamond"/>
-          <w:sz w:val="22"/>
-          <w:szCs w:val="22"/>
-        </w:rPr>
-      </w:pPr>
-      <w:r>
-        <w:rPr>
-          <w:rFonts w:ascii="Garamond" w:hAnsi="Garamond"/>
+      </w:r>
+    </w:p>
+    <w:p>
+      <w:pPr>
+        <w:rPr>
+          <w:rFonts w:ascii="Garamond" w:hAnsi="Garamond"/>
+          <w:b/>
+          <w:bCs/>
+          <w:sz w:val="22"/>
+          <w:szCs w:val="22"/>
+        </w:rPr>
+      </w:pPr>
+      <w:r>
+        <w:rPr>
+          <w:rFonts w:ascii="Garamond" w:hAnsi="Garamond"/>
+          <w:b/>
+          <w:bCs/>
           <w:sz w:val="22"/>
           <w:szCs w:val="22"/>
         </w:rPr>
         <w:lastRenderedPageBreak/>
-        <w:t xml:space="preserve">These are predefined ranges that are meant to represent a close representation of even quartiles through the run among all years. The start and end date do vary, so they are not even. We mention this later in the manuscript but we added brief language in this section to clarify this point. </w:t>
-      </w:r>
-    </w:p>
-    <w:p>
-      <w:pPr>
-        <w:ind w:left="720"/>
-        <w:rPr>
-          <w:rFonts w:ascii="Garamond" w:hAnsi="Garamond"/>
-          <w:sz w:val="22"/>
-          <w:szCs w:val="22"/>
-        </w:rPr>
-      </w:pPr>
-      <w:r>
-        <w:rPr>
-          <w:rFonts w:ascii="Garamond" w:hAnsi="Garamond"/>
-          <w:sz w:val="22"/>
-          <w:szCs w:val="22"/>
-        </w:rPr>
-        <w:t xml:space="preserve">“ </w:t>
-      </w:r>
-      <w:r>
-        <w:rPr>
-          <w:rFonts w:ascii="Garamond" w:hAnsi="Garamond" w:cs="Times New Roman"/>
-          <w:sz w:val="22"/>
-          <w:szCs w:val="22"/>
-        </w:rPr>
-        <w:t xml:space="preserve">These dates were chosen to roughly split the full run evenly into equal </w:t>
-      </w:r>
-      <w:proofErr w:type="spellStart"/>
-      <w:r>
-        <w:rPr>
-          <w:rFonts w:ascii="Garamond" w:hAnsi="Garamond" w:cs="Times New Roman"/>
-          <w:sz w:val="22"/>
-          <w:szCs w:val="22"/>
-        </w:rPr>
-        <w:t>quartileswhile</w:t>
-      </w:r>
-      <w:proofErr w:type="spellEnd"/>
-      <w:r>
-        <w:rPr>
-          <w:rFonts w:ascii="Garamond" w:hAnsi="Garamond" w:cs="Times New Roman"/>
-          <w:sz w:val="22"/>
-          <w:szCs w:val="22"/>
-        </w:rPr>
-        <w:t xml:space="preserve"> allowing for direct comparison among years. However, because the start and end date of the return migration varied among years, the duration of Q1 and Q4 varied.”</w:t>
-      </w:r>
-    </w:p>
-    <w:p>
-      <w:pPr>
-        <w:rPr>
-          <w:rFonts w:ascii="Garamond" w:hAnsi="Garamond"/>
-          <w:sz w:val="22"/>
-          <w:szCs w:val="22"/>
-        </w:rPr>
-      </w:pPr>
-    </w:p>
-    <w:p>
-      <w:pPr>
-        <w:rPr>
-          <w:rFonts w:ascii="Garamond" w:hAnsi="Garamond"/>
-          <w:b/>
-          <w:bCs/>
-          <w:sz w:val="22"/>
-          <w:szCs w:val="22"/>
-        </w:rPr>
-      </w:pPr>
-      <w:r>
-        <w:rPr>
-          <w:rFonts w:ascii="Garamond" w:hAnsi="Garamond"/>
-          <w:b/>
-          <w:bCs/>
-          <w:sz w:val="22"/>
-          <w:szCs w:val="22"/>
-        </w:rPr>
-        <w:t>Line 170. What do you mean by “identified”?</w:t>
-      </w:r>
-    </w:p>
-    <w:p>
-      <w:pPr>
-        <w:ind w:left="720"/>
-        <w:rPr>
-          <w:rFonts w:ascii="Garamond" w:hAnsi="Garamond"/>
-          <w:sz w:val="22"/>
-          <w:szCs w:val="22"/>
-        </w:rPr>
-      </w:pPr>
-      <w:r>
-        <w:rPr>
-          <w:rFonts w:ascii="Garamond" w:hAnsi="Garamond"/>
-          <w:sz w:val="22"/>
-          <w:szCs w:val="22"/>
-        </w:rPr>
-        <w:t xml:space="preserve">These tributaries were identified as relevant to management based on a combination of expert knowledge and conversation with regional collaborators. I added to this sentence to clarify this point </w:t>
-      </w:r>
-    </w:p>
-    <w:p>
-      <w:pPr>
-        <w:ind w:left="720"/>
-        <w:rPr>
-          <w:rFonts w:ascii="Garamond" w:hAnsi="Garamond"/>
-          <w:sz w:val="22"/>
-          <w:szCs w:val="22"/>
-        </w:rPr>
-      </w:pPr>
-      <w:r>
-        <w:rPr>
-          <w:rFonts w:ascii="Garamond" w:hAnsi="Garamond"/>
-          <w:sz w:val="22"/>
-          <w:szCs w:val="22"/>
-        </w:rPr>
-        <w:t xml:space="preserve">“ </w:t>
-      </w:r>
-      <w:r>
-        <w:rPr>
-          <w:rFonts w:ascii="Garamond" w:hAnsi="Garamond" w:cs="Times New Roman"/>
-          <w:sz w:val="22"/>
-          <w:szCs w:val="22"/>
-        </w:rPr>
-        <w:t xml:space="preserve">Several major tributaries were identified as focal management areas or important Chinook salmon-producing systems within the Kuskokwim River basin based on expert knowledge and consultation with regional collaborators.” </w:t>
-      </w:r>
-      <w:r>
-        <w:rPr>
-          <w:rFonts w:ascii="Garamond" w:hAnsi="Garamond"/>
-          <w:sz w:val="22"/>
-          <w:szCs w:val="22"/>
-        </w:rPr>
-        <w:t xml:space="preserve"> </w:t>
-      </w:r>
-    </w:p>
-    <w:p>
-      <w:pPr>
-        <w:rPr>
-          <w:rFonts w:ascii="Garamond" w:hAnsi="Garamond"/>
-          <w:sz w:val="22"/>
-          <w:szCs w:val="22"/>
-        </w:rPr>
-      </w:pPr>
-    </w:p>
-    <w:p>
-      <w:pPr>
-        <w:rPr>
-          <w:rFonts w:ascii="Garamond" w:hAnsi="Garamond"/>
-          <w:sz w:val="22"/>
-          <w:szCs w:val="22"/>
-        </w:rPr>
-      </w:pPr>
-      <w:r>
-        <w:rPr>
-          <w:rFonts w:ascii="Garamond" w:hAnsi="Garamond"/>
-          <w:sz w:val="22"/>
-          <w:szCs w:val="22"/>
-        </w:rPr>
-        <w:t>Line 178. So you tested 2-6 and then chose 6. Did you check if higher numbers of k would have produced better silhouette results?</w:t>
-      </w:r>
-    </w:p>
-    <w:p>
-      <w:pPr>
-        <w:rPr>
-          <w:rFonts w:ascii="Garamond" w:hAnsi="Garamond"/>
-          <w:sz w:val="22"/>
-          <w:szCs w:val="22"/>
-        </w:rPr>
-      </w:pPr>
-      <w:r>
-        <w:rPr>
-          <w:rFonts w:ascii="Garamond" w:hAnsi="Garamond" w:cs="Times New Roman"/>
-          <w:sz w:val="22"/>
-          <w:szCs w:val="22"/>
-        </w:rPr>
-        <w:t>We briefly assessed a more refined clustering (higher k), but saw a notable increase in the amount of overlap among groups in the histogram/boxplot distribution of isotope values per cluster as well as a decrease in the silhouette score &gt;6.</w:t>
-      </w:r>
-    </w:p>
-    <w:p>
-      <w:pPr>
-        <w:rPr>
-          <w:rFonts w:ascii="Garamond" w:hAnsi="Garamond"/>
-          <w:sz w:val="22"/>
-          <w:szCs w:val="22"/>
-        </w:rPr>
-      </w:pPr>
-    </w:p>
-    <w:p>
-      <w:pPr>
-        <w:rPr>
-          <w:rFonts w:ascii="Garamond" w:hAnsi="Garamond"/>
-          <w:b/>
-          <w:bCs/>
-          <w:sz w:val="22"/>
-          <w:szCs w:val="22"/>
-        </w:rPr>
-      </w:pPr>
-      <w:r>
-        <w:rPr>
-          <w:rFonts w:ascii="Garamond" w:hAnsi="Garamond"/>
-          <w:sz w:val="22"/>
-          <w:szCs w:val="22"/>
-        </w:rPr>
-        <w:t xml:space="preserve"> </w:t>
-      </w:r>
-      <w:r>
-        <w:rPr>
-          <w:rFonts w:ascii="Garamond" w:hAnsi="Garamond"/>
-          <w:b/>
-          <w:bCs/>
-          <w:sz w:val="22"/>
-          <w:szCs w:val="22"/>
-        </w:rPr>
-        <w:t xml:space="preserve">The clustering approach seems a bit at odds with the Bayesian assignment carried out before (and a bit awkward since you then have to manually move one of the tributaries at which point why not just make groups based on your expert knowledge). How closely do these clusters align with management units or other groupings people commonly </w:t>
-      </w:r>
-      <w:proofErr w:type="spellStart"/>
-      <w:r>
-        <w:rPr>
-          <w:rFonts w:ascii="Garamond" w:hAnsi="Garamond"/>
-          <w:b/>
-          <w:bCs/>
-          <w:sz w:val="22"/>
-          <w:szCs w:val="22"/>
-        </w:rPr>
-        <w:t>use</w:t>
-      </w:r>
-      <w:proofErr w:type="spellEnd"/>
-      <w:r>
-        <w:rPr>
-          <w:rFonts w:ascii="Garamond" w:hAnsi="Garamond"/>
-          <w:b/>
-          <w:bCs/>
-          <w:sz w:val="22"/>
-          <w:szCs w:val="22"/>
-        </w:rPr>
-        <w:t xml:space="preserve"> for this watershed? If k means clustering is really the best approach explain that a bit more here in the methods (why not just use the tributary level for your analysis or if grouping is needed maybe tree-based approaches can separate out groups more consistently).</w:t>
-      </w:r>
-    </w:p>
-    <w:p>
-      <w:pPr>
-        <w:rPr>
-          <w:rFonts w:ascii="Garamond" w:hAnsi="Garamond" w:cs="Times New Roman"/>
-          <w:sz w:val="22"/>
-          <w:szCs w:val="22"/>
-        </w:rPr>
-      </w:pPr>
-    </w:p>
-    <w:p>
-      <w:pPr>
-        <w:ind w:left="720"/>
-        <w:rPr>
-          <w:rFonts w:ascii="Garamond" w:hAnsi="Garamond" w:cs="Times New Roman"/>
-          <w:sz w:val="22"/>
-          <w:szCs w:val="22"/>
-        </w:rPr>
-      </w:pPr>
-      <w:r>
-        <w:rPr>
-          <w:rFonts w:ascii="Garamond" w:hAnsi="Garamond" w:cs="Times New Roman"/>
-          <w:sz w:val="22"/>
-          <w:szCs w:val="22"/>
-        </w:rPr>
-        <w:t xml:space="preserve">The purpose of the clustering is to identify which of the tributaries and regions previously flagged as relevant in the basin can be reliably distinguished using isotope values. Relying on tributary-level assignments alone would instead force comparisons among tributaries that cannot actually be told apart. Because we retained only the highest posterior values, we believe this method leveraged the probabilistic Bayesian assignment for the initial assignment  while restricting results comparisons to groups that can actually be </w:t>
-      </w:r>
-      <w:proofErr w:type="spellStart"/>
-      <w:r>
-        <w:rPr>
-          <w:rFonts w:ascii="Garamond" w:hAnsi="Garamond" w:cs="Times New Roman"/>
-          <w:sz w:val="22"/>
-          <w:szCs w:val="22"/>
-        </w:rPr>
-        <w:t>distinguished.Clustering</w:t>
-      </w:r>
-      <w:proofErr w:type="spellEnd"/>
-      <w:r>
-        <w:rPr>
-          <w:rFonts w:ascii="Garamond" w:hAnsi="Garamond" w:cs="Times New Roman"/>
-          <w:sz w:val="22"/>
-          <w:szCs w:val="22"/>
-        </w:rPr>
-        <w:t xml:space="preserve"> these pre-defined tributaries, rather than applying unsupervised clustering across all tributaries in the basin, comes at the cost of some overlap among groups, but it allows the results to be interpreted within management-relevant spatial extents. We believe this approach is appropriate for identifying meaningful groups, though we did not attempt a tree-based method.</w:t>
-      </w:r>
-    </w:p>
-    <w:p>
-      <w:pPr>
-        <w:rPr>
-          <w:rFonts w:ascii="Garamond" w:hAnsi="Garamond" w:cs="Times New Roman"/>
-          <w:sz w:val="22"/>
-          <w:szCs w:val="22"/>
-        </w:rPr>
-      </w:pPr>
-    </w:p>
-    <w:p>
-      <w:pPr>
-        <w:rPr>
-          <w:rFonts w:ascii="Garamond" w:hAnsi="Garamond" w:cs="Times New Roman"/>
-          <w:b/>
-          <w:bCs/>
-          <w:sz w:val="22"/>
-          <w:szCs w:val="22"/>
-        </w:rPr>
-      </w:pPr>
-      <w:r>
-        <w:rPr>
-          <w:rFonts w:ascii="Garamond" w:hAnsi="Garamond"/>
-          <w:b/>
-          <w:bCs/>
-          <w:sz w:val="22"/>
-          <w:szCs w:val="22"/>
-        </w:rPr>
-        <w:t>Line 206-209. Why are the simulated time frames constrained to a shift of only a few days.</w:t>
-      </w:r>
-      <w:r>
-        <w:rPr>
-          <w:rFonts w:ascii="Garamond" w:hAnsi="Garamond"/>
-          <w:b/>
-          <w:bCs/>
-          <w:sz w:val="22"/>
-          <w:szCs w:val="22"/>
-        </w:rPr>
-        <w:br/>
-      </w:r>
-    </w:p>
-    <w:p>
-      <w:pPr>
-        <w:ind w:left="720"/>
-        <w:rPr>
-          <w:rFonts w:ascii="Garamond" w:hAnsi="Garamond" w:cs="Times New Roman"/>
-          <w:sz w:val="22"/>
-          <w:szCs w:val="22"/>
-        </w:rPr>
-      </w:pPr>
-      <w:r>
-        <w:rPr>
-          <w:rFonts w:ascii="Garamond" w:hAnsi="Garamond" w:cs="Times New Roman"/>
-          <w:sz w:val="22"/>
-          <w:szCs w:val="22"/>
-        </w:rPr>
-        <w:t xml:space="preserve">Given the short total return migration timing, a shift in the closure end date by only a few days represents a significant change to the closure duration, and a six-day closure extension would be extremely significant.  We chose these values to represent relatively realistic scenarios to simulate. </w:t>
-      </w:r>
-    </w:p>
-    <w:p>
-      <w:pPr>
-        <w:rPr>
-          <w:rFonts w:ascii="Garamond" w:hAnsi="Garamond" w:cs="Times New Roman"/>
-          <w:sz w:val="22"/>
-          <w:szCs w:val="22"/>
-        </w:rPr>
-      </w:pPr>
-      <w:r>
-        <w:rPr>
-          <w:rFonts w:ascii="Garamond" w:hAnsi="Garamond" w:cs="Times New Roman"/>
-          <w:sz w:val="22"/>
-          <w:szCs w:val="22"/>
-        </w:rPr>
-        <w:t xml:space="preserve"> </w:t>
-      </w:r>
-    </w:p>
-    <w:p>
-      <w:pPr>
-        <w:rPr>
-          <w:rFonts w:ascii="Garamond" w:hAnsi="Garamond"/>
-          <w:b/>
-          <w:bCs/>
-          <w:sz w:val="22"/>
-          <w:szCs w:val="22"/>
-        </w:rPr>
-      </w:pPr>
-      <w:r>
-        <w:rPr>
-          <w:rFonts w:ascii="Garamond" w:hAnsi="Garamond"/>
-          <w:b/>
-          <w:bCs/>
-          <w:sz w:val="22"/>
-          <w:szCs w:val="22"/>
-        </w:rPr>
-        <w:t>Line 216-218. This shift in seasonal contribution from upstream to downstream is very hard to see given how Fig. 3 is organized. Have you tried what this looks like when facetted by group and with Quantile as x axis and % contribution as y?</w:t>
-      </w:r>
-    </w:p>
-    <w:p>
-      <w:pPr>
-        <w:rPr>
-          <w:rFonts w:ascii="Garamond" w:hAnsi="Garamond"/>
-          <w:sz w:val="22"/>
-          <w:szCs w:val="22"/>
-        </w:rPr>
-      </w:pPr>
-      <w:r>
-        <w:rPr>
-          <w:rFonts w:ascii="Garamond" w:hAnsi="Garamond"/>
-          <w:sz w:val="22"/>
-          <w:szCs w:val="22"/>
-          <w:highlight w:val="yellow"/>
-        </w:rPr>
-        <w:t>** Re do the figure this way **</w:t>
-      </w:r>
-      <w:r>
-        <w:rPr>
-          <w:rFonts w:ascii="Garamond" w:hAnsi="Garamond"/>
-          <w:sz w:val="22"/>
-          <w:szCs w:val="22"/>
-        </w:rPr>
-        <w:t xml:space="preserve"> </w:t>
-      </w:r>
-    </w:p>
-    <w:p>
-      <w:pPr>
-        <w:rPr>
-          <w:rFonts w:ascii="Garamond" w:hAnsi="Garamond"/>
-          <w:sz w:val="22"/>
-          <w:szCs w:val="22"/>
-        </w:rPr>
-      </w:pPr>
-    </w:p>
-    <w:p>
-      <w:pPr>
-        <w:rPr>
-          <w:rFonts w:ascii="Garamond" w:hAnsi="Garamond"/>
-          <w:b/>
-          <w:bCs/>
-          <w:sz w:val="22"/>
-          <w:szCs w:val="22"/>
-        </w:rPr>
-      </w:pPr>
-      <w:r>
-        <w:rPr>
-          <w:rFonts w:ascii="Garamond" w:hAnsi="Garamond"/>
-          <w:b/>
-          <w:bCs/>
-          <w:sz w:val="22"/>
-          <w:szCs w:val="22"/>
-        </w:rPr>
-        <w:t>Since this is a study about return timing and spatial patterns within a large watershed the discussion could have been broader and incorporated findings from other Chinook salmon watersheds (e.g. Central Valley where lots of otolith work about tributary specific use of runs has been carried out).</w:t>
-      </w:r>
-    </w:p>
-    <w:p>
-      <w:pPr>
-        <w:rPr>
-          <w:rFonts w:ascii="Garamond" w:hAnsi="Garamond"/>
-          <w:sz w:val="22"/>
-          <w:szCs w:val="22"/>
-        </w:rPr>
-      </w:pPr>
-      <w:r>
-        <w:rPr>
-          <w:rFonts w:ascii="Garamond" w:hAnsi="Garamond"/>
-          <w:sz w:val="22"/>
-          <w:szCs w:val="22"/>
-        </w:rPr>
-        <w:t xml:space="preserve"> </w:t>
-      </w:r>
-      <w:r>
-        <w:rPr>
-          <w:rFonts w:ascii="Garamond" w:hAnsi="Garamond"/>
-          <w:sz w:val="22"/>
-          <w:szCs w:val="22"/>
-          <w:highlight w:val="yellow"/>
-        </w:rPr>
-        <w:t>** Add a mention of other cases**</w:t>
-      </w:r>
-      <w:r>
-        <w:rPr>
-          <w:rFonts w:ascii="Garamond" w:hAnsi="Garamond"/>
-          <w:sz w:val="22"/>
-          <w:szCs w:val="22"/>
-        </w:rPr>
-        <w:t xml:space="preserve"> </w:t>
-      </w:r>
-    </w:p>
-    <w:p>
-      <w:pPr>
-        <w:rPr>
-          <w:rFonts w:ascii="Garamond" w:hAnsi="Garamond"/>
-          <w:sz w:val="22"/>
-          <w:szCs w:val="22"/>
-        </w:rPr>
-      </w:pPr>
-    </w:p>
-    <w:p>
-      <w:pPr>
-        <w:rPr>
-          <w:rFonts w:ascii="Garamond" w:hAnsi="Garamond"/>
-          <w:sz w:val="22"/>
-          <w:szCs w:val="22"/>
-        </w:rPr>
-      </w:pPr>
-      <w:r>
-        <w:rPr>
-          <w:rFonts w:ascii="Garamond" w:hAnsi="Garamond"/>
-          <w:sz w:val="22"/>
-          <w:szCs w:val="22"/>
-        </w:rPr>
-        <w:t>The tradeoff between protection and harvest is well illustrated but could be expanded further by exploring the effects of protecting species across multiple years. So by increasing protection in yr1 how much more harvest could be expected in the next return year (3 years later?). Over what time frame do these local harvest fisheries operate (could they compensate reduced harvest in a year with potentially higher harvest several years later). Lots of assumptions and beyond the scope of the study but it would be interesting to have a few sentences here that show that the tradeoff between protection and harvest doesn’t need to be so clear cut.</w:t>
-      </w:r>
-    </w:p>
-    <w:p>
-      <w:pPr>
-        <w:rPr>
-          <w:rFonts w:ascii="Garamond" w:hAnsi="Garamond"/>
-          <w:sz w:val="22"/>
-          <w:szCs w:val="22"/>
-        </w:rPr>
-      </w:pPr>
-      <w:r>
-        <w:rPr>
-          <w:rFonts w:ascii="Garamond" w:hAnsi="Garamond"/>
-          <w:sz w:val="22"/>
-          <w:szCs w:val="22"/>
-          <w:highlight w:val="yellow"/>
-        </w:rPr>
-        <w:t>** This assessment is likely much more complicated and not quantifiable using these data.**</w:t>
-      </w:r>
-    </w:p>
-    <w:p>
-      <w:pPr>
-        <w:rPr>
-          <w:rFonts w:ascii="Garamond" w:hAnsi="Garamond"/>
-          <w:sz w:val="22"/>
-          <w:szCs w:val="22"/>
-        </w:rPr>
-      </w:pPr>
-    </w:p>
-    <w:p>
-      <w:pPr>
-        <w:rPr>
-          <w:rFonts w:ascii="Garamond" w:hAnsi="Garamond"/>
-          <w:b/>
-          <w:bCs/>
-          <w:sz w:val="22"/>
-          <w:szCs w:val="22"/>
-        </w:rPr>
-      </w:pPr>
-      <w:r>
-        <w:rPr>
-          <w:rFonts w:ascii="Garamond" w:hAnsi="Garamond"/>
-          <w:b/>
-          <w:bCs/>
-          <w:sz w:val="22"/>
-          <w:szCs w:val="22"/>
-        </w:rPr>
-        <w:t>Line 301-303. Yes I was wondering about this the entire time reading the manuscript. Given the run timing changes each year why is a fixed calendar cut-off used? I am assuming because it can actually be implemented and provides some type of certainty for the harvest fisheries. Any other reasons why a fixed-cutoff would be beneficial? Or in other words given how difficult a dynamic cut-off window might be what type of increased protection would warrant going down that road?</w:t>
-      </w:r>
-    </w:p>
-    <w:p>
-      <w:pPr>
-        <w:rPr>
-          <w:rFonts w:ascii="Garamond" w:hAnsi="Garamond"/>
-          <w:sz w:val="22"/>
-          <w:szCs w:val="22"/>
-        </w:rPr>
-      </w:pPr>
-      <w:r>
-        <w:rPr>
-          <w:rFonts w:ascii="Garamond" w:hAnsi="Garamond"/>
-          <w:sz w:val="22"/>
-          <w:szCs w:val="22"/>
-        </w:rPr>
-        <w:t xml:space="preserve">** Add description of why a fixed-date management is used** </w:t>
-      </w:r>
-    </w:p>
-    <w:p>
-      <w:pPr>
-        <w:rPr>
-          <w:rFonts w:ascii="Garamond" w:hAnsi="Garamond"/>
-          <w:b/>
-          <w:bCs/>
-          <w:sz w:val="22"/>
-          <w:szCs w:val="22"/>
-        </w:rPr>
-      </w:pPr>
-    </w:p>
-    <w:p>
-      <w:pPr>
-        <w:rPr>
-          <w:rFonts w:ascii="Garamond" w:hAnsi="Garamond"/>
-          <w:b/>
-          <w:bCs/>
-          <w:sz w:val="22"/>
-          <w:szCs w:val="22"/>
-        </w:rPr>
-      </w:pPr>
-      <w:r>
-        <w:rPr>
-          <w:rFonts w:ascii="Garamond" w:hAnsi="Garamond"/>
-          <w:b/>
-          <w:bCs/>
-          <w:sz w:val="22"/>
-          <w:szCs w:val="22"/>
-        </w:rPr>
-        <w:t>Figure 3. Add more descriptive headings and text directly to the figure (so A-D are Quantiles and you can even give the date ranges). Group1-Group6 goes upstream to downstream. Add sample n and add maybe light grey datapoints.</w:t>
-      </w:r>
-    </w:p>
-    <w:p>
-      <w:pPr>
-        <w:rPr>
-          <w:rFonts w:ascii="Garamond" w:hAnsi="Garamond"/>
-          <w:sz w:val="22"/>
-          <w:szCs w:val="22"/>
-        </w:rPr>
-      </w:pPr>
-    </w:p>
-    <w:p>
-      <w:pPr>
-        <w:rPr>
-          <w:rFonts w:ascii="Garamond" w:hAnsi="Garamond"/>
-          <w:sz w:val="22"/>
-          <w:szCs w:val="22"/>
-        </w:rPr>
-      </w:pPr>
-      <w:r>
-        <w:rPr>
-          <w:rFonts w:ascii="Garamond" w:hAnsi="Garamond"/>
-          <w:sz w:val="22"/>
-          <w:szCs w:val="22"/>
-        </w:rPr>
-        <w:t>** Re do figure 3 as previously suggested. Add n?</w:t>
-      </w:r>
-      <w:r>
-        <w:rPr>
-          <w:rFonts w:ascii="Garamond" w:hAnsi="Garamond"/>
-          <w:sz w:val="22"/>
-          <w:szCs w:val="22"/>
-        </w:rPr>
-        <w:t xml:space="preserve">, Change order of Group 1-6 in Figure 4. </w:t>
-      </w:r>
-    </w:p>
-    <w:p>
-      <w:pPr>
-        <w:pStyle w:val="Heading1"/>
-      </w:pPr>
-      <w:r>
-        <w:t>Reviewer 3</w:t>
-      </w:r>
-    </w:p>
-    <w:p>
-      <w:pPr>
-        <w:rPr>
-          <w:rFonts w:ascii="Garamond" w:hAnsi="Garamond"/>
-          <w:b/>
-          <w:bCs/>
-        </w:rPr>
-      </w:pPr>
-    </w:p>
-    <w:p>
-      <w:pPr>
-        <w:rPr>
-          <w:rFonts w:ascii="Garamond" w:hAnsi="Garamond"/>
-          <w:b/>
-          <w:bCs/>
-          <w:sz w:val="22"/>
-          <w:szCs w:val="22"/>
-        </w:rPr>
-      </w:pPr>
-      <w:r>
-        <w:rPr>
-          <w:rFonts w:ascii="Garamond" w:hAnsi="Garamond"/>
-          <w:b/>
-          <w:bCs/>
-          <w:sz w:val="22"/>
-          <w:szCs w:val="22"/>
-        </w:rPr>
-        <w:t>Given the repeated references to “percent protection” as the metric of interest throughout the results and discussion, it is important for the manuscript to clearly define what this means. Presumably this is the percent of group-specific relative abundance based on Bethel Test Fishery CPUE apportioned by otolith isotopes. Lines 203-206 could articulate this point more specifically.</w:t>
-      </w:r>
-    </w:p>
-    <w:p>
-      <w:pPr>
-        <w:rPr>
-          <w:rFonts w:ascii="Garamond" w:hAnsi="Garamond"/>
-          <w:sz w:val="22"/>
-          <w:szCs w:val="22"/>
-        </w:rPr>
-      </w:pPr>
-      <w:r>
-        <w:rPr>
-          <w:rFonts w:ascii="Garamond" w:hAnsi="Garamond"/>
-          <w:b/>
-          <w:bCs/>
-          <w:sz w:val="22"/>
-          <w:szCs w:val="22"/>
-        </w:rPr>
-        <w:tab/>
-      </w:r>
-      <w:r>
-        <w:rPr>
-          <w:rFonts w:ascii="Garamond" w:hAnsi="Garamond"/>
-          <w:sz w:val="22"/>
-          <w:szCs w:val="22"/>
-        </w:rPr>
-        <w:t xml:space="preserve">To clarify this point we expanded on this sentence to clearly define this metric : </w:t>
-      </w:r>
-    </w:p>
-    <w:p>
-      <w:pPr>
-        <w:ind w:left="720"/>
-        <w:rPr>
-          <w:rFonts w:ascii="Garamond" w:hAnsi="Garamond"/>
-          <w:sz w:val="22"/>
-          <w:szCs w:val="22"/>
-        </w:rPr>
-      </w:pPr>
-      <w:r>
-        <w:rPr>
-          <w:rFonts w:ascii="Garamond" w:hAnsi="Garamond"/>
-          <w:sz w:val="22"/>
-          <w:szCs w:val="22"/>
-        </w:rPr>
-        <w:t>“</w:t>
-      </w:r>
-      <w:r>
-        <w:rPr>
-          <w:rFonts w:ascii="Garamond" w:hAnsi="Garamond"/>
-        </w:rPr>
-        <w:t xml:space="preserve">To assess the impact of the existing front-end closure, we quantified the </w:t>
-      </w:r>
-      <w:r>
-        <w:rPr>
-          <w:rFonts w:ascii="Garamond" w:hAnsi="Garamond"/>
-        </w:rPr>
-        <w:t>proportion of total abundance occurring within the closure period (corresponding to the first seasonal quartile, Q1, in our dataset) that was assigned to each regional group based on otolith</w:t>
-      </w:r>
-      <w:r>
-        <w:rPr>
-          <w:rFonts w:ascii="Garamond" w:hAnsi="Garamond"/>
-        </w:rPr>
-        <w:t xml:space="preserve"> isotope</w:t>
-      </w:r>
-      <w:r>
-        <w:rPr>
-          <w:rFonts w:ascii="Garamond" w:hAnsi="Garamond"/>
-        </w:rPr>
-        <w:t xml:space="preserve"> assignments. We refer to this metric</w:t>
-      </w:r>
-      <w:r>
-        <w:rPr>
-          <w:rFonts w:ascii="Garamond" w:hAnsi="Garamond"/>
-        </w:rPr>
-        <w:t xml:space="preserve"> hereafter</w:t>
-      </w:r>
-      <w:r>
-        <w:rPr>
-          <w:rFonts w:ascii="Garamond" w:hAnsi="Garamond"/>
-        </w:rPr>
-        <w:t xml:space="preserve"> as </w:t>
-      </w:r>
-      <w:r>
-        <w:rPr>
-          <w:rFonts w:ascii="Garamond" w:hAnsi="Garamond"/>
-        </w:rPr>
-        <w:t>“</w:t>
-      </w:r>
-      <w:r>
-        <w:rPr>
-          <w:rFonts w:ascii="Garamond" w:hAnsi="Garamond"/>
-        </w:rPr>
-        <w:t>percent protection</w:t>
-      </w:r>
-      <w:r>
-        <w:rPr>
-          <w:rFonts w:ascii="Garamond" w:hAnsi="Garamond"/>
-        </w:rPr>
-        <w:t>”</w:t>
-      </w:r>
-      <w:r>
-        <w:rPr>
-          <w:rFonts w:ascii="Garamond" w:hAnsi="Garamond"/>
-        </w:rPr>
-        <w:t>.</w:t>
-      </w:r>
-    </w:p>
-    <w:p>
-      <w:pPr>
-        <w:rPr>
-          <w:rFonts w:ascii="Garamond" w:hAnsi="Garamond"/>
-          <w:b/>
-          <w:bCs/>
-          <w:sz w:val="22"/>
-          <w:szCs w:val="22"/>
-        </w:rPr>
-      </w:pPr>
-    </w:p>
-    <w:p>
-      <w:pPr>
-        <w:rPr>
-          <w:rFonts w:ascii="Garamond" w:hAnsi="Garamond"/>
-          <w:b/>
-          <w:bCs/>
-          <w:sz w:val="22"/>
-          <w:szCs w:val="22"/>
-        </w:rPr>
-      </w:pPr>
-      <w:r>
-        <w:rPr>
-          <w:rFonts w:ascii="Garamond" w:hAnsi="Garamond"/>
-          <w:b/>
-          <w:bCs/>
-          <w:sz w:val="22"/>
-          <w:szCs w:val="22"/>
-        </w:rPr>
-        <w:t>In Figure 3, it would be beneficial to add a title to each panel describing the date range for the seasonal quartiles.</w:t>
-      </w:r>
-    </w:p>
-    <w:p>
-      <w:pPr>
-        <w:rPr>
-          <w:rFonts w:ascii="Garamond" w:hAnsi="Garamond"/>
-          <w:b/>
-          <w:bCs/>
-          <w:sz w:val="22"/>
-          <w:szCs w:val="22"/>
-        </w:rPr>
-      </w:pPr>
-      <w:r>
-        <w:rPr>
-          <w:rFonts w:ascii="Garamond" w:hAnsi="Garamond"/>
-          <w:b/>
-          <w:bCs/>
-          <w:sz w:val="22"/>
-          <w:szCs w:val="22"/>
-        </w:rPr>
-        <w:tab/>
-      </w:r>
-      <w:r>
-        <w:rPr>
-          <w:rFonts w:ascii="Garamond" w:hAnsi="Garamond"/>
-          <w:b/>
-          <w:bCs/>
-          <w:sz w:val="22"/>
-          <w:szCs w:val="22"/>
-          <w:highlight w:val="yellow"/>
-        </w:rPr>
-        <w:t>** Add more detailed title to each panel in figure 3**</w:t>
-      </w:r>
-      <w:r>
-        <w:rPr>
-          <w:rFonts w:ascii="Garamond" w:hAnsi="Garamond"/>
-          <w:b/>
-          <w:bCs/>
-          <w:sz w:val="22"/>
-          <w:szCs w:val="22"/>
-        </w:rPr>
-        <w:t xml:space="preserve"> </w:t>
-      </w:r>
-      <w:r>
-        <w:rPr>
-          <w:rFonts w:ascii="Garamond" w:hAnsi="Garamond"/>
-          <w:b/>
-          <w:bCs/>
-          <w:sz w:val="22"/>
-          <w:szCs w:val="22"/>
-        </w:rPr>
-        <w:br/>
-      </w:r>
-    </w:p>
-    <w:p>
-      <w:pPr>
-        <w:rPr>
-          <w:rFonts w:ascii="Garamond" w:hAnsi="Garamond"/>
-          <w:b/>
-          <w:bCs/>
-          <w:sz w:val="22"/>
-          <w:szCs w:val="22"/>
-        </w:rPr>
-      </w:pPr>
-      <w:r>
-        <w:rPr>
-          <w:rFonts w:ascii="Garamond" w:hAnsi="Garamond"/>
-          <w:b/>
-          <w:bCs/>
-          <w:sz w:val="22"/>
-          <w:szCs w:val="22"/>
-        </w:rPr>
-        <w:t>In Figure 4, the y-axis label of “Cumulative Percent of Group’s Total Production” is a bit ambiguous. I would recommend changing the y-axis to “Cumulative Percent of Total Annual CPUE by Group” or “Cumulative Percent of Total Relative Abundance by Group”. Production is often cast in the context of a brood year rather than a return year, where as in this case the figure is describing the cumulative proportion of season total CPUE as apportioned among groups.</w:t>
+        <w:t xml:space="preserve">In Figure 4, the y-axis label of “Cumulative Percent of Group’s Total Production” is a bit ambiguous. I would recommend changing the y-axis to “Cumulative Percent of Total Annual CPUE by Group” or “Cumulative Percent of Total Relative Abundance by Group”. Production is often cast in the context of a brood year rather than a return year, </w:t>
+      </w:r>
+      <w:proofErr w:type="gramStart"/>
+      <w:r>
+        <w:rPr>
+          <w:rFonts w:ascii="Garamond" w:hAnsi="Garamond"/>
+          <w:b/>
+          <w:bCs/>
+          <w:sz w:val="22"/>
+          <w:szCs w:val="22"/>
+        </w:rPr>
+        <w:t>where as</w:t>
+      </w:r>
+      <w:proofErr w:type="gramEnd"/>
+      <w:r>
+        <w:rPr>
+          <w:rFonts w:ascii="Garamond" w:hAnsi="Garamond"/>
+          <w:b/>
+          <w:bCs/>
+          <w:sz w:val="22"/>
+          <w:szCs w:val="22"/>
+        </w:rPr>
+        <w:t xml:space="preserve"> in this case the figure is describing the cumulative proportion of season total CPUE as apportioned among groups.</w:t>
       </w:r>
     </w:p>
     <w:p>
@@ -4528,6 +7399,27 @@
         </w:rPr>
         <w:tab/>
       </w:r>
+      <w:r>
+        <w:rPr>
+          <w:rFonts w:ascii="Garamond" w:hAnsi="Garamond"/>
+          <w:b/>
+          <w:bCs/>
+          <w:sz w:val="22"/>
+          <w:szCs w:val="22"/>
+          <w:highlight w:val="yellow"/>
+        </w:rPr>
+        <w:t>** Change Figure 5 y axis label to be Percent of Relative Abundance ***</w:t>
+      </w:r>
+      <w:r>
+        <w:rPr>
+          <w:rFonts w:ascii="Garamond" w:hAnsi="Garamond"/>
+          <w:b/>
+          <w:bCs/>
+          <w:sz w:val="22"/>
+          <w:szCs w:val="22"/>
+        </w:rPr>
+        <w:br/>
+      </w:r>
     </w:p>
     <w:p>
       <w:pPr>
@@ -4612,6 +7504,65 @@
           <w:szCs w:val="22"/>
         </w:rPr>
         <w:br/>
+      </w:r>
+      <w:r>
+        <w:rPr>
+          <w:rFonts w:ascii="Garamond" w:hAnsi="Garamond"/>
+          <w:b/>
+          <w:bCs/>
+          <w:sz w:val="22"/>
+          <w:szCs w:val="22"/>
+        </w:rPr>
+        <w:tab/>
+      </w:r>
+      <w:r>
+        <w:rPr>
+          <w:rFonts w:ascii="Garamond" w:hAnsi="Garamond"/>
+          <w:sz w:val="22"/>
+          <w:szCs w:val="22"/>
+        </w:rPr>
+        <w:t>This error was fixed</w:t>
+      </w:r>
+      <w:r>
+        <w:rPr>
+          <w:rFonts w:ascii="Garamond" w:hAnsi="Garamond"/>
+          <w:b/>
+          <w:bCs/>
+          <w:sz w:val="22"/>
+          <w:szCs w:val="22"/>
+        </w:rPr>
+        <w:t xml:space="preserve"> </w:t>
+      </w:r>
+    </w:p>
+    <w:p>
+      <w:pPr>
+        <w:rPr>
+          <w:rFonts w:ascii="Garamond" w:hAnsi="Garamond"/>
+          <w:b/>
+          <w:bCs/>
+          <w:sz w:val="22"/>
+          <w:szCs w:val="22"/>
+        </w:rPr>
+      </w:pPr>
+    </w:p>
+    <w:p>
+      <w:pPr>
+        <w:rPr>
+          <w:rFonts w:ascii="Garamond" w:hAnsi="Garamond"/>
+          <w:b/>
+          <w:bCs/>
+          <w:sz w:val="22"/>
+          <w:szCs w:val="22"/>
+        </w:rPr>
+      </w:pPr>
+      <w:r>
+        <w:rPr>
+          <w:rFonts w:ascii="Garamond" w:hAnsi="Garamond"/>
+          <w:b/>
+          <w:bCs/>
+          <w:sz w:val="22"/>
+          <w:szCs w:val="22"/>
+        </w:rPr>
         <w:t>Lines 242-244 It may be clearer to describe “total relative abundance” rather than “total contribution” in this context for clarity.</w:t>
       </w:r>
       <w:r>
@@ -4633,7 +7584,283 @@
           <w:szCs w:val="22"/>
         </w:rPr>
         <w:br/>
-        <w:t xml:space="preserve">Line 249 For clarity, I recommend rephrasing “… a much larger range of protection across our </w:t>
+      </w:r>
+      <w:r>
+        <w:rPr>
+          <w:rFonts w:ascii="Garamond" w:hAnsi="Garamond"/>
+          <w:b/>
+          <w:bCs/>
+          <w:sz w:val="22"/>
+          <w:szCs w:val="22"/>
+        </w:rPr>
+        <w:tab/>
+      </w:r>
+      <w:r>
+        <w:rPr>
+          <w:rFonts w:ascii="Garamond" w:hAnsi="Garamond"/>
+          <w:sz w:val="22"/>
+          <w:szCs w:val="22"/>
+        </w:rPr>
+        <w:t>We changed the wording to be “total relative abundance”</w:t>
+      </w:r>
+      <w:r>
+        <w:rPr>
+          <w:rFonts w:ascii="Garamond" w:hAnsi="Garamond"/>
+          <w:b/>
+          <w:bCs/>
+          <w:sz w:val="22"/>
+          <w:szCs w:val="22"/>
+        </w:rPr>
+        <w:t xml:space="preserve"> </w:t>
+      </w:r>
+    </w:p>
+    <w:p>
+      <w:pPr>
+        <w:ind w:left="720"/>
+        <w:rPr>
+          <w:rFonts w:ascii="Garamond" w:hAnsi="Garamond"/>
+          <w:b/>
+          <w:bCs/>
+          <w:sz w:val="22"/>
+          <w:szCs w:val="22"/>
+        </w:rPr>
+      </w:pPr>
+      <w:r>
+        <w:rPr>
+          <w:rFonts w:ascii="Garamond" w:hAnsi="Garamond"/>
+          <w:b/>
+          <w:bCs/>
+          <w:sz w:val="22"/>
+          <w:szCs w:val="22"/>
+        </w:rPr>
+        <w:t>“</w:t>
+      </w:r>
+      <w:r>
+        <w:rPr>
+          <w:rFonts w:ascii="Garamond" w:hAnsi="Garamond"/>
+        </w:rPr>
+        <w:t xml:space="preserve">On average, group one, comprised of the furthest upstream populations, received 22.6% of its total relative </w:t>
+      </w:r>
+      <w:proofErr w:type="gramStart"/>
+      <w:r>
+        <w:rPr>
+          <w:rFonts w:ascii="Garamond" w:hAnsi="Garamond"/>
+        </w:rPr>
+        <w:t>abundance  within</w:t>
+      </w:r>
+      <w:proofErr w:type="gramEnd"/>
+      <w:r>
+        <w:rPr>
+          <w:rFonts w:ascii="Garamond" w:hAnsi="Garamond"/>
+        </w:rPr>
+        <w:t xml:space="preserve"> the front-end closure window</w:t>
+      </w:r>
+      <w:r>
+        <w:rPr>
+          <w:rFonts w:ascii="Garamond" w:hAnsi="Garamond"/>
+        </w:rPr>
+        <w:t xml:space="preserve">…” </w:t>
+      </w:r>
+    </w:p>
+    <w:p>
+      <w:pPr>
+        <w:rPr>
+          <w:rFonts w:ascii="Garamond" w:hAnsi="Garamond"/>
+          <w:b/>
+          <w:bCs/>
+          <w:sz w:val="22"/>
+          <w:szCs w:val="22"/>
+        </w:rPr>
+      </w:pPr>
+    </w:p>
+    <w:p>
+      <w:pPr>
+        <w:rPr>
+          <w:rFonts w:ascii="Garamond" w:hAnsi="Garamond"/>
+          <w:b/>
+          <w:bCs/>
+          <w:sz w:val="22"/>
+          <w:szCs w:val="22"/>
+        </w:rPr>
+      </w:pPr>
+      <w:r>
+        <w:rPr>
+          <w:rFonts w:ascii="Garamond" w:hAnsi="Garamond"/>
+          <w:b/>
+          <w:bCs/>
+          <w:sz w:val="22"/>
+          <w:szCs w:val="22"/>
+        </w:rPr>
+        <w:t>Line 249 For clarity, I recommend rephrasing “… a much larger range of protection across our dataset…” with “… a much larger range of relative abundance protected… “</w:t>
+      </w:r>
+      <w:r>
+        <w:rPr>
+          <w:rFonts w:ascii="Garamond" w:hAnsi="Garamond"/>
+          <w:b/>
+          <w:bCs/>
+          <w:sz w:val="22"/>
+          <w:szCs w:val="22"/>
+        </w:rPr>
+        <w:br/>
+      </w:r>
+      <w:r>
+        <w:rPr>
+          <w:rFonts w:ascii="Garamond" w:hAnsi="Garamond"/>
+          <w:b/>
+          <w:bCs/>
+          <w:sz w:val="22"/>
+          <w:szCs w:val="22"/>
+        </w:rPr>
+        <w:br/>
+      </w:r>
+      <w:r>
+        <w:rPr>
+          <w:rFonts w:ascii="Garamond" w:hAnsi="Garamond"/>
+          <w:b/>
+          <w:bCs/>
+          <w:sz w:val="22"/>
+          <w:szCs w:val="22"/>
+        </w:rPr>
+        <w:tab/>
+      </w:r>
+      <w:r>
+        <w:rPr>
+          <w:rFonts w:ascii="Garamond" w:hAnsi="Garamond"/>
+          <w:sz w:val="22"/>
+          <w:szCs w:val="22"/>
+        </w:rPr>
+        <w:t>We rephrased this to the suggested phrasing</w:t>
+      </w:r>
+      <w:r>
+        <w:rPr>
+          <w:rFonts w:ascii="Garamond" w:hAnsi="Garamond"/>
+          <w:b/>
+          <w:bCs/>
+          <w:sz w:val="22"/>
+          <w:szCs w:val="22"/>
+        </w:rPr>
+        <w:t xml:space="preserve"> </w:t>
+      </w:r>
+    </w:p>
+    <w:p>
+      <w:pPr>
+        <w:ind w:left="720"/>
+        <w:rPr>
+          <w:rFonts w:ascii="Garamond" w:hAnsi="Garamond"/>
+          <w:b/>
+          <w:bCs/>
+          <w:sz w:val="22"/>
+          <w:szCs w:val="22"/>
+        </w:rPr>
+      </w:pPr>
+      <w:r>
+        <w:rPr>
+          <w:rFonts w:ascii="Garamond" w:hAnsi="Garamond"/>
+        </w:rPr>
+        <w:t>In contrast, upstream groups displayed a much larger range of relative abundance protected across our dataset</w:t>
+      </w:r>
+      <w:r>
+        <w:rPr>
+          <w:rFonts w:ascii="Garamond" w:hAnsi="Garamond"/>
+        </w:rPr>
+        <w:t xml:space="preserve">… </w:t>
+      </w:r>
+    </w:p>
+    <w:p>
+      <w:pPr>
+        <w:ind w:left="720"/>
+        <w:rPr>
+          <w:rFonts w:ascii="Garamond" w:hAnsi="Garamond"/>
+          <w:b/>
+          <w:bCs/>
+          <w:sz w:val="22"/>
+          <w:szCs w:val="22"/>
+        </w:rPr>
+      </w:pPr>
+    </w:p>
+    <w:p>
+      <w:pPr>
+        <w:rPr>
+          <w:rFonts w:ascii="Garamond" w:hAnsi="Garamond"/>
+          <w:b/>
+          <w:bCs/>
+          <w:sz w:val="22"/>
+          <w:szCs w:val="22"/>
+        </w:rPr>
+      </w:pPr>
+      <w:r>
+        <w:rPr>
+          <w:rFonts w:ascii="Garamond" w:hAnsi="Garamond"/>
+          <w:b/>
+          <w:bCs/>
+          <w:sz w:val="22"/>
+          <w:szCs w:val="22"/>
+        </w:rPr>
+        <w:t xml:space="preserve">Line 261-263 Consider adding the more explicit context to the sentence below that </w:t>
+      </w:r>
+      <w:proofErr w:type="gramStart"/>
+      <w:r>
+        <w:rPr>
+          <w:rFonts w:ascii="Garamond" w:hAnsi="Garamond"/>
+          <w:b/>
+          <w:bCs/>
+          <w:sz w:val="22"/>
+          <w:szCs w:val="22"/>
+        </w:rPr>
+        <w:t>the no</w:t>
+      </w:r>
+      <w:proofErr w:type="gramEnd"/>
+      <w:r>
+        <w:rPr>
+          <w:rFonts w:ascii="Garamond" w:hAnsi="Garamond"/>
+          <w:b/>
+          <w:bCs/>
+          <w:sz w:val="22"/>
+          <w:szCs w:val="22"/>
+        </w:rPr>
+        <w:t xml:space="preserve"> change in minimum protection means that in some years increasing the duration of the </w:t>
+      </w:r>
+      <w:proofErr w:type="gramStart"/>
+      <w:r>
+        <w:rPr>
+          <w:rFonts w:ascii="Garamond" w:hAnsi="Garamond"/>
+          <w:b/>
+          <w:bCs/>
+          <w:sz w:val="22"/>
+          <w:szCs w:val="22"/>
+        </w:rPr>
+        <w:t>front end</w:t>
+      </w:r>
+      <w:proofErr w:type="gramEnd"/>
+      <w:r>
+        <w:rPr>
+          <w:rFonts w:ascii="Garamond" w:hAnsi="Garamond"/>
+          <w:b/>
+          <w:bCs/>
+          <w:sz w:val="22"/>
+          <w:szCs w:val="22"/>
+        </w:rPr>
+        <w:t xml:space="preserve"> closure would have no conservation benefit. This could be done with a very minor addition: “Importantly, the minimum protection values in the three-day extension scenario were similar to the results of the currently implemented closure, indicating that in select years extending front end closure by three days would not provide additional conservation benefit.”</w:t>
+      </w:r>
+      <w:r>
+        <w:rPr>
+          <w:rFonts w:ascii="Garamond" w:hAnsi="Garamond"/>
+          <w:b/>
+          <w:bCs/>
+          <w:sz w:val="22"/>
+          <w:szCs w:val="22"/>
+        </w:rPr>
+        <w:br/>
+      </w:r>
+      <w:r>
+        <w:rPr>
+          <w:rFonts w:ascii="Garamond" w:hAnsi="Garamond"/>
+          <w:b/>
+          <w:bCs/>
+          <w:sz w:val="22"/>
+          <w:szCs w:val="22"/>
+        </w:rPr>
+        <w:br/>
       </w:r>
       <w:r>
         <w:rPr>
@@ -4644,50 +7871,48 @@
           <w:szCs w:val="22"/>
         </w:rPr>
         <w:lastRenderedPageBreak/>
-        <w:t>dataset…” with “… a much larger range of relative abundance protected… “</w:t>
-      </w:r>
-      <w:r>
-        <w:rPr>
-          <w:rFonts w:ascii="Garamond" w:hAnsi="Garamond"/>
-          <w:b/>
-          <w:bCs/>
-          <w:sz w:val="22"/>
-          <w:szCs w:val="22"/>
-        </w:rPr>
-        <w:br/>
-      </w:r>
-      <w:r>
-        <w:rPr>
-          <w:rFonts w:ascii="Garamond" w:hAnsi="Garamond"/>
-          <w:b/>
-          <w:bCs/>
-          <w:sz w:val="22"/>
-          <w:szCs w:val="22"/>
-        </w:rPr>
-        <w:br/>
-        <w:t>Line 261-263 Consider adding the more explicit context to the sentence below that the no change in minimum protection means that in some years increasing the duration of the front end closure would have no conservation benefit. This could be done with a very minor addition: “Importantly, the minimum protection values in the three-day extension scenario were similar to the results of the currently implemented closure, indicating that in select years extending front end closure by three days would not provide additional conservation benefit.”</w:t>
-      </w:r>
-      <w:r>
-        <w:rPr>
-          <w:rFonts w:ascii="Garamond" w:hAnsi="Garamond"/>
-          <w:b/>
-          <w:bCs/>
-          <w:sz w:val="22"/>
-          <w:szCs w:val="22"/>
-        </w:rPr>
-        <w:br/>
-      </w:r>
-      <w:r>
-        <w:rPr>
-          <w:rFonts w:ascii="Garamond" w:hAnsi="Garamond"/>
-          <w:b/>
-          <w:bCs/>
-          <w:sz w:val="22"/>
-          <w:szCs w:val="22"/>
-        </w:rPr>
-        <w:br/>
         <w:t>This addition for context, would help better set up the discussion in the subsequent lines about the sensitivity of the minimum protection values to the front end closure alternatives.</w:t>
       </w:r>
+    </w:p>
+    <w:p>
+      <w:pPr>
+        <w:rPr>
+          <w:rFonts w:ascii="Garamond" w:hAnsi="Garamond"/>
+          <w:b/>
+          <w:bCs/>
+          <w:sz w:val="22"/>
+          <w:szCs w:val="22"/>
+        </w:rPr>
+      </w:pPr>
+    </w:p>
+    <w:p>
+      <w:pPr>
+        <w:ind w:left="720"/>
+        <w:rPr>
+          <w:rFonts w:ascii="Garamond" w:hAnsi="Garamond"/>
+          <w:sz w:val="22"/>
+          <w:szCs w:val="22"/>
+        </w:rPr>
+      </w:pPr>
+      <w:r>
+        <w:rPr>
+          <w:rFonts w:ascii="Garamond" w:hAnsi="Garamond"/>
+          <w:sz w:val="22"/>
+          <w:szCs w:val="22"/>
+        </w:rPr>
+        <w:t xml:space="preserve">We implemented the above suggested amendment to the sentence to more clearly highlight the lack of additional conservation benefit from the extended closure duration. </w:t>
+      </w:r>
+    </w:p>
+    <w:p>
+      <w:pPr>
+        <w:rPr>
+          <w:rFonts w:ascii="Garamond" w:hAnsi="Garamond"/>
+          <w:b/>
+          <w:bCs/>
+          <w:sz w:val="22"/>
+          <w:szCs w:val="22"/>
+        </w:rPr>
+      </w:pPr>
       <w:r>
         <w:rPr>
           <w:rFonts w:ascii="Garamond" w:hAnsi="Garamond"/>
@@ -4727,9 +7952,109 @@
           <w:sz w:val="22"/>
           <w:szCs w:val="22"/>
         </w:rPr>
+        <w:tab/>
+      </w:r>
+    </w:p>
+    <w:p>
+      <w:pPr>
+        <w:rPr>
+          <w:rFonts w:ascii="Garamond" w:hAnsi="Garamond"/>
+          <w:sz w:val="22"/>
+          <w:szCs w:val="22"/>
+        </w:rPr>
+      </w:pPr>
+      <w:r>
+        <w:rPr>
+          <w:rFonts w:ascii="Garamond" w:hAnsi="Garamond"/>
+          <w:b/>
+          <w:bCs/>
+          <w:sz w:val="22"/>
+          <w:szCs w:val="22"/>
+        </w:rPr>
+        <w:tab/>
+      </w:r>
+      <w:r>
+        <w:rPr>
+          <w:rFonts w:ascii="Garamond" w:hAnsi="Garamond"/>
+          <w:sz w:val="22"/>
+          <w:szCs w:val="22"/>
+        </w:rPr>
+        <w:t xml:space="preserve">We added a new paragraph break where suggested </w:t>
+      </w:r>
+    </w:p>
+    <w:p>
+      <w:pPr>
+        <w:rPr>
+          <w:rFonts w:ascii="Garamond" w:hAnsi="Garamond"/>
+          <w:b/>
+          <w:bCs/>
+          <w:sz w:val="22"/>
+          <w:szCs w:val="22"/>
+        </w:rPr>
+      </w:pPr>
+      <w:r>
+        <w:rPr>
+          <w:rFonts w:ascii="Garamond" w:hAnsi="Garamond"/>
+          <w:b/>
+          <w:bCs/>
+          <w:sz w:val="22"/>
+          <w:szCs w:val="22"/>
+        </w:rPr>
         <w:br/>
-        <w:t>Line 271 Suggest rephrasing “… substantially increases protection for several groups; …” to “… increases protection for upriver groups; …” as a way to keep the reader oriented as to the interpretation of Group 1 &amp; 2 as the primary conservation beneficiaries being the upriver spawning stocks.</w:t>
-      </w:r>
+        <w:t xml:space="preserve">Line 271 Suggest rephrasing “… substantially increases protection for several groups; …” to “… increases protection for upriver groups; …” </w:t>
+      </w:r>
+      <w:proofErr w:type="gramStart"/>
+      <w:r>
+        <w:rPr>
+          <w:rFonts w:ascii="Garamond" w:hAnsi="Garamond"/>
+          <w:b/>
+          <w:bCs/>
+          <w:sz w:val="22"/>
+          <w:szCs w:val="22"/>
+        </w:rPr>
+        <w:t>as a way to</w:t>
+      </w:r>
+      <w:proofErr w:type="gramEnd"/>
+      <w:r>
+        <w:rPr>
+          <w:rFonts w:ascii="Garamond" w:hAnsi="Garamond"/>
+          <w:b/>
+          <w:bCs/>
+          <w:sz w:val="22"/>
+          <w:szCs w:val="22"/>
+        </w:rPr>
+        <w:t xml:space="preserve"> keep the reader oriented as to the interpretation of Group 1 &amp; 2 as the primary conservation beneficiaries being the upriver spawning stocks.</w:t>
+      </w:r>
+    </w:p>
+    <w:p>
+      <w:pPr>
+        <w:ind w:firstLine="720"/>
+        <w:rPr>
+          <w:rFonts w:ascii="Garamond" w:hAnsi="Garamond"/>
+          <w:sz w:val="22"/>
+          <w:szCs w:val="22"/>
+        </w:rPr>
+      </w:pPr>
+      <w:r>
+        <w:rPr>
+          <w:rFonts w:ascii="Garamond" w:hAnsi="Garamond"/>
+          <w:sz w:val="22"/>
+          <w:szCs w:val="22"/>
+        </w:rPr>
+        <w:t>We amended the sentence as suggested</w:t>
+      </w:r>
+    </w:p>
+    <w:p>
+      <w:pPr>
+        <w:ind w:firstLine="720"/>
+        <w:rPr>
+          <w:rFonts w:ascii="Garamond" w:hAnsi="Garamond"/>
+          <w:b/>
+          <w:bCs/>
+          <w:sz w:val="22"/>
+          <w:szCs w:val="22"/>
+        </w:rPr>
+      </w:pPr>
       <w:r>
         <w:rPr>
           <w:rFonts w:ascii="Garamond" w:hAnsi="Garamond"/>
@@ -4740,16 +8065,55 @@
         </w:rPr>
         <w:br/>
       </w:r>
-      <w:r>
-        <w:rPr>
-          <w:rFonts w:ascii="Garamond" w:hAnsi="Garamond"/>
-          <w:b/>
-          <w:bCs/>
+      <w:proofErr w:type="spellStart"/>
+      <w:r>
+        <w:rPr>
+          <w:rFonts w:ascii="Garamond" w:hAnsi="Garamond"/>
+          <w:b/>
+          <w:bCs/>
+          <w:sz w:val="22"/>
+          <w:szCs w:val="22"/>
+        </w:rPr>
+        <w:t>Line</w:t>
+      </w:r>
+      <w:proofErr w:type="spellEnd"/>
+      <w:r>
+        <w:rPr>
+          <w:rFonts w:ascii="Garamond" w:hAnsi="Garamond"/>
+          <w:b/>
+          <w:bCs/>
+          <w:sz w:val="22"/>
+          <w:szCs w:val="22"/>
+        </w:rPr>
+        <w:t xml:space="preserve"> 279 Suggest reiterating the year range for the analyses with a parenthetical statement as “This relationship was consistent throughout our multi-year dataset (2017-2022) …” for clarity.</w:t>
+      </w:r>
+    </w:p>
+    <w:p>
+      <w:pPr>
+        <w:ind w:firstLine="720"/>
+        <w:rPr>
+          <w:rFonts w:ascii="Garamond" w:hAnsi="Garamond"/>
+          <w:b/>
+          <w:bCs/>
+          <w:sz w:val="22"/>
+          <w:szCs w:val="22"/>
+        </w:rPr>
+      </w:pPr>
+      <w:r>
+        <w:rPr>
+          <w:rFonts w:ascii="Garamond" w:hAnsi="Garamond"/>
+          <w:sz w:val="22"/>
+          <w:szCs w:val="22"/>
+        </w:rPr>
+        <w:t>We added the above suggested parenthetical statement</w:t>
+      </w:r>
+      <w:r>
+        <w:rPr>
+          <w:rFonts w:ascii="Garamond" w:hAnsi="Garamond"/>
           <w:sz w:val="22"/>
           <w:szCs w:val="22"/>
         </w:rPr>
         <w:br/>
-        <w:t>Line 279 Suggest reiterating the year range for the analyses with a parenthetical statement as “This relationship was consistent throughout our multi-year dataset (2017-2022) …” for clarity.</w:t>
       </w:r>
       <w:r>
         <w:rPr>
@@ -4760,17 +8124,84 @@
           <w:szCs w:val="22"/>
         </w:rPr>
         <w:br/>
-      </w:r>
-      <w:r>
-        <w:rPr>
-          <w:rFonts w:ascii="Garamond" w:hAnsi="Garamond"/>
-          <w:b/>
-          <w:bCs/>
-          <w:sz w:val="22"/>
-          <w:szCs w:val="22"/>
-        </w:rPr>
-        <w:br/>
-        <w:t>Line 326 When discussing the potential cost to harvest opportunity of the front end closure it would be useful to add the range across years in the total potential harvest falling within the front end closure window in addition to the average (12%).</w:t>
+        <w:t xml:space="preserve">Line 326 When discussing the potential cost to harvest opportunity of the </w:t>
+      </w:r>
+      <w:proofErr w:type="gramStart"/>
+      <w:r>
+        <w:rPr>
+          <w:rFonts w:ascii="Garamond" w:hAnsi="Garamond"/>
+          <w:b/>
+          <w:bCs/>
+          <w:sz w:val="22"/>
+          <w:szCs w:val="22"/>
+        </w:rPr>
+        <w:t>front end</w:t>
+      </w:r>
+      <w:proofErr w:type="gramEnd"/>
+      <w:r>
+        <w:rPr>
+          <w:rFonts w:ascii="Garamond" w:hAnsi="Garamond"/>
+          <w:b/>
+          <w:bCs/>
+          <w:sz w:val="22"/>
+          <w:szCs w:val="22"/>
+        </w:rPr>
+        <w:t xml:space="preserve"> closure it would be useful to add the range across years in the total potential harvest falling within the </w:t>
+      </w:r>
+      <w:proofErr w:type="gramStart"/>
+      <w:r>
+        <w:rPr>
+          <w:rFonts w:ascii="Garamond" w:hAnsi="Garamond"/>
+          <w:b/>
+          <w:bCs/>
+          <w:sz w:val="22"/>
+          <w:szCs w:val="22"/>
+        </w:rPr>
+        <w:t>front end</w:t>
+      </w:r>
+      <w:proofErr w:type="gramEnd"/>
+      <w:r>
+        <w:rPr>
+          <w:rFonts w:ascii="Garamond" w:hAnsi="Garamond"/>
+          <w:b/>
+          <w:bCs/>
+          <w:sz w:val="22"/>
+          <w:szCs w:val="22"/>
+        </w:rPr>
+        <w:t xml:space="preserve"> closure window in addition to the average (12%).</w:t>
+      </w:r>
+    </w:p>
+    <w:p>
+      <w:pPr>
+        <w:ind w:firstLine="720"/>
+        <w:rPr>
+          <w:rFonts w:ascii="Garamond" w:hAnsi="Garamond"/>
+          <w:b/>
+          <w:bCs/>
+          <w:sz w:val="22"/>
+          <w:szCs w:val="22"/>
+        </w:rPr>
+      </w:pPr>
+      <w:r>
+        <w:rPr>
+          <w:rFonts w:ascii="Garamond" w:hAnsi="Garamond"/>
+          <w:b/>
+          <w:bCs/>
+          <w:sz w:val="22"/>
+          <w:szCs w:val="22"/>
+          <w:highlight w:val="yellow"/>
+        </w:rPr>
+        <w:t>Add range</w:t>
+      </w:r>
+      <w:r>
+        <w:rPr>
+          <w:rFonts w:ascii="Garamond" w:hAnsi="Garamond"/>
+          <w:b/>
+          <w:bCs/>
+          <w:sz w:val="22"/>
+          <w:szCs w:val="22"/>
+        </w:rPr>
+        <w:t xml:space="preserve"> </w:t>
       </w:r>
       <w:r>
         <w:rPr>
@@ -4811,6 +8242,49 @@
           <w:sz w:val="22"/>
           <w:szCs w:val="22"/>
         </w:rPr>
+        <w:tab/>
+      </w:r>
+    </w:p>
+    <w:p>
+      <w:pPr>
+        <w:ind w:firstLine="720"/>
+        <w:rPr>
+          <w:rFonts w:ascii="Garamond" w:hAnsi="Garamond"/>
+          <w:b/>
+          <w:bCs/>
+          <w:sz w:val="22"/>
+          <w:szCs w:val="22"/>
+        </w:rPr>
+      </w:pPr>
+      <w:r>
+        <w:rPr>
+          <w:rFonts w:ascii="Garamond" w:hAnsi="Garamond"/>
+          <w:b/>
+          <w:bCs/>
+          <w:sz w:val="22"/>
+          <w:szCs w:val="22"/>
+          <w:highlight w:val="yellow"/>
+        </w:rPr>
+        <w:t>Add range</w:t>
+      </w:r>
+    </w:p>
+    <w:p>
+      <w:pPr>
+        <w:ind w:firstLine="720"/>
+        <w:rPr>
+          <w:rFonts w:ascii="Garamond" w:hAnsi="Garamond"/>
+          <w:sz w:val="22"/>
+          <w:szCs w:val="22"/>
+        </w:rPr>
+      </w:pPr>
+      <w:r>
+        <w:rPr>
+          <w:rFonts w:ascii="Garamond" w:hAnsi="Garamond"/>
+          <w:b/>
+          <w:bCs/>
+          <w:sz w:val="22"/>
+          <w:szCs w:val="22"/>
+        </w:rPr>
         <w:br/>
         <w:t>Including the ranges as suggested in the two comments above would highlight the heterogeneity in conservation costs to harvest opportunity among years, an understanding of which is one of the major benefits of this multiyear study.</w:t>
       </w:r>
@@ -4833,19 +8307,124 @@
           <w:szCs w:val="22"/>
         </w:rPr>
         <w:br/>
-        <w:t>Lines 341-343 The text correctly highlights that an extended front end closure has the potential to disrupt traditional fishing practices. It is likely worth noting that redistributing harvest opportunity later in the season has the potential to impact the salmon species mix in the harvest, given the later migration timing of chum and sockeye salmon, relative to Chinook salmon. Likewise, a major consideration in this context is the timing of harvest relative to optimal conditions for drying and preserving fish. The authors may consider highlighting some of these points to further clarify the underlying impacts of changes in the front end closure.</w:t>
-      </w:r>
-    </w:p>
-    <w:p>
-      <w:pPr>
-        <w:rPr>
-          <w:rFonts w:ascii="Garamond" w:hAnsi="Garamond"/>
-          <w:b/>
-          <w:bCs/>
-          <w:sz w:val="22"/>
-          <w:szCs w:val="22"/>
-        </w:rPr>
-      </w:pPr>
+      </w:r>
+      <w:r>
+        <w:rPr>
+          <w:rFonts w:ascii="Garamond" w:hAnsi="Garamond"/>
+          <w:b/>
+          <w:bCs/>
+          <w:sz w:val="22"/>
+          <w:szCs w:val="22"/>
+        </w:rPr>
+        <w:t xml:space="preserve">Lines 341-343 The text correctly highlights that an extended </w:t>
+      </w:r>
+      <w:proofErr w:type="gramStart"/>
+      <w:r>
+        <w:rPr>
+          <w:rFonts w:ascii="Garamond" w:hAnsi="Garamond"/>
+          <w:b/>
+          <w:bCs/>
+          <w:sz w:val="22"/>
+          <w:szCs w:val="22"/>
+        </w:rPr>
+        <w:t>front end</w:t>
+      </w:r>
+      <w:proofErr w:type="gramEnd"/>
+      <w:r>
+        <w:rPr>
+          <w:rFonts w:ascii="Garamond" w:hAnsi="Garamond"/>
+          <w:b/>
+          <w:bCs/>
+          <w:sz w:val="22"/>
+          <w:szCs w:val="22"/>
+        </w:rPr>
+        <w:t xml:space="preserve"> closure has the potential to</w:t>
+      </w:r>
+      <w:r>
+        <w:rPr>
+          <w:rFonts w:ascii="Garamond" w:hAnsi="Garamond"/>
+          <w:b/>
+          <w:bCs/>
+          <w:sz w:val="22"/>
+          <w:szCs w:val="22"/>
+        </w:rPr>
+        <w:t xml:space="preserve"> </w:t>
+      </w:r>
+      <w:r>
+        <w:rPr>
+          <w:rFonts w:ascii="Garamond" w:hAnsi="Garamond"/>
+          <w:b/>
+          <w:bCs/>
+          <w:sz w:val="22"/>
+          <w:szCs w:val="22"/>
+        </w:rPr>
+        <w:lastRenderedPageBreak/>
+        <w:t xml:space="preserve">disrupt traditional fishing practices. It is likely worth noting that redistributing harvest opportunity later in the season has the potential to impact the salmon species mix in the harvest, given the later migration timing of chum and sockeye salmon, relative to Chinook salmon. Likewise, a major consideration in this context is the timing of harvest relative to optimal conditions for drying and preserving fish. The authors may consider highlighting some of these points to further clarify the underlying impacts of changes in the </w:t>
+      </w:r>
+      <w:proofErr w:type="gramStart"/>
+      <w:r>
+        <w:rPr>
+          <w:rFonts w:ascii="Garamond" w:hAnsi="Garamond"/>
+          <w:b/>
+          <w:bCs/>
+          <w:sz w:val="22"/>
+          <w:szCs w:val="22"/>
+        </w:rPr>
+        <w:t>front end</w:t>
+      </w:r>
+      <w:proofErr w:type="gramEnd"/>
+      <w:r>
+        <w:rPr>
+          <w:rFonts w:ascii="Garamond" w:hAnsi="Garamond"/>
+          <w:b/>
+          <w:bCs/>
+          <w:sz w:val="22"/>
+          <w:szCs w:val="22"/>
+        </w:rPr>
+        <w:t xml:space="preserve"> closure.</w:t>
+      </w:r>
+    </w:p>
+    <w:p>
+      <w:pPr>
+        <w:rPr>
+          <w:rFonts w:ascii="Garamond" w:hAnsi="Garamond"/>
+          <w:b/>
+          <w:bCs/>
+          <w:sz w:val="22"/>
+          <w:szCs w:val="22"/>
+        </w:rPr>
+      </w:pPr>
+      <w:r>
+        <w:rPr>
+          <w:rFonts w:ascii="Garamond" w:hAnsi="Garamond"/>
+          <w:b/>
+          <w:bCs/>
+          <w:sz w:val="22"/>
+          <w:szCs w:val="22"/>
+        </w:rPr>
+        <w:tab/>
+      </w:r>
+      <w:r>
+        <w:rPr>
+          <w:rFonts w:ascii="Garamond" w:hAnsi="Garamond"/>
+          <w:b/>
+          <w:bCs/>
+          <w:sz w:val="22"/>
+          <w:szCs w:val="22"/>
+          <w:highlight w:val="yellow"/>
+        </w:rPr>
+        <w:t>** Add description **</w:t>
+      </w:r>
+      <w:r>
+        <w:rPr>
+          <w:rFonts w:ascii="Garamond" w:hAnsi="Garamond"/>
+          <w:b/>
+          <w:bCs/>
+          <w:sz w:val="22"/>
+          <w:szCs w:val="22"/>
+        </w:rPr>
+        <w:t xml:space="preserve"> </w:t>
+      </w:r>
     </w:p>
     <w:sectPr>
       <w:pgSz w:w="12240" w:h="15840"/>
@@ -6158,6 +9737,7 @@
   <w:style w:type="character" w:default="1" w:styleId="DefaultParagraphFont">
     <w:name w:val="Default Paragraph Font"/>
     <w:uiPriority w:val="1"/>
+    <w:semiHidden/>
     <w:unhideWhenUsed/>
   </w:style>
   <w:style w:type="table" w:default="1" w:styleId="TableNormal">

--- a/Docs/00_CanJFS/R1_18062026/R1_ResponseToReviewers.docx
+++ b/Docs/00_CanJFS/R1_18062026/R1_ResponseToReviewers.docx
@@ -7,15 +7,15 @@
         <w:jc w:val="center"/>
         <w:rPr>
           <w:rFonts w:ascii="Garamond" w:hAnsi="Garamond"/>
-          <w:sz w:val="22"/>
-          <w:szCs w:val="22"/>
+          <w:sz w:val="56"/>
+          <w:szCs w:val="56"/>
         </w:rPr>
       </w:pPr>
       <w:r>
         <w:rPr>
           <w:rFonts w:ascii="Garamond" w:hAnsi="Garamond"/>
-          <w:sz w:val="22"/>
-          <w:szCs w:val="22"/>
+          <w:sz w:val="56"/>
+          <w:szCs w:val="56"/>
         </w:rPr>
         <w:t>Response to Reviewers</w:t>
       </w:r>
@@ -203,7 +203,23 @@
           <w:sz w:val="22"/>
           <w:szCs w:val="22"/>
         </w:rPr>
-        <w:t>Line: ____ :</w:t>
+        <w:t>Line</w:t>
+      </w:r>
+      <w:r>
+        <w:rPr>
+          <w:rFonts w:ascii="Times New Roman" w:hAnsi="Times New Roman" w:cs="Times New Roman"/>
+          <w:sz w:val="22"/>
+          <w:szCs w:val="22"/>
+        </w:rPr>
+        <w:t xml:space="preserve"> 84</w:t>
+      </w:r>
+      <w:r>
+        <w:rPr>
+          <w:rFonts w:ascii="Times New Roman" w:hAnsi="Times New Roman" w:cs="Times New Roman"/>
+          <w:sz w:val="22"/>
+          <w:szCs w:val="22"/>
+        </w:rPr>
+        <w:t xml:space="preserve"> :</w:t>
       </w:r>
       <w:r>
         <w:rPr>
@@ -459,7 +475,28 @@
           <w:sz w:val="22"/>
           <w:szCs w:val="22"/>
         </w:rPr>
-        <w:t>Line: ________:  “</w:t>
+        <w:lastRenderedPageBreak/>
+        <w:t xml:space="preserve">Line: </w:t>
+      </w:r>
+      <w:r>
+        <w:rPr>
+          <w:rFonts w:ascii="Times New Roman" w:hAnsi="Times New Roman" w:cs="Times New Roman"/>
+          <w:i/>
+          <w:iCs/>
+          <w:sz w:val="22"/>
+          <w:szCs w:val="22"/>
+        </w:rPr>
+        <w:t xml:space="preserve">100 </w:t>
+      </w:r>
+      <w:r>
+        <w:rPr>
+          <w:rFonts w:ascii="Times New Roman" w:hAnsi="Times New Roman" w:cs="Times New Roman"/>
+          <w:i/>
+          <w:iCs/>
+          <w:sz w:val="22"/>
+          <w:szCs w:val="22"/>
+        </w:rPr>
+        <w:t>:  “</w:t>
       </w:r>
       <w:r>
         <w:rPr>
@@ -477,16 +514,7 @@
           <w:i/>
           <w:iCs/>
         </w:rPr>
-        <w:t xml:space="preserve">Although genetics-based approaches such as Genetic Stock Identification (GSI) has been widely used to investigate population structure and provenance in other Pacific salmon species and watersheds, low genetic structure among </w:t>
-      </w:r>
-      <w:r>
-        <w:rPr>
-          <w:rFonts w:ascii="Times New Roman" w:hAnsi="Times New Roman" w:cs="Times New Roman"/>
-          <w:i/>
-          <w:iCs/>
-        </w:rPr>
-        <w:lastRenderedPageBreak/>
-        <w:t xml:space="preserve">Chinook salmon populations in the Kuskokwim River basin limits their ability to distinguish among subpopulations in the basin </w:t>
+        <w:t xml:space="preserve">Although genetics-based approaches such as Genetic Stock Identification (GSI) has been widely used to investigate population structure and provenance in other Pacific salmon species and watersheds, low genetic structure among Chinook salmon populations in the Kuskokwim River basin limits their ability to distinguish among subpopulations in the basin </w:t>
       </w:r>
       <w:r>
         <w:rPr>
@@ -927,6 +955,22 @@
         </w:rPr>
         <w:t xml:space="preserve">. We feel that the detail provided in the methods is sufficient to understand the </w:t>
       </w:r>
+      <w:r>
+        <w:rPr>
+          <w:rFonts w:ascii="Times New Roman" w:hAnsi="Times New Roman" w:cs="Times New Roman"/>
+          <w:sz w:val="22"/>
+          <w:szCs w:val="22"/>
+        </w:rPr>
+        <w:t>grouping and</w:t>
+      </w:r>
+      <w:r>
+        <w:rPr>
+          <w:rFonts w:ascii="Times New Roman" w:hAnsi="Times New Roman" w:cs="Times New Roman"/>
+          <w:sz w:val="22"/>
+          <w:szCs w:val="22"/>
+        </w:rPr>
+        <w:t xml:space="preserve"> </w:t>
+      </w:r>
       <w:proofErr w:type="gramStart"/>
       <w:r>
         <w:rPr>
@@ -934,23 +978,7 @@
           <w:sz w:val="22"/>
           <w:szCs w:val="22"/>
         </w:rPr>
-        <w:t>grouping</w:t>
-      </w:r>
-      <w:r>
-        <w:rPr>
-          <w:rFonts w:ascii="Times New Roman" w:hAnsi="Times New Roman" w:cs="Times New Roman"/>
-          <w:sz w:val="22"/>
-          <w:szCs w:val="22"/>
-        </w:rPr>
-        <w:t xml:space="preserve">, </w:t>
-      </w:r>
-      <w:r>
-        <w:rPr>
-          <w:rFonts w:ascii="Times New Roman" w:hAnsi="Times New Roman" w:cs="Times New Roman"/>
-          <w:sz w:val="22"/>
-          <w:szCs w:val="22"/>
-        </w:rPr>
-        <w:t>and</w:t>
+        <w:t>provide</w:t>
       </w:r>
       <w:proofErr w:type="gramEnd"/>
       <w:r>
@@ -959,7 +987,7 @@
           <w:sz w:val="22"/>
           <w:szCs w:val="22"/>
         </w:rPr>
-        <w:t xml:space="preserve"> provide </w:t>
+        <w:t xml:space="preserve"> </w:t>
       </w:r>
       <w:r>
         <w:rPr>
@@ -983,7 +1011,23 @@
           <w:sz w:val="22"/>
           <w:szCs w:val="22"/>
         </w:rPr>
-        <w:t xml:space="preserve"> (Supp. Fig. X) </w:t>
+        <w:t xml:space="preserve"> (Supp. Fig. </w:t>
+      </w:r>
+      <w:r>
+        <w:rPr>
+          <w:rFonts w:ascii="Times New Roman" w:hAnsi="Times New Roman" w:cs="Times New Roman"/>
+          <w:sz w:val="22"/>
+          <w:szCs w:val="22"/>
+        </w:rPr>
+        <w:t>2</w:t>
+      </w:r>
+      <w:r>
+        <w:rPr>
+          <w:rFonts w:ascii="Times New Roman" w:hAnsi="Times New Roman" w:cs="Times New Roman"/>
+          <w:sz w:val="22"/>
+          <w:szCs w:val="22"/>
+        </w:rPr>
+        <w:t xml:space="preserve">) </w:t>
       </w:r>
       <w:r>
         <w:rPr>
@@ -999,7 +1043,15 @@
           <w:sz w:val="22"/>
           <w:szCs w:val="22"/>
         </w:rPr>
-        <w:t xml:space="preserve">as well as a supplemental figure in the discussion of natal origin assignments illustrating the distribution of posterior values among groups by individual. </w:t>
+        <w:t>as well as a supplemental figure in the discussion of natal origin assignments illustrating the distribution of posterior values among groups by individual</w:t>
+      </w:r>
+      <w:r>
+        <w:rPr>
+          <w:rFonts w:ascii="Times New Roman" w:hAnsi="Times New Roman" w:cs="Times New Roman"/>
+          <w:sz w:val="22"/>
+          <w:szCs w:val="22"/>
+        </w:rPr>
+        <w:t xml:space="preserve"> (Supp Fig. 3) </w:t>
       </w:r>
     </w:p>
     <w:p>
@@ -1152,7 +1204,6 @@
         </w:rPr>
         <w:t xml:space="preserve">Line ___ </w:t>
       </w:r>
-      <w:proofErr w:type="gramStart"/>
       <w:r>
         <w:rPr>
           <w:rFonts w:ascii="Times New Roman" w:hAnsi="Times New Roman" w:cs="Times New Roman"/>
@@ -1175,20 +1226,7 @@
           <w:sz w:val="22"/>
           <w:szCs w:val="22"/>
         </w:rPr>
-        <w:t>…</w:t>
-      </w:r>
-      <w:proofErr w:type="gramEnd"/>
-      <w:r>
-        <w:rPr>
-          <w:rFonts w:ascii="Times New Roman" w:hAnsi="Times New Roman" w:cs="Times New Roman"/>
-          <w:b/>
-          <w:bCs/>
-          <w:i/>
-          <w:iCs/>
-          <w:sz w:val="22"/>
-          <w:szCs w:val="22"/>
-        </w:rPr>
-        <w:t xml:space="preserve"> </w:t>
+        <w:t xml:space="preserve">… </w:t>
       </w:r>
       <w:r>
         <w:rPr>
@@ -1200,7 +1238,7 @@
           <w:szCs w:val="22"/>
           <w14:ligatures w14:val="none"/>
         </w:rPr>
-        <w:t xml:space="preserve">These sources include analytical error (variation among repeated standard measurements; 0.000055), within-population error (variation among individuals at the same site; 0.00016), and </w:t>
+        <w:t xml:space="preserve">including analytical error (variation among repeated standard measurements; 0.000055), within-population error (variation among individuals at the same site; 0.00016), and </w:t>
       </w:r>
       <w:proofErr w:type="spellStart"/>
       <w:r>
@@ -1252,7 +1290,92 @@
           <w:szCs w:val="22"/>
           <w14:ligatures w14:val="none"/>
         </w:rPr>
-        <w:t xml:space="preserve"> model predictions; basin-wide mean = 0.00072).”</w:t>
+        <w:t xml:space="preserve"> model predictions; basin-wide mean = 0.00072) </w:t>
+      </w:r>
+      <w:r>
+        <w:rPr>
+          <w:rFonts w:ascii="Times New Roman" w:eastAsia="Times New Roman" w:hAnsi="Times New Roman" w:cs="Times New Roman"/>
+          <w:i/>
+          <w:iCs/>
+          <w:kern w:val="0"/>
+          <w:sz w:val="22"/>
+          <w:szCs w:val="22"/>
+          <w14:ligatures w14:val="none"/>
+        </w:rPr>
+        <w:fldChar w:fldCharType="begin"/>
+      </w:r>
+      <w:r>
+        <w:rPr>
+          <w:rFonts w:ascii="Times New Roman" w:eastAsia="Times New Roman" w:hAnsi="Times New Roman" w:cs="Times New Roman"/>
+          <w:i/>
+          <w:iCs/>
+          <w:kern w:val="0"/>
+          <w:sz w:val="22"/>
+          <w:szCs w:val="22"/>
+          <w14:ligatures w14:val="none"/>
+        </w:rPr>
+        <w:instrText xml:space="preserve"> ADDIN ZOTERO_ITEM CSL_CITATION {"citationID":"LON0UIcM","properties":{"unsorted":false,"formattedCitation":"(Brennan, Fernandez, et al., 2015; French et al., 2020)","plainCitation":"(Brennan, Fernandez, et al., 2015; French et al., 2020)","noteIndex":0},"citationItems":[{"id":1702,"uris":["http://zotero.org/users/8421274/items/5X76EVEF"],"itemData":{"id":1702,"type":"article-journal","abstract":"Heterogeneity in 87Sr/86Sr ratios of river-dissolved strontium (Sr) across geologically diverse environments provides a useful tool for investigating provenance, connectivity and movement patterns of various organisms and materials. Evaluation of site-specific 87Sr/86Sr temporal variability throughout study regions is a prerequisite for provenance research, but the dynamics driving temporal variability are generally system-dependent and not accurately predictable. We used the time-keeping properties of otoliths from non-migratory slimy sculpin (Cottus cognatus) to evaluate multi-scale 87Sr/86Sr temporal variability of river waters throughout the Nushagak River, a large (34,700km2) remote watershed in Alaska, USA. Slimy sculpin otoliths incorporated site-specific temporal variation at sub-annual resolution and were able to record on the order of 0.0001 changes in the 87Sr/86Sr ratio. 87Sr/86Sr profiles of slimy sculpin collected in tributaries and main-stem channels of the upper watershed indicated that these regions were temporally stable, whereas the Lower Nushagak River exhibited some spatio-temporal variability. This study illustrates how the behavioral ecology of a non-migratory organism can be used to evaluate sub-annual 87Sr/86Sr temporal variability and has broad implications for provenance studies employing this tracer.","container-title":"Geochimica et Cosmochimica Acta","DOI":"10.1016/j.gca.2014.10.032","ISSN":"0016-7037","journalAbbreviation":"Geochimica et Cosmochimica Acta","language":"en","page":"32-45","source":"ScienceDirect","title":"Strontium isotopes in otoliths of a non-migratory fish (slimy sculpin): Implications for provenance studies","title-short":"Strontium isotopes in otoliths of a non-migratory fish (slimy sculpin)","volume":"149","author":[{"family":"Brennan","given":"Sean R."},{"family":"Fernandez","given":"Diego P."},{"family":"Zimmerman","given":"Christian E."},{"family":"Cerling","given":"Thure E."},{"family":"Brown","given":"Randy J."},{"family":"Wooller","given":"Matthew J."}],"issued":{"date-parts":[["2015",1,15]]}}},{"id":1684,"uris":["http://zotero.org/users/8421274/items/M654PKRJ"],"itemData":{"id":1684,"type":"article-journal","abstract":"Riverine chemistry reflects both watershed conditions and instream processing, both of which vary across river networks, yet little is known about the scales at which watershed attributes regulate biogeochemical constituents. We used spatial stream network (SSN) models to quantify both watershed and instream effects on streamwater constituents in the Kuskokwim River (western Alaska), the largest free-flowing river in the United States. We assessed chemical constituents spanning from labile nutrients (nitrate [NO3−] and orthophosphate [PO43−]) to biologically and chemically conservative tracers (calcium [Ca2+], strontium [Sr2+], and Sr isotopes [87Sr/86Sr]). We also examined the behavior of dissolved organic carbon (DOC) relative to these constituents to understand whether bulk DOC behaved conservatively in a large boreal river network, where future changes in DOC and nutrient loading are expected under a shifting climate. We derived watershed spatial covariates comprising land cover, geology, and geomorphic characteristics at 14 different spatial extents based on stream order and relative to position in the river network to understand the effect of distant and proximal watershed attributes on streamwater constituents. For all constituents but 87Sr/86Sr, watershed attributes in low-order headwater catchments yielded the best predictive ability for streamwater constituent concentrations across the entire network. Spatial patterning for conservative tracers and bulk DOC showed strong spatial autocorrelation, whereas PO43− and NO3− exhibited spatial patchiness indicative of instream processing. Our work shows that headwater streams are disproportionately important contributors to network-wide biogeochemical constituents supporting aquatic food webs and that conservation and management of aquatic systems should include these small and often remote watershed areas.","container-title":"Journal of Geophysical Research: Biogeosciences","DOI":"10.1029/2020JG005851","ISSN":"2169-8961","issue":"12","language":"en","note":"_eprint: https://agupubs.onlinelibrary.wiley.com/doi/pdf/10.1029/2020JG005851","page":"e2020JG005851","source":"Wiley Online Library","title":"Headwater Catchments Govern Biogeochemistry in America's Largest Free-Flowing River Network","volume":"125","author":[{"family":"French","given":"David W."},{"family":"Schindler","given":"Daniel E."},{"family":"Brennan","given":"Sean R."},{"family":"Whited","given":"Diane"}],"issued":{"date-parts":[["2020"]]}}}],"schema":"https://github.com/citation-style-language/schema/raw/master/csl-citation.json"} </w:instrText>
+      </w:r>
+      <w:r>
+        <w:rPr>
+          <w:rFonts w:ascii="Times New Roman" w:eastAsia="Times New Roman" w:hAnsi="Times New Roman" w:cs="Times New Roman"/>
+          <w:i/>
+          <w:iCs/>
+          <w:kern w:val="0"/>
+          <w:sz w:val="22"/>
+          <w:szCs w:val="22"/>
+          <w14:ligatures w14:val="none"/>
+        </w:rPr>
+        <w:fldChar w:fldCharType="separate"/>
+      </w:r>
+      <w:r>
+        <w:rPr>
+          <w:rFonts w:ascii="Times New Roman" w:eastAsia="Times New Roman" w:hAnsi="Times New Roman" w:cs="Times New Roman"/>
+          <w:i/>
+          <w:iCs/>
+          <w:noProof/>
+          <w:kern w:val="0"/>
+          <w:sz w:val="22"/>
+          <w:szCs w:val="22"/>
+          <w14:ligatures w14:val="none"/>
+        </w:rPr>
+        <w:t>(Brennan, Fernandez, et al., 2015; French et al., 2020)</w:t>
+      </w:r>
+      <w:r>
+        <w:rPr>
+          <w:rFonts w:ascii="Times New Roman" w:eastAsia="Times New Roman" w:hAnsi="Times New Roman" w:cs="Times New Roman"/>
+          <w:i/>
+          <w:iCs/>
+          <w:kern w:val="0"/>
+          <w:sz w:val="22"/>
+          <w:szCs w:val="22"/>
+          <w14:ligatures w14:val="none"/>
+        </w:rPr>
+        <w:fldChar w:fldCharType="end"/>
+      </w:r>
+      <w:r>
+        <w:rPr>
+          <w:rFonts w:ascii="Times New Roman" w:eastAsia="Times New Roman" w:hAnsi="Times New Roman" w:cs="Times New Roman"/>
+          <w:i/>
+          <w:iCs/>
+          <w:kern w:val="0"/>
+          <w:sz w:val="22"/>
+          <w:szCs w:val="22"/>
+          <w14:ligatures w14:val="none"/>
+        </w:rPr>
+        <w:t>.</w:t>
+      </w:r>
+      <w:r>
+        <w:rPr>
+          <w:rFonts w:ascii="Times New Roman" w:eastAsia="Times New Roman" w:hAnsi="Times New Roman" w:cs="Times New Roman"/>
+          <w:i/>
+          <w:iCs/>
+          <w:kern w:val="0"/>
+          <w:sz w:val="22"/>
+          <w:szCs w:val="22"/>
+          <w14:ligatures w14:val="none"/>
+        </w:rPr>
+        <w:t>”</w:t>
       </w:r>
     </w:p>
     <w:p>
@@ -1729,7 +1852,23 @@
           <w:sz w:val="22"/>
           <w:szCs w:val="22"/>
         </w:rPr>
-        <w:t xml:space="preserve"> individual assignments within a single group (i.e. Supp fig X)</w:t>
+        <w:t xml:space="preserve"> individual assignments within a single group (i.e. Supp fig </w:t>
+      </w:r>
+      <w:r>
+        <w:rPr>
+          <w:rFonts w:ascii="Garamond" w:hAnsi="Garamond"/>
+          <w:sz w:val="22"/>
+          <w:szCs w:val="22"/>
+        </w:rPr>
+        <w:t>3</w:t>
+      </w:r>
+      <w:r>
+        <w:rPr>
+          <w:rFonts w:ascii="Garamond" w:hAnsi="Garamond"/>
+          <w:sz w:val="22"/>
+          <w:szCs w:val="22"/>
+        </w:rPr>
+        <w:t>)</w:t>
       </w:r>
       <w:del w:id="3" w:author="Daniel Schindler" w:date="2026-07-16T07:59:00Z" w16du:dateUtc="2026-07-16T15:59:00Z">
         <w:r>
@@ -1777,7 +1916,7 @@
           <w:sz w:val="22"/>
           <w:szCs w:val="22"/>
         </w:rPr>
-        <w:t>Line __</w:t>
+        <w:t xml:space="preserve">Line </w:t>
       </w:r>
       <w:proofErr w:type="gramStart"/>
       <w:r>
@@ -1788,7 +1927,17 @@
           <w:sz w:val="22"/>
           <w:szCs w:val="22"/>
         </w:rPr>
-        <w:t>_ :</w:t>
+        <w:t xml:space="preserve">199 </w:t>
+      </w:r>
+      <w:r>
+        <w:rPr>
+          <w:rFonts w:ascii="Times New Roman" w:hAnsi="Times New Roman" w:cs="Times New Roman"/>
+          <w:i/>
+          <w:iCs/>
+          <w:sz w:val="22"/>
+          <w:szCs w:val="22"/>
+        </w:rPr>
+        <w:t>:</w:t>
       </w:r>
       <w:proofErr w:type="gramEnd"/>
       <w:r>
@@ -1821,7 +1970,7 @@
           <w:sz w:val="22"/>
           <w:szCs w:val="22"/>
         </w:rPr>
-        <w:t xml:space="preserve">Line ___: Splitting the watershed in this way produced regions that were likely to encompass the majority of </w:t>
+        <w:t xml:space="preserve">Line </w:t>
       </w:r>
       <w:proofErr w:type="gramStart"/>
       <w:r>
@@ -1832,6 +1981,48 @@
           <w:sz w:val="22"/>
           <w:szCs w:val="22"/>
         </w:rPr>
+        <w:t xml:space="preserve">225 </w:t>
+      </w:r>
+      <w:r>
+        <w:rPr>
+          <w:rFonts w:ascii="Times New Roman" w:hAnsi="Times New Roman" w:cs="Times New Roman"/>
+          <w:i/>
+          <w:iCs/>
+          <w:sz w:val="22"/>
+          <w:szCs w:val="22"/>
+        </w:rPr>
+        <w:t>:</w:t>
+      </w:r>
+      <w:proofErr w:type="gramEnd"/>
+      <w:r>
+        <w:rPr>
+          <w:rFonts w:ascii="Times New Roman" w:hAnsi="Times New Roman" w:cs="Times New Roman"/>
+          <w:i/>
+          <w:iCs/>
+          <w:sz w:val="22"/>
+          <w:szCs w:val="22"/>
+        </w:rPr>
+        <w:t xml:space="preserve"> </w:t>
+      </w:r>
+      <w:r>
+        <w:rPr>
+          <w:rFonts w:ascii="Times New Roman" w:hAnsi="Times New Roman" w:cs="Times New Roman"/>
+          <w:i/>
+          <w:iCs/>
+          <w:sz w:val="22"/>
+          <w:szCs w:val="22"/>
+        </w:rPr>
+        <w:t xml:space="preserve">Dividing the watershed in this way produced regions that were likely to encompass the majority of </w:t>
+      </w:r>
+      <w:proofErr w:type="gramStart"/>
+      <w:r>
+        <w:rPr>
+          <w:rFonts w:ascii="Times New Roman" w:hAnsi="Times New Roman" w:cs="Times New Roman"/>
+          <w:i/>
+          <w:iCs/>
+          <w:sz w:val="22"/>
+          <w:szCs w:val="22"/>
+        </w:rPr>
         <w:t>each individual's</w:t>
       </w:r>
       <w:proofErr w:type="gramEnd"/>
@@ -1843,17 +2034,7 @@
           <w:sz w:val="22"/>
           <w:szCs w:val="22"/>
         </w:rPr>
-        <w:t xml:space="preserve"> retained posterior assignments while also representing management units that are relevant to management within the basin</w:t>
-      </w:r>
-      <w:r>
-        <w:rPr>
-          <w:rFonts w:ascii="Times New Roman" w:hAnsi="Times New Roman" w:cs="Times New Roman"/>
-          <w:i/>
-          <w:iCs/>
-          <w:sz w:val="22"/>
-          <w:szCs w:val="22"/>
-        </w:rPr>
-        <w:t>.</w:t>
+        <w:t xml:space="preserve"> retained posterior assignments while also representing units that are relevant to management within the basin (Fig. 2, Supp. Fig. 3).</w:t>
       </w:r>
     </w:p>
     <w:p>
@@ -1871,7 +2052,7 @@
           <w:sz w:val="22"/>
           <w:szCs w:val="22"/>
         </w:rPr>
-        <w:t>as well as a supplemental of posterior assignments (supp fig x) and a sensitivity analysis of threshold values (supp fig y). We found that changing this threshold did not alter the results, with t</w:t>
+        <w:t xml:space="preserve">as well as a supplemental of posterior assignments (supp fig </w:t>
       </w:r>
       <w:r>
         <w:rPr>
@@ -1879,6 +2060,38 @@
           <w:sz w:val="22"/>
           <w:szCs w:val="22"/>
         </w:rPr>
+        <w:t>3</w:t>
+      </w:r>
+      <w:r>
+        <w:rPr>
+          <w:rFonts w:ascii="Garamond" w:hAnsi="Garamond"/>
+          <w:sz w:val="22"/>
+          <w:szCs w:val="22"/>
+        </w:rPr>
+        <w:t xml:space="preserve">) and a sensitivity analysis of threshold values (supp fig </w:t>
+      </w:r>
+      <w:r>
+        <w:rPr>
+          <w:rFonts w:ascii="Garamond" w:hAnsi="Garamond"/>
+          <w:sz w:val="22"/>
+          <w:szCs w:val="22"/>
+        </w:rPr>
+        <w:t>4</w:t>
+      </w:r>
+      <w:r>
+        <w:rPr>
+          <w:rFonts w:ascii="Garamond" w:hAnsi="Garamond"/>
+          <w:sz w:val="22"/>
+          <w:szCs w:val="22"/>
+        </w:rPr>
+        <w:t>). We found that changing this threshold did not alter the results, with t</w:t>
+      </w:r>
+      <w:r>
+        <w:rPr>
+          <w:rFonts w:ascii="Garamond" w:hAnsi="Garamond"/>
+          <w:sz w:val="22"/>
+          <w:szCs w:val="22"/>
+        </w:rPr>
         <w:t>he slight exceptio</w:t>
       </w:r>
       <w:r>
@@ -1943,11 +2156,43 @@
           <w:sz w:val="22"/>
           <w:szCs w:val="22"/>
         </w:rPr>
-        <w:t>In summary, the primary findings of the paper were relatively insensitive to the threshold value used in the assignment algorithm (supplementary figure X).</w:t>
+        <w:t>In summary, the primary findings of the paper were relatively insensitive to the threshold value used in the assignment algorithm (sup</w:t>
       </w:r>
       <w:r>
         <w:rPr>
           <w:rFonts w:ascii="Garamond" w:hAnsi="Garamond"/>
+          <w:sz w:val="22"/>
+          <w:szCs w:val="22"/>
+        </w:rPr>
+        <w:t>p fig</w:t>
+      </w:r>
+      <w:r>
+        <w:rPr>
+          <w:rFonts w:ascii="Garamond" w:hAnsi="Garamond"/>
+          <w:sz w:val="22"/>
+          <w:szCs w:val="22"/>
+        </w:rPr>
+        <w:t xml:space="preserve"> </w:t>
+      </w:r>
+      <w:r>
+        <w:rPr>
+          <w:rFonts w:ascii="Garamond" w:hAnsi="Garamond"/>
+          <w:sz w:val="22"/>
+          <w:szCs w:val="22"/>
+        </w:rPr>
+        <w:t>4</w:t>
+      </w:r>
+      <w:r>
+        <w:rPr>
+          <w:rFonts w:ascii="Garamond" w:hAnsi="Garamond"/>
+          <w:sz w:val="22"/>
+          <w:szCs w:val="22"/>
+        </w:rPr>
+        <w:t>).</w:t>
+      </w:r>
+      <w:r>
+        <w:rPr>
+          <w:rFonts w:ascii="Garamond" w:hAnsi="Garamond"/>
           <w:b/>
           <w:bCs/>
           <w:sz w:val="22"/>
@@ -2040,7 +2285,23 @@
           <w:sz w:val="22"/>
           <w:szCs w:val="22"/>
         </w:rPr>
-        <w:t xml:space="preserve"> the above suggested analysis of interannual variability among </w:t>
+        <w:t xml:space="preserve"> the above suggested analysis of interannual variability among groups,</w:t>
+      </w:r>
+      <w:r>
+        <w:rPr>
+          <w:rFonts w:ascii="Times New Roman" w:hAnsi="Times New Roman" w:cs="Times New Roman"/>
+          <w:sz w:val="22"/>
+          <w:szCs w:val="22"/>
+        </w:rPr>
+        <w:t xml:space="preserve"> but with standard deviation,</w:t>
+      </w:r>
+      <w:r>
+        <w:rPr>
+          <w:rFonts w:ascii="Times New Roman" w:hAnsi="Times New Roman" w:cs="Times New Roman"/>
+          <w:sz w:val="22"/>
+          <w:szCs w:val="22"/>
+        </w:rPr>
+        <w:t xml:space="preserve"> and found that groups 1 and 2 did have substantially higher variability. We added </w:t>
       </w:r>
       <w:proofErr w:type="gramStart"/>
       <w:r>
@@ -2049,7 +2310,7 @@
           <w:sz w:val="22"/>
           <w:szCs w:val="22"/>
         </w:rPr>
-        <w:t>groups, and</w:t>
+        <w:t>a mention</w:t>
       </w:r>
       <w:proofErr w:type="gramEnd"/>
       <w:r>
@@ -2058,25 +2319,171 @@
           <w:sz w:val="22"/>
           <w:szCs w:val="22"/>
         </w:rPr>
-        <w:t xml:space="preserve"> found that groups 1 and 2 did have substantially higher variability. We added </w:t>
+        <w:t xml:space="preserve"> of this to the methods, results, and discussion: </w:t>
+      </w:r>
+    </w:p>
+    <w:p>
+      <w:pPr>
+        <w:spacing w:line="240" w:lineRule="auto"/>
+        <w:ind w:left="720"/>
+        <w:rPr>
+          <w:rFonts w:ascii="Garamond" w:hAnsi="Garamond" w:cs="Times New Roman"/>
+        </w:rPr>
+      </w:pPr>
+      <w:r>
+        <w:rPr>
+          <w:rFonts w:ascii="Times New Roman" w:hAnsi="Times New Roman" w:cs="Times New Roman"/>
+          <w:b/>
+          <w:bCs/>
+          <w:sz w:val="22"/>
+          <w:szCs w:val="22"/>
+        </w:rPr>
+        <w:t xml:space="preserve">Line </w:t>
+      </w:r>
+      <w:r>
+        <w:rPr>
+          <w:rFonts w:ascii="Times New Roman" w:hAnsi="Times New Roman" w:cs="Times New Roman"/>
+          <w:b/>
+          <w:bCs/>
+          <w:sz w:val="22"/>
+          <w:szCs w:val="22"/>
+        </w:rPr>
+        <w:t>246</w:t>
+      </w:r>
+      <w:r>
+        <w:rPr>
+          <w:rFonts w:ascii="Times New Roman" w:hAnsi="Times New Roman" w:cs="Times New Roman"/>
+          <w:b/>
+          <w:bCs/>
+          <w:sz w:val="22"/>
+          <w:szCs w:val="22"/>
+        </w:rPr>
+        <w:t xml:space="preserve"> </w:t>
+      </w:r>
+      <w:r>
+        <w:rPr>
+          <w:rFonts w:ascii="Times New Roman" w:hAnsi="Times New Roman" w:cs="Times New Roman"/>
+          <w:b/>
+          <w:bCs/>
+          <w:i/>
+          <w:iCs/>
+          <w:sz w:val="22"/>
+          <w:szCs w:val="22"/>
+        </w:rPr>
+        <w:t>“</w:t>
+      </w:r>
+      <w:r>
+        <w:rPr>
+          <w:rFonts w:ascii="Times New Roman" w:hAnsi="Times New Roman" w:cs="Times New Roman"/>
+          <w:i/>
+          <w:iCs/>
+          <w:sz w:val="22"/>
+          <w:szCs w:val="22"/>
+        </w:rPr>
+        <w:t>From these data, we also quantified within-group variation in run timing as the standard deviation in the day on which 50% of each group's annual run entered the system across years.</w:t>
+      </w:r>
+      <w:r>
+        <w:rPr>
+          <w:rFonts w:ascii="Times New Roman" w:hAnsi="Times New Roman" w:cs="Times New Roman"/>
+          <w:i/>
+          <w:iCs/>
+          <w:sz w:val="22"/>
+          <w:szCs w:val="22"/>
+        </w:rPr>
+        <w:t>”</w:t>
+      </w:r>
+      <w:r>
+        <w:rPr>
+          <w:rFonts w:ascii="Times New Roman" w:hAnsi="Times New Roman" w:cs="Times New Roman"/>
+          <w:i/>
+          <w:iCs/>
+          <w:sz w:val="22"/>
+          <w:szCs w:val="22"/>
+        </w:rPr>
+        <w:t xml:space="preserve"> </w:t>
+      </w:r>
+    </w:p>
+    <w:p>
+      <w:pPr>
+        <w:pStyle w:val="whitespace-normal"/>
+        <w:ind w:left="720"/>
+        <w:rPr>
+          <w:rFonts w:ascii="Garamond" w:hAnsi="Garamond"/>
+        </w:rPr>
+      </w:pPr>
+      <w:r>
+        <w:rPr>
+          <w:b/>
+          <w:bCs/>
+          <w:sz w:val="22"/>
+          <w:szCs w:val="22"/>
+        </w:rPr>
+        <w:t xml:space="preserve">Line </w:t>
+      </w:r>
+      <w:r>
+        <w:rPr>
+          <w:b/>
+          <w:bCs/>
+          <w:sz w:val="22"/>
+          <w:szCs w:val="22"/>
+        </w:rPr>
+        <w:t>288</w:t>
+      </w:r>
+      <w:r>
+        <w:rPr>
+          <w:b/>
+          <w:bCs/>
+          <w:sz w:val="22"/>
+          <w:szCs w:val="22"/>
+        </w:rPr>
+        <w:t xml:space="preserve"> </w:t>
       </w:r>
       <w:proofErr w:type="gramStart"/>
       <w:r>
         <w:rPr>
-          <w:rFonts w:ascii="Times New Roman" w:hAnsi="Times New Roman" w:cs="Times New Roman"/>
-          <w:sz w:val="22"/>
-          <w:szCs w:val="22"/>
-        </w:rPr>
-        <w:t>a mention</w:t>
+          <w:b/>
+          <w:bCs/>
+          <w:i/>
+          <w:iCs/>
+          <w:sz w:val="22"/>
+          <w:szCs w:val="22"/>
+        </w:rPr>
+        <w:t xml:space="preserve">“ </w:t>
+      </w:r>
+      <w:r>
+        <w:rPr>
+          <w:i/>
+          <w:iCs/>
+          <w:sz w:val="22"/>
+          <w:szCs w:val="22"/>
+        </w:rPr>
+        <w:t>In</w:t>
       </w:r>
       <w:proofErr w:type="gramEnd"/>
       <w:r>
         <w:rPr>
-          <w:rFonts w:ascii="Times New Roman" w:hAnsi="Times New Roman" w:cs="Times New Roman"/>
-          <w:sz w:val="22"/>
-          <w:szCs w:val="22"/>
-        </w:rPr>
-        <w:t xml:space="preserve"> of this to the methods, results, and discussion: </w:t>
+          <w:i/>
+          <w:iCs/>
+          <w:sz w:val="22"/>
+          <w:szCs w:val="22"/>
+        </w:rPr>
+        <w:t xml:space="preserve"> addition, interannual variability in return timing differed among groups. Based on the date by which 50% of the cumulative run had entered the system, Groups one and two exhibited greater variability in return timing among years (SD = 5.9 days and 4.1 days, respectively) than the remaining groups across the watershed (SD = 2.5 – 2.8 days).</w:t>
+      </w:r>
+      <w:r>
+        <w:rPr>
+          <w:i/>
+          <w:iCs/>
+          <w:sz w:val="22"/>
+          <w:szCs w:val="22"/>
+        </w:rPr>
+        <w:t>”</w:t>
+      </w:r>
+      <w:r>
+        <w:rPr>
+          <w:sz w:val="22"/>
+          <w:szCs w:val="22"/>
+        </w:rPr>
+        <w:t xml:space="preserve"> </w:t>
       </w:r>
     </w:p>
     <w:p>
@@ -2084,129 +2491,73 @@
         <w:ind w:left="720"/>
         <w:rPr>
           <w:rFonts w:ascii="Times New Roman" w:hAnsi="Times New Roman" w:cs="Times New Roman"/>
-          <w:sz w:val="22"/>
-          <w:szCs w:val="22"/>
-        </w:rPr>
-      </w:pPr>
-      <w:r>
-        <w:rPr>
-          <w:rFonts w:ascii="Times New Roman" w:hAnsi="Times New Roman" w:cs="Times New Roman"/>
-          <w:b/>
-          <w:bCs/>
-          <w:sz w:val="22"/>
-          <w:szCs w:val="22"/>
-        </w:rPr>
-        <w:t>Line ___ “</w:t>
-      </w:r>
-      <w:r>
-        <w:rPr>
-          <w:rFonts w:ascii="Times New Roman" w:hAnsi="Times New Roman" w:cs="Times New Roman"/>
-          <w:i/>
-          <w:iCs/>
-          <w:sz w:val="22"/>
-          <w:szCs w:val="22"/>
-        </w:rPr>
-        <w:t xml:space="preserve">From these data, we identified the date by which 50% of the total run had entered the system and calculated the coefficient of variation (CV) across years to quantify interannual variation in return timing among groups.” </w:t>
-      </w:r>
-    </w:p>
-    <w:p>
-      <w:pPr>
-        <w:ind w:left="720"/>
-        <w:rPr>
-          <w:rFonts w:ascii="Times New Roman" w:hAnsi="Times New Roman" w:cs="Times New Roman"/>
-          <w:sz w:val="22"/>
-          <w:szCs w:val="22"/>
-        </w:rPr>
-      </w:pPr>
-      <w:r>
-        <w:rPr>
-          <w:rFonts w:ascii="Times New Roman" w:hAnsi="Times New Roman" w:cs="Times New Roman"/>
-          <w:b/>
-          <w:bCs/>
-          <w:sz w:val="22"/>
-          <w:szCs w:val="22"/>
-        </w:rPr>
-        <w:t xml:space="preserve">Line ___ </w:t>
-      </w:r>
-      <w:proofErr w:type="gramStart"/>
-      <w:r>
-        <w:rPr>
-          <w:rFonts w:ascii="Times New Roman" w:hAnsi="Times New Roman" w:cs="Times New Roman"/>
-          <w:b/>
-          <w:bCs/>
-          <w:sz w:val="22"/>
-          <w:szCs w:val="22"/>
-        </w:rPr>
-        <w:t xml:space="preserve">“ </w:t>
-      </w:r>
-      <w:r>
-        <w:rPr>
-          <w:rFonts w:ascii="Times New Roman" w:hAnsi="Times New Roman" w:cs="Times New Roman"/>
-          <w:i/>
-          <w:iCs/>
-          <w:sz w:val="22"/>
-          <w:szCs w:val="22"/>
-        </w:rPr>
-        <w:t>In</w:t>
-      </w:r>
-      <w:proofErr w:type="gramEnd"/>
-      <w:r>
-        <w:rPr>
-          <w:rFonts w:ascii="Times New Roman" w:hAnsi="Times New Roman" w:cs="Times New Roman"/>
-          <w:i/>
-          <w:iCs/>
-          <w:sz w:val="22"/>
-          <w:szCs w:val="22"/>
-        </w:rPr>
-        <w:t xml:space="preserve"> addition, interannual variability in return timing differed among groups. Based on the date by which 50% of the cumulative run had entered the system, Groups 1 and 2 exhibited greater variability in return timing (CV = 3.5% and 2.4%, respectively) than the remaining groups across the watershed (CV = 1.4–1.6%).”</w:t>
-      </w:r>
-      <w:r>
-        <w:rPr>
-          <w:rFonts w:ascii="Times New Roman" w:hAnsi="Times New Roman" w:cs="Times New Roman"/>
+          <w:b/>
+          <w:bCs/>
+          <w:sz w:val="22"/>
+          <w:szCs w:val="22"/>
+        </w:rPr>
+      </w:pPr>
+      <w:r>
+        <w:rPr>
+          <w:rFonts w:ascii="Times New Roman" w:hAnsi="Times New Roman" w:cs="Times New Roman"/>
+          <w:b/>
+          <w:bCs/>
+          <w:sz w:val="22"/>
+          <w:szCs w:val="22"/>
+        </w:rPr>
+        <w:t xml:space="preserve">Line </w:t>
+      </w:r>
+      <w:r>
+        <w:rPr>
+          <w:rFonts w:ascii="Times New Roman" w:hAnsi="Times New Roman" w:cs="Times New Roman"/>
+          <w:b/>
+          <w:bCs/>
+          <w:sz w:val="22"/>
+          <w:szCs w:val="22"/>
+        </w:rPr>
+        <w:t>382</w:t>
+      </w:r>
+      <w:r>
+        <w:rPr>
+          <w:rFonts w:ascii="Times New Roman" w:hAnsi="Times New Roman" w:cs="Times New Roman"/>
+          <w:b/>
+          <w:bCs/>
           <w:sz w:val="22"/>
           <w:szCs w:val="22"/>
         </w:rPr>
         <w:t xml:space="preserve"> </w:t>
       </w:r>
-    </w:p>
-    <w:p>
-      <w:pPr>
-        <w:ind w:left="720"/>
-        <w:rPr>
-          <w:rFonts w:ascii="Times New Roman" w:hAnsi="Times New Roman" w:cs="Times New Roman"/>
-          <w:b/>
-          <w:bCs/>
-          <w:sz w:val="22"/>
-          <w:szCs w:val="22"/>
-        </w:rPr>
-      </w:pPr>
-      <w:r>
-        <w:rPr>
-          <w:rFonts w:ascii="Times New Roman" w:hAnsi="Times New Roman" w:cs="Times New Roman"/>
-          <w:b/>
-          <w:bCs/>
-          <w:sz w:val="22"/>
-          <w:szCs w:val="22"/>
-        </w:rPr>
-        <w:t>Line ___ “</w:t>
-      </w:r>
-      <w:r>
-        <w:rPr>
-          <w:rFonts w:ascii="Times New Roman" w:hAnsi="Times New Roman" w:cs="Times New Roman"/>
-          <w:i/>
-          <w:iCs/>
-          <w:sz w:val="22"/>
-          <w:szCs w:val="22"/>
-        </w:rPr>
-        <w:t>Implementing such an approach would require accurate forecasts of both the onset of the run and the relative timing of migration among subpopulations. Although the results presented here indicate broadly consistent differences in migration timing among groups, the greater interannual variability observed for upper watershed populations illustrates the difficulty of designing a dynamic closure that reliably protects a consistent proportion of these stocks.”</w:t>
-      </w:r>
-      <w:r>
-        <w:rPr>
-          <w:rFonts w:ascii="Times New Roman" w:hAnsi="Times New Roman" w:cs="Times New Roman"/>
-          <w:sz w:val="22"/>
-          <w:szCs w:val="22"/>
-        </w:rPr>
-        <w:t xml:space="preserve"> </w:t>
+      <w:r>
+        <w:rPr>
+          <w:rFonts w:ascii="Times New Roman" w:hAnsi="Times New Roman" w:cs="Times New Roman"/>
+          <w:b/>
+          <w:bCs/>
+          <w:i/>
+          <w:iCs/>
+          <w:sz w:val="22"/>
+          <w:szCs w:val="22"/>
+        </w:rPr>
+        <w:t>“</w:t>
+      </w:r>
+      <w:r>
+        <w:rPr>
+          <w:rFonts w:ascii="Times New Roman" w:hAnsi="Times New Roman" w:cs="Times New Roman"/>
+          <w:i/>
+          <w:iCs/>
+          <w:sz w:val="22"/>
+          <w:szCs w:val="22"/>
+        </w:rPr>
+        <w:t>Implementing such an approach would require accurate forecasts of both the onset of the run and the relative timing of migration among subpopulations. Although our results indicate broadly consistent differences in migration timing among groups, the greater interannual variability observed for upper watershed populations illustrates the difficulty of designing a dynamic closure that reliably protects a consistent proportion of these populations.</w:t>
+      </w:r>
+      <w:r>
+        <w:rPr>
+          <w:rFonts w:ascii="Times New Roman" w:hAnsi="Times New Roman" w:cs="Times New Roman"/>
+          <w:i/>
+          <w:iCs/>
+          <w:sz w:val="22"/>
+          <w:szCs w:val="22"/>
+        </w:rPr>
+        <w:t>”</w:t>
       </w:r>
     </w:p>
     <w:p>
@@ -2295,8 +2646,26 @@
           <w:rFonts w:ascii="Times New Roman" w:hAnsi="Times New Roman" w:cs="Times New Roman"/>
           <w:sz w:val="22"/>
           <w:szCs w:val="22"/>
-        </w:rPr>
-        <w:t xml:space="preserve">Line ___ </w:t>
+          <w:u w:val="single"/>
+        </w:rPr>
+        <w:t xml:space="preserve">Line </w:t>
+      </w:r>
+      <w:r>
+        <w:rPr>
+          <w:rFonts w:ascii="Times New Roman" w:hAnsi="Times New Roman" w:cs="Times New Roman"/>
+          <w:sz w:val="22"/>
+          <w:szCs w:val="22"/>
+          <w:u w:val="single"/>
+        </w:rPr>
+        <w:t>12</w:t>
+      </w:r>
+      <w:r>
+        <w:rPr>
+          <w:rFonts w:ascii="Times New Roman" w:hAnsi="Times New Roman" w:cs="Times New Roman"/>
+          <w:sz w:val="22"/>
+          <w:szCs w:val="22"/>
+        </w:rPr>
+        <w:t xml:space="preserve"> </w:t>
       </w:r>
       <w:proofErr w:type="gramStart"/>
       <w:r>
@@ -2371,6 +2740,25 @@
           <w:szCs w:val="22"/>
         </w:rPr>
       </w:pPr>
+      <w:r>
+        <w:rPr>
+          <w:rFonts w:ascii="Times New Roman" w:hAnsi="Times New Roman" w:cs="Times New Roman"/>
+          <w:sz w:val="22"/>
+          <w:szCs w:val="22"/>
+          <w:u w:val="single"/>
+        </w:rPr>
+        <w:t>Line 47</w:t>
+      </w:r>
+      <w:r>
+        <w:rPr>
+          <w:rFonts w:ascii="Times New Roman" w:hAnsi="Times New Roman" w:cs="Times New Roman"/>
+          <w:i/>
+          <w:iCs/>
+          <w:sz w:val="22"/>
+          <w:szCs w:val="22"/>
+        </w:rPr>
+        <w:t xml:space="preserve"> </w:t>
+      </w:r>
       <w:r>
         <w:rPr>
           <w:rFonts w:ascii="Times New Roman" w:hAnsi="Times New Roman" w:cs="Times New Roman"/>
@@ -2631,7 +3019,27 @@
           <w:sz w:val="22"/>
           <w:szCs w:val="22"/>
         </w:rPr>
-        <w:t xml:space="preserve">Line: ___ </w:t>
+        <w:t xml:space="preserve">Line: </w:t>
+      </w:r>
+      <w:r>
+        <w:rPr>
+          <w:rFonts w:ascii="Times New Roman" w:hAnsi="Times New Roman" w:cs="Times New Roman"/>
+          <w:i/>
+          <w:iCs/>
+          <w:sz w:val="22"/>
+          <w:szCs w:val="22"/>
+        </w:rPr>
+        <w:t>52</w:t>
+      </w:r>
+      <w:r>
+        <w:rPr>
+          <w:rFonts w:ascii="Times New Roman" w:hAnsi="Times New Roman" w:cs="Times New Roman"/>
+          <w:i/>
+          <w:iCs/>
+          <w:sz w:val="22"/>
+          <w:szCs w:val="22"/>
+        </w:rPr>
+        <w:t xml:space="preserve"> </w:t>
       </w:r>
       <w:proofErr w:type="gramStart"/>
       <w:r>
@@ -2813,7 +3221,219 @@
           <w:sz w:val="22"/>
           <w:szCs w:val="22"/>
         </w:rPr>
+        <w:br/>
+      </w:r>
+      <w:r>
+        <w:rPr>
+          <w:rFonts w:ascii="Times New Roman" w:hAnsi="Times New Roman" w:cs="Times New Roman"/>
+          <w:b/>
+          <w:bCs/>
+          <w:sz w:val="22"/>
+          <w:szCs w:val="22"/>
+        </w:rPr>
+        <w:t xml:space="preserve">Lines 77-81: This para quickly pivots to upstream Kuskokwim, which implies to me these stocks are </w:t>
+      </w:r>
+      <w:r>
+        <w:rPr>
+          <w:rFonts w:ascii="Times New Roman" w:hAnsi="Times New Roman" w:cs="Times New Roman"/>
+          <w:b/>
+          <w:bCs/>
+          <w:sz w:val="22"/>
+          <w:szCs w:val="22"/>
+        </w:rPr>
         <w:lastRenderedPageBreak/>
+        <w:t xml:space="preserve">more imperiled. </w:t>
+      </w:r>
+      <w:proofErr w:type="gramStart"/>
+      <w:r>
+        <w:rPr>
+          <w:rFonts w:ascii="Times New Roman" w:hAnsi="Times New Roman" w:cs="Times New Roman"/>
+          <w:b/>
+          <w:bCs/>
+          <w:sz w:val="22"/>
+          <w:szCs w:val="22"/>
+        </w:rPr>
+        <w:t>However</w:t>
+      </w:r>
+      <w:proofErr w:type="gramEnd"/>
+      <w:r>
+        <w:rPr>
+          <w:rFonts w:ascii="Times New Roman" w:hAnsi="Times New Roman" w:cs="Times New Roman"/>
+          <w:b/>
+          <w:bCs/>
+          <w:sz w:val="22"/>
+          <w:szCs w:val="22"/>
+        </w:rPr>
+        <w:t xml:space="preserve"> the previous para didn’t really suggest within basin variability in status. These lines instead suggest the goal is to shift harvest dynamics from more to less mixed stock to allow better control and ensure equitable access. I would move this sentence earlier in paragraph to justify the focus on upstream populations as early as possible.</w:t>
+      </w:r>
+    </w:p>
+    <w:p>
+      <w:pPr>
+        <w:ind w:left="720"/>
+        <w:rPr>
+          <w:rFonts w:ascii="Times New Roman" w:hAnsi="Times New Roman" w:cs="Times New Roman"/>
+          <w:sz w:val="22"/>
+          <w:szCs w:val="22"/>
+        </w:rPr>
+      </w:pPr>
+      <w:r>
+        <w:rPr>
+          <w:rFonts w:ascii="Times New Roman" w:hAnsi="Times New Roman" w:cs="Times New Roman"/>
+          <w:sz w:val="22"/>
+          <w:szCs w:val="22"/>
+        </w:rPr>
+        <w:t xml:space="preserve">We moved this section earlier in the paragraph and added additional context describing the motivation behind the front-end closure and concern about upper watershed stocks. </w:t>
+      </w:r>
+    </w:p>
+    <w:p>
+      <w:pPr>
+        <w:ind w:left="720"/>
+        <w:rPr>
+          <w:rFonts w:ascii="Times New Roman" w:hAnsi="Times New Roman" w:cs="Times New Roman"/>
+          <w:b/>
+          <w:bCs/>
+          <w:i/>
+          <w:iCs/>
+          <w:sz w:val="22"/>
+          <w:szCs w:val="22"/>
+        </w:rPr>
+      </w:pPr>
+      <w:r>
+        <w:rPr>
+          <w:rFonts w:ascii="Times New Roman" w:hAnsi="Times New Roman" w:cs="Times New Roman"/>
+          <w:b/>
+          <w:bCs/>
+          <w:i/>
+          <w:iCs/>
+          <w:sz w:val="22"/>
+          <w:szCs w:val="22"/>
+        </w:rPr>
+        <w:t>Line</w:t>
+      </w:r>
+      <w:r>
+        <w:rPr>
+          <w:rFonts w:ascii="Times New Roman" w:hAnsi="Times New Roman" w:cs="Times New Roman"/>
+          <w:b/>
+          <w:bCs/>
+          <w:i/>
+          <w:iCs/>
+          <w:sz w:val="22"/>
+          <w:szCs w:val="22"/>
+        </w:rPr>
+        <w:t xml:space="preserve"> 87</w:t>
+      </w:r>
+      <w:r>
+        <w:rPr>
+          <w:rFonts w:ascii="Times New Roman" w:hAnsi="Times New Roman" w:cs="Times New Roman"/>
+          <w:b/>
+          <w:bCs/>
+          <w:i/>
+          <w:iCs/>
+          <w:sz w:val="22"/>
+          <w:szCs w:val="22"/>
+        </w:rPr>
+        <w:t xml:space="preserve"> </w:t>
+      </w:r>
+      <w:r>
+        <w:rPr>
+          <w:rFonts w:ascii="Times New Roman" w:hAnsi="Times New Roman" w:cs="Times New Roman"/>
+          <w:b/>
+          <w:bCs/>
+          <w:i/>
+          <w:iCs/>
+          <w:sz w:val="22"/>
+          <w:szCs w:val="22"/>
+        </w:rPr>
+        <w:t>“</w:t>
+      </w:r>
+      <w:r>
+        <w:rPr>
+          <w:rFonts w:ascii="Times New Roman" w:hAnsi="Times New Roman" w:cs="Times New Roman"/>
+          <w:i/>
+          <w:iCs/>
+          <w:sz w:val="22"/>
+          <w:szCs w:val="22"/>
+        </w:rPr>
+        <w:t xml:space="preserve">A relatively small proportion of the total residents in the Kuskokwim (&lt;10%) live in the upper reaches of the watershed, however, Chinook salmon returning to these tributaries are a critical subsistence resource and the vast majority  (&gt;85%) of the total harvest occurs in the lower portions of the and disproportionately early in the season  </w:t>
+      </w:r>
+      <w:r>
+        <w:rPr>
+          <w:rFonts w:ascii="Times New Roman" w:hAnsi="Times New Roman" w:cs="Times New Roman"/>
+          <w:i/>
+          <w:iCs/>
+          <w:sz w:val="22"/>
+          <w:szCs w:val="22"/>
+        </w:rPr>
+        <w:fldChar w:fldCharType="begin"/>
+      </w:r>
+      <w:r>
+        <w:rPr>
+          <w:rFonts w:ascii="Times New Roman" w:hAnsi="Times New Roman" w:cs="Times New Roman"/>
+          <w:i/>
+          <w:iCs/>
+          <w:sz w:val="22"/>
+          <w:szCs w:val="22"/>
+        </w:rPr>
+        <w:instrText xml:space="preserve"> ADDIN ZOTERO_ITEM CSL_CITATION {"citationID":"otrHwx8z","properties":{"unsorted":false,"formattedCitation":"(Hamazaki, 2008; Tiernan &amp; Poetter, 2015)","plainCitation":"(Hamazaki, 2008; Tiernan &amp; Poetter, 2015)","noteIndex":0},"citationItems":[{"id":6021,"uris":["http://zotero.org/users/8421274/items/G45XBM9M"],"itemData":{"id":6021,"type":"article-journal","abstract":"This study examined the effectiveness of subsistence fishery closure “windows” scheduling as a management tool for conservation of Chinook salmon (Oncorhynchus tshawytscha) in the Kuskokwim River, Alaska. The windows, which reduced subsistence fishing from seven days to four days a week, were implemented in 2001 to conserve early migrant/upperriver Chinook salmon stock and to provide subsistence harvest opportunities for upper‐river communities. The windows were expected to (1) reduce the proportion of Chinook salmon harvests in the early season, (2) delay the harvest timing, and (3) extend the total fishing days. To examine its effectiveness, subsistence salmon harvest calendars (1989–2006) were collected and examined for changes in harvest timing before and after the windows were implemented. The results showed that the windows did not reduce harvests early in the season, delay the harvest timing, or extend the total fishing days. This suggests that the windows were not effective. Potential reasons for this failure are discussed.","container-title":"Fisheries","DOI":"10.1577/1548-8446-33.10.495","ISSN":"0363-2415","issue":"10","page":"495-501","source":"Silverchair","title":"“When people argue about fish, the fish disappear.”","volume":"33","author":[{"family":"Hamazaki","given":"Toshihide"}],"issued":{"date-parts":[["2008",10,1]]}}},{"id":6806,"uris":["http://zotero.org/users/8421274/items/YSTFPVGT"],"itemData":{"id":6806,"type":"report","title":"013 Kuskokwim area management report. Alaska Departmentof Fish and Game, Fishery Management Report No. 15-46, Anchorage.","author":[{"family":"Tiernan","given":"A"},{"family":"Poetter","given":"A."}],"issued":{"date-parts":[["2015"]]}}}],"schema":"https://github.com/citation-style-language/schema/raw/master/csl-citation.json"} </w:instrText>
+      </w:r>
+      <w:r>
+        <w:rPr>
+          <w:rFonts w:ascii="Times New Roman" w:hAnsi="Times New Roman" w:cs="Times New Roman"/>
+          <w:i/>
+          <w:iCs/>
+          <w:sz w:val="22"/>
+          <w:szCs w:val="22"/>
+        </w:rPr>
+        <w:fldChar w:fldCharType="separate"/>
+      </w:r>
+      <w:r>
+        <w:rPr>
+          <w:rFonts w:ascii="Times New Roman" w:hAnsi="Times New Roman" w:cs="Times New Roman"/>
+          <w:i/>
+          <w:iCs/>
+          <w:noProof/>
+          <w:sz w:val="22"/>
+          <w:szCs w:val="22"/>
+        </w:rPr>
+        <w:t>(Hamazaki, 2008; Tiernan &amp; Poetter, 2015)</w:t>
+      </w:r>
+      <w:r>
+        <w:rPr>
+          <w:rFonts w:ascii="Times New Roman" w:hAnsi="Times New Roman" w:cs="Times New Roman"/>
+          <w:i/>
+          <w:iCs/>
+          <w:sz w:val="22"/>
+          <w:szCs w:val="22"/>
+        </w:rPr>
+        <w:fldChar w:fldCharType="end"/>
+      </w:r>
+      <w:r>
+        <w:rPr>
+          <w:rFonts w:ascii="Times New Roman" w:hAnsi="Times New Roman" w:cs="Times New Roman"/>
+          <w:i/>
+          <w:iCs/>
+          <w:sz w:val="22"/>
+          <w:szCs w:val="22"/>
+        </w:rPr>
+        <w:t>. As such, there is concern that upper watershed stocks may be overexploited by downstream fisheries, putting them at a heightened risk of extirpation and limiting subsistence access for upstream communities</w:t>
+      </w:r>
+    </w:p>
+    <w:p>
+      <w:pPr>
+        <w:rPr>
+          <w:rFonts w:ascii="Times New Roman" w:hAnsi="Times New Roman" w:cs="Times New Roman"/>
+          <w:b/>
+          <w:bCs/>
+          <w:sz w:val="22"/>
+          <w:szCs w:val="22"/>
+        </w:rPr>
+      </w:pPr>
+      <w:r>
+        <w:rPr>
+          <w:rFonts w:ascii="Times New Roman" w:hAnsi="Times New Roman" w:cs="Times New Roman"/>
+          <w:sz w:val="22"/>
+          <w:szCs w:val="22"/>
+        </w:rPr>
         <w:br/>
       </w:r>
       <w:r>
@@ -2824,29 +3444,7 @@
           <w:sz w:val="22"/>
           <w:szCs w:val="22"/>
         </w:rPr>
-        <w:t xml:space="preserve">Lines 77-81: This para quickly pivots to upstream Kuskokwim, which implies to me these stocks are more imperiled. </w:t>
-      </w:r>
-      <w:proofErr w:type="gramStart"/>
-      <w:r>
-        <w:rPr>
-          <w:rFonts w:ascii="Times New Roman" w:hAnsi="Times New Roman" w:cs="Times New Roman"/>
-          <w:b/>
-          <w:bCs/>
-          <w:sz w:val="22"/>
-          <w:szCs w:val="22"/>
-        </w:rPr>
-        <w:t>However</w:t>
-      </w:r>
-      <w:proofErr w:type="gramEnd"/>
-      <w:r>
-        <w:rPr>
-          <w:rFonts w:ascii="Times New Roman" w:hAnsi="Times New Roman" w:cs="Times New Roman"/>
-          <w:b/>
-          <w:bCs/>
-          <w:sz w:val="22"/>
-          <w:szCs w:val="22"/>
-        </w:rPr>
-        <w:t xml:space="preserve"> the previous para didn’t really suggest within basin variability in status. These lines instead suggest the goal is to shift harvest dynamics from more to less mixed stock to allow better control and ensure equitable access. I would move this sentence earlier in paragraph to justify the focus on upstream populations as early as possible.</w:t>
+        <w:t>Line 82-84: I think this could be simplified by removing “the interaction between population-specific migration patterns and”</w:t>
       </w:r>
     </w:p>
     <w:p>
@@ -2864,7 +3462,23 @@
           <w:sz w:val="22"/>
           <w:szCs w:val="22"/>
         </w:rPr>
-        <w:t xml:space="preserve">We moved this section earlier in the paragraph and added additional context describing the motivation behind the front-end closure and concern about upper watershed stocks. </w:t>
+        <w:t xml:space="preserve">We </w:t>
+      </w:r>
+      <w:r>
+        <w:rPr>
+          <w:rFonts w:ascii="Times New Roman" w:hAnsi="Times New Roman" w:cs="Times New Roman"/>
+          <w:sz w:val="22"/>
+          <w:szCs w:val="22"/>
+        </w:rPr>
+        <w:t>amended this sentence to read as suggested</w:t>
+      </w:r>
+      <w:r>
+        <w:rPr>
+          <w:rFonts w:ascii="Times New Roman" w:hAnsi="Times New Roman" w:cs="Times New Roman"/>
+          <w:sz w:val="22"/>
+          <w:szCs w:val="22"/>
+        </w:rPr>
+        <w:t xml:space="preserve"> and included it as the introduction to the following paragraph:</w:t>
       </w:r>
     </w:p>
     <w:p>
@@ -2872,108 +3486,128 @@
         <w:ind w:left="720"/>
         <w:rPr>
           <w:rFonts w:ascii="Times New Roman" w:hAnsi="Times New Roman" w:cs="Times New Roman"/>
-          <w:b/>
-          <w:bCs/>
-          <w:i/>
-          <w:iCs/>
-          <w:sz w:val="22"/>
-          <w:szCs w:val="22"/>
-        </w:rPr>
-      </w:pPr>
-      <w:r>
-        <w:rPr>
-          <w:rFonts w:ascii="Times New Roman" w:hAnsi="Times New Roman" w:cs="Times New Roman"/>
-          <w:b/>
-          <w:bCs/>
-          <w:i/>
-          <w:iCs/>
-          <w:sz w:val="22"/>
-          <w:szCs w:val="22"/>
-        </w:rPr>
-        <w:t xml:space="preserve">Line___ </w:t>
-      </w:r>
-      <w:r>
-        <w:rPr>
-          <w:rFonts w:ascii="Times New Roman" w:hAnsi="Times New Roman" w:cs="Times New Roman"/>
-          <w:b/>
-          <w:bCs/>
-          <w:i/>
-          <w:iCs/>
-          <w:sz w:val="22"/>
-          <w:szCs w:val="22"/>
-        </w:rPr>
-        <w:t>“</w:t>
-      </w:r>
-      <w:r>
-        <w:rPr>
-          <w:rFonts w:ascii="Times New Roman" w:hAnsi="Times New Roman" w:cs="Times New Roman"/>
-          <w:i/>
-          <w:iCs/>
-          <w:sz w:val="22"/>
-          <w:szCs w:val="22"/>
-        </w:rPr>
-        <w:t xml:space="preserve">A relatively small proportion of the total residents in the Kuskokwim (&lt;10%) live in the upper reaches of the watershed, however, Chinook salmon returning to these tributaries are a critical subsistence resource and the vast majority  (&gt;85%) of the total harvest occurs in the lower portions of the and disproportionately early in the season  </w:t>
-      </w:r>
-      <w:r>
-        <w:rPr>
-          <w:rFonts w:ascii="Times New Roman" w:hAnsi="Times New Roman" w:cs="Times New Roman"/>
-          <w:i/>
-          <w:iCs/>
-          <w:sz w:val="22"/>
-          <w:szCs w:val="22"/>
-        </w:rPr>
-        <w:fldChar w:fldCharType="begin"/>
-      </w:r>
-      <w:r>
-        <w:rPr>
-          <w:rFonts w:ascii="Times New Roman" w:hAnsi="Times New Roman" w:cs="Times New Roman"/>
-          <w:i/>
-          <w:iCs/>
-          <w:sz w:val="22"/>
-          <w:szCs w:val="22"/>
-        </w:rPr>
-        <w:instrText xml:space="preserve"> ADDIN ZOTERO_ITEM CSL_CITATION {"citationID":"otrHwx8z","properties":{"unsorted":false,"formattedCitation":"(Hamazaki, 2008; Tiernan &amp; Poetter, 2015)","plainCitation":"(Hamazaki, 2008; Tiernan &amp; Poetter, 2015)","noteIndex":0},"citationItems":[{"id":6021,"uris":["http://zotero.org/users/8421274/items/G45XBM9M"],"itemData":{"id":6021,"type":"article-journal","abstract":"This study examined the effectiveness of subsistence fishery closure “windows” scheduling as a management tool for conservation of Chinook salmon (Oncorhynchus tshawytscha) in the Kuskokwim River, Alaska. The windows, which reduced subsistence fishing from seven days to four days a week, were implemented in 2001 to conserve early migrant/upperriver Chinook salmon stock and to provide subsistence harvest opportunities for upper‐river communities. The windows were expected to (1) reduce the proportion of Chinook salmon harvests in the early season, (2) delay the harvest timing, and (3) extend the total fishing days. To examine its effectiveness, subsistence salmon harvest calendars (1989–2006) were collected and examined for changes in harvest timing before and after the windows were implemented. The results showed that the windows did not reduce harvests early in the season, delay the harvest timing, or extend the total fishing days. This suggests that the windows were not effective. Potential reasons for this failure are discussed.","container-title":"Fisheries","DOI":"10.1577/1548-8446-33.10.495","ISSN":"0363-2415","issue":"10","page":"495-501","source":"Silverchair","title":"“When people argue about fish, the fish disappear.”","volume":"33","author":[{"family":"Hamazaki","given":"Toshihide"}],"issued":{"date-parts":[["2008",10,1]]}}},{"id":6806,"uris":["http://zotero.org/users/8421274/items/YSTFPVGT"],"itemData":{"id":6806,"type":"report","title":"013 Kuskokwim area management report. Alaska Departmentof Fish and Game, Fishery Management Report No. 15-46, Anchorage.","author":[{"family":"Tiernan","given":"A"},{"family":"Poetter","given":"A."}],"issued":{"date-parts":[["2015"]]}}}],"schema":"https://github.com/citation-style-language/schema/raw/master/csl-citation.json"} </w:instrText>
-      </w:r>
-      <w:r>
-        <w:rPr>
-          <w:rFonts w:ascii="Times New Roman" w:hAnsi="Times New Roman" w:cs="Times New Roman"/>
-          <w:i/>
-          <w:iCs/>
-          <w:sz w:val="22"/>
-          <w:szCs w:val="22"/>
-        </w:rPr>
-        <w:fldChar w:fldCharType="separate"/>
-      </w:r>
-      <w:r>
-        <w:rPr>
-          <w:rFonts w:ascii="Times New Roman" w:hAnsi="Times New Roman" w:cs="Times New Roman"/>
-          <w:i/>
-          <w:iCs/>
-          <w:noProof/>
-          <w:sz w:val="22"/>
-          <w:szCs w:val="22"/>
-        </w:rPr>
-        <w:t>(Hamazaki, 2008; Tiernan &amp; Poetter, 2015)</w:t>
-      </w:r>
-      <w:r>
-        <w:rPr>
-          <w:rFonts w:ascii="Times New Roman" w:hAnsi="Times New Roman" w:cs="Times New Roman"/>
-          <w:i/>
-          <w:iCs/>
-          <w:sz w:val="22"/>
-          <w:szCs w:val="22"/>
-        </w:rPr>
-        <w:fldChar w:fldCharType="end"/>
-      </w:r>
-      <w:r>
-        <w:rPr>
-          <w:rFonts w:ascii="Times New Roman" w:hAnsi="Times New Roman" w:cs="Times New Roman"/>
-          <w:i/>
-          <w:iCs/>
-          <w:sz w:val="22"/>
-          <w:szCs w:val="22"/>
-        </w:rPr>
-        <w:t>. As such, there is concern that upper watershed stocks may be overexploited by downstream fisheries, putting them at a heightened risk of extirpation and limiting subsistence access for upstream communities</w:t>
+          <w:i/>
+          <w:iCs/>
+          <w:sz w:val="22"/>
+          <w:szCs w:val="22"/>
+        </w:rPr>
+      </w:pPr>
+      <w:r>
+        <w:rPr>
+          <w:rFonts w:ascii="Times New Roman" w:hAnsi="Times New Roman" w:cs="Times New Roman"/>
+          <w:i/>
+          <w:iCs/>
+          <w:sz w:val="22"/>
+          <w:szCs w:val="22"/>
+        </w:rPr>
+        <w:t xml:space="preserve">Line </w:t>
+      </w:r>
+      <w:r>
+        <w:rPr>
+          <w:rFonts w:ascii="Times New Roman" w:hAnsi="Times New Roman" w:cs="Times New Roman"/>
+          <w:i/>
+          <w:iCs/>
+          <w:sz w:val="22"/>
+          <w:szCs w:val="22"/>
+        </w:rPr>
+        <w:t>98</w:t>
+      </w:r>
+      <w:r>
+        <w:rPr>
+          <w:rFonts w:ascii="Times New Roman" w:hAnsi="Times New Roman" w:cs="Times New Roman"/>
+          <w:i/>
+          <w:iCs/>
+          <w:sz w:val="22"/>
+          <w:szCs w:val="22"/>
+        </w:rPr>
+        <w:t xml:space="preserve"> </w:t>
+      </w:r>
+      <w:r>
+        <w:rPr>
+          <w:rFonts w:ascii="Times New Roman" w:hAnsi="Times New Roman" w:cs="Times New Roman"/>
+          <w:i/>
+          <w:iCs/>
+          <w:sz w:val="22"/>
+          <w:szCs w:val="22"/>
+        </w:rPr>
+        <w:t>“At the watershed scale and over multi-year timescales, the spatial ecology of Chinook salmon in the Kuskokwim River basin remains poorly understood, limiting the ability to assess whether the front-end fishery closure effectively protects upstream stocks as intended.</w:t>
+      </w:r>
+      <w:r>
+        <w:rPr>
+          <w:rFonts w:ascii="Times New Roman" w:hAnsi="Times New Roman" w:cs="Times New Roman"/>
+          <w:i/>
+          <w:iCs/>
+          <w:sz w:val="22"/>
+          <w:szCs w:val="22"/>
+        </w:rPr>
+        <w:t>”</w:t>
+      </w:r>
+    </w:p>
+    <w:p>
+      <w:pPr>
+        <w:ind w:left="720"/>
+        <w:rPr>
+          <w:rFonts w:ascii="Times New Roman" w:hAnsi="Times New Roman" w:cs="Times New Roman"/>
+          <w:i/>
+          <w:iCs/>
+          <w:sz w:val="22"/>
+          <w:szCs w:val="22"/>
+        </w:rPr>
+      </w:pPr>
+    </w:p>
+    <w:p>
+      <w:pPr>
+        <w:rPr>
+          <w:rFonts w:ascii="Times New Roman" w:hAnsi="Times New Roman" w:cs="Times New Roman"/>
+          <w:b/>
+          <w:bCs/>
+          <w:sz w:val="22"/>
+          <w:szCs w:val="22"/>
+        </w:rPr>
+      </w:pPr>
+      <w:r>
+        <w:rPr>
+          <w:rFonts w:ascii="Times New Roman" w:hAnsi="Times New Roman" w:cs="Times New Roman"/>
+          <w:b/>
+          <w:bCs/>
+          <w:sz w:val="22"/>
+          <w:szCs w:val="22"/>
+        </w:rPr>
+        <w:t>Line 85: Recommend adding a paragraph about stock ID and its limitations in this context with bridge to novel approach of using isotope markers to identify spawning locations</w:t>
+      </w:r>
+    </w:p>
+    <w:p>
+      <w:pPr>
+        <w:ind w:left="720"/>
+        <w:rPr>
+          <w:rFonts w:ascii="Times New Roman" w:hAnsi="Times New Roman" w:cs="Times New Roman"/>
+          <w:sz w:val="22"/>
+          <w:szCs w:val="22"/>
+        </w:rPr>
+      </w:pPr>
+      <w:r>
+        <w:rPr>
+          <w:rFonts w:ascii="Times New Roman" w:hAnsi="Times New Roman" w:cs="Times New Roman"/>
+          <w:sz w:val="22"/>
+          <w:szCs w:val="22"/>
+        </w:rPr>
+        <w:t xml:space="preserve">We </w:t>
+      </w:r>
+      <w:r>
+        <w:rPr>
+          <w:rFonts w:ascii="Times New Roman" w:hAnsi="Times New Roman" w:cs="Times New Roman"/>
+          <w:sz w:val="22"/>
+          <w:szCs w:val="22"/>
+        </w:rPr>
+        <w:t xml:space="preserve">added </w:t>
+      </w:r>
+      <w:r>
+        <w:rPr>
+          <w:rFonts w:ascii="Times New Roman" w:hAnsi="Times New Roman" w:cs="Times New Roman"/>
+          <w:sz w:val="22"/>
+          <w:szCs w:val="22"/>
+        </w:rPr>
+        <w:t xml:space="preserve">a final paragraph to describe the limitations of genetics and telemetry as well as the unique strength of otolith chemical approaches for this analysis, highlighted in a previous comment. </w:t>
       </w:r>
     </w:p>
     <w:p>
@@ -3002,7 +3636,7 @@
           <w:sz w:val="22"/>
           <w:szCs w:val="22"/>
         </w:rPr>
-        <w:t>Line 82-84: I think this could be simplified by removing “the interaction between population-specific migration patterns and”</w:t>
+        <w:t>Lines 87-89: Is it a lack of genetic structure or a lack of a comprehensive genetic baseline? If the former, then this would suggest that there is significant straying or the populations have recolonized so recently that there has not been sufficient time for drift to occur, correct? I ask because generally Chinook salmon show significant structure in large river basins (though I’m also not a geneticist…)</w:t>
       </w:r>
     </w:p>
     <w:p>
@@ -3020,178 +3654,6 @@
           <w:sz w:val="22"/>
           <w:szCs w:val="22"/>
         </w:rPr>
-        <w:t xml:space="preserve">We </w:t>
-      </w:r>
-      <w:r>
-        <w:rPr>
-          <w:rFonts w:ascii="Times New Roman" w:hAnsi="Times New Roman" w:cs="Times New Roman"/>
-          <w:sz w:val="22"/>
-          <w:szCs w:val="22"/>
-        </w:rPr>
-        <w:t>amended this sentence to read as suggested</w:t>
-      </w:r>
-      <w:r>
-        <w:rPr>
-          <w:rFonts w:ascii="Times New Roman" w:hAnsi="Times New Roman" w:cs="Times New Roman"/>
-          <w:sz w:val="22"/>
-          <w:szCs w:val="22"/>
-        </w:rPr>
-        <w:t xml:space="preserve"> and included it as the introduction to the following paragraph:</w:t>
-      </w:r>
-    </w:p>
-    <w:p>
-      <w:pPr>
-        <w:ind w:left="720"/>
-        <w:rPr>
-          <w:rFonts w:ascii="Times New Roman" w:hAnsi="Times New Roman" w:cs="Times New Roman"/>
-          <w:i/>
-          <w:iCs/>
-          <w:sz w:val="22"/>
-          <w:szCs w:val="22"/>
-        </w:rPr>
-      </w:pPr>
-      <w:r>
-        <w:rPr>
-          <w:rFonts w:ascii="Times New Roman" w:hAnsi="Times New Roman" w:cs="Times New Roman"/>
-          <w:i/>
-          <w:iCs/>
-          <w:sz w:val="22"/>
-          <w:szCs w:val="22"/>
-        </w:rPr>
-        <w:t xml:space="preserve">Line ___ </w:t>
-      </w:r>
-      <w:r>
-        <w:rPr>
-          <w:rFonts w:ascii="Times New Roman" w:hAnsi="Times New Roman" w:cs="Times New Roman"/>
-          <w:i/>
-          <w:iCs/>
-          <w:sz w:val="22"/>
-          <w:szCs w:val="22"/>
-        </w:rPr>
-        <w:t>“At the watershed scale and over multi-year timescales, the spatial ecology of Chinook salmon in the Kuskokwim River basin remains poorly understood, limiting the ability to assess whether the front-end fishery closure effectively protects upstream stocks as intended.</w:t>
-      </w:r>
-      <w:r>
-        <w:rPr>
-          <w:rFonts w:ascii="Times New Roman" w:hAnsi="Times New Roman" w:cs="Times New Roman"/>
-          <w:i/>
-          <w:iCs/>
-          <w:sz w:val="22"/>
-          <w:szCs w:val="22"/>
-        </w:rPr>
-        <w:t>”</w:t>
-      </w:r>
-    </w:p>
-    <w:p>
-      <w:pPr>
-        <w:ind w:left="720"/>
-        <w:rPr>
-          <w:rFonts w:ascii="Times New Roman" w:hAnsi="Times New Roman" w:cs="Times New Roman"/>
-          <w:i/>
-          <w:iCs/>
-          <w:sz w:val="22"/>
-          <w:szCs w:val="22"/>
-        </w:rPr>
-      </w:pPr>
-    </w:p>
-    <w:p>
-      <w:pPr>
-        <w:rPr>
-          <w:rFonts w:ascii="Times New Roman" w:hAnsi="Times New Roman" w:cs="Times New Roman"/>
-          <w:b/>
-          <w:bCs/>
-          <w:sz w:val="22"/>
-          <w:szCs w:val="22"/>
-        </w:rPr>
-      </w:pPr>
-      <w:r>
-        <w:rPr>
-          <w:rFonts w:ascii="Times New Roman" w:hAnsi="Times New Roman" w:cs="Times New Roman"/>
-          <w:b/>
-          <w:bCs/>
-          <w:sz w:val="22"/>
-          <w:szCs w:val="22"/>
-        </w:rPr>
-        <w:t>Line 85: Recommend adding a paragraph about stock ID and its limitations in this context with bridge to novel approach of using isotope markers to identify spawning locations</w:t>
-      </w:r>
-    </w:p>
-    <w:p>
-      <w:pPr>
-        <w:ind w:left="720"/>
-        <w:rPr>
-          <w:rFonts w:ascii="Times New Roman" w:hAnsi="Times New Roman" w:cs="Times New Roman"/>
-          <w:sz w:val="22"/>
-          <w:szCs w:val="22"/>
-        </w:rPr>
-      </w:pPr>
-      <w:r>
-        <w:rPr>
-          <w:rFonts w:ascii="Times New Roman" w:hAnsi="Times New Roman" w:cs="Times New Roman"/>
-          <w:sz w:val="22"/>
-          <w:szCs w:val="22"/>
-        </w:rPr>
-        <w:t xml:space="preserve">We </w:t>
-      </w:r>
-      <w:r>
-        <w:rPr>
-          <w:rFonts w:ascii="Times New Roman" w:hAnsi="Times New Roman" w:cs="Times New Roman"/>
-          <w:sz w:val="22"/>
-          <w:szCs w:val="22"/>
-        </w:rPr>
-        <w:t xml:space="preserve">added </w:t>
-      </w:r>
-      <w:r>
-        <w:rPr>
-          <w:rFonts w:ascii="Times New Roman" w:hAnsi="Times New Roman" w:cs="Times New Roman"/>
-          <w:sz w:val="22"/>
-          <w:szCs w:val="22"/>
-        </w:rPr>
-        <w:t xml:space="preserve">a final paragraph to describe the limitations of genetics and telemetry as well as the unique strength of otolith chemical approaches for this analysis, highlighted in a previous comment. </w:t>
-      </w:r>
-    </w:p>
-    <w:p>
-      <w:pPr>
-        <w:rPr>
-          <w:rFonts w:ascii="Times New Roman" w:hAnsi="Times New Roman" w:cs="Times New Roman"/>
-          <w:b/>
-          <w:bCs/>
-          <w:sz w:val="22"/>
-          <w:szCs w:val="22"/>
-        </w:rPr>
-      </w:pPr>
-      <w:r>
-        <w:rPr>
-          <w:rFonts w:ascii="Times New Roman" w:hAnsi="Times New Roman" w:cs="Times New Roman"/>
-          <w:sz w:val="22"/>
-          <w:szCs w:val="22"/>
-        </w:rPr>
-        <w:br/>
-      </w:r>
-      <w:r>
-        <w:rPr>
-          <w:rFonts w:ascii="Times New Roman" w:hAnsi="Times New Roman" w:cs="Times New Roman"/>
-          <w:b/>
-          <w:bCs/>
-          <w:sz w:val="22"/>
-          <w:szCs w:val="22"/>
-        </w:rPr>
-        <w:t>Lines 87-89: Is it a lack of genetic structure or a lack of a comprehensive genetic baseline? If the former, then this would suggest that there is significant straying or the populations have recolonized so recently that there has not been sufficient time for drift to occur, correct? I ask because generally Chinook salmon show significant structure in large river basins (though I’m also not a geneticist…)</w:t>
-      </w:r>
-    </w:p>
-    <w:p>
-      <w:pPr>
-        <w:ind w:left="720"/>
-        <w:rPr>
-          <w:rFonts w:ascii="Times New Roman" w:hAnsi="Times New Roman" w:cs="Times New Roman"/>
-          <w:sz w:val="22"/>
-          <w:szCs w:val="22"/>
-        </w:rPr>
-      </w:pPr>
-      <w:r>
-        <w:rPr>
-          <w:rFonts w:ascii="Times New Roman" w:hAnsi="Times New Roman" w:cs="Times New Roman"/>
-          <w:sz w:val="22"/>
-          <w:szCs w:val="22"/>
-        </w:rPr>
         <w:t>T</w:t>
       </w:r>
       <w:r>
@@ -3264,6 +3726,7 @@
           <w:sz w:val="22"/>
           <w:szCs w:val="22"/>
         </w:rPr>
+        <w:lastRenderedPageBreak/>
         <w:t xml:space="preserve">Lines 100-101: Nitpicky, but how can we be sure it’s a representative sample if stock resolution is unknown? Does this simply mean that the gear is selective for all size classes, which might vary among populations? Might also be worth stating explicitly that test fishery operations do, or are assumed to, capture the full migration window (or not if that’s the case). </w:t>
       </w:r>
       <w:r>
@@ -3379,8 +3842,26 @@
       <w:r>
         <w:rPr>
           <w:rFonts w:ascii="Garamond" w:hAnsi="Garamond" w:cs="Times New Roman"/>
-        </w:rPr>
-        <w:t xml:space="preserve">Line ___ </w:t>
+          <w:b/>
+          <w:bCs/>
+          <w:u w:val="single"/>
+        </w:rPr>
+        <w:t xml:space="preserve">Line </w:t>
+      </w:r>
+      <w:r>
+        <w:rPr>
+          <w:rFonts w:ascii="Garamond" w:hAnsi="Garamond" w:cs="Times New Roman"/>
+          <w:b/>
+          <w:bCs/>
+          <w:u w:val="single"/>
+        </w:rPr>
+        <w:t>131</w:t>
+      </w:r>
+      <w:r>
+        <w:rPr>
+          <w:rFonts w:ascii="Garamond" w:hAnsi="Garamond" w:cs="Times New Roman"/>
+        </w:rPr>
+        <w:t xml:space="preserve"> </w:t>
       </w:r>
       <w:r>
         <w:rPr>
@@ -3544,7 +4025,27 @@
           <w:sz w:val="22"/>
           <w:szCs w:val="22"/>
         </w:rPr>
-        <w:t>Line ___ “</w:t>
+        <w:t xml:space="preserve">Line </w:t>
+      </w:r>
+      <w:r>
+        <w:rPr>
+          <w:rFonts w:ascii="Times New Roman" w:hAnsi="Times New Roman" w:cs="Times New Roman"/>
+          <w:b/>
+          <w:bCs/>
+          <w:sz w:val="22"/>
+          <w:szCs w:val="22"/>
+        </w:rPr>
+        <w:t>136</w:t>
+      </w:r>
+      <w:r>
+        <w:rPr>
+          <w:rFonts w:ascii="Times New Roman" w:hAnsi="Times New Roman" w:cs="Times New Roman"/>
+          <w:b/>
+          <w:bCs/>
+          <w:sz w:val="22"/>
+          <w:szCs w:val="22"/>
+        </w:rPr>
+        <w:t xml:space="preserve"> “</w:t>
       </w:r>
       <w:r>
         <w:rPr>
@@ -3845,7 +4346,7 @@
           <w:sz w:val="22"/>
           <w:szCs w:val="22"/>
         </w:rPr>
-        <w:t xml:space="preserve">” from repeated </w:t>
+        <w:t xml:space="preserve">” from repeated measurements of a species with a very small home range (slimy sculpin) from the same location. </w:t>
       </w:r>
       <w:r>
         <w:rPr>
@@ -3854,7 +4355,7 @@
           <w:szCs w:val="22"/>
         </w:rPr>
         <w:lastRenderedPageBreak/>
-        <w:t xml:space="preserve">measurements of a species with a very small home range (slimy sculpin) from the same location. We added a brief mention of each error type here and added both the Brennan et al., 2015 (within-site) and French et al., </w:t>
+        <w:t xml:space="preserve">We added a brief mention of each error type here and added both the Brennan et al., 2015 (within-site) and French et al., </w:t>
       </w:r>
       <w:r>
         <w:rPr>
@@ -3905,23 +4406,39 @@
       <w:r>
         <w:rPr>
           <w:rFonts w:ascii="Times New Roman" w:hAnsi="Times New Roman" w:cs="Times New Roman"/>
-          <w:i/>
-          <w:iCs/>
-          <w:sz w:val="22"/>
-          <w:szCs w:val="22"/>
-        </w:rPr>
-        <w:t>Line __</w:t>
+          <w:b/>
+          <w:bCs/>
+          <w:i/>
+          <w:iCs/>
+          <w:sz w:val="22"/>
+          <w:szCs w:val="22"/>
+          <w:u w:val="single"/>
+        </w:rPr>
+        <w:t xml:space="preserve">Line </w:t>
       </w:r>
       <w:proofErr w:type="gramStart"/>
       <w:r>
         <w:rPr>
           <w:rFonts w:ascii="Times New Roman" w:hAnsi="Times New Roman" w:cs="Times New Roman"/>
-          <w:i/>
-          <w:iCs/>
-          <w:sz w:val="22"/>
-          <w:szCs w:val="22"/>
-        </w:rPr>
-        <w:t>_ :</w:t>
+          <w:b/>
+          <w:bCs/>
+          <w:i/>
+          <w:iCs/>
+          <w:sz w:val="22"/>
+          <w:szCs w:val="22"/>
+          <w:u w:val="single"/>
+        </w:rPr>
+        <w:t>170</w:t>
+      </w:r>
+      <w:r>
+        <w:rPr>
+          <w:rFonts w:ascii="Times New Roman" w:hAnsi="Times New Roman" w:cs="Times New Roman"/>
+          <w:i/>
+          <w:iCs/>
+          <w:sz w:val="22"/>
+          <w:szCs w:val="22"/>
+        </w:rPr>
+        <w:t xml:space="preserve"> :</w:t>
       </w:r>
       <w:proofErr w:type="gramEnd"/>
       <w:r>
@@ -4110,7 +4627,31 @@
           <w:sz w:val="22"/>
           <w:szCs w:val="22"/>
         </w:rPr>
-        <w:t xml:space="preserve">Line _____ </w:t>
+        <w:t xml:space="preserve">Line </w:t>
+      </w:r>
+      <w:r>
+        <w:rPr>
+          <w:rFonts w:ascii="Times New Roman" w:hAnsi="Times New Roman" w:cs="Times New Roman"/>
+          <w:b/>
+          <w:bCs/>
+          <w:i/>
+          <w:iCs/>
+          <w:sz w:val="22"/>
+          <w:szCs w:val="22"/>
+        </w:rPr>
+        <w:t>197</w:t>
+      </w:r>
+      <w:r>
+        <w:rPr>
+          <w:rFonts w:ascii="Times New Roman" w:hAnsi="Times New Roman" w:cs="Times New Roman"/>
+          <w:b/>
+          <w:bCs/>
+          <w:i/>
+          <w:iCs/>
+          <w:sz w:val="22"/>
+          <w:szCs w:val="22"/>
+        </w:rPr>
+        <w:t xml:space="preserve"> </w:t>
       </w:r>
       <w:r>
         <w:rPr>
@@ -4452,12 +4993,36 @@
       <w:r>
         <w:rPr>
           <w:rFonts w:ascii="Times New Roman" w:hAnsi="Times New Roman" w:cs="Times New Roman"/>
-          <w:i/>
-          <w:iCs/>
-          <w:sz w:val="22"/>
-          <w:szCs w:val="22"/>
-        </w:rPr>
-        <w:t xml:space="preserve">Line ___ : “ </w:t>
+          <w:b/>
+          <w:bCs/>
+          <w:i/>
+          <w:iCs/>
+          <w:sz w:val="22"/>
+          <w:szCs w:val="22"/>
+        </w:rPr>
+        <w:t xml:space="preserve">Line </w:t>
+      </w:r>
+      <w:r>
+        <w:rPr>
+          <w:rFonts w:ascii="Times New Roman" w:hAnsi="Times New Roman" w:cs="Times New Roman"/>
+          <w:b/>
+          <w:bCs/>
+          <w:i/>
+          <w:iCs/>
+          <w:sz w:val="22"/>
+          <w:szCs w:val="22"/>
+        </w:rPr>
+        <w:t>84</w:t>
+      </w:r>
+      <w:r>
+        <w:rPr>
+          <w:rFonts w:ascii="Times New Roman" w:hAnsi="Times New Roman" w:cs="Times New Roman"/>
+          <w:i/>
+          <w:iCs/>
+          <w:sz w:val="22"/>
+          <w:szCs w:val="22"/>
+        </w:rPr>
+        <w:t xml:space="preserve"> : “ </w:t>
       </w:r>
       <w:r>
         <w:rPr>
@@ -4545,12 +5110,48 @@
       <w:r>
         <w:rPr>
           <w:rFonts w:ascii="Times New Roman" w:hAnsi="Times New Roman" w:cs="Times New Roman"/>
-          <w:i/>
-          <w:iCs/>
-          <w:sz w:val="22"/>
-          <w:szCs w:val="22"/>
-        </w:rPr>
-        <w:t xml:space="preserve">Line ___: </w:t>
+          <w:b/>
+          <w:bCs/>
+          <w:i/>
+          <w:iCs/>
+          <w:sz w:val="22"/>
+          <w:szCs w:val="22"/>
+        </w:rPr>
+        <w:t xml:space="preserve">Line </w:t>
+      </w:r>
+      <w:proofErr w:type="gramStart"/>
+      <w:r>
+        <w:rPr>
+          <w:rFonts w:ascii="Times New Roman" w:hAnsi="Times New Roman" w:cs="Times New Roman"/>
+          <w:b/>
+          <w:bCs/>
+          <w:i/>
+          <w:iCs/>
+          <w:sz w:val="22"/>
+          <w:szCs w:val="22"/>
+        </w:rPr>
+        <w:t xml:space="preserve">337 </w:t>
+      </w:r>
+      <w:r>
+        <w:rPr>
+          <w:rFonts w:ascii="Times New Roman" w:hAnsi="Times New Roman" w:cs="Times New Roman"/>
+          <w:i/>
+          <w:iCs/>
+          <w:sz w:val="22"/>
+          <w:szCs w:val="22"/>
+        </w:rPr>
+        <w:t>:</w:t>
+      </w:r>
+      <w:proofErr w:type="gramEnd"/>
+      <w:r>
+        <w:rPr>
+          <w:rFonts w:ascii="Times New Roman" w:hAnsi="Times New Roman" w:cs="Times New Roman"/>
+          <w:i/>
+          <w:iCs/>
+          <w:sz w:val="22"/>
+          <w:szCs w:val="22"/>
+        </w:rPr>
+        <w:t xml:space="preserve"> </w:t>
       </w:r>
       <w:proofErr w:type="gramStart"/>
       <w:r>
@@ -4939,24 +5540,38 @@
       <w:r>
         <w:rPr>
           <w:rFonts w:ascii="Times New Roman" w:hAnsi="Times New Roman" w:cs="Times New Roman"/>
+          <w:b/>
+          <w:bCs/>
           <w:i/>
           <w:iCs/>
           <w:sz w:val="22"/>
           <w:szCs w:val="22"/>
         </w:rPr>
         <w:lastRenderedPageBreak/>
-        <w:t>Line ___</w:t>
+        <w:t xml:space="preserve">Line </w:t>
       </w:r>
       <w:proofErr w:type="gramStart"/>
       <w:r>
         <w:rPr>
           <w:rFonts w:ascii="Times New Roman" w:hAnsi="Times New Roman" w:cs="Times New Roman"/>
-          <w:i/>
-          <w:iCs/>
-          <w:sz w:val="22"/>
-          <w:szCs w:val="22"/>
-        </w:rPr>
-        <w:t>_ :</w:t>
+          <w:b/>
+          <w:bCs/>
+          <w:i/>
+          <w:iCs/>
+          <w:sz w:val="22"/>
+          <w:szCs w:val="22"/>
+        </w:rPr>
+        <w:t>239</w:t>
+      </w:r>
+      <w:r>
+        <w:rPr>
+          <w:rFonts w:ascii="Times New Roman" w:hAnsi="Times New Roman" w:cs="Times New Roman"/>
+          <w:i/>
+          <w:iCs/>
+          <w:sz w:val="22"/>
+          <w:szCs w:val="22"/>
+        </w:rPr>
+        <w:t xml:space="preserve"> :</w:t>
       </w:r>
       <w:proofErr w:type="gramEnd"/>
       <w:r>
@@ -5206,29 +5821,51 @@
       <w:r>
         <w:rPr>
           <w:rFonts w:ascii="Times New Roman" w:hAnsi="Times New Roman" w:cs="Times New Roman"/>
-          <w:sz w:val="22"/>
-          <w:szCs w:val="22"/>
-        </w:rPr>
-        <w:t xml:space="preserve">Line ____ </w:t>
+          <w:b/>
+          <w:bCs/>
+          <w:sz w:val="22"/>
+          <w:szCs w:val="22"/>
+          <w:u w:val="single"/>
+        </w:rPr>
+        <w:t xml:space="preserve">Line </w:t>
       </w:r>
       <w:proofErr w:type="gramStart"/>
       <w:r>
         <w:rPr>
           <w:rFonts w:ascii="Times New Roman" w:hAnsi="Times New Roman" w:cs="Times New Roman"/>
-          <w:i/>
-          <w:iCs/>
-          <w:sz w:val="22"/>
-          <w:szCs w:val="22"/>
-        </w:rPr>
-        <w:t xml:space="preserve">“ </w:t>
-      </w:r>
-      <w:r>
-        <w:rPr>
-          <w:rFonts w:ascii="Times New Roman" w:hAnsi="Times New Roman" w:cs="Times New Roman"/>
-          <w:i/>
-          <w:iCs/>
-        </w:rPr>
-        <w:t>Cumulative</w:t>
+          <w:b/>
+          <w:bCs/>
+          <w:sz w:val="22"/>
+          <w:szCs w:val="22"/>
+          <w:u w:val="single"/>
+        </w:rPr>
+        <w:t>279</w:t>
+      </w:r>
+      <w:r>
+        <w:rPr>
+          <w:rFonts w:ascii="Times New Roman" w:hAnsi="Times New Roman" w:cs="Times New Roman"/>
+          <w:sz w:val="22"/>
+          <w:szCs w:val="22"/>
+        </w:rPr>
+        <w:t xml:space="preserve"> </w:t>
+      </w:r>
+      <w:r>
+        <w:rPr>
+          <w:rFonts w:ascii="Times New Roman" w:hAnsi="Times New Roman" w:cs="Times New Roman"/>
+          <w:sz w:val="22"/>
+          <w:szCs w:val="22"/>
+        </w:rPr>
+        <w:t xml:space="preserve"> </w:t>
+      </w:r>
+      <w:r>
+        <w:rPr>
+          <w:rFonts w:ascii="Times New Roman" w:hAnsi="Times New Roman" w:cs="Times New Roman"/>
+          <w:i/>
+          <w:iCs/>
+          <w:sz w:val="22"/>
+          <w:szCs w:val="22"/>
+        </w:rPr>
+        <w:t>“</w:t>
       </w:r>
       <w:proofErr w:type="gramEnd"/>
       <w:r>
@@ -5236,8 +5873,18 @@
           <w:rFonts w:ascii="Times New Roman" w:hAnsi="Times New Roman" w:cs="Times New Roman"/>
           <w:i/>
           <w:iCs/>
-        </w:rPr>
-        <w:t xml:space="preserve"> distribution plots (Fig. 4) illustrated interannual variation in seasonal migration timing among regional groups independent of the total returning individuals within each group</w:t>
+          <w:sz w:val="22"/>
+          <w:szCs w:val="22"/>
+        </w:rPr>
+        <w:t xml:space="preserve"> </w:t>
+      </w:r>
+      <w:r>
+        <w:rPr>
+          <w:rFonts w:ascii="Times New Roman" w:hAnsi="Times New Roman" w:cs="Times New Roman"/>
+          <w:i/>
+          <w:iCs/>
+        </w:rPr>
+        <w:t>Cumulative distribution plots (Fig. 4) illustrated interannual variation in seasonal migration timing among regional groups independent of the total returning individuals within each group</w:t>
       </w:r>
       <w:r>
         <w:rPr>
@@ -5490,10 +6137,40 @@
       <w:r>
         <w:rPr>
           <w:rFonts w:ascii="Times New Roman" w:hAnsi="Times New Roman" w:cs="Times New Roman"/>
-          <w:sz w:val="22"/>
-          <w:szCs w:val="22"/>
-        </w:rPr>
-        <w:t xml:space="preserve">Line X: </w:t>
+          <w:b/>
+          <w:bCs/>
+          <w:sz w:val="22"/>
+          <w:szCs w:val="22"/>
+        </w:rPr>
+        <w:t xml:space="preserve">Line </w:t>
+      </w:r>
+      <w:r>
+        <w:rPr>
+          <w:rFonts w:ascii="Times New Roman" w:hAnsi="Times New Roman" w:cs="Times New Roman"/>
+          <w:b/>
+          <w:bCs/>
+          <w:sz w:val="22"/>
+          <w:szCs w:val="22"/>
+        </w:rPr>
+        <w:t>383</w:t>
+      </w:r>
+      <w:r>
+        <w:rPr>
+          <w:rFonts w:ascii="Times New Roman" w:hAnsi="Times New Roman" w:cs="Times New Roman"/>
+          <w:b/>
+          <w:bCs/>
+          <w:sz w:val="22"/>
+          <w:szCs w:val="22"/>
+        </w:rPr>
+        <w:t>:</w:t>
+      </w:r>
+      <w:r>
+        <w:rPr>
+          <w:rFonts w:ascii="Times New Roman" w:hAnsi="Times New Roman" w:cs="Times New Roman"/>
+          <w:sz w:val="22"/>
+          <w:szCs w:val="22"/>
+        </w:rPr>
+        <w:t xml:space="preserve"> </w:t>
       </w:r>
       <w:proofErr w:type="gramStart"/>
       <w:r>
@@ -5621,10 +6298,30 @@
       <w:r>
         <w:rPr>
           <w:rFonts w:ascii="Times New Roman" w:hAnsi="Times New Roman" w:cs="Times New Roman"/>
-          <w:sz w:val="22"/>
-          <w:szCs w:val="22"/>
-        </w:rPr>
-        <w:t xml:space="preserve">Line _____ </w:t>
+          <w:b/>
+          <w:bCs/>
+          <w:sz w:val="22"/>
+          <w:szCs w:val="22"/>
+        </w:rPr>
+        <w:t xml:space="preserve">Line </w:t>
+      </w:r>
+      <w:r>
+        <w:rPr>
+          <w:rFonts w:ascii="Times New Roman" w:hAnsi="Times New Roman" w:cs="Times New Roman"/>
+          <w:b/>
+          <w:bCs/>
+          <w:sz w:val="22"/>
+          <w:szCs w:val="22"/>
+        </w:rPr>
+        <w:t>314</w:t>
+      </w:r>
+      <w:r>
+        <w:rPr>
+          <w:rFonts w:ascii="Times New Roman" w:hAnsi="Times New Roman" w:cs="Times New Roman"/>
+          <w:sz w:val="22"/>
+          <w:szCs w:val="22"/>
+        </w:rPr>
+        <w:t xml:space="preserve"> </w:t>
       </w:r>
       <w:proofErr w:type="gramStart"/>
       <w:r>
@@ -5819,11 +6516,33 @@
       <w:r>
         <w:rPr>
           <w:rFonts w:ascii="Times New Roman" w:hAnsi="Times New Roman" w:cs="Times New Roman"/>
-          <w:sz w:val="22"/>
-          <w:szCs w:val="22"/>
+          <w:b/>
+          <w:bCs/>
+          <w:sz w:val="22"/>
+          <w:szCs w:val="22"/>
+          <w:u w:val="single"/>
         </w:rPr>
         <w:lastRenderedPageBreak/>
-        <w:t xml:space="preserve">Line ___ </w:t>
+        <w:t xml:space="preserve">Line </w:t>
+      </w:r>
+      <w:r>
+        <w:rPr>
+          <w:rFonts w:ascii="Times New Roman" w:hAnsi="Times New Roman" w:cs="Times New Roman"/>
+          <w:b/>
+          <w:bCs/>
+          <w:sz w:val="22"/>
+          <w:szCs w:val="22"/>
+          <w:u w:val="single"/>
+        </w:rPr>
+        <w:t>334</w:t>
+      </w:r>
+      <w:r>
+        <w:rPr>
+          <w:rFonts w:ascii="Times New Roman" w:hAnsi="Times New Roman" w:cs="Times New Roman"/>
+          <w:sz w:val="22"/>
+          <w:szCs w:val="22"/>
+        </w:rPr>
+        <w:t xml:space="preserve"> </w:t>
       </w:r>
       <w:proofErr w:type="gramStart"/>
       <w:r>
@@ -5942,10 +6661,32 @@
       <w:r>
         <w:rPr>
           <w:rFonts w:ascii="Times New Roman" w:hAnsi="Times New Roman" w:cs="Times New Roman"/>
-          <w:sz w:val="22"/>
-          <w:szCs w:val="22"/>
-        </w:rPr>
-        <w:t xml:space="preserve">Line ___ </w:t>
+          <w:b/>
+          <w:bCs/>
+          <w:sz w:val="22"/>
+          <w:szCs w:val="22"/>
+          <w:u w:val="single"/>
+        </w:rPr>
+        <w:t xml:space="preserve">Line </w:t>
+      </w:r>
+      <w:r>
+        <w:rPr>
+          <w:rFonts w:ascii="Times New Roman" w:hAnsi="Times New Roman" w:cs="Times New Roman"/>
+          <w:b/>
+          <w:bCs/>
+          <w:sz w:val="22"/>
+          <w:szCs w:val="22"/>
+          <w:u w:val="single"/>
+        </w:rPr>
+        <w:t>336</w:t>
+      </w:r>
+      <w:r>
+        <w:rPr>
+          <w:rFonts w:ascii="Times New Roman" w:hAnsi="Times New Roman" w:cs="Times New Roman"/>
+          <w:sz w:val="22"/>
+          <w:szCs w:val="22"/>
+        </w:rPr>
+        <w:t xml:space="preserve"> </w:t>
       </w:r>
       <w:proofErr w:type="gramStart"/>
       <w:r>
@@ -6057,23 +6798,35 @@
       <w:r>
         <w:rPr>
           <w:rFonts w:ascii="Times New Roman" w:hAnsi="Times New Roman" w:cs="Times New Roman"/>
-          <w:i/>
-          <w:iCs/>
-          <w:sz w:val="22"/>
-          <w:szCs w:val="22"/>
-        </w:rPr>
-        <w:t>Line: __</w:t>
+          <w:b/>
+          <w:bCs/>
+          <w:sz w:val="22"/>
+          <w:szCs w:val="22"/>
+          <w:u w:val="single"/>
+        </w:rPr>
+        <w:t xml:space="preserve">Line: </w:t>
       </w:r>
       <w:proofErr w:type="gramStart"/>
       <w:r>
         <w:rPr>
           <w:rFonts w:ascii="Times New Roman" w:hAnsi="Times New Roman" w:cs="Times New Roman"/>
-          <w:i/>
-          <w:iCs/>
-          <w:sz w:val="22"/>
-          <w:szCs w:val="22"/>
-        </w:rPr>
-        <w:t>_ :</w:t>
+          <w:b/>
+          <w:bCs/>
+          <w:sz w:val="22"/>
+          <w:szCs w:val="22"/>
+          <w:u w:val="single"/>
+        </w:rPr>
+        <w:t>337</w:t>
+      </w:r>
+      <w:r>
+        <w:rPr>
+          <w:rFonts w:ascii="Times New Roman" w:hAnsi="Times New Roman" w:cs="Times New Roman"/>
+          <w:i/>
+          <w:iCs/>
+          <w:sz w:val="22"/>
+          <w:szCs w:val="22"/>
+        </w:rPr>
+        <w:t xml:space="preserve"> :</w:t>
       </w:r>
       <w:proofErr w:type="gramEnd"/>
       <w:r>
@@ -6397,12 +7150,45 @@
       <w:r>
         <w:rPr>
           <w:rFonts w:ascii="Times New Roman" w:hAnsi="Times New Roman" w:cs="Times New Roman"/>
-          <w:i/>
-          <w:iCs/>
-          <w:sz w:val="22"/>
-          <w:szCs w:val="22"/>
-        </w:rPr>
-        <w:t>Line ____: “Implementing such an approach would require accurate forecasts of both the onset of the run and the relative timing of migration among subpopulations. Although the results presented here indicate broadly consistent differences in migration timing among groups, the greater interannual variability observed for upper watershed populations illustrates the difficulty of designing a dynamic closure that reliably protects a consistent proportion of these stocks.”</w:t>
+          <w:b/>
+          <w:bCs/>
+          <w:sz w:val="22"/>
+          <w:szCs w:val="22"/>
+          <w:u w:val="single"/>
+        </w:rPr>
+        <w:t xml:space="preserve">Line </w:t>
+      </w:r>
+      <w:r>
+        <w:rPr>
+          <w:rFonts w:ascii="Times New Roman" w:hAnsi="Times New Roman" w:cs="Times New Roman"/>
+          <w:b/>
+          <w:bCs/>
+          <w:sz w:val="22"/>
+          <w:szCs w:val="22"/>
+          <w:u w:val="single"/>
+        </w:rPr>
+        <w:t>382</w:t>
+      </w:r>
+      <w:r>
+        <w:rPr>
+          <w:rFonts w:ascii="Times New Roman" w:hAnsi="Times New Roman" w:cs="Times New Roman"/>
+          <w:b/>
+          <w:bCs/>
+          <w:sz w:val="22"/>
+          <w:szCs w:val="22"/>
+          <w:u w:val="single"/>
+        </w:rPr>
+        <w:t>:</w:t>
+      </w:r>
+      <w:r>
+        <w:rPr>
+          <w:rFonts w:ascii="Times New Roman" w:hAnsi="Times New Roman" w:cs="Times New Roman"/>
+          <w:i/>
+          <w:iCs/>
+          <w:sz w:val="22"/>
+          <w:szCs w:val="22"/>
+        </w:rPr>
+        <w:t xml:space="preserve"> “Implementing such an approach would require accurate forecasts of both the onset of the run and the relative timing of migration among subpopulations. Although the results presented here indicate broadly consistent differences in migration timing among groups, the greater interannual variability observed for upper watershed populations illustrates the difficulty of designing a dynamic closure that reliably protects a consistent proportion of these stocks.”</w:t>
       </w:r>
       <w:r>
         <w:rPr>
@@ -6979,10 +7765,43 @@
       <w:r>
         <w:rPr>
           <w:rFonts w:ascii="Times New Roman" w:hAnsi="Times New Roman" w:cs="Times New Roman"/>
-          <w:sz w:val="22"/>
-          <w:szCs w:val="22"/>
-        </w:rPr>
-        <w:t xml:space="preserve">Line ____: </w:t>
+          <w:b/>
+          <w:bCs/>
+          <w:sz w:val="22"/>
+          <w:szCs w:val="22"/>
+          <w:u w:val="single"/>
+        </w:rPr>
+        <w:t xml:space="preserve">Line </w:t>
+      </w:r>
+      <w:r>
+        <w:rPr>
+          <w:rFonts w:ascii="Times New Roman" w:hAnsi="Times New Roman" w:cs="Times New Roman"/>
+          <w:b/>
+          <w:bCs/>
+          <w:sz w:val="22"/>
+          <w:szCs w:val="22"/>
+          <w:u w:val="single"/>
+        </w:rPr>
+        <w:t>21</w:t>
+      </w:r>
+      <w:r>
+        <w:rPr>
+          <w:rFonts w:ascii="Times New Roman" w:hAnsi="Times New Roman" w:cs="Times New Roman"/>
+          <w:b/>
+          <w:bCs/>
+          <w:sz w:val="22"/>
+          <w:szCs w:val="22"/>
+          <w:u w:val="single"/>
+        </w:rPr>
+        <w:t>:</w:t>
+      </w:r>
+      <w:r>
+        <w:rPr>
+          <w:rFonts w:ascii="Times New Roman" w:hAnsi="Times New Roman" w:cs="Times New Roman"/>
+          <w:sz w:val="22"/>
+          <w:szCs w:val="22"/>
+        </w:rPr>
+        <w:t xml:space="preserve"> </w:t>
       </w:r>
       <w:r>
         <w:rPr>
@@ -7143,23 +7962,47 @@
       <w:r>
         <w:rPr>
           <w:rFonts w:ascii="Times New Roman" w:hAnsi="Times New Roman" w:cs="Times New Roman"/>
-          <w:i/>
-          <w:iCs/>
-          <w:sz w:val="22"/>
-          <w:szCs w:val="22"/>
-        </w:rPr>
-        <w:t>Line: ___</w:t>
+          <w:b/>
+          <w:bCs/>
+          <w:sz w:val="22"/>
+          <w:szCs w:val="22"/>
+          <w:u w:val="single"/>
+        </w:rPr>
+        <w:t>Line</w:t>
+      </w:r>
+      <w:r>
+        <w:rPr>
+          <w:rFonts w:ascii="Times New Roman" w:hAnsi="Times New Roman" w:cs="Times New Roman"/>
+          <w:b/>
+          <w:bCs/>
+          <w:sz w:val="22"/>
+          <w:szCs w:val="22"/>
+          <w:u w:val="single"/>
+        </w:rPr>
+        <w:t xml:space="preserve"> </w:t>
       </w:r>
       <w:proofErr w:type="gramStart"/>
       <w:r>
         <w:rPr>
           <w:rFonts w:ascii="Times New Roman" w:hAnsi="Times New Roman" w:cs="Times New Roman"/>
-          <w:i/>
-          <w:iCs/>
-          <w:sz w:val="22"/>
-          <w:szCs w:val="22"/>
-        </w:rPr>
-        <w:t>_ :</w:t>
+          <w:b/>
+          <w:bCs/>
+          <w:sz w:val="22"/>
+          <w:szCs w:val="22"/>
+          <w:u w:val="single"/>
+        </w:rPr>
+        <w:t>16</w:t>
+      </w:r>
+      <w:r>
+        <w:rPr>
+          <w:rFonts w:ascii="Times New Roman" w:hAnsi="Times New Roman" w:cs="Times New Roman"/>
+          <w:b/>
+          <w:bCs/>
+          <w:sz w:val="22"/>
+          <w:szCs w:val="22"/>
+          <w:u w:val="single"/>
+        </w:rPr>
+        <w:t xml:space="preserve"> :</w:t>
       </w:r>
       <w:proofErr w:type="gramEnd"/>
       <w:r>
@@ -7361,12 +8204,34 @@
       <w:r>
         <w:rPr>
           <w:rFonts w:ascii="Times New Roman" w:hAnsi="Times New Roman" w:cs="Times New Roman"/>
-          <w:i/>
-          <w:iCs/>
-          <w:sz w:val="22"/>
-          <w:szCs w:val="22"/>
-        </w:rPr>
-        <w:t xml:space="preserve">Line: ___ </w:t>
+          <w:b/>
+          <w:bCs/>
+          <w:sz w:val="22"/>
+          <w:szCs w:val="22"/>
+          <w:u w:val="single"/>
+        </w:rPr>
+        <w:t xml:space="preserve">Line: </w:t>
+      </w:r>
+      <w:r>
+        <w:rPr>
+          <w:rFonts w:ascii="Times New Roman" w:hAnsi="Times New Roman" w:cs="Times New Roman"/>
+          <w:b/>
+          <w:bCs/>
+          <w:sz w:val="22"/>
+          <w:szCs w:val="22"/>
+          <w:u w:val="single"/>
+        </w:rPr>
+        <w:t>52</w:t>
+      </w:r>
+      <w:r>
+        <w:rPr>
+          <w:rFonts w:ascii="Times New Roman" w:hAnsi="Times New Roman" w:cs="Times New Roman"/>
+          <w:i/>
+          <w:iCs/>
+          <w:sz w:val="22"/>
+          <w:szCs w:val="22"/>
+        </w:rPr>
+        <w:t xml:space="preserve"> </w:t>
       </w:r>
       <w:proofErr w:type="gramStart"/>
       <w:r>
@@ -7722,7 +8587,6 @@
           <w:rFonts w:ascii="Times New Roman" w:hAnsi="Times New Roman" w:cs="Times New Roman"/>
           <w:sz w:val="22"/>
           <w:szCs w:val="22"/>
-          <w:highlight w:val="yellow"/>
         </w:rPr>
         <w:t xml:space="preserve">figure </w:t>
       </w:r>
@@ -7732,19 +8596,27 @@
             <w:rFonts w:ascii="Times New Roman" w:hAnsi="Times New Roman" w:cs="Times New Roman"/>
             <w:sz w:val="22"/>
             <w:szCs w:val="22"/>
-            <w:highlight w:val="yellow"/>
           </w:rPr>
           <w:t xml:space="preserve"> (</w:t>
         </w:r>
-        <w:proofErr w:type="gramEnd"/>
+      </w:ins>
+      <w:proofErr w:type="gramEnd"/>
+      <w:r>
+        <w:rPr>
+          <w:rFonts w:ascii="Times New Roman" w:hAnsi="Times New Roman" w:cs="Times New Roman"/>
+          <w:sz w:val="22"/>
+          <w:szCs w:val="22"/>
+        </w:rPr>
+        <w:t>Supp. Fig. 1</w:t>
+      </w:r>
+      <w:ins w:id="5" w:author="Daniel Schindler" w:date="2026-07-16T08:07:00Z" w16du:dateUtc="2026-07-16T16:07:00Z">
         <w:r>
           <w:rPr>
             <w:rFonts w:ascii="Times New Roman" w:hAnsi="Times New Roman" w:cs="Times New Roman"/>
             <w:sz w:val="22"/>
             <w:szCs w:val="22"/>
-            <w:highlight w:val="yellow"/>
           </w:rPr>
-          <w:t>Figure SXXX)</w:t>
+          <w:t>)</w:t>
         </w:r>
         <w:r>
           <w:rPr>
@@ -8349,7 +9221,23 @@
           <w:sz w:val="22"/>
           <w:szCs w:val="22"/>
         </w:rPr>
-        <w:t xml:space="preserve"> fig x) </w:t>
+        <w:t xml:space="preserve"> fig </w:t>
+      </w:r>
+      <w:r>
+        <w:rPr>
+          <w:rFonts w:ascii="Times New Roman" w:hAnsi="Times New Roman" w:cs="Times New Roman"/>
+          <w:sz w:val="22"/>
+          <w:szCs w:val="22"/>
+        </w:rPr>
+        <w:t>2</w:t>
+      </w:r>
+      <w:r>
+        <w:rPr>
+          <w:rFonts w:ascii="Times New Roman" w:hAnsi="Times New Roman" w:cs="Times New Roman"/>
+          <w:sz w:val="22"/>
+          <w:szCs w:val="22"/>
+        </w:rPr>
+        <w:t xml:space="preserve">) </w:t>
       </w:r>
     </w:p>
     <w:p>
@@ -8545,12 +9433,34 @@
       <w:r>
         <w:rPr>
           <w:rFonts w:ascii="Times New Roman" w:hAnsi="Times New Roman" w:cs="Times New Roman"/>
-          <w:i/>
-          <w:iCs/>
-          <w:sz w:val="22"/>
-          <w:szCs w:val="22"/>
-        </w:rPr>
-        <w:t xml:space="preserve">Line ____ </w:t>
+          <w:b/>
+          <w:bCs/>
+          <w:sz w:val="22"/>
+          <w:szCs w:val="22"/>
+          <w:u w:val="single"/>
+        </w:rPr>
+        <w:t xml:space="preserve">Line </w:t>
+      </w:r>
+      <w:r>
+        <w:rPr>
+          <w:rFonts w:ascii="Times New Roman" w:hAnsi="Times New Roman" w:cs="Times New Roman"/>
+          <w:b/>
+          <w:bCs/>
+          <w:sz w:val="22"/>
+          <w:szCs w:val="22"/>
+          <w:u w:val="single"/>
+        </w:rPr>
+        <w:t>204</w:t>
+      </w:r>
+      <w:r>
+        <w:rPr>
+          <w:rFonts w:ascii="Times New Roman" w:hAnsi="Times New Roman" w:cs="Times New Roman"/>
+          <w:i/>
+          <w:iCs/>
+          <w:sz w:val="22"/>
+          <w:szCs w:val="22"/>
+        </w:rPr>
+        <w:t xml:space="preserve"> </w:t>
       </w:r>
       <w:proofErr w:type="gramStart"/>
       <w:r>
@@ -8695,12 +9605,34 @@
       <w:r>
         <w:rPr>
           <w:rFonts w:ascii="Times New Roman" w:hAnsi="Times New Roman" w:cs="Times New Roman"/>
-          <w:i/>
-          <w:iCs/>
-          <w:sz w:val="22"/>
-          <w:szCs w:val="22"/>
-        </w:rPr>
-        <w:t xml:space="preserve">Line ____ </w:t>
+          <w:b/>
+          <w:bCs/>
+          <w:sz w:val="22"/>
+          <w:szCs w:val="22"/>
+          <w:u w:val="single"/>
+        </w:rPr>
+        <w:t xml:space="preserve">Line </w:t>
+      </w:r>
+      <w:r>
+        <w:rPr>
+          <w:rFonts w:ascii="Times New Roman" w:hAnsi="Times New Roman" w:cs="Times New Roman"/>
+          <w:b/>
+          <w:bCs/>
+          <w:sz w:val="22"/>
+          <w:szCs w:val="22"/>
+          <w:u w:val="single"/>
+        </w:rPr>
+        <w:t>210</w:t>
+      </w:r>
+      <w:r>
+        <w:rPr>
+          <w:rFonts w:ascii="Times New Roman" w:hAnsi="Times New Roman" w:cs="Times New Roman"/>
+          <w:i/>
+          <w:iCs/>
+          <w:sz w:val="22"/>
+          <w:szCs w:val="22"/>
+        </w:rPr>
+        <w:t xml:space="preserve"> </w:t>
       </w:r>
       <w:proofErr w:type="gramStart"/>
       <w:r>
@@ -9349,22 +10281,13 @@
     </w:p>
     <w:p>
       <w:pPr>
-        <w:rPr>
-          <w:rFonts w:ascii="Times New Roman" w:hAnsi="Times New Roman" w:cs="Times New Roman"/>
-          <w:sz w:val="22"/>
-          <w:szCs w:val="22"/>
-        </w:rPr>
-      </w:pPr>
-      <w:r>
-        <w:rPr>
-          <w:rFonts w:ascii="Times New Roman" w:hAnsi="Times New Roman" w:cs="Times New Roman"/>
-          <w:b/>
-          <w:bCs/>
-          <w:sz w:val="22"/>
-          <w:szCs w:val="22"/>
-        </w:rPr>
-        <w:tab/>
-      </w:r>
+        <w:ind w:left="720"/>
+        <w:rPr>
+          <w:rFonts w:ascii="Times New Roman" w:hAnsi="Times New Roman" w:cs="Times New Roman"/>
+          <w:sz w:val="22"/>
+          <w:szCs w:val="22"/>
+        </w:rPr>
+      </w:pPr>
       <w:r>
         <w:rPr>
           <w:rFonts w:ascii="Times New Roman" w:hAnsi="Times New Roman" w:cs="Times New Roman"/>
@@ -9403,7 +10326,227 @@
           <w:szCs w:val="22"/>
         </w:rPr>
         <w:lastRenderedPageBreak/>
-        <w:t>Line __</w:t>
+        <w:t xml:space="preserve">Line </w:t>
+      </w:r>
+      <w:r>
+        <w:rPr>
+          <w:i/>
+          <w:iCs/>
+          <w:sz w:val="22"/>
+          <w:szCs w:val="22"/>
+        </w:rPr>
+        <w:t>443</w:t>
+      </w:r>
+      <w:r>
+        <w:rPr>
+          <w:i/>
+          <w:iCs/>
+          <w:sz w:val="22"/>
+          <w:szCs w:val="22"/>
+        </w:rPr>
+        <w:t xml:space="preserve"> </w:t>
+      </w:r>
+      <w:r>
+        <w:rPr>
+          <w:i/>
+          <w:iCs/>
+          <w:sz w:val="22"/>
+          <w:szCs w:val="22"/>
+        </w:rPr>
+        <w:t>: “</w:t>
+      </w:r>
+      <w:r>
+        <w:rPr>
+          <w:i/>
+          <w:iCs/>
+          <w:sz w:val="22"/>
+          <w:szCs w:val="22"/>
+        </w:rPr>
+        <w:t xml:space="preserve">In other salmon-bearing watersheds, such as the Sacramento River basin, similar approaches have improved understanding of the ecological role of population diversity </w:t>
+      </w:r>
+      <w:r>
+        <w:rPr>
+          <w:i/>
+          <w:iCs/>
+          <w:sz w:val="22"/>
+          <w:szCs w:val="22"/>
+        </w:rPr>
+        <w:fldChar w:fldCharType="begin"/>
+      </w:r>
+      <w:r>
+        <w:rPr>
+          <w:i/>
+          <w:iCs/>
+          <w:sz w:val="22"/>
+          <w:szCs w:val="22"/>
+        </w:rPr>
+        <w:instrText xml:space="preserve"> ADDIN ZOTERO_ITEM CSL_CITATION {"citationID":"LFX74zOI","properties":{"unsorted":false,"formattedCitation":"(Barnett-Johnson et al., 2008; Phillis et al., 2018; Willmes et al., 2024)","plainCitation":"(Barnett-Johnson et al., 2008; Phillis et al., 2018; Willmes et al., 2024)","noteIndex":0},"citationItems":[{"id":6735,"uris":["http://zotero.org/users/8421274/items/PLDX7FIE"],"itemData":{"id":6735,"type":"article-journal","abstract":"The inability to identify natal origins (i.e., individual rivers and hatcheries) of adult Pacific salmon in the ocean has impeded our understanding of their ocean ecology and the management of mixed-stock fisheries. Strontium isotope (87Sr : 86Sr) ratios recorded in otoliths of fall-run Chinook salmon (Oncorhynchus tshawytscha) from all major natural and hatchery spawning sites in the California Central Valley can be used as natural tags to identify natal origins with high accuracy (82%) and improved when additional otolith markers identified fish to hatchery (98%) or naturally spawned (94%) sources. A spatial baseline of 87Sr : 86Sr signatures was developed by targeting 87Sr : 86Sr within juvenile portions of otoliths accreted in natal streams and hatcheries using laser ablation and a multicollector inductively coupled plasma mass spectrometer. The availability and analyses of known-origin coded wire tagged adults provides a rare test of this technique to reconstruct early life-histories of adults (90% correct classification). By quantifying the area of watershed influenced by granitic rocks using hydrologic and geologic data layers, we explained 94% of the geographic variability in 87Sr : 86Sr in salmon otoliths. Creating a spatial map in geographic information systems relating landscape geology to Sr isotopes is a useful framework for evaluating the efficacy of Sr isotopes to track the natal origin and movement of salmonids in freshwater, estuarine, and marine environments to better understand how processes occurring in these habitats influence the growth, survival, and reproductive success of anadromous fishes.","container-title":"Limnology and Oceanography","DOI":"10.2307/40058282","journalAbbreviation":"Limnology and Oceanography","source":"ResearchGate","title":"Tracking natal origins of salmon using isotopes, otoliths, and landscape geology","volume":"53","author":[{"family":"Barnett-Johnson","given":"Rachel"},{"family":"Pearson","given":"Thomas"},{"family":"Ramos","given":"Frank"},{"family":"Grimes","given":"Churchill"},{"family":"Macfarlane","given":"Robert"}],"issued":{"date-parts":[["2008",7,1]]}}},{"id":1713,"uris":["http://zotero.org/users/8421274/items/YJZDU73I"],"itemData":{"id":1713,"type":"article-journal","abstract":"Protecting habitats for imperiled species is central to conservation efforts. However, for migratory species, identifying juvenile habitats that confer success requires tracking individuals to reproduction. Here, we used otolith strontium isotope ratios (87Sr/86Sr) to reconstruct juvenile habitat use by endangered Sacramento River winter-run Chinook salmon that survived to adulthood. The isotope data revealed that 44–65% of surviving adults reared in non-natal habitats, most of which is not designated as critical habitat under the Endangered Species Act. Juveniles entered these non-natal habitats at small sizes, yet left freshwater at a similar size to those that reared in the mainstem Sacramento River, suggesting these alternate rearing habitats provide suitable growth conditions. These findings indicate Sacramento River winter-run Chinook salmon rely on rearing habitats across a broader geographic region than previously known, potentially opening up greater restoration and conservation opportunities for species recovery.","container-title":"Biological Conservation","DOI":"10.1016/j.biocon.2017.10.023","ISSN":"0006-3207","journalAbbreviation":"Biological Conservation","language":"en","page":"358-362","source":"ScienceDirect","title":"Endangered winter-run Chinook salmon rely on diverse rearing habitats in a highly altered landscape","volume":"217","author":[{"family":"Phillis","given":"Corey C."},{"family":"Sturrock","given":"Anna M."},{"family":"Johnson","given":"Rachel C."},{"family":"Weber","given":"Peter K."}],"issued":{"date-parts":[["2018",1,1]]}}},{"id":4551,"uris":["http://zotero.org/users/8421274/items/2GXTMZHP"],"itemData":{"id":4551,"type":"article-journal","abstract":"Intraspecific biodiversity is vital for species persistence in an increasingly volatile world. By embracing methods that integrate information at different spatiotemporal scales, we can directly monitor and reconstruct changes in intraspecific biodiversity. Here we combined genetics and otolith biochronologies to describe the genotypic and phenotypic diversity of Chinook salmon (Oncorhynchus tshawytscha) in the Yuba River, California, comparing cohorts that experienced a range of hydroclimatic conditions. Yuba River salmon have been heavily impacted by habitat loss and degradation, and large influxes of unmarked hatchery fish each year have led to concern about introgression and uncertainty around the viability of its wild populations, particularly the rarer spring-run salmon. Otolith strontium isotopes showed that Yuba River origin fish represented, on average, 42% (range 7%–73%) of spawners across six return years (2009–2011, 2018–2020), with large interannual variability. The remainder of adult Chinook salmon in the river were primarily strays from the nearby Feather River hatchery, and since 2018 from the Mokelumne River hatchery. Among the Yuba-origin spawners, on average, 30% (range 14%–50%) exhibited the spring-run genotype. The Yuba-origin fish also displayed a variety of outmigration phenotypes that differed in the timing and size at which they left the Yuba river. Early-migrating fry dominated the returns (mean 59%, range 33%–89%), and their contribution rates were negatively correlated with freshwater flows. It is unlikely that fry survival rates are elevated during droughts, suggesting that this trend reflects disproportionately low survival of larger later migrating parr, smolts, and yearlings along the migratory corridor in drier years. Otolith daily increments indicated generally faster growth rates in non-natal habitats, emphasizing the importance of continuing upstream restoration efforts to improve in-river growing conditions. Together, these findings show that, despite a long history of habitat degradation and hatchery introgression, the Yuba River maintains intraspecific biodiversity that should be taken into account in future management, restoration, and reintroduction plans. The finding that genotypic spring-run are reproducing, surviving, and returning to the Yuba River every year suggests that re-establishment of an independent population is possible, although hatchery-wild interactions would need to be carefully considered. Integrating methods is critical to monitor changes in key genetic, physiological, and behavioral traits to assess population viability and resilience.","container-title":"Journal of Fish Biology","DOI":"10.1111/jfb.15847","ISSN":"1095-8649","issue":"2","language":"en","license":"© 2024 The Author(s). Journal of Fish Biology published by John Wiley &amp; Sons Ltd on behalf of Fisheries Society of the British Isles.","note":"_eprint: https://onlinelibrary.wiley.com/doi/pdf/10.1111/jfb.15847","page":"412-430","source":"Wiley Online Library","title":"Integrating otolith and genetic tools to reveal intraspecific biodiversity in a highly impacted salmon population","volume":"105","author":[{"family":"Willmes","given":"Malte"},{"family":"Sturrock","given":"Anna M."},{"family":"Cordoleani","given":"Flora"},{"family":"Hugentobler","given":"Sara"},{"family":"Meek","given":"Mariah H."},{"family":"Whitman","given":"George"},{"family":"Evans","given":"Kimberly"},{"family":"Palkovacs","given":"Eric P."},{"family":"Stauffer-Olsen","given":"Natalie J."},{"family":"Johnson","given":"Rachel C."}],"issued":{"date-parts":[["2024"]]}}}],"schema":"https://github.com/citation-style-language/schema/raw/master/csl-citation.json"} </w:instrText>
+      </w:r>
+      <w:r>
+        <w:rPr>
+          <w:i/>
+          <w:iCs/>
+          <w:sz w:val="22"/>
+          <w:szCs w:val="22"/>
+        </w:rPr>
+        <w:fldChar w:fldCharType="separate"/>
+      </w:r>
+      <w:r>
+        <w:rPr>
+          <w:i/>
+          <w:iCs/>
+          <w:noProof/>
+          <w:sz w:val="22"/>
+          <w:szCs w:val="22"/>
+        </w:rPr>
+        <w:t>(Barnett-Johnson et al., 2008; Phillis et al., 2018; Willmes et al., 2024)</w:t>
+      </w:r>
+      <w:r>
+        <w:rPr>
+          <w:i/>
+          <w:iCs/>
+          <w:sz w:val="22"/>
+          <w:szCs w:val="22"/>
+        </w:rPr>
+        <w:fldChar w:fldCharType="end"/>
+      </w:r>
+      <w:r>
+        <w:rPr>
+          <w:i/>
+          <w:iCs/>
+          <w:sz w:val="22"/>
+          <w:szCs w:val="22"/>
+        </w:rPr>
+        <w:t xml:space="preserve">, the consequences of climate and anthropogenic change for salmon populations </w:t>
+      </w:r>
+      <w:r>
+        <w:rPr>
+          <w:i/>
+          <w:iCs/>
+          <w:sz w:val="22"/>
+          <w:szCs w:val="22"/>
+        </w:rPr>
+        <w:fldChar w:fldCharType="begin"/>
+      </w:r>
+      <w:r>
+        <w:rPr>
+          <w:i/>
+          <w:iCs/>
+          <w:sz w:val="22"/>
+          <w:szCs w:val="22"/>
+        </w:rPr>
+        <w:instrText xml:space="preserve"> ADDIN ZOTERO_ITEM CSL_CITATION {"citationID":"22fP5Ews","properties":{"unsorted":false,"formattedCitation":"(Sturrock et al., 2020)","plainCitation":"(Sturrock et al., 2020)","noteIndex":0},"citationItems":[{"id":2469,"uris":["http://zotero.org/users/8421274/items/F9DP5EK8"],"itemData":{"id":2469,"type":"article-journal","abstract":"Altered river flows and fragmented habitats often simplify riverine communities and favor non-native fishes, but their influence on life-history expression and survival is less clear. Here, we quantified the expression and ultimate success of diverse salmon emigration behaviors in an anthropogenically altered California river system. We analyzed two decades of Chinook salmon monitoring data to explore the influence of regulated flows on juvenile emigration phenology, abundance, and recruitment. We then followed seven cohorts into adulthood using otolith (ear stone) chemical archives to identify patterns in time- and size-selective mortality along the migratory corridor. Suppressed winter flow cues were associated with delayed emigration timing, particularly in warm, dry years, which was also when selection against late migrants was the most extreme. Lower, less variable flows were also associated with reduced juvenile and adult production, highlighting the importance of streamflow for cohort success in these southernmost populations. While most juveniles emigrated from the natal stream as fry or smolts, the survivors were dominated by the rare few that left at intermediate sizes and times, coinciding with managed flows released before extreme summer temperatures. The consistent selection against early (small) and late (large) migrants counters prevailing ecological theory that predicts different traits to be favored under varying environmental conditions. Yet, even with this weakened portfolio, maintaining a broad distribution in migration traits still increased adult production and reduced variance. In years exhibiting large fry pulses, even marginal increases in their survival would have significantly boosted recruitment. However, management actions favoring any single phenotype could have negative evolutionary and demographic consequences, potentially reducing adaptability and population stability. To recover fish populations and support viable fisheries in a warming and increasingly unpredictable climate, coordinating flow and habitat management within and among watersheds will be critical to balance trait optimization versus diversification.","container-title":"Global Change Biology","DOI":"10.1111/gcb.14896","ISSN":"1365-2486","issue":"3","language":"en","note":"_eprint: https://onlinelibrary.wiley.com/doi/pdf/10.1111/gcb.14896","page":"1235-1247","source":"Wiley Online Library","title":"Unnatural selection of salmon life histories in a modified riverscape","volume":"26","author":[{"family":"Sturrock","given":"Anna M."},{"family":"Carlson","given":"Stephanie M."},{"family":"Wikert","given":"John D."},{"family":"Heyne","given":"Tim"},{"family":"Nusslé","given":"Sébastien"},{"family":"Merz","given":"Joseph E."},{"family":"Sturrock","given":"Hugh J. W."},{"family":"Johnson","given":"Rachel C."}],"issued":{"date-parts":[["2020"]]}}}],"schema":"https://github.com/citation-style-language/schema/raw/master/csl-citation.json"} </w:instrText>
+      </w:r>
+      <w:r>
+        <w:rPr>
+          <w:i/>
+          <w:iCs/>
+          <w:sz w:val="22"/>
+          <w:szCs w:val="22"/>
+        </w:rPr>
+        <w:fldChar w:fldCharType="separate"/>
+      </w:r>
+      <w:r>
+        <w:rPr>
+          <w:i/>
+          <w:iCs/>
+          <w:noProof/>
+          <w:sz w:val="22"/>
+          <w:szCs w:val="22"/>
+        </w:rPr>
+        <w:t>(Sturrock et al., 2020)</w:t>
+      </w:r>
+      <w:r>
+        <w:rPr>
+          <w:i/>
+          <w:iCs/>
+          <w:sz w:val="22"/>
+          <w:szCs w:val="22"/>
+        </w:rPr>
+        <w:fldChar w:fldCharType="end"/>
+      </w:r>
+      <w:r>
+        <w:rPr>
+          <w:i/>
+          <w:iCs/>
+          <w:sz w:val="22"/>
+          <w:szCs w:val="22"/>
+        </w:rPr>
+        <w:t xml:space="preserve">, and the capacity of restoration efforts to conserve distinct life-history strategies </w:t>
+      </w:r>
+      <w:r>
+        <w:rPr>
+          <w:i/>
+          <w:iCs/>
+          <w:sz w:val="22"/>
+          <w:szCs w:val="22"/>
+        </w:rPr>
+        <w:fldChar w:fldCharType="begin"/>
+      </w:r>
+      <w:r>
+        <w:rPr>
+          <w:i/>
+          <w:iCs/>
+          <w:sz w:val="22"/>
+          <w:szCs w:val="22"/>
+        </w:rPr>
+        <w:instrText xml:space="preserve"> ADDIN ZOTERO_ITEM CSL_CITATION {"citationID":"nKeoMJjV","properties":{"unsorted":false,"formattedCitation":"(Cordoleani et al., 2024)","plainCitation":"(Cordoleani et al., 2024)","noteIndex":0},"citationItems":[{"id":5990,"uris":["http://zotero.org/users/8421274/items/BGVZ7ZLQ"],"itemData":{"id":5990,"type":"article-journal","abstract":"Phenotypic diversity and abundance drive salmon resilience in the face of increasing environmental variability. But what happens when human activities fundamentally alter the habitat complexity that drives this diversity? And how can we restore habitats to recover both diversity and abundance to support salmon persistence in a warming climate? Here, we looked at the impact of a large watershed restoration effort on the abundance and climate resilience of the three remaining core natural spring-run Chinook Salmon populations in the California Central Valley (Butte, Mill, and Deer Creek). Butte Creek fish, which have floodplain access, had higher overall productivity and faster juvenile growth compared with Mill and Deer Creek populations, and the proportion of floodplain inundation was positively correlated with Butte Creek adult abundance two years later. While Butte Creek exhibited significant increases in abundance post-restoration (similar to 000%), it generally exhibited lower phenotypic diversity and only a marginal increase in population stability after restoration based on the coefficient of variation (CV). In particular, Butte Creek salmon tended to exhibit larger drops in escapement following dry years (e.g., return years 2010, 2017) compared with Mill and Deer Creek populations, presumably due to limited inundation of its downstream floodplain. The late-migrating juvenile strategy (i.e., yearling), which disproportionately supported Mill and Deer Creek populations during droughts, was uncommon among Butte Creek adults (averaging 60% of returns for Mill and Deer Creek vs. 0.3% for Butte Creek). Increased spring-run stock complex stability was found, post-restoration, when combining the three spring-run populations (i.e., lower aggregate CV). However, among-river pairwise correlations also suggested increased synchronization in population abundances post-restoration, potentially due to increasing frequency and severity of extreme climatic events (e.g., droughts and ocean warming). This study underscores the importance of restoring a connected mosaic of aquatic habitats across modified landscapes, such as cold water refugia and floodplains, to preserve multiple (across-population) life history pathways for increasing salmon stock complex stability and abundance. These landscape-scale process-based habitat restoration efforts are likely to be crucial for the successful long-term recovery of vulnerable species in a rapidly changing climate.","container-title":"Ecosphere","DOI":"10.1002/ecs2.4803","ISSN":"2150-8925","issue":"3","journalAbbreviation":"Ecosphere","language":"English","note":"number-of-pages: 18\npublisher-place: Hoboken\nWeb of Science ID: WOS:001182186400001","page":"e4803","publisher":"Wiley","source":"Clarivate Analytics Web of Science","title":"Restoring freshwater habitat mosaics to promote resilience of vulnerable salmon populations","volume":"15","author":[{"family":"Cordoleani","given":"Flora"},{"family":"Phillis","given":"Corey C."},{"family":"Sturrock","given":"Anna M."},{"family":"Willmes","given":"Malte"},{"family":"Whitman","given":"George"},{"family":"Holmes","given":"Eric"},{"family":"Weber","given":"Peter K."},{"family":"Jeffres","given":"Carson"},{"family":"Johnson","given":"Rachel C."}],"issued":{"date-parts":[["2024",3]]}}}],"schema":"https://github.com/citation-style-language/schema/raw/master/csl-citation.json"} </w:instrText>
+      </w:r>
+      <w:r>
+        <w:rPr>
+          <w:i/>
+          <w:iCs/>
+          <w:sz w:val="22"/>
+          <w:szCs w:val="22"/>
+        </w:rPr>
+        <w:fldChar w:fldCharType="separate"/>
+      </w:r>
+      <w:r>
+        <w:rPr>
+          <w:i/>
+          <w:iCs/>
+          <w:noProof/>
+          <w:sz w:val="22"/>
+          <w:szCs w:val="22"/>
+        </w:rPr>
+        <w:t>(Cordoleani et al., 2024)</w:t>
+      </w:r>
+      <w:r>
+        <w:rPr>
+          <w:i/>
+          <w:iCs/>
+          <w:sz w:val="22"/>
+          <w:szCs w:val="22"/>
+        </w:rPr>
+        <w:fldChar w:fldCharType="end"/>
+      </w:r>
+      <w:r>
+        <w:rPr>
+          <w:i/>
+          <w:iCs/>
+          <w:sz w:val="22"/>
+          <w:szCs w:val="22"/>
+        </w:rPr>
+        <w:t>.</w:t>
+      </w:r>
+      <w:r>
+        <w:rPr>
+          <w:rFonts w:eastAsiaTheme="majorEastAsia"/>
+          <w:i/>
+          <w:iCs/>
+          <w:sz w:val="22"/>
+          <w:szCs w:val="22"/>
+        </w:rPr>
+        <w:t xml:space="preserve"> Across ecosystems and species, developing methods </w:t>
+      </w:r>
+      <w:r>
+        <w:rPr>
+          <w:i/>
+          <w:iCs/>
+          <w:sz w:val="22"/>
+          <w:szCs w:val="22"/>
+        </w:rPr>
+        <w:t xml:space="preserve">capable of characterizing biodiversity at relevant spatial scales, and deploying them to better understand tradeoffs between conservation and exploitation strategies, is an important step toward designing management frameworks that provide ecosystem services while safeguarding their reliability and the communities they </w:t>
       </w:r>
       <w:proofErr w:type="gramStart"/>
       <w:r>
@@ -9413,7 +10556,16 @@
           <w:sz w:val="22"/>
           <w:szCs w:val="22"/>
         </w:rPr>
-        <w:t>_ :</w:t>
+        <w:t>support</w:t>
+      </w:r>
+      <w:r>
+        <w:rPr>
+          <w:i/>
+          <w:iCs/>
+          <w:sz w:val="22"/>
+          <w:szCs w:val="22"/>
+        </w:rPr>
+        <w:t>.”</w:t>
       </w:r>
       <w:proofErr w:type="gramEnd"/>
       <w:r>
@@ -9423,82 +10575,355 @@
           <w:sz w:val="22"/>
           <w:szCs w:val="22"/>
         </w:rPr>
-        <w:t xml:space="preserve"> “In other salmon-bearing watersheds, such as the Sacramento River basin, similar approaches have improved understanding of the ecological role of population diversity [ref], the consequences of climate and anthropogenic change for salmon populations [ref], and the capacity of restoration efforts to conserve distinct life-history strategies [ref]</w:t>
-      </w:r>
-      <w:r>
-        <w:rPr>
-          <w:rFonts w:eastAsiaTheme="majorEastAsia"/>
-          <w:i/>
-          <w:iCs/>
-          <w:sz w:val="22"/>
-          <w:szCs w:val="22"/>
-        </w:rPr>
-        <w:t xml:space="preserve">. Across ecosystems and </w:t>
+        <w:t xml:space="preserve"> </w:t>
+      </w:r>
+    </w:p>
+    <w:p>
+      <w:pPr>
+        <w:rPr>
+          <w:rFonts w:ascii="Times New Roman" w:hAnsi="Times New Roman" w:cs="Times New Roman"/>
+          <w:sz w:val="22"/>
+          <w:szCs w:val="22"/>
+        </w:rPr>
+      </w:pPr>
+    </w:p>
+    <w:p>
+      <w:pPr>
+        <w:rPr>
+          <w:rFonts w:ascii="Times New Roman" w:hAnsi="Times New Roman" w:cs="Times New Roman"/>
+          <w:b/>
+          <w:bCs/>
+          <w:sz w:val="22"/>
+          <w:szCs w:val="22"/>
+        </w:rPr>
+      </w:pPr>
+      <w:r>
+        <w:rPr>
+          <w:rFonts w:ascii="Times New Roman" w:hAnsi="Times New Roman" w:cs="Times New Roman"/>
+          <w:b/>
+          <w:bCs/>
+          <w:sz w:val="22"/>
+          <w:szCs w:val="22"/>
+        </w:rPr>
+        <w:t xml:space="preserve">The tradeoff between protection and harvest is well illustrated but could be expanded further by exploring the effects of protecting species across multiple years. </w:t>
       </w:r>
       <w:proofErr w:type="gramStart"/>
       <w:r>
         <w:rPr>
-          <w:rFonts w:eastAsiaTheme="majorEastAsia"/>
-          <w:i/>
-          <w:iCs/>
-          <w:sz w:val="22"/>
-          <w:szCs w:val="22"/>
-        </w:rPr>
-        <w:t>species,  developing</w:t>
+          <w:rFonts w:ascii="Times New Roman" w:hAnsi="Times New Roman" w:cs="Times New Roman"/>
+          <w:b/>
+          <w:bCs/>
+          <w:sz w:val="22"/>
+          <w:szCs w:val="22"/>
+        </w:rPr>
+        <w:t>So</w:t>
       </w:r>
       <w:proofErr w:type="gramEnd"/>
       <w:r>
         <w:rPr>
-          <w:rFonts w:eastAsiaTheme="majorEastAsia"/>
-          <w:i/>
-          <w:iCs/>
-          <w:sz w:val="22"/>
-          <w:szCs w:val="22"/>
-        </w:rPr>
-        <w:t xml:space="preserve"> methods </w:t>
-      </w:r>
-      <w:r>
-        <w:rPr>
-          <w:i/>
-          <w:iCs/>
-          <w:sz w:val="22"/>
-          <w:szCs w:val="22"/>
-        </w:rPr>
-        <w:t xml:space="preserve">capable of characterizing biodiversity at relevant spatial scales, </w:t>
+          <w:rFonts w:ascii="Times New Roman" w:hAnsi="Times New Roman" w:cs="Times New Roman"/>
+          <w:b/>
+          <w:bCs/>
+          <w:sz w:val="22"/>
+          <w:szCs w:val="22"/>
+        </w:rPr>
+        <w:t xml:space="preserve"> by increasing protection in yr1 how much more harvest could be expected in the next return year (3 years later?). Over what time frame do </w:t>
       </w:r>
       <w:proofErr w:type="gramStart"/>
       <w:r>
         <w:rPr>
-          <w:i/>
-          <w:iCs/>
-          <w:sz w:val="22"/>
-          <w:szCs w:val="22"/>
-        </w:rPr>
-        <w:t>and  deploying</w:t>
+          <w:rFonts w:ascii="Times New Roman" w:hAnsi="Times New Roman" w:cs="Times New Roman"/>
+          <w:b/>
+          <w:bCs/>
+          <w:sz w:val="22"/>
+          <w:szCs w:val="22"/>
+        </w:rPr>
+        <w:t>these local harvest</w:t>
       </w:r>
       <w:proofErr w:type="gramEnd"/>
       <w:r>
         <w:rPr>
-          <w:i/>
-          <w:iCs/>
-          <w:sz w:val="22"/>
-          <w:szCs w:val="22"/>
-        </w:rPr>
-        <w:t xml:space="preserve"> them to better understand tradeoffs between conservation and exploitation strategies, is an important step toward designing management frameworks that provide ecosystem services while safeguarding their reliability and the communities they </w:t>
+          <w:rFonts w:ascii="Times New Roman" w:hAnsi="Times New Roman" w:cs="Times New Roman"/>
+          <w:b/>
+          <w:bCs/>
+          <w:sz w:val="22"/>
+          <w:szCs w:val="22"/>
+        </w:rPr>
+        <w:t xml:space="preserve"> fisheries operate (could they </w:t>
       </w:r>
       <w:proofErr w:type="gramStart"/>
       <w:r>
         <w:rPr>
-          <w:i/>
-          <w:iCs/>
-          <w:sz w:val="22"/>
-          <w:szCs w:val="22"/>
-        </w:rPr>
-        <w:t>support.”</w:t>
+          <w:rFonts w:ascii="Times New Roman" w:hAnsi="Times New Roman" w:cs="Times New Roman"/>
+          <w:b/>
+          <w:bCs/>
+          <w:sz w:val="22"/>
+          <w:szCs w:val="22"/>
+        </w:rPr>
+        <w:t>compensate</w:t>
       </w:r>
       <w:proofErr w:type="gramEnd"/>
       <w:r>
         <w:rPr>
+          <w:rFonts w:ascii="Times New Roman" w:hAnsi="Times New Roman" w:cs="Times New Roman"/>
+          <w:b/>
+          <w:bCs/>
+          <w:sz w:val="22"/>
+          <w:szCs w:val="22"/>
+        </w:rPr>
+        <w:t xml:space="preserve"> reduced harvest in a year with potentially higher harvest several years later). Lots of assumptions and beyond the scope of the study but it would be interesting to have a few sentences here that show that the tradeoff between protection and harvest doesn’t need to be so clear cut.</w:t>
+      </w:r>
+    </w:p>
+    <w:p>
+      <w:pPr>
+        <w:ind w:left="720"/>
+        <w:rPr>
+          <w:rFonts w:ascii="Times New Roman" w:hAnsi="Times New Roman" w:cs="Times New Roman"/>
+          <w:i/>
+          <w:iCs/>
+          <w:sz w:val="22"/>
+          <w:szCs w:val="22"/>
+        </w:rPr>
+      </w:pPr>
+      <w:r>
+        <w:rPr>
+          <w:rFonts w:ascii="Times New Roman" w:hAnsi="Times New Roman" w:cs="Times New Roman"/>
+          <w:i/>
+          <w:iCs/>
+          <w:sz w:val="22"/>
+          <w:szCs w:val="22"/>
+        </w:rPr>
+        <w:t xml:space="preserve">Although we recognize that this is an important implication of </w:t>
+      </w:r>
+      <w:r>
+        <w:rPr>
+          <w:rFonts w:ascii="Times New Roman" w:hAnsi="Times New Roman" w:cs="Times New Roman"/>
+          <w:i/>
+          <w:iCs/>
+          <w:sz w:val="22"/>
+          <w:szCs w:val="22"/>
+        </w:rPr>
+        <w:t>management</w:t>
+      </w:r>
+      <w:r>
+        <w:rPr>
+          <w:rFonts w:ascii="Times New Roman" w:hAnsi="Times New Roman" w:cs="Times New Roman"/>
+          <w:i/>
+          <w:iCs/>
+          <w:sz w:val="22"/>
+          <w:szCs w:val="22"/>
+        </w:rPr>
+        <w:t>, we believe that evaluating these effects is beyond the scope of the available data. Assessing the interannual consequences of the management strategy would require linking our assignments to production rather than simply returning spawners, as well as accounting for density-dependent processes and broader stock–recruit dynamics. Consequently, the extent to which reduced harvest opportunity would influence returns in subsequent years cannot be inferred from the present analysis. Given these limitations, we chose not to expand the Discussion to speculate on the multi-year effects of the closure strategy.</w:t>
+      </w:r>
+    </w:p>
+    <w:p>
+      <w:pPr>
+        <w:rPr>
+          <w:rFonts w:ascii="Times New Roman" w:hAnsi="Times New Roman" w:cs="Times New Roman"/>
+          <w:sz w:val="22"/>
+          <w:szCs w:val="22"/>
+        </w:rPr>
+      </w:pPr>
+    </w:p>
+    <w:p>
+      <w:pPr>
+        <w:rPr>
+          <w:rFonts w:ascii="Times New Roman" w:hAnsi="Times New Roman" w:cs="Times New Roman"/>
+          <w:b/>
+          <w:bCs/>
+          <w:sz w:val="22"/>
+          <w:szCs w:val="22"/>
+        </w:rPr>
+      </w:pPr>
+      <w:r>
+        <w:rPr>
+          <w:rFonts w:ascii="Times New Roman" w:hAnsi="Times New Roman" w:cs="Times New Roman"/>
+          <w:b/>
+          <w:bCs/>
+          <w:sz w:val="22"/>
+          <w:szCs w:val="22"/>
+        </w:rPr>
+        <w:t xml:space="preserve">Line 301-303. </w:t>
+      </w:r>
+      <w:proofErr w:type="gramStart"/>
+      <w:r>
+        <w:rPr>
+          <w:rFonts w:ascii="Times New Roman" w:hAnsi="Times New Roman" w:cs="Times New Roman"/>
+          <w:b/>
+          <w:bCs/>
+          <w:sz w:val="22"/>
+          <w:szCs w:val="22"/>
+        </w:rPr>
+        <w:t>Yes</w:t>
+      </w:r>
+      <w:proofErr w:type="gramEnd"/>
+      <w:r>
+        <w:rPr>
+          <w:rFonts w:ascii="Times New Roman" w:hAnsi="Times New Roman" w:cs="Times New Roman"/>
+          <w:b/>
+          <w:bCs/>
+          <w:sz w:val="22"/>
+          <w:szCs w:val="22"/>
+        </w:rPr>
+        <w:t xml:space="preserve"> I was wondering about this the entire time reading the manuscript. Given the run timing changes each year why is a fixed calendar cut-off used? I am assuming because it can </w:t>
+      </w:r>
+      <w:proofErr w:type="gramStart"/>
+      <w:r>
+        <w:rPr>
+          <w:rFonts w:ascii="Times New Roman" w:hAnsi="Times New Roman" w:cs="Times New Roman"/>
+          <w:b/>
+          <w:bCs/>
+          <w:sz w:val="22"/>
+          <w:szCs w:val="22"/>
+        </w:rPr>
+        <w:t>actually be</w:t>
+      </w:r>
+      <w:proofErr w:type="gramEnd"/>
+      <w:r>
+        <w:rPr>
+          <w:rFonts w:ascii="Times New Roman" w:hAnsi="Times New Roman" w:cs="Times New Roman"/>
+          <w:b/>
+          <w:bCs/>
+          <w:sz w:val="22"/>
+          <w:szCs w:val="22"/>
+        </w:rPr>
+        <w:t xml:space="preserve"> implemented and provides some type of certainty for the harvest fisheries. Any other reasons why a </w:t>
+      </w:r>
+      <w:proofErr w:type="gramStart"/>
+      <w:r>
+        <w:rPr>
+          <w:rFonts w:ascii="Times New Roman" w:hAnsi="Times New Roman" w:cs="Times New Roman"/>
+          <w:b/>
+          <w:bCs/>
+          <w:sz w:val="22"/>
+          <w:szCs w:val="22"/>
+        </w:rPr>
+        <w:t>fixed-cutoff</w:t>
+      </w:r>
+      <w:proofErr w:type="gramEnd"/>
+      <w:r>
+        <w:rPr>
+          <w:rFonts w:ascii="Times New Roman" w:hAnsi="Times New Roman" w:cs="Times New Roman"/>
+          <w:b/>
+          <w:bCs/>
+          <w:sz w:val="22"/>
+          <w:szCs w:val="22"/>
+        </w:rPr>
+        <w:t xml:space="preserve"> would be beneficial? Or in other </w:t>
+      </w:r>
+      <w:proofErr w:type="gramStart"/>
+      <w:r>
+        <w:rPr>
+          <w:rFonts w:ascii="Times New Roman" w:hAnsi="Times New Roman" w:cs="Times New Roman"/>
+          <w:b/>
+          <w:bCs/>
+          <w:sz w:val="22"/>
+          <w:szCs w:val="22"/>
+        </w:rPr>
+        <w:t>words</w:t>
+      </w:r>
+      <w:proofErr w:type="gramEnd"/>
+      <w:r>
+        <w:rPr>
+          <w:rFonts w:ascii="Times New Roman" w:hAnsi="Times New Roman" w:cs="Times New Roman"/>
+          <w:b/>
+          <w:bCs/>
+          <w:sz w:val="22"/>
+          <w:szCs w:val="22"/>
+        </w:rPr>
+        <w:t xml:space="preserve"> given how difficult a dynamic cut-off window might </w:t>
+      </w:r>
+      <w:proofErr w:type="gramStart"/>
+      <w:r>
+        <w:rPr>
+          <w:rFonts w:ascii="Times New Roman" w:hAnsi="Times New Roman" w:cs="Times New Roman"/>
+          <w:b/>
+          <w:bCs/>
+          <w:sz w:val="22"/>
+          <w:szCs w:val="22"/>
+        </w:rPr>
+        <w:t>be</w:t>
+      </w:r>
+      <w:proofErr w:type="gramEnd"/>
+      <w:r>
+        <w:rPr>
+          <w:rFonts w:ascii="Times New Roman" w:hAnsi="Times New Roman" w:cs="Times New Roman"/>
+          <w:b/>
+          <w:bCs/>
+          <w:sz w:val="22"/>
+          <w:szCs w:val="22"/>
+        </w:rPr>
+        <w:t xml:space="preserve"> what type of increased protection would warrant going down that road?</w:t>
+      </w:r>
+    </w:p>
+    <w:p>
+      <w:pPr>
+        <w:ind w:left="720"/>
+        <w:rPr>
+          <w:rFonts w:ascii="Times New Roman" w:hAnsi="Times New Roman" w:cs="Times New Roman"/>
+          <w:sz w:val="22"/>
+          <w:szCs w:val="22"/>
+        </w:rPr>
+      </w:pPr>
+      <w:r>
+        <w:rPr>
+          <w:rFonts w:ascii="Times New Roman" w:hAnsi="Times New Roman" w:cs="Times New Roman"/>
+          <w:sz w:val="22"/>
+          <w:szCs w:val="22"/>
+        </w:rPr>
+        <w:t xml:space="preserve">We added language to the discussion mentioning the benefits of a fixed cutoff (predictability given a lack of data on spatial patterns) as well as a brief discussion of some challenges of implementing a more flexible closure </w:t>
+      </w:r>
+    </w:p>
+    <w:p>
+      <w:pPr>
+        <w:ind w:left="720"/>
+        <w:rPr>
+          <w:rFonts w:ascii="Times New Roman" w:hAnsi="Times New Roman" w:cs="Times New Roman"/>
+          <w:b/>
+          <w:bCs/>
+          <w:i/>
+          <w:iCs/>
+          <w:sz w:val="22"/>
+          <w:szCs w:val="22"/>
+        </w:rPr>
+      </w:pPr>
+      <w:r>
+        <w:rPr>
+          <w:rFonts w:ascii="Times New Roman" w:hAnsi="Times New Roman" w:cs="Times New Roman"/>
+          <w:b/>
+          <w:bCs/>
+          <w:sz w:val="22"/>
+          <w:szCs w:val="22"/>
+          <w:u w:val="single"/>
+        </w:rPr>
+        <w:t xml:space="preserve">Line </w:t>
+      </w:r>
+      <w:proofErr w:type="gramStart"/>
+      <w:r>
+        <w:rPr>
+          <w:rFonts w:ascii="Times New Roman" w:hAnsi="Times New Roman" w:cs="Times New Roman"/>
+          <w:b/>
+          <w:bCs/>
+          <w:sz w:val="22"/>
+          <w:szCs w:val="22"/>
+          <w:u w:val="single"/>
+        </w:rPr>
+        <w:t>377</w:t>
+      </w:r>
+      <w:r>
+        <w:rPr>
+          <w:rFonts w:ascii="Times New Roman" w:hAnsi="Times New Roman" w:cs="Times New Roman"/>
+          <w:i/>
+          <w:iCs/>
+          <w:sz w:val="22"/>
+          <w:szCs w:val="22"/>
+        </w:rPr>
+        <w:t xml:space="preserve"> :</w:t>
+      </w:r>
+      <w:proofErr w:type="gramEnd"/>
+      <w:r>
+        <w:rPr>
+          <w:rFonts w:ascii="Times New Roman" w:hAnsi="Times New Roman" w:cs="Times New Roman"/>
           <w:i/>
           <w:iCs/>
           <w:sz w:val="22"/>
@@ -9506,57 +10931,90 @@
         </w:rPr>
         <w:t xml:space="preserve"> </w:t>
       </w:r>
-    </w:p>
-    <w:p>
-      <w:pPr>
-        <w:rPr>
-          <w:rFonts w:ascii="Times New Roman" w:hAnsi="Times New Roman" w:cs="Times New Roman"/>
-          <w:sz w:val="22"/>
-          <w:szCs w:val="22"/>
-        </w:rPr>
-      </w:pPr>
-    </w:p>
-    <w:p>
-      <w:pPr>
-        <w:rPr>
-          <w:rFonts w:ascii="Times New Roman" w:hAnsi="Times New Roman" w:cs="Times New Roman"/>
-          <w:b/>
-          <w:bCs/>
-          <w:sz w:val="22"/>
-          <w:szCs w:val="22"/>
-        </w:rPr>
-      </w:pPr>
-      <w:r>
-        <w:rPr>
-          <w:rFonts w:ascii="Times New Roman" w:hAnsi="Times New Roman" w:cs="Times New Roman"/>
-          <w:b/>
-          <w:bCs/>
-          <w:sz w:val="22"/>
-          <w:szCs w:val="22"/>
-        </w:rPr>
-        <w:t xml:space="preserve">The tradeoff between protection and harvest is well illustrated but could be expanded further by exploring the effects of protecting species across multiple years. </w:t>
-      </w:r>
       <w:proofErr w:type="gramStart"/>
       <w:r>
         <w:rPr>
           <w:rFonts w:ascii="Times New Roman" w:hAnsi="Times New Roman" w:cs="Times New Roman"/>
-          <w:b/>
-          <w:bCs/>
-          <w:sz w:val="22"/>
-          <w:szCs w:val="22"/>
-        </w:rPr>
-        <w:t>So</w:t>
+          <w:i/>
+          <w:iCs/>
+          <w:sz w:val="22"/>
+          <w:szCs w:val="22"/>
+        </w:rPr>
+        <w:t>“ In</w:t>
       </w:r>
       <w:proofErr w:type="gramEnd"/>
       <w:r>
         <w:rPr>
           <w:rFonts w:ascii="Times New Roman" w:hAnsi="Times New Roman" w:cs="Times New Roman"/>
-          <w:b/>
-          <w:bCs/>
-          <w:sz w:val="22"/>
-          <w:szCs w:val="22"/>
-        </w:rPr>
-        <w:t xml:space="preserve"> by increasing protection in yr1 how much more harvest could be expected in the next return year (3 years later?). Over what time frame do </w:t>
+          <w:i/>
+          <w:iCs/>
+          <w:sz w:val="22"/>
+          <w:szCs w:val="22"/>
+        </w:rPr>
+        <w:t xml:space="preserve"> the absence of detailed information on basin-wide spatial ecology, a fixed-date closure provides a practical management approach that offers a predictable harvest window for fishers. The results presented here suggest that this strategy has been largely effective despite limited knowledge of population-specific migration </w:t>
+      </w:r>
+      <w:r>
+        <w:rPr>
+          <w:rFonts w:ascii="Times New Roman" w:hAnsi="Times New Roman" w:cs="Times New Roman"/>
+          <w:i/>
+          <w:iCs/>
+          <w:sz w:val="22"/>
+          <w:szCs w:val="22"/>
+        </w:rPr>
+        <w:t>patterns. However</w:t>
+      </w:r>
+      <w:r>
+        <w:rPr>
+          <w:rFonts w:ascii="Times New Roman" w:hAnsi="Times New Roman" w:cs="Times New Roman"/>
+          <w:i/>
+          <w:iCs/>
+          <w:sz w:val="22"/>
+          <w:szCs w:val="22"/>
+        </w:rPr>
+        <w:t xml:space="preserve">, a more dynamic closure which is responsive to predicted or observed run dynamics may provide more consistent protection to upstream populations. Implementing such an approach would require accurate </w:t>
+      </w:r>
+      <w:r>
+        <w:rPr>
+          <w:rFonts w:ascii="Times New Roman" w:hAnsi="Times New Roman" w:cs="Times New Roman"/>
+          <w:i/>
+          <w:iCs/>
+          <w:sz w:val="22"/>
+          <w:szCs w:val="22"/>
+        </w:rPr>
+        <w:lastRenderedPageBreak/>
+        <w:t xml:space="preserve">forecasts of both the onset of the run and the relative timing of migration among subpopulations. Although the results presented here indicate broadly consistent differences in migration timing among groups, the greater interannual variability observed for upper watershed populations illustrates the difficulty of designing a dynamic closure that reliably protects a consistent proportion of these stocks.” </w:t>
+      </w:r>
+    </w:p>
+    <w:p>
+      <w:pPr>
+        <w:rPr>
+          <w:rFonts w:ascii="Times New Roman" w:hAnsi="Times New Roman" w:cs="Times New Roman"/>
+          <w:b/>
+          <w:bCs/>
+          <w:sz w:val="22"/>
+          <w:szCs w:val="22"/>
+        </w:rPr>
+      </w:pPr>
+    </w:p>
+    <w:p>
+      <w:pPr>
+        <w:rPr>
+          <w:rFonts w:ascii="Times New Roman" w:hAnsi="Times New Roman" w:cs="Times New Roman"/>
+          <w:b/>
+          <w:bCs/>
+          <w:sz w:val="22"/>
+          <w:szCs w:val="22"/>
+        </w:rPr>
+      </w:pPr>
+      <w:r>
+        <w:rPr>
+          <w:rFonts w:ascii="Times New Roman" w:hAnsi="Times New Roman" w:cs="Times New Roman"/>
+          <w:b/>
+          <w:bCs/>
+          <w:sz w:val="22"/>
+          <w:szCs w:val="22"/>
+        </w:rPr>
+        <w:t xml:space="preserve">Figure 3. Add more descriptive headings and text directly to the figure (so A-D are Quantiles and you can even give the date </w:t>
       </w:r>
       <w:proofErr w:type="gramStart"/>
       <w:r>
@@ -9567,7 +11025,7 @@
           <w:sz w:val="22"/>
           <w:szCs w:val="22"/>
         </w:rPr>
-        <w:t>these local harvest</w:t>
+        <w:t>ranges</w:t>
       </w:r>
       <w:proofErr w:type="gramEnd"/>
       <w:r>
@@ -9578,7 +11036,7 @@
           <w:sz w:val="22"/>
           <w:szCs w:val="22"/>
         </w:rPr>
-        <w:t xml:space="preserve"> fisheries operate (could they </w:t>
+        <w:t xml:space="preserve">). Group1-Group6 </w:t>
       </w:r>
       <w:proofErr w:type="gramStart"/>
       <w:r>
@@ -9589,7 +11047,7 @@
           <w:sz w:val="22"/>
           <w:szCs w:val="22"/>
         </w:rPr>
-        <w:t>compensate</w:t>
+        <w:t>goes</w:t>
       </w:r>
       <w:proofErr w:type="gramEnd"/>
       <w:r>
@@ -9600,101 +11058,312 @@
           <w:sz w:val="22"/>
           <w:szCs w:val="22"/>
         </w:rPr>
-        <w:t xml:space="preserve"> reduced harvest in a year with potentially higher harvest several years later). Lots of assumptions and beyond the scope of the study but it would be interesting to have a few sentences here that show that the tradeoff between protection and harvest doesn’t need to be so clear cut.</w:t>
-      </w:r>
+        <w:t xml:space="preserve"> upstream to downstream. Add sample n and add maybe light grey datapoints</w:t>
+      </w:r>
+      <w:r>
+        <w:rPr>
+          <w:rFonts w:ascii="Times New Roman" w:hAnsi="Times New Roman" w:cs="Times New Roman"/>
+          <w:b/>
+          <w:bCs/>
+          <w:sz w:val="22"/>
+          <w:szCs w:val="22"/>
+        </w:rPr>
+        <w:t xml:space="preserve">. </w:t>
+      </w:r>
+    </w:p>
+    <w:p>
+      <w:pPr>
+        <w:rPr>
+          <w:rFonts w:ascii="Times New Roman" w:hAnsi="Times New Roman" w:cs="Times New Roman"/>
+          <w:b/>
+          <w:bCs/>
+          <w:sz w:val="22"/>
+          <w:szCs w:val="22"/>
+        </w:rPr>
+      </w:pPr>
     </w:p>
     <w:p>
       <w:pPr>
         <w:ind w:left="720"/>
         <w:rPr>
           <w:rFonts w:ascii="Times New Roman" w:hAnsi="Times New Roman" w:cs="Times New Roman"/>
-          <w:i/>
-          <w:iCs/>
-          <w:sz w:val="22"/>
-          <w:szCs w:val="22"/>
-        </w:rPr>
-      </w:pPr>
-      <w:r>
-        <w:rPr>
-          <w:rFonts w:ascii="Times New Roman" w:hAnsi="Times New Roman" w:cs="Times New Roman"/>
-          <w:i/>
-          <w:iCs/>
-          <w:sz w:val="22"/>
-          <w:szCs w:val="22"/>
-        </w:rPr>
-        <w:t xml:space="preserve">Although we recognize that this is an important implication of </w:t>
-      </w:r>
-      <w:r>
-        <w:rPr>
-          <w:rFonts w:ascii="Times New Roman" w:hAnsi="Times New Roman" w:cs="Times New Roman"/>
-          <w:i/>
-          <w:iCs/>
-          <w:sz w:val="22"/>
-          <w:szCs w:val="22"/>
-        </w:rPr>
-        <w:t>management</w:t>
-      </w:r>
-      <w:r>
-        <w:rPr>
-          <w:rFonts w:ascii="Times New Roman" w:hAnsi="Times New Roman" w:cs="Times New Roman"/>
-          <w:i/>
-          <w:iCs/>
-          <w:sz w:val="22"/>
-          <w:szCs w:val="22"/>
-        </w:rPr>
-        <w:t>, we believe that evaluating these effects is beyond the scope of the available data. Assessing the interannual consequences of the management strategy would require linking our assignments to production rather than simply returning spawners, as well as accounting for density-dependent processes and broader stock–recruit dynamics. Consequently, the extent to which reduced harvest opportunity would influence returns in subsequent years cannot be inferred from the present analysis. Given these limitations, we chose not to expand the Discussion to speculate on the multi-year effects of the closure strategy.</w:t>
-      </w:r>
-    </w:p>
-    <w:p>
-      <w:pPr>
-        <w:rPr>
-          <w:rFonts w:ascii="Times New Roman" w:hAnsi="Times New Roman" w:cs="Times New Roman"/>
-          <w:sz w:val="22"/>
-          <w:szCs w:val="22"/>
-        </w:rPr>
-      </w:pPr>
-    </w:p>
-    <w:p>
-      <w:pPr>
-        <w:rPr>
-          <w:rFonts w:ascii="Times New Roman" w:hAnsi="Times New Roman" w:cs="Times New Roman"/>
-          <w:b/>
-          <w:bCs/>
-          <w:sz w:val="22"/>
-          <w:szCs w:val="22"/>
-        </w:rPr>
-      </w:pPr>
-      <w:r>
-        <w:rPr>
-          <w:rFonts w:ascii="Times New Roman" w:hAnsi="Times New Roman" w:cs="Times New Roman"/>
-          <w:b/>
-          <w:bCs/>
-          <w:sz w:val="22"/>
-          <w:szCs w:val="22"/>
-        </w:rPr>
-        <w:t xml:space="preserve">Line 301-303. </w:t>
+          <w:sz w:val="22"/>
+          <w:szCs w:val="22"/>
+        </w:rPr>
+      </w:pPr>
+      <w:r>
+        <w:rPr>
+          <w:rFonts w:ascii="Times New Roman" w:hAnsi="Times New Roman" w:cs="Times New Roman"/>
+          <w:sz w:val="22"/>
+          <w:szCs w:val="22"/>
+        </w:rPr>
+        <w:t>We changed the orientation of Figure 3 to facet by group, making it easier to visualize changes in the relative contribution of each group across the migration period. We also colored the facets to maintain consistency with the rest of the manuscript. We feel that adding the sample size range for each boxplot would introduce too much additional information and reduce the figure's readability. Instead, we added a second panel showing changes in each group's relative contribution to Q1, highlighting shifts in abundance during the first quartile of the migration, and included the corresponding date ranges in the figure caption.</w:t>
+      </w:r>
+    </w:p>
+    <w:p>
+      <w:pPr>
+        <w:rPr>
+          <w:rFonts w:ascii="Times New Roman" w:hAnsi="Times New Roman" w:cs="Times New Roman"/>
+          <w:b/>
+          <w:bCs/>
+          <w:sz w:val="22"/>
+          <w:szCs w:val="22"/>
+        </w:rPr>
+      </w:pPr>
+    </w:p>
+    <w:p>
+      <w:pPr>
+        <w:pStyle w:val="Heading1"/>
+        <w:rPr>
+          <w:rFonts w:ascii="Times New Roman" w:hAnsi="Times New Roman" w:cs="Times New Roman"/>
+        </w:rPr>
+      </w:pPr>
+      <w:r>
+        <w:rPr>
+          <w:rFonts w:ascii="Times New Roman" w:hAnsi="Times New Roman" w:cs="Times New Roman"/>
+        </w:rPr>
+        <w:t>Reviewer 3</w:t>
+      </w:r>
+    </w:p>
+    <w:p>
+      <w:pPr>
+        <w:rPr>
+          <w:rFonts w:ascii="Times New Roman" w:hAnsi="Times New Roman" w:cs="Times New Roman"/>
+          <w:b/>
+          <w:bCs/>
+        </w:rPr>
+      </w:pPr>
+    </w:p>
+    <w:p>
+      <w:pPr>
+        <w:rPr>
+          <w:rFonts w:ascii="Times New Roman" w:hAnsi="Times New Roman" w:cs="Times New Roman"/>
+          <w:b/>
+          <w:bCs/>
+          <w:sz w:val="22"/>
+          <w:szCs w:val="22"/>
+        </w:rPr>
+      </w:pPr>
+      <w:r>
+        <w:rPr>
+          <w:rFonts w:ascii="Times New Roman" w:hAnsi="Times New Roman" w:cs="Times New Roman"/>
+          <w:b/>
+          <w:bCs/>
+          <w:sz w:val="22"/>
+          <w:szCs w:val="22"/>
+        </w:rPr>
+        <w:t>Given the repeated references to “percent protection” as the metric of interest throughout the results and discussion, it is important for the manuscript to clearly define what this means. Presumably this is the percent of group-specific relative abundance based on Bethel Test Fishery CPUE apportioned by otolith isotopes. Lines 203-206 could articulate this point more specifically.</w:t>
+      </w:r>
+    </w:p>
+    <w:p>
+      <w:pPr>
+        <w:rPr>
+          <w:rFonts w:ascii="Times New Roman" w:hAnsi="Times New Roman" w:cs="Times New Roman"/>
+          <w:sz w:val="22"/>
+          <w:szCs w:val="22"/>
+        </w:rPr>
+      </w:pPr>
+      <w:r>
+        <w:rPr>
+          <w:rFonts w:ascii="Times New Roman" w:hAnsi="Times New Roman" w:cs="Times New Roman"/>
+          <w:b/>
+          <w:bCs/>
+          <w:sz w:val="22"/>
+          <w:szCs w:val="22"/>
+        </w:rPr>
+        <w:tab/>
+      </w:r>
+      <w:r>
+        <w:rPr>
+          <w:rFonts w:ascii="Times New Roman" w:hAnsi="Times New Roman" w:cs="Times New Roman"/>
+          <w:sz w:val="22"/>
+          <w:szCs w:val="22"/>
+        </w:rPr>
+        <w:t xml:space="preserve">To clarify this point we expanded on this sentence to clearly define this </w:t>
       </w:r>
       <w:proofErr w:type="gramStart"/>
       <w:r>
         <w:rPr>
           <w:rFonts w:ascii="Times New Roman" w:hAnsi="Times New Roman" w:cs="Times New Roman"/>
-          <w:b/>
-          <w:bCs/>
-          <w:sz w:val="22"/>
-          <w:szCs w:val="22"/>
-        </w:rPr>
-        <w:t>Yes</w:t>
+          <w:sz w:val="22"/>
+          <w:szCs w:val="22"/>
+        </w:rPr>
+        <w:t>metric :</w:t>
       </w:r>
       <w:proofErr w:type="gramEnd"/>
       <w:r>
         <w:rPr>
           <w:rFonts w:ascii="Times New Roman" w:hAnsi="Times New Roman" w:cs="Times New Roman"/>
-          <w:b/>
-          <w:bCs/>
-          <w:sz w:val="22"/>
-          <w:szCs w:val="22"/>
-        </w:rPr>
-        <w:t xml:space="preserve"> I was wondering about this the entire time reading the manuscript. Given the run timing changes each year why is a fixed calendar cut-off used? I am assuming because it can </w:t>
+          <w:sz w:val="22"/>
+          <w:szCs w:val="22"/>
+        </w:rPr>
+        <w:t xml:space="preserve"> </w:t>
+      </w:r>
+    </w:p>
+    <w:p>
+      <w:pPr>
+        <w:ind w:left="720"/>
+        <w:rPr>
+          <w:rFonts w:ascii="Times New Roman" w:hAnsi="Times New Roman" w:cs="Times New Roman"/>
+          <w:i/>
+          <w:iCs/>
+          <w:sz w:val="22"/>
+          <w:szCs w:val="22"/>
+        </w:rPr>
+      </w:pPr>
+      <w:r>
+        <w:rPr>
+          <w:rFonts w:ascii="Times New Roman" w:hAnsi="Times New Roman" w:cs="Times New Roman"/>
+          <w:b/>
+          <w:bCs/>
+          <w:sz w:val="22"/>
+          <w:szCs w:val="22"/>
+          <w:u w:val="single"/>
+        </w:rPr>
+        <w:t xml:space="preserve">Line </w:t>
+      </w:r>
+      <w:r>
+        <w:rPr>
+          <w:rFonts w:ascii="Times New Roman" w:hAnsi="Times New Roman" w:cs="Times New Roman"/>
+          <w:b/>
+          <w:bCs/>
+          <w:sz w:val="22"/>
+          <w:szCs w:val="22"/>
+          <w:u w:val="single"/>
+        </w:rPr>
+        <w:t>249</w:t>
+      </w:r>
+      <w:r>
+        <w:rPr>
+          <w:rFonts w:ascii="Times New Roman" w:hAnsi="Times New Roman" w:cs="Times New Roman"/>
+          <w:i/>
+          <w:iCs/>
+          <w:sz w:val="22"/>
+          <w:szCs w:val="22"/>
+        </w:rPr>
+        <w:t xml:space="preserve"> </w:t>
+      </w:r>
+      <w:r>
+        <w:rPr>
+          <w:rFonts w:ascii="Times New Roman" w:hAnsi="Times New Roman" w:cs="Times New Roman"/>
+          <w:i/>
+          <w:iCs/>
+          <w:sz w:val="22"/>
+          <w:szCs w:val="22"/>
+        </w:rPr>
+        <w:t>“To assess the impact of the existing front-end closure, we quantified the proportion of total abundance occurring within the closure period (corresponding to the first seasonal quartile, Q1, in our dataset) that was assigned to each regional group based on otolith isotope assignments. We refer to this metric hereafter as “percent protection”.</w:t>
+      </w:r>
+    </w:p>
+    <w:p>
+      <w:pPr>
+        <w:rPr>
+          <w:rFonts w:ascii="Times New Roman" w:hAnsi="Times New Roman" w:cs="Times New Roman"/>
+          <w:b/>
+          <w:bCs/>
+          <w:sz w:val="22"/>
+          <w:szCs w:val="22"/>
+        </w:rPr>
+      </w:pPr>
+    </w:p>
+    <w:p>
+      <w:pPr>
+        <w:rPr>
+          <w:rFonts w:ascii="Times New Roman" w:hAnsi="Times New Roman" w:cs="Times New Roman"/>
+          <w:b/>
+          <w:bCs/>
+          <w:sz w:val="22"/>
+          <w:szCs w:val="22"/>
+        </w:rPr>
+      </w:pPr>
+      <w:r>
+        <w:rPr>
+          <w:rFonts w:ascii="Times New Roman" w:hAnsi="Times New Roman" w:cs="Times New Roman"/>
+          <w:b/>
+          <w:bCs/>
+          <w:sz w:val="22"/>
+          <w:szCs w:val="22"/>
+        </w:rPr>
+        <w:t>In Figure 3, it would be beneficial to add a title to each panel describing the date range for the seasonal quartiles.</w:t>
+      </w:r>
+      <w:r>
+        <w:rPr>
+          <w:rFonts w:ascii="Times New Roman" w:hAnsi="Times New Roman" w:cs="Times New Roman"/>
+          <w:b/>
+          <w:bCs/>
+          <w:sz w:val="22"/>
+          <w:szCs w:val="22"/>
+        </w:rPr>
+        <w:t xml:space="preserve"> </w:t>
+      </w:r>
+    </w:p>
+    <w:p>
+      <w:pPr>
+        <w:ind w:left="720"/>
+        <w:rPr>
+          <w:sz w:val="22"/>
+          <w:szCs w:val="22"/>
+        </w:rPr>
+      </w:pPr>
+      <w:r>
+        <w:rPr>
+          <w:sz w:val="22"/>
+          <w:szCs w:val="22"/>
+        </w:rPr>
+        <w:t xml:space="preserve">Per reviewer suggestions, we changed the orientation of Figure 3 to facet by group, making it easier to visualize changes in the relative contribution of each group across the migration window. In this new format, there is no practical way to include the date ranges directly in </w:t>
+      </w:r>
+      <w:r>
+        <w:rPr>
+          <w:sz w:val="22"/>
+          <w:szCs w:val="22"/>
+        </w:rPr>
+        <w:lastRenderedPageBreak/>
+        <w:t>the figure</w:t>
+      </w:r>
+      <w:r>
+        <w:rPr>
+          <w:sz w:val="22"/>
+          <w:szCs w:val="22"/>
+        </w:rPr>
+        <w:t xml:space="preserve"> while maintaining readability. </w:t>
+      </w:r>
+      <w:r>
+        <w:rPr>
+          <w:sz w:val="22"/>
+          <w:szCs w:val="22"/>
+        </w:rPr>
+        <w:t>Instead, we included the corresponding date ranges in the figure caption to ensure they remain easily accessible to the reader.</w:t>
+      </w:r>
+    </w:p>
+    <w:p>
+      <w:pPr>
+        <w:rPr>
+          <w:rFonts w:ascii="Times New Roman" w:hAnsi="Times New Roman" w:cs="Times New Roman"/>
+          <w:b/>
+          <w:bCs/>
+          <w:sz w:val="22"/>
+          <w:szCs w:val="22"/>
+        </w:rPr>
+      </w:pPr>
+    </w:p>
+    <w:p>
+      <w:pPr>
+        <w:rPr>
+          <w:rFonts w:ascii="Times New Roman" w:hAnsi="Times New Roman" w:cs="Times New Roman"/>
+          <w:b/>
+          <w:bCs/>
+          <w:sz w:val="22"/>
+          <w:szCs w:val="22"/>
+        </w:rPr>
+      </w:pPr>
+      <w:r>
+        <w:rPr>
+          <w:rFonts w:ascii="Times New Roman" w:hAnsi="Times New Roman" w:cs="Times New Roman"/>
+          <w:b/>
+          <w:bCs/>
+          <w:sz w:val="22"/>
+          <w:szCs w:val="22"/>
+        </w:rPr>
+        <w:t xml:space="preserve">In Figure 4, the y-axis label of “Cumulative Percent of Group’s Total Production” is a bit ambiguous. I would recommend changing the y-axis to “Cumulative Percent of Total Annual CPUE by Group” or “Cumulative Percent of Total Relative Abundance by Group”. Production is often cast in the context of a brood year rather than a return year, </w:t>
       </w:r>
       <w:proofErr w:type="gramStart"/>
       <w:r>
@@ -9705,7 +11374,7 @@
           <w:sz w:val="22"/>
           <w:szCs w:val="22"/>
         </w:rPr>
-        <w:t>actually be</w:t>
+        <w:t>where as</w:t>
       </w:r>
       <w:proofErr w:type="gramEnd"/>
       <w:r>
@@ -9716,51 +11385,662 @@
           <w:sz w:val="22"/>
           <w:szCs w:val="22"/>
         </w:rPr>
-        <w:t xml:space="preserve"> implemented and provides some type of certainty for the harvest fisheries. Any other reasons why a </w:t>
+        <w:t xml:space="preserve"> in this case the figure is describing the cumulative proportion of season total CPUE as apportioned among groups.</w:t>
+      </w:r>
+    </w:p>
+    <w:p>
+      <w:pPr>
+        <w:rPr>
+          <w:rFonts w:ascii="Times New Roman" w:hAnsi="Times New Roman" w:cs="Times New Roman"/>
+          <w:b/>
+          <w:bCs/>
+          <w:sz w:val="22"/>
+          <w:szCs w:val="22"/>
+        </w:rPr>
+      </w:pPr>
+      <w:r>
+        <w:rPr>
+          <w:rFonts w:ascii="Times New Roman" w:hAnsi="Times New Roman" w:cs="Times New Roman"/>
+          <w:b/>
+          <w:bCs/>
+          <w:sz w:val="22"/>
+          <w:szCs w:val="22"/>
+        </w:rPr>
+        <w:t>In Figure 5, I would encourage the authors to consider whether a more appropriate y-axis label might be “Percent of Relative Abundance Conserved”, “Percent of Relative Abundance Protected” something similar, as “Protection Effectiveness (%)” may be misinterpreted and a more specific label would avoid any potential confusion.</w:t>
+      </w:r>
+    </w:p>
+    <w:p>
+      <w:pPr>
+        <w:ind w:left="720"/>
+        <w:rPr>
+          <w:rFonts w:ascii="Times New Roman" w:hAnsi="Times New Roman" w:cs="Times New Roman"/>
+          <w:sz w:val="22"/>
+          <w:szCs w:val="22"/>
+        </w:rPr>
+      </w:pPr>
+      <w:r>
+        <w:rPr>
+          <w:rFonts w:ascii="Times New Roman" w:hAnsi="Times New Roman" w:cs="Times New Roman"/>
+          <w:sz w:val="22"/>
+          <w:szCs w:val="22"/>
+        </w:rPr>
+        <w:t xml:space="preserve">We changed the y axis labels to the above suggested “Cumulative percent of total relative abundance by group” and </w:t>
       </w:r>
       <w:proofErr w:type="gramStart"/>
       <w:r>
         <w:rPr>
           <w:rFonts w:ascii="Times New Roman" w:hAnsi="Times New Roman" w:cs="Times New Roman"/>
-          <w:b/>
-          <w:bCs/>
-          <w:sz w:val="22"/>
-          <w:szCs w:val="22"/>
-        </w:rPr>
-        <w:t>fixed-cutoff</w:t>
+          <w:sz w:val="22"/>
+          <w:szCs w:val="22"/>
+        </w:rPr>
+        <w:t>“ Percent</w:t>
       </w:r>
       <w:proofErr w:type="gramEnd"/>
       <w:r>
         <w:rPr>
           <w:rFonts w:ascii="Times New Roman" w:hAnsi="Times New Roman" w:cs="Times New Roman"/>
-          <w:b/>
-          <w:bCs/>
-          <w:sz w:val="22"/>
-          <w:szCs w:val="22"/>
-        </w:rPr>
-        <w:t xml:space="preserve"> would be beneficial? Or in other </w:t>
+          <w:sz w:val="22"/>
+          <w:szCs w:val="22"/>
+        </w:rPr>
+        <w:t xml:space="preserve"> of relative abundance protected” </w:t>
+      </w:r>
+    </w:p>
+    <w:p>
+      <w:pPr>
+        <w:rPr>
+          <w:rFonts w:ascii="Times New Roman" w:hAnsi="Times New Roman" w:cs="Times New Roman"/>
+          <w:b/>
+          <w:bCs/>
+          <w:sz w:val="22"/>
+          <w:szCs w:val="22"/>
+        </w:rPr>
+      </w:pPr>
+    </w:p>
+    <w:p>
+      <w:pPr>
+        <w:rPr>
+          <w:rFonts w:ascii="Times New Roman" w:hAnsi="Times New Roman" w:cs="Times New Roman"/>
+          <w:sz w:val="22"/>
+          <w:szCs w:val="22"/>
+        </w:rPr>
+      </w:pPr>
+      <w:r>
+        <w:rPr>
+          <w:rFonts w:ascii="Times New Roman" w:hAnsi="Times New Roman" w:cs="Times New Roman"/>
+          <w:b/>
+          <w:bCs/>
+          <w:sz w:val="22"/>
+          <w:szCs w:val="22"/>
+        </w:rPr>
+        <w:t>Line 144 For the inline equation notation (</w:t>
+      </w:r>
+      <w:proofErr w:type="spellStart"/>
+      <w:r>
+        <w:rPr>
+          <w:rFonts w:ascii="Times New Roman" w:hAnsi="Times New Roman" w:cs="Times New Roman"/>
+          <w:b/>
+          <w:bCs/>
+          <w:sz w:val="22"/>
+          <w:szCs w:val="22"/>
+        </w:rPr>
+        <w:t>r_j</w:t>
+      </w:r>
+      <w:proofErr w:type="spellEnd"/>
+      <w:r>
+        <w:rPr>
+          <w:rFonts w:ascii="Times New Roman" w:hAnsi="Times New Roman" w:cs="Times New Roman"/>
+          <w:b/>
+          <w:bCs/>
+          <w:sz w:val="22"/>
+          <w:szCs w:val="22"/>
+        </w:rPr>
+        <w:t>) should be (</w:t>
+      </w:r>
+      <w:proofErr w:type="spellStart"/>
+      <w:r>
+        <w:rPr>
+          <w:rFonts w:ascii="Times New Roman" w:hAnsi="Times New Roman" w:cs="Times New Roman"/>
+          <w:b/>
+          <w:bCs/>
+          <w:sz w:val="22"/>
+          <w:szCs w:val="22"/>
+        </w:rPr>
+        <w:t>rj</w:t>
+      </w:r>
+      <w:proofErr w:type="spellEnd"/>
+      <w:r>
+        <w:rPr>
+          <w:rFonts w:ascii="Times New Roman" w:hAnsi="Times New Roman" w:cs="Times New Roman"/>
+          <w:b/>
+          <w:bCs/>
+          <w:sz w:val="22"/>
+          <w:szCs w:val="22"/>
+        </w:rPr>
+        <w:t>).</w:t>
+      </w:r>
+      <w:r>
+        <w:rPr>
+          <w:rFonts w:ascii="Times New Roman" w:hAnsi="Times New Roman" w:cs="Times New Roman"/>
+          <w:b/>
+          <w:bCs/>
+          <w:sz w:val="22"/>
+          <w:szCs w:val="22"/>
+        </w:rPr>
+        <w:br/>
+      </w:r>
+      <w:r>
+        <w:rPr>
+          <w:rFonts w:ascii="Times New Roman" w:hAnsi="Times New Roman" w:cs="Times New Roman"/>
+          <w:b/>
+          <w:bCs/>
+          <w:sz w:val="22"/>
+          <w:szCs w:val="22"/>
+        </w:rPr>
+        <w:br/>
+      </w:r>
+      <w:r>
+        <w:rPr>
+          <w:rFonts w:ascii="Times New Roman" w:hAnsi="Times New Roman" w:cs="Times New Roman"/>
+          <w:b/>
+          <w:bCs/>
+          <w:sz w:val="22"/>
+          <w:szCs w:val="22"/>
+        </w:rPr>
+        <w:tab/>
+      </w:r>
+      <w:r>
+        <w:rPr>
+          <w:rFonts w:ascii="Times New Roman" w:hAnsi="Times New Roman" w:cs="Times New Roman"/>
+          <w:sz w:val="22"/>
+          <w:szCs w:val="22"/>
+        </w:rPr>
+        <w:t>We fixed this error</w:t>
+      </w:r>
+    </w:p>
+    <w:p>
+      <w:pPr>
+        <w:rPr>
+          <w:rFonts w:ascii="Times New Roman" w:hAnsi="Times New Roman" w:cs="Times New Roman"/>
+          <w:b/>
+          <w:bCs/>
+          <w:sz w:val="22"/>
+          <w:szCs w:val="22"/>
+        </w:rPr>
+      </w:pPr>
+      <w:r>
+        <w:rPr>
+          <w:rFonts w:ascii="Times New Roman" w:hAnsi="Times New Roman" w:cs="Times New Roman"/>
+          <w:sz w:val="22"/>
+          <w:szCs w:val="22"/>
+        </w:rPr>
+        <w:tab/>
+      </w:r>
+      <w:r>
+        <w:rPr>
+          <w:rFonts w:ascii="Times New Roman" w:hAnsi="Times New Roman" w:cs="Times New Roman"/>
+          <w:b/>
+          <w:bCs/>
+          <w:sz w:val="22"/>
+          <w:szCs w:val="22"/>
+          <w:u w:val="single"/>
+        </w:rPr>
+        <w:t>Line</w:t>
+      </w:r>
+      <w:r>
+        <w:rPr>
+          <w:rFonts w:ascii="Times New Roman" w:hAnsi="Times New Roman" w:cs="Times New Roman"/>
+          <w:b/>
+          <w:bCs/>
+          <w:sz w:val="22"/>
+          <w:szCs w:val="22"/>
+          <w:u w:val="single"/>
+        </w:rPr>
+        <w:t xml:space="preserve"> 181</w:t>
+      </w:r>
+      <w:r>
+        <w:rPr>
+          <w:rFonts w:ascii="Times New Roman" w:hAnsi="Times New Roman" w:cs="Times New Roman"/>
+          <w:b/>
+          <w:bCs/>
+          <w:sz w:val="22"/>
+          <w:szCs w:val="22"/>
+          <w:u w:val="single"/>
+        </w:rPr>
+        <w:t>:</w:t>
+      </w:r>
+      <w:r>
+        <w:rPr>
+          <w:rFonts w:ascii="Times New Roman" w:hAnsi="Times New Roman" w:cs="Times New Roman"/>
+          <w:sz w:val="22"/>
+          <w:szCs w:val="22"/>
+        </w:rPr>
+        <w:t xml:space="preserve"> “</w:t>
+      </w:r>
+      <w:r>
+        <w:rPr>
+          <w:rFonts w:ascii="Garamond" w:hAnsi="Garamond" w:cs="Times New Roman"/>
+        </w:rPr>
+        <w:t xml:space="preserve">given the isotope ratio in tributary </w:t>
+      </w:r>
+      <w:r>
+        <w:rPr>
+          <w:rFonts w:ascii="Garamond" w:hAnsi="Garamond" w:cs="Times New Roman"/>
+          <w:i/>
+          <w:iCs/>
+        </w:rPr>
+        <w:t xml:space="preserve">j </w:t>
+      </w:r>
+      <w:r>
+        <w:rPr>
+          <w:rFonts w:ascii="Garamond" w:hAnsi="Garamond" w:cs="Times New Roman"/>
+        </w:rPr>
+        <w:t>(</w:t>
+      </w:r>
+      <w:proofErr w:type="spellStart"/>
+      <w:r>
+        <w:rPr>
+          <w:rFonts w:ascii="Garamond" w:hAnsi="Garamond" w:cs="Times New Roman"/>
+          <w:i/>
+          <w:iCs/>
+        </w:rPr>
+        <w:t>rj</w:t>
+      </w:r>
+      <w:proofErr w:type="spellEnd"/>
+      <w:r>
+        <w:rPr>
+          <w:rFonts w:ascii="Garamond" w:hAnsi="Garamond" w:cs="Times New Roman"/>
+        </w:rPr>
+        <w:t>)”</w:t>
+      </w:r>
+      <w:r>
+        <w:rPr>
+          <w:rFonts w:ascii="Times New Roman" w:hAnsi="Times New Roman" w:cs="Times New Roman"/>
+          <w:b/>
+          <w:bCs/>
+          <w:sz w:val="22"/>
+          <w:szCs w:val="22"/>
+        </w:rPr>
+        <w:t xml:space="preserve"> </w:t>
+      </w:r>
+    </w:p>
+    <w:p>
+      <w:pPr>
+        <w:rPr>
+          <w:rFonts w:ascii="Times New Roman" w:hAnsi="Times New Roman" w:cs="Times New Roman"/>
+          <w:b/>
+          <w:bCs/>
+          <w:sz w:val="22"/>
+          <w:szCs w:val="22"/>
+        </w:rPr>
+      </w:pPr>
+    </w:p>
+    <w:p>
+      <w:pPr>
+        <w:rPr>
+          <w:rFonts w:ascii="Times New Roman" w:hAnsi="Times New Roman" w:cs="Times New Roman"/>
+          <w:b/>
+          <w:bCs/>
+          <w:sz w:val="22"/>
+          <w:szCs w:val="22"/>
+        </w:rPr>
+      </w:pPr>
+      <w:r>
+        <w:rPr>
+          <w:rFonts w:ascii="Times New Roman" w:hAnsi="Times New Roman" w:cs="Times New Roman"/>
+          <w:b/>
+          <w:bCs/>
+          <w:sz w:val="22"/>
+          <w:szCs w:val="22"/>
+        </w:rPr>
+        <w:t>Lines 242-244 It may be clearer to describe “total relative abundance” rather than “total contribution” in this context for clarity.</w:t>
+      </w:r>
+      <w:r>
+        <w:rPr>
+          <w:rFonts w:ascii="Times New Roman" w:hAnsi="Times New Roman" w:cs="Times New Roman"/>
+          <w:b/>
+          <w:bCs/>
+          <w:sz w:val="22"/>
+          <w:szCs w:val="22"/>
+        </w:rPr>
+        <w:br/>
+      </w:r>
+      <w:r>
+        <w:rPr>
+          <w:rFonts w:ascii="Times New Roman" w:hAnsi="Times New Roman" w:cs="Times New Roman"/>
+          <w:b/>
+          <w:bCs/>
+          <w:sz w:val="22"/>
+          <w:szCs w:val="22"/>
+        </w:rPr>
+        <w:br/>
+      </w:r>
+      <w:r>
+        <w:rPr>
+          <w:rFonts w:ascii="Times New Roman" w:hAnsi="Times New Roman" w:cs="Times New Roman"/>
+          <w:b/>
+          <w:bCs/>
+          <w:sz w:val="22"/>
+          <w:szCs w:val="22"/>
+        </w:rPr>
+        <w:tab/>
+      </w:r>
+      <w:r>
+        <w:rPr>
+          <w:rFonts w:ascii="Times New Roman" w:hAnsi="Times New Roman" w:cs="Times New Roman"/>
+          <w:sz w:val="22"/>
+          <w:szCs w:val="22"/>
+        </w:rPr>
+        <w:t>We changed the wording to be “total relative abundance”</w:t>
+      </w:r>
+      <w:r>
+        <w:rPr>
+          <w:rFonts w:ascii="Times New Roman" w:hAnsi="Times New Roman" w:cs="Times New Roman"/>
+          <w:b/>
+          <w:bCs/>
+          <w:sz w:val="22"/>
+          <w:szCs w:val="22"/>
+        </w:rPr>
+        <w:t xml:space="preserve"> </w:t>
+      </w:r>
+    </w:p>
+    <w:p>
+      <w:pPr>
+        <w:ind w:left="720"/>
+        <w:rPr>
+          <w:rFonts w:ascii="Times New Roman" w:hAnsi="Times New Roman" w:cs="Times New Roman"/>
+          <w:b/>
+          <w:bCs/>
+          <w:i/>
+          <w:iCs/>
+          <w:sz w:val="22"/>
+          <w:szCs w:val="22"/>
+        </w:rPr>
+      </w:pPr>
+      <w:r>
+        <w:rPr>
+          <w:rFonts w:ascii="Times New Roman" w:hAnsi="Times New Roman" w:cs="Times New Roman"/>
+          <w:b/>
+          <w:bCs/>
+          <w:i/>
+          <w:iCs/>
+          <w:sz w:val="22"/>
+          <w:szCs w:val="22"/>
+        </w:rPr>
+        <w:t xml:space="preserve">Line </w:t>
+      </w:r>
+      <w:r>
+        <w:rPr>
+          <w:rFonts w:ascii="Times New Roman" w:hAnsi="Times New Roman" w:cs="Times New Roman"/>
+          <w:b/>
+          <w:bCs/>
+          <w:i/>
+          <w:iCs/>
+          <w:sz w:val="22"/>
+          <w:szCs w:val="22"/>
+        </w:rPr>
+        <w:t>295</w:t>
+      </w:r>
+      <w:r>
+        <w:rPr>
+          <w:rFonts w:ascii="Times New Roman" w:hAnsi="Times New Roman" w:cs="Times New Roman"/>
+          <w:b/>
+          <w:bCs/>
+          <w:i/>
+          <w:iCs/>
+          <w:sz w:val="22"/>
+          <w:szCs w:val="22"/>
+        </w:rPr>
+        <w:t xml:space="preserve">: </w:t>
+      </w:r>
+      <w:r>
+        <w:rPr>
+          <w:rFonts w:ascii="Times New Roman" w:hAnsi="Times New Roman" w:cs="Times New Roman"/>
+          <w:b/>
+          <w:bCs/>
+          <w:i/>
+          <w:iCs/>
+          <w:sz w:val="22"/>
+          <w:szCs w:val="22"/>
+        </w:rPr>
+        <w:t>“</w:t>
+      </w:r>
+      <w:r>
+        <w:rPr>
+          <w:rFonts w:ascii="Times New Roman" w:hAnsi="Times New Roman" w:cs="Times New Roman"/>
+          <w:i/>
+          <w:iCs/>
+          <w:sz w:val="22"/>
+          <w:szCs w:val="22"/>
+        </w:rPr>
+        <w:t xml:space="preserve">On average, group one, comprised of the furthest upstream populations, received 22.6% of its total relative </w:t>
       </w:r>
       <w:proofErr w:type="gramStart"/>
       <w:r>
         <w:rPr>
           <w:rFonts w:ascii="Times New Roman" w:hAnsi="Times New Roman" w:cs="Times New Roman"/>
-          <w:b/>
-          <w:bCs/>
-          <w:sz w:val="22"/>
-          <w:szCs w:val="22"/>
-        </w:rPr>
-        <w:t>words</w:t>
+          <w:i/>
+          <w:iCs/>
+          <w:sz w:val="22"/>
+          <w:szCs w:val="22"/>
+        </w:rPr>
+        <w:t>abundance  within</w:t>
       </w:r>
       <w:proofErr w:type="gramEnd"/>
       <w:r>
         <w:rPr>
           <w:rFonts w:ascii="Times New Roman" w:hAnsi="Times New Roman" w:cs="Times New Roman"/>
-          <w:b/>
-          <w:bCs/>
-          <w:sz w:val="22"/>
-          <w:szCs w:val="22"/>
-        </w:rPr>
-        <w:t xml:space="preserve"> given how difficult a dynamic cut-off window might </w:t>
+          <w:i/>
+          <w:iCs/>
+          <w:sz w:val="22"/>
+          <w:szCs w:val="22"/>
+        </w:rPr>
+        <w:t xml:space="preserve"> the front-end closure window…” </w:t>
+      </w:r>
+    </w:p>
+    <w:p>
+      <w:pPr>
+        <w:rPr>
+          <w:rFonts w:ascii="Times New Roman" w:hAnsi="Times New Roman" w:cs="Times New Roman"/>
+          <w:b/>
+          <w:bCs/>
+          <w:sz w:val="22"/>
+          <w:szCs w:val="22"/>
+        </w:rPr>
+      </w:pPr>
+    </w:p>
+    <w:p>
+      <w:pPr>
+        <w:rPr>
+          <w:rFonts w:ascii="Times New Roman" w:hAnsi="Times New Roman" w:cs="Times New Roman"/>
+          <w:b/>
+          <w:bCs/>
+          <w:sz w:val="22"/>
+          <w:szCs w:val="22"/>
+        </w:rPr>
+      </w:pPr>
+      <w:r>
+        <w:rPr>
+          <w:rFonts w:ascii="Times New Roman" w:hAnsi="Times New Roman" w:cs="Times New Roman"/>
+          <w:b/>
+          <w:bCs/>
+          <w:sz w:val="22"/>
+          <w:szCs w:val="22"/>
+        </w:rPr>
+        <w:t>Line 249 For clarity, I recommend rephrasing “… a much larger range of protection across our dataset…” with “… a much larger range of relative abundance protected… “</w:t>
+      </w:r>
+      <w:r>
+        <w:rPr>
+          <w:rFonts w:ascii="Times New Roman" w:hAnsi="Times New Roman" w:cs="Times New Roman"/>
+          <w:b/>
+          <w:bCs/>
+          <w:sz w:val="22"/>
+          <w:szCs w:val="22"/>
+        </w:rPr>
+        <w:br/>
+      </w:r>
+      <w:r>
+        <w:rPr>
+          <w:rFonts w:ascii="Times New Roman" w:hAnsi="Times New Roman" w:cs="Times New Roman"/>
+          <w:b/>
+          <w:bCs/>
+          <w:sz w:val="22"/>
+          <w:szCs w:val="22"/>
+        </w:rPr>
+        <w:br/>
+      </w:r>
+      <w:r>
+        <w:rPr>
+          <w:rFonts w:ascii="Times New Roman" w:hAnsi="Times New Roman" w:cs="Times New Roman"/>
+          <w:b/>
+          <w:bCs/>
+          <w:sz w:val="22"/>
+          <w:szCs w:val="22"/>
+        </w:rPr>
+        <w:tab/>
+      </w:r>
+      <w:r>
+        <w:rPr>
+          <w:rFonts w:ascii="Times New Roman" w:hAnsi="Times New Roman" w:cs="Times New Roman"/>
+          <w:sz w:val="22"/>
+          <w:szCs w:val="22"/>
+        </w:rPr>
+        <w:t>We rephrased this</w:t>
+      </w:r>
+      <w:r>
+        <w:rPr>
+          <w:rFonts w:ascii="Times New Roman" w:hAnsi="Times New Roman" w:cs="Times New Roman"/>
+          <w:sz w:val="22"/>
+          <w:szCs w:val="22"/>
+        </w:rPr>
+        <w:t xml:space="preserve"> </w:t>
+      </w:r>
+      <w:proofErr w:type="spellStart"/>
+      <w:r>
+        <w:rPr>
+          <w:rFonts w:ascii="Times New Roman" w:hAnsi="Times New Roman" w:cs="Times New Roman"/>
+          <w:sz w:val="22"/>
+          <w:szCs w:val="22"/>
+        </w:rPr>
+        <w:t>sentance</w:t>
+      </w:r>
+      <w:proofErr w:type="spellEnd"/>
+      <w:r>
+        <w:rPr>
+          <w:rFonts w:ascii="Times New Roman" w:hAnsi="Times New Roman" w:cs="Times New Roman"/>
+          <w:sz w:val="22"/>
+          <w:szCs w:val="22"/>
+        </w:rPr>
+        <w:t xml:space="preserve"> to the suggested phrasing</w:t>
+      </w:r>
+      <w:r>
+        <w:rPr>
+          <w:rFonts w:ascii="Times New Roman" w:hAnsi="Times New Roman" w:cs="Times New Roman"/>
+          <w:b/>
+          <w:bCs/>
+          <w:sz w:val="22"/>
+          <w:szCs w:val="22"/>
+        </w:rPr>
+        <w:t xml:space="preserve"> </w:t>
+      </w:r>
+    </w:p>
+    <w:p>
+      <w:pPr>
+        <w:ind w:left="720"/>
+        <w:rPr>
+          <w:rFonts w:ascii="Times New Roman" w:hAnsi="Times New Roman" w:cs="Times New Roman"/>
+          <w:b/>
+          <w:bCs/>
+          <w:i/>
+          <w:iCs/>
+          <w:sz w:val="22"/>
+          <w:szCs w:val="22"/>
+        </w:rPr>
+      </w:pPr>
+      <w:r>
+        <w:rPr>
+          <w:rFonts w:ascii="Times New Roman" w:hAnsi="Times New Roman" w:cs="Times New Roman"/>
+          <w:b/>
+          <w:bCs/>
+          <w:sz w:val="22"/>
+          <w:szCs w:val="22"/>
+          <w:u w:val="single"/>
+        </w:rPr>
+        <w:t xml:space="preserve">Line </w:t>
+      </w:r>
+      <w:r>
+        <w:rPr>
+          <w:rFonts w:ascii="Times New Roman" w:hAnsi="Times New Roman" w:cs="Times New Roman"/>
+          <w:b/>
+          <w:bCs/>
+          <w:sz w:val="22"/>
+          <w:szCs w:val="22"/>
+          <w:u w:val="single"/>
+        </w:rPr>
+        <w:t>301</w:t>
+      </w:r>
+      <w:r>
+        <w:rPr>
+          <w:rFonts w:ascii="Times New Roman" w:hAnsi="Times New Roman" w:cs="Times New Roman"/>
+          <w:i/>
+          <w:iCs/>
+          <w:sz w:val="22"/>
+          <w:szCs w:val="22"/>
+        </w:rPr>
+        <w:t xml:space="preserve"> “</w:t>
+      </w:r>
+      <w:r>
+        <w:rPr>
+          <w:rFonts w:ascii="Times New Roman" w:hAnsi="Times New Roman" w:cs="Times New Roman"/>
+          <w:i/>
+          <w:iCs/>
+          <w:sz w:val="22"/>
+          <w:szCs w:val="22"/>
+        </w:rPr>
+        <w:t>In contrast, upstream groups displayed a much larger range of relative abundance protected across our dataset…</w:t>
+      </w:r>
+      <w:r>
+        <w:rPr>
+          <w:rFonts w:ascii="Times New Roman" w:hAnsi="Times New Roman" w:cs="Times New Roman"/>
+          <w:i/>
+          <w:iCs/>
+          <w:sz w:val="22"/>
+          <w:szCs w:val="22"/>
+        </w:rPr>
+        <w:t>”</w:t>
+      </w:r>
+    </w:p>
+    <w:p>
+      <w:pPr>
+        <w:ind w:left="720"/>
+        <w:rPr>
+          <w:rFonts w:ascii="Times New Roman" w:hAnsi="Times New Roman" w:cs="Times New Roman"/>
+          <w:b/>
+          <w:bCs/>
+          <w:sz w:val="22"/>
+          <w:szCs w:val="22"/>
+        </w:rPr>
+      </w:pPr>
+    </w:p>
+    <w:p>
+      <w:pPr>
+        <w:rPr>
+          <w:rFonts w:ascii="Times New Roman" w:hAnsi="Times New Roman" w:cs="Times New Roman"/>
+          <w:b/>
+          <w:bCs/>
+          <w:sz w:val="22"/>
+          <w:szCs w:val="22"/>
+        </w:rPr>
+      </w:pPr>
+      <w:r>
+        <w:rPr>
+          <w:rFonts w:ascii="Times New Roman" w:hAnsi="Times New Roman" w:cs="Times New Roman"/>
+          <w:b/>
+          <w:bCs/>
+          <w:sz w:val="22"/>
+          <w:szCs w:val="22"/>
+        </w:rPr>
+        <w:lastRenderedPageBreak/>
+        <w:t xml:space="preserve">Line 261-263 Consider adding the more explicit context to the sentence below that </w:t>
       </w:r>
       <w:proofErr w:type="gramStart"/>
       <w:r>
@@ -9771,7 +12051,7 @@
           <w:sz w:val="22"/>
           <w:szCs w:val="22"/>
         </w:rPr>
-        <w:t>be</w:t>
+        <w:t>the no</w:t>
       </w:r>
       <w:proofErr w:type="gramEnd"/>
       <w:r>
@@ -9782,7 +12062,51 @@
           <w:sz w:val="22"/>
           <w:szCs w:val="22"/>
         </w:rPr>
-        <w:t xml:space="preserve"> what type of increased protection would warrant going down that road?</w:t>
+        <w:t xml:space="preserve"> change in minimum protection means that in some years increasing the duration of the </w:t>
+      </w:r>
+      <w:proofErr w:type="gramStart"/>
+      <w:r>
+        <w:rPr>
+          <w:rFonts w:ascii="Times New Roman" w:hAnsi="Times New Roman" w:cs="Times New Roman"/>
+          <w:b/>
+          <w:bCs/>
+          <w:sz w:val="22"/>
+          <w:szCs w:val="22"/>
+        </w:rPr>
+        <w:t>front end</w:t>
+      </w:r>
+      <w:proofErr w:type="gramEnd"/>
+      <w:r>
+        <w:rPr>
+          <w:rFonts w:ascii="Times New Roman" w:hAnsi="Times New Roman" w:cs="Times New Roman"/>
+          <w:b/>
+          <w:bCs/>
+          <w:sz w:val="22"/>
+          <w:szCs w:val="22"/>
+        </w:rPr>
+        <w:t xml:space="preserve"> closure would have no conservation benefit. This could be done with a very minor addition: “Importantly, the minimum protection values in the three-day extension scenario were similar to the results of the currently implemented closure, indicating that in select years extending front end closure by three days would not provide additional conservation </w:t>
+      </w:r>
+      <w:proofErr w:type="spellStart"/>
+      <w:r>
+        <w:rPr>
+          <w:rFonts w:ascii="Times New Roman" w:hAnsi="Times New Roman" w:cs="Times New Roman"/>
+          <w:b/>
+          <w:bCs/>
+          <w:sz w:val="22"/>
+          <w:szCs w:val="22"/>
+        </w:rPr>
+        <w:t>benefit.”This</w:t>
+      </w:r>
+      <w:proofErr w:type="spellEnd"/>
+      <w:r>
+        <w:rPr>
+          <w:rFonts w:ascii="Times New Roman" w:hAnsi="Times New Roman" w:cs="Times New Roman"/>
+          <w:b/>
+          <w:bCs/>
+          <w:sz w:val="22"/>
+          <w:szCs w:val="22"/>
+        </w:rPr>
+        <w:t xml:space="preserve"> addition for context, would help better set up the discussion in the subsequent lines about the sensitivity of the minimum protection values to the front end closure alternatives.</w:t>
       </w:r>
     </w:p>
     <w:p>
@@ -9800,7 +12124,7 @@
           <w:sz w:val="22"/>
           <w:szCs w:val="22"/>
         </w:rPr>
-        <w:t xml:space="preserve">We added language to the discussion mentioning the benefits of a fixed cutoff (predictability given a lack of data on spatial patterns) as well as a brief discussion of some challenges of implementing a more flexible closure </w:t>
+        <w:t xml:space="preserve">We implemented the above suggested amendment to the sentence to more clearly highlight the lack of additional conservation benefit from the extended closure duration. </w:t>
       </w:r>
     </w:p>
     <w:p>
@@ -9808,36 +12132,34 @@
         <w:ind w:left="720"/>
         <w:rPr>
           <w:rFonts w:ascii="Times New Roman" w:hAnsi="Times New Roman" w:cs="Times New Roman"/>
-          <w:b/>
-          <w:bCs/>
-          <w:i/>
-          <w:iCs/>
-          <w:sz w:val="22"/>
-          <w:szCs w:val="22"/>
-        </w:rPr>
-      </w:pPr>
-      <w:r>
-        <w:rPr>
-          <w:rFonts w:ascii="Times New Roman" w:hAnsi="Times New Roman" w:cs="Times New Roman"/>
-          <w:i/>
-          <w:iCs/>
-          <w:sz w:val="22"/>
-          <w:szCs w:val="22"/>
-        </w:rPr>
-        <w:t>Line ___</w:t>
-      </w:r>
-      <w:proofErr w:type="gramStart"/>
-      <w:r>
-        <w:rPr>
-          <w:rFonts w:ascii="Times New Roman" w:hAnsi="Times New Roman" w:cs="Times New Roman"/>
-          <w:i/>
-          <w:iCs/>
-          <w:sz w:val="22"/>
-          <w:szCs w:val="22"/>
-        </w:rPr>
-        <w:t>_ :</w:t>
-      </w:r>
-      <w:proofErr w:type="gramEnd"/>
+          <w:i/>
+          <w:iCs/>
+          <w:sz w:val="22"/>
+          <w:szCs w:val="22"/>
+        </w:rPr>
+      </w:pPr>
+      <w:r>
+        <w:rPr>
+          <w:rFonts w:ascii="Times New Roman" w:hAnsi="Times New Roman" w:cs="Times New Roman"/>
+          <w:b/>
+          <w:bCs/>
+          <w:sz w:val="22"/>
+          <w:szCs w:val="22"/>
+          <w:u w:val="single"/>
+        </w:rPr>
+        <w:t xml:space="preserve">Line </w:t>
+      </w:r>
+      <w:r>
+        <w:rPr>
+          <w:rFonts w:ascii="Times New Roman" w:hAnsi="Times New Roman" w:cs="Times New Roman"/>
+          <w:b/>
+          <w:bCs/>
+          <w:sz w:val="22"/>
+          <w:szCs w:val="22"/>
+          <w:u w:val="single"/>
+        </w:rPr>
+        <w:t>315</w:t>
+      </w:r>
       <w:r>
         <w:rPr>
           <w:rFonts w:ascii="Times New Roman" w:hAnsi="Times New Roman" w:cs="Times New Roman"/>
@@ -9847,1151 +12169,6 @@
           <w:szCs w:val="22"/>
         </w:rPr>
         <w:t xml:space="preserve"> </w:t>
-      </w:r>
-      <w:proofErr w:type="gramStart"/>
-      <w:r>
-        <w:rPr>
-          <w:rFonts w:ascii="Times New Roman" w:hAnsi="Times New Roman" w:cs="Times New Roman"/>
-          <w:i/>
-          <w:iCs/>
-          <w:sz w:val="22"/>
-          <w:szCs w:val="22"/>
-        </w:rPr>
-        <w:t>“ In</w:t>
-      </w:r>
-      <w:proofErr w:type="gramEnd"/>
-      <w:r>
-        <w:rPr>
-          <w:rFonts w:ascii="Times New Roman" w:hAnsi="Times New Roman" w:cs="Times New Roman"/>
-          <w:i/>
-          <w:iCs/>
-          <w:sz w:val="22"/>
-          <w:szCs w:val="22"/>
-        </w:rPr>
-        <w:t xml:space="preserve"> the absence of detailed information on basin-wide spatial ecology, a fixed-date closure provides a practical management approach that offers a predictable harvest window for fishers. The results presented here suggest that this strategy has been largely effective despite limited knowledge of population-specific migration </w:t>
-      </w:r>
-      <w:r>
-        <w:rPr>
-          <w:rFonts w:ascii="Times New Roman" w:hAnsi="Times New Roman" w:cs="Times New Roman"/>
-          <w:i/>
-          <w:iCs/>
-          <w:sz w:val="22"/>
-          <w:szCs w:val="22"/>
-        </w:rPr>
-        <w:t>patterns. However</w:t>
-      </w:r>
-      <w:r>
-        <w:rPr>
-          <w:rFonts w:ascii="Times New Roman" w:hAnsi="Times New Roman" w:cs="Times New Roman"/>
-          <w:i/>
-          <w:iCs/>
-          <w:sz w:val="22"/>
-          <w:szCs w:val="22"/>
-        </w:rPr>
-        <w:t xml:space="preserve">, a more dynamic closure which is responsive to predicted or observed run dynamics may provide more consistent protection to upstream populations. Implementing such an approach would require accurate forecasts of both the onset of the run and the relative timing of migration among subpopulations. Although the results presented here indicate broadly consistent differences in migration timing </w:t>
-      </w:r>
-      <w:r>
-        <w:rPr>
-          <w:rFonts w:ascii="Times New Roman" w:hAnsi="Times New Roman" w:cs="Times New Roman"/>
-          <w:i/>
-          <w:iCs/>
-          <w:sz w:val="22"/>
-          <w:szCs w:val="22"/>
-        </w:rPr>
-        <w:lastRenderedPageBreak/>
-        <w:t xml:space="preserve">among groups, the greater interannual variability observed for upper watershed populations illustrates the difficulty of designing a dynamic closure that reliably protects a consistent proportion of these stocks.” </w:t>
-      </w:r>
-    </w:p>
-    <w:p>
-      <w:pPr>
-        <w:rPr>
-          <w:rFonts w:ascii="Times New Roman" w:hAnsi="Times New Roman" w:cs="Times New Roman"/>
-          <w:b/>
-          <w:bCs/>
-          <w:sz w:val="22"/>
-          <w:szCs w:val="22"/>
-        </w:rPr>
-      </w:pPr>
-    </w:p>
-    <w:p>
-      <w:pPr>
-        <w:rPr>
-          <w:rFonts w:ascii="Times New Roman" w:hAnsi="Times New Roman" w:cs="Times New Roman"/>
-          <w:b/>
-          <w:bCs/>
-          <w:sz w:val="22"/>
-          <w:szCs w:val="22"/>
-        </w:rPr>
-      </w:pPr>
-      <w:r>
-        <w:rPr>
-          <w:rFonts w:ascii="Times New Roman" w:hAnsi="Times New Roman" w:cs="Times New Roman"/>
-          <w:b/>
-          <w:bCs/>
-          <w:sz w:val="22"/>
-          <w:szCs w:val="22"/>
-        </w:rPr>
-        <w:t xml:space="preserve">Figure 3. Add more descriptive headings and text directly to the figure (so A-D are Quantiles and you can even give the date </w:t>
-      </w:r>
-      <w:proofErr w:type="gramStart"/>
-      <w:r>
-        <w:rPr>
-          <w:rFonts w:ascii="Times New Roman" w:hAnsi="Times New Roman" w:cs="Times New Roman"/>
-          <w:b/>
-          <w:bCs/>
-          <w:sz w:val="22"/>
-          <w:szCs w:val="22"/>
-        </w:rPr>
-        <w:t>ranges</w:t>
-      </w:r>
-      <w:proofErr w:type="gramEnd"/>
-      <w:r>
-        <w:rPr>
-          <w:rFonts w:ascii="Times New Roman" w:hAnsi="Times New Roman" w:cs="Times New Roman"/>
-          <w:b/>
-          <w:bCs/>
-          <w:sz w:val="22"/>
-          <w:szCs w:val="22"/>
-        </w:rPr>
-        <w:t xml:space="preserve">). Group1-Group6 </w:t>
-      </w:r>
-      <w:proofErr w:type="gramStart"/>
-      <w:r>
-        <w:rPr>
-          <w:rFonts w:ascii="Times New Roman" w:hAnsi="Times New Roman" w:cs="Times New Roman"/>
-          <w:b/>
-          <w:bCs/>
-          <w:sz w:val="22"/>
-          <w:szCs w:val="22"/>
-        </w:rPr>
-        <w:t>goes</w:t>
-      </w:r>
-      <w:proofErr w:type="gramEnd"/>
-      <w:r>
-        <w:rPr>
-          <w:rFonts w:ascii="Times New Roman" w:hAnsi="Times New Roman" w:cs="Times New Roman"/>
-          <w:b/>
-          <w:bCs/>
-          <w:sz w:val="22"/>
-          <w:szCs w:val="22"/>
-        </w:rPr>
-        <w:t xml:space="preserve"> upstream to downstream. Add sample n and add maybe light grey datapoints</w:t>
-      </w:r>
-      <w:r>
-        <w:rPr>
-          <w:rFonts w:ascii="Times New Roman" w:hAnsi="Times New Roman" w:cs="Times New Roman"/>
-          <w:b/>
-          <w:bCs/>
-          <w:sz w:val="22"/>
-          <w:szCs w:val="22"/>
-        </w:rPr>
-        <w:t xml:space="preserve">. </w:t>
-      </w:r>
-    </w:p>
-    <w:p>
-      <w:pPr>
-        <w:rPr>
-          <w:rFonts w:ascii="Times New Roman" w:hAnsi="Times New Roman" w:cs="Times New Roman"/>
-          <w:b/>
-          <w:bCs/>
-          <w:sz w:val="22"/>
-          <w:szCs w:val="22"/>
-        </w:rPr>
-      </w:pPr>
-    </w:p>
-    <w:p>
-      <w:pPr>
-        <w:ind w:left="720"/>
-        <w:rPr>
-          <w:rFonts w:ascii="Times New Roman" w:hAnsi="Times New Roman" w:cs="Times New Roman"/>
-          <w:sz w:val="22"/>
-          <w:szCs w:val="22"/>
-        </w:rPr>
-      </w:pPr>
-      <w:r>
-        <w:rPr>
-          <w:rFonts w:ascii="Times New Roman" w:hAnsi="Times New Roman" w:cs="Times New Roman"/>
-          <w:sz w:val="22"/>
-          <w:szCs w:val="22"/>
-        </w:rPr>
-        <w:t>We changed the orientation of Figure 3 to facet by group, making it easier to visualize changes in the relative contribution of each group across the migration period. We also colored the facets to maintain consistency with the rest of the manuscript. We feel that adding the sample size range for each boxplot would introduce too much additional information and reduce the figure's readability. Instead, we added a second panel showing changes in each group's relative contribution to Q1, highlighting shifts in abundance during the first quartile of the migration, and included the corresponding date ranges in the figure caption.</w:t>
-      </w:r>
-    </w:p>
-    <w:p>
-      <w:pPr>
-        <w:rPr>
-          <w:rFonts w:ascii="Times New Roman" w:hAnsi="Times New Roman" w:cs="Times New Roman"/>
-          <w:b/>
-          <w:bCs/>
-          <w:sz w:val="22"/>
-          <w:szCs w:val="22"/>
-        </w:rPr>
-      </w:pPr>
-    </w:p>
-    <w:p>
-      <w:pPr>
-        <w:pStyle w:val="Heading1"/>
-        <w:rPr>
-          <w:rFonts w:ascii="Times New Roman" w:hAnsi="Times New Roman" w:cs="Times New Roman"/>
-        </w:rPr>
-      </w:pPr>
-      <w:r>
-        <w:rPr>
-          <w:rFonts w:ascii="Times New Roman" w:hAnsi="Times New Roman" w:cs="Times New Roman"/>
-        </w:rPr>
-        <w:t>Reviewer 3</w:t>
-      </w:r>
-    </w:p>
-    <w:p>
-      <w:pPr>
-        <w:rPr>
-          <w:rFonts w:ascii="Times New Roman" w:hAnsi="Times New Roman" w:cs="Times New Roman"/>
-          <w:b/>
-          <w:bCs/>
-        </w:rPr>
-      </w:pPr>
-    </w:p>
-    <w:p>
-      <w:pPr>
-        <w:rPr>
-          <w:rFonts w:ascii="Times New Roman" w:hAnsi="Times New Roman" w:cs="Times New Roman"/>
-          <w:b/>
-          <w:bCs/>
-          <w:sz w:val="22"/>
-          <w:szCs w:val="22"/>
-        </w:rPr>
-      </w:pPr>
-      <w:r>
-        <w:rPr>
-          <w:rFonts w:ascii="Times New Roman" w:hAnsi="Times New Roman" w:cs="Times New Roman"/>
-          <w:b/>
-          <w:bCs/>
-          <w:sz w:val="22"/>
-          <w:szCs w:val="22"/>
-        </w:rPr>
-        <w:t>Given the repeated references to “percent protection” as the metric of interest throughout the results and discussion, it is important for the manuscript to clearly define what this means. Presumably this is the percent of group-specific relative abundance based on Bethel Test Fishery CPUE apportioned by otolith isotopes. Lines 203-206 could articulate this point more specifically.</w:t>
-      </w:r>
-    </w:p>
-    <w:p>
-      <w:pPr>
-        <w:rPr>
-          <w:rFonts w:ascii="Times New Roman" w:hAnsi="Times New Roman" w:cs="Times New Roman"/>
-          <w:sz w:val="22"/>
-          <w:szCs w:val="22"/>
-        </w:rPr>
-      </w:pPr>
-      <w:r>
-        <w:rPr>
-          <w:rFonts w:ascii="Times New Roman" w:hAnsi="Times New Roman" w:cs="Times New Roman"/>
-          <w:b/>
-          <w:bCs/>
-          <w:sz w:val="22"/>
-          <w:szCs w:val="22"/>
-        </w:rPr>
-        <w:tab/>
-      </w:r>
-      <w:r>
-        <w:rPr>
-          <w:rFonts w:ascii="Times New Roman" w:hAnsi="Times New Roman" w:cs="Times New Roman"/>
-          <w:sz w:val="22"/>
-          <w:szCs w:val="22"/>
-        </w:rPr>
-        <w:t xml:space="preserve">To clarify this point we expanded on this sentence to clearly define this </w:t>
-      </w:r>
-      <w:proofErr w:type="gramStart"/>
-      <w:r>
-        <w:rPr>
-          <w:rFonts w:ascii="Times New Roman" w:hAnsi="Times New Roman" w:cs="Times New Roman"/>
-          <w:sz w:val="22"/>
-          <w:szCs w:val="22"/>
-        </w:rPr>
-        <w:t>metric :</w:t>
-      </w:r>
-      <w:proofErr w:type="gramEnd"/>
-      <w:r>
-        <w:rPr>
-          <w:rFonts w:ascii="Times New Roman" w:hAnsi="Times New Roman" w:cs="Times New Roman"/>
-          <w:sz w:val="22"/>
-          <w:szCs w:val="22"/>
-        </w:rPr>
-        <w:t xml:space="preserve"> </w:t>
-      </w:r>
-    </w:p>
-    <w:p>
-      <w:pPr>
-        <w:ind w:left="720"/>
-        <w:rPr>
-          <w:rFonts w:ascii="Times New Roman" w:hAnsi="Times New Roman" w:cs="Times New Roman"/>
-          <w:i/>
-          <w:iCs/>
-          <w:sz w:val="22"/>
-          <w:szCs w:val="22"/>
-        </w:rPr>
-      </w:pPr>
-      <w:r>
-        <w:rPr>
-          <w:rFonts w:ascii="Times New Roman" w:hAnsi="Times New Roman" w:cs="Times New Roman"/>
-          <w:i/>
-          <w:iCs/>
-          <w:sz w:val="22"/>
-          <w:szCs w:val="22"/>
-        </w:rPr>
-        <w:t xml:space="preserve">Line ___ </w:t>
-      </w:r>
-      <w:r>
-        <w:rPr>
-          <w:rFonts w:ascii="Times New Roman" w:hAnsi="Times New Roman" w:cs="Times New Roman"/>
-          <w:i/>
-          <w:iCs/>
-          <w:sz w:val="22"/>
-          <w:szCs w:val="22"/>
-        </w:rPr>
-        <w:t>“To assess the impact of the existing front-end closure, we quantified the proportion of total abundance occurring within the closure period (corresponding to the first seasonal quartile, Q1, in our dataset) that was assigned to each regional group based on otolith isotope assignments. We refer to this metric hereafter as “percent protection”.</w:t>
-      </w:r>
-    </w:p>
-    <w:p>
-      <w:pPr>
-        <w:rPr>
-          <w:rFonts w:ascii="Times New Roman" w:hAnsi="Times New Roman" w:cs="Times New Roman"/>
-          <w:b/>
-          <w:bCs/>
-          <w:sz w:val="22"/>
-          <w:szCs w:val="22"/>
-        </w:rPr>
-      </w:pPr>
-    </w:p>
-    <w:p>
-      <w:pPr>
-        <w:rPr>
-          <w:rFonts w:ascii="Times New Roman" w:hAnsi="Times New Roman" w:cs="Times New Roman"/>
-          <w:b/>
-          <w:bCs/>
-          <w:sz w:val="22"/>
-          <w:szCs w:val="22"/>
-        </w:rPr>
-      </w:pPr>
-      <w:r>
-        <w:rPr>
-          <w:rFonts w:ascii="Times New Roman" w:hAnsi="Times New Roman" w:cs="Times New Roman"/>
-          <w:b/>
-          <w:bCs/>
-          <w:sz w:val="22"/>
-          <w:szCs w:val="22"/>
-        </w:rPr>
-        <w:t>In Figure 3, it would be beneficial to add a title to each panel describing the date range for the seasonal quartiles.</w:t>
-      </w:r>
-      <w:r>
-        <w:rPr>
-          <w:rFonts w:ascii="Times New Roman" w:hAnsi="Times New Roman" w:cs="Times New Roman"/>
-          <w:b/>
-          <w:bCs/>
-          <w:sz w:val="22"/>
-          <w:szCs w:val="22"/>
-        </w:rPr>
-        <w:t xml:space="preserve"> </w:t>
-      </w:r>
-    </w:p>
-    <w:p>
-      <w:pPr>
-        <w:ind w:left="720"/>
-        <w:rPr>
-          <w:sz w:val="22"/>
-          <w:szCs w:val="22"/>
-        </w:rPr>
-      </w:pPr>
-      <w:r>
-        <w:rPr>
-          <w:sz w:val="22"/>
-          <w:szCs w:val="22"/>
-        </w:rPr>
-        <w:t>Per reviewer suggestions, we changed the orientation of Figure 3 to facet by group, making it easier to visualize changes in the relative contribution of each group across the migration window. In this new format, there is no practical way to include the date ranges directly in the figure</w:t>
-      </w:r>
-      <w:r>
-        <w:rPr>
-          <w:sz w:val="22"/>
-          <w:szCs w:val="22"/>
-        </w:rPr>
-        <w:t xml:space="preserve"> while maintaining readability. </w:t>
-      </w:r>
-      <w:r>
-        <w:rPr>
-          <w:sz w:val="22"/>
-          <w:szCs w:val="22"/>
-        </w:rPr>
-        <w:t>Instead, we included the corresponding date ranges in the figure caption to ensure they remain easily accessible to the reader.</w:t>
-      </w:r>
-    </w:p>
-    <w:p>
-      <w:pPr>
-        <w:rPr>
-          <w:rFonts w:ascii="Times New Roman" w:hAnsi="Times New Roman" w:cs="Times New Roman"/>
-          <w:b/>
-          <w:bCs/>
-          <w:sz w:val="22"/>
-          <w:szCs w:val="22"/>
-        </w:rPr>
-      </w:pPr>
-    </w:p>
-    <w:p>
-      <w:pPr>
-        <w:rPr>
-          <w:rFonts w:ascii="Times New Roman" w:hAnsi="Times New Roman" w:cs="Times New Roman"/>
-          <w:b/>
-          <w:bCs/>
-          <w:sz w:val="22"/>
-          <w:szCs w:val="22"/>
-        </w:rPr>
-      </w:pPr>
-      <w:r>
-        <w:rPr>
-          <w:rFonts w:ascii="Times New Roman" w:hAnsi="Times New Roman" w:cs="Times New Roman"/>
-          <w:b/>
-          <w:bCs/>
-          <w:sz w:val="22"/>
-          <w:szCs w:val="22"/>
-        </w:rPr>
-        <w:t xml:space="preserve">In Figure 4, the y-axis label of “Cumulative Percent of Group’s Total Production” is a bit ambiguous. I would recommend changing the y-axis to “Cumulative Percent of Total Annual CPUE by Group” or “Cumulative Percent of Total Relative Abundance by Group”. Production is often cast in the context of a brood year rather than a return year, </w:t>
-      </w:r>
-      <w:proofErr w:type="gramStart"/>
-      <w:r>
-        <w:rPr>
-          <w:rFonts w:ascii="Times New Roman" w:hAnsi="Times New Roman" w:cs="Times New Roman"/>
-          <w:b/>
-          <w:bCs/>
-          <w:sz w:val="22"/>
-          <w:szCs w:val="22"/>
-        </w:rPr>
-        <w:t>where as</w:t>
-      </w:r>
-      <w:proofErr w:type="gramEnd"/>
-      <w:r>
-        <w:rPr>
-          <w:rFonts w:ascii="Times New Roman" w:hAnsi="Times New Roman" w:cs="Times New Roman"/>
-          <w:b/>
-          <w:bCs/>
-          <w:sz w:val="22"/>
-          <w:szCs w:val="22"/>
-        </w:rPr>
-        <w:t xml:space="preserve"> in this case the figure is describing the cumulative proportion of season total CPUE as apportioned among groups.</w:t>
-      </w:r>
-    </w:p>
-    <w:p>
-      <w:pPr>
-        <w:rPr>
-          <w:rFonts w:ascii="Times New Roman" w:hAnsi="Times New Roman" w:cs="Times New Roman"/>
-          <w:b/>
-          <w:bCs/>
-          <w:sz w:val="22"/>
-          <w:szCs w:val="22"/>
-        </w:rPr>
-      </w:pPr>
-      <w:r>
-        <w:rPr>
-          <w:rFonts w:ascii="Times New Roman" w:hAnsi="Times New Roman" w:cs="Times New Roman"/>
-          <w:b/>
-          <w:bCs/>
-          <w:sz w:val="22"/>
-          <w:szCs w:val="22"/>
-        </w:rPr>
-        <w:t>In Figure 5, I would encourage the authors to consider whether a more appropriate y-axis label might be “Percent of Relative Abundance Conserved”, “Percent of Relative Abundance Protected” something similar, as “Protection Effectiveness (%)” may be misinterpreted and a more specific label would avoid any potential confusion.</w:t>
-      </w:r>
-    </w:p>
-    <w:p>
-      <w:pPr>
-        <w:ind w:left="720"/>
-        <w:rPr>
-          <w:rFonts w:ascii="Times New Roman" w:hAnsi="Times New Roman" w:cs="Times New Roman"/>
-          <w:sz w:val="22"/>
-          <w:szCs w:val="22"/>
-        </w:rPr>
-      </w:pPr>
-      <w:r>
-        <w:rPr>
-          <w:rFonts w:ascii="Times New Roman" w:hAnsi="Times New Roman" w:cs="Times New Roman"/>
-          <w:sz w:val="22"/>
-          <w:szCs w:val="22"/>
-        </w:rPr>
-        <w:t xml:space="preserve">We changed the y axis labels to the above suggested “Cumulative percent of total relative abundance by group” and </w:t>
-      </w:r>
-      <w:proofErr w:type="gramStart"/>
-      <w:r>
-        <w:rPr>
-          <w:rFonts w:ascii="Times New Roman" w:hAnsi="Times New Roman" w:cs="Times New Roman"/>
-          <w:sz w:val="22"/>
-          <w:szCs w:val="22"/>
-        </w:rPr>
-        <w:t>“ Percent</w:t>
-      </w:r>
-      <w:proofErr w:type="gramEnd"/>
-      <w:r>
-        <w:rPr>
-          <w:rFonts w:ascii="Times New Roman" w:hAnsi="Times New Roman" w:cs="Times New Roman"/>
-          <w:sz w:val="22"/>
-          <w:szCs w:val="22"/>
-        </w:rPr>
-        <w:t xml:space="preserve"> of relative abundance protected” </w:t>
-      </w:r>
-    </w:p>
-    <w:p>
-      <w:pPr>
-        <w:rPr>
-          <w:rFonts w:ascii="Times New Roman" w:hAnsi="Times New Roman" w:cs="Times New Roman"/>
-          <w:b/>
-          <w:bCs/>
-          <w:sz w:val="22"/>
-          <w:szCs w:val="22"/>
-        </w:rPr>
-      </w:pPr>
-      <w:r>
-        <w:rPr>
-          <w:rFonts w:ascii="Times New Roman" w:hAnsi="Times New Roman" w:cs="Times New Roman"/>
-          <w:b/>
-          <w:bCs/>
-          <w:sz w:val="22"/>
-          <w:szCs w:val="22"/>
-        </w:rPr>
-        <w:br/>
-      </w:r>
-    </w:p>
-    <w:p>
-      <w:pPr>
-        <w:rPr>
-          <w:rFonts w:ascii="Times New Roman" w:hAnsi="Times New Roman" w:cs="Times New Roman"/>
-          <w:sz w:val="22"/>
-          <w:szCs w:val="22"/>
-        </w:rPr>
-      </w:pPr>
-      <w:r>
-        <w:rPr>
-          <w:rFonts w:ascii="Times New Roman" w:hAnsi="Times New Roman" w:cs="Times New Roman"/>
-          <w:b/>
-          <w:bCs/>
-          <w:sz w:val="22"/>
-          <w:szCs w:val="22"/>
-        </w:rPr>
-        <w:t>Line 144 For the inline equation notation (</w:t>
-      </w:r>
-      <w:proofErr w:type="spellStart"/>
-      <w:r>
-        <w:rPr>
-          <w:rFonts w:ascii="Times New Roman" w:hAnsi="Times New Roman" w:cs="Times New Roman"/>
-          <w:b/>
-          <w:bCs/>
-          <w:sz w:val="22"/>
-          <w:szCs w:val="22"/>
-        </w:rPr>
-        <w:t>r_j</w:t>
-      </w:r>
-      <w:proofErr w:type="spellEnd"/>
-      <w:r>
-        <w:rPr>
-          <w:rFonts w:ascii="Times New Roman" w:hAnsi="Times New Roman" w:cs="Times New Roman"/>
-          <w:b/>
-          <w:bCs/>
-          <w:sz w:val="22"/>
-          <w:szCs w:val="22"/>
-        </w:rPr>
-        <w:t>) should be (</w:t>
-      </w:r>
-      <w:proofErr w:type="spellStart"/>
-      <w:r>
-        <w:rPr>
-          <w:rFonts w:ascii="Times New Roman" w:hAnsi="Times New Roman" w:cs="Times New Roman"/>
-          <w:b/>
-          <w:bCs/>
-          <w:sz w:val="22"/>
-          <w:szCs w:val="22"/>
-        </w:rPr>
-        <w:t>rj</w:t>
-      </w:r>
-      <w:proofErr w:type="spellEnd"/>
-      <w:r>
-        <w:rPr>
-          <w:rFonts w:ascii="Times New Roman" w:hAnsi="Times New Roman" w:cs="Times New Roman"/>
-          <w:b/>
-          <w:bCs/>
-          <w:sz w:val="22"/>
-          <w:szCs w:val="22"/>
-        </w:rPr>
-        <w:t>).</w:t>
-      </w:r>
-      <w:r>
-        <w:rPr>
-          <w:rFonts w:ascii="Times New Roman" w:hAnsi="Times New Roman" w:cs="Times New Roman"/>
-          <w:b/>
-          <w:bCs/>
-          <w:sz w:val="22"/>
-          <w:szCs w:val="22"/>
-        </w:rPr>
-        <w:br/>
-      </w:r>
-      <w:r>
-        <w:rPr>
-          <w:rFonts w:ascii="Times New Roman" w:hAnsi="Times New Roman" w:cs="Times New Roman"/>
-          <w:b/>
-          <w:bCs/>
-          <w:sz w:val="22"/>
-          <w:szCs w:val="22"/>
-        </w:rPr>
-        <w:br/>
-      </w:r>
-      <w:r>
-        <w:rPr>
-          <w:rFonts w:ascii="Times New Roman" w:hAnsi="Times New Roman" w:cs="Times New Roman"/>
-          <w:b/>
-          <w:bCs/>
-          <w:sz w:val="22"/>
-          <w:szCs w:val="22"/>
-        </w:rPr>
-        <w:tab/>
-      </w:r>
-      <w:r>
-        <w:rPr>
-          <w:rFonts w:ascii="Times New Roman" w:hAnsi="Times New Roman" w:cs="Times New Roman"/>
-          <w:sz w:val="22"/>
-          <w:szCs w:val="22"/>
-        </w:rPr>
-        <w:t>We fixed this error</w:t>
-      </w:r>
-    </w:p>
-    <w:p>
-      <w:pPr>
-        <w:rPr>
-          <w:rFonts w:ascii="Times New Roman" w:hAnsi="Times New Roman" w:cs="Times New Roman"/>
-          <w:b/>
-          <w:bCs/>
-          <w:sz w:val="22"/>
-          <w:szCs w:val="22"/>
-        </w:rPr>
-      </w:pPr>
-      <w:r>
-        <w:rPr>
-          <w:rFonts w:ascii="Times New Roman" w:hAnsi="Times New Roman" w:cs="Times New Roman"/>
-          <w:sz w:val="22"/>
-          <w:szCs w:val="22"/>
-        </w:rPr>
-        <w:tab/>
-        <w:t>Line ___</w:t>
-      </w:r>
-      <w:proofErr w:type="gramStart"/>
-      <w:r>
-        <w:rPr>
-          <w:rFonts w:ascii="Times New Roman" w:hAnsi="Times New Roman" w:cs="Times New Roman"/>
-          <w:sz w:val="22"/>
-          <w:szCs w:val="22"/>
-        </w:rPr>
-        <w:t>_ :</w:t>
-      </w:r>
-      <w:proofErr w:type="gramEnd"/>
-      <w:r>
-        <w:rPr>
-          <w:rFonts w:ascii="Times New Roman" w:hAnsi="Times New Roman" w:cs="Times New Roman"/>
-          <w:sz w:val="22"/>
-          <w:szCs w:val="22"/>
-        </w:rPr>
-        <w:t>”</w:t>
-      </w:r>
-      <w:r>
-        <w:rPr>
-          <w:rFonts w:ascii="Garamond" w:hAnsi="Garamond" w:cs="Times New Roman"/>
-        </w:rPr>
-        <w:t xml:space="preserve"> </w:t>
-      </w:r>
-      <w:r>
-        <w:rPr>
-          <w:rFonts w:ascii="Garamond" w:hAnsi="Garamond" w:cs="Times New Roman"/>
-        </w:rPr>
-        <w:t xml:space="preserve">given the isotope ratio in tributary </w:t>
-      </w:r>
-      <w:r>
-        <w:rPr>
-          <w:rFonts w:ascii="Garamond" w:hAnsi="Garamond" w:cs="Times New Roman"/>
-          <w:i/>
-          <w:iCs/>
-        </w:rPr>
-        <w:t xml:space="preserve">j </w:t>
-      </w:r>
-      <w:r>
-        <w:rPr>
-          <w:rFonts w:ascii="Garamond" w:hAnsi="Garamond" w:cs="Times New Roman"/>
-        </w:rPr>
-        <w:t>(</w:t>
-      </w:r>
-      <w:proofErr w:type="spellStart"/>
-      <w:r>
-        <w:rPr>
-          <w:rFonts w:ascii="Garamond" w:hAnsi="Garamond" w:cs="Times New Roman"/>
-          <w:i/>
-          <w:iCs/>
-        </w:rPr>
-        <w:t>rj</w:t>
-      </w:r>
-      <w:proofErr w:type="spellEnd"/>
-      <w:r>
-        <w:rPr>
-          <w:rFonts w:ascii="Garamond" w:hAnsi="Garamond" w:cs="Times New Roman"/>
-        </w:rPr>
-        <w:t>)”</w:t>
-      </w:r>
-      <w:r>
-        <w:rPr>
-          <w:rFonts w:ascii="Times New Roman" w:hAnsi="Times New Roman" w:cs="Times New Roman"/>
-          <w:b/>
-          <w:bCs/>
-          <w:sz w:val="22"/>
-          <w:szCs w:val="22"/>
-        </w:rPr>
-        <w:t xml:space="preserve"> </w:t>
-      </w:r>
-    </w:p>
-    <w:p>
-      <w:pPr>
-        <w:rPr>
-          <w:rFonts w:ascii="Times New Roman" w:hAnsi="Times New Roman" w:cs="Times New Roman"/>
-          <w:b/>
-          <w:bCs/>
-          <w:sz w:val="22"/>
-          <w:szCs w:val="22"/>
-        </w:rPr>
-      </w:pPr>
-    </w:p>
-    <w:p>
-      <w:pPr>
-        <w:rPr>
-          <w:rFonts w:ascii="Times New Roman" w:hAnsi="Times New Roman" w:cs="Times New Roman"/>
-          <w:b/>
-          <w:bCs/>
-          <w:sz w:val="22"/>
-          <w:szCs w:val="22"/>
-        </w:rPr>
-      </w:pPr>
-      <w:r>
-        <w:rPr>
-          <w:rFonts w:ascii="Times New Roman" w:hAnsi="Times New Roman" w:cs="Times New Roman"/>
-          <w:b/>
-          <w:bCs/>
-          <w:sz w:val="22"/>
-          <w:szCs w:val="22"/>
-        </w:rPr>
-        <w:t>Lines 242-244 It may be clearer to describe “total relative abundance” rather than “total contribution” in this context for clarity.</w:t>
-      </w:r>
-      <w:r>
-        <w:rPr>
-          <w:rFonts w:ascii="Times New Roman" w:hAnsi="Times New Roman" w:cs="Times New Roman"/>
-          <w:b/>
-          <w:bCs/>
-          <w:sz w:val="22"/>
-          <w:szCs w:val="22"/>
-        </w:rPr>
-        <w:br/>
-      </w:r>
-      <w:r>
-        <w:rPr>
-          <w:rFonts w:ascii="Times New Roman" w:hAnsi="Times New Roman" w:cs="Times New Roman"/>
-          <w:b/>
-          <w:bCs/>
-          <w:sz w:val="22"/>
-          <w:szCs w:val="22"/>
-        </w:rPr>
-        <w:br/>
-      </w:r>
-      <w:r>
-        <w:rPr>
-          <w:rFonts w:ascii="Times New Roman" w:hAnsi="Times New Roman" w:cs="Times New Roman"/>
-          <w:b/>
-          <w:bCs/>
-          <w:sz w:val="22"/>
-          <w:szCs w:val="22"/>
-        </w:rPr>
-        <w:tab/>
-      </w:r>
-      <w:r>
-        <w:rPr>
-          <w:rFonts w:ascii="Times New Roman" w:hAnsi="Times New Roman" w:cs="Times New Roman"/>
-          <w:sz w:val="22"/>
-          <w:szCs w:val="22"/>
-        </w:rPr>
-        <w:t>We changed the wording to be “total relative abundance”</w:t>
-      </w:r>
-      <w:r>
-        <w:rPr>
-          <w:rFonts w:ascii="Times New Roman" w:hAnsi="Times New Roman" w:cs="Times New Roman"/>
-          <w:b/>
-          <w:bCs/>
-          <w:sz w:val="22"/>
-          <w:szCs w:val="22"/>
-        </w:rPr>
-        <w:t xml:space="preserve"> </w:t>
-      </w:r>
-    </w:p>
-    <w:p>
-      <w:pPr>
-        <w:ind w:left="720"/>
-        <w:rPr>
-          <w:rFonts w:ascii="Times New Roman" w:hAnsi="Times New Roman" w:cs="Times New Roman"/>
-          <w:b/>
-          <w:bCs/>
-          <w:i/>
-          <w:iCs/>
-          <w:sz w:val="22"/>
-          <w:szCs w:val="22"/>
-        </w:rPr>
-      </w:pPr>
-      <w:r>
-        <w:rPr>
-          <w:rFonts w:ascii="Times New Roman" w:hAnsi="Times New Roman" w:cs="Times New Roman"/>
-          <w:b/>
-          <w:bCs/>
-          <w:i/>
-          <w:iCs/>
-          <w:sz w:val="22"/>
-          <w:szCs w:val="22"/>
-        </w:rPr>
-        <w:t xml:space="preserve">Line _____: </w:t>
-      </w:r>
-      <w:r>
-        <w:rPr>
-          <w:rFonts w:ascii="Times New Roman" w:hAnsi="Times New Roman" w:cs="Times New Roman"/>
-          <w:b/>
-          <w:bCs/>
-          <w:i/>
-          <w:iCs/>
-          <w:sz w:val="22"/>
-          <w:szCs w:val="22"/>
-        </w:rPr>
-        <w:t>“</w:t>
-      </w:r>
-      <w:r>
-        <w:rPr>
-          <w:rFonts w:ascii="Times New Roman" w:hAnsi="Times New Roman" w:cs="Times New Roman"/>
-          <w:i/>
-          <w:iCs/>
-          <w:sz w:val="22"/>
-          <w:szCs w:val="22"/>
-        </w:rPr>
-        <w:t xml:space="preserve">On average, group one, comprised of the furthest upstream populations, received 22.6% of its total relative </w:t>
-      </w:r>
-      <w:proofErr w:type="gramStart"/>
-      <w:r>
-        <w:rPr>
-          <w:rFonts w:ascii="Times New Roman" w:hAnsi="Times New Roman" w:cs="Times New Roman"/>
-          <w:i/>
-          <w:iCs/>
-          <w:sz w:val="22"/>
-          <w:szCs w:val="22"/>
-        </w:rPr>
-        <w:t>abundance  within</w:t>
-      </w:r>
-      <w:proofErr w:type="gramEnd"/>
-      <w:r>
-        <w:rPr>
-          <w:rFonts w:ascii="Times New Roman" w:hAnsi="Times New Roman" w:cs="Times New Roman"/>
-          <w:i/>
-          <w:iCs/>
-          <w:sz w:val="22"/>
-          <w:szCs w:val="22"/>
-        </w:rPr>
-        <w:t xml:space="preserve"> the front-end closure window…” </w:t>
-      </w:r>
-    </w:p>
-    <w:p>
-      <w:pPr>
-        <w:rPr>
-          <w:rFonts w:ascii="Times New Roman" w:hAnsi="Times New Roman" w:cs="Times New Roman"/>
-          <w:b/>
-          <w:bCs/>
-          <w:sz w:val="22"/>
-          <w:szCs w:val="22"/>
-        </w:rPr>
-      </w:pPr>
-    </w:p>
-    <w:p>
-      <w:pPr>
-        <w:rPr>
-          <w:rFonts w:ascii="Times New Roman" w:hAnsi="Times New Roman" w:cs="Times New Roman"/>
-          <w:b/>
-          <w:bCs/>
-          <w:sz w:val="22"/>
-          <w:szCs w:val="22"/>
-        </w:rPr>
-      </w:pPr>
-      <w:r>
-        <w:rPr>
-          <w:rFonts w:ascii="Times New Roman" w:hAnsi="Times New Roman" w:cs="Times New Roman"/>
-          <w:b/>
-          <w:bCs/>
-          <w:sz w:val="22"/>
-          <w:szCs w:val="22"/>
-        </w:rPr>
-        <w:t>Line 249 For clarity, I recommend rephrasing “… a much larger range of protection across our dataset…” with “… a much larger range of relative abundance protected… “</w:t>
-      </w:r>
-      <w:r>
-        <w:rPr>
-          <w:rFonts w:ascii="Times New Roman" w:hAnsi="Times New Roman" w:cs="Times New Roman"/>
-          <w:b/>
-          <w:bCs/>
-          <w:sz w:val="22"/>
-          <w:szCs w:val="22"/>
-        </w:rPr>
-        <w:br/>
-      </w:r>
-      <w:r>
-        <w:rPr>
-          <w:rFonts w:ascii="Times New Roman" w:hAnsi="Times New Roman" w:cs="Times New Roman"/>
-          <w:b/>
-          <w:bCs/>
-          <w:sz w:val="22"/>
-          <w:szCs w:val="22"/>
-        </w:rPr>
-        <w:br/>
-      </w:r>
-      <w:r>
-        <w:rPr>
-          <w:rFonts w:ascii="Times New Roman" w:hAnsi="Times New Roman" w:cs="Times New Roman"/>
-          <w:b/>
-          <w:bCs/>
-          <w:sz w:val="22"/>
-          <w:szCs w:val="22"/>
-        </w:rPr>
-        <w:tab/>
-      </w:r>
-      <w:r>
-        <w:rPr>
-          <w:rFonts w:ascii="Times New Roman" w:hAnsi="Times New Roman" w:cs="Times New Roman"/>
-          <w:sz w:val="22"/>
-          <w:szCs w:val="22"/>
-        </w:rPr>
-        <w:t>We rephrased this</w:t>
-      </w:r>
-      <w:r>
-        <w:rPr>
-          <w:rFonts w:ascii="Times New Roman" w:hAnsi="Times New Roman" w:cs="Times New Roman"/>
-          <w:sz w:val="22"/>
-          <w:szCs w:val="22"/>
-        </w:rPr>
-        <w:t xml:space="preserve"> </w:t>
-      </w:r>
-      <w:proofErr w:type="spellStart"/>
-      <w:r>
-        <w:rPr>
-          <w:rFonts w:ascii="Times New Roman" w:hAnsi="Times New Roman" w:cs="Times New Roman"/>
-          <w:sz w:val="22"/>
-          <w:szCs w:val="22"/>
-        </w:rPr>
-        <w:t>sentance</w:t>
-      </w:r>
-      <w:proofErr w:type="spellEnd"/>
-      <w:r>
-        <w:rPr>
-          <w:rFonts w:ascii="Times New Roman" w:hAnsi="Times New Roman" w:cs="Times New Roman"/>
-          <w:sz w:val="22"/>
-          <w:szCs w:val="22"/>
-        </w:rPr>
-        <w:t xml:space="preserve"> to the suggested phrasing</w:t>
-      </w:r>
-      <w:r>
-        <w:rPr>
-          <w:rFonts w:ascii="Times New Roman" w:hAnsi="Times New Roman" w:cs="Times New Roman"/>
-          <w:b/>
-          <w:bCs/>
-          <w:sz w:val="22"/>
-          <w:szCs w:val="22"/>
-        </w:rPr>
-        <w:t xml:space="preserve"> </w:t>
-      </w:r>
-    </w:p>
-    <w:p>
-      <w:pPr>
-        <w:ind w:left="720"/>
-        <w:rPr>
-          <w:rFonts w:ascii="Times New Roman" w:hAnsi="Times New Roman" w:cs="Times New Roman"/>
-          <w:b/>
-          <w:bCs/>
-          <w:i/>
-          <w:iCs/>
-          <w:sz w:val="22"/>
-          <w:szCs w:val="22"/>
-        </w:rPr>
-      </w:pPr>
-      <w:r>
-        <w:rPr>
-          <w:rFonts w:ascii="Times New Roman" w:hAnsi="Times New Roman" w:cs="Times New Roman"/>
-          <w:i/>
-          <w:iCs/>
-          <w:sz w:val="22"/>
-          <w:szCs w:val="22"/>
-        </w:rPr>
-        <w:t>Line ___ “</w:t>
-      </w:r>
-      <w:r>
-        <w:rPr>
-          <w:rFonts w:ascii="Times New Roman" w:hAnsi="Times New Roman" w:cs="Times New Roman"/>
-          <w:i/>
-          <w:iCs/>
-          <w:sz w:val="22"/>
-          <w:szCs w:val="22"/>
-        </w:rPr>
-        <w:t>In contrast, upstream groups displayed a much larger range of relative abundance protected across our dataset…</w:t>
-      </w:r>
-      <w:r>
-        <w:rPr>
-          <w:rFonts w:ascii="Times New Roman" w:hAnsi="Times New Roman" w:cs="Times New Roman"/>
-          <w:i/>
-          <w:iCs/>
-          <w:sz w:val="22"/>
-          <w:szCs w:val="22"/>
-        </w:rPr>
-        <w:t>”</w:t>
-      </w:r>
-    </w:p>
-    <w:p>
-      <w:pPr>
-        <w:ind w:left="720"/>
-        <w:rPr>
-          <w:rFonts w:ascii="Times New Roman" w:hAnsi="Times New Roman" w:cs="Times New Roman"/>
-          <w:b/>
-          <w:bCs/>
-          <w:sz w:val="22"/>
-          <w:szCs w:val="22"/>
-        </w:rPr>
-      </w:pPr>
-    </w:p>
-    <w:p>
-      <w:pPr>
-        <w:rPr>
-          <w:rFonts w:ascii="Times New Roman" w:hAnsi="Times New Roman" w:cs="Times New Roman"/>
-          <w:b/>
-          <w:bCs/>
-          <w:sz w:val="22"/>
-          <w:szCs w:val="22"/>
-        </w:rPr>
-      </w:pPr>
-      <w:r>
-        <w:rPr>
-          <w:rFonts w:ascii="Times New Roman" w:hAnsi="Times New Roman" w:cs="Times New Roman"/>
-          <w:b/>
-          <w:bCs/>
-          <w:sz w:val="22"/>
-          <w:szCs w:val="22"/>
-        </w:rPr>
-        <w:t xml:space="preserve">Line 261-263 Consider adding the more explicit context to the sentence below that </w:t>
-      </w:r>
-      <w:proofErr w:type="gramStart"/>
-      <w:r>
-        <w:rPr>
-          <w:rFonts w:ascii="Times New Roman" w:hAnsi="Times New Roman" w:cs="Times New Roman"/>
-          <w:b/>
-          <w:bCs/>
-          <w:sz w:val="22"/>
-          <w:szCs w:val="22"/>
-        </w:rPr>
-        <w:t>the no</w:t>
-      </w:r>
-      <w:proofErr w:type="gramEnd"/>
-      <w:r>
-        <w:rPr>
-          <w:rFonts w:ascii="Times New Roman" w:hAnsi="Times New Roman" w:cs="Times New Roman"/>
-          <w:b/>
-          <w:bCs/>
-          <w:sz w:val="22"/>
-          <w:szCs w:val="22"/>
-        </w:rPr>
-        <w:t xml:space="preserve"> change in minimum protection means that in some years increasing the duration of the </w:t>
-      </w:r>
-      <w:proofErr w:type="gramStart"/>
-      <w:r>
-        <w:rPr>
-          <w:rFonts w:ascii="Times New Roman" w:hAnsi="Times New Roman" w:cs="Times New Roman"/>
-          <w:b/>
-          <w:bCs/>
-          <w:sz w:val="22"/>
-          <w:szCs w:val="22"/>
-        </w:rPr>
-        <w:t>front end</w:t>
-      </w:r>
-      <w:proofErr w:type="gramEnd"/>
-      <w:r>
-        <w:rPr>
-          <w:rFonts w:ascii="Times New Roman" w:hAnsi="Times New Roman" w:cs="Times New Roman"/>
-          <w:b/>
-          <w:bCs/>
-          <w:sz w:val="22"/>
-          <w:szCs w:val="22"/>
-        </w:rPr>
-        <w:t xml:space="preserve"> closure would have no conservation benefit. This could be done with a very minor addition: “Importantly, </w:t>
-      </w:r>
-      <w:r>
-        <w:rPr>
-          <w:rFonts w:ascii="Times New Roman" w:hAnsi="Times New Roman" w:cs="Times New Roman"/>
-          <w:b/>
-          <w:bCs/>
-          <w:sz w:val="22"/>
-          <w:szCs w:val="22"/>
-        </w:rPr>
-        <w:lastRenderedPageBreak/>
-        <w:t xml:space="preserve">the minimum protection values in the three-day extension scenario were similar to the results of the currently implemented closure, indicating that in select years extending front end closure by three days would not provide additional conservation </w:t>
-      </w:r>
-      <w:proofErr w:type="spellStart"/>
-      <w:r>
-        <w:rPr>
-          <w:rFonts w:ascii="Times New Roman" w:hAnsi="Times New Roman" w:cs="Times New Roman"/>
-          <w:b/>
-          <w:bCs/>
-          <w:sz w:val="22"/>
-          <w:szCs w:val="22"/>
-        </w:rPr>
-        <w:t>benefit.”This</w:t>
-      </w:r>
-      <w:proofErr w:type="spellEnd"/>
-      <w:r>
-        <w:rPr>
-          <w:rFonts w:ascii="Times New Roman" w:hAnsi="Times New Roman" w:cs="Times New Roman"/>
-          <w:b/>
-          <w:bCs/>
-          <w:sz w:val="22"/>
-          <w:szCs w:val="22"/>
-        </w:rPr>
-        <w:t xml:space="preserve"> addition for context, would help better set up the discussion in the subsequent lines about the sensitivity of the minimum protection values to the front end closure alternatives.</w:t>
-      </w:r>
-    </w:p>
-    <w:p>
-      <w:pPr>
-        <w:ind w:left="720"/>
-        <w:rPr>
-          <w:rFonts w:ascii="Times New Roman" w:hAnsi="Times New Roman" w:cs="Times New Roman"/>
-          <w:sz w:val="22"/>
-          <w:szCs w:val="22"/>
-        </w:rPr>
-      </w:pPr>
-      <w:r>
-        <w:rPr>
-          <w:rFonts w:ascii="Times New Roman" w:hAnsi="Times New Roman" w:cs="Times New Roman"/>
-          <w:sz w:val="22"/>
-          <w:szCs w:val="22"/>
-        </w:rPr>
-        <w:t xml:space="preserve">We implemented the above suggested amendment to the sentence to more clearly highlight the lack of additional conservation benefit from the extended closure duration. </w:t>
-      </w:r>
-    </w:p>
-    <w:p>
-      <w:pPr>
-        <w:ind w:left="720"/>
-        <w:rPr>
-          <w:rFonts w:ascii="Times New Roman" w:hAnsi="Times New Roman" w:cs="Times New Roman"/>
-          <w:i/>
-          <w:iCs/>
-          <w:sz w:val="22"/>
-          <w:szCs w:val="22"/>
-        </w:rPr>
-      </w:pPr>
-      <w:r>
-        <w:rPr>
-          <w:rFonts w:ascii="Times New Roman" w:hAnsi="Times New Roman" w:cs="Times New Roman"/>
-          <w:i/>
-          <w:iCs/>
-          <w:sz w:val="22"/>
-          <w:szCs w:val="22"/>
-        </w:rPr>
-        <w:t xml:space="preserve">Line ___ </w:t>
       </w:r>
       <w:proofErr w:type="gramStart"/>
       <w:r>
@@ -11138,14 +12315,6 @@
         </w:rPr>
         <w:t xml:space="preserve">We added a new paragraph break where suggested </w:t>
       </w:r>
-      <w:r>
-        <w:rPr>
-          <w:rFonts w:ascii="Times New Roman" w:hAnsi="Times New Roman" w:cs="Times New Roman"/>
-          <w:sz w:val="22"/>
-          <w:szCs w:val="22"/>
-        </w:rPr>
-        <w:t xml:space="preserve">, line ____ </w:t>
-      </w:r>
     </w:p>
     <w:p>
       <w:pPr>
@@ -11232,12 +12401,34 @@
       <w:r>
         <w:rPr>
           <w:rFonts w:ascii="Times New Roman" w:hAnsi="Times New Roman" w:cs="Times New Roman"/>
-          <w:i/>
-          <w:iCs/>
-          <w:sz w:val="22"/>
-          <w:szCs w:val="22"/>
-        </w:rPr>
-        <w:t xml:space="preserve">Line ____ </w:t>
+          <w:b/>
+          <w:bCs/>
+          <w:sz w:val="22"/>
+          <w:szCs w:val="22"/>
+          <w:u w:val="single"/>
+        </w:rPr>
+        <w:t xml:space="preserve">Line </w:t>
+      </w:r>
+      <w:r>
+        <w:rPr>
+          <w:rFonts w:ascii="Times New Roman" w:hAnsi="Times New Roman" w:cs="Times New Roman"/>
+          <w:b/>
+          <w:bCs/>
+          <w:sz w:val="22"/>
+          <w:szCs w:val="22"/>
+          <w:u w:val="single"/>
+        </w:rPr>
+        <w:t>326</w:t>
+      </w:r>
+      <w:r>
+        <w:rPr>
+          <w:rFonts w:ascii="Times New Roman" w:hAnsi="Times New Roman" w:cs="Times New Roman"/>
+          <w:i/>
+          <w:iCs/>
+          <w:sz w:val="22"/>
+          <w:szCs w:val="22"/>
+        </w:rPr>
+        <w:t xml:space="preserve"> </w:t>
       </w:r>
       <w:proofErr w:type="gramStart"/>
       <w:r>
@@ -11315,60 +12506,118 @@
       <w:r>
         <w:rPr>
           <w:rFonts w:ascii="Times New Roman" w:hAnsi="Times New Roman" w:cs="Times New Roman"/>
-          <w:sz w:val="22"/>
-          <w:szCs w:val="22"/>
-        </w:rPr>
-        <w:t>Line ___</w:t>
+          <w:b/>
+          <w:bCs/>
+          <w:sz w:val="22"/>
+          <w:szCs w:val="22"/>
+          <w:u w:val="single"/>
+        </w:rPr>
+        <w:t xml:space="preserve">Line </w:t>
+      </w:r>
+      <w:r>
+        <w:rPr>
+          <w:rFonts w:ascii="Times New Roman" w:hAnsi="Times New Roman" w:cs="Times New Roman"/>
+          <w:b/>
+          <w:bCs/>
+          <w:sz w:val="22"/>
+          <w:szCs w:val="22"/>
+          <w:u w:val="single"/>
+        </w:rPr>
+        <w:t>336</w:t>
+      </w:r>
+      <w:r>
+        <w:rPr>
+          <w:rFonts w:ascii="Times New Roman" w:hAnsi="Times New Roman" w:cs="Times New Roman"/>
+          <w:b/>
+          <w:bCs/>
+          <w:sz w:val="22"/>
+          <w:szCs w:val="22"/>
+          <w:u w:val="single"/>
+        </w:rPr>
+        <w:t>:</w:t>
+      </w:r>
+      <w:r>
+        <w:rPr>
+          <w:rFonts w:ascii="Times New Roman" w:hAnsi="Times New Roman" w:cs="Times New Roman"/>
+          <w:sz w:val="22"/>
+          <w:szCs w:val="22"/>
+        </w:rPr>
+        <w:t xml:space="preserve"> </w:t>
+      </w:r>
+      <w:r>
+        <w:rPr>
+          <w:rFonts w:ascii="Times New Roman" w:hAnsi="Times New Roman" w:cs="Times New Roman"/>
+          <w:i/>
+          <w:iCs/>
+          <w:sz w:val="22"/>
+          <w:szCs w:val="22"/>
+        </w:rPr>
+        <w:t>“This relationship was consistent throughout our multi-year dataset (2017-2022) despite variation in the overall migration timing</w:t>
+      </w:r>
+      <w:r>
+        <w:rPr>
+          <w:rFonts w:ascii="Times New Roman" w:hAnsi="Times New Roman" w:cs="Times New Roman"/>
+          <w:i/>
+          <w:iCs/>
+          <w:sz w:val="22"/>
+          <w:szCs w:val="22"/>
+        </w:rPr>
+        <w:t>”</w:t>
+      </w:r>
+    </w:p>
+    <w:p>
+      <w:pPr>
+        <w:rPr>
+          <w:rFonts w:ascii="Times New Roman" w:hAnsi="Times New Roman" w:cs="Times New Roman"/>
+          <w:b/>
+          <w:bCs/>
+          <w:sz w:val="22"/>
+          <w:szCs w:val="22"/>
+        </w:rPr>
+      </w:pPr>
+    </w:p>
+    <w:p>
+      <w:pPr>
+        <w:rPr>
+          <w:rFonts w:ascii="Times New Roman" w:hAnsi="Times New Roman" w:cs="Times New Roman"/>
+          <w:b/>
+          <w:bCs/>
+          <w:sz w:val="22"/>
+          <w:szCs w:val="22"/>
+        </w:rPr>
+      </w:pPr>
+      <w:r>
+        <w:rPr>
+          <w:rFonts w:ascii="Times New Roman" w:hAnsi="Times New Roman" w:cs="Times New Roman"/>
+          <w:b/>
+          <w:bCs/>
+          <w:sz w:val="22"/>
+          <w:szCs w:val="22"/>
+        </w:rPr>
+        <w:lastRenderedPageBreak/>
+        <w:t xml:space="preserve">Line 326 When discussing the potential cost to harvest opportunity of the </w:t>
       </w:r>
       <w:proofErr w:type="gramStart"/>
       <w:r>
         <w:rPr>
           <w:rFonts w:ascii="Times New Roman" w:hAnsi="Times New Roman" w:cs="Times New Roman"/>
-          <w:sz w:val="22"/>
-          <w:szCs w:val="22"/>
-        </w:rPr>
-        <w:t>_ :</w:t>
+          <w:b/>
+          <w:bCs/>
+          <w:sz w:val="22"/>
+          <w:szCs w:val="22"/>
+        </w:rPr>
+        <w:t>front end</w:t>
       </w:r>
       <w:proofErr w:type="gramEnd"/>
       <w:r>
         <w:rPr>
           <w:rFonts w:ascii="Times New Roman" w:hAnsi="Times New Roman" w:cs="Times New Roman"/>
-          <w:sz w:val="22"/>
-          <w:szCs w:val="22"/>
-        </w:rPr>
-        <w:t xml:space="preserve"> “This relationship was consistent throughout our multi-year dataset (2017-2022) despite variation in the overall migration timing</w:t>
-      </w:r>
-    </w:p>
-    <w:p>
-      <w:pPr>
-        <w:rPr>
-          <w:rFonts w:ascii="Times New Roman" w:hAnsi="Times New Roman" w:cs="Times New Roman"/>
-          <w:b/>
-          <w:bCs/>
-          <w:sz w:val="22"/>
-          <w:szCs w:val="22"/>
-        </w:rPr>
-      </w:pPr>
-    </w:p>
-    <w:p>
-      <w:pPr>
-        <w:rPr>
-          <w:rFonts w:ascii="Times New Roman" w:hAnsi="Times New Roman" w:cs="Times New Roman"/>
-          <w:b/>
-          <w:bCs/>
-          <w:sz w:val="22"/>
-          <w:szCs w:val="22"/>
-        </w:rPr>
-      </w:pPr>
-      <w:r>
-        <w:rPr>
-          <w:rFonts w:ascii="Times New Roman" w:hAnsi="Times New Roman" w:cs="Times New Roman"/>
-          <w:b/>
-          <w:bCs/>
-          <w:sz w:val="22"/>
-          <w:szCs w:val="22"/>
-        </w:rPr>
-        <w:t xml:space="preserve">Line 326 When discussing the potential cost to harvest opportunity of the </w:t>
+          <w:b/>
+          <w:bCs/>
+          <w:sz w:val="22"/>
+          <w:szCs w:val="22"/>
+        </w:rPr>
+        <w:t xml:space="preserve"> closure it would be useful to add the range across years in the total potential harvest falling within the </w:t>
       </w:r>
       <w:proofErr w:type="gramStart"/>
       <w:r>
@@ -11390,7 +12639,38 @@
           <w:sz w:val="22"/>
           <w:szCs w:val="22"/>
         </w:rPr>
-        <w:t xml:space="preserve"> closure it would be useful to add the range across years in the total potential harvest falling within the </w:t>
+        <w:t xml:space="preserve"> closure window in addition to the average (12%).</w:t>
+      </w:r>
+    </w:p>
+    <w:p>
+      <w:pPr>
+        <w:rPr>
+          <w:rFonts w:ascii="Times New Roman" w:hAnsi="Times New Roman" w:cs="Times New Roman"/>
+          <w:b/>
+          <w:bCs/>
+          <w:sz w:val="22"/>
+          <w:szCs w:val="22"/>
+        </w:rPr>
+      </w:pPr>
+      <w:r>
+        <w:rPr>
+          <w:rFonts w:ascii="Times New Roman" w:hAnsi="Times New Roman" w:cs="Times New Roman"/>
+          <w:b/>
+          <w:bCs/>
+          <w:sz w:val="22"/>
+          <w:szCs w:val="22"/>
+        </w:rPr>
+        <w:t>Line 329 Similar to the recommendation above, it would be useful to indicate the min-max range of the additional potential harvest falling within the closure window, across years.</w:t>
+      </w:r>
+      <w:r>
+        <w:rPr>
+          <w:rFonts w:ascii="Times New Roman" w:hAnsi="Times New Roman" w:cs="Times New Roman"/>
+          <w:b/>
+          <w:bCs/>
+          <w:sz w:val="22"/>
+          <w:szCs w:val="22"/>
+        </w:rPr>
+        <w:t xml:space="preserve"> </w:t>
       </w:r>
       <w:proofErr w:type="gramStart"/>
       <w:r>
@@ -11401,7 +12681,7 @@
           <w:sz w:val="22"/>
           <w:szCs w:val="22"/>
         </w:rPr>
-        <w:t>front end</w:t>
+        <w:t>Including</w:t>
       </w:r>
       <w:proofErr w:type="gramEnd"/>
       <w:r>
@@ -11412,50 +12692,90 @@
           <w:sz w:val="22"/>
           <w:szCs w:val="22"/>
         </w:rPr>
-        <w:t xml:space="preserve"> closure window in addition to the average (12%).</w:t>
-      </w:r>
-    </w:p>
-    <w:p>
-      <w:pPr>
-        <w:rPr>
-          <w:rFonts w:ascii="Times New Roman" w:hAnsi="Times New Roman" w:cs="Times New Roman"/>
-          <w:b/>
-          <w:bCs/>
-          <w:sz w:val="22"/>
-          <w:szCs w:val="22"/>
-        </w:rPr>
-      </w:pPr>
-      <w:r>
-        <w:rPr>
-          <w:rFonts w:ascii="Times New Roman" w:hAnsi="Times New Roman" w:cs="Times New Roman"/>
-          <w:b/>
-          <w:bCs/>
-          <w:sz w:val="22"/>
-          <w:szCs w:val="22"/>
-        </w:rPr>
-        <w:lastRenderedPageBreak/>
-        <w:t>Line 329 Similar to the recommendation above, it would be useful to indicate the min-max range of the additional potential harvest falling within the closure window, across years.</w:t>
-      </w:r>
-      <w:r>
-        <w:rPr>
-          <w:rFonts w:ascii="Times New Roman" w:hAnsi="Times New Roman" w:cs="Times New Roman"/>
-          <w:b/>
-          <w:bCs/>
+        <w:t xml:space="preserve"> the ranges as suggested in the two comments above would highlight the heterogeneity in conservation costs to harvest opportunity among years, an understanding of which is one of the major benefits of this multiyear study.</w:t>
+      </w:r>
+    </w:p>
+    <w:p>
+      <w:pPr>
+        <w:ind w:firstLine="720"/>
+        <w:rPr>
+          <w:rFonts w:ascii="Times New Roman" w:hAnsi="Times New Roman" w:cs="Times New Roman"/>
+          <w:b/>
+          <w:bCs/>
+          <w:sz w:val="22"/>
+          <w:szCs w:val="22"/>
+        </w:rPr>
+      </w:pPr>
+      <w:r>
+        <w:rPr>
+          <w:rFonts w:ascii="Times New Roman" w:hAnsi="Times New Roman" w:cs="Times New Roman"/>
+          <w:b/>
+          <w:bCs/>
+          <w:sz w:val="22"/>
+          <w:szCs w:val="22"/>
+        </w:rPr>
+        <w:t xml:space="preserve">We added the ranges for each mean values here </w:t>
+      </w:r>
+    </w:p>
+    <w:p>
+      <w:pPr>
+        <w:ind w:left="720"/>
+        <w:rPr>
+          <w:rFonts w:ascii="Times New Roman" w:hAnsi="Times New Roman" w:cs="Times New Roman"/>
+          <w:b/>
+          <w:bCs/>
+          <w:i/>
+          <w:iCs/>
+          <w:sz w:val="22"/>
+          <w:szCs w:val="22"/>
+        </w:rPr>
+      </w:pPr>
+      <w:r>
+        <w:rPr>
+          <w:rFonts w:ascii="Times New Roman" w:hAnsi="Times New Roman" w:cs="Times New Roman"/>
+          <w:b/>
+          <w:bCs/>
+          <w:sz w:val="22"/>
+          <w:szCs w:val="22"/>
+          <w:u w:val="single"/>
+        </w:rPr>
+        <w:t xml:space="preserve">Line </w:t>
+      </w:r>
+      <w:proofErr w:type="gramStart"/>
+      <w:r>
+        <w:rPr>
+          <w:rFonts w:ascii="Times New Roman" w:hAnsi="Times New Roman" w:cs="Times New Roman"/>
+          <w:b/>
+          <w:bCs/>
+          <w:sz w:val="22"/>
+          <w:szCs w:val="22"/>
+          <w:u w:val="single"/>
+        </w:rPr>
+        <w:t>400</w:t>
+      </w:r>
+      <w:r>
+        <w:rPr>
+          <w:rFonts w:ascii="Times New Roman" w:hAnsi="Times New Roman" w:cs="Times New Roman"/>
+          <w:b/>
+          <w:bCs/>
+          <w:i/>
+          <w:iCs/>
           <w:sz w:val="22"/>
           <w:szCs w:val="22"/>
         </w:rPr>
         <w:t xml:space="preserve"> </w:t>
       </w:r>
-      <w:proofErr w:type="gramStart"/>
-      <w:r>
-        <w:rPr>
-          <w:rFonts w:ascii="Times New Roman" w:hAnsi="Times New Roman" w:cs="Times New Roman"/>
-          <w:b/>
-          <w:bCs/>
-          <w:sz w:val="22"/>
-          <w:szCs w:val="22"/>
-        </w:rPr>
-        <w:t>Including</w:t>
+      <w:r>
+        <w:rPr>
+          <w:rFonts w:ascii="Times New Roman" w:hAnsi="Times New Roman" w:cs="Times New Roman"/>
+          <w:b/>
+          <w:bCs/>
+          <w:i/>
+          <w:iCs/>
+          <w:sz w:val="22"/>
+          <w:szCs w:val="22"/>
+        </w:rPr>
+        <w:t xml:space="preserve"> “</w:t>
       </w:r>
       <w:proofErr w:type="gramEnd"/>
       <w:r>
@@ -11463,92 +12783,22 @@
           <w:rFonts w:ascii="Times New Roman" w:hAnsi="Times New Roman" w:cs="Times New Roman"/>
           <w:b/>
           <w:bCs/>
-          <w:sz w:val="22"/>
-          <w:szCs w:val="22"/>
-        </w:rPr>
-        <w:t xml:space="preserve"> the ranges as suggested in the two comments above would highlight the heterogeneity in conservation costs to harvest opportunity among years, an understanding of which is one of the major benefits of this multiyear study.</w:t>
-      </w:r>
-    </w:p>
-    <w:p>
-      <w:pPr>
-        <w:ind w:firstLine="720"/>
-        <w:rPr>
-          <w:rFonts w:ascii="Times New Roman" w:hAnsi="Times New Roman" w:cs="Times New Roman"/>
-          <w:b/>
-          <w:bCs/>
-          <w:sz w:val="22"/>
-          <w:szCs w:val="22"/>
-        </w:rPr>
-      </w:pPr>
-      <w:r>
-        <w:rPr>
-          <w:rFonts w:ascii="Times New Roman" w:hAnsi="Times New Roman" w:cs="Times New Roman"/>
-          <w:b/>
-          <w:bCs/>
-          <w:sz w:val="22"/>
-          <w:szCs w:val="22"/>
-        </w:rPr>
-        <w:t xml:space="preserve">We added the ranges for each mean values here </w:t>
-      </w:r>
-    </w:p>
-    <w:p>
-      <w:pPr>
-        <w:ind w:left="720"/>
-        <w:rPr>
-          <w:rFonts w:ascii="Times New Roman" w:hAnsi="Times New Roman" w:cs="Times New Roman"/>
-          <w:b/>
-          <w:bCs/>
-          <w:i/>
-          <w:iCs/>
-          <w:sz w:val="22"/>
-          <w:szCs w:val="22"/>
-        </w:rPr>
-      </w:pPr>
-      <w:r>
-        <w:rPr>
-          <w:rFonts w:ascii="Times New Roman" w:hAnsi="Times New Roman" w:cs="Times New Roman"/>
-          <w:b/>
-          <w:bCs/>
-          <w:i/>
-          <w:iCs/>
-          <w:sz w:val="22"/>
-          <w:szCs w:val="22"/>
-        </w:rPr>
-        <w:t xml:space="preserve">Line ___ </w:t>
-      </w:r>
-      <w:proofErr w:type="gramStart"/>
-      <w:r>
-        <w:rPr>
-          <w:rFonts w:ascii="Times New Roman" w:hAnsi="Times New Roman" w:cs="Times New Roman"/>
-          <w:b/>
-          <w:bCs/>
-          <w:i/>
-          <w:iCs/>
-          <w:sz w:val="22"/>
-          <w:szCs w:val="22"/>
-        </w:rPr>
-        <w:t xml:space="preserve">“ </w:t>
-      </w:r>
-      <w:r>
-        <w:rPr>
-          <w:rFonts w:ascii="Times New Roman" w:hAnsi="Times New Roman" w:cs="Times New Roman"/>
-          <w:i/>
-          <w:iCs/>
-          <w:sz w:val="22"/>
-          <w:szCs w:val="22"/>
-        </w:rPr>
-        <w:t>,</w:t>
-      </w:r>
-      <w:proofErr w:type="gramEnd"/>
-      <w:r>
-        <w:rPr>
-          <w:rFonts w:ascii="Times New Roman" w:hAnsi="Times New Roman" w:cs="Times New Roman"/>
-          <w:i/>
-          <w:iCs/>
-          <w:sz w:val="22"/>
-          <w:szCs w:val="22"/>
-        </w:rPr>
-        <w:t xml:space="preserve"> the front-end closure on the Kuskokwim resulted in 12% (range = 4.9% - 20.3%) of the total potential harvest falling within the closure window. Although the three-day and six-day extensions did improve both the minimum and average protection afforded to upper watershed groups, they also resulted in an additional 6% (range = 2.6% – 9.7%) and 13% (range = 7.0% – 19.3%)”</w:t>
+          <w:i/>
+          <w:iCs/>
+          <w:sz w:val="22"/>
+          <w:szCs w:val="22"/>
+        </w:rPr>
+        <w:t xml:space="preserve"> </w:t>
+      </w:r>
+      <w:r>
+        <w:rPr>
+          <w:rFonts w:ascii="Times New Roman" w:hAnsi="Times New Roman" w:cs="Times New Roman"/>
+          <w:i/>
+          <w:iCs/>
+          <w:sz w:val="22"/>
+          <w:szCs w:val="22"/>
+        </w:rPr>
+        <w:t>, the front-end closure on the Kuskokwim resulted in 12% (range = 4.9% - 20.3%) of the total potential harvest falling within the closure window. Although the three-day and six-day extensions did improve both the minimum and average protection afforded to upper watershed groups, they also resulted in an additional 6% (range = 2.6% – 9.7%) and 13% (range = 7.0% – 19.3%)”</w:t>
       </w:r>
       <w:r>
         <w:rPr>
@@ -11657,8 +12907,30 @@
           <w:bCs/>
           <w:sz w:val="22"/>
           <w:szCs w:val="22"/>
-        </w:rPr>
-        <w:t xml:space="preserve">Line _____ </w:t>
+          <w:u w:val="single"/>
+        </w:rPr>
+        <w:t xml:space="preserve">Line </w:t>
+      </w:r>
+      <w:r>
+        <w:rPr>
+          <w:rFonts w:ascii="Times New Roman" w:hAnsi="Times New Roman" w:cs="Times New Roman"/>
+          <w:b/>
+          <w:bCs/>
+          <w:sz w:val="22"/>
+          <w:szCs w:val="22"/>
+          <w:u w:val="single"/>
+        </w:rPr>
+        <w:t>414:</w:t>
+      </w:r>
+      <w:r>
+        <w:rPr>
+          <w:rFonts w:ascii="Times New Roman" w:hAnsi="Times New Roman" w:cs="Times New Roman"/>
+          <w:b/>
+          <w:bCs/>
+          <w:sz w:val="22"/>
+          <w:szCs w:val="22"/>
+        </w:rPr>
+        <w:t xml:space="preserve"> </w:t>
       </w:r>
       <w:proofErr w:type="gramStart"/>
       <w:r>
@@ -11799,12 +13071,34 @@
       <w:r>
         <w:rPr>
           <w:rFonts w:ascii="Times New Roman" w:hAnsi="Times New Roman" w:cs="Times New Roman"/>
-          <w:i/>
-          <w:iCs/>
-          <w:sz w:val="22"/>
-          <w:szCs w:val="22"/>
-        </w:rPr>
-        <w:t xml:space="preserve">Line ___ </w:t>
+          <w:b/>
+          <w:bCs/>
+          <w:sz w:val="22"/>
+          <w:szCs w:val="22"/>
+          <w:u w:val="single"/>
+        </w:rPr>
+        <w:t>Line</w:t>
+      </w:r>
+      <w:r>
+        <w:rPr>
+          <w:rFonts w:ascii="Times New Roman" w:hAnsi="Times New Roman" w:cs="Times New Roman"/>
+          <w:b/>
+          <w:bCs/>
+          <w:sz w:val="22"/>
+          <w:szCs w:val="22"/>
+          <w:u w:val="single"/>
+        </w:rPr>
+        <w:t xml:space="preserve"> 417</w:t>
+      </w:r>
+      <w:r>
+        <w:rPr>
+          <w:rFonts w:ascii="Times New Roman" w:hAnsi="Times New Roman" w:cs="Times New Roman"/>
+          <w:i/>
+          <w:iCs/>
+          <w:sz w:val="22"/>
+          <w:szCs w:val="22"/>
+        </w:rPr>
+        <w:t xml:space="preserve"> </w:t>
       </w:r>
       <w:proofErr w:type="gramStart"/>
       <w:r>
@@ -11848,7 +13142,18 @@
           <w:sz w:val="22"/>
           <w:szCs w:val="22"/>
         </w:rPr>
-        <w:t xml:space="preserve"> by reducing the overall available harvest window but also by conflicting with the customs and traditions involved with subsistence harvest. The efficacy of management strategies such as front-end closures must therefore be evaluated in the context of ecosystem, fishery, and cultural dynamics to fully understand their role in maintaining basin-wide </w:t>
+        <w:t xml:space="preserve"> by reducing the overall available harvest window but also by conflicting with the customs and traditions involved with subsistence harvest. The efficacy of management strategies such as front-end closures must </w:t>
+      </w:r>
+      <w:r>
+        <w:rPr>
+          <w:rFonts w:ascii="Times New Roman" w:hAnsi="Times New Roman" w:cs="Times New Roman"/>
+          <w:i/>
+          <w:iCs/>
+          <w:sz w:val="22"/>
+          <w:szCs w:val="22"/>
+        </w:rPr>
+        <w:lastRenderedPageBreak/>
+        <w:t xml:space="preserve">therefore be evaluated in the context of ecosystem, fishery, and cultural dynamics to fully understand their role in maintaining basin-wide </w:t>
       </w:r>
       <w:proofErr w:type="gramStart"/>
       <w:r>
